--- a/docs/delivery/out/Пояснительная_записка_АИскра.docx
+++ b/docs/delivery/out/Пояснительная_записка_АИскра.docx
@@ -591,7 +591,7 @@
         </w:rPr>
         <w:t>5.5 Метрики достоверности ИИ-оценки</w:t>
         <w:tab/>
-        <w:t>14</w:t>
+        <w:t>15</w:t>
       </w:r>
     </w:p>
     <w:p>
@@ -610,7 +610,7 @@
         </w:rPr>
         <w:t>5.6 Поиск и выдержки из учебных материалов</w:t>
         <w:tab/>
-        <w:t>14</w:t>
+        <w:t>15</w:t>
       </w:r>
     </w:p>
     <w:p>
@@ -629,7 +629,7 @@
         </w:rPr>
         <w:t>6 Модель данных и справочники</w:t>
         <w:tab/>
-        <w:t>15</w:t>
+        <w:t>16</w:t>
       </w:r>
     </w:p>
     <w:p>
@@ -648,7 +648,7 @@
         </w:rPr>
         <w:t>6.1 Справочники</w:t>
         <w:tab/>
-        <w:t>15</w:t>
+        <w:t>16</w:t>
       </w:r>
     </w:p>
     <w:p>
@@ -667,7 +667,7 @@
         </w:rPr>
         <w:t>6.2 Таблицы базы данных</w:t>
         <w:tab/>
-        <w:t>15</w:t>
+        <w:t>16</w:t>
       </w:r>
     </w:p>
     <w:p>
@@ -686,7 +686,7 @@
         </w:rPr>
         <w:t>7 Описание программного интерфейса</w:t>
         <w:tab/>
-        <w:t>17</w:t>
+        <w:t>18</w:t>
       </w:r>
     </w:p>
     <w:p>
@@ -705,7 +705,7 @@
         </w:rPr>
         <w:t>8 Сборка, установка, настройка и восстановление</w:t>
         <w:tab/>
-        <w:t>18</w:t>
+        <w:t>19</w:t>
       </w:r>
     </w:p>
     <w:p>
@@ -724,7 +724,7 @@
         </w:rPr>
         <w:t>8.1 Требования к окружению</w:t>
         <w:tab/>
-        <w:t>18</w:t>
+        <w:t>19</w:t>
       </w:r>
     </w:p>
     <w:p>
@@ -743,7 +743,7 @@
         </w:rPr>
         <w:t>8.2 Сборка и установка</w:t>
         <w:tab/>
-        <w:t>18</w:t>
+        <w:t>19</w:t>
       </w:r>
     </w:p>
     <w:p>
@@ -762,7 +762,7 @@
         </w:rPr>
         <w:t>8.3 Настройка</w:t>
         <w:tab/>
-        <w:t>18</w:t>
+        <w:t>19</w:t>
       </w:r>
     </w:p>
     <w:p>
@@ -781,7 +781,7 @@
         </w:rPr>
         <w:t>8.4 Резервное копирование и восстановление</w:t>
         <w:tab/>
-        <w:t>18</w:t>
+        <w:t>19</w:t>
       </w:r>
     </w:p>
     <w:p>
@@ -800,7 +800,7 @@
         </w:rPr>
         <w:t>8.5 Обслуживание</w:t>
         <w:tab/>
-        <w:t>19</w:t>
+        <w:t>20</w:t>
       </w:r>
     </w:p>
     <w:p>
@@ -819,7 +819,7 @@
         </w:rPr>
         <w:t>9 Информационная безопасность</w:t>
         <w:tab/>
-        <w:t>20</w:t>
+        <w:t>21</w:t>
       </w:r>
     </w:p>
     <w:p>
@@ -838,7 +838,7 @@
         </w:rPr>
         <w:t>10 Условия и ограничения</w:t>
         <w:tab/>
-        <w:t>21</w:t>
+        <w:t>22</w:t>
       </w:r>
     </w:p>
     <w:p>
@@ -857,7 +857,7 @@
         </w:rPr>
         <w:t>10.1 Производительность</w:t>
         <w:tab/>
-        <w:t>21</w:t>
+        <w:t>22</w:t>
       </w:r>
     </w:p>
     <w:p>
@@ -876,7 +876,7 @@
         </w:rPr>
         <w:t>10.2 Условия эксплуатации</w:t>
         <w:tab/>
-        <w:t>21</w:t>
+        <w:t>22</w:t>
       </w:r>
     </w:p>
     <w:p>
@@ -895,7 +895,7 @@
         </w:rPr>
         <w:t>10.3 Ограничения прототипа</w:t>
         <w:tab/>
-        <w:t>21</w:t>
+        <w:t>22</w:t>
       </w:r>
     </w:p>
     <w:p>
@@ -914,7 +914,7 @@
         </w:rPr>
         <w:t>11 Соответствие требованиям технического задания</w:t>
         <w:tab/>
-        <w:t>23</w:t>
+        <w:t>24</w:t>
       </w:r>
     </w:p>
     <w:p>
@@ -933,7 +933,7 @@
         </w:rPr>
         <w:t>12 Перечень используемых библиотек</w:t>
         <w:tab/>
-        <w:t>31</w:t>
+        <w:t>32</w:t>
       </w:r>
     </w:p>
     <w:p>
@@ -952,7 +952,7 @@
         </w:rPr>
         <w:t>13 Приложение А. Перечень операций программного интерфейса</w:t>
         <w:tab/>
-        <w:t>33</w:t>
+        <w:t>34</w:t>
       </w:r>
     </w:p>
     <w:p>
@@ -5154,7 +5154,7 @@
                 <w:rFonts w:ascii="Times New Roman" w:hAnsi="Times New Roman"/>
                 <w:sz w:val="20"/>
               </w:rPr>
-              <w:t xml:space="preserve">1 в пределах норматива (80 с); линейно до 0 при тройном нормативе</w:t>
+              <w:t xml:space="preserve">1 в пределах норматива (75 с, ПП РФ № 1931); линейно до 0 при тройном нормативе</w:t>
             </w:r>
           </w:p>
         </w:tc>
@@ -5761,31 +5761,22 @@
         <w:t xml:space="preserve">Средний балл по каждому критерию для обучающегося или группы; по критериям ниже 0,85 выдаются рекомендации из справочника советов; частые замечания группы считаются по последним оценкам.</w:t>
       </w:r>
     </w:p>
-    <w:bookmarkEnd w:id="31"/>
-    <w:bookmarkStart w:id="32" w:name="метрики-достоверности-ии-оценки"/>
     <w:p>
       <w:pPr>
-        <w:pStyle w:val="Heading2"/>
+        <w:pStyle w:val="BodyText"/>
       </w:pPr>
       <w:r>
         <w:rPr>
-          <w:rStyle w:val="SectionNumber"/>
+          <w:b/>
+          <w:bCs/>
         </w:rPr>
-        <w:t xml:space="preserve">5.5</w:t>
-      </w:r>
-      <w:r>
-        <w:tab/>
-      </w:r>
-      <w:r>
-        <w:t xml:space="preserve">Метрики достоверности ИИ-оценки</w:t>
-      </w:r>
-    </w:p>
-    <w:p>
-      <w:pPr>
-        <w:pStyle w:val="FirstParagraph"/>
-      </w:pPr>
-      <w:r>
-        <w:t xml:space="preserve">Детерминированные критерии проверяются автоматическими тестами на эталонных карточках. Для оценки достоверности в целом сравниваются автооценка и экспертная оценка преподавателя по тем же карточкам (данные правок хранятся в таблице</w:t>
+        <w:t xml:space="preserve">Аналитика преподавателя.</w:t>
+      </w:r>
+      <w:r>
+        <w:t xml:space="preserve"> </w:t>
+      </w:r>
+      <w:r>
+        <w:t xml:space="preserve">Строится по занятиям самого преподавателя и опирается на практику подготовки персонала 112 и ЕДДС. Перечень оснований — в документе репозитория</w:t>
       </w:r>
       <w:r>
         <w:t xml:space="preserve"> </w:t>
@@ -5794,10 +5785,10 @@
         <w:rPr>
           <w:rStyle w:val="VerbatimChar"/>
         </w:rPr>
-        <w:t xml:space="preserve">expert_overrides</w:t>
-      </w:r>
-      <w:r>
-        <w:t xml:space="preserve">):</w:t>
+        <w:t xml:space="preserve">docs/research/Подготовка_персонала_112_и_ЕДДС.md</w:t>
+      </w:r>
+      <w:r>
+        <w:t xml:space="preserve">.</w:t>
       </w:r>
     </w:p>
     <w:p>
@@ -5809,7 +5800,53 @@
         </w:numPr>
       </w:pPr>
       <w:r>
-        <w:t xml:space="preserve">средняя абсолютная ошибка балла (MAE) между автооценкой и экспертной оценкой;</w:t>
+        <w:rPr>
+          <w:i/>
+          <w:iCs/>
+        </w:rPr>
+        <w:t xml:space="preserve">Норматив / факт</w:t>
+      </w:r>
+      <w:r>
+        <w:t xml:space="preserve"> </w:t>
+      </w:r>
+      <w:r>
+        <w:t xml:space="preserve">— по образцу формы 1/112 (приказ МЧС России № 192) и нормативам ПП РФ № 1931:</w:t>
+      </w:r>
+    </w:p>
+    <w:p>
+      <w:pPr>
+        <w:pStyle w:val="Compact"/>
+        <w:numPr>
+          <w:ilvl w:val="1"/>
+          <w:numId w:val="1007"/>
+        </w:numPr>
+      </w:pPr>
+      <w:r>
+        <w:t xml:space="preserve">опрос до карточки, доступной ДДС, — в среднем 75 с;</w:t>
+      </w:r>
+    </w:p>
+    <w:p>
+      <w:pPr>
+        <w:pStyle w:val="Compact"/>
+        <w:numPr>
+          <w:ilvl w:val="1"/>
+          <w:numId w:val="1007"/>
+        </w:numPr>
+      </w:pPr>
+      <w:r>
+        <w:t xml:space="preserve">подтверждение приёма карточки ДДС — не более 30 с.</w:t>
+      </w:r>
+    </w:p>
+    <w:p>
+      <w:pPr>
+        <w:pStyle w:val="Compact"/>
+        <w:numPr>
+          <w:ilvl w:val="0"/>
+          <w:numId w:val="1000"/>
+        </w:numPr>
+      </w:pPr>
+      <w:r>
+        <w:t xml:space="preserve">Считаются доля карточек в нормативе, медиана и 90-й процентиль (линейная интерполяция). Норматив сравнивается с нормативом того занятия, в котором была карточка.</w:t>
       </w:r>
     </w:p>
     <w:p>
@@ -5821,7 +5858,62 @@
         </w:numPr>
       </w:pPr>
       <w:r>
-        <w:t xml:space="preserve">доля совпадений решения «зачтено / не зачтено» и коэффициент согласия Коэна κ;</w:t>
+        <w:rPr>
+          <w:i/>
+          <w:iCs/>
+        </w:rPr>
+        <w:t xml:space="preserve">Профиль обучающегося</w:t>
+      </w:r>
+      <w:r>
+        <w:t xml:space="preserve">:</w:t>
+      </w:r>
+    </w:p>
+    <w:p>
+      <w:pPr>
+        <w:pStyle w:val="Compact"/>
+        <w:numPr>
+          <w:ilvl w:val="1"/>
+          <w:numId w:val="1008"/>
+        </w:numPr>
+      </w:pPr>
+      <w:r>
+        <w:t xml:space="preserve">средние по критериям против средних группы той же роли;</w:t>
+      </w:r>
+    </w:p>
+    <w:p>
+      <w:pPr>
+        <w:pStyle w:val="Compact"/>
+        <w:numPr>
+          <w:ilvl w:val="1"/>
+          <w:numId w:val="1008"/>
+        </w:numPr>
+      </w:pPr>
+      <w:r>
+        <w:t xml:space="preserve">типичные ошибки;</w:t>
+      </w:r>
+    </w:p>
+    <w:p>
+      <w:pPr>
+        <w:pStyle w:val="Compact"/>
+        <w:numPr>
+          <w:ilvl w:val="1"/>
+          <w:numId w:val="1008"/>
+        </w:numPr>
+      </w:pPr>
+      <w:r>
+        <w:t xml:space="preserve">отработанные группы классификатора — по сценарию вызова;</w:t>
+      </w:r>
+    </w:p>
+    <w:p>
+      <w:pPr>
+        <w:pStyle w:val="Compact"/>
+        <w:numPr>
+          <w:ilvl w:val="1"/>
+          <w:numId w:val="1008"/>
+        </w:numPr>
+      </w:pPr>
+      <w:r>
+        <w:t xml:space="preserve">балл по сложности заявителя.</w:t>
       </w:r>
     </w:p>
     <w:p>
@@ -5830,6 +5922,146 @@
         <w:numPr>
           <w:ilvl w:val="0"/>
           <w:numId w:val="1006"/>
+        </w:numPr>
+      </w:pPr>
+      <w:r>
+        <w:rPr>
+          <w:i/>
+          <w:iCs/>
+        </w:rPr>
+        <w:t xml:space="preserve">Разбор занятия</w:t>
+      </w:r>
+      <w:r>
+        <w:t xml:space="preserve"> </w:t>
+      </w:r>
+      <w:r>
+        <w:t xml:space="preserve">— для подведения итогов смены (ГОСТ Р 22.7.01, п. 3.12.3): характерные недостатки, слабые критерии с советом, превышения норматива, лучшие результаты. Одинаковые замечания сводятся без перечней, пояснений в скобках и чисел.</w:t>
+      </w:r>
+    </w:p>
+    <w:p>
+      <w:pPr>
+        <w:pStyle w:val="Compact"/>
+        <w:numPr>
+          <w:ilvl w:val="0"/>
+          <w:numId w:val="1006"/>
+        </w:numPr>
+      </w:pPr>
+      <w:r>
+        <w:rPr>
+          <w:i/>
+          <w:iCs/>
+        </w:rPr>
+        <w:t xml:space="preserve">Подбор задания</w:t>
+      </w:r>
+      <w:r>
+        <w:t xml:space="preserve">:</w:t>
+      </w:r>
+    </w:p>
+    <w:p>
+      <w:pPr>
+        <w:pStyle w:val="Compact"/>
+        <w:numPr>
+          <w:ilvl w:val="1"/>
+          <w:numId w:val="1009"/>
+        </w:numPr>
+      </w:pPr>
+      <w:r>
+        <w:t xml:space="preserve">группы: до трёх групп классификатора со средним баллом ниже «порог + 15»; затем ещё не отработанные группы, для которых в банке есть утверждённые сценарии;</w:t>
+      </w:r>
+    </w:p>
+    <w:p>
+      <w:pPr>
+        <w:pStyle w:val="Compact"/>
+        <w:numPr>
+          <w:ilvl w:val="1"/>
+          <w:numId w:val="1009"/>
+        </w:numPr>
+      </w:pPr>
+      <w:r>
+        <w:t xml:space="preserve">сложность: медиана сложности пройденных сценариев, +1 при среднем балле последних 10 карточек от «порог + 15», −1 при балле ниже «порог − 10»;</w:t>
+      </w:r>
+    </w:p>
+    <w:p>
+      <w:pPr>
+        <w:pStyle w:val="Compact"/>
+        <w:numPr>
+          <w:ilvl w:val="1"/>
+          <w:numId w:val="1009"/>
+        </w:numPr>
+      </w:pPr>
+      <w:r>
+        <w:t xml:space="preserve">сценарии занятия выдаются ближайшей к заданной сложности.</w:t>
+      </w:r>
+    </w:p>
+    <w:bookmarkEnd w:id="31"/>
+    <w:bookmarkStart w:id="32" w:name="метрики-достоверности-ии-оценки"/>
+    <w:p>
+      <w:pPr>
+        <w:pStyle w:val="Heading2"/>
+      </w:pPr>
+      <w:r>
+        <w:rPr>
+          <w:rStyle w:val="SectionNumber"/>
+        </w:rPr>
+        <w:t xml:space="preserve">5.5</w:t>
+      </w:r>
+      <w:r>
+        <w:tab/>
+      </w:r>
+      <w:r>
+        <w:t xml:space="preserve">Метрики достоверности ИИ-оценки</w:t>
+      </w:r>
+    </w:p>
+    <w:p>
+      <w:pPr>
+        <w:pStyle w:val="FirstParagraph"/>
+      </w:pPr>
+      <w:r>
+        <w:t xml:space="preserve">Детерминированные критерии проверяются автоматическими тестами на эталонных карточках. Для оценки достоверности в целом сравниваются автооценка и экспертная оценка преподавателя по тем же карточкам (данные правок хранятся в таблице</w:t>
+      </w:r>
+      <w:r>
+        <w:t xml:space="preserve"> </w:t>
+      </w:r>
+      <w:r>
+        <w:rPr>
+          <w:rStyle w:val="VerbatimChar"/>
+        </w:rPr>
+        <w:t xml:space="preserve">expert_overrides</w:t>
+      </w:r>
+      <w:r>
+        <w:t xml:space="preserve">):</w:t>
+      </w:r>
+    </w:p>
+    <w:p>
+      <w:pPr>
+        <w:pStyle w:val="Compact"/>
+        <w:numPr>
+          <w:ilvl w:val="0"/>
+          <w:numId w:val="1010"/>
+        </w:numPr>
+      </w:pPr>
+      <w:r>
+        <w:t xml:space="preserve">средняя абсолютная ошибка балла (MAE) между автооценкой и экспертной оценкой;</w:t>
+      </w:r>
+    </w:p>
+    <w:p>
+      <w:pPr>
+        <w:pStyle w:val="Compact"/>
+        <w:numPr>
+          <w:ilvl w:val="0"/>
+          <w:numId w:val="1010"/>
+        </w:numPr>
+      </w:pPr>
+      <w:r>
+        <w:t xml:space="preserve">доля совпадений решения «зачтено / не зачтено» и коэффициент согласия Коэна κ;</w:t>
+      </w:r>
+    </w:p>
+    <w:p>
+      <w:pPr>
+        <w:pStyle w:val="Compact"/>
+        <w:numPr>
+          <w:ilvl w:val="0"/>
+          <w:numId w:val="1010"/>
         </w:numPr>
       </w:pPr>
       <w:r>
@@ -8740,7 +8972,7 @@
         <w:pStyle w:val="Compact"/>
         <w:numPr>
           <w:ilvl w:val="0"/>
-          <w:numId w:val="1007"/>
+          <w:numId w:val="1011"/>
         </w:numPr>
       </w:pPr>
       <w:r>
@@ -8752,7 +8984,7 @@
         <w:pStyle w:val="Compact"/>
         <w:numPr>
           <w:ilvl w:val="0"/>
-          <w:numId w:val="1007"/>
+          <w:numId w:val="1011"/>
         </w:numPr>
       </w:pPr>
       <w:r>
@@ -8803,7 +9035,7 @@
         <w:pStyle w:val="Compact"/>
         <w:numPr>
           <w:ilvl w:val="0"/>
-          <w:numId w:val="1007"/>
+          <w:numId w:val="1011"/>
         </w:numPr>
       </w:pPr>
       <w:r>
@@ -8839,7 +9071,7 @@
         <w:pStyle w:val="Compact"/>
         <w:numPr>
           <w:ilvl w:val="0"/>
-          <w:numId w:val="1007"/>
+          <w:numId w:val="1011"/>
         </w:numPr>
       </w:pPr>
       <w:r>
@@ -8911,7 +9143,7 @@
         <w:pStyle w:val="Compact"/>
         <w:numPr>
           <w:ilvl w:val="0"/>
-          <w:numId w:val="1007"/>
+          <w:numId w:val="1011"/>
         </w:numPr>
       </w:pPr>
       <w:r>
@@ -9362,7 +9594,7 @@
         <w:pStyle w:val="Compact"/>
         <w:numPr>
           <w:ilvl w:val="0"/>
-          <w:numId w:val="1008"/>
+          <w:numId w:val="1012"/>
         </w:numPr>
       </w:pPr>
       <w:r>
@@ -9386,7 +9618,7 @@
         <w:pStyle w:val="Compact"/>
         <w:numPr>
           <w:ilvl w:val="0"/>
-          <w:numId w:val="1008"/>
+          <w:numId w:val="1012"/>
         </w:numPr>
       </w:pPr>
       <w:r>
@@ -9410,7 +9642,7 @@
         <w:pStyle w:val="Compact"/>
         <w:numPr>
           <w:ilvl w:val="0"/>
-          <w:numId w:val="1008"/>
+          <w:numId w:val="1012"/>
         </w:numPr>
       </w:pPr>
       <w:r>
@@ -9422,7 +9654,7 @@
         <w:pStyle w:val="Compact"/>
         <w:numPr>
           <w:ilvl w:val="0"/>
-          <w:numId w:val="1008"/>
+          <w:numId w:val="1012"/>
         </w:numPr>
       </w:pPr>
       <w:r>
@@ -9434,7 +9666,7 @@
         <w:pStyle w:val="Compact"/>
         <w:numPr>
           <w:ilvl w:val="0"/>
-          <w:numId w:val="1008"/>
+          <w:numId w:val="1012"/>
         </w:numPr>
       </w:pPr>
       <w:r>
@@ -9477,7 +9709,7 @@
         <w:pStyle w:val="Compact"/>
         <w:numPr>
           <w:ilvl w:val="0"/>
-          <w:numId w:val="1009"/>
+          <w:numId w:val="1013"/>
         </w:numPr>
       </w:pPr>
       <w:r>
@@ -9501,7 +9733,7 @@
         <w:pStyle w:val="Compact"/>
         <w:numPr>
           <w:ilvl w:val="0"/>
-          <w:numId w:val="1009"/>
+          <w:numId w:val="1013"/>
         </w:numPr>
       </w:pPr>
       <w:r>
@@ -9525,7 +9757,7 @@
         <w:pStyle w:val="Compact"/>
         <w:numPr>
           <w:ilvl w:val="0"/>
-          <w:numId w:val="1009"/>
+          <w:numId w:val="1013"/>
         </w:numPr>
       </w:pPr>
       <w:r>
@@ -10299,7 +10531,7 @@
         <w:pStyle w:val="Compact"/>
         <w:numPr>
           <w:ilvl w:val="0"/>
-          <w:numId w:val="1010"/>
+          <w:numId w:val="1014"/>
         </w:numPr>
       </w:pPr>
       <w:r>
@@ -10311,7 +10543,7 @@
         <w:pStyle w:val="Compact"/>
         <w:numPr>
           <w:ilvl w:val="0"/>
-          <w:numId w:val="1010"/>
+          <w:numId w:val="1014"/>
         </w:numPr>
       </w:pPr>
       <w:r>
@@ -10323,7 +10555,7 @@
         <w:pStyle w:val="Compact"/>
         <w:numPr>
           <w:ilvl w:val="0"/>
-          <w:numId w:val="1010"/>
+          <w:numId w:val="1014"/>
         </w:numPr>
       </w:pPr>
       <w:r>
@@ -13863,7 +14095,7 @@
                 <w:rFonts w:ascii="Times New Roman" w:hAnsi="Times New Roman"/>
                 <w:sz w:val="20"/>
               </w:rPr>
-              <w:t xml:space="preserve">4.3, 5.1</w:t>
+              <w:t xml:space="preserve">4.3, 4.5, 5.1</w:t>
             </w:r>
           </w:p>
         </w:tc>
@@ -13899,7 +14131,7 @@
                 <w:rFonts w:ascii="Times New Roman" w:hAnsi="Times New Roman"/>
                 <w:sz w:val="20"/>
               </w:rPr>
-              <w:t xml:space="preserve">история и прогресс обучающегося, инсайты по группе</w:t>
+              <w:t xml:space="preserve">история и прогресс обучающегося, инсайты по группе; профиль обучающегося, норматив / факт, разбор занятия, подбор задания по слабым местам</w:t>
             </w:r>
           </w:p>
         </w:tc>
@@ -22767,7 +22999,7 @@
         <w:pStyle w:val="FirstParagraph"/>
       </w:pPr>
       <w:r>
-        <w:t xml:space="preserve">Всего операций: 98. Спецификация — файл</w:t>
+        <w:t xml:space="preserve">Всего операций: 102. Спецификация — файл</w:t>
       </w:r>
       <w:r>
         <w:t xml:space="preserve"> </w:t>
@@ -27573,9 +27805,9 @@
         </w:tblBorders>
       </w:tblPr>
       <w:tblGrid>
-        <w:gridCol w:w="1159"/>
-        <w:gridCol w:w="3766"/>
-        <w:gridCol w:w="2994"/>
+        <w:gridCol w:w="1056"/>
+        <w:gridCol w:w="3520"/>
+        <w:gridCol w:w="3344"/>
       </w:tblGrid>
       <w:tr>
         <w:trPr>
@@ -27670,6 +27902,177 @@
                 <w:rFonts w:ascii="Times New Roman" w:hAnsi="Times New Roman"/>
                 <w:sz w:val="20"/>
               </w:rPr>
+              <w:t xml:space="preserve">/api/v1/assessment/analytics/norms</w:t>
+            </w:r>
+          </w:p>
+        </w:tc>
+        <w:tc>
+          <w:tcPr/>
+          <w:p>
+            <w:pPr>
+              <w:pStyle w:val="Compact"/>
+              <w:spacing w:line="240" w:lineRule="auto"/>
+              <w:ind w:firstLine="0"/>
+              <w:jc w:val="left"/>
+            </w:pPr>
+            <w:r>
+              <w:rPr>
+                <w:rFonts w:ascii="Times New Roman" w:hAnsi="Times New Roman"/>
+                <w:sz w:val="20"/>
+              </w:rPr>
+              <w:t xml:space="preserve">Норматив / факт по времени (ПП РФ № 1931, форма 1/112)</w:t>
+            </w:r>
+          </w:p>
+        </w:tc>
+      </w:tr>
+      <w:tr>
+        <w:tc>
+          <w:tcPr/>
+          <w:p>
+            <w:pPr>
+              <w:pStyle w:val="Compact"/>
+              <w:spacing w:line="240" w:lineRule="auto"/>
+              <w:ind w:firstLine="0"/>
+              <w:jc w:val="left"/>
+            </w:pPr>
+            <w:r>
+              <w:rPr>
+                <w:rFonts w:ascii="Times New Roman" w:hAnsi="Times New Roman"/>
+                <w:sz w:val="20"/>
+              </w:rPr>
+              <w:t xml:space="preserve">GET</w:t>
+            </w:r>
+          </w:p>
+        </w:tc>
+        <w:tc>
+          <w:tcPr/>
+          <w:p>
+            <w:pPr>
+              <w:pStyle w:val="Compact"/>
+              <w:spacing w:line="240" w:lineRule="auto"/>
+              <w:ind w:firstLine="0"/>
+              <w:jc w:val="left"/>
+            </w:pPr>
+            <w:r>
+              <w:rPr>
+                <w:rStyle w:val="VerbatimChar"/>
+                <w:rFonts w:ascii="Times New Roman" w:hAnsi="Times New Roman"/>
+                <w:sz w:val="20"/>
+              </w:rPr>
+              <w:t xml:space="preserve">/api/v1/assessment/analytics/students/{student_id}</w:t>
+            </w:r>
+          </w:p>
+        </w:tc>
+        <w:tc>
+          <w:tcPr/>
+          <w:p>
+            <w:pPr>
+              <w:pStyle w:val="Compact"/>
+              <w:spacing w:line="240" w:lineRule="auto"/>
+              <w:ind w:firstLine="0"/>
+              <w:jc w:val="left"/>
+            </w:pPr>
+            <w:r>
+              <w:rPr>
+                <w:rFonts w:ascii="Times New Roman" w:hAnsi="Times New Roman"/>
+                <w:sz w:val="20"/>
+              </w:rPr>
+              <w:t xml:space="preserve">Профиль обучающегося по всем занятиям преподавателя</w:t>
+            </w:r>
+          </w:p>
+        </w:tc>
+      </w:tr>
+      <w:tr>
+        <w:tc>
+          <w:tcPr/>
+          <w:p>
+            <w:pPr>
+              <w:pStyle w:val="Compact"/>
+              <w:spacing w:line="240" w:lineRule="auto"/>
+              <w:ind w:firstLine="0"/>
+              <w:jc w:val="left"/>
+            </w:pPr>
+            <w:r>
+              <w:rPr>
+                <w:rFonts w:ascii="Times New Roman" w:hAnsi="Times New Roman"/>
+                <w:sz w:val="20"/>
+              </w:rPr>
+              <w:t xml:space="preserve">GET</w:t>
+            </w:r>
+          </w:p>
+        </w:tc>
+        <w:tc>
+          <w:tcPr/>
+          <w:p>
+            <w:pPr>
+              <w:pStyle w:val="Compact"/>
+              <w:spacing w:line="240" w:lineRule="auto"/>
+              <w:ind w:firstLine="0"/>
+              <w:jc w:val="left"/>
+            </w:pPr>
+            <w:r>
+              <w:rPr>
+                <w:rStyle w:val="VerbatimChar"/>
+                <w:rFonts w:ascii="Times New Roman" w:hAnsi="Times New Roman"/>
+                <w:sz w:val="20"/>
+              </w:rPr>
+              <w:t xml:space="preserve">/api/v1/assessment/analytics/suggest</w:t>
+            </w:r>
+          </w:p>
+        </w:tc>
+        <w:tc>
+          <w:tcPr/>
+          <w:p>
+            <w:pPr>
+              <w:pStyle w:val="Compact"/>
+              <w:spacing w:line="240" w:lineRule="auto"/>
+              <w:ind w:firstLine="0"/>
+              <w:jc w:val="left"/>
+            </w:pPr>
+            <w:r>
+              <w:rPr>
+                <w:rFonts w:ascii="Times New Roman" w:hAnsi="Times New Roman"/>
+                <w:sz w:val="20"/>
+              </w:rPr>
+              <w:t xml:space="preserve">Подбор задания по слабым местам: группы классификатора, сложность, фокус инструктажа</w:t>
+            </w:r>
+          </w:p>
+        </w:tc>
+      </w:tr>
+      <w:tr>
+        <w:tc>
+          <w:tcPr/>
+          <w:p>
+            <w:pPr>
+              <w:pStyle w:val="Compact"/>
+              <w:spacing w:line="240" w:lineRule="auto"/>
+              <w:ind w:firstLine="0"/>
+              <w:jc w:val="left"/>
+            </w:pPr>
+            <w:r>
+              <w:rPr>
+                <w:rFonts w:ascii="Times New Roman" w:hAnsi="Times New Roman"/>
+                <w:sz w:val="20"/>
+              </w:rPr>
+              <w:t xml:space="preserve">GET</w:t>
+            </w:r>
+          </w:p>
+        </w:tc>
+        <w:tc>
+          <w:tcPr/>
+          <w:p>
+            <w:pPr>
+              <w:pStyle w:val="Compact"/>
+              <w:spacing w:line="240" w:lineRule="auto"/>
+              <w:ind w:firstLine="0"/>
+              <w:jc w:val="left"/>
+            </w:pPr>
+            <w:r>
+              <w:rPr>
+                <w:rStyle w:val="VerbatimChar"/>
+                <w:rFonts w:ascii="Times New Roman" w:hAnsi="Times New Roman"/>
+                <w:sz w:val="20"/>
+              </w:rPr>
               <w:t xml:space="preserve">/api/v1/assessment/cards/{card_id}</w:t>
             </w:r>
           </w:p>
@@ -27860,6 +28263,63 @@
                 <w:sz w:val="20"/>
               </w:rPr>
               <w:t xml:space="preserve">Мой прогресс: динамика баллов и слабые места</w:t>
+            </w:r>
+          </w:p>
+        </w:tc>
+      </w:tr>
+      <w:tr>
+        <w:tc>
+          <w:tcPr/>
+          <w:p>
+            <w:pPr>
+              <w:pStyle w:val="Compact"/>
+              <w:spacing w:line="240" w:lineRule="auto"/>
+              <w:ind w:firstLine="0"/>
+              <w:jc w:val="left"/>
+            </w:pPr>
+            <w:r>
+              <w:rPr>
+                <w:rFonts w:ascii="Times New Roman" w:hAnsi="Times New Roman"/>
+                <w:sz w:val="20"/>
+              </w:rPr>
+              <w:t xml:space="preserve">GET</w:t>
+            </w:r>
+          </w:p>
+        </w:tc>
+        <w:tc>
+          <w:tcPr/>
+          <w:p>
+            <w:pPr>
+              <w:pStyle w:val="Compact"/>
+              <w:spacing w:line="240" w:lineRule="auto"/>
+              <w:ind w:firstLine="0"/>
+              <w:jc w:val="left"/>
+            </w:pPr>
+            <w:r>
+              <w:rPr>
+                <w:rStyle w:val="VerbatimChar"/>
+                <w:rFonts w:ascii="Times New Roman" w:hAnsi="Times New Roman"/>
+                <w:sz w:val="20"/>
+              </w:rPr>
+              <w:t xml:space="preserve">/api/v1/assessment/sessions/{session_id}/debrief</w:t>
+            </w:r>
+          </w:p>
+        </w:tc>
+        <w:tc>
+          <w:tcPr/>
+          <w:p>
+            <w:pPr>
+              <w:pStyle w:val="Compact"/>
+              <w:spacing w:line="240" w:lineRule="auto"/>
+              <w:ind w:firstLine="0"/>
+              <w:jc w:val="left"/>
+            </w:pPr>
+            <w:r>
+              <w:rPr>
+                <w:rFonts w:ascii="Times New Roman" w:hAnsi="Times New Roman"/>
+                <w:sz w:val="20"/>
+              </w:rPr>
+              <w:t xml:space="preserve">Разбор занятия: характерные недостатки</w:t>
             </w:r>
           </w:p>
         </w:tc>
@@ -29672,6 +30132,18 @@
     <w:abstractNumId w:val="991"/>
   </w:num>
   <w:num w:numId="1007">
+    <w:abstractNumId w:val="991"/>
+  </w:num>
+  <w:num w:numId="1008">
+    <w:abstractNumId w:val="991"/>
+  </w:num>
+  <w:num w:numId="1009">
+    <w:abstractNumId w:val="991"/>
+  </w:num>
+  <w:num w:numId="1010">
+    <w:abstractNumId w:val="991"/>
+  </w:num>
+  <w:num w:numId="1011">
     <w:abstractNumId w:val="99411"/>
     <w:lvlOverride w:ilvl="0">
       <w:startOverride w:val="1"/>
@@ -29701,13 +30173,13 @@
       <w:startOverride w:val="1"/>
     </w:lvlOverride>
   </w:num>
-  <w:num w:numId="1008">
+  <w:num w:numId="1012">
     <w:abstractNumId w:val="991"/>
   </w:num>
-  <w:num w:numId="1009">
+  <w:num w:numId="1013">
     <w:abstractNumId w:val="991"/>
   </w:num>
-  <w:num w:numId="1010">
+  <w:num w:numId="1014">
     <w:abstractNumId w:val="991"/>
   </w:num>
 </w:numbering>

--- a/docs/delivery/out/Пояснительная_записка_АИскра.docx
+++ b/docs/delivery/out/Пояснительная_записка_АИскра.docx
@@ -5993,6 +5993,88 @@
         <w:t xml:space="preserve">сценарии занятия выдаются ближайшей к заданной сложности.</w:t>
       </w:r>
     </w:p>
+    <w:p>
+      <w:pPr>
+        <w:pStyle w:val="Compact"/>
+        <w:numPr>
+          <w:ilvl w:val="0"/>
+          <w:numId w:val="1006"/>
+        </w:numPr>
+      </w:pPr>
+      <w:r>
+        <w:rPr>
+          <w:i/>
+          <w:iCs/>
+        </w:rPr>
+        <w:t xml:space="preserve">Готовность к допуску</w:t>
+      </w:r>
+      <w:r>
+        <w:t xml:space="preserve"> </w:t>
+      </w:r>
+      <w:r>
+        <w:t xml:space="preserve">— по шкале итогового контроля Программы подготовки дежурно-диспетчерского персонала ЕДДС (протокол Правкомиссии от 31.10.2023 № 9). Учитываются последние 10 оценённых карточек каждой роли:</w:t>
+      </w:r>
+    </w:p>
+    <w:p>
+      <w:pPr>
+        <w:pStyle w:val="Compact"/>
+        <w:numPr>
+          <w:ilvl w:val="1"/>
+          <w:numId w:val="1010"/>
+        </w:numPr>
+      </w:pPr>
+      <w:r>
+        <w:t xml:space="preserve">«отлично» — средний балл от 90 и не меньше 90 % карточек в нормативе;</w:t>
+      </w:r>
+    </w:p>
+    <w:p>
+      <w:pPr>
+        <w:pStyle w:val="Compact"/>
+        <w:numPr>
+          <w:ilvl w:val="1"/>
+          <w:numId w:val="1010"/>
+        </w:numPr>
+      </w:pPr>
+      <w:r>
+        <w:t xml:space="preserve">«хорошо» — от 75, в нормативе;</w:t>
+      </w:r>
+    </w:p>
+    <w:p>
+      <w:pPr>
+        <w:pStyle w:val="Compact"/>
+        <w:numPr>
+          <w:ilvl w:val="1"/>
+          <w:numId w:val="1010"/>
+        </w:numPr>
+      </w:pPr>
+      <w:r>
+        <w:t xml:space="preserve">«удовлетворительно» — от 60, в нормативе или с небольшим превышением (не меньше 60 % в нормативе, 90-й процентиль не больше 1,5 норматива);</w:t>
+      </w:r>
+    </w:p>
+    <w:p>
+      <w:pPr>
+        <w:pStyle w:val="Compact"/>
+        <w:numPr>
+          <w:ilvl w:val="1"/>
+          <w:numId w:val="1010"/>
+        </w:numPr>
+      </w:pPr>
+      <w:r>
+        <w:t xml:space="preserve">«неудовлетворительно» — иначе.</w:t>
+      </w:r>
+    </w:p>
+    <w:p>
+      <w:pPr>
+        <w:pStyle w:val="Compact"/>
+        <w:numPr>
+          <w:ilvl w:val="0"/>
+          <w:numId w:val="1000"/>
+        </w:numPr>
+      </w:pPr>
+      <w:r>
+        <w:t xml:space="preserve">Меньше 5 карточек — «недостаточно данных». Оценка не ниже «удовлетворительно» означает «готов к зачёту». По выбранным обучающимся печатается протокол (профстандарт 12.002, функция C/03).</w:t>
+      </w:r>
+    </w:p>
     <w:bookmarkEnd w:id="31"/>
     <w:bookmarkStart w:id="32" w:name="метрики-достоверности-ии-оценки"/>
     <w:p>
@@ -6037,7 +6119,7 @@
         <w:pStyle w:val="Compact"/>
         <w:numPr>
           <w:ilvl w:val="0"/>
-          <w:numId w:val="1010"/>
+          <w:numId w:val="1011"/>
         </w:numPr>
       </w:pPr>
       <w:r>
@@ -6049,7 +6131,7 @@
         <w:pStyle w:val="Compact"/>
         <w:numPr>
           <w:ilvl w:val="0"/>
-          <w:numId w:val="1010"/>
+          <w:numId w:val="1011"/>
         </w:numPr>
       </w:pPr>
       <w:r>
@@ -6061,7 +6143,7 @@
         <w:pStyle w:val="Compact"/>
         <w:numPr>
           <w:ilvl w:val="0"/>
-          <w:numId w:val="1010"/>
+          <w:numId w:val="1011"/>
         </w:numPr>
       </w:pPr>
       <w:r>
@@ -8972,7 +9054,7 @@
         <w:pStyle w:val="Compact"/>
         <w:numPr>
           <w:ilvl w:val="0"/>
-          <w:numId w:val="1011"/>
+          <w:numId w:val="1012"/>
         </w:numPr>
       </w:pPr>
       <w:r>
@@ -8984,7 +9066,7 @@
         <w:pStyle w:val="Compact"/>
         <w:numPr>
           <w:ilvl w:val="0"/>
-          <w:numId w:val="1011"/>
+          <w:numId w:val="1012"/>
         </w:numPr>
       </w:pPr>
       <w:r>
@@ -9035,7 +9117,7 @@
         <w:pStyle w:val="Compact"/>
         <w:numPr>
           <w:ilvl w:val="0"/>
-          <w:numId w:val="1011"/>
+          <w:numId w:val="1012"/>
         </w:numPr>
       </w:pPr>
       <w:r>
@@ -9071,7 +9153,7 @@
         <w:pStyle w:val="Compact"/>
         <w:numPr>
           <w:ilvl w:val="0"/>
-          <w:numId w:val="1011"/>
+          <w:numId w:val="1012"/>
         </w:numPr>
       </w:pPr>
       <w:r>
@@ -9143,7 +9225,7 @@
         <w:pStyle w:val="Compact"/>
         <w:numPr>
           <w:ilvl w:val="0"/>
-          <w:numId w:val="1011"/>
+          <w:numId w:val="1012"/>
         </w:numPr>
       </w:pPr>
       <w:r>
@@ -9594,7 +9676,7 @@
         <w:pStyle w:val="Compact"/>
         <w:numPr>
           <w:ilvl w:val="0"/>
-          <w:numId w:val="1012"/>
+          <w:numId w:val="1013"/>
         </w:numPr>
       </w:pPr>
       <w:r>
@@ -9611,97 +9693,6 @@
       </w:r>
       <w:r>
         <w:t xml:space="preserve">; для ежедневного копирования — задание cron на сервере.</w:t>
-      </w:r>
-    </w:p>
-    <w:p>
-      <w:pPr>
-        <w:pStyle w:val="Compact"/>
-        <w:numPr>
-          <w:ilvl w:val="0"/>
-          <w:numId w:val="1012"/>
-        </w:numPr>
-      </w:pPr>
-      <w:r>
-        <w:t xml:space="preserve">Копия — сжатый JSON рабочих данных: пользователи, группы, сценарии, занятия, карточки, оценки, журнал аудита, настройки. Справочники восстанавливаются импортом; файлы учебных материалов — в томе</w:t>
-      </w:r>
-      <w:r>
-        <w:t xml:space="preserve"> </w:t>
-      </w:r>
-      <w:r>
-        <w:rPr>
-          <w:rStyle w:val="VerbatimChar"/>
-        </w:rPr>
-        <w:t xml:space="preserve">materials</w:t>
-      </w:r>
-      <w:r>
-        <w:t xml:space="preserve">.</w:t>
-      </w:r>
-    </w:p>
-    <w:p>
-      <w:pPr>
-        <w:pStyle w:val="Compact"/>
-        <w:numPr>
-          <w:ilvl w:val="0"/>
-          <w:numId w:val="1012"/>
-        </w:numPr>
-      </w:pPr>
-      <w:r>
-        <w:t xml:space="preserve">Хранится заданное в настройках число копий; копию можно скачать.</w:t>
-      </w:r>
-    </w:p>
-    <w:p>
-      <w:pPr>
-        <w:pStyle w:val="Compact"/>
-        <w:numPr>
-          <w:ilvl w:val="0"/>
-          <w:numId w:val="1012"/>
-        </w:numPr>
-      </w:pPr>
-      <w:r>
-        <w:t xml:space="preserve">Восстановление — кнопкой в панели с подтверждением словом «ВОССТАНОВИТЬ»: данные заменяются состоянием копии, все сессии завершаются, событие записывается в журнал аудита.</w:t>
-      </w:r>
-    </w:p>
-    <w:p>
-      <w:pPr>
-        <w:pStyle w:val="Compact"/>
-        <w:numPr>
-          <w:ilvl w:val="0"/>
-          <w:numId w:val="1012"/>
-        </w:numPr>
-      </w:pPr>
-      <w:r>
-        <w:t xml:space="preserve">Полная копия базы PostgreSQL средствами СУБД:</w:t>
-      </w:r>
-      <w:r>
-        <w:t xml:space="preserve"> </w:t>
-      </w:r>
-      <w:r>
-        <w:rPr>
-          <w:rStyle w:val="VerbatimChar"/>
-        </w:rPr>
-        <w:t xml:space="preserve">docker compose exec db pg_dump -U aiskra aiskra &gt; backup.sql</w:t>
-      </w:r>
-      <w:r>
-        <w:t xml:space="preserve">.</w:t>
-      </w:r>
-    </w:p>
-    <w:bookmarkEnd w:id="42"/>
-    <w:bookmarkStart w:id="43" w:name="обслуживание"/>
-    <w:p>
-      <w:pPr>
-        <w:pStyle w:val="Heading2"/>
-      </w:pPr>
-      <w:r>
-        <w:rPr>
-          <w:rStyle w:val="SectionNumber"/>
-        </w:rPr>
-        <w:t xml:space="preserve">8.5</w:t>
-      </w:r>
-      <w:r>
-        <w:tab/>
-      </w:r>
-      <w:r>
-        <w:t xml:space="preserve">Обслуживание</w:t>
       </w:r>
     </w:p>
     <w:p>
@@ -9713,7 +9704,7 @@
         </w:numPr>
       </w:pPr>
       <w:r>
-        <w:t xml:space="preserve">Очистка журнала аудита старше срока хранения (не меньше 183 дней): кнопка в настройках или</w:t>
+        <w:t xml:space="preserve">Копия — сжатый JSON рабочих данных: пользователи, группы, сценарии, занятия, карточки, оценки, журнал аудита, настройки. Справочники восстанавливаются импортом; файлы учебных материалов — в томе</w:t>
       </w:r>
       <w:r>
         <w:t xml:space="preserve"> </w:t>
@@ -9722,7 +9713,7 @@
         <w:rPr>
           <w:rStyle w:val="VerbatimChar"/>
         </w:rPr>
-        <w:t xml:space="preserve">docker compose exec backend python -m aiskra.cli purge-audit</w:t>
+        <w:t xml:space="preserve">materials</w:t>
       </w:r>
       <w:r>
         <w:t xml:space="preserve">.</w:t>
@@ -9737,19 +9728,7 @@
         </w:numPr>
       </w:pPr>
       <w:r>
-        <w:t xml:space="preserve">Состояние сервисов (БД, модели, телефония, копии) — панель администратора «Состояние», проверка</w:t>
-      </w:r>
-      <w:r>
-        <w:t xml:space="preserve"> </w:t>
-      </w:r>
-      <w:r>
-        <w:rPr>
-          <w:rStyle w:val="VerbatimChar"/>
-        </w:rPr>
-        <w:t xml:space="preserve">/health</w:t>
-      </w:r>
-      <w:r>
-        <w:t xml:space="preserve">.</w:t>
+        <w:t xml:space="preserve">Хранится заданное в настройках число копий; копию можно скачать.</w:t>
       </w:r>
     </w:p>
     <w:p>
@@ -9758,6 +9737,109 @@
         <w:numPr>
           <w:ilvl w:val="0"/>
           <w:numId w:val="1013"/>
+        </w:numPr>
+      </w:pPr>
+      <w:r>
+        <w:t xml:space="preserve">Восстановление — кнопкой в панели с подтверждением словом «ВОССТАНОВИТЬ»: данные заменяются состоянием копии, все сессии завершаются, событие записывается в журнал аудита.</w:t>
+      </w:r>
+    </w:p>
+    <w:p>
+      <w:pPr>
+        <w:pStyle w:val="Compact"/>
+        <w:numPr>
+          <w:ilvl w:val="0"/>
+          <w:numId w:val="1013"/>
+        </w:numPr>
+      </w:pPr>
+      <w:r>
+        <w:t xml:space="preserve">Полная копия базы PostgreSQL средствами СУБД:</w:t>
+      </w:r>
+      <w:r>
+        <w:t xml:space="preserve"> </w:t>
+      </w:r>
+      <w:r>
+        <w:rPr>
+          <w:rStyle w:val="VerbatimChar"/>
+        </w:rPr>
+        <w:t xml:space="preserve">docker compose exec db pg_dump -U aiskra aiskra &gt; backup.sql</w:t>
+      </w:r>
+      <w:r>
+        <w:t xml:space="preserve">.</w:t>
+      </w:r>
+    </w:p>
+    <w:bookmarkEnd w:id="42"/>
+    <w:bookmarkStart w:id="43" w:name="обслуживание"/>
+    <w:p>
+      <w:pPr>
+        <w:pStyle w:val="Heading2"/>
+      </w:pPr>
+      <w:r>
+        <w:rPr>
+          <w:rStyle w:val="SectionNumber"/>
+        </w:rPr>
+        <w:t xml:space="preserve">8.5</w:t>
+      </w:r>
+      <w:r>
+        <w:tab/>
+      </w:r>
+      <w:r>
+        <w:t xml:space="preserve">Обслуживание</w:t>
+      </w:r>
+    </w:p>
+    <w:p>
+      <w:pPr>
+        <w:pStyle w:val="Compact"/>
+        <w:numPr>
+          <w:ilvl w:val="0"/>
+          <w:numId w:val="1014"/>
+        </w:numPr>
+      </w:pPr>
+      <w:r>
+        <w:t xml:space="preserve">Очистка журнала аудита старше срока хранения (не меньше 183 дней): кнопка в настройках или</w:t>
+      </w:r>
+      <w:r>
+        <w:t xml:space="preserve"> </w:t>
+      </w:r>
+      <w:r>
+        <w:rPr>
+          <w:rStyle w:val="VerbatimChar"/>
+        </w:rPr>
+        <w:t xml:space="preserve">docker compose exec backend python -m aiskra.cli purge-audit</w:t>
+      </w:r>
+      <w:r>
+        <w:t xml:space="preserve">.</w:t>
+      </w:r>
+    </w:p>
+    <w:p>
+      <w:pPr>
+        <w:pStyle w:val="Compact"/>
+        <w:numPr>
+          <w:ilvl w:val="0"/>
+          <w:numId w:val="1014"/>
+        </w:numPr>
+      </w:pPr>
+      <w:r>
+        <w:t xml:space="preserve">Состояние сервисов (БД, модели, телефония, копии) — панель администратора «Состояние», проверка</w:t>
+      </w:r>
+      <w:r>
+        <w:t xml:space="preserve"> </w:t>
+      </w:r>
+      <w:r>
+        <w:rPr>
+          <w:rStyle w:val="VerbatimChar"/>
+        </w:rPr>
+        <w:t xml:space="preserve">/health</w:t>
+      </w:r>
+      <w:r>
+        <w:t xml:space="preserve">.</w:t>
+      </w:r>
+    </w:p>
+    <w:p>
+      <w:pPr>
+        <w:pStyle w:val="Compact"/>
+        <w:numPr>
+          <w:ilvl w:val="0"/>
+          <w:numId w:val="1014"/>
         </w:numPr>
       </w:pPr>
       <w:r>
@@ -10531,7 +10613,7 @@
         <w:pStyle w:val="Compact"/>
         <w:numPr>
           <w:ilvl w:val="0"/>
-          <w:numId w:val="1014"/>
+          <w:numId w:val="1015"/>
         </w:numPr>
       </w:pPr>
       <w:r>
@@ -10543,7 +10625,7 @@
         <w:pStyle w:val="Compact"/>
         <w:numPr>
           <w:ilvl w:val="0"/>
-          <w:numId w:val="1014"/>
+          <w:numId w:val="1015"/>
         </w:numPr>
       </w:pPr>
       <w:r>
@@ -10555,7 +10637,7 @@
         <w:pStyle w:val="Compact"/>
         <w:numPr>
           <w:ilvl w:val="0"/>
-          <w:numId w:val="1014"/>
+          <w:numId w:val="1015"/>
         </w:numPr>
       </w:pPr>
       <w:r>
@@ -14095,7 +14177,7 @@
                 <w:rFonts w:ascii="Times New Roman" w:hAnsi="Times New Roman"/>
                 <w:sz w:val="20"/>
               </w:rPr>
-              <w:t xml:space="preserve">4.3, 4.5, 5.1</w:t>
+              <w:t xml:space="preserve">4.3, 4.5, 4.6, 5.1</w:t>
             </w:r>
           </w:p>
         </w:tc>
@@ -14131,7 +14213,7 @@
                 <w:rFonts w:ascii="Times New Roman" w:hAnsi="Times New Roman"/>
                 <w:sz w:val="20"/>
               </w:rPr>
-              <w:t xml:space="preserve">история и прогресс обучающегося, инсайты по группе; профиль обучающегося, норматив / факт, разбор занятия, подбор задания по слабым местам</w:t>
+              <w:t xml:space="preserve">история и прогресс обучающегося, инсайты по группе; профиль обучающегося, норматив / факт, разбор занятия, подбор задания по слабым местам, готовность к допуску и протокол</w:t>
             </w:r>
           </w:p>
         </w:tc>
@@ -22999,7 +23081,7 @@
         <w:pStyle w:val="FirstParagraph"/>
       </w:pPr>
       <w:r>
-        <w:t xml:space="preserve">Всего операций: 102. Спецификация — файл</w:t>
+        <w:t xml:space="preserve">Всего операций: 103. Спецификация — файл</w:t>
       </w:r>
       <w:r>
         <w:t xml:space="preserve"> </w:t>
@@ -27805,9 +27887,9 @@
         </w:tblBorders>
       </w:tblPr>
       <w:tblGrid>
-        <w:gridCol w:w="1056"/>
-        <w:gridCol w:w="3520"/>
-        <w:gridCol w:w="3344"/>
+        <w:gridCol w:w="1033"/>
+        <w:gridCol w:w="3443"/>
+        <w:gridCol w:w="3443"/>
       </w:tblGrid>
       <w:tr>
         <w:trPr>
@@ -27921,6 +28003,63 @@
                 <w:sz w:val="20"/>
               </w:rPr>
               <w:t xml:space="preserve">Норматив / факт по времени (ПП РФ № 1931, форма 1/112)</w:t>
+            </w:r>
+          </w:p>
+        </w:tc>
+      </w:tr>
+      <w:tr>
+        <w:tc>
+          <w:tcPr/>
+          <w:p>
+            <w:pPr>
+              <w:pStyle w:val="Compact"/>
+              <w:spacing w:line="240" w:lineRule="auto"/>
+              <w:ind w:firstLine="0"/>
+              <w:jc w:val="left"/>
+            </w:pPr>
+            <w:r>
+              <w:rPr>
+                <w:rFonts w:ascii="Times New Roman" w:hAnsi="Times New Roman"/>
+                <w:sz w:val="20"/>
+              </w:rPr>
+              <w:t xml:space="preserve">GET</w:t>
+            </w:r>
+          </w:p>
+        </w:tc>
+        <w:tc>
+          <w:tcPr/>
+          <w:p>
+            <w:pPr>
+              <w:pStyle w:val="Compact"/>
+              <w:spacing w:line="240" w:lineRule="auto"/>
+              <w:ind w:firstLine="0"/>
+              <w:jc w:val="left"/>
+            </w:pPr>
+            <w:r>
+              <w:rPr>
+                <w:rStyle w:val="VerbatimChar"/>
+                <w:rFonts w:ascii="Times New Roman" w:hAnsi="Times New Roman"/>
+                <w:sz w:val="20"/>
+              </w:rPr>
+              <w:t xml:space="preserve">/api/v1/assessment/analytics/readiness</w:t>
+            </w:r>
+          </w:p>
+        </w:tc>
+        <w:tc>
+          <w:tcPr/>
+          <w:p>
+            <w:pPr>
+              <w:pStyle w:val="Compact"/>
+              <w:spacing w:line="240" w:lineRule="auto"/>
+              <w:ind w:firstLine="0"/>
+              <w:jc w:val="left"/>
+            </w:pPr>
+            <w:r>
+              <w:rPr>
+                <w:rFonts w:ascii="Times New Roman" w:hAnsi="Times New Roman"/>
+                <w:sz w:val="20"/>
+              </w:rPr>
+              <w:t xml:space="preserve">Готовность к допуску: оценка по шкале Программы подготовки ЕДДС и нормативам ПП № 1931</w:t>
             </w:r>
           </w:p>
         </w:tc>
@@ -30144,6 +30283,9 @@
     <w:abstractNumId w:val="991"/>
   </w:num>
   <w:num w:numId="1011">
+    <w:abstractNumId w:val="991"/>
+  </w:num>
+  <w:num w:numId="1012">
     <w:abstractNumId w:val="99411"/>
     <w:lvlOverride w:ilvl="0">
       <w:startOverride w:val="1"/>
@@ -30173,13 +30315,13 @@
       <w:startOverride w:val="1"/>
     </w:lvlOverride>
   </w:num>
-  <w:num w:numId="1012">
-    <w:abstractNumId w:val="991"/>
-  </w:num>
   <w:num w:numId="1013">
     <w:abstractNumId w:val="991"/>
   </w:num>
   <w:num w:numId="1014">
+    <w:abstractNumId w:val="991"/>
+  </w:num>
+  <w:num w:numId="1015">
     <w:abstractNumId w:val="991"/>
   </w:num>
 </w:numbering>

--- a/docs/delivery/out/Пояснительная_записка_АИскра.docx
+++ b/docs/delivery/out/Пояснительная_записка_АИскра.docx
@@ -610,7 +610,7 @@
         </w:rPr>
         <w:t>5.6 Поиск и выдержки из учебных материалов</w:t>
         <w:tab/>
-        <w:t>15</w:t>
+        <w:t>16</w:t>
       </w:r>
     </w:p>
     <w:p>
@@ -629,7 +629,7 @@
         </w:rPr>
         <w:t>6 Модель данных и справочники</w:t>
         <w:tab/>
-        <w:t>16</w:t>
+        <w:t>17</w:t>
       </w:r>
     </w:p>
     <w:p>
@@ -648,7 +648,7 @@
         </w:rPr>
         <w:t>6.1 Справочники</w:t>
         <w:tab/>
-        <w:t>16</w:t>
+        <w:t>17</w:t>
       </w:r>
     </w:p>
     <w:p>
@@ -667,7 +667,7 @@
         </w:rPr>
         <w:t>6.2 Таблицы базы данных</w:t>
         <w:tab/>
-        <w:t>16</w:t>
+        <w:t>17</w:t>
       </w:r>
     </w:p>
     <w:p>
@@ -686,7 +686,7 @@
         </w:rPr>
         <w:t>7 Описание программного интерфейса</w:t>
         <w:tab/>
-        <w:t>18</w:t>
+        <w:t>19</w:t>
       </w:r>
     </w:p>
     <w:p>
@@ -705,7 +705,7 @@
         </w:rPr>
         <w:t>8 Сборка, установка, настройка и восстановление</w:t>
         <w:tab/>
-        <w:t>19</w:t>
+        <w:t>20</w:t>
       </w:r>
     </w:p>
     <w:p>
@@ -724,7 +724,7 @@
         </w:rPr>
         <w:t>8.1 Требования к окружению</w:t>
         <w:tab/>
-        <w:t>19</w:t>
+        <w:t>20</w:t>
       </w:r>
     </w:p>
     <w:p>
@@ -743,7 +743,7 @@
         </w:rPr>
         <w:t>8.2 Сборка и установка</w:t>
         <w:tab/>
-        <w:t>19</w:t>
+        <w:t>20</w:t>
       </w:r>
     </w:p>
     <w:p>
@@ -762,7 +762,7 @@
         </w:rPr>
         <w:t>8.3 Настройка</w:t>
         <w:tab/>
-        <w:t>19</w:t>
+        <w:t>20</w:t>
       </w:r>
     </w:p>
     <w:p>
@@ -781,7 +781,7 @@
         </w:rPr>
         <w:t>8.4 Резервное копирование и восстановление</w:t>
         <w:tab/>
-        <w:t>19</w:t>
+        <w:t>20</w:t>
       </w:r>
     </w:p>
     <w:p>
@@ -800,7 +800,7 @@
         </w:rPr>
         <w:t>8.5 Обслуживание</w:t>
         <w:tab/>
-        <w:t>20</w:t>
+        <w:t>21</w:t>
       </w:r>
     </w:p>
     <w:p>
@@ -819,7 +819,7 @@
         </w:rPr>
         <w:t>9 Информационная безопасность</w:t>
         <w:tab/>
-        <w:t>21</w:t>
+        <w:t>22</w:t>
       </w:r>
     </w:p>
     <w:p>
@@ -838,7 +838,7 @@
         </w:rPr>
         <w:t>10 Условия и ограничения</w:t>
         <w:tab/>
-        <w:t>22</w:t>
+        <w:t>23</w:t>
       </w:r>
     </w:p>
     <w:p>
@@ -857,7 +857,7 @@
         </w:rPr>
         <w:t>10.1 Производительность</w:t>
         <w:tab/>
-        <w:t>22</w:t>
+        <w:t>23</w:t>
       </w:r>
     </w:p>
     <w:p>
@@ -876,7 +876,7 @@
         </w:rPr>
         <w:t>10.2 Условия эксплуатации</w:t>
         <w:tab/>
-        <w:t>22</w:t>
+        <w:t>23</w:t>
       </w:r>
     </w:p>
     <w:p>
@@ -895,7 +895,7 @@
         </w:rPr>
         <w:t>10.3 Ограничения прототипа</w:t>
         <w:tab/>
-        <w:t>22</w:t>
+        <w:t>23</w:t>
       </w:r>
     </w:p>
     <w:p>
@@ -914,7 +914,7 @@
         </w:rPr>
         <w:t>11 Соответствие требованиям технического задания</w:t>
         <w:tab/>
-        <w:t>24</w:t>
+        <w:t>25</w:t>
       </w:r>
     </w:p>
     <w:p>
@@ -933,7 +933,7 @@
         </w:rPr>
         <w:t>12 Перечень используемых библиотек</w:t>
         <w:tab/>
-        <w:t>32</w:t>
+        <w:t>33</w:t>
       </w:r>
     </w:p>
     <w:p>
@@ -952,7 +952,7 @@
         </w:rPr>
         <w:t>13 Приложение А. Перечень операций программного интерфейса</w:t>
         <w:tab/>
-        <w:t>34</w:t>
+        <w:t>35</w:t>
       </w:r>
     </w:p>
     <w:p>
@@ -6099,7 +6099,7 @@
         <w:pStyle w:val="FirstParagraph"/>
       </w:pPr>
       <w:r>
-        <w:t xml:space="preserve">Детерминированные критерии проверяются автоматическими тестами на эталонных карточках. Для оценки достоверности в целом сравниваются автооценка и экспертная оценка преподавателя по тем же карточкам (данные правок хранятся в таблице</w:t>
+        <w:t xml:space="preserve">Методика и расчёт — модуль</w:t>
       </w:r>
       <w:r>
         <w:t xml:space="preserve"> </w:t>
@@ -6108,10 +6108,55 @@
         <w:rPr>
           <w:rStyle w:val="VerbatimChar"/>
         </w:rPr>
-        <w:t xml:space="preserve">expert_overrides</w:t>
-      </w:r>
-      <w:r>
-        <w:t xml:space="preserve">):</w:t>
+        <w:t xml:space="preserve">assessment/domain/validation.py</w:t>
+      </w:r>
+      <w:r>
+        <w:t xml:space="preserve">. Результаты показываются на экране преподавателя «Достоверность» и выгружаются утилитой</w:t>
+      </w:r>
+      <w:r>
+        <w:t xml:space="preserve"> </w:t>
+      </w:r>
+      <w:r>
+        <w:rPr>
+          <w:rStyle w:val="VerbatimChar"/>
+        </w:rPr>
+        <w:t xml:space="preserve">backend/tools/validate_ai.py</w:t>
+      </w:r>
+      <w:r>
+        <w:t xml:space="preserve"> </w:t>
+      </w:r>
+      <w:r>
+        <w:t xml:space="preserve">в отчёт</w:t>
+      </w:r>
+      <w:r>
+        <w:t xml:space="preserve"> </w:t>
+      </w:r>
+      <w:r>
+        <w:rPr>
+          <w:rStyle w:val="VerbatimChar"/>
+        </w:rPr>
+        <w:t xml:space="preserve">docs/validation/Достоверность_автооценки.md</w:t>
+      </w:r>
+      <w:r>
+        <w:t xml:space="preserve">.</w:t>
+      </w:r>
+    </w:p>
+    <w:p>
+      <w:pPr>
+        <w:pStyle w:val="BodyText"/>
+      </w:pPr>
+      <w:r>
+        <w:rPr>
+          <w:b/>
+          <w:bCs/>
+        </w:rPr>
+        <w:t xml:space="preserve">Бенчмарк известных ошибок.</w:t>
+      </w:r>
+      <w:r>
+        <w:t xml:space="preserve"> </w:t>
+      </w:r>
+      <w:r>
+        <w:t xml:space="preserve">Для каждого утверждённого сценария строится карточка, заполненная точно по эталону, и её копии с одной известной ошибкой: 15 видов для карточки 112 и 7 для работы ДДС. Меряются:</w:t>
       </w:r>
     </w:p>
     <w:p>
@@ -6123,7 +6168,7 @@
         </w:numPr>
       </w:pPr>
       <w:r>
-        <w:t xml:space="preserve">средняя абсолютная ошибка балла (MAE) между автооценкой и экспертной оценкой;</w:t>
+        <w:t xml:space="preserve">чувствительность — ошибка найдена: критерий снижен, есть замечание;</w:t>
       </w:r>
     </w:p>
     <w:p>
@@ -6135,7 +6180,7 @@
         </w:numPr>
       </w:pPr>
       <w:r>
-        <w:t xml:space="preserve">доля совпадений решения «зачтено / не зачтено» и коэффициент согласия Коэна κ;</w:t>
+        <w:t xml:space="preserve">локализация — остальные критерии не задеты;</w:t>
       </w:r>
     </w:p>
     <w:p>
@@ -6147,7 +6192,19 @@
         </w:numPr>
       </w:pPr>
       <w:r>
-        <w:t xml:space="preserve">для ИИ-судьи — точность и полнота выявления ошибок описания относительно разметки эксперта.</w:t>
+        <w:t xml:space="preserve">специфичность — верная работа получает 100 баллов без замечаний;</w:t>
+      </w:r>
+    </w:p>
+    <w:p>
+      <w:pPr>
+        <w:pStyle w:val="Compact"/>
+        <w:numPr>
+          <w:ilvl w:val="0"/>
+          <w:numId w:val="1011"/>
+        </w:numPr>
+      </w:pPr>
+      <w:r>
+        <w:t xml:space="preserve">совпадение вердикта «зачтено / не зачтено» с ожидаемым по критичности ошибки и коэффициент согласия Коэна κ.</w:t>
       </w:r>
     </w:p>
     <w:p>
@@ -6155,7 +6212,459 @@
         <w:pStyle w:val="FirstParagraph"/>
       </w:pPr>
       <w:r>
-        <w:t xml:space="preserve">Расчёт метрик на реальных экспертных оценках — пункт 3.5 плана, в прототипе не выполнен: для него нужна выборка карточек, оценённых экспертами заказчика.</w:t>
+        <w:t xml:space="preserve">Критическими считаются ошибки, при которых силы уехали бы не туда или не те: тип из другой группы, нет основной службы, не та улица, не отмечены пострадавшие; у ДДС — неверное решение и решение позже трёх нормативов.</w:t>
+      </w:r>
+    </w:p>
+    <w:tbl>
+      <w:tblPr>
+        <w:tblW w:type="auto" w:w="0"/>
+        <w:tblLook w:firstRow="1" w:lastRow="0" w:firstColumn="0" w:lastColumn="0" w:noHBand="0" w:noVBand="0" w:val="0020"/>
+        <w:tblBorders>
+          <w:top w:val="single" w:sz="4" w:color="000000"/>
+          <w:left w:val="single" w:sz="4" w:color="000000"/>
+          <w:bottom w:val="single" w:sz="4" w:color="000000"/>
+          <w:right w:val="single" w:sz="4" w:color="000000"/>
+          <w:insideH w:val="single" w:sz="4" w:color="000000"/>
+          <w:insideV w:val="single" w:sz="4" w:color="000000"/>
+        </w:tblBorders>
+      </w:tblPr>
+      <w:tblGrid>
+        <w:gridCol w:w="2640"/>
+        <w:gridCol w:w="2640"/>
+        <w:gridCol w:w="2640"/>
+      </w:tblGrid>
+      <w:tr>
+        <w:trPr>
+          <w:tblHeader w:val="on"/>
+        </w:trPr>
+        <w:tc>
+          <w:tcPr/>
+          <w:p>
+            <w:pPr>
+              <w:pStyle w:val="Compact"/>
+              <w:spacing w:line="240" w:lineRule="auto"/>
+              <w:ind w:firstLine="0"/>
+              <w:jc w:val="left"/>
+            </w:pPr>
+            <w:r>
+              <w:rPr>
+                <w:rFonts w:ascii="Times New Roman" w:hAnsi="Times New Roman"/>
+                <w:sz w:val="20"/>
+              </w:rPr>
+              <w:t xml:space="preserve">Показатель (30 сценариев, 602 проверки)</w:t>
+            </w:r>
+          </w:p>
+        </w:tc>
+        <w:tc>
+          <w:tcPr/>
+          <w:p>
+            <w:pPr>
+              <w:pStyle w:val="Compact"/>
+              <w:spacing w:line="240" w:lineRule="auto"/>
+              <w:ind w:firstLine="0"/>
+              <w:jc w:val="left"/>
+            </w:pPr>
+            <w:r>
+              <w:rPr>
+                <w:rFonts w:ascii="Times New Roman" w:hAnsi="Times New Roman"/>
+                <w:sz w:val="20"/>
+              </w:rPr>
+              <w:t xml:space="preserve">До исправлений</w:t>
+            </w:r>
+          </w:p>
+        </w:tc>
+        <w:tc>
+          <w:tcPr/>
+          <w:p>
+            <w:pPr>
+              <w:pStyle w:val="Compact"/>
+              <w:spacing w:line="240" w:lineRule="auto"/>
+              <w:ind w:firstLine="0"/>
+              <w:jc w:val="left"/>
+            </w:pPr>
+            <w:r>
+              <w:rPr>
+                <w:rFonts w:ascii="Times New Roman" w:hAnsi="Times New Roman"/>
+                <w:sz w:val="20"/>
+              </w:rPr>
+              <w:t xml:space="preserve">После</w:t>
+            </w:r>
+          </w:p>
+        </w:tc>
+      </w:tr>
+      <w:tr>
+        <w:tc>
+          <w:tcPr/>
+          <w:p>
+            <w:pPr>
+              <w:pStyle w:val="Compact"/>
+              <w:spacing w:line="240" w:lineRule="auto"/>
+              <w:ind w:firstLine="0"/>
+              <w:jc w:val="left"/>
+            </w:pPr>
+            <w:r>
+              <w:rPr>
+                <w:rFonts w:ascii="Times New Roman" w:hAnsi="Times New Roman"/>
+                <w:sz w:val="20"/>
+              </w:rPr>
+              <w:t xml:space="preserve">Чувствительность</w:t>
+            </w:r>
+          </w:p>
+        </w:tc>
+        <w:tc>
+          <w:tcPr/>
+          <w:p>
+            <w:pPr>
+              <w:pStyle w:val="Compact"/>
+              <w:spacing w:line="240" w:lineRule="auto"/>
+              <w:ind w:firstLine="0"/>
+              <w:jc w:val="left"/>
+            </w:pPr>
+            <w:r>
+              <w:rPr>
+                <w:rFonts w:ascii="Times New Roman" w:hAnsi="Times New Roman"/>
+                <w:sz w:val="20"/>
+              </w:rPr>
+              <w:t xml:space="preserve">100 %</w:t>
+            </w:r>
+          </w:p>
+        </w:tc>
+        <w:tc>
+          <w:tcPr/>
+          <w:p>
+            <w:pPr>
+              <w:pStyle w:val="Compact"/>
+              <w:spacing w:line="240" w:lineRule="auto"/>
+              <w:ind w:firstLine="0"/>
+              <w:jc w:val="left"/>
+            </w:pPr>
+            <w:r>
+              <w:rPr>
+                <w:rFonts w:ascii="Times New Roman" w:hAnsi="Times New Roman"/>
+                <w:sz w:val="20"/>
+              </w:rPr>
+              <w:t xml:space="preserve">100 %</w:t>
+            </w:r>
+          </w:p>
+        </w:tc>
+      </w:tr>
+      <w:tr>
+        <w:tc>
+          <w:tcPr/>
+          <w:p>
+            <w:pPr>
+              <w:pStyle w:val="Compact"/>
+              <w:spacing w:line="240" w:lineRule="auto"/>
+              <w:ind w:firstLine="0"/>
+              <w:jc w:val="left"/>
+            </w:pPr>
+            <w:r>
+              <w:rPr>
+                <w:rFonts w:ascii="Times New Roman" w:hAnsi="Times New Roman"/>
+                <w:sz w:val="20"/>
+              </w:rPr>
+              <w:t xml:space="preserve">Специфичность карточки 112</w:t>
+            </w:r>
+          </w:p>
+        </w:tc>
+        <w:tc>
+          <w:tcPr/>
+          <w:p>
+            <w:pPr>
+              <w:pStyle w:val="Compact"/>
+              <w:spacing w:line="240" w:lineRule="auto"/>
+              <w:ind w:firstLine="0"/>
+              <w:jc w:val="left"/>
+            </w:pPr>
+            <w:r>
+              <w:rPr>
+                <w:rFonts w:ascii="Times New Roman" w:hAnsi="Times New Roman"/>
+                <w:sz w:val="20"/>
+              </w:rPr>
+              <w:t xml:space="preserve">96,7 %</w:t>
+            </w:r>
+          </w:p>
+        </w:tc>
+        <w:tc>
+          <w:tcPr/>
+          <w:p>
+            <w:pPr>
+              <w:pStyle w:val="Compact"/>
+              <w:spacing w:line="240" w:lineRule="auto"/>
+              <w:ind w:firstLine="0"/>
+              <w:jc w:val="left"/>
+            </w:pPr>
+            <w:r>
+              <w:rPr>
+                <w:rFonts w:ascii="Times New Roman" w:hAnsi="Times New Roman"/>
+                <w:sz w:val="20"/>
+              </w:rPr>
+              <w:t xml:space="preserve">100 %</w:t>
+            </w:r>
+          </w:p>
+        </w:tc>
+      </w:tr>
+      <w:tr>
+        <w:tc>
+          <w:tcPr/>
+          <w:p>
+            <w:pPr>
+              <w:pStyle w:val="Compact"/>
+              <w:spacing w:line="240" w:lineRule="auto"/>
+              <w:ind w:firstLine="0"/>
+              <w:jc w:val="left"/>
+            </w:pPr>
+            <w:r>
+              <w:rPr>
+                <w:rFonts w:ascii="Times New Roman" w:hAnsi="Times New Roman"/>
+                <w:sz w:val="20"/>
+              </w:rPr>
+              <w:t xml:space="preserve">Критические ошибки → «не зачтено»</w:t>
+            </w:r>
+          </w:p>
+        </w:tc>
+        <w:tc>
+          <w:tcPr/>
+          <w:p>
+            <w:pPr>
+              <w:pStyle w:val="Compact"/>
+              <w:spacing w:line="240" w:lineRule="auto"/>
+              <w:ind w:firstLine="0"/>
+              <w:jc w:val="left"/>
+            </w:pPr>
+            <w:r>
+              <w:rPr>
+                <w:rFonts w:ascii="Times New Roman" w:hAnsi="Times New Roman"/>
+                <w:sz w:val="20"/>
+              </w:rPr>
+              <w:t xml:space="preserve">19 %</w:t>
+            </w:r>
+          </w:p>
+        </w:tc>
+        <w:tc>
+          <w:tcPr/>
+          <w:p>
+            <w:pPr>
+              <w:pStyle w:val="Compact"/>
+              <w:spacing w:line="240" w:lineRule="auto"/>
+              <w:ind w:firstLine="0"/>
+              <w:jc w:val="left"/>
+            </w:pPr>
+            <w:r>
+              <w:rPr>
+                <w:rFonts w:ascii="Times New Roman" w:hAnsi="Times New Roman"/>
+                <w:sz w:val="20"/>
+              </w:rPr>
+              <w:t xml:space="preserve">100 %</w:t>
+            </w:r>
+          </w:p>
+        </w:tc>
+      </w:tr>
+      <w:tr>
+        <w:tc>
+          <w:tcPr/>
+          <w:p>
+            <w:pPr>
+              <w:pStyle w:val="Compact"/>
+              <w:spacing w:line="240" w:lineRule="auto"/>
+              <w:ind w:firstLine="0"/>
+              <w:jc w:val="left"/>
+            </w:pPr>
+            <w:r>
+              <w:rPr>
+                <w:rFonts w:ascii="Times New Roman" w:hAnsi="Times New Roman"/>
+                <w:sz w:val="20"/>
+              </w:rPr>
+              <w:t xml:space="preserve">κ Коэна по вердикту</w:t>
+            </w:r>
+          </w:p>
+        </w:tc>
+        <w:tc>
+          <w:tcPr/>
+          <w:p>
+            <w:pPr>
+              <w:pStyle w:val="Compact"/>
+              <w:spacing w:line="240" w:lineRule="auto"/>
+              <w:ind w:firstLine="0"/>
+              <w:jc w:val="left"/>
+            </w:pPr>
+            <w:r>
+              <w:rPr>
+                <w:rFonts w:ascii="Times New Roman" w:hAnsi="Times New Roman"/>
+                <w:sz w:val="20"/>
+              </w:rPr>
+              <w:t xml:space="preserve">0,27</w:t>
+            </w:r>
+          </w:p>
+        </w:tc>
+        <w:tc>
+          <w:tcPr/>
+          <w:p>
+            <w:pPr>
+              <w:pStyle w:val="Compact"/>
+              <w:spacing w:line="240" w:lineRule="auto"/>
+              <w:ind w:firstLine="0"/>
+              <w:jc w:val="left"/>
+            </w:pPr>
+            <w:r>
+              <w:rPr>
+                <w:rFonts w:ascii="Times New Roman" w:hAnsi="Times New Roman"/>
+                <w:sz w:val="20"/>
+              </w:rPr>
+              <w:t xml:space="preserve">1,0</w:t>
+            </w:r>
+          </w:p>
+        </w:tc>
+      </w:tr>
+    </w:tbl>
+    <w:p>
+      <w:pPr>
+        <w:pStyle w:val="BodyText"/>
+      </w:pPr>
+      <w:r>
+        <w:t xml:space="preserve">Бенчмарк выявил и помог исправить три дефекта:</w:t>
+      </w:r>
+    </w:p>
+    <w:p>
+      <w:pPr>
+        <w:pStyle w:val="Compact"/>
+        <w:numPr>
+          <w:ilvl w:val="0"/>
+          <w:numId w:val="1012"/>
+        </w:numPr>
+      </w:pPr>
+      <w:r>
+        <w:t xml:space="preserve">средневзвешенный балл пропускал грубые ошибки — введено правило критической ошибки: «не зачтено» при любом балле;</w:t>
+      </w:r>
+    </w:p>
+    <w:p>
+      <w:pPr>
+        <w:pStyle w:val="Compact"/>
+        <w:numPr>
+          <w:ilvl w:val="0"/>
+          <w:numId w:val="1012"/>
+        </w:numPr>
+      </w:pPr>
+      <w:r>
+        <w:t xml:space="preserve">ключевые факты со словами «набережная», «улица» не находились в описании;</w:t>
+      </w:r>
+    </w:p>
+    <w:p>
+      <w:pPr>
+        <w:pStyle w:val="Compact"/>
+        <w:numPr>
+          <w:ilvl w:val="0"/>
+          <w:numId w:val="1012"/>
+        </w:numPr>
+      </w:pPr>
+      <w:r>
+        <w:t xml:space="preserve">балл адреса не достигал 1 из-за округления.</w:t>
+      </w:r>
+    </w:p>
+    <w:p>
+      <w:pPr>
+        <w:pStyle w:val="FirstParagraph"/>
+      </w:pPr>
+      <w:r>
+        <w:t xml:space="preserve">Кроме того, критерий описания теперь учитывает только те факты, которые прозвучали в речи заявителя.</w:t>
+      </w:r>
+    </w:p>
+    <w:p>
+      <w:pPr>
+        <w:pStyle w:val="BodyText"/>
+      </w:pPr>
+      <w:r>
+        <w:rPr>
+          <w:b/>
+          <w:bCs/>
+        </w:rPr>
+        <w:t xml:space="preserve">Согласованность генератора.</w:t>
+      </w:r>
+      <w:r>
+        <w:t xml:space="preserve"> </w:t>
+      </w:r>
+      <w:r>
+        <w:t xml:space="preserve">Адрес, заявитель и пострадавшие легенды совпадают с эталоном в 100 % сценариев. Службы эталона совпадают с автоподбором по классификатору в 100 %. Ключевые факты эталона звучат в речи заявителя в 90 % сценариев; в остальных критерий описания учитывает только прозвучавшие факты.</w:t>
+      </w:r>
+    </w:p>
+    <w:p>
+      <w:pPr>
+        <w:pStyle w:val="BodyText"/>
+      </w:pPr>
+      <w:r>
+        <w:rPr>
+          <w:b/>
+          <w:bCs/>
+        </w:rPr>
+        <w:t xml:space="preserve">Согласие с экспертом.</w:t>
+      </w:r>
+      <w:r>
+        <w:t xml:space="preserve"> </w:t>
+      </w:r>
+      <w:r>
+        <w:t xml:space="preserve">По каждой экспертной правке преподавателя сравниваются автобалл до правки и балл эксперта: средняя абсолютная ошибка (MAE), совпадение вердикта, κ Коэна. Метрика рассчитывается автоматически и растёт вместе с числом правок. Устойчивой её можно считать от 30 правок.</w:t>
+      </w:r>
+    </w:p>
+    <w:p>
+      <w:pPr>
+        <w:pStyle w:val="BodyText"/>
+      </w:pPr>
+      <w:r>
+        <w:rPr>
+          <w:b/>
+          <w:bCs/>
+        </w:rPr>
+        <w:t xml:space="preserve">ИИ-судья</w:t>
+      </w:r>
+      <w:r>
+        <w:t xml:space="preserve"> </w:t>
+      </w:r>
+      <w:r>
+        <w:t xml:space="preserve">(смысл и грамотность описания) проверяется на модели отдельно:</w:t>
+      </w:r>
+    </w:p>
+    <w:p>
+      <w:pPr>
+        <w:pStyle w:val="Compact"/>
+        <w:numPr>
+          <w:ilvl w:val="0"/>
+          <w:numId w:val="1013"/>
+        </w:numPr>
+      </w:pPr>
+      <w:r>
+        <w:t xml:space="preserve">верное описание против описания другого происшествия;</w:t>
+      </w:r>
+    </w:p>
+    <w:p>
+      <w:pPr>
+        <w:pStyle w:val="Compact"/>
+        <w:numPr>
+          <w:ilvl w:val="0"/>
+          <w:numId w:val="1013"/>
+        </w:numPr>
+      </w:pPr>
+      <w:r>
+        <w:t xml:space="preserve">текст без опечаток против текста с опечатками.</w:t>
+      </w:r>
+    </w:p>
+    <w:p>
+      <w:pPr>
+        <w:pStyle w:val="FirstParagraph"/>
+      </w:pPr>
+      <w:r>
+        <w:t xml:space="preserve">Команда —</w:t>
+      </w:r>
+      <w:r>
+        <w:t xml:space="preserve"> </w:t>
+      </w:r>
+      <w:r>
+        <w:rPr>
+          <w:rStyle w:val="VerbatimChar"/>
+        </w:rPr>
+        <w:t xml:space="preserve">tools/validate_ai.py --judge N</w:t>
+      </w:r>
+      <w:r>
+        <w:t xml:space="preserve">. Без подключённой модели судья не вызывается, а его критерии в итоговый балл не входят.</w:t>
       </w:r>
     </w:p>
     <w:bookmarkEnd w:id="32"/>
@@ -9054,7 +9563,7 @@
         <w:pStyle w:val="Compact"/>
         <w:numPr>
           <w:ilvl w:val="0"/>
-          <w:numId w:val="1012"/>
+          <w:numId w:val="1014"/>
         </w:numPr>
       </w:pPr>
       <w:r>
@@ -9066,7 +9575,7 @@
         <w:pStyle w:val="Compact"/>
         <w:numPr>
           <w:ilvl w:val="0"/>
-          <w:numId w:val="1012"/>
+          <w:numId w:val="1014"/>
         </w:numPr>
       </w:pPr>
       <w:r>
@@ -9117,7 +9626,7 @@
         <w:pStyle w:val="Compact"/>
         <w:numPr>
           <w:ilvl w:val="0"/>
-          <w:numId w:val="1012"/>
+          <w:numId w:val="1014"/>
         </w:numPr>
       </w:pPr>
       <w:r>
@@ -9153,7 +9662,7 @@
         <w:pStyle w:val="Compact"/>
         <w:numPr>
           <w:ilvl w:val="0"/>
-          <w:numId w:val="1012"/>
+          <w:numId w:val="1014"/>
         </w:numPr>
       </w:pPr>
       <w:r>
@@ -9225,7 +9734,7 @@
         <w:pStyle w:val="Compact"/>
         <w:numPr>
           <w:ilvl w:val="0"/>
-          <w:numId w:val="1012"/>
+          <w:numId w:val="1014"/>
         </w:numPr>
       </w:pPr>
       <w:r>
@@ -9676,7 +10185,7 @@
         <w:pStyle w:val="Compact"/>
         <w:numPr>
           <w:ilvl w:val="0"/>
-          <w:numId w:val="1013"/>
+          <w:numId w:val="1015"/>
         </w:numPr>
       </w:pPr>
       <w:r>
@@ -9700,7 +10209,7 @@
         <w:pStyle w:val="Compact"/>
         <w:numPr>
           <w:ilvl w:val="0"/>
-          <w:numId w:val="1013"/>
+          <w:numId w:val="1015"/>
         </w:numPr>
       </w:pPr>
       <w:r>
@@ -9724,7 +10233,7 @@
         <w:pStyle w:val="Compact"/>
         <w:numPr>
           <w:ilvl w:val="0"/>
-          <w:numId w:val="1013"/>
+          <w:numId w:val="1015"/>
         </w:numPr>
       </w:pPr>
       <w:r>
@@ -9736,7 +10245,7 @@
         <w:pStyle w:val="Compact"/>
         <w:numPr>
           <w:ilvl w:val="0"/>
-          <w:numId w:val="1013"/>
+          <w:numId w:val="1015"/>
         </w:numPr>
       </w:pPr>
       <w:r>
@@ -9748,7 +10257,7 @@
         <w:pStyle w:val="Compact"/>
         <w:numPr>
           <w:ilvl w:val="0"/>
-          <w:numId w:val="1013"/>
+          <w:numId w:val="1015"/>
         </w:numPr>
       </w:pPr>
       <w:r>
@@ -9791,7 +10300,7 @@
         <w:pStyle w:val="Compact"/>
         <w:numPr>
           <w:ilvl w:val="0"/>
-          <w:numId w:val="1014"/>
+          <w:numId w:val="1016"/>
         </w:numPr>
       </w:pPr>
       <w:r>
@@ -9815,7 +10324,7 @@
         <w:pStyle w:val="Compact"/>
         <w:numPr>
           <w:ilvl w:val="0"/>
-          <w:numId w:val="1014"/>
+          <w:numId w:val="1016"/>
         </w:numPr>
       </w:pPr>
       <w:r>
@@ -9839,7 +10348,7 @@
         <w:pStyle w:val="Compact"/>
         <w:numPr>
           <w:ilvl w:val="0"/>
-          <w:numId w:val="1014"/>
+          <w:numId w:val="1016"/>
         </w:numPr>
       </w:pPr>
       <w:r>
@@ -10613,7 +11122,7 @@
         <w:pStyle w:val="Compact"/>
         <w:numPr>
           <w:ilvl w:val="0"/>
-          <w:numId w:val="1015"/>
+          <w:numId w:val="1017"/>
         </w:numPr>
       </w:pPr>
       <w:r>
@@ -10625,7 +11134,7 @@
         <w:pStyle w:val="Compact"/>
         <w:numPr>
           <w:ilvl w:val="0"/>
-          <w:numId w:val="1015"/>
+          <w:numId w:val="1017"/>
         </w:numPr>
       </w:pPr>
       <w:r>
@@ -10637,7 +11146,7 @@
         <w:pStyle w:val="Compact"/>
         <w:numPr>
           <w:ilvl w:val="0"/>
-          <w:numId w:val="1015"/>
+          <w:numId w:val="1017"/>
         </w:numPr>
       </w:pPr>
       <w:r>
@@ -11110,7 +11619,7 @@
         <w:pStyle w:val="BodyText"/>
       </w:pPr>
       <w:r>
-        <w:t xml:space="preserve">Итог: реализовано — 58, частично — 14, не реализовано — 8, не относится к функциональности — 3 из 83. Из требований с приоритетом M реализовано полностью 42 из 48, остальные — частично: 2.2, 3.3, 4.4, 5.5, 8.7, 9.5.</w:t>
+        <w:t xml:space="preserve">Итог: реализовано — 58, частично — 15, не реализовано — 7, не относится к функциональности — 3 из 83. Из требований с приоритетом M реализовано полностью 42 из 48, остальные — частично: 2.2, 3.3, 4.4, 5.5, 8.7, 9.5.</w:t>
       </w:r>
     </w:p>
     <w:tbl>
@@ -17304,25 +17813,25 @@
                 <w:rFonts w:ascii="Times New Roman" w:hAnsi="Times New Roman"/>
                 <w:sz w:val="20"/>
               </w:rPr>
-              <w:t xml:space="preserve">нет</w:t>
-            </w:r>
-          </w:p>
-        </w:tc>
-        <w:tc>
-          <w:tcPr/>
-          <w:p>
-            <w:pPr>
-              <w:pStyle w:val="Compact"/>
-              <w:spacing w:line="240" w:lineRule="auto"/>
-              <w:ind w:firstLine="0"/>
-              <w:jc w:val="left"/>
-            </w:pPr>
-            <w:r>
-              <w:rPr>
-                <w:rFonts w:ascii="Times New Roman" w:hAnsi="Times New Roman"/>
-                <w:sz w:val="20"/>
-              </w:rPr>
-              <w:t xml:space="preserve">метод (MAE, согласие «зачтено», κ Коэна) описан; расчёт на экспертной выборке не выполнен</w:t>
+              <w:t xml:space="preserve">частично</w:t>
+            </w:r>
+          </w:p>
+        </w:tc>
+        <w:tc>
+          <w:tcPr/>
+          <w:p>
+            <w:pPr>
+              <w:pStyle w:val="Compact"/>
+              <w:spacing w:line="240" w:lineRule="auto"/>
+              <w:ind w:firstLine="0"/>
+              <w:jc w:val="left"/>
+            </w:pPr>
+            <w:r>
+              <w:rPr>
+                <w:rFonts w:ascii="Times New Roman" w:hAnsi="Times New Roman"/>
+                <w:sz w:val="20"/>
+              </w:rPr>
+              <w:t xml:space="preserve">бенчмарк 602 проверок на 30 сценариях: чувствительность и специфичность 100 %, κ = 1,0; согласие с экспертом (MAE, κ) считается по правкам на стенде; ИИ-судья — на модели</w:t>
             </w:r>
           </w:p>
         </w:tc>
@@ -23081,7 +23590,7 @@
         <w:pStyle w:val="FirstParagraph"/>
       </w:pPr>
       <w:r>
-        <w:t xml:space="preserve">Всего операций: 103. Спецификация — файл</w:t>
+        <w:t xml:space="preserve">Всего операций: 104. Спецификация — файл</w:t>
       </w:r>
       <w:r>
         <w:t xml:space="preserve"> </w:t>
@@ -28174,6 +28683,63 @@
                 <w:sz w:val="20"/>
               </w:rPr>
               <w:t xml:space="preserve">Подбор задания по слабым местам: группы классификатора, сложность, фокус инструктажа</w:t>
+            </w:r>
+          </w:p>
+        </w:tc>
+      </w:tr>
+      <w:tr>
+        <w:tc>
+          <w:tcPr/>
+          <w:p>
+            <w:pPr>
+              <w:pStyle w:val="Compact"/>
+              <w:spacing w:line="240" w:lineRule="auto"/>
+              <w:ind w:firstLine="0"/>
+              <w:jc w:val="left"/>
+            </w:pPr>
+            <w:r>
+              <w:rPr>
+                <w:rFonts w:ascii="Times New Roman" w:hAnsi="Times New Roman"/>
+                <w:sz w:val="20"/>
+              </w:rPr>
+              <w:t xml:space="preserve">GET</w:t>
+            </w:r>
+          </w:p>
+        </w:tc>
+        <w:tc>
+          <w:tcPr/>
+          <w:p>
+            <w:pPr>
+              <w:pStyle w:val="Compact"/>
+              <w:spacing w:line="240" w:lineRule="auto"/>
+              <w:ind w:firstLine="0"/>
+              <w:jc w:val="left"/>
+            </w:pPr>
+            <w:r>
+              <w:rPr>
+                <w:rStyle w:val="VerbatimChar"/>
+                <w:rFonts w:ascii="Times New Roman" w:hAnsi="Times New Roman"/>
+                <w:sz w:val="20"/>
+              </w:rPr>
+              <w:t xml:space="preserve">/api/v1/assessment/analytics/validation</w:t>
+            </w:r>
+          </w:p>
+        </w:tc>
+        <w:tc>
+          <w:tcPr/>
+          <w:p>
+            <w:pPr>
+              <w:pStyle w:val="Compact"/>
+              <w:spacing w:line="240" w:lineRule="auto"/>
+              <w:ind w:firstLine="0"/>
+              <w:jc w:val="left"/>
+            </w:pPr>
+            <w:r>
+              <w:rPr>
+                <w:rFonts w:ascii="Times New Roman" w:hAnsi="Times New Roman"/>
+                <w:sz w:val="20"/>
+              </w:rPr>
+              <w:t xml:space="preserve">Достоверность автооценки: бенчмарк ошибок, согласованность генератора, согласие с экспертом (п. 3.5)</w:t>
             </w:r>
           </w:p>
         </w:tc>
@@ -30286,6 +30852,12 @@
     <w:abstractNumId w:val="991"/>
   </w:num>
   <w:num w:numId="1012">
+    <w:abstractNumId w:val="991"/>
+  </w:num>
+  <w:num w:numId="1013">
+    <w:abstractNumId w:val="991"/>
+  </w:num>
+  <w:num w:numId="1014">
     <w:abstractNumId w:val="99411"/>
     <w:lvlOverride w:ilvl="0">
       <w:startOverride w:val="1"/>
@@ -30315,13 +30887,13 @@
       <w:startOverride w:val="1"/>
     </w:lvlOverride>
   </w:num>
-  <w:num w:numId="1013">
+  <w:num w:numId="1015">
     <w:abstractNumId w:val="991"/>
   </w:num>
-  <w:num w:numId="1014">
+  <w:num w:numId="1016">
     <w:abstractNumId w:val="991"/>
   </w:num>
-  <w:num w:numId="1015">
+  <w:num w:numId="1017">
     <w:abstractNumId w:val="991"/>
   </w:num>
 </w:numbering>

--- a/docs/delivery/out/Пояснительная_записка_АИскра.docx
+++ b/docs/delivery/out/Пояснительная_записка_АИскра.docx
@@ -11619,7 +11619,7 @@
         <w:pStyle w:val="BodyText"/>
       </w:pPr>
       <w:r>
-        <w:t xml:space="preserve">Итог: реализовано — 58, частично — 15, не реализовано — 7, не относится к функциональности — 3 из 83. Из требований с приоритетом M реализовано полностью 42 из 48, остальные — частично: 2.2, 3.3, 4.4, 5.5, 8.7, 9.5.</w:t>
+        <w:t xml:space="preserve">Итог: реализовано — 59, частично — 14, не реализовано — 7, не относится к функциональности — 3 из 83. Из требований с приоритетом M реализовано полностью 42 из 48, остальные — частично: 2.2, 3.3, 4.4, 5.5, 8.7, 9.5.</w:t>
       </w:r>
     </w:p>
     <w:tbl>
@@ -15584,6 +15584,556 @@
                 <w:rFonts w:ascii="Times New Roman" w:hAnsi="Times New Roman"/>
                 <w:sz w:val="20"/>
               </w:rPr>
+              <w:t xml:space="preserve">да</w:t>
+            </w:r>
+          </w:p>
+        </w:tc>
+        <w:tc>
+          <w:tcPr/>
+          <w:p>
+            <w:pPr>
+              <w:pStyle w:val="Compact"/>
+              <w:spacing w:line="240" w:lineRule="auto"/>
+              <w:ind w:firstLine="0"/>
+              <w:jc w:val="left"/>
+            </w:pPr>
+            <w:r>
+              <w:rPr>
+                <w:rFonts w:ascii="Times New Roman" w:hAnsi="Times New Roman"/>
+                <w:sz w:val="20"/>
+              </w:rPr>
+              <w:t xml:space="preserve">диалог с ИИ-заявителем в рамках легенды — текстом или голосом (Whisper, кнопка «говорить»)</w:t>
+            </w:r>
+          </w:p>
+        </w:tc>
+      </w:tr>
+      <w:tr>
+        <w:tc>
+          <w:tcPr/>
+          <w:p>
+            <w:pPr>
+              <w:pStyle w:val="Compact"/>
+              <w:spacing w:line="240" w:lineRule="auto"/>
+              <w:ind w:firstLine="0"/>
+              <w:jc w:val="left"/>
+            </w:pPr>
+            <w:r>
+              <w:rPr>
+                <w:rFonts w:ascii="Times New Roman" w:hAnsi="Times New Roman"/>
+                <w:sz w:val="20"/>
+              </w:rPr>
+              <w:t xml:space="preserve">5.1</w:t>
+            </w:r>
+          </w:p>
+        </w:tc>
+        <w:tc>
+          <w:tcPr/>
+          <w:p>
+            <w:pPr>
+              <w:pStyle w:val="Compact"/>
+              <w:spacing w:line="240" w:lineRule="auto"/>
+              <w:ind w:firstLine="0"/>
+              <w:jc w:val="left"/>
+            </w:pPr>
+            <w:r>
+              <w:rPr>
+                <w:rFonts w:ascii="Times New Roman" w:hAnsi="Times New Roman"/>
+                <w:sz w:val="20"/>
+              </w:rPr>
+              <w:t xml:space="preserve">Реестр (список) происшествий/карточек службы с очередью входящих; карточка и реестр визуально максимально похожи на АРМ ДДС (цвета, конфигурация)</w:t>
+            </w:r>
+          </w:p>
+        </w:tc>
+        <w:tc>
+          <w:tcPr/>
+          <w:p>
+            <w:pPr>
+              <w:pStyle w:val="Compact"/>
+              <w:spacing w:line="240" w:lineRule="auto"/>
+              <w:ind w:firstLine="0"/>
+              <w:jc w:val="left"/>
+            </w:pPr>
+            <w:r>
+              <w:rPr>
+                <w:rFonts w:ascii="Times New Roman" w:hAnsi="Times New Roman"/>
+                <w:sz w:val="20"/>
+              </w:rPr>
+              <w:t xml:space="preserve">M</w:t>
+            </w:r>
+          </w:p>
+        </w:tc>
+        <w:tc>
+          <w:tcPr/>
+          <w:p>
+            <w:pPr>
+              <w:pStyle w:val="Compact"/>
+              <w:spacing w:line="240" w:lineRule="auto"/>
+              <w:ind w:firstLine="0"/>
+              <w:jc w:val="left"/>
+            </w:pPr>
+            <w:r>
+              <w:rPr>
+                <w:rFonts w:ascii="Times New Roman" w:hAnsi="Times New Roman"/>
+                <w:sz w:val="20"/>
+              </w:rPr>
+              <w:t xml:space="preserve">2.1</w:t>
+            </w:r>
+          </w:p>
+        </w:tc>
+        <w:tc>
+          <w:tcPr/>
+          <w:p>
+            <w:pPr>
+              <w:pStyle w:val="Compact"/>
+              <w:spacing w:line="240" w:lineRule="auto"/>
+              <w:ind w:firstLine="0"/>
+              <w:jc w:val="left"/>
+            </w:pPr>
+            <w:r>
+              <w:rPr>
+                <w:rFonts w:ascii="Times New Roman" w:hAnsi="Times New Roman"/>
+                <w:sz w:val="20"/>
+              </w:rPr>
+              <w:t xml:space="preserve">да</w:t>
+            </w:r>
+          </w:p>
+        </w:tc>
+        <w:tc>
+          <w:tcPr/>
+          <w:p>
+            <w:pPr>
+              <w:pStyle w:val="Compact"/>
+              <w:spacing w:line="240" w:lineRule="auto"/>
+              <w:ind w:firstLine="0"/>
+              <w:jc w:val="left"/>
+            </w:pPr>
+            <w:r>
+              <w:rPr>
+                <w:rFonts w:ascii="Times New Roman" w:hAnsi="Times New Roman"/>
+                <w:sz w:val="20"/>
+              </w:rPr>
+              <w:t xml:space="preserve">журнал службы с очередью «ждут решения», таймерами и сигналом</w:t>
+            </w:r>
+          </w:p>
+        </w:tc>
+      </w:tr>
+      <w:tr>
+        <w:tc>
+          <w:tcPr/>
+          <w:p>
+            <w:pPr>
+              <w:pStyle w:val="Compact"/>
+              <w:spacing w:line="240" w:lineRule="auto"/>
+              <w:ind w:firstLine="0"/>
+              <w:jc w:val="left"/>
+            </w:pPr>
+            <w:r>
+              <w:rPr>
+                <w:rFonts w:ascii="Times New Roman" w:hAnsi="Times New Roman"/>
+                <w:sz w:val="20"/>
+              </w:rPr>
+              <w:t xml:space="preserve">5.2</w:t>
+            </w:r>
+          </w:p>
+        </w:tc>
+        <w:tc>
+          <w:tcPr/>
+          <w:p>
+            <w:pPr>
+              <w:pStyle w:val="Compact"/>
+              <w:spacing w:line="240" w:lineRule="auto"/>
+              <w:ind w:firstLine="0"/>
+              <w:jc w:val="left"/>
+            </w:pPr>
+            <w:r>
+              <w:rPr>
+                <w:rFonts w:ascii="Times New Roman" w:hAnsi="Times New Roman"/>
+                <w:sz w:val="20"/>
+              </w:rPr>
+              <w:t xml:space="preserve">Получение карточки, сформированной системой «от 112» (или сформированной обучающимся-оператором 112 в смешанном режиме)</w:t>
+            </w:r>
+          </w:p>
+        </w:tc>
+        <w:tc>
+          <w:tcPr/>
+          <w:p>
+            <w:pPr>
+              <w:pStyle w:val="Compact"/>
+              <w:spacing w:line="240" w:lineRule="auto"/>
+              <w:ind w:firstLine="0"/>
+              <w:jc w:val="left"/>
+            </w:pPr>
+            <w:r>
+              <w:rPr>
+                <w:rFonts w:ascii="Times New Roman" w:hAnsi="Times New Roman"/>
+                <w:sz w:val="20"/>
+              </w:rPr>
+              <w:t xml:space="preserve">M</w:t>
+            </w:r>
+          </w:p>
+        </w:tc>
+        <w:tc>
+          <w:tcPr/>
+          <w:p>
+            <w:pPr>
+              <w:pStyle w:val="Compact"/>
+              <w:spacing w:line="240" w:lineRule="auto"/>
+              <w:ind w:firstLine="0"/>
+              <w:jc w:val="left"/>
+            </w:pPr>
+            <w:r>
+              <w:rPr>
+                <w:rFonts w:ascii="Times New Roman" w:hAnsi="Times New Roman"/>
+                <w:sz w:val="20"/>
+              </w:rPr>
+              <w:t xml:space="preserve">2.1, 4.2</w:t>
+            </w:r>
+          </w:p>
+        </w:tc>
+        <w:tc>
+          <w:tcPr/>
+          <w:p>
+            <w:pPr>
+              <w:pStyle w:val="Compact"/>
+              <w:spacing w:line="240" w:lineRule="auto"/>
+              <w:ind w:firstLine="0"/>
+              <w:jc w:val="left"/>
+            </w:pPr>
+            <w:r>
+              <w:rPr>
+                <w:rFonts w:ascii="Times New Roman" w:hAnsi="Times New Roman"/>
+                <w:sz w:val="20"/>
+              </w:rPr>
+              <w:t xml:space="preserve">да</w:t>
+            </w:r>
+          </w:p>
+        </w:tc>
+        <w:tc>
+          <w:tcPr/>
+          <w:p>
+            <w:pPr>
+              <w:pStyle w:val="Compact"/>
+              <w:spacing w:line="240" w:lineRule="auto"/>
+              <w:ind w:firstLine="0"/>
+              <w:jc w:val="left"/>
+            </w:pPr>
+            <w:r>
+              <w:rPr>
+                <w:rFonts w:ascii="Times New Roman" w:hAnsi="Times New Roman"/>
+                <w:sz w:val="20"/>
+              </w:rPr>
+              <w:t xml:space="preserve">карточки от системы и от операторов занятия</w:t>
+            </w:r>
+          </w:p>
+        </w:tc>
+      </w:tr>
+      <w:tr>
+        <w:tc>
+          <w:tcPr/>
+          <w:p>
+            <w:pPr>
+              <w:pStyle w:val="Compact"/>
+              <w:spacing w:line="240" w:lineRule="auto"/>
+              <w:ind w:firstLine="0"/>
+              <w:jc w:val="left"/>
+            </w:pPr>
+            <w:r>
+              <w:rPr>
+                <w:rFonts w:ascii="Times New Roman" w:hAnsi="Times New Roman"/>
+                <w:sz w:val="20"/>
+              </w:rPr>
+              <w:t xml:space="preserve">5.3</w:t>
+            </w:r>
+          </w:p>
+        </w:tc>
+        <w:tc>
+          <w:tcPr/>
+          <w:p>
+            <w:pPr>
+              <w:pStyle w:val="Compact"/>
+              <w:spacing w:line="240" w:lineRule="auto"/>
+              <w:ind w:firstLine="0"/>
+              <w:jc w:val="left"/>
+            </w:pPr>
+            <w:r>
+              <w:rPr>
+                <w:rFonts w:ascii="Times New Roman" w:hAnsi="Times New Roman"/>
+                <w:sz w:val="20"/>
+              </w:rPr>
+              <w:t xml:space="preserve">Принять / отклонить карточку по полномочиям службы; при отклонении — комментарий</w:t>
+            </w:r>
+          </w:p>
+        </w:tc>
+        <w:tc>
+          <w:tcPr/>
+          <w:p>
+            <w:pPr>
+              <w:pStyle w:val="Compact"/>
+              <w:spacing w:line="240" w:lineRule="auto"/>
+              <w:ind w:firstLine="0"/>
+              <w:jc w:val="left"/>
+            </w:pPr>
+            <w:r>
+              <w:rPr>
+                <w:rFonts w:ascii="Times New Roman" w:hAnsi="Times New Roman"/>
+                <w:sz w:val="20"/>
+              </w:rPr>
+              <w:t xml:space="preserve">M</w:t>
+            </w:r>
+          </w:p>
+        </w:tc>
+        <w:tc>
+          <w:tcPr/>
+          <w:p>
+            <w:pPr>
+              <w:pStyle w:val="Compact"/>
+              <w:spacing w:line="240" w:lineRule="auto"/>
+              <w:ind w:firstLine="0"/>
+              <w:jc w:val="left"/>
+            </w:pPr>
+            <w:r>
+              <w:rPr>
+                <w:rFonts w:ascii="Times New Roman" w:hAnsi="Times New Roman"/>
+                <w:sz w:val="20"/>
+              </w:rPr>
+              <w:t xml:space="preserve">2.2</w:t>
+            </w:r>
+          </w:p>
+        </w:tc>
+        <w:tc>
+          <w:tcPr/>
+          <w:p>
+            <w:pPr>
+              <w:pStyle w:val="Compact"/>
+              <w:spacing w:line="240" w:lineRule="auto"/>
+              <w:ind w:firstLine="0"/>
+              <w:jc w:val="left"/>
+            </w:pPr>
+            <w:r>
+              <w:rPr>
+                <w:rFonts w:ascii="Times New Roman" w:hAnsi="Times New Roman"/>
+                <w:sz w:val="20"/>
+              </w:rPr>
+              <w:t xml:space="preserve">да</w:t>
+            </w:r>
+          </w:p>
+        </w:tc>
+        <w:tc>
+          <w:tcPr/>
+          <w:p>
+            <w:pPr>
+              <w:pStyle w:val="Compact"/>
+              <w:spacing w:line="240" w:lineRule="auto"/>
+              <w:ind w:firstLine="0"/>
+              <w:jc w:val="left"/>
+            </w:pPr>
+            <w:r>
+              <w:rPr>
+                <w:rFonts w:ascii="Times New Roman" w:hAnsi="Times New Roman"/>
+                <w:sz w:val="20"/>
+              </w:rPr>
+              <w:t xml:space="preserve">«Принята / Не принята» с комментарием</w:t>
+            </w:r>
+          </w:p>
+        </w:tc>
+      </w:tr>
+      <w:tr>
+        <w:tc>
+          <w:tcPr/>
+          <w:p>
+            <w:pPr>
+              <w:pStyle w:val="Compact"/>
+              <w:spacing w:line="240" w:lineRule="auto"/>
+              <w:ind w:firstLine="0"/>
+              <w:jc w:val="left"/>
+            </w:pPr>
+            <w:r>
+              <w:rPr>
+                <w:rFonts w:ascii="Times New Roman" w:hAnsi="Times New Roman"/>
+                <w:sz w:val="20"/>
+              </w:rPr>
+              <w:t xml:space="preserve">5.4</w:t>
+            </w:r>
+          </w:p>
+        </w:tc>
+        <w:tc>
+          <w:tcPr/>
+          <w:p>
+            <w:pPr>
+              <w:pStyle w:val="Compact"/>
+              <w:spacing w:line="240" w:lineRule="auto"/>
+              <w:ind w:firstLine="0"/>
+              <w:jc w:val="left"/>
+            </w:pPr>
+            <w:r>
+              <w:rPr>
+                <w:rFonts w:ascii="Times New Roman" w:hAnsi="Times New Roman"/>
+                <w:sz w:val="20"/>
+              </w:rPr>
+              <w:t xml:space="preserve">Диспетчер ДДС не контролирует правильность заполнения карточки (это 112 и служба контроля 112); службы в карточке ДДС не добавляет; видит, в какие…</w:t>
+            </w:r>
+          </w:p>
+        </w:tc>
+        <w:tc>
+          <w:tcPr/>
+          <w:p>
+            <w:pPr>
+              <w:pStyle w:val="Compact"/>
+              <w:spacing w:line="240" w:lineRule="auto"/>
+              <w:ind w:firstLine="0"/>
+              <w:jc w:val="left"/>
+            </w:pPr>
+            <w:r>
+              <w:rPr>
+                <w:rFonts w:ascii="Times New Roman" w:hAnsi="Times New Roman"/>
+                <w:sz w:val="20"/>
+              </w:rPr>
+              <w:t xml:space="preserve">M</w:t>
+            </w:r>
+          </w:p>
+        </w:tc>
+        <w:tc>
+          <w:tcPr/>
+          <w:p>
+            <w:pPr>
+              <w:pStyle w:val="Compact"/>
+              <w:spacing w:line="240" w:lineRule="auto"/>
+              <w:ind w:firstLine="0"/>
+              <w:jc w:val="left"/>
+            </w:pPr>
+            <w:r>
+              <w:rPr>
+                <w:rFonts w:ascii="Times New Roman" w:hAnsi="Times New Roman"/>
+                <w:sz w:val="20"/>
+              </w:rPr>
+              <w:t xml:space="preserve">2.2</w:t>
+            </w:r>
+          </w:p>
+        </w:tc>
+        <w:tc>
+          <w:tcPr/>
+          <w:p>
+            <w:pPr>
+              <w:pStyle w:val="Compact"/>
+              <w:spacing w:line="240" w:lineRule="auto"/>
+              <w:ind w:firstLine="0"/>
+              <w:jc w:val="left"/>
+            </w:pPr>
+            <w:r>
+              <w:rPr>
+                <w:rFonts w:ascii="Times New Roman" w:hAnsi="Times New Roman"/>
+                <w:sz w:val="20"/>
+              </w:rPr>
+              <w:t xml:space="preserve">да</w:t>
+            </w:r>
+          </w:p>
+        </w:tc>
+        <w:tc>
+          <w:tcPr/>
+          <w:p>
+            <w:pPr>
+              <w:pStyle w:val="Compact"/>
+              <w:spacing w:line="240" w:lineRule="auto"/>
+              <w:ind w:firstLine="0"/>
+              <w:jc w:val="left"/>
+            </w:pPr>
+            <w:r>
+              <w:rPr>
+                <w:rFonts w:ascii="Times New Roman" w:hAnsi="Times New Roman"/>
+                <w:sz w:val="20"/>
+              </w:rPr>
+              <w:t xml:space="preserve">карточка в ДДС только для чтения</w:t>
+            </w:r>
+          </w:p>
+        </w:tc>
+      </w:tr>
+      <w:tr>
+        <w:tc>
+          <w:tcPr/>
+          <w:p>
+            <w:pPr>
+              <w:pStyle w:val="Compact"/>
+              <w:spacing w:line="240" w:lineRule="auto"/>
+              <w:ind w:firstLine="0"/>
+              <w:jc w:val="left"/>
+            </w:pPr>
+            <w:r>
+              <w:rPr>
+                <w:rFonts w:ascii="Times New Roman" w:hAnsi="Times New Roman"/>
+                <w:sz w:val="20"/>
+              </w:rPr>
+              <w:t xml:space="preserve">5.5</w:t>
+            </w:r>
+          </w:p>
+        </w:tc>
+        <w:tc>
+          <w:tcPr/>
+          <w:p>
+            <w:pPr>
+              <w:pStyle w:val="Compact"/>
+              <w:spacing w:line="240" w:lineRule="auto"/>
+              <w:ind w:firstLine="0"/>
+              <w:jc w:val="left"/>
+            </w:pPr>
+            <w:r>
+              <w:rPr>
+                <w:rFonts w:ascii="Times New Roman" w:hAnsi="Times New Roman"/>
+                <w:sz w:val="20"/>
+              </w:rPr>
+              <w:t xml:space="preserve">Ручной выбор бригад/сил реагирования своей службы</w:t>
+            </w:r>
+          </w:p>
+        </w:tc>
+        <w:tc>
+          <w:tcPr/>
+          <w:p>
+            <w:pPr>
+              <w:pStyle w:val="Compact"/>
+              <w:spacing w:line="240" w:lineRule="auto"/>
+              <w:ind w:firstLine="0"/>
+              <w:jc w:val="left"/>
+            </w:pPr>
+            <w:r>
+              <w:rPr>
+                <w:rFonts w:ascii="Times New Roman" w:hAnsi="Times New Roman"/>
+                <w:sz w:val="20"/>
+              </w:rPr>
+              <w:t xml:space="preserve">M</w:t>
+            </w:r>
+          </w:p>
+        </w:tc>
+        <w:tc>
+          <w:tcPr/>
+          <w:p>
+            <w:pPr>
+              <w:pStyle w:val="Compact"/>
+              <w:spacing w:line="240" w:lineRule="auto"/>
+              <w:ind w:firstLine="0"/>
+              <w:jc w:val="left"/>
+            </w:pPr>
+            <w:r>
+              <w:rPr>
+                <w:rFonts w:ascii="Times New Roman" w:hAnsi="Times New Roman"/>
+                <w:sz w:val="20"/>
+              </w:rPr>
+              <w:t xml:space="preserve">2.2</w:t>
+            </w:r>
+          </w:p>
+        </w:tc>
+        <w:tc>
+          <w:tcPr/>
+          <w:p>
+            <w:pPr>
+              <w:pStyle w:val="Compact"/>
+              <w:spacing w:line="240" w:lineRule="auto"/>
+              <w:ind w:firstLine="0"/>
+              <w:jc w:val="left"/>
+            </w:pPr>
+            <w:r>
+              <w:rPr>
+                <w:rFonts w:ascii="Times New Roman" w:hAnsi="Times New Roman"/>
+                <w:sz w:val="20"/>
+              </w:rPr>
               <w:t xml:space="preserve">частично</w:t>
             </w:r>
           </w:p>
@@ -15602,45 +16152,45 @@
                 <w:rFonts w:ascii="Times New Roman" w:hAnsi="Times New Roman"/>
                 <w:sz w:val="20"/>
               </w:rPr>
-              <w:t xml:space="preserve">диалог текстом с ИИ-заявителем в рамках легенды; голосовой ввод оператора не реализован</w:t>
-            </w:r>
-          </w:p>
-        </w:tc>
-      </w:tr>
-      <w:tr>
-        <w:tc>
-          <w:tcPr/>
-          <w:p>
-            <w:pPr>
-              <w:pStyle w:val="Compact"/>
-              <w:spacing w:line="240" w:lineRule="auto"/>
-              <w:ind w:firstLine="0"/>
-              <w:jc w:val="left"/>
-            </w:pPr>
-            <w:r>
-              <w:rPr>
-                <w:rFonts w:ascii="Times New Roman" w:hAnsi="Times New Roman"/>
-                <w:sz w:val="20"/>
-              </w:rPr>
-              <w:t xml:space="preserve">5.1</w:t>
-            </w:r>
-          </w:p>
-        </w:tc>
-        <w:tc>
-          <w:tcPr/>
-          <w:p>
-            <w:pPr>
-              <w:pStyle w:val="Compact"/>
-              <w:spacing w:line="240" w:lineRule="auto"/>
-              <w:ind w:firstLine="0"/>
-              <w:jc w:val="left"/>
-            </w:pPr>
-            <w:r>
-              <w:rPr>
-                <w:rFonts w:ascii="Times New Roman" w:hAnsi="Times New Roman"/>
-                <w:sz w:val="20"/>
-              </w:rPr>
-              <w:t xml:space="preserve">Реестр (список) происшествий/карточек службы с очередью входящих; карточка и реестр визуально максимально похожи на АРМ ДДС (цвета, конфигурация)</w:t>
+              <w:t xml:space="preserve">силы фиксируются номером наряда и комментарием; справочника бригад для выбора нет</w:t>
+            </w:r>
+          </w:p>
+        </w:tc>
+      </w:tr>
+      <w:tr>
+        <w:tc>
+          <w:tcPr/>
+          <w:p>
+            <w:pPr>
+              <w:pStyle w:val="Compact"/>
+              <w:spacing w:line="240" w:lineRule="auto"/>
+              <w:ind w:firstLine="0"/>
+              <w:jc w:val="left"/>
+            </w:pPr>
+            <w:r>
+              <w:rPr>
+                <w:rFonts w:ascii="Times New Roman" w:hAnsi="Times New Roman"/>
+                <w:sz w:val="20"/>
+              </w:rPr>
+              <w:t xml:space="preserve">5.6</w:t>
+            </w:r>
+          </w:p>
+        </w:tc>
+        <w:tc>
+          <w:tcPr/>
+          <w:p>
+            <w:pPr>
+              <w:pStyle w:val="Compact"/>
+              <w:spacing w:line="240" w:lineRule="auto"/>
+              <w:ind w:firstLine="0"/>
+              <w:jc w:val="left"/>
+            </w:pPr>
+            <w:r>
+              <w:rPr>
+                <w:rFonts w:ascii="Times New Roman" w:hAnsi="Times New Roman"/>
+                <w:sz w:val="20"/>
+              </w:rPr>
+              <w:t xml:space="preserve">Связь по IP-телефону: исходящий звонок старшему группы реагирования (точка C), звонок заявителю (номер в карточке), входящий доклад от старшего…</w:t>
             </w:r>
           </w:p>
         </w:tc>
@@ -15676,7 +16226,7 @@
                 <w:rFonts w:ascii="Times New Roman" w:hAnsi="Times New Roman"/>
                 <w:sz w:val="20"/>
               </w:rPr>
-              <w:t xml:space="preserve">2.1</w:t>
+              <w:t xml:space="preserve">2.3</w:t>
             </w:r>
           </w:p>
         </w:tc>
@@ -15712,45 +16262,45 @@
                 <w:rFonts w:ascii="Times New Roman" w:hAnsi="Times New Roman"/>
                 <w:sz w:val="20"/>
               </w:rPr>
-              <w:t xml:space="preserve">журнал службы с очередью «ждут решения», таймерами и сигналом</w:t>
-            </w:r>
-          </w:p>
-        </w:tc>
-      </w:tr>
-      <w:tr>
-        <w:tc>
-          <w:tcPr/>
-          <w:p>
-            <w:pPr>
-              <w:pStyle w:val="Compact"/>
-              <w:spacing w:line="240" w:lineRule="auto"/>
-              <w:ind w:firstLine="0"/>
-              <w:jc w:val="left"/>
-            </w:pPr>
-            <w:r>
-              <w:rPr>
-                <w:rFonts w:ascii="Times New Roman" w:hAnsi="Times New Roman"/>
-                <w:sz w:val="20"/>
-              </w:rPr>
-              <w:t xml:space="preserve">5.2</w:t>
-            </w:r>
-          </w:p>
-        </w:tc>
-        <w:tc>
-          <w:tcPr/>
-          <w:p>
-            <w:pPr>
-              <w:pStyle w:val="Compact"/>
-              <w:spacing w:line="240" w:lineRule="auto"/>
-              <w:ind w:firstLine="0"/>
-              <w:jc w:val="left"/>
-            </w:pPr>
-            <w:r>
-              <w:rPr>
-                <w:rFonts w:ascii="Times New Roman" w:hAnsi="Times New Roman"/>
-                <w:sz w:val="20"/>
-              </w:rPr>
-              <w:t xml:space="preserve">Получение карточки, сформированной системой «от 112» (или сформированной обучающимся-оператором 112 в смешанном режиме)</w:t>
+              <w:t xml:space="preserve">имитация: старший группы, заявитель, другие службы; реальная SIP-телефония — нет</w:t>
+            </w:r>
+          </w:p>
+        </w:tc>
+      </w:tr>
+      <w:tr>
+        <w:tc>
+          <w:tcPr/>
+          <w:p>
+            <w:pPr>
+              <w:pStyle w:val="Compact"/>
+              <w:spacing w:line="240" w:lineRule="auto"/>
+              <w:ind w:firstLine="0"/>
+              <w:jc w:val="left"/>
+            </w:pPr>
+            <w:r>
+              <w:rPr>
+                <w:rFonts w:ascii="Times New Roman" w:hAnsi="Times New Roman"/>
+                <w:sz w:val="20"/>
+              </w:rPr>
+              <w:t xml:space="preserve">5.7</w:t>
+            </w:r>
+          </w:p>
+        </w:tc>
+        <w:tc>
+          <w:tcPr/>
+          <w:p>
+            <w:pPr>
+              <w:pStyle w:val="Compact"/>
+              <w:spacing w:line="240" w:lineRule="auto"/>
+              <w:ind w:firstLine="0"/>
+              <w:jc w:val="left"/>
+            </w:pPr>
+            <w:r>
+              <w:rPr>
+                <w:rFonts w:ascii="Times New Roman" w:hAnsi="Times New Roman"/>
+                <w:sz w:val="20"/>
+              </w:rPr>
+              <w:t xml:space="preserve">Смена статуса через карандаш на плитке своей службы: строка «Статус ▾ / Номер наряда / Комментарий / ✓ ×». Первый статус — «Принята» или «Не…</w:t>
             </w:r>
           </w:p>
         </w:tc>
@@ -15786,7 +16336,7 @@
                 <w:rFonts w:ascii="Times New Roman" w:hAnsi="Times New Roman"/>
                 <w:sz w:val="20"/>
               </w:rPr>
-              <w:t xml:space="preserve">2.1, 4.2</w:t>
+              <w:t xml:space="preserve">2.2</w:t>
             </w:r>
           </w:p>
         </w:tc>
@@ -15822,45 +16372,45 @@
                 <w:rFonts w:ascii="Times New Roman" w:hAnsi="Times New Roman"/>
                 <w:sz w:val="20"/>
               </w:rPr>
-              <w:t xml:space="preserve">карточки от системы и от операторов занятия</w:t>
-            </w:r>
-          </w:p>
-        </w:tc>
-      </w:tr>
-      <w:tr>
-        <w:tc>
-          <w:tcPr/>
-          <w:p>
-            <w:pPr>
-              <w:pStyle w:val="Compact"/>
-              <w:spacing w:line="240" w:lineRule="auto"/>
-              <w:ind w:firstLine="0"/>
-              <w:jc w:val="left"/>
-            </w:pPr>
-            <w:r>
-              <w:rPr>
-                <w:rFonts w:ascii="Times New Roman" w:hAnsi="Times New Roman"/>
-                <w:sz w:val="20"/>
-              </w:rPr>
-              <w:t xml:space="preserve">5.3</w:t>
-            </w:r>
-          </w:p>
-        </w:tc>
-        <w:tc>
-          <w:tcPr/>
-          <w:p>
-            <w:pPr>
-              <w:pStyle w:val="Compact"/>
-              <w:spacing w:line="240" w:lineRule="auto"/>
-              <w:ind w:firstLine="0"/>
-              <w:jc w:val="left"/>
-            </w:pPr>
-            <w:r>
-              <w:rPr>
-                <w:rFonts w:ascii="Times New Roman" w:hAnsi="Times New Roman"/>
-                <w:sz w:val="20"/>
-              </w:rPr>
-              <w:t xml:space="preserve">Принять / отклонить карточку по полномочиям службы; при отклонении — комментарий</w:t>
+              <w:t xml:space="preserve">карандаш на плитке службы: статус, номер наряда, комментарий</w:t>
+            </w:r>
+          </w:p>
+        </w:tc>
+      </w:tr>
+      <w:tr>
+        <w:tc>
+          <w:tcPr/>
+          <w:p>
+            <w:pPr>
+              <w:pStyle w:val="Compact"/>
+              <w:spacing w:line="240" w:lineRule="auto"/>
+              <w:ind w:firstLine="0"/>
+              <w:jc w:val="left"/>
+            </w:pPr>
+            <w:r>
+              <w:rPr>
+                <w:rFonts w:ascii="Times New Roman" w:hAnsi="Times New Roman"/>
+                <w:sz w:val="20"/>
+              </w:rPr>
+              <w:t xml:space="preserve">5.8</w:t>
+            </w:r>
+          </w:p>
+        </w:tc>
+        <w:tc>
+          <w:tcPr/>
+          <w:p>
+            <w:pPr>
+              <w:pStyle w:val="Compact"/>
+              <w:spacing w:line="240" w:lineRule="auto"/>
+              <w:ind w:firstLine="0"/>
+              <w:jc w:val="left"/>
+            </w:pPr>
+            <w:r>
+              <w:rPr>
+                <w:rFonts w:ascii="Times New Roman" w:hAnsi="Times New Roman"/>
+                <w:sz w:val="20"/>
+              </w:rPr>
+              <w:t xml:space="preserve">Универсальный алгоритм действий диспетчера для всех служб, без специфики службы</w:t>
             </w:r>
           </w:p>
         </w:tc>
@@ -15932,45 +16482,155 @@
                 <w:rFonts w:ascii="Times New Roman" w:hAnsi="Times New Roman"/>
                 <w:sz w:val="20"/>
               </w:rPr>
-              <w:t xml:space="preserve">«Принята / Не принята» с комментарием</w:t>
-            </w:r>
-          </w:p>
-        </w:tc>
-      </w:tr>
-      <w:tr>
-        <w:tc>
-          <w:tcPr/>
-          <w:p>
-            <w:pPr>
-              <w:pStyle w:val="Compact"/>
-              <w:spacing w:line="240" w:lineRule="auto"/>
-              <w:ind w:firstLine="0"/>
-              <w:jc w:val="left"/>
-            </w:pPr>
-            <w:r>
-              <w:rPr>
-                <w:rFonts w:ascii="Times New Roman" w:hAnsi="Times New Roman"/>
-                <w:sz w:val="20"/>
-              </w:rPr>
-              <w:t xml:space="preserve">5.4</w:t>
-            </w:r>
-          </w:p>
-        </w:tc>
-        <w:tc>
-          <w:tcPr/>
-          <w:p>
-            <w:pPr>
-              <w:pStyle w:val="Compact"/>
-              <w:spacing w:line="240" w:lineRule="auto"/>
-              <w:ind w:firstLine="0"/>
-              <w:jc w:val="left"/>
-            </w:pPr>
-            <w:r>
-              <w:rPr>
-                <w:rFonts w:ascii="Times New Roman" w:hAnsi="Times New Roman"/>
-                <w:sz w:val="20"/>
-              </w:rPr>
-              <w:t xml:space="preserve">Диспетчер ДДС не контролирует правильность заполнения карточки (это 112 и служба контроля 112); службы в карточке ДДС не добавляет; видит, в какие…</w:t>
+              <w:t xml:space="preserve">единый набор статусов для всех служб</w:t>
+            </w:r>
+          </w:p>
+        </w:tc>
+      </w:tr>
+      <w:tr>
+        <w:tc>
+          <w:tcPr/>
+          <w:p>
+            <w:pPr>
+              <w:pStyle w:val="Compact"/>
+              <w:spacing w:line="240" w:lineRule="auto"/>
+              <w:ind w:firstLine="0"/>
+              <w:jc w:val="left"/>
+            </w:pPr>
+            <w:r>
+              <w:rPr>
+                <w:rFonts w:ascii="Times New Roman" w:hAnsi="Times New Roman"/>
+                <w:sz w:val="20"/>
+              </w:rPr>
+              <w:t xml:space="preserve">5.9</w:t>
+            </w:r>
+          </w:p>
+        </w:tc>
+        <w:tc>
+          <w:tcPr/>
+          <w:p>
+            <w:pPr>
+              <w:pStyle w:val="Compact"/>
+              <w:spacing w:line="240" w:lineRule="auto"/>
+              <w:ind w:firstLine="0"/>
+              <w:jc w:val="left"/>
+            </w:pPr>
+            <w:r>
+              <w:rPr>
+                <w:rFonts w:ascii="Times New Roman" w:hAnsi="Times New Roman"/>
+                <w:sz w:val="20"/>
+              </w:rPr>
+              <w:t xml:space="preserve">При дозвоне заявителю номер карточки не называется, общение по сути заявления</w:t>
+            </w:r>
+          </w:p>
+        </w:tc>
+        <w:tc>
+          <w:tcPr/>
+          <w:p>
+            <w:pPr>
+              <w:pStyle w:val="Compact"/>
+              <w:spacing w:line="240" w:lineRule="auto"/>
+              <w:ind w:firstLine="0"/>
+              <w:jc w:val="left"/>
+            </w:pPr>
+            <w:r>
+              <w:rPr>
+                <w:rFonts w:ascii="Times New Roman" w:hAnsi="Times New Roman"/>
+                <w:sz w:val="20"/>
+              </w:rPr>
+              <w:t xml:space="preserve">—</w:t>
+            </w:r>
+          </w:p>
+        </w:tc>
+        <w:tc>
+          <w:tcPr/>
+          <w:p>
+            <w:pPr>
+              <w:pStyle w:val="Compact"/>
+              <w:spacing w:line="240" w:lineRule="auto"/>
+              <w:ind w:firstLine="0"/>
+              <w:jc w:val="left"/>
+            </w:pPr>
+            <w:r>
+              <w:rPr>
+                <w:rFonts w:ascii="Times New Roman" w:hAnsi="Times New Roman"/>
+                <w:sz w:val="20"/>
+              </w:rPr>
+              <w:t xml:space="preserve">3.3</w:t>
+            </w:r>
+          </w:p>
+        </w:tc>
+        <w:tc>
+          <w:tcPr/>
+          <w:p>
+            <w:pPr>
+              <w:pStyle w:val="Compact"/>
+              <w:spacing w:line="240" w:lineRule="auto"/>
+              <w:ind w:firstLine="0"/>
+              <w:jc w:val="left"/>
+            </w:pPr>
+            <w:r>
+              <w:rPr>
+                <w:rFonts w:ascii="Times New Roman" w:hAnsi="Times New Roman"/>
+                <w:sz w:val="20"/>
+              </w:rPr>
+              <w:t xml:space="preserve">—</w:t>
+            </w:r>
+          </w:p>
+        </w:tc>
+        <w:tc>
+          <w:tcPr/>
+          <w:p>
+            <w:pPr>
+              <w:pStyle w:val="Compact"/>
+              <w:spacing w:line="240" w:lineRule="auto"/>
+              <w:ind w:firstLine="0"/>
+              <w:jc w:val="left"/>
+            </w:pPr>
+            <w:r>
+              <w:rPr>
+                <w:rFonts w:ascii="Times New Roman" w:hAnsi="Times New Roman"/>
+                <w:sz w:val="20"/>
+              </w:rPr>
+              <w:t xml:space="preserve">правило поведения диспетчера; в оценке не проверяется</w:t>
+            </w:r>
+          </w:p>
+        </w:tc>
+      </w:tr>
+      <w:tr>
+        <w:tc>
+          <w:tcPr/>
+          <w:p>
+            <w:pPr>
+              <w:pStyle w:val="Compact"/>
+              <w:spacing w:line="240" w:lineRule="auto"/>
+              <w:ind w:firstLine="0"/>
+              <w:jc w:val="left"/>
+            </w:pPr>
+            <w:r>
+              <w:rPr>
+                <w:rFonts w:ascii="Times New Roman" w:hAnsi="Times New Roman"/>
+                <w:sz w:val="20"/>
+              </w:rPr>
+              <w:t xml:space="preserve">5.10</w:t>
+            </w:r>
+          </w:p>
+        </w:tc>
+        <w:tc>
+          <w:tcPr/>
+          <w:p>
+            <w:pPr>
+              <w:pStyle w:val="Compact"/>
+              <w:spacing w:line="240" w:lineRule="auto"/>
+              <w:ind w:firstLine="0"/>
+              <w:jc w:val="left"/>
+            </w:pPr>
+            <w:r>
+              <w:rPr>
+                <w:rFonts w:ascii="Times New Roman" w:hAnsi="Times New Roman"/>
+                <w:sz w:val="20"/>
+              </w:rPr>
+              <w:t xml:space="preserve">Оценка: правильность решения принять/отклонить, порядок и полнота статусов, содержание и грамматика комментариев, время реакции по каждой карточке…</w:t>
             </w:r>
           </w:p>
         </w:tc>
@@ -16006,7 +16666,7 @@
                 <w:rFonts w:ascii="Times New Roman" w:hAnsi="Times New Roman"/>
                 <w:sz w:val="20"/>
               </w:rPr>
-              <w:t xml:space="preserve">2.2</w:t>
+              <w:t xml:space="preserve">3.4</w:t>
             </w:r>
           </w:p>
         </w:tc>
@@ -16042,45 +16702,45 @@
                 <w:rFonts w:ascii="Times New Roman" w:hAnsi="Times New Roman"/>
                 <w:sz w:val="20"/>
               </w:rPr>
-              <w:t xml:space="preserve">карточка в ДДС только для чтения</w:t>
-            </w:r>
-          </w:p>
-        </w:tc>
-      </w:tr>
-      <w:tr>
-        <w:tc>
-          <w:tcPr/>
-          <w:p>
-            <w:pPr>
-              <w:pStyle w:val="Compact"/>
-              <w:spacing w:line="240" w:lineRule="auto"/>
-              <w:ind w:firstLine="0"/>
-              <w:jc w:val="left"/>
-            </w:pPr>
-            <w:r>
-              <w:rPr>
-                <w:rFonts w:ascii="Times New Roman" w:hAnsi="Times New Roman"/>
-                <w:sz w:val="20"/>
-              </w:rPr>
-              <w:t xml:space="preserve">5.5</w:t>
-            </w:r>
-          </w:p>
-        </w:tc>
-        <w:tc>
-          <w:tcPr/>
-          <w:p>
-            <w:pPr>
-              <w:pStyle w:val="Compact"/>
-              <w:spacing w:line="240" w:lineRule="auto"/>
-              <w:ind w:firstLine="0"/>
-              <w:jc w:val="left"/>
-            </w:pPr>
-            <w:r>
-              <w:rPr>
-                <w:rFonts w:ascii="Times New Roman" w:hAnsi="Times New Roman"/>
-                <w:sz w:val="20"/>
-              </w:rPr>
-              <w:t xml:space="preserve">Ручной выбор бригад/сил реагирования своей службы</w:t>
+              <w:t xml:space="preserve">решение, время реакции, порядок и полнота статусов, наряд, комментарии, звонки, регламентность и грамотность</w:t>
+            </w:r>
+          </w:p>
+        </w:tc>
+      </w:tr>
+      <w:tr>
+        <w:tc>
+          <w:tcPr/>
+          <w:p>
+            <w:pPr>
+              <w:pStyle w:val="Compact"/>
+              <w:spacing w:line="240" w:lineRule="auto"/>
+              <w:ind w:firstLine="0"/>
+              <w:jc w:val="left"/>
+            </w:pPr>
+            <w:r>
+              <w:rPr>
+                <w:rFonts w:ascii="Times New Roman" w:hAnsi="Times New Roman"/>
+                <w:sz w:val="20"/>
+              </w:rPr>
+              <w:t xml:space="preserve">6.1</w:t>
+            </w:r>
+          </w:p>
+        </w:tc>
+        <w:tc>
+          <w:tcPr/>
+          <w:p>
+            <w:pPr>
+              <w:pStyle w:val="Compact"/>
+              <w:spacing w:line="240" w:lineRule="auto"/>
+              <w:ind w:firstLine="0"/>
+              <w:jc w:val="left"/>
+            </w:pPr>
+            <w:r>
+              <w:rPr>
+                <w:rFonts w:ascii="Times New Roman" w:hAnsi="Times New Roman"/>
+                <w:sz w:val="20"/>
+              </w:rPr>
+              <w:t xml:space="preserve">Имитация входящих и исходящих звонков внутри системы (софтфон в браузере: входящий звонок, ответ, удержание, завершение, журнал), «звонки в базе»</w:t>
             </w:r>
           </w:p>
         </w:tc>
@@ -16116,7 +16776,117 @@
                 <w:rFonts w:ascii="Times New Roman" w:hAnsi="Times New Roman"/>
                 <w:sz w:val="20"/>
               </w:rPr>
-              <w:t xml:space="preserve">2.2</w:t>
+              <w:t xml:space="preserve">1.4, 2.3</w:t>
+            </w:r>
+          </w:p>
+        </w:tc>
+        <w:tc>
+          <w:tcPr/>
+          <w:p>
+            <w:pPr>
+              <w:pStyle w:val="Compact"/>
+              <w:spacing w:line="240" w:lineRule="auto"/>
+              <w:ind w:firstLine="0"/>
+              <w:jc w:val="left"/>
+            </w:pPr>
+            <w:r>
+              <w:rPr>
+                <w:rFonts w:ascii="Times New Roman" w:hAnsi="Times New Roman"/>
+                <w:sz w:val="20"/>
+              </w:rPr>
+              <w:t xml:space="preserve">да</w:t>
+            </w:r>
+          </w:p>
+        </w:tc>
+        <w:tc>
+          <w:tcPr/>
+          <w:p>
+            <w:pPr>
+              <w:pStyle w:val="Compact"/>
+              <w:spacing w:line="240" w:lineRule="auto"/>
+              <w:ind w:firstLine="0"/>
+              <w:jc w:val="left"/>
+            </w:pPr>
+            <w:r>
+              <w:rPr>
+                <w:rFonts w:ascii="Times New Roman" w:hAnsi="Times New Roman"/>
+                <w:sz w:val="20"/>
+              </w:rPr>
+              <w:t xml:space="preserve">входящий вызов, ответ, разговор, завершение, журнал звонков по карточке</w:t>
+            </w:r>
+          </w:p>
+        </w:tc>
+      </w:tr>
+      <w:tr>
+        <w:tc>
+          <w:tcPr/>
+          <w:p>
+            <w:pPr>
+              <w:pStyle w:val="Compact"/>
+              <w:spacing w:line="240" w:lineRule="auto"/>
+              <w:ind w:firstLine="0"/>
+              <w:jc w:val="left"/>
+            </w:pPr>
+            <w:r>
+              <w:rPr>
+                <w:rFonts w:ascii="Times New Roman" w:hAnsi="Times New Roman"/>
+                <w:sz w:val="20"/>
+              </w:rPr>
+              <w:t xml:space="preserve">6.2</w:t>
+            </w:r>
+          </w:p>
+        </w:tc>
+        <w:tc>
+          <w:tcPr/>
+          <w:p>
+            <w:pPr>
+              <w:pStyle w:val="Compact"/>
+              <w:spacing w:line="240" w:lineRule="auto"/>
+              <w:ind w:firstLine="0"/>
+              <w:jc w:val="left"/>
+            </w:pPr>
+            <w:r>
+              <w:rPr>
+                <w:rFonts w:ascii="Times New Roman" w:hAnsi="Times New Roman"/>
+                <w:sz w:val="20"/>
+              </w:rPr>
+              <w:t xml:space="preserve">Голос «участника событий»/старшего группы через TTS, распознавание речи обучающегося (STT) для оценки голосового ответа</w:t>
+            </w:r>
+          </w:p>
+        </w:tc>
+        <w:tc>
+          <w:tcPr/>
+          <w:p>
+            <w:pPr>
+              <w:pStyle w:val="Compact"/>
+              <w:spacing w:line="240" w:lineRule="auto"/>
+              <w:ind w:firstLine="0"/>
+              <w:jc w:val="left"/>
+            </w:pPr>
+            <w:r>
+              <w:rPr>
+                <w:rFonts w:ascii="Times New Roman" w:hAnsi="Times New Roman"/>
+                <w:sz w:val="20"/>
+              </w:rPr>
+              <w:t xml:space="preserve">S</w:t>
+            </w:r>
+          </w:p>
+        </w:tc>
+        <w:tc>
+          <w:tcPr/>
+          <w:p>
+            <w:pPr>
+              <w:pStyle w:val="Compact"/>
+              <w:spacing w:line="240" w:lineRule="auto"/>
+              <w:ind w:firstLine="0"/>
+              <w:jc w:val="left"/>
+            </w:pPr>
+            <w:r>
+              <w:rPr>
+                <w:rFonts w:ascii="Times New Roman" w:hAnsi="Times New Roman"/>
+                <w:sz w:val="20"/>
+              </w:rPr>
+              <w:t xml:space="preserve">1.4</w:t>
             </w:r>
           </w:p>
         </w:tc>
@@ -16152,777 +16922,7 @@
                 <w:rFonts w:ascii="Times New Roman" w:hAnsi="Times New Roman"/>
                 <w:sz w:val="20"/>
               </w:rPr>
-              <w:t xml:space="preserve">силы фиксируются номером наряда и комментарием; справочника бригад для выбора нет</w:t>
-            </w:r>
-          </w:p>
-        </w:tc>
-      </w:tr>
-      <w:tr>
-        <w:tc>
-          <w:tcPr/>
-          <w:p>
-            <w:pPr>
-              <w:pStyle w:val="Compact"/>
-              <w:spacing w:line="240" w:lineRule="auto"/>
-              <w:ind w:firstLine="0"/>
-              <w:jc w:val="left"/>
-            </w:pPr>
-            <w:r>
-              <w:rPr>
-                <w:rFonts w:ascii="Times New Roman" w:hAnsi="Times New Roman"/>
-                <w:sz w:val="20"/>
-              </w:rPr>
-              <w:t xml:space="preserve">5.6</w:t>
-            </w:r>
-          </w:p>
-        </w:tc>
-        <w:tc>
-          <w:tcPr/>
-          <w:p>
-            <w:pPr>
-              <w:pStyle w:val="Compact"/>
-              <w:spacing w:line="240" w:lineRule="auto"/>
-              <w:ind w:firstLine="0"/>
-              <w:jc w:val="left"/>
-            </w:pPr>
-            <w:r>
-              <w:rPr>
-                <w:rFonts w:ascii="Times New Roman" w:hAnsi="Times New Roman"/>
-                <w:sz w:val="20"/>
-              </w:rPr>
-              <w:t xml:space="preserve">Связь по IP-телефону: исходящий звонок старшему группы реагирования (точка C), звонок заявителю (номер в карточке), входящий доклад от старшего…</w:t>
-            </w:r>
-          </w:p>
-        </w:tc>
-        <w:tc>
-          <w:tcPr/>
-          <w:p>
-            <w:pPr>
-              <w:pStyle w:val="Compact"/>
-              <w:spacing w:line="240" w:lineRule="auto"/>
-              <w:ind w:firstLine="0"/>
-              <w:jc w:val="left"/>
-            </w:pPr>
-            <w:r>
-              <w:rPr>
-                <w:rFonts w:ascii="Times New Roman" w:hAnsi="Times New Roman"/>
-                <w:sz w:val="20"/>
-              </w:rPr>
-              <w:t xml:space="preserve">M</w:t>
-            </w:r>
-          </w:p>
-        </w:tc>
-        <w:tc>
-          <w:tcPr/>
-          <w:p>
-            <w:pPr>
-              <w:pStyle w:val="Compact"/>
-              <w:spacing w:line="240" w:lineRule="auto"/>
-              <w:ind w:firstLine="0"/>
-              <w:jc w:val="left"/>
-            </w:pPr>
-            <w:r>
-              <w:rPr>
-                <w:rFonts w:ascii="Times New Roman" w:hAnsi="Times New Roman"/>
-                <w:sz w:val="20"/>
-              </w:rPr>
-              <w:t xml:space="preserve">2.3</w:t>
-            </w:r>
-          </w:p>
-        </w:tc>
-        <w:tc>
-          <w:tcPr/>
-          <w:p>
-            <w:pPr>
-              <w:pStyle w:val="Compact"/>
-              <w:spacing w:line="240" w:lineRule="auto"/>
-              <w:ind w:firstLine="0"/>
-              <w:jc w:val="left"/>
-            </w:pPr>
-            <w:r>
-              <w:rPr>
-                <w:rFonts w:ascii="Times New Roman" w:hAnsi="Times New Roman"/>
-                <w:sz w:val="20"/>
-              </w:rPr>
-              <w:t xml:space="preserve">да</w:t>
-            </w:r>
-          </w:p>
-        </w:tc>
-        <w:tc>
-          <w:tcPr/>
-          <w:p>
-            <w:pPr>
-              <w:pStyle w:val="Compact"/>
-              <w:spacing w:line="240" w:lineRule="auto"/>
-              <w:ind w:firstLine="0"/>
-              <w:jc w:val="left"/>
-            </w:pPr>
-            <w:r>
-              <w:rPr>
-                <w:rFonts w:ascii="Times New Roman" w:hAnsi="Times New Roman"/>
-                <w:sz w:val="20"/>
-              </w:rPr>
-              <w:t xml:space="preserve">имитация: старший группы, заявитель, другие службы; реальная SIP-телефония — нет</w:t>
-            </w:r>
-          </w:p>
-        </w:tc>
-      </w:tr>
-      <w:tr>
-        <w:tc>
-          <w:tcPr/>
-          <w:p>
-            <w:pPr>
-              <w:pStyle w:val="Compact"/>
-              <w:spacing w:line="240" w:lineRule="auto"/>
-              <w:ind w:firstLine="0"/>
-              <w:jc w:val="left"/>
-            </w:pPr>
-            <w:r>
-              <w:rPr>
-                <w:rFonts w:ascii="Times New Roman" w:hAnsi="Times New Roman"/>
-                <w:sz w:val="20"/>
-              </w:rPr>
-              <w:t xml:space="preserve">5.7</w:t>
-            </w:r>
-          </w:p>
-        </w:tc>
-        <w:tc>
-          <w:tcPr/>
-          <w:p>
-            <w:pPr>
-              <w:pStyle w:val="Compact"/>
-              <w:spacing w:line="240" w:lineRule="auto"/>
-              <w:ind w:firstLine="0"/>
-              <w:jc w:val="left"/>
-            </w:pPr>
-            <w:r>
-              <w:rPr>
-                <w:rFonts w:ascii="Times New Roman" w:hAnsi="Times New Roman"/>
-                <w:sz w:val="20"/>
-              </w:rPr>
-              <w:t xml:space="preserve">Смена статуса через карандаш на плитке своей службы: строка «Статус ▾ / Номер наряда / Комментарий / ✓ ×». Первый статус — «Принята» или «Не…</w:t>
-            </w:r>
-          </w:p>
-        </w:tc>
-        <w:tc>
-          <w:tcPr/>
-          <w:p>
-            <w:pPr>
-              <w:pStyle w:val="Compact"/>
-              <w:spacing w:line="240" w:lineRule="auto"/>
-              <w:ind w:firstLine="0"/>
-              <w:jc w:val="left"/>
-            </w:pPr>
-            <w:r>
-              <w:rPr>
-                <w:rFonts w:ascii="Times New Roman" w:hAnsi="Times New Roman"/>
-                <w:sz w:val="20"/>
-              </w:rPr>
-              <w:t xml:space="preserve">M</w:t>
-            </w:r>
-          </w:p>
-        </w:tc>
-        <w:tc>
-          <w:tcPr/>
-          <w:p>
-            <w:pPr>
-              <w:pStyle w:val="Compact"/>
-              <w:spacing w:line="240" w:lineRule="auto"/>
-              <w:ind w:firstLine="0"/>
-              <w:jc w:val="left"/>
-            </w:pPr>
-            <w:r>
-              <w:rPr>
-                <w:rFonts w:ascii="Times New Roman" w:hAnsi="Times New Roman"/>
-                <w:sz w:val="20"/>
-              </w:rPr>
-              <w:t xml:space="preserve">2.2</w:t>
-            </w:r>
-          </w:p>
-        </w:tc>
-        <w:tc>
-          <w:tcPr/>
-          <w:p>
-            <w:pPr>
-              <w:pStyle w:val="Compact"/>
-              <w:spacing w:line="240" w:lineRule="auto"/>
-              <w:ind w:firstLine="0"/>
-              <w:jc w:val="left"/>
-            </w:pPr>
-            <w:r>
-              <w:rPr>
-                <w:rFonts w:ascii="Times New Roman" w:hAnsi="Times New Roman"/>
-                <w:sz w:val="20"/>
-              </w:rPr>
-              <w:t xml:space="preserve">да</w:t>
-            </w:r>
-          </w:p>
-        </w:tc>
-        <w:tc>
-          <w:tcPr/>
-          <w:p>
-            <w:pPr>
-              <w:pStyle w:val="Compact"/>
-              <w:spacing w:line="240" w:lineRule="auto"/>
-              <w:ind w:firstLine="0"/>
-              <w:jc w:val="left"/>
-            </w:pPr>
-            <w:r>
-              <w:rPr>
-                <w:rFonts w:ascii="Times New Roman" w:hAnsi="Times New Roman"/>
-                <w:sz w:val="20"/>
-              </w:rPr>
-              <w:t xml:space="preserve">карандаш на плитке службы: статус, номер наряда, комментарий</w:t>
-            </w:r>
-          </w:p>
-        </w:tc>
-      </w:tr>
-      <w:tr>
-        <w:tc>
-          <w:tcPr/>
-          <w:p>
-            <w:pPr>
-              <w:pStyle w:val="Compact"/>
-              <w:spacing w:line="240" w:lineRule="auto"/>
-              <w:ind w:firstLine="0"/>
-              <w:jc w:val="left"/>
-            </w:pPr>
-            <w:r>
-              <w:rPr>
-                <w:rFonts w:ascii="Times New Roman" w:hAnsi="Times New Roman"/>
-                <w:sz w:val="20"/>
-              </w:rPr>
-              <w:t xml:space="preserve">5.8</w:t>
-            </w:r>
-          </w:p>
-        </w:tc>
-        <w:tc>
-          <w:tcPr/>
-          <w:p>
-            <w:pPr>
-              <w:pStyle w:val="Compact"/>
-              <w:spacing w:line="240" w:lineRule="auto"/>
-              <w:ind w:firstLine="0"/>
-              <w:jc w:val="left"/>
-            </w:pPr>
-            <w:r>
-              <w:rPr>
-                <w:rFonts w:ascii="Times New Roman" w:hAnsi="Times New Roman"/>
-                <w:sz w:val="20"/>
-              </w:rPr>
-              <w:t xml:space="preserve">Универсальный алгоритм действий диспетчера для всех служб, без специфики службы</w:t>
-            </w:r>
-          </w:p>
-        </w:tc>
-        <w:tc>
-          <w:tcPr/>
-          <w:p>
-            <w:pPr>
-              <w:pStyle w:val="Compact"/>
-              <w:spacing w:line="240" w:lineRule="auto"/>
-              <w:ind w:firstLine="0"/>
-              <w:jc w:val="left"/>
-            </w:pPr>
-            <w:r>
-              <w:rPr>
-                <w:rFonts w:ascii="Times New Roman" w:hAnsi="Times New Roman"/>
-                <w:sz w:val="20"/>
-              </w:rPr>
-              <w:t xml:space="preserve">M</w:t>
-            </w:r>
-          </w:p>
-        </w:tc>
-        <w:tc>
-          <w:tcPr/>
-          <w:p>
-            <w:pPr>
-              <w:pStyle w:val="Compact"/>
-              <w:spacing w:line="240" w:lineRule="auto"/>
-              <w:ind w:firstLine="0"/>
-              <w:jc w:val="left"/>
-            </w:pPr>
-            <w:r>
-              <w:rPr>
-                <w:rFonts w:ascii="Times New Roman" w:hAnsi="Times New Roman"/>
-                <w:sz w:val="20"/>
-              </w:rPr>
-              <w:t xml:space="preserve">2.2</w:t>
-            </w:r>
-          </w:p>
-        </w:tc>
-        <w:tc>
-          <w:tcPr/>
-          <w:p>
-            <w:pPr>
-              <w:pStyle w:val="Compact"/>
-              <w:spacing w:line="240" w:lineRule="auto"/>
-              <w:ind w:firstLine="0"/>
-              <w:jc w:val="left"/>
-            </w:pPr>
-            <w:r>
-              <w:rPr>
-                <w:rFonts w:ascii="Times New Roman" w:hAnsi="Times New Roman"/>
-                <w:sz w:val="20"/>
-              </w:rPr>
-              <w:t xml:space="preserve">да</w:t>
-            </w:r>
-          </w:p>
-        </w:tc>
-        <w:tc>
-          <w:tcPr/>
-          <w:p>
-            <w:pPr>
-              <w:pStyle w:val="Compact"/>
-              <w:spacing w:line="240" w:lineRule="auto"/>
-              <w:ind w:firstLine="0"/>
-              <w:jc w:val="left"/>
-            </w:pPr>
-            <w:r>
-              <w:rPr>
-                <w:rFonts w:ascii="Times New Roman" w:hAnsi="Times New Roman"/>
-                <w:sz w:val="20"/>
-              </w:rPr>
-              <w:t xml:space="preserve">единый набор статусов для всех служб</w:t>
-            </w:r>
-          </w:p>
-        </w:tc>
-      </w:tr>
-      <w:tr>
-        <w:tc>
-          <w:tcPr/>
-          <w:p>
-            <w:pPr>
-              <w:pStyle w:val="Compact"/>
-              <w:spacing w:line="240" w:lineRule="auto"/>
-              <w:ind w:firstLine="0"/>
-              <w:jc w:val="left"/>
-            </w:pPr>
-            <w:r>
-              <w:rPr>
-                <w:rFonts w:ascii="Times New Roman" w:hAnsi="Times New Roman"/>
-                <w:sz w:val="20"/>
-              </w:rPr>
-              <w:t xml:space="preserve">5.9</w:t>
-            </w:r>
-          </w:p>
-        </w:tc>
-        <w:tc>
-          <w:tcPr/>
-          <w:p>
-            <w:pPr>
-              <w:pStyle w:val="Compact"/>
-              <w:spacing w:line="240" w:lineRule="auto"/>
-              <w:ind w:firstLine="0"/>
-              <w:jc w:val="left"/>
-            </w:pPr>
-            <w:r>
-              <w:rPr>
-                <w:rFonts w:ascii="Times New Roman" w:hAnsi="Times New Roman"/>
-                <w:sz w:val="20"/>
-              </w:rPr>
-              <w:t xml:space="preserve">При дозвоне заявителю номер карточки не называется, общение по сути заявления</w:t>
-            </w:r>
-          </w:p>
-        </w:tc>
-        <w:tc>
-          <w:tcPr/>
-          <w:p>
-            <w:pPr>
-              <w:pStyle w:val="Compact"/>
-              <w:spacing w:line="240" w:lineRule="auto"/>
-              <w:ind w:firstLine="0"/>
-              <w:jc w:val="left"/>
-            </w:pPr>
-            <w:r>
-              <w:rPr>
-                <w:rFonts w:ascii="Times New Roman" w:hAnsi="Times New Roman"/>
-                <w:sz w:val="20"/>
-              </w:rPr>
-              <w:t xml:space="preserve">—</w:t>
-            </w:r>
-          </w:p>
-        </w:tc>
-        <w:tc>
-          <w:tcPr/>
-          <w:p>
-            <w:pPr>
-              <w:pStyle w:val="Compact"/>
-              <w:spacing w:line="240" w:lineRule="auto"/>
-              <w:ind w:firstLine="0"/>
-              <w:jc w:val="left"/>
-            </w:pPr>
-            <w:r>
-              <w:rPr>
-                <w:rFonts w:ascii="Times New Roman" w:hAnsi="Times New Roman"/>
-                <w:sz w:val="20"/>
-              </w:rPr>
-              <w:t xml:space="preserve">3.3</w:t>
-            </w:r>
-          </w:p>
-        </w:tc>
-        <w:tc>
-          <w:tcPr/>
-          <w:p>
-            <w:pPr>
-              <w:pStyle w:val="Compact"/>
-              <w:spacing w:line="240" w:lineRule="auto"/>
-              <w:ind w:firstLine="0"/>
-              <w:jc w:val="left"/>
-            </w:pPr>
-            <w:r>
-              <w:rPr>
-                <w:rFonts w:ascii="Times New Roman" w:hAnsi="Times New Roman"/>
-                <w:sz w:val="20"/>
-              </w:rPr>
-              <w:t xml:space="preserve">—</w:t>
-            </w:r>
-          </w:p>
-        </w:tc>
-        <w:tc>
-          <w:tcPr/>
-          <w:p>
-            <w:pPr>
-              <w:pStyle w:val="Compact"/>
-              <w:spacing w:line="240" w:lineRule="auto"/>
-              <w:ind w:firstLine="0"/>
-              <w:jc w:val="left"/>
-            </w:pPr>
-            <w:r>
-              <w:rPr>
-                <w:rFonts w:ascii="Times New Roman" w:hAnsi="Times New Roman"/>
-                <w:sz w:val="20"/>
-              </w:rPr>
-              <w:t xml:space="preserve">правило поведения диспетчера; в оценке не проверяется</w:t>
-            </w:r>
-          </w:p>
-        </w:tc>
-      </w:tr>
-      <w:tr>
-        <w:tc>
-          <w:tcPr/>
-          <w:p>
-            <w:pPr>
-              <w:pStyle w:val="Compact"/>
-              <w:spacing w:line="240" w:lineRule="auto"/>
-              <w:ind w:firstLine="0"/>
-              <w:jc w:val="left"/>
-            </w:pPr>
-            <w:r>
-              <w:rPr>
-                <w:rFonts w:ascii="Times New Roman" w:hAnsi="Times New Roman"/>
-                <w:sz w:val="20"/>
-              </w:rPr>
-              <w:t xml:space="preserve">5.10</w:t>
-            </w:r>
-          </w:p>
-        </w:tc>
-        <w:tc>
-          <w:tcPr/>
-          <w:p>
-            <w:pPr>
-              <w:pStyle w:val="Compact"/>
-              <w:spacing w:line="240" w:lineRule="auto"/>
-              <w:ind w:firstLine="0"/>
-              <w:jc w:val="left"/>
-            </w:pPr>
-            <w:r>
-              <w:rPr>
-                <w:rFonts w:ascii="Times New Roman" w:hAnsi="Times New Roman"/>
-                <w:sz w:val="20"/>
-              </w:rPr>
-              <w:t xml:space="preserve">Оценка: правильность решения принять/отклонить, порядок и полнота статусов, содержание и грамматика комментариев, время реакции по каждой карточке…</w:t>
-            </w:r>
-          </w:p>
-        </w:tc>
-        <w:tc>
-          <w:tcPr/>
-          <w:p>
-            <w:pPr>
-              <w:pStyle w:val="Compact"/>
-              <w:spacing w:line="240" w:lineRule="auto"/>
-              <w:ind w:firstLine="0"/>
-              <w:jc w:val="left"/>
-            </w:pPr>
-            <w:r>
-              <w:rPr>
-                <w:rFonts w:ascii="Times New Roman" w:hAnsi="Times New Roman"/>
-                <w:sz w:val="20"/>
-              </w:rPr>
-              <w:t xml:space="preserve">M</w:t>
-            </w:r>
-          </w:p>
-        </w:tc>
-        <w:tc>
-          <w:tcPr/>
-          <w:p>
-            <w:pPr>
-              <w:pStyle w:val="Compact"/>
-              <w:spacing w:line="240" w:lineRule="auto"/>
-              <w:ind w:firstLine="0"/>
-              <w:jc w:val="left"/>
-            </w:pPr>
-            <w:r>
-              <w:rPr>
-                <w:rFonts w:ascii="Times New Roman" w:hAnsi="Times New Roman"/>
-                <w:sz w:val="20"/>
-              </w:rPr>
-              <w:t xml:space="preserve">3.4</w:t>
-            </w:r>
-          </w:p>
-        </w:tc>
-        <w:tc>
-          <w:tcPr/>
-          <w:p>
-            <w:pPr>
-              <w:pStyle w:val="Compact"/>
-              <w:spacing w:line="240" w:lineRule="auto"/>
-              <w:ind w:firstLine="0"/>
-              <w:jc w:val="left"/>
-            </w:pPr>
-            <w:r>
-              <w:rPr>
-                <w:rFonts w:ascii="Times New Roman" w:hAnsi="Times New Roman"/>
-                <w:sz w:val="20"/>
-              </w:rPr>
-              <w:t xml:space="preserve">да</w:t>
-            </w:r>
-          </w:p>
-        </w:tc>
-        <w:tc>
-          <w:tcPr/>
-          <w:p>
-            <w:pPr>
-              <w:pStyle w:val="Compact"/>
-              <w:spacing w:line="240" w:lineRule="auto"/>
-              <w:ind w:firstLine="0"/>
-              <w:jc w:val="left"/>
-            </w:pPr>
-            <w:r>
-              <w:rPr>
-                <w:rFonts w:ascii="Times New Roman" w:hAnsi="Times New Roman"/>
-                <w:sz w:val="20"/>
-              </w:rPr>
-              <w:t xml:space="preserve">решение, время реакции, порядок и полнота статусов, наряд, комментарии, звонки, регламентность и грамотность</w:t>
-            </w:r>
-          </w:p>
-        </w:tc>
-      </w:tr>
-      <w:tr>
-        <w:tc>
-          <w:tcPr/>
-          <w:p>
-            <w:pPr>
-              <w:pStyle w:val="Compact"/>
-              <w:spacing w:line="240" w:lineRule="auto"/>
-              <w:ind w:firstLine="0"/>
-              <w:jc w:val="left"/>
-            </w:pPr>
-            <w:r>
-              <w:rPr>
-                <w:rFonts w:ascii="Times New Roman" w:hAnsi="Times New Roman"/>
-                <w:sz w:val="20"/>
-              </w:rPr>
-              <w:t xml:space="preserve">6.1</w:t>
-            </w:r>
-          </w:p>
-        </w:tc>
-        <w:tc>
-          <w:tcPr/>
-          <w:p>
-            <w:pPr>
-              <w:pStyle w:val="Compact"/>
-              <w:spacing w:line="240" w:lineRule="auto"/>
-              <w:ind w:firstLine="0"/>
-              <w:jc w:val="left"/>
-            </w:pPr>
-            <w:r>
-              <w:rPr>
-                <w:rFonts w:ascii="Times New Roman" w:hAnsi="Times New Roman"/>
-                <w:sz w:val="20"/>
-              </w:rPr>
-              <w:t xml:space="preserve">Имитация входящих и исходящих звонков внутри системы (софтфон в браузере: входящий звонок, ответ, удержание, завершение, журнал), «звонки в базе»</w:t>
-            </w:r>
-          </w:p>
-        </w:tc>
-        <w:tc>
-          <w:tcPr/>
-          <w:p>
-            <w:pPr>
-              <w:pStyle w:val="Compact"/>
-              <w:spacing w:line="240" w:lineRule="auto"/>
-              <w:ind w:firstLine="0"/>
-              <w:jc w:val="left"/>
-            </w:pPr>
-            <w:r>
-              <w:rPr>
-                <w:rFonts w:ascii="Times New Roman" w:hAnsi="Times New Roman"/>
-                <w:sz w:val="20"/>
-              </w:rPr>
-              <w:t xml:space="preserve">M</w:t>
-            </w:r>
-          </w:p>
-        </w:tc>
-        <w:tc>
-          <w:tcPr/>
-          <w:p>
-            <w:pPr>
-              <w:pStyle w:val="Compact"/>
-              <w:spacing w:line="240" w:lineRule="auto"/>
-              <w:ind w:firstLine="0"/>
-              <w:jc w:val="left"/>
-            </w:pPr>
-            <w:r>
-              <w:rPr>
-                <w:rFonts w:ascii="Times New Roman" w:hAnsi="Times New Roman"/>
-                <w:sz w:val="20"/>
-              </w:rPr>
-              <w:t xml:space="preserve">1.4, 2.3</w:t>
-            </w:r>
-          </w:p>
-        </w:tc>
-        <w:tc>
-          <w:tcPr/>
-          <w:p>
-            <w:pPr>
-              <w:pStyle w:val="Compact"/>
-              <w:spacing w:line="240" w:lineRule="auto"/>
-              <w:ind w:firstLine="0"/>
-              <w:jc w:val="left"/>
-            </w:pPr>
-            <w:r>
-              <w:rPr>
-                <w:rFonts w:ascii="Times New Roman" w:hAnsi="Times New Roman"/>
-                <w:sz w:val="20"/>
-              </w:rPr>
-              <w:t xml:space="preserve">да</w:t>
-            </w:r>
-          </w:p>
-        </w:tc>
-        <w:tc>
-          <w:tcPr/>
-          <w:p>
-            <w:pPr>
-              <w:pStyle w:val="Compact"/>
-              <w:spacing w:line="240" w:lineRule="auto"/>
-              <w:ind w:firstLine="0"/>
-              <w:jc w:val="left"/>
-            </w:pPr>
-            <w:r>
-              <w:rPr>
-                <w:rFonts w:ascii="Times New Roman" w:hAnsi="Times New Roman"/>
-                <w:sz w:val="20"/>
-              </w:rPr>
-              <w:t xml:space="preserve">входящий вызов, ответ, разговор, завершение, журнал звонков по карточке</w:t>
-            </w:r>
-          </w:p>
-        </w:tc>
-      </w:tr>
-      <w:tr>
-        <w:tc>
-          <w:tcPr/>
-          <w:p>
-            <w:pPr>
-              <w:pStyle w:val="Compact"/>
-              <w:spacing w:line="240" w:lineRule="auto"/>
-              <w:ind w:firstLine="0"/>
-              <w:jc w:val="left"/>
-            </w:pPr>
-            <w:r>
-              <w:rPr>
-                <w:rFonts w:ascii="Times New Roman" w:hAnsi="Times New Roman"/>
-                <w:sz w:val="20"/>
-              </w:rPr>
-              <w:t xml:space="preserve">6.2</w:t>
-            </w:r>
-          </w:p>
-        </w:tc>
-        <w:tc>
-          <w:tcPr/>
-          <w:p>
-            <w:pPr>
-              <w:pStyle w:val="Compact"/>
-              <w:spacing w:line="240" w:lineRule="auto"/>
-              <w:ind w:firstLine="0"/>
-              <w:jc w:val="left"/>
-            </w:pPr>
-            <w:r>
-              <w:rPr>
-                <w:rFonts w:ascii="Times New Roman" w:hAnsi="Times New Roman"/>
-                <w:sz w:val="20"/>
-              </w:rPr>
-              <w:t xml:space="preserve">Голос «участника событий»/старшего группы через TTS, распознавание речи обучающегося (STT) для оценки голосового ответа</w:t>
-            </w:r>
-          </w:p>
-        </w:tc>
-        <w:tc>
-          <w:tcPr/>
-          <w:p>
-            <w:pPr>
-              <w:pStyle w:val="Compact"/>
-              <w:spacing w:line="240" w:lineRule="auto"/>
-              <w:ind w:firstLine="0"/>
-              <w:jc w:val="left"/>
-            </w:pPr>
-            <w:r>
-              <w:rPr>
-                <w:rFonts w:ascii="Times New Roman" w:hAnsi="Times New Roman"/>
-                <w:sz w:val="20"/>
-              </w:rPr>
-              <w:t xml:space="preserve">S</w:t>
-            </w:r>
-          </w:p>
-        </w:tc>
-        <w:tc>
-          <w:tcPr/>
-          <w:p>
-            <w:pPr>
-              <w:pStyle w:val="Compact"/>
-              <w:spacing w:line="240" w:lineRule="auto"/>
-              <w:ind w:firstLine="0"/>
-              <w:jc w:val="left"/>
-            </w:pPr>
-            <w:r>
-              <w:rPr>
-                <w:rFonts w:ascii="Times New Roman" w:hAnsi="Times New Roman"/>
-                <w:sz w:val="20"/>
-              </w:rPr>
-              <w:t xml:space="preserve">1.4</w:t>
-            </w:r>
-          </w:p>
-        </w:tc>
-        <w:tc>
-          <w:tcPr/>
-          <w:p>
-            <w:pPr>
-              <w:pStyle w:val="Compact"/>
-              <w:spacing w:line="240" w:lineRule="auto"/>
-              <w:ind w:firstLine="0"/>
-              <w:jc w:val="left"/>
-            </w:pPr>
-            <w:r>
-              <w:rPr>
-                <w:rFonts w:ascii="Times New Roman" w:hAnsi="Times New Roman"/>
-                <w:sz w:val="20"/>
-              </w:rPr>
-              <w:t xml:space="preserve">частично</w:t>
-            </w:r>
-          </w:p>
-        </w:tc>
-        <w:tc>
-          <w:tcPr/>
-          <w:p>
-            <w:pPr>
-              <w:pStyle w:val="Compact"/>
-              <w:spacing w:line="240" w:lineRule="auto"/>
-              <w:ind w:firstLine="0"/>
-              <w:jc w:val="left"/>
-            </w:pPr>
-            <w:r>
-              <w:rPr>
-                <w:rFonts w:ascii="Times New Roman" w:hAnsi="Times New Roman"/>
-                <w:sz w:val="20"/>
-              </w:rPr>
-              <w:t xml:space="preserve">озвучка реплик синтезом речи браузера — есть; распознавание речи обучающегося — нет</w:t>
+              <w:t xml:space="preserve">озвучка реплик синтезом речи браузера; распознавание речи обучающегося — Whisper (локально на GPU/CPU или API); оценка голосового ответа идёт по распознанному тексту, интонация не оценивается</w:t>
             </w:r>
           </w:p>
         </w:tc>
@@ -23590,7 +23590,7 @@
         <w:pStyle w:val="FirstParagraph"/>
       </w:pPr>
       <w:r>
-        <w:t xml:space="preserve">Всего операций: 104. Спецификация — файл</w:t>
+        <w:t xml:space="preserve">Всего операций: 106. Спецификация — файл</w:t>
       </w:r>
       <w:r>
         <w:t xml:space="preserve"> </w:t>
@@ -26538,9 +26538,9 @@
         </w:tblBorders>
       </w:tblPr>
       <w:tblGrid>
-        <w:gridCol w:w="1303"/>
-        <w:gridCol w:w="3609"/>
-        <w:gridCol w:w="3007"/>
+        <w:gridCol w:w="1287"/>
+        <w:gridCol w:w="3564"/>
+        <w:gridCol w:w="3069"/>
       </w:tblGrid>
       <w:tr>
         <w:trPr>
@@ -28307,6 +28307,120 @@
                 <w:sz w:val="20"/>
               </w:rPr>
               <w:t xml:space="preserve">Начать занятие</w:t>
+            </w:r>
+          </w:p>
+        </w:tc>
+      </w:tr>
+      <w:tr>
+        <w:tc>
+          <w:tcPr/>
+          <w:p>
+            <w:pPr>
+              <w:pStyle w:val="Compact"/>
+              <w:spacing w:line="240" w:lineRule="auto"/>
+              <w:ind w:firstLine="0"/>
+              <w:jc w:val="left"/>
+            </w:pPr>
+            <w:r>
+              <w:rPr>
+                <w:rFonts w:ascii="Times New Roman" w:hAnsi="Times New Roman"/>
+                <w:sz w:val="20"/>
+              </w:rPr>
+              <w:t xml:space="preserve">GET</w:t>
+            </w:r>
+          </w:p>
+        </w:tc>
+        <w:tc>
+          <w:tcPr/>
+          <w:p>
+            <w:pPr>
+              <w:pStyle w:val="Compact"/>
+              <w:spacing w:line="240" w:lineRule="auto"/>
+              <w:ind w:firstLine="0"/>
+              <w:jc w:val="left"/>
+            </w:pPr>
+            <w:r>
+              <w:rPr>
+                <w:rStyle w:val="VerbatimChar"/>
+                <w:rFonts w:ascii="Times New Roman" w:hAnsi="Times New Roman"/>
+                <w:sz w:val="20"/>
+              </w:rPr>
+              <w:t xml:space="preserve">/api/v1/training/speech</w:t>
+            </w:r>
+          </w:p>
+        </w:tc>
+        <w:tc>
+          <w:tcPr/>
+          <w:p>
+            <w:pPr>
+              <w:pStyle w:val="Compact"/>
+              <w:spacing w:line="240" w:lineRule="auto"/>
+              <w:ind w:firstLine="0"/>
+              <w:jc w:val="left"/>
+            </w:pPr>
+            <w:r>
+              <w:rPr>
+                <w:rFonts w:ascii="Times New Roman" w:hAnsi="Times New Roman"/>
+                <w:sz w:val="20"/>
+              </w:rPr>
+              <w:t xml:space="preserve">Доступен ли голосовой ввод (модель речи настроена)</w:t>
+            </w:r>
+          </w:p>
+        </w:tc>
+      </w:tr>
+      <w:tr>
+        <w:tc>
+          <w:tcPr/>
+          <w:p>
+            <w:pPr>
+              <w:pStyle w:val="Compact"/>
+              <w:spacing w:line="240" w:lineRule="auto"/>
+              <w:ind w:firstLine="0"/>
+              <w:jc w:val="left"/>
+            </w:pPr>
+            <w:r>
+              <w:rPr>
+                <w:rFonts w:ascii="Times New Roman" w:hAnsi="Times New Roman"/>
+                <w:sz w:val="20"/>
+              </w:rPr>
+              <w:t xml:space="preserve">POST</w:t>
+            </w:r>
+          </w:p>
+        </w:tc>
+        <w:tc>
+          <w:tcPr/>
+          <w:p>
+            <w:pPr>
+              <w:pStyle w:val="Compact"/>
+              <w:spacing w:line="240" w:lineRule="auto"/>
+              <w:ind w:firstLine="0"/>
+              <w:jc w:val="left"/>
+            </w:pPr>
+            <w:r>
+              <w:rPr>
+                <w:rStyle w:val="VerbatimChar"/>
+                <w:rFonts w:ascii="Times New Roman" w:hAnsi="Times New Roman"/>
+                <w:sz w:val="20"/>
+              </w:rPr>
+              <w:t xml:space="preserve">/api/v1/training/speech</w:t>
+            </w:r>
+          </w:p>
+        </w:tc>
+        <w:tc>
+          <w:tcPr/>
+          <w:p>
+            <w:pPr>
+              <w:pStyle w:val="Compact"/>
+              <w:spacing w:line="240" w:lineRule="auto"/>
+              <w:ind w:firstLine="0"/>
+              <w:jc w:val="left"/>
+            </w:pPr>
+            <w:r>
+              <w:rPr>
+                <w:rFonts w:ascii="Times New Roman" w:hAnsi="Times New Roman"/>
+                <w:sz w:val="20"/>
+              </w:rPr>
+              <w:t xml:space="preserve">Распознать реплику в трубку (голосовой ввод, Whisper)</w:t>
             </w:r>
           </w:p>
         </w:tc>

--- a/docs/delivery/out/Пояснительная_записка_АИскра.docx
+++ b/docs/delivery/out/Пояснительная_записка_АИскра.docx
@@ -11619,7 +11619,7 @@
         <w:pStyle w:val="BodyText"/>
       </w:pPr>
       <w:r>
-        <w:t xml:space="preserve">Итог: реализовано — 59, частично — 14, не реализовано — 7, не относится к функциональности — 3 из 83. Из требований с приоритетом M реализовано полностью 42 из 48, остальные — частично: 2.2, 3.3, 4.4, 5.5, 8.7, 9.5.</w:t>
+        <w:t xml:space="preserve">Итог: реализовано — 58, частично — 15, не реализовано — 7, не относится к функциональности — 3 из 83. Из требований с приоритетом M реализовано полностью 42 из 48, остальные — частично: 2.2, 3.3, 4.4, 5.5, 8.7, 9.5.</w:t>
       </w:r>
     </w:p>
     <w:tbl>
@@ -15584,6 +15584,116 @@
                 <w:rFonts w:ascii="Times New Roman" w:hAnsi="Times New Roman"/>
                 <w:sz w:val="20"/>
               </w:rPr>
+              <w:t xml:space="preserve">частично</w:t>
+            </w:r>
+          </w:p>
+        </w:tc>
+        <w:tc>
+          <w:tcPr/>
+          <w:p>
+            <w:pPr>
+              <w:pStyle w:val="Compact"/>
+              <w:spacing w:line="240" w:lineRule="auto"/>
+              <w:ind w:firstLine="0"/>
+              <w:jc w:val="left"/>
+            </w:pPr>
+            <w:r>
+              <w:rPr>
+                <w:rFonts w:ascii="Times New Roman" w:hAnsi="Times New Roman"/>
+                <w:sz w:val="20"/>
+              </w:rPr>
+              <w:t xml:space="preserve">диалог текстом с ИИ-заявителем в рамках легенды; голосовой ввод оператора не реализован</w:t>
+            </w:r>
+          </w:p>
+        </w:tc>
+      </w:tr>
+      <w:tr>
+        <w:tc>
+          <w:tcPr/>
+          <w:p>
+            <w:pPr>
+              <w:pStyle w:val="Compact"/>
+              <w:spacing w:line="240" w:lineRule="auto"/>
+              <w:ind w:firstLine="0"/>
+              <w:jc w:val="left"/>
+            </w:pPr>
+            <w:r>
+              <w:rPr>
+                <w:rFonts w:ascii="Times New Roman" w:hAnsi="Times New Roman"/>
+                <w:sz w:val="20"/>
+              </w:rPr>
+              <w:t xml:space="preserve">5.1</w:t>
+            </w:r>
+          </w:p>
+        </w:tc>
+        <w:tc>
+          <w:tcPr/>
+          <w:p>
+            <w:pPr>
+              <w:pStyle w:val="Compact"/>
+              <w:spacing w:line="240" w:lineRule="auto"/>
+              <w:ind w:firstLine="0"/>
+              <w:jc w:val="left"/>
+            </w:pPr>
+            <w:r>
+              <w:rPr>
+                <w:rFonts w:ascii="Times New Roman" w:hAnsi="Times New Roman"/>
+                <w:sz w:val="20"/>
+              </w:rPr>
+              <w:t xml:space="preserve">Реестр (список) происшествий/карточек службы с очередью входящих; карточка и реестр визуально максимально похожи на АРМ ДДС (цвета, конфигурация)</w:t>
+            </w:r>
+          </w:p>
+        </w:tc>
+        <w:tc>
+          <w:tcPr/>
+          <w:p>
+            <w:pPr>
+              <w:pStyle w:val="Compact"/>
+              <w:spacing w:line="240" w:lineRule="auto"/>
+              <w:ind w:firstLine="0"/>
+              <w:jc w:val="left"/>
+            </w:pPr>
+            <w:r>
+              <w:rPr>
+                <w:rFonts w:ascii="Times New Roman" w:hAnsi="Times New Roman"/>
+                <w:sz w:val="20"/>
+              </w:rPr>
+              <w:t xml:space="preserve">M</w:t>
+            </w:r>
+          </w:p>
+        </w:tc>
+        <w:tc>
+          <w:tcPr/>
+          <w:p>
+            <w:pPr>
+              <w:pStyle w:val="Compact"/>
+              <w:spacing w:line="240" w:lineRule="auto"/>
+              <w:ind w:firstLine="0"/>
+              <w:jc w:val="left"/>
+            </w:pPr>
+            <w:r>
+              <w:rPr>
+                <w:rFonts w:ascii="Times New Roman" w:hAnsi="Times New Roman"/>
+                <w:sz w:val="20"/>
+              </w:rPr>
+              <w:t xml:space="preserve">2.1</w:t>
+            </w:r>
+          </w:p>
+        </w:tc>
+        <w:tc>
+          <w:tcPr/>
+          <w:p>
+            <w:pPr>
+              <w:pStyle w:val="Compact"/>
+              <w:spacing w:line="240" w:lineRule="auto"/>
+              <w:ind w:firstLine="0"/>
+              <w:jc w:val="left"/>
+            </w:pPr>
+            <w:r>
+              <w:rPr>
+                <w:rFonts w:ascii="Times New Roman" w:hAnsi="Times New Roman"/>
+                <w:sz w:val="20"/>
+              </w:rPr>
               <w:t xml:space="preserve">да</w:t>
             </w:r>
           </w:p>
@@ -15602,45 +15712,45 @@
                 <w:rFonts w:ascii="Times New Roman" w:hAnsi="Times New Roman"/>
                 <w:sz w:val="20"/>
               </w:rPr>
-              <w:t xml:space="preserve">диалог с ИИ-заявителем в рамках легенды — текстом или голосом (Whisper, кнопка «говорить»)</w:t>
-            </w:r>
-          </w:p>
-        </w:tc>
-      </w:tr>
-      <w:tr>
-        <w:tc>
-          <w:tcPr/>
-          <w:p>
-            <w:pPr>
-              <w:pStyle w:val="Compact"/>
-              <w:spacing w:line="240" w:lineRule="auto"/>
-              <w:ind w:firstLine="0"/>
-              <w:jc w:val="left"/>
-            </w:pPr>
-            <w:r>
-              <w:rPr>
-                <w:rFonts w:ascii="Times New Roman" w:hAnsi="Times New Roman"/>
-                <w:sz w:val="20"/>
-              </w:rPr>
-              <w:t xml:space="preserve">5.1</w:t>
-            </w:r>
-          </w:p>
-        </w:tc>
-        <w:tc>
-          <w:tcPr/>
-          <w:p>
-            <w:pPr>
-              <w:pStyle w:val="Compact"/>
-              <w:spacing w:line="240" w:lineRule="auto"/>
-              <w:ind w:firstLine="0"/>
-              <w:jc w:val="left"/>
-            </w:pPr>
-            <w:r>
-              <w:rPr>
-                <w:rFonts w:ascii="Times New Roman" w:hAnsi="Times New Roman"/>
-                <w:sz w:val="20"/>
-              </w:rPr>
-              <w:t xml:space="preserve">Реестр (список) происшествий/карточек службы с очередью входящих; карточка и реестр визуально максимально похожи на АРМ ДДС (цвета, конфигурация)</w:t>
+              <w:t xml:space="preserve">журнал службы с очередью «ждут решения», таймерами и сигналом</w:t>
+            </w:r>
+          </w:p>
+        </w:tc>
+      </w:tr>
+      <w:tr>
+        <w:tc>
+          <w:tcPr/>
+          <w:p>
+            <w:pPr>
+              <w:pStyle w:val="Compact"/>
+              <w:spacing w:line="240" w:lineRule="auto"/>
+              <w:ind w:firstLine="0"/>
+              <w:jc w:val="left"/>
+            </w:pPr>
+            <w:r>
+              <w:rPr>
+                <w:rFonts w:ascii="Times New Roman" w:hAnsi="Times New Roman"/>
+                <w:sz w:val="20"/>
+              </w:rPr>
+              <w:t xml:space="preserve">5.2</w:t>
+            </w:r>
+          </w:p>
+        </w:tc>
+        <w:tc>
+          <w:tcPr/>
+          <w:p>
+            <w:pPr>
+              <w:pStyle w:val="Compact"/>
+              <w:spacing w:line="240" w:lineRule="auto"/>
+              <w:ind w:firstLine="0"/>
+              <w:jc w:val="left"/>
+            </w:pPr>
+            <w:r>
+              <w:rPr>
+                <w:rFonts w:ascii="Times New Roman" w:hAnsi="Times New Roman"/>
+                <w:sz w:val="20"/>
+              </w:rPr>
+              <w:t xml:space="preserve">Получение карточки, сформированной системой «от 112» (или сформированной обучающимся-оператором 112 в смешанном режиме)</w:t>
             </w:r>
           </w:p>
         </w:tc>
@@ -15676,7 +15786,7 @@
                 <w:rFonts w:ascii="Times New Roman" w:hAnsi="Times New Roman"/>
                 <w:sz w:val="20"/>
               </w:rPr>
-              <w:t xml:space="preserve">2.1</w:t>
+              <w:t xml:space="preserve">2.1, 4.2</w:t>
             </w:r>
           </w:p>
         </w:tc>
@@ -15712,45 +15822,45 @@
                 <w:rFonts w:ascii="Times New Roman" w:hAnsi="Times New Roman"/>
                 <w:sz w:val="20"/>
               </w:rPr>
-              <w:t xml:space="preserve">журнал службы с очередью «ждут решения», таймерами и сигналом</w:t>
-            </w:r>
-          </w:p>
-        </w:tc>
-      </w:tr>
-      <w:tr>
-        <w:tc>
-          <w:tcPr/>
-          <w:p>
-            <w:pPr>
-              <w:pStyle w:val="Compact"/>
-              <w:spacing w:line="240" w:lineRule="auto"/>
-              <w:ind w:firstLine="0"/>
-              <w:jc w:val="left"/>
-            </w:pPr>
-            <w:r>
-              <w:rPr>
-                <w:rFonts w:ascii="Times New Roman" w:hAnsi="Times New Roman"/>
-                <w:sz w:val="20"/>
-              </w:rPr>
-              <w:t xml:space="preserve">5.2</w:t>
-            </w:r>
-          </w:p>
-        </w:tc>
-        <w:tc>
-          <w:tcPr/>
-          <w:p>
-            <w:pPr>
-              <w:pStyle w:val="Compact"/>
-              <w:spacing w:line="240" w:lineRule="auto"/>
-              <w:ind w:firstLine="0"/>
-              <w:jc w:val="left"/>
-            </w:pPr>
-            <w:r>
-              <w:rPr>
-                <w:rFonts w:ascii="Times New Roman" w:hAnsi="Times New Roman"/>
-                <w:sz w:val="20"/>
-              </w:rPr>
-              <w:t xml:space="preserve">Получение карточки, сформированной системой «от 112» (или сформированной обучающимся-оператором 112 в смешанном режиме)</w:t>
+              <w:t xml:space="preserve">карточки от системы и от операторов занятия</w:t>
+            </w:r>
+          </w:p>
+        </w:tc>
+      </w:tr>
+      <w:tr>
+        <w:tc>
+          <w:tcPr/>
+          <w:p>
+            <w:pPr>
+              <w:pStyle w:val="Compact"/>
+              <w:spacing w:line="240" w:lineRule="auto"/>
+              <w:ind w:firstLine="0"/>
+              <w:jc w:val="left"/>
+            </w:pPr>
+            <w:r>
+              <w:rPr>
+                <w:rFonts w:ascii="Times New Roman" w:hAnsi="Times New Roman"/>
+                <w:sz w:val="20"/>
+              </w:rPr>
+              <w:t xml:space="preserve">5.3</w:t>
+            </w:r>
+          </w:p>
+        </w:tc>
+        <w:tc>
+          <w:tcPr/>
+          <w:p>
+            <w:pPr>
+              <w:pStyle w:val="Compact"/>
+              <w:spacing w:line="240" w:lineRule="auto"/>
+              <w:ind w:firstLine="0"/>
+              <w:jc w:val="left"/>
+            </w:pPr>
+            <w:r>
+              <w:rPr>
+                <w:rFonts w:ascii="Times New Roman" w:hAnsi="Times New Roman"/>
+                <w:sz w:val="20"/>
+              </w:rPr>
+              <w:t xml:space="preserve">Принять / отклонить карточку по полномочиям службы; при отклонении — комментарий</w:t>
             </w:r>
           </w:p>
         </w:tc>
@@ -15786,7 +15896,7 @@
                 <w:rFonts w:ascii="Times New Roman" w:hAnsi="Times New Roman"/>
                 <w:sz w:val="20"/>
               </w:rPr>
-              <w:t xml:space="preserve">2.1, 4.2</w:t>
+              <w:t xml:space="preserve">2.2</w:t>
             </w:r>
           </w:p>
         </w:tc>
@@ -15822,45 +15932,45 @@
                 <w:rFonts w:ascii="Times New Roman" w:hAnsi="Times New Roman"/>
                 <w:sz w:val="20"/>
               </w:rPr>
-              <w:t xml:space="preserve">карточки от системы и от операторов занятия</w:t>
-            </w:r>
-          </w:p>
-        </w:tc>
-      </w:tr>
-      <w:tr>
-        <w:tc>
-          <w:tcPr/>
-          <w:p>
-            <w:pPr>
-              <w:pStyle w:val="Compact"/>
-              <w:spacing w:line="240" w:lineRule="auto"/>
-              <w:ind w:firstLine="0"/>
-              <w:jc w:val="left"/>
-            </w:pPr>
-            <w:r>
-              <w:rPr>
-                <w:rFonts w:ascii="Times New Roman" w:hAnsi="Times New Roman"/>
-                <w:sz w:val="20"/>
-              </w:rPr>
-              <w:t xml:space="preserve">5.3</w:t>
-            </w:r>
-          </w:p>
-        </w:tc>
-        <w:tc>
-          <w:tcPr/>
-          <w:p>
-            <w:pPr>
-              <w:pStyle w:val="Compact"/>
-              <w:spacing w:line="240" w:lineRule="auto"/>
-              <w:ind w:firstLine="0"/>
-              <w:jc w:val="left"/>
-            </w:pPr>
-            <w:r>
-              <w:rPr>
-                <w:rFonts w:ascii="Times New Roman" w:hAnsi="Times New Roman"/>
-                <w:sz w:val="20"/>
-              </w:rPr>
-              <w:t xml:space="preserve">Принять / отклонить карточку по полномочиям службы; при отклонении — комментарий</w:t>
+              <w:t xml:space="preserve">«Принята / Не принята» с комментарием</w:t>
+            </w:r>
+          </w:p>
+        </w:tc>
+      </w:tr>
+      <w:tr>
+        <w:tc>
+          <w:tcPr/>
+          <w:p>
+            <w:pPr>
+              <w:pStyle w:val="Compact"/>
+              <w:spacing w:line="240" w:lineRule="auto"/>
+              <w:ind w:firstLine="0"/>
+              <w:jc w:val="left"/>
+            </w:pPr>
+            <w:r>
+              <w:rPr>
+                <w:rFonts w:ascii="Times New Roman" w:hAnsi="Times New Roman"/>
+                <w:sz w:val="20"/>
+              </w:rPr>
+              <w:t xml:space="preserve">5.4</w:t>
+            </w:r>
+          </w:p>
+        </w:tc>
+        <w:tc>
+          <w:tcPr/>
+          <w:p>
+            <w:pPr>
+              <w:pStyle w:val="Compact"/>
+              <w:spacing w:line="240" w:lineRule="auto"/>
+              <w:ind w:firstLine="0"/>
+              <w:jc w:val="left"/>
+            </w:pPr>
+            <w:r>
+              <w:rPr>
+                <w:rFonts w:ascii="Times New Roman" w:hAnsi="Times New Roman"/>
+                <w:sz w:val="20"/>
+              </w:rPr>
+              <w:t xml:space="preserve">Диспетчер ДДС не контролирует правильность заполнения карточки (это 112 и служба контроля 112); службы в карточке ДДС не добавляет; видит, в какие…</w:t>
             </w:r>
           </w:p>
         </w:tc>
@@ -15932,45 +16042,45 @@
                 <w:rFonts w:ascii="Times New Roman" w:hAnsi="Times New Roman"/>
                 <w:sz w:val="20"/>
               </w:rPr>
-              <w:t xml:space="preserve">«Принята / Не принята» с комментарием</w:t>
-            </w:r>
-          </w:p>
-        </w:tc>
-      </w:tr>
-      <w:tr>
-        <w:tc>
-          <w:tcPr/>
-          <w:p>
-            <w:pPr>
-              <w:pStyle w:val="Compact"/>
-              <w:spacing w:line="240" w:lineRule="auto"/>
-              <w:ind w:firstLine="0"/>
-              <w:jc w:val="left"/>
-            </w:pPr>
-            <w:r>
-              <w:rPr>
-                <w:rFonts w:ascii="Times New Roman" w:hAnsi="Times New Roman"/>
-                <w:sz w:val="20"/>
-              </w:rPr>
-              <w:t xml:space="preserve">5.4</w:t>
-            </w:r>
-          </w:p>
-        </w:tc>
-        <w:tc>
-          <w:tcPr/>
-          <w:p>
-            <w:pPr>
-              <w:pStyle w:val="Compact"/>
-              <w:spacing w:line="240" w:lineRule="auto"/>
-              <w:ind w:firstLine="0"/>
-              <w:jc w:val="left"/>
-            </w:pPr>
-            <w:r>
-              <w:rPr>
-                <w:rFonts w:ascii="Times New Roman" w:hAnsi="Times New Roman"/>
-                <w:sz w:val="20"/>
-              </w:rPr>
-              <w:t xml:space="preserve">Диспетчер ДДС не контролирует правильность заполнения карточки (это 112 и служба контроля 112); службы в карточке ДДС не добавляет; видит, в какие…</w:t>
+              <w:t xml:space="preserve">карточка в ДДС только для чтения</w:t>
+            </w:r>
+          </w:p>
+        </w:tc>
+      </w:tr>
+      <w:tr>
+        <w:tc>
+          <w:tcPr/>
+          <w:p>
+            <w:pPr>
+              <w:pStyle w:val="Compact"/>
+              <w:spacing w:line="240" w:lineRule="auto"/>
+              <w:ind w:firstLine="0"/>
+              <w:jc w:val="left"/>
+            </w:pPr>
+            <w:r>
+              <w:rPr>
+                <w:rFonts w:ascii="Times New Roman" w:hAnsi="Times New Roman"/>
+                <w:sz w:val="20"/>
+              </w:rPr>
+              <w:t xml:space="preserve">5.5</w:t>
+            </w:r>
+          </w:p>
+        </w:tc>
+        <w:tc>
+          <w:tcPr/>
+          <w:p>
+            <w:pPr>
+              <w:pStyle w:val="Compact"/>
+              <w:spacing w:line="240" w:lineRule="auto"/>
+              <w:ind w:firstLine="0"/>
+              <w:jc w:val="left"/>
+            </w:pPr>
+            <w:r>
+              <w:rPr>
+                <w:rFonts w:ascii="Times New Roman" w:hAnsi="Times New Roman"/>
+                <w:sz w:val="20"/>
+              </w:rPr>
+              <w:t xml:space="preserve">Ручной выбор бригад/сил реагирования своей службы</w:t>
             </w:r>
           </w:p>
         </w:tc>
@@ -16024,6 +16134,116 @@
                 <w:rFonts w:ascii="Times New Roman" w:hAnsi="Times New Roman"/>
                 <w:sz w:val="20"/>
               </w:rPr>
+              <w:t xml:space="preserve">частично</w:t>
+            </w:r>
+          </w:p>
+        </w:tc>
+        <w:tc>
+          <w:tcPr/>
+          <w:p>
+            <w:pPr>
+              <w:pStyle w:val="Compact"/>
+              <w:spacing w:line="240" w:lineRule="auto"/>
+              <w:ind w:firstLine="0"/>
+              <w:jc w:val="left"/>
+            </w:pPr>
+            <w:r>
+              <w:rPr>
+                <w:rFonts w:ascii="Times New Roman" w:hAnsi="Times New Roman"/>
+                <w:sz w:val="20"/>
+              </w:rPr>
+              <w:t xml:space="preserve">силы фиксируются номером наряда и комментарием; справочника бригад для выбора нет</w:t>
+            </w:r>
+          </w:p>
+        </w:tc>
+      </w:tr>
+      <w:tr>
+        <w:tc>
+          <w:tcPr/>
+          <w:p>
+            <w:pPr>
+              <w:pStyle w:val="Compact"/>
+              <w:spacing w:line="240" w:lineRule="auto"/>
+              <w:ind w:firstLine="0"/>
+              <w:jc w:val="left"/>
+            </w:pPr>
+            <w:r>
+              <w:rPr>
+                <w:rFonts w:ascii="Times New Roman" w:hAnsi="Times New Roman"/>
+                <w:sz w:val="20"/>
+              </w:rPr>
+              <w:t xml:space="preserve">5.6</w:t>
+            </w:r>
+          </w:p>
+        </w:tc>
+        <w:tc>
+          <w:tcPr/>
+          <w:p>
+            <w:pPr>
+              <w:pStyle w:val="Compact"/>
+              <w:spacing w:line="240" w:lineRule="auto"/>
+              <w:ind w:firstLine="0"/>
+              <w:jc w:val="left"/>
+            </w:pPr>
+            <w:r>
+              <w:rPr>
+                <w:rFonts w:ascii="Times New Roman" w:hAnsi="Times New Roman"/>
+                <w:sz w:val="20"/>
+              </w:rPr>
+              <w:t xml:space="preserve">Связь по IP-телефону: исходящий звонок старшему группы реагирования (точка C), звонок заявителю (номер в карточке), входящий доклад от старшего…</w:t>
+            </w:r>
+          </w:p>
+        </w:tc>
+        <w:tc>
+          <w:tcPr/>
+          <w:p>
+            <w:pPr>
+              <w:pStyle w:val="Compact"/>
+              <w:spacing w:line="240" w:lineRule="auto"/>
+              <w:ind w:firstLine="0"/>
+              <w:jc w:val="left"/>
+            </w:pPr>
+            <w:r>
+              <w:rPr>
+                <w:rFonts w:ascii="Times New Roman" w:hAnsi="Times New Roman"/>
+                <w:sz w:val="20"/>
+              </w:rPr>
+              <w:t xml:space="preserve">M</w:t>
+            </w:r>
+          </w:p>
+        </w:tc>
+        <w:tc>
+          <w:tcPr/>
+          <w:p>
+            <w:pPr>
+              <w:pStyle w:val="Compact"/>
+              <w:spacing w:line="240" w:lineRule="auto"/>
+              <w:ind w:firstLine="0"/>
+              <w:jc w:val="left"/>
+            </w:pPr>
+            <w:r>
+              <w:rPr>
+                <w:rFonts w:ascii="Times New Roman" w:hAnsi="Times New Roman"/>
+                <w:sz w:val="20"/>
+              </w:rPr>
+              <w:t xml:space="preserve">2.3</w:t>
+            </w:r>
+          </w:p>
+        </w:tc>
+        <w:tc>
+          <w:tcPr/>
+          <w:p>
+            <w:pPr>
+              <w:pStyle w:val="Compact"/>
+              <w:spacing w:line="240" w:lineRule="auto"/>
+              <w:ind w:firstLine="0"/>
+              <w:jc w:val="left"/>
+            </w:pPr>
+            <w:r>
+              <w:rPr>
+                <w:rFonts w:ascii="Times New Roman" w:hAnsi="Times New Roman"/>
+                <w:sz w:val="20"/>
+              </w:rPr>
               <w:t xml:space="preserve">да</w:t>
             </w:r>
           </w:p>
@@ -16042,45 +16262,45 @@
                 <w:rFonts w:ascii="Times New Roman" w:hAnsi="Times New Roman"/>
                 <w:sz w:val="20"/>
               </w:rPr>
-              <w:t xml:space="preserve">карточка в ДДС только для чтения</w:t>
-            </w:r>
-          </w:p>
-        </w:tc>
-      </w:tr>
-      <w:tr>
-        <w:tc>
-          <w:tcPr/>
-          <w:p>
-            <w:pPr>
-              <w:pStyle w:val="Compact"/>
-              <w:spacing w:line="240" w:lineRule="auto"/>
-              <w:ind w:firstLine="0"/>
-              <w:jc w:val="left"/>
-            </w:pPr>
-            <w:r>
-              <w:rPr>
-                <w:rFonts w:ascii="Times New Roman" w:hAnsi="Times New Roman"/>
-                <w:sz w:val="20"/>
-              </w:rPr>
-              <w:t xml:space="preserve">5.5</w:t>
-            </w:r>
-          </w:p>
-        </w:tc>
-        <w:tc>
-          <w:tcPr/>
-          <w:p>
-            <w:pPr>
-              <w:pStyle w:val="Compact"/>
-              <w:spacing w:line="240" w:lineRule="auto"/>
-              <w:ind w:firstLine="0"/>
-              <w:jc w:val="left"/>
-            </w:pPr>
-            <w:r>
-              <w:rPr>
-                <w:rFonts w:ascii="Times New Roman" w:hAnsi="Times New Roman"/>
-                <w:sz w:val="20"/>
-              </w:rPr>
-              <w:t xml:space="preserve">Ручной выбор бригад/сил реагирования своей службы</w:t>
+              <w:t xml:space="preserve">имитация: старший группы, заявитель, другие службы; реальная SIP-телефония — нет</w:t>
+            </w:r>
+          </w:p>
+        </w:tc>
+      </w:tr>
+      <w:tr>
+        <w:tc>
+          <w:tcPr/>
+          <w:p>
+            <w:pPr>
+              <w:pStyle w:val="Compact"/>
+              <w:spacing w:line="240" w:lineRule="auto"/>
+              <w:ind w:firstLine="0"/>
+              <w:jc w:val="left"/>
+            </w:pPr>
+            <w:r>
+              <w:rPr>
+                <w:rFonts w:ascii="Times New Roman" w:hAnsi="Times New Roman"/>
+                <w:sz w:val="20"/>
+              </w:rPr>
+              <w:t xml:space="preserve">5.7</w:t>
+            </w:r>
+          </w:p>
+        </w:tc>
+        <w:tc>
+          <w:tcPr/>
+          <w:p>
+            <w:pPr>
+              <w:pStyle w:val="Compact"/>
+              <w:spacing w:line="240" w:lineRule="auto"/>
+              <w:ind w:firstLine="0"/>
+              <w:jc w:val="left"/>
+            </w:pPr>
+            <w:r>
+              <w:rPr>
+                <w:rFonts w:ascii="Times New Roman" w:hAnsi="Times New Roman"/>
+                <w:sz w:val="20"/>
+              </w:rPr>
+              <w:t xml:space="preserve">Смена статуса через карандаш на плитке своей службы: строка «Статус ▾ / Номер наряда / Комментарий / ✓ ×». Первый статус — «Принята» или «Не…</w:t>
             </w:r>
           </w:p>
         </w:tc>
@@ -16134,6 +16354,556 @@
                 <w:rFonts w:ascii="Times New Roman" w:hAnsi="Times New Roman"/>
                 <w:sz w:val="20"/>
               </w:rPr>
+              <w:t xml:space="preserve">да</w:t>
+            </w:r>
+          </w:p>
+        </w:tc>
+        <w:tc>
+          <w:tcPr/>
+          <w:p>
+            <w:pPr>
+              <w:pStyle w:val="Compact"/>
+              <w:spacing w:line="240" w:lineRule="auto"/>
+              <w:ind w:firstLine="0"/>
+              <w:jc w:val="left"/>
+            </w:pPr>
+            <w:r>
+              <w:rPr>
+                <w:rFonts w:ascii="Times New Roman" w:hAnsi="Times New Roman"/>
+                <w:sz w:val="20"/>
+              </w:rPr>
+              <w:t xml:space="preserve">карандаш на плитке службы: статус, номер наряда, комментарий</w:t>
+            </w:r>
+          </w:p>
+        </w:tc>
+      </w:tr>
+      <w:tr>
+        <w:tc>
+          <w:tcPr/>
+          <w:p>
+            <w:pPr>
+              <w:pStyle w:val="Compact"/>
+              <w:spacing w:line="240" w:lineRule="auto"/>
+              <w:ind w:firstLine="0"/>
+              <w:jc w:val="left"/>
+            </w:pPr>
+            <w:r>
+              <w:rPr>
+                <w:rFonts w:ascii="Times New Roman" w:hAnsi="Times New Roman"/>
+                <w:sz w:val="20"/>
+              </w:rPr>
+              <w:t xml:space="preserve">5.8</w:t>
+            </w:r>
+          </w:p>
+        </w:tc>
+        <w:tc>
+          <w:tcPr/>
+          <w:p>
+            <w:pPr>
+              <w:pStyle w:val="Compact"/>
+              <w:spacing w:line="240" w:lineRule="auto"/>
+              <w:ind w:firstLine="0"/>
+              <w:jc w:val="left"/>
+            </w:pPr>
+            <w:r>
+              <w:rPr>
+                <w:rFonts w:ascii="Times New Roman" w:hAnsi="Times New Roman"/>
+                <w:sz w:val="20"/>
+              </w:rPr>
+              <w:t xml:space="preserve">Универсальный алгоритм действий диспетчера для всех служб, без специфики службы</w:t>
+            </w:r>
+          </w:p>
+        </w:tc>
+        <w:tc>
+          <w:tcPr/>
+          <w:p>
+            <w:pPr>
+              <w:pStyle w:val="Compact"/>
+              <w:spacing w:line="240" w:lineRule="auto"/>
+              <w:ind w:firstLine="0"/>
+              <w:jc w:val="left"/>
+            </w:pPr>
+            <w:r>
+              <w:rPr>
+                <w:rFonts w:ascii="Times New Roman" w:hAnsi="Times New Roman"/>
+                <w:sz w:val="20"/>
+              </w:rPr>
+              <w:t xml:space="preserve">M</w:t>
+            </w:r>
+          </w:p>
+        </w:tc>
+        <w:tc>
+          <w:tcPr/>
+          <w:p>
+            <w:pPr>
+              <w:pStyle w:val="Compact"/>
+              <w:spacing w:line="240" w:lineRule="auto"/>
+              <w:ind w:firstLine="0"/>
+              <w:jc w:val="left"/>
+            </w:pPr>
+            <w:r>
+              <w:rPr>
+                <w:rFonts w:ascii="Times New Roman" w:hAnsi="Times New Roman"/>
+                <w:sz w:val="20"/>
+              </w:rPr>
+              <w:t xml:space="preserve">2.2</w:t>
+            </w:r>
+          </w:p>
+        </w:tc>
+        <w:tc>
+          <w:tcPr/>
+          <w:p>
+            <w:pPr>
+              <w:pStyle w:val="Compact"/>
+              <w:spacing w:line="240" w:lineRule="auto"/>
+              <w:ind w:firstLine="0"/>
+              <w:jc w:val="left"/>
+            </w:pPr>
+            <w:r>
+              <w:rPr>
+                <w:rFonts w:ascii="Times New Roman" w:hAnsi="Times New Roman"/>
+                <w:sz w:val="20"/>
+              </w:rPr>
+              <w:t xml:space="preserve">да</w:t>
+            </w:r>
+          </w:p>
+        </w:tc>
+        <w:tc>
+          <w:tcPr/>
+          <w:p>
+            <w:pPr>
+              <w:pStyle w:val="Compact"/>
+              <w:spacing w:line="240" w:lineRule="auto"/>
+              <w:ind w:firstLine="0"/>
+              <w:jc w:val="left"/>
+            </w:pPr>
+            <w:r>
+              <w:rPr>
+                <w:rFonts w:ascii="Times New Roman" w:hAnsi="Times New Roman"/>
+                <w:sz w:val="20"/>
+              </w:rPr>
+              <w:t xml:space="preserve">единый набор статусов для всех служб</w:t>
+            </w:r>
+          </w:p>
+        </w:tc>
+      </w:tr>
+      <w:tr>
+        <w:tc>
+          <w:tcPr/>
+          <w:p>
+            <w:pPr>
+              <w:pStyle w:val="Compact"/>
+              <w:spacing w:line="240" w:lineRule="auto"/>
+              <w:ind w:firstLine="0"/>
+              <w:jc w:val="left"/>
+            </w:pPr>
+            <w:r>
+              <w:rPr>
+                <w:rFonts w:ascii="Times New Roman" w:hAnsi="Times New Roman"/>
+                <w:sz w:val="20"/>
+              </w:rPr>
+              <w:t xml:space="preserve">5.9</w:t>
+            </w:r>
+          </w:p>
+        </w:tc>
+        <w:tc>
+          <w:tcPr/>
+          <w:p>
+            <w:pPr>
+              <w:pStyle w:val="Compact"/>
+              <w:spacing w:line="240" w:lineRule="auto"/>
+              <w:ind w:firstLine="0"/>
+              <w:jc w:val="left"/>
+            </w:pPr>
+            <w:r>
+              <w:rPr>
+                <w:rFonts w:ascii="Times New Roman" w:hAnsi="Times New Roman"/>
+                <w:sz w:val="20"/>
+              </w:rPr>
+              <w:t xml:space="preserve">При дозвоне заявителю номер карточки не называется, общение по сути заявления</w:t>
+            </w:r>
+          </w:p>
+        </w:tc>
+        <w:tc>
+          <w:tcPr/>
+          <w:p>
+            <w:pPr>
+              <w:pStyle w:val="Compact"/>
+              <w:spacing w:line="240" w:lineRule="auto"/>
+              <w:ind w:firstLine="0"/>
+              <w:jc w:val="left"/>
+            </w:pPr>
+            <w:r>
+              <w:rPr>
+                <w:rFonts w:ascii="Times New Roman" w:hAnsi="Times New Roman"/>
+                <w:sz w:val="20"/>
+              </w:rPr>
+              <w:t xml:space="preserve">—</w:t>
+            </w:r>
+          </w:p>
+        </w:tc>
+        <w:tc>
+          <w:tcPr/>
+          <w:p>
+            <w:pPr>
+              <w:pStyle w:val="Compact"/>
+              <w:spacing w:line="240" w:lineRule="auto"/>
+              <w:ind w:firstLine="0"/>
+              <w:jc w:val="left"/>
+            </w:pPr>
+            <w:r>
+              <w:rPr>
+                <w:rFonts w:ascii="Times New Roman" w:hAnsi="Times New Roman"/>
+                <w:sz w:val="20"/>
+              </w:rPr>
+              <w:t xml:space="preserve">3.3</w:t>
+            </w:r>
+          </w:p>
+        </w:tc>
+        <w:tc>
+          <w:tcPr/>
+          <w:p>
+            <w:pPr>
+              <w:pStyle w:val="Compact"/>
+              <w:spacing w:line="240" w:lineRule="auto"/>
+              <w:ind w:firstLine="0"/>
+              <w:jc w:val="left"/>
+            </w:pPr>
+            <w:r>
+              <w:rPr>
+                <w:rFonts w:ascii="Times New Roman" w:hAnsi="Times New Roman"/>
+                <w:sz w:val="20"/>
+              </w:rPr>
+              <w:t xml:space="preserve">—</w:t>
+            </w:r>
+          </w:p>
+        </w:tc>
+        <w:tc>
+          <w:tcPr/>
+          <w:p>
+            <w:pPr>
+              <w:pStyle w:val="Compact"/>
+              <w:spacing w:line="240" w:lineRule="auto"/>
+              <w:ind w:firstLine="0"/>
+              <w:jc w:val="left"/>
+            </w:pPr>
+            <w:r>
+              <w:rPr>
+                <w:rFonts w:ascii="Times New Roman" w:hAnsi="Times New Roman"/>
+                <w:sz w:val="20"/>
+              </w:rPr>
+              <w:t xml:space="preserve">правило поведения диспетчера; в оценке не проверяется</w:t>
+            </w:r>
+          </w:p>
+        </w:tc>
+      </w:tr>
+      <w:tr>
+        <w:tc>
+          <w:tcPr/>
+          <w:p>
+            <w:pPr>
+              <w:pStyle w:val="Compact"/>
+              <w:spacing w:line="240" w:lineRule="auto"/>
+              <w:ind w:firstLine="0"/>
+              <w:jc w:val="left"/>
+            </w:pPr>
+            <w:r>
+              <w:rPr>
+                <w:rFonts w:ascii="Times New Roman" w:hAnsi="Times New Roman"/>
+                <w:sz w:val="20"/>
+              </w:rPr>
+              <w:t xml:space="preserve">5.10</w:t>
+            </w:r>
+          </w:p>
+        </w:tc>
+        <w:tc>
+          <w:tcPr/>
+          <w:p>
+            <w:pPr>
+              <w:pStyle w:val="Compact"/>
+              <w:spacing w:line="240" w:lineRule="auto"/>
+              <w:ind w:firstLine="0"/>
+              <w:jc w:val="left"/>
+            </w:pPr>
+            <w:r>
+              <w:rPr>
+                <w:rFonts w:ascii="Times New Roman" w:hAnsi="Times New Roman"/>
+                <w:sz w:val="20"/>
+              </w:rPr>
+              <w:t xml:space="preserve">Оценка: правильность решения принять/отклонить, порядок и полнота статусов, содержание и грамматика комментариев, время реакции по каждой карточке…</w:t>
+            </w:r>
+          </w:p>
+        </w:tc>
+        <w:tc>
+          <w:tcPr/>
+          <w:p>
+            <w:pPr>
+              <w:pStyle w:val="Compact"/>
+              <w:spacing w:line="240" w:lineRule="auto"/>
+              <w:ind w:firstLine="0"/>
+              <w:jc w:val="left"/>
+            </w:pPr>
+            <w:r>
+              <w:rPr>
+                <w:rFonts w:ascii="Times New Roman" w:hAnsi="Times New Roman"/>
+                <w:sz w:val="20"/>
+              </w:rPr>
+              <w:t xml:space="preserve">M</w:t>
+            </w:r>
+          </w:p>
+        </w:tc>
+        <w:tc>
+          <w:tcPr/>
+          <w:p>
+            <w:pPr>
+              <w:pStyle w:val="Compact"/>
+              <w:spacing w:line="240" w:lineRule="auto"/>
+              <w:ind w:firstLine="0"/>
+              <w:jc w:val="left"/>
+            </w:pPr>
+            <w:r>
+              <w:rPr>
+                <w:rFonts w:ascii="Times New Roman" w:hAnsi="Times New Roman"/>
+                <w:sz w:val="20"/>
+              </w:rPr>
+              <w:t xml:space="preserve">3.4</w:t>
+            </w:r>
+          </w:p>
+        </w:tc>
+        <w:tc>
+          <w:tcPr/>
+          <w:p>
+            <w:pPr>
+              <w:pStyle w:val="Compact"/>
+              <w:spacing w:line="240" w:lineRule="auto"/>
+              <w:ind w:firstLine="0"/>
+              <w:jc w:val="left"/>
+            </w:pPr>
+            <w:r>
+              <w:rPr>
+                <w:rFonts w:ascii="Times New Roman" w:hAnsi="Times New Roman"/>
+                <w:sz w:val="20"/>
+              </w:rPr>
+              <w:t xml:space="preserve">да</w:t>
+            </w:r>
+          </w:p>
+        </w:tc>
+        <w:tc>
+          <w:tcPr/>
+          <w:p>
+            <w:pPr>
+              <w:pStyle w:val="Compact"/>
+              <w:spacing w:line="240" w:lineRule="auto"/>
+              <w:ind w:firstLine="0"/>
+              <w:jc w:val="left"/>
+            </w:pPr>
+            <w:r>
+              <w:rPr>
+                <w:rFonts w:ascii="Times New Roman" w:hAnsi="Times New Roman"/>
+                <w:sz w:val="20"/>
+              </w:rPr>
+              <w:t xml:space="preserve">решение, время реакции, порядок и полнота статусов, наряд, комментарии, звонки, регламентность и грамотность</w:t>
+            </w:r>
+          </w:p>
+        </w:tc>
+      </w:tr>
+      <w:tr>
+        <w:tc>
+          <w:tcPr/>
+          <w:p>
+            <w:pPr>
+              <w:pStyle w:val="Compact"/>
+              <w:spacing w:line="240" w:lineRule="auto"/>
+              <w:ind w:firstLine="0"/>
+              <w:jc w:val="left"/>
+            </w:pPr>
+            <w:r>
+              <w:rPr>
+                <w:rFonts w:ascii="Times New Roman" w:hAnsi="Times New Roman"/>
+                <w:sz w:val="20"/>
+              </w:rPr>
+              <w:t xml:space="preserve">6.1</w:t>
+            </w:r>
+          </w:p>
+        </w:tc>
+        <w:tc>
+          <w:tcPr/>
+          <w:p>
+            <w:pPr>
+              <w:pStyle w:val="Compact"/>
+              <w:spacing w:line="240" w:lineRule="auto"/>
+              <w:ind w:firstLine="0"/>
+              <w:jc w:val="left"/>
+            </w:pPr>
+            <w:r>
+              <w:rPr>
+                <w:rFonts w:ascii="Times New Roman" w:hAnsi="Times New Roman"/>
+                <w:sz w:val="20"/>
+              </w:rPr>
+              <w:t xml:space="preserve">Имитация входящих и исходящих звонков внутри системы (софтфон в браузере: входящий звонок, ответ, удержание, завершение, журнал), «звонки в базе»</w:t>
+            </w:r>
+          </w:p>
+        </w:tc>
+        <w:tc>
+          <w:tcPr/>
+          <w:p>
+            <w:pPr>
+              <w:pStyle w:val="Compact"/>
+              <w:spacing w:line="240" w:lineRule="auto"/>
+              <w:ind w:firstLine="0"/>
+              <w:jc w:val="left"/>
+            </w:pPr>
+            <w:r>
+              <w:rPr>
+                <w:rFonts w:ascii="Times New Roman" w:hAnsi="Times New Roman"/>
+                <w:sz w:val="20"/>
+              </w:rPr>
+              <w:t xml:space="preserve">M</w:t>
+            </w:r>
+          </w:p>
+        </w:tc>
+        <w:tc>
+          <w:tcPr/>
+          <w:p>
+            <w:pPr>
+              <w:pStyle w:val="Compact"/>
+              <w:spacing w:line="240" w:lineRule="auto"/>
+              <w:ind w:firstLine="0"/>
+              <w:jc w:val="left"/>
+            </w:pPr>
+            <w:r>
+              <w:rPr>
+                <w:rFonts w:ascii="Times New Roman" w:hAnsi="Times New Roman"/>
+                <w:sz w:val="20"/>
+              </w:rPr>
+              <w:t xml:space="preserve">1.4, 2.3</w:t>
+            </w:r>
+          </w:p>
+        </w:tc>
+        <w:tc>
+          <w:tcPr/>
+          <w:p>
+            <w:pPr>
+              <w:pStyle w:val="Compact"/>
+              <w:spacing w:line="240" w:lineRule="auto"/>
+              <w:ind w:firstLine="0"/>
+              <w:jc w:val="left"/>
+            </w:pPr>
+            <w:r>
+              <w:rPr>
+                <w:rFonts w:ascii="Times New Roman" w:hAnsi="Times New Roman"/>
+                <w:sz w:val="20"/>
+              </w:rPr>
+              <w:t xml:space="preserve">да</w:t>
+            </w:r>
+          </w:p>
+        </w:tc>
+        <w:tc>
+          <w:tcPr/>
+          <w:p>
+            <w:pPr>
+              <w:pStyle w:val="Compact"/>
+              <w:spacing w:line="240" w:lineRule="auto"/>
+              <w:ind w:firstLine="0"/>
+              <w:jc w:val="left"/>
+            </w:pPr>
+            <w:r>
+              <w:rPr>
+                <w:rFonts w:ascii="Times New Roman" w:hAnsi="Times New Roman"/>
+                <w:sz w:val="20"/>
+              </w:rPr>
+              <w:t xml:space="preserve">входящий вызов, ответ, разговор, завершение, журнал звонков по карточке</w:t>
+            </w:r>
+          </w:p>
+        </w:tc>
+      </w:tr>
+      <w:tr>
+        <w:tc>
+          <w:tcPr/>
+          <w:p>
+            <w:pPr>
+              <w:pStyle w:val="Compact"/>
+              <w:spacing w:line="240" w:lineRule="auto"/>
+              <w:ind w:firstLine="0"/>
+              <w:jc w:val="left"/>
+            </w:pPr>
+            <w:r>
+              <w:rPr>
+                <w:rFonts w:ascii="Times New Roman" w:hAnsi="Times New Roman"/>
+                <w:sz w:val="20"/>
+              </w:rPr>
+              <w:t xml:space="preserve">6.2</w:t>
+            </w:r>
+          </w:p>
+        </w:tc>
+        <w:tc>
+          <w:tcPr/>
+          <w:p>
+            <w:pPr>
+              <w:pStyle w:val="Compact"/>
+              <w:spacing w:line="240" w:lineRule="auto"/>
+              <w:ind w:firstLine="0"/>
+              <w:jc w:val="left"/>
+            </w:pPr>
+            <w:r>
+              <w:rPr>
+                <w:rFonts w:ascii="Times New Roman" w:hAnsi="Times New Roman"/>
+                <w:sz w:val="20"/>
+              </w:rPr>
+              <w:t xml:space="preserve">Голос «участника событий»/старшего группы через TTS, распознавание речи обучающегося (STT) для оценки голосового ответа</w:t>
+            </w:r>
+          </w:p>
+        </w:tc>
+        <w:tc>
+          <w:tcPr/>
+          <w:p>
+            <w:pPr>
+              <w:pStyle w:val="Compact"/>
+              <w:spacing w:line="240" w:lineRule="auto"/>
+              <w:ind w:firstLine="0"/>
+              <w:jc w:val="left"/>
+            </w:pPr>
+            <w:r>
+              <w:rPr>
+                <w:rFonts w:ascii="Times New Roman" w:hAnsi="Times New Roman"/>
+                <w:sz w:val="20"/>
+              </w:rPr>
+              <w:t xml:space="preserve">S</w:t>
+            </w:r>
+          </w:p>
+        </w:tc>
+        <w:tc>
+          <w:tcPr/>
+          <w:p>
+            <w:pPr>
+              <w:pStyle w:val="Compact"/>
+              <w:spacing w:line="240" w:lineRule="auto"/>
+              <w:ind w:firstLine="0"/>
+              <w:jc w:val="left"/>
+            </w:pPr>
+            <w:r>
+              <w:rPr>
+                <w:rFonts w:ascii="Times New Roman" w:hAnsi="Times New Roman"/>
+                <w:sz w:val="20"/>
+              </w:rPr>
+              <w:t xml:space="preserve">1.4</w:t>
+            </w:r>
+          </w:p>
+        </w:tc>
+        <w:tc>
+          <w:tcPr/>
+          <w:p>
+            <w:pPr>
+              <w:pStyle w:val="Compact"/>
+              <w:spacing w:line="240" w:lineRule="auto"/>
+              <w:ind w:firstLine="0"/>
+              <w:jc w:val="left"/>
+            </w:pPr>
+            <w:r>
+              <w:rPr>
+                <w:rFonts w:ascii="Times New Roman" w:hAnsi="Times New Roman"/>
+                <w:sz w:val="20"/>
+              </w:rPr>
               <w:t xml:space="preserve">частично</w:t>
             </w:r>
           </w:p>
@@ -16152,777 +16922,7 @@
                 <w:rFonts w:ascii="Times New Roman" w:hAnsi="Times New Roman"/>
                 <w:sz w:val="20"/>
               </w:rPr>
-              <w:t xml:space="preserve">силы фиксируются номером наряда и комментарием; справочника бригад для выбора нет</w:t>
-            </w:r>
-          </w:p>
-        </w:tc>
-      </w:tr>
-      <w:tr>
-        <w:tc>
-          <w:tcPr/>
-          <w:p>
-            <w:pPr>
-              <w:pStyle w:val="Compact"/>
-              <w:spacing w:line="240" w:lineRule="auto"/>
-              <w:ind w:firstLine="0"/>
-              <w:jc w:val="left"/>
-            </w:pPr>
-            <w:r>
-              <w:rPr>
-                <w:rFonts w:ascii="Times New Roman" w:hAnsi="Times New Roman"/>
-                <w:sz w:val="20"/>
-              </w:rPr>
-              <w:t xml:space="preserve">5.6</w:t>
-            </w:r>
-          </w:p>
-        </w:tc>
-        <w:tc>
-          <w:tcPr/>
-          <w:p>
-            <w:pPr>
-              <w:pStyle w:val="Compact"/>
-              <w:spacing w:line="240" w:lineRule="auto"/>
-              <w:ind w:firstLine="0"/>
-              <w:jc w:val="left"/>
-            </w:pPr>
-            <w:r>
-              <w:rPr>
-                <w:rFonts w:ascii="Times New Roman" w:hAnsi="Times New Roman"/>
-                <w:sz w:val="20"/>
-              </w:rPr>
-              <w:t xml:space="preserve">Связь по IP-телефону: исходящий звонок старшему группы реагирования (точка C), звонок заявителю (номер в карточке), входящий доклад от старшего…</w:t>
-            </w:r>
-          </w:p>
-        </w:tc>
-        <w:tc>
-          <w:tcPr/>
-          <w:p>
-            <w:pPr>
-              <w:pStyle w:val="Compact"/>
-              <w:spacing w:line="240" w:lineRule="auto"/>
-              <w:ind w:firstLine="0"/>
-              <w:jc w:val="left"/>
-            </w:pPr>
-            <w:r>
-              <w:rPr>
-                <w:rFonts w:ascii="Times New Roman" w:hAnsi="Times New Roman"/>
-                <w:sz w:val="20"/>
-              </w:rPr>
-              <w:t xml:space="preserve">M</w:t>
-            </w:r>
-          </w:p>
-        </w:tc>
-        <w:tc>
-          <w:tcPr/>
-          <w:p>
-            <w:pPr>
-              <w:pStyle w:val="Compact"/>
-              <w:spacing w:line="240" w:lineRule="auto"/>
-              <w:ind w:firstLine="0"/>
-              <w:jc w:val="left"/>
-            </w:pPr>
-            <w:r>
-              <w:rPr>
-                <w:rFonts w:ascii="Times New Roman" w:hAnsi="Times New Roman"/>
-                <w:sz w:val="20"/>
-              </w:rPr>
-              <w:t xml:space="preserve">2.3</w:t>
-            </w:r>
-          </w:p>
-        </w:tc>
-        <w:tc>
-          <w:tcPr/>
-          <w:p>
-            <w:pPr>
-              <w:pStyle w:val="Compact"/>
-              <w:spacing w:line="240" w:lineRule="auto"/>
-              <w:ind w:firstLine="0"/>
-              <w:jc w:val="left"/>
-            </w:pPr>
-            <w:r>
-              <w:rPr>
-                <w:rFonts w:ascii="Times New Roman" w:hAnsi="Times New Roman"/>
-                <w:sz w:val="20"/>
-              </w:rPr>
-              <w:t xml:space="preserve">да</w:t>
-            </w:r>
-          </w:p>
-        </w:tc>
-        <w:tc>
-          <w:tcPr/>
-          <w:p>
-            <w:pPr>
-              <w:pStyle w:val="Compact"/>
-              <w:spacing w:line="240" w:lineRule="auto"/>
-              <w:ind w:firstLine="0"/>
-              <w:jc w:val="left"/>
-            </w:pPr>
-            <w:r>
-              <w:rPr>
-                <w:rFonts w:ascii="Times New Roman" w:hAnsi="Times New Roman"/>
-                <w:sz w:val="20"/>
-              </w:rPr>
-              <w:t xml:space="preserve">имитация: старший группы, заявитель, другие службы; реальная SIP-телефония — нет</w:t>
-            </w:r>
-          </w:p>
-        </w:tc>
-      </w:tr>
-      <w:tr>
-        <w:tc>
-          <w:tcPr/>
-          <w:p>
-            <w:pPr>
-              <w:pStyle w:val="Compact"/>
-              <w:spacing w:line="240" w:lineRule="auto"/>
-              <w:ind w:firstLine="0"/>
-              <w:jc w:val="left"/>
-            </w:pPr>
-            <w:r>
-              <w:rPr>
-                <w:rFonts w:ascii="Times New Roman" w:hAnsi="Times New Roman"/>
-                <w:sz w:val="20"/>
-              </w:rPr>
-              <w:t xml:space="preserve">5.7</w:t>
-            </w:r>
-          </w:p>
-        </w:tc>
-        <w:tc>
-          <w:tcPr/>
-          <w:p>
-            <w:pPr>
-              <w:pStyle w:val="Compact"/>
-              <w:spacing w:line="240" w:lineRule="auto"/>
-              <w:ind w:firstLine="0"/>
-              <w:jc w:val="left"/>
-            </w:pPr>
-            <w:r>
-              <w:rPr>
-                <w:rFonts w:ascii="Times New Roman" w:hAnsi="Times New Roman"/>
-                <w:sz w:val="20"/>
-              </w:rPr>
-              <w:t xml:space="preserve">Смена статуса через карандаш на плитке своей службы: строка «Статус ▾ / Номер наряда / Комментарий / ✓ ×». Первый статус — «Принята» или «Не…</w:t>
-            </w:r>
-          </w:p>
-        </w:tc>
-        <w:tc>
-          <w:tcPr/>
-          <w:p>
-            <w:pPr>
-              <w:pStyle w:val="Compact"/>
-              <w:spacing w:line="240" w:lineRule="auto"/>
-              <w:ind w:firstLine="0"/>
-              <w:jc w:val="left"/>
-            </w:pPr>
-            <w:r>
-              <w:rPr>
-                <w:rFonts w:ascii="Times New Roman" w:hAnsi="Times New Roman"/>
-                <w:sz w:val="20"/>
-              </w:rPr>
-              <w:t xml:space="preserve">M</w:t>
-            </w:r>
-          </w:p>
-        </w:tc>
-        <w:tc>
-          <w:tcPr/>
-          <w:p>
-            <w:pPr>
-              <w:pStyle w:val="Compact"/>
-              <w:spacing w:line="240" w:lineRule="auto"/>
-              <w:ind w:firstLine="0"/>
-              <w:jc w:val="left"/>
-            </w:pPr>
-            <w:r>
-              <w:rPr>
-                <w:rFonts w:ascii="Times New Roman" w:hAnsi="Times New Roman"/>
-                <w:sz w:val="20"/>
-              </w:rPr>
-              <w:t xml:space="preserve">2.2</w:t>
-            </w:r>
-          </w:p>
-        </w:tc>
-        <w:tc>
-          <w:tcPr/>
-          <w:p>
-            <w:pPr>
-              <w:pStyle w:val="Compact"/>
-              <w:spacing w:line="240" w:lineRule="auto"/>
-              <w:ind w:firstLine="0"/>
-              <w:jc w:val="left"/>
-            </w:pPr>
-            <w:r>
-              <w:rPr>
-                <w:rFonts w:ascii="Times New Roman" w:hAnsi="Times New Roman"/>
-                <w:sz w:val="20"/>
-              </w:rPr>
-              <w:t xml:space="preserve">да</w:t>
-            </w:r>
-          </w:p>
-        </w:tc>
-        <w:tc>
-          <w:tcPr/>
-          <w:p>
-            <w:pPr>
-              <w:pStyle w:val="Compact"/>
-              <w:spacing w:line="240" w:lineRule="auto"/>
-              <w:ind w:firstLine="0"/>
-              <w:jc w:val="left"/>
-            </w:pPr>
-            <w:r>
-              <w:rPr>
-                <w:rFonts w:ascii="Times New Roman" w:hAnsi="Times New Roman"/>
-                <w:sz w:val="20"/>
-              </w:rPr>
-              <w:t xml:space="preserve">карандаш на плитке службы: статус, номер наряда, комментарий</w:t>
-            </w:r>
-          </w:p>
-        </w:tc>
-      </w:tr>
-      <w:tr>
-        <w:tc>
-          <w:tcPr/>
-          <w:p>
-            <w:pPr>
-              <w:pStyle w:val="Compact"/>
-              <w:spacing w:line="240" w:lineRule="auto"/>
-              <w:ind w:firstLine="0"/>
-              <w:jc w:val="left"/>
-            </w:pPr>
-            <w:r>
-              <w:rPr>
-                <w:rFonts w:ascii="Times New Roman" w:hAnsi="Times New Roman"/>
-                <w:sz w:val="20"/>
-              </w:rPr>
-              <w:t xml:space="preserve">5.8</w:t>
-            </w:r>
-          </w:p>
-        </w:tc>
-        <w:tc>
-          <w:tcPr/>
-          <w:p>
-            <w:pPr>
-              <w:pStyle w:val="Compact"/>
-              <w:spacing w:line="240" w:lineRule="auto"/>
-              <w:ind w:firstLine="0"/>
-              <w:jc w:val="left"/>
-            </w:pPr>
-            <w:r>
-              <w:rPr>
-                <w:rFonts w:ascii="Times New Roman" w:hAnsi="Times New Roman"/>
-                <w:sz w:val="20"/>
-              </w:rPr>
-              <w:t xml:space="preserve">Универсальный алгоритм действий диспетчера для всех служб, без специфики службы</w:t>
-            </w:r>
-          </w:p>
-        </w:tc>
-        <w:tc>
-          <w:tcPr/>
-          <w:p>
-            <w:pPr>
-              <w:pStyle w:val="Compact"/>
-              <w:spacing w:line="240" w:lineRule="auto"/>
-              <w:ind w:firstLine="0"/>
-              <w:jc w:val="left"/>
-            </w:pPr>
-            <w:r>
-              <w:rPr>
-                <w:rFonts w:ascii="Times New Roman" w:hAnsi="Times New Roman"/>
-                <w:sz w:val="20"/>
-              </w:rPr>
-              <w:t xml:space="preserve">M</w:t>
-            </w:r>
-          </w:p>
-        </w:tc>
-        <w:tc>
-          <w:tcPr/>
-          <w:p>
-            <w:pPr>
-              <w:pStyle w:val="Compact"/>
-              <w:spacing w:line="240" w:lineRule="auto"/>
-              <w:ind w:firstLine="0"/>
-              <w:jc w:val="left"/>
-            </w:pPr>
-            <w:r>
-              <w:rPr>
-                <w:rFonts w:ascii="Times New Roman" w:hAnsi="Times New Roman"/>
-                <w:sz w:val="20"/>
-              </w:rPr>
-              <w:t xml:space="preserve">2.2</w:t>
-            </w:r>
-          </w:p>
-        </w:tc>
-        <w:tc>
-          <w:tcPr/>
-          <w:p>
-            <w:pPr>
-              <w:pStyle w:val="Compact"/>
-              <w:spacing w:line="240" w:lineRule="auto"/>
-              <w:ind w:firstLine="0"/>
-              <w:jc w:val="left"/>
-            </w:pPr>
-            <w:r>
-              <w:rPr>
-                <w:rFonts w:ascii="Times New Roman" w:hAnsi="Times New Roman"/>
-                <w:sz w:val="20"/>
-              </w:rPr>
-              <w:t xml:space="preserve">да</w:t>
-            </w:r>
-          </w:p>
-        </w:tc>
-        <w:tc>
-          <w:tcPr/>
-          <w:p>
-            <w:pPr>
-              <w:pStyle w:val="Compact"/>
-              <w:spacing w:line="240" w:lineRule="auto"/>
-              <w:ind w:firstLine="0"/>
-              <w:jc w:val="left"/>
-            </w:pPr>
-            <w:r>
-              <w:rPr>
-                <w:rFonts w:ascii="Times New Roman" w:hAnsi="Times New Roman"/>
-                <w:sz w:val="20"/>
-              </w:rPr>
-              <w:t xml:space="preserve">единый набор статусов для всех служб</w:t>
-            </w:r>
-          </w:p>
-        </w:tc>
-      </w:tr>
-      <w:tr>
-        <w:tc>
-          <w:tcPr/>
-          <w:p>
-            <w:pPr>
-              <w:pStyle w:val="Compact"/>
-              <w:spacing w:line="240" w:lineRule="auto"/>
-              <w:ind w:firstLine="0"/>
-              <w:jc w:val="left"/>
-            </w:pPr>
-            <w:r>
-              <w:rPr>
-                <w:rFonts w:ascii="Times New Roman" w:hAnsi="Times New Roman"/>
-                <w:sz w:val="20"/>
-              </w:rPr>
-              <w:t xml:space="preserve">5.9</w:t>
-            </w:r>
-          </w:p>
-        </w:tc>
-        <w:tc>
-          <w:tcPr/>
-          <w:p>
-            <w:pPr>
-              <w:pStyle w:val="Compact"/>
-              <w:spacing w:line="240" w:lineRule="auto"/>
-              <w:ind w:firstLine="0"/>
-              <w:jc w:val="left"/>
-            </w:pPr>
-            <w:r>
-              <w:rPr>
-                <w:rFonts w:ascii="Times New Roman" w:hAnsi="Times New Roman"/>
-                <w:sz w:val="20"/>
-              </w:rPr>
-              <w:t xml:space="preserve">При дозвоне заявителю номер карточки не называется, общение по сути заявления</w:t>
-            </w:r>
-          </w:p>
-        </w:tc>
-        <w:tc>
-          <w:tcPr/>
-          <w:p>
-            <w:pPr>
-              <w:pStyle w:val="Compact"/>
-              <w:spacing w:line="240" w:lineRule="auto"/>
-              <w:ind w:firstLine="0"/>
-              <w:jc w:val="left"/>
-            </w:pPr>
-            <w:r>
-              <w:rPr>
-                <w:rFonts w:ascii="Times New Roman" w:hAnsi="Times New Roman"/>
-                <w:sz w:val="20"/>
-              </w:rPr>
-              <w:t xml:space="preserve">—</w:t>
-            </w:r>
-          </w:p>
-        </w:tc>
-        <w:tc>
-          <w:tcPr/>
-          <w:p>
-            <w:pPr>
-              <w:pStyle w:val="Compact"/>
-              <w:spacing w:line="240" w:lineRule="auto"/>
-              <w:ind w:firstLine="0"/>
-              <w:jc w:val="left"/>
-            </w:pPr>
-            <w:r>
-              <w:rPr>
-                <w:rFonts w:ascii="Times New Roman" w:hAnsi="Times New Roman"/>
-                <w:sz w:val="20"/>
-              </w:rPr>
-              <w:t xml:space="preserve">3.3</w:t>
-            </w:r>
-          </w:p>
-        </w:tc>
-        <w:tc>
-          <w:tcPr/>
-          <w:p>
-            <w:pPr>
-              <w:pStyle w:val="Compact"/>
-              <w:spacing w:line="240" w:lineRule="auto"/>
-              <w:ind w:firstLine="0"/>
-              <w:jc w:val="left"/>
-            </w:pPr>
-            <w:r>
-              <w:rPr>
-                <w:rFonts w:ascii="Times New Roman" w:hAnsi="Times New Roman"/>
-                <w:sz w:val="20"/>
-              </w:rPr>
-              <w:t xml:space="preserve">—</w:t>
-            </w:r>
-          </w:p>
-        </w:tc>
-        <w:tc>
-          <w:tcPr/>
-          <w:p>
-            <w:pPr>
-              <w:pStyle w:val="Compact"/>
-              <w:spacing w:line="240" w:lineRule="auto"/>
-              <w:ind w:firstLine="0"/>
-              <w:jc w:val="left"/>
-            </w:pPr>
-            <w:r>
-              <w:rPr>
-                <w:rFonts w:ascii="Times New Roman" w:hAnsi="Times New Roman"/>
-                <w:sz w:val="20"/>
-              </w:rPr>
-              <w:t xml:space="preserve">правило поведения диспетчера; в оценке не проверяется</w:t>
-            </w:r>
-          </w:p>
-        </w:tc>
-      </w:tr>
-      <w:tr>
-        <w:tc>
-          <w:tcPr/>
-          <w:p>
-            <w:pPr>
-              <w:pStyle w:val="Compact"/>
-              <w:spacing w:line="240" w:lineRule="auto"/>
-              <w:ind w:firstLine="0"/>
-              <w:jc w:val="left"/>
-            </w:pPr>
-            <w:r>
-              <w:rPr>
-                <w:rFonts w:ascii="Times New Roman" w:hAnsi="Times New Roman"/>
-                <w:sz w:val="20"/>
-              </w:rPr>
-              <w:t xml:space="preserve">5.10</w:t>
-            </w:r>
-          </w:p>
-        </w:tc>
-        <w:tc>
-          <w:tcPr/>
-          <w:p>
-            <w:pPr>
-              <w:pStyle w:val="Compact"/>
-              <w:spacing w:line="240" w:lineRule="auto"/>
-              <w:ind w:firstLine="0"/>
-              <w:jc w:val="left"/>
-            </w:pPr>
-            <w:r>
-              <w:rPr>
-                <w:rFonts w:ascii="Times New Roman" w:hAnsi="Times New Roman"/>
-                <w:sz w:val="20"/>
-              </w:rPr>
-              <w:t xml:space="preserve">Оценка: правильность решения принять/отклонить, порядок и полнота статусов, содержание и грамматика комментариев, время реакции по каждой карточке…</w:t>
-            </w:r>
-          </w:p>
-        </w:tc>
-        <w:tc>
-          <w:tcPr/>
-          <w:p>
-            <w:pPr>
-              <w:pStyle w:val="Compact"/>
-              <w:spacing w:line="240" w:lineRule="auto"/>
-              <w:ind w:firstLine="0"/>
-              <w:jc w:val="left"/>
-            </w:pPr>
-            <w:r>
-              <w:rPr>
-                <w:rFonts w:ascii="Times New Roman" w:hAnsi="Times New Roman"/>
-                <w:sz w:val="20"/>
-              </w:rPr>
-              <w:t xml:space="preserve">M</w:t>
-            </w:r>
-          </w:p>
-        </w:tc>
-        <w:tc>
-          <w:tcPr/>
-          <w:p>
-            <w:pPr>
-              <w:pStyle w:val="Compact"/>
-              <w:spacing w:line="240" w:lineRule="auto"/>
-              <w:ind w:firstLine="0"/>
-              <w:jc w:val="left"/>
-            </w:pPr>
-            <w:r>
-              <w:rPr>
-                <w:rFonts w:ascii="Times New Roman" w:hAnsi="Times New Roman"/>
-                <w:sz w:val="20"/>
-              </w:rPr>
-              <w:t xml:space="preserve">3.4</w:t>
-            </w:r>
-          </w:p>
-        </w:tc>
-        <w:tc>
-          <w:tcPr/>
-          <w:p>
-            <w:pPr>
-              <w:pStyle w:val="Compact"/>
-              <w:spacing w:line="240" w:lineRule="auto"/>
-              <w:ind w:firstLine="0"/>
-              <w:jc w:val="left"/>
-            </w:pPr>
-            <w:r>
-              <w:rPr>
-                <w:rFonts w:ascii="Times New Roman" w:hAnsi="Times New Roman"/>
-                <w:sz w:val="20"/>
-              </w:rPr>
-              <w:t xml:space="preserve">да</w:t>
-            </w:r>
-          </w:p>
-        </w:tc>
-        <w:tc>
-          <w:tcPr/>
-          <w:p>
-            <w:pPr>
-              <w:pStyle w:val="Compact"/>
-              <w:spacing w:line="240" w:lineRule="auto"/>
-              <w:ind w:firstLine="0"/>
-              <w:jc w:val="left"/>
-            </w:pPr>
-            <w:r>
-              <w:rPr>
-                <w:rFonts w:ascii="Times New Roman" w:hAnsi="Times New Roman"/>
-                <w:sz w:val="20"/>
-              </w:rPr>
-              <w:t xml:space="preserve">решение, время реакции, порядок и полнота статусов, наряд, комментарии, звонки, регламентность и грамотность</w:t>
-            </w:r>
-          </w:p>
-        </w:tc>
-      </w:tr>
-      <w:tr>
-        <w:tc>
-          <w:tcPr/>
-          <w:p>
-            <w:pPr>
-              <w:pStyle w:val="Compact"/>
-              <w:spacing w:line="240" w:lineRule="auto"/>
-              <w:ind w:firstLine="0"/>
-              <w:jc w:val="left"/>
-            </w:pPr>
-            <w:r>
-              <w:rPr>
-                <w:rFonts w:ascii="Times New Roman" w:hAnsi="Times New Roman"/>
-                <w:sz w:val="20"/>
-              </w:rPr>
-              <w:t xml:space="preserve">6.1</w:t>
-            </w:r>
-          </w:p>
-        </w:tc>
-        <w:tc>
-          <w:tcPr/>
-          <w:p>
-            <w:pPr>
-              <w:pStyle w:val="Compact"/>
-              <w:spacing w:line="240" w:lineRule="auto"/>
-              <w:ind w:firstLine="0"/>
-              <w:jc w:val="left"/>
-            </w:pPr>
-            <w:r>
-              <w:rPr>
-                <w:rFonts w:ascii="Times New Roman" w:hAnsi="Times New Roman"/>
-                <w:sz w:val="20"/>
-              </w:rPr>
-              <w:t xml:space="preserve">Имитация входящих и исходящих звонков внутри системы (софтфон в браузере: входящий звонок, ответ, удержание, завершение, журнал), «звонки в базе»</w:t>
-            </w:r>
-          </w:p>
-        </w:tc>
-        <w:tc>
-          <w:tcPr/>
-          <w:p>
-            <w:pPr>
-              <w:pStyle w:val="Compact"/>
-              <w:spacing w:line="240" w:lineRule="auto"/>
-              <w:ind w:firstLine="0"/>
-              <w:jc w:val="left"/>
-            </w:pPr>
-            <w:r>
-              <w:rPr>
-                <w:rFonts w:ascii="Times New Roman" w:hAnsi="Times New Roman"/>
-                <w:sz w:val="20"/>
-              </w:rPr>
-              <w:t xml:space="preserve">M</w:t>
-            </w:r>
-          </w:p>
-        </w:tc>
-        <w:tc>
-          <w:tcPr/>
-          <w:p>
-            <w:pPr>
-              <w:pStyle w:val="Compact"/>
-              <w:spacing w:line="240" w:lineRule="auto"/>
-              <w:ind w:firstLine="0"/>
-              <w:jc w:val="left"/>
-            </w:pPr>
-            <w:r>
-              <w:rPr>
-                <w:rFonts w:ascii="Times New Roman" w:hAnsi="Times New Roman"/>
-                <w:sz w:val="20"/>
-              </w:rPr>
-              <w:t xml:space="preserve">1.4, 2.3</w:t>
-            </w:r>
-          </w:p>
-        </w:tc>
-        <w:tc>
-          <w:tcPr/>
-          <w:p>
-            <w:pPr>
-              <w:pStyle w:val="Compact"/>
-              <w:spacing w:line="240" w:lineRule="auto"/>
-              <w:ind w:firstLine="0"/>
-              <w:jc w:val="left"/>
-            </w:pPr>
-            <w:r>
-              <w:rPr>
-                <w:rFonts w:ascii="Times New Roman" w:hAnsi="Times New Roman"/>
-                <w:sz w:val="20"/>
-              </w:rPr>
-              <w:t xml:space="preserve">да</w:t>
-            </w:r>
-          </w:p>
-        </w:tc>
-        <w:tc>
-          <w:tcPr/>
-          <w:p>
-            <w:pPr>
-              <w:pStyle w:val="Compact"/>
-              <w:spacing w:line="240" w:lineRule="auto"/>
-              <w:ind w:firstLine="0"/>
-              <w:jc w:val="left"/>
-            </w:pPr>
-            <w:r>
-              <w:rPr>
-                <w:rFonts w:ascii="Times New Roman" w:hAnsi="Times New Roman"/>
-                <w:sz w:val="20"/>
-              </w:rPr>
-              <w:t xml:space="preserve">входящий вызов, ответ, разговор, завершение, журнал звонков по карточке</w:t>
-            </w:r>
-          </w:p>
-        </w:tc>
-      </w:tr>
-      <w:tr>
-        <w:tc>
-          <w:tcPr/>
-          <w:p>
-            <w:pPr>
-              <w:pStyle w:val="Compact"/>
-              <w:spacing w:line="240" w:lineRule="auto"/>
-              <w:ind w:firstLine="0"/>
-              <w:jc w:val="left"/>
-            </w:pPr>
-            <w:r>
-              <w:rPr>
-                <w:rFonts w:ascii="Times New Roman" w:hAnsi="Times New Roman"/>
-                <w:sz w:val="20"/>
-              </w:rPr>
-              <w:t xml:space="preserve">6.2</w:t>
-            </w:r>
-          </w:p>
-        </w:tc>
-        <w:tc>
-          <w:tcPr/>
-          <w:p>
-            <w:pPr>
-              <w:pStyle w:val="Compact"/>
-              <w:spacing w:line="240" w:lineRule="auto"/>
-              <w:ind w:firstLine="0"/>
-              <w:jc w:val="left"/>
-            </w:pPr>
-            <w:r>
-              <w:rPr>
-                <w:rFonts w:ascii="Times New Roman" w:hAnsi="Times New Roman"/>
-                <w:sz w:val="20"/>
-              </w:rPr>
-              <w:t xml:space="preserve">Голос «участника событий»/старшего группы через TTS, распознавание речи обучающегося (STT) для оценки голосового ответа</w:t>
-            </w:r>
-          </w:p>
-        </w:tc>
-        <w:tc>
-          <w:tcPr/>
-          <w:p>
-            <w:pPr>
-              <w:pStyle w:val="Compact"/>
-              <w:spacing w:line="240" w:lineRule="auto"/>
-              <w:ind w:firstLine="0"/>
-              <w:jc w:val="left"/>
-            </w:pPr>
-            <w:r>
-              <w:rPr>
-                <w:rFonts w:ascii="Times New Roman" w:hAnsi="Times New Roman"/>
-                <w:sz w:val="20"/>
-              </w:rPr>
-              <w:t xml:space="preserve">S</w:t>
-            </w:r>
-          </w:p>
-        </w:tc>
-        <w:tc>
-          <w:tcPr/>
-          <w:p>
-            <w:pPr>
-              <w:pStyle w:val="Compact"/>
-              <w:spacing w:line="240" w:lineRule="auto"/>
-              <w:ind w:firstLine="0"/>
-              <w:jc w:val="left"/>
-            </w:pPr>
-            <w:r>
-              <w:rPr>
-                <w:rFonts w:ascii="Times New Roman" w:hAnsi="Times New Roman"/>
-                <w:sz w:val="20"/>
-              </w:rPr>
-              <w:t xml:space="preserve">1.4</w:t>
-            </w:r>
-          </w:p>
-        </w:tc>
-        <w:tc>
-          <w:tcPr/>
-          <w:p>
-            <w:pPr>
-              <w:pStyle w:val="Compact"/>
-              <w:spacing w:line="240" w:lineRule="auto"/>
-              <w:ind w:firstLine="0"/>
-              <w:jc w:val="left"/>
-            </w:pPr>
-            <w:r>
-              <w:rPr>
-                <w:rFonts w:ascii="Times New Roman" w:hAnsi="Times New Roman"/>
-                <w:sz w:val="20"/>
-              </w:rPr>
-              <w:t xml:space="preserve">частично</w:t>
-            </w:r>
-          </w:p>
-        </w:tc>
-        <w:tc>
-          <w:tcPr/>
-          <w:p>
-            <w:pPr>
-              <w:pStyle w:val="Compact"/>
-              <w:spacing w:line="240" w:lineRule="auto"/>
-              <w:ind w:firstLine="0"/>
-              <w:jc w:val="left"/>
-            </w:pPr>
-            <w:r>
-              <w:rPr>
-                <w:rFonts w:ascii="Times New Roman" w:hAnsi="Times New Roman"/>
-                <w:sz w:val="20"/>
-              </w:rPr>
-              <w:t xml:space="preserve">озвучка реплик синтезом речи браузера; распознавание речи обучающегося — Whisper (локально на GPU/CPU или API); оценка голосового ответа идёт по распознанному тексту, интонация не оценивается</w:t>
+              <w:t xml:space="preserve">озвучка реплик синтезом речи браузера — есть; распознавание речи обучающегося — нет</w:t>
             </w:r>
           </w:p>
         </w:tc>
@@ -23590,7 +23590,7 @@
         <w:pStyle w:val="FirstParagraph"/>
       </w:pPr>
       <w:r>
-        <w:t xml:space="preserve">Всего операций: 106. Спецификация — файл</w:t>
+        <w:t xml:space="preserve">Всего операций: 104. Спецификация — файл</w:t>
       </w:r>
       <w:r>
         <w:t xml:space="preserve"> </w:t>
@@ -26538,9 +26538,9 @@
         </w:tblBorders>
       </w:tblPr>
       <w:tblGrid>
-        <w:gridCol w:w="1287"/>
-        <w:gridCol w:w="3564"/>
-        <w:gridCol w:w="3069"/>
+        <w:gridCol w:w="1303"/>
+        <w:gridCol w:w="3609"/>
+        <w:gridCol w:w="3007"/>
       </w:tblGrid>
       <w:tr>
         <w:trPr>
@@ -28307,120 +28307,6 @@
                 <w:sz w:val="20"/>
               </w:rPr>
               <w:t xml:space="preserve">Начать занятие</w:t>
-            </w:r>
-          </w:p>
-        </w:tc>
-      </w:tr>
-      <w:tr>
-        <w:tc>
-          <w:tcPr/>
-          <w:p>
-            <w:pPr>
-              <w:pStyle w:val="Compact"/>
-              <w:spacing w:line="240" w:lineRule="auto"/>
-              <w:ind w:firstLine="0"/>
-              <w:jc w:val="left"/>
-            </w:pPr>
-            <w:r>
-              <w:rPr>
-                <w:rFonts w:ascii="Times New Roman" w:hAnsi="Times New Roman"/>
-                <w:sz w:val="20"/>
-              </w:rPr>
-              <w:t xml:space="preserve">GET</w:t>
-            </w:r>
-          </w:p>
-        </w:tc>
-        <w:tc>
-          <w:tcPr/>
-          <w:p>
-            <w:pPr>
-              <w:pStyle w:val="Compact"/>
-              <w:spacing w:line="240" w:lineRule="auto"/>
-              <w:ind w:firstLine="0"/>
-              <w:jc w:val="left"/>
-            </w:pPr>
-            <w:r>
-              <w:rPr>
-                <w:rStyle w:val="VerbatimChar"/>
-                <w:rFonts w:ascii="Times New Roman" w:hAnsi="Times New Roman"/>
-                <w:sz w:val="20"/>
-              </w:rPr>
-              <w:t xml:space="preserve">/api/v1/training/speech</w:t>
-            </w:r>
-          </w:p>
-        </w:tc>
-        <w:tc>
-          <w:tcPr/>
-          <w:p>
-            <w:pPr>
-              <w:pStyle w:val="Compact"/>
-              <w:spacing w:line="240" w:lineRule="auto"/>
-              <w:ind w:firstLine="0"/>
-              <w:jc w:val="left"/>
-            </w:pPr>
-            <w:r>
-              <w:rPr>
-                <w:rFonts w:ascii="Times New Roman" w:hAnsi="Times New Roman"/>
-                <w:sz w:val="20"/>
-              </w:rPr>
-              <w:t xml:space="preserve">Доступен ли голосовой ввод (модель речи настроена)</w:t>
-            </w:r>
-          </w:p>
-        </w:tc>
-      </w:tr>
-      <w:tr>
-        <w:tc>
-          <w:tcPr/>
-          <w:p>
-            <w:pPr>
-              <w:pStyle w:val="Compact"/>
-              <w:spacing w:line="240" w:lineRule="auto"/>
-              <w:ind w:firstLine="0"/>
-              <w:jc w:val="left"/>
-            </w:pPr>
-            <w:r>
-              <w:rPr>
-                <w:rFonts w:ascii="Times New Roman" w:hAnsi="Times New Roman"/>
-                <w:sz w:val="20"/>
-              </w:rPr>
-              <w:t xml:space="preserve">POST</w:t>
-            </w:r>
-          </w:p>
-        </w:tc>
-        <w:tc>
-          <w:tcPr/>
-          <w:p>
-            <w:pPr>
-              <w:pStyle w:val="Compact"/>
-              <w:spacing w:line="240" w:lineRule="auto"/>
-              <w:ind w:firstLine="0"/>
-              <w:jc w:val="left"/>
-            </w:pPr>
-            <w:r>
-              <w:rPr>
-                <w:rStyle w:val="VerbatimChar"/>
-                <w:rFonts w:ascii="Times New Roman" w:hAnsi="Times New Roman"/>
-                <w:sz w:val="20"/>
-              </w:rPr>
-              <w:t xml:space="preserve">/api/v1/training/speech</w:t>
-            </w:r>
-          </w:p>
-        </w:tc>
-        <w:tc>
-          <w:tcPr/>
-          <w:p>
-            <w:pPr>
-              <w:pStyle w:val="Compact"/>
-              <w:spacing w:line="240" w:lineRule="auto"/>
-              <w:ind w:firstLine="0"/>
-              <w:jc w:val="left"/>
-            </w:pPr>
-            <w:r>
-              <w:rPr>
-                <w:rFonts w:ascii="Times New Roman" w:hAnsi="Times New Roman"/>
-                <w:sz w:val="20"/>
-              </w:rPr>
-              <w:t xml:space="preserve">Распознать реплику в трубку (голосовой ввод, Whisper)</w:t>
             </w:r>
           </w:p>
         </w:tc>

--- a/docs/delivery/out/Пояснительная_записка_АИскра.docx
+++ b/docs/delivery/out/Пояснительная_записка_АИскра.docx
@@ -97,7 +97,7 @@
           <w:b w:val="0"/>
           <w:sz w:val="24"/>
         </w:rPr>
-        <w:t>Москва, 27.09.2026</w:t>
+        <w:t>Москва, 28.09.2026</w:t>
       </w:r>
     </w:p>
     <w:p>
@@ -2027,7 +2027,7 @@
                 <w:rFonts w:ascii="Times New Roman" w:hAnsi="Times New Roman"/>
                 <w:sz w:val="20"/>
               </w:rPr>
-              <w:t xml:space="preserve">работа в эмуляторе АРМ-112 или АРМ ДДС (одна учётная запись — две учебные роли), свои результаты, справочная база</w:t>
+              <w:t xml:space="preserve">работа в эмуляторе АРМ-112 или АРМ ДДС (одна учётная запись — две учебные роли), свои результаты, справочная база; при первом входе — пошаговые подсказки по кнопкам экранов</w:t>
             </w:r>
           </w:p>
         </w:tc>
@@ -2471,6 +2471,44 @@
                 <w:sz w:val="20"/>
               </w:rPr>
               <w:t xml:space="preserve">пользователи и группы, настройки по умолчанию, резервные копии, состояние сервисов, логи, журнал аудита, импорт справочников</w:t>
+            </w:r>
+          </w:p>
+        </w:tc>
+      </w:tr>
+      <w:tr>
+        <w:tc>
+          <w:tcPr/>
+          <w:p>
+            <w:pPr>
+              <w:pStyle w:val="Compact"/>
+              <w:spacing w:line="240" w:lineRule="auto"/>
+              <w:ind w:firstLine="0"/>
+              <w:jc w:val="left"/>
+            </w:pPr>
+            <w:r>
+              <w:rPr>
+                <w:rFonts w:ascii="Times New Roman" w:hAnsi="Times New Roman"/>
+                <w:sz w:val="20"/>
+              </w:rPr>
+              <w:t xml:space="preserve">Обучение интерфейсу</w:t>
+            </w:r>
+          </w:p>
+        </w:tc>
+        <w:tc>
+          <w:tcPr/>
+          <w:p>
+            <w:pPr>
+              <w:pStyle w:val="Compact"/>
+              <w:spacing w:line="240" w:lineRule="auto"/>
+              <w:ind w:firstLine="0"/>
+              <w:jc w:val="left"/>
+            </w:pPr>
+            <w:r>
+              <w:rPr>
+                <w:rFonts w:ascii="Times New Roman" w:hAnsi="Times New Roman"/>
+                <w:sz w:val="20"/>
+              </w:rPr>
+              <w:t xml:space="preserve">новому обучающемуся — обзор маршрута и пошаговая подсветка кнопок на экранах кабинета, АРМ-112 и АРМ ДДС с пояснением; пропуск одним нажатием, повтор по кнопке; прогресс хранится за учётной записью; пока подсказки показаны впервые, учебные таймеры стоят и время не идёт в оценку</w:t>
             </w:r>
           </w:p>
         </w:tc>
@@ -5154,7 +5192,7 @@
                 <w:rFonts w:ascii="Times New Roman" w:hAnsi="Times New Roman"/>
                 <w:sz w:val="20"/>
               </w:rPr>
-              <w:t xml:space="preserve">1 в пределах норматива (75 с, ПП РФ № 1931); линейно до 0 при тройном нормативе</w:t>
+              <w:t xml:space="preserve">1 в пределах норматива (75 с, ПП РФ № 1931); линейно до 0 при тройном нормативе. Время — от открытия до сохранения без паузы на первые подсказки по карточке</w:t>
             </w:r>
           </w:p>
         </w:tc>
@@ -5261,9 +5299,9 @@
         </w:tblBorders>
       </w:tblPr>
       <w:tblGrid>
-        <w:gridCol w:w="3168"/>
-        <w:gridCol w:w="3907"/>
-        <w:gridCol w:w="844"/>
+        <w:gridCol w:w="3046"/>
+        <w:gridCol w:w="4061"/>
+        <w:gridCol w:w="812"/>
       </w:tblGrid>
       <w:tr>
         <w:trPr>
@@ -5413,7 +5451,7 @@
                 <w:rFonts w:ascii="Times New Roman" w:hAnsi="Times New Roman"/>
                 <w:sz w:val="20"/>
               </w:rPr>
-              <w:t xml:space="preserve">от поступления до решения; 1 в пределах норматива (30 с), до 0 при тройном</w:t>
+              <w:t xml:space="preserve">от поступления до решения без паузы на первые подсказки по реестру и карточке ДДС; 1 в пределах норматива (30 с), до 0 при тройном</w:t>
             </w:r>
           </w:p>
         </w:tc>
@@ -8349,6 +8387,135 @@
                 <w:rFonts w:ascii="Times New Roman" w:hAnsi="Times New Roman"/>
                 <w:sz w:val="20"/>
               </w:rPr>
+              <w:t xml:space="preserve">10</w:t>
+            </w:r>
+          </w:p>
+        </w:tc>
+        <w:tc>
+          <w:tcPr/>
+          <w:p>
+            <w:pPr>
+              <w:pStyle w:val="Compact"/>
+              <w:spacing w:line="240" w:lineRule="auto"/>
+              <w:ind w:firstLine="0"/>
+              <w:jc w:val="left"/>
+            </w:pPr>
+            <w:r>
+              <w:rPr>
+                <w:rFonts w:ascii="Times New Roman" w:hAnsi="Times New Roman"/>
+                <w:sz w:val="20"/>
+              </w:rPr>
+              <w:t xml:space="preserve">Служба, назначенная на карточку (авто по классификатору или вручную).</w:t>
+            </w:r>
+          </w:p>
+        </w:tc>
+      </w:tr>
+      <w:tr>
+        <w:tc>
+          <w:tcPr/>
+          <w:p>
+            <w:pPr>
+              <w:pStyle w:val="Compact"/>
+              <w:spacing w:line="240" w:lineRule="auto"/>
+              <w:ind w:firstLine="0"/>
+              <w:jc w:val="left"/>
+            </w:pPr>
+            <w:r>
+              <w:rPr>
+                <w:rStyle w:val="VerbatimChar"/>
+                <w:rFonts w:ascii="Times New Roman" w:hAnsi="Times New Roman"/>
+                <w:sz w:val="20"/>
+              </w:rPr>
+              <w:t xml:space="preserve">card_workouts</w:t>
+            </w:r>
+          </w:p>
+        </w:tc>
+        <w:tc>
+          <w:tcPr/>
+          <w:p>
+            <w:pPr>
+              <w:pStyle w:val="Compact"/>
+              <w:spacing w:line="240" w:lineRule="auto"/>
+              <w:ind w:firstLine="0"/>
+              <w:jc w:val="left"/>
+            </w:pPr>
+            <w:r>
+              <w:rPr>
+                <w:rFonts w:ascii="Times New Roman" w:hAnsi="Times New Roman"/>
+                <w:sz w:val="20"/>
+              </w:rPr>
+              <w:t xml:space="preserve">11</w:t>
+            </w:r>
+          </w:p>
+        </w:tc>
+        <w:tc>
+          <w:tcPr/>
+          <w:p>
+            <w:pPr>
+              <w:pStyle w:val="Compact"/>
+              <w:spacing w:line="240" w:lineRule="auto"/>
+              <w:ind w:firstLine="0"/>
+              <w:jc w:val="left"/>
+            </w:pPr>
+            <w:r>
+              <w:rPr>
+                <w:rFonts w:ascii="Times New Roman" w:hAnsi="Times New Roman"/>
+                <w:sz w:val="20"/>
+              </w:rPr>
+              <w:t xml:space="preserve">Отработка (</w:t>
+            </w:r>
+            <w:r>
+              <w:rPr>
+                <w:rStyle w:val="VerbatimChar"/>
+                <w:rFonts w:ascii="Times New Roman" w:hAnsi="Times New Roman"/>
+                <w:sz w:val="20"/>
+              </w:rPr>
+              <w:t xml:space="preserve">image70</w:t>
+            </w:r>
+            <w:r>
+              <w:rPr>
+                <w:rFonts w:ascii="Times New Roman" w:hAnsi="Times New Roman"/>
+                <w:sz w:val="20"/>
+              </w:rPr>
+              <w:t xml:space="preserve">): звонок оператора в службу или другому адресату после сохранения карточки.</w:t>
+            </w:r>
+          </w:p>
+        </w:tc>
+      </w:tr>
+      <w:tr>
+        <w:tc>
+          <w:tcPr/>
+          <w:p>
+            <w:pPr>
+              <w:pStyle w:val="Compact"/>
+              <w:spacing w:line="240" w:lineRule="auto"/>
+              <w:ind w:firstLine="0"/>
+              <w:jc w:val="left"/>
+            </w:pPr>
+            <w:r>
+              <w:rPr>
+                <w:rStyle w:val="VerbatimChar"/>
+                <w:rFonts w:ascii="Times New Roman" w:hAnsi="Times New Roman"/>
+                <w:sz w:val="20"/>
+              </w:rPr>
+              <w:t xml:space="preserve">dds_queue_items</w:t>
+            </w:r>
+          </w:p>
+        </w:tc>
+        <w:tc>
+          <w:tcPr/>
+          <w:p>
+            <w:pPr>
+              <w:pStyle w:val="Compact"/>
+              <w:spacing w:line="240" w:lineRule="auto"/>
+              <w:ind w:firstLine="0"/>
+              <w:jc w:val="left"/>
+            </w:pPr>
+            <w:r>
+              <w:rPr>
+                <w:rFonts w:ascii="Times New Roman" w:hAnsi="Times New Roman"/>
+                <w:sz w:val="20"/>
+              </w:rPr>
               <w:t xml:space="preserve">8</w:t>
             </w:r>
           </w:p>
@@ -8367,7 +8534,7 @@
                 <w:rFonts w:ascii="Times New Roman" w:hAnsi="Times New Roman"/>
                 <w:sz w:val="20"/>
               </w:rPr>
-              <w:t xml:space="preserve">Служба, назначенная на карточку (авто по классификатору или вручную).</w:t>
+              <w:t xml:space="preserve">Карточка в очереди конкретного обучающегося-ДДС. Таймер ожидания — от enqueued_at (#709).</w:t>
             </w:r>
           </w:p>
         </w:tc>
@@ -8388,7 +8555,570 @@
                 <w:rFonts w:ascii="Times New Roman" w:hAnsi="Times New Roman"/>
                 <w:sz w:val="20"/>
               </w:rPr>
-              <w:t xml:space="preserve">card_workouts</w:t>
+              <w:t xml:space="preserve">expert_overrides</w:t>
+            </w:r>
+          </w:p>
+        </w:tc>
+        <w:tc>
+          <w:tcPr/>
+          <w:p>
+            <w:pPr>
+              <w:pStyle w:val="Compact"/>
+              <w:spacing w:line="240" w:lineRule="auto"/>
+              <w:ind w:firstLine="0"/>
+              <w:jc w:val="left"/>
+            </w:pPr>
+            <w:r>
+              <w:rPr>
+                <w:rFonts w:ascii="Times New Roman" w:hAnsi="Times New Roman"/>
+                <w:sz w:val="20"/>
+              </w:rPr>
+              <w:t xml:space="preserve">6</w:t>
+            </w:r>
+          </w:p>
+        </w:tc>
+        <w:tc>
+          <w:tcPr/>
+          <w:p>
+            <w:pPr>
+              <w:pStyle w:val="Compact"/>
+              <w:spacing w:line="240" w:lineRule="auto"/>
+              <w:ind w:firstLine="0"/>
+              <w:jc w:val="left"/>
+            </w:pPr>
+            <w:r>
+              <w:rPr>
+                <w:rFonts w:ascii="Times New Roman" w:hAnsi="Times New Roman"/>
+                <w:sz w:val="20"/>
+              </w:rPr>
+              <w:t xml:space="preserve">Экспертная правка оценки преподавателем — обязательна причина (ТЗ: изменение оценки через аудит).</w:t>
+            </w:r>
+          </w:p>
+        </w:tc>
+      </w:tr>
+      <w:tr>
+        <w:tc>
+          <w:tcPr/>
+          <w:p>
+            <w:pPr>
+              <w:pStyle w:val="Compact"/>
+              <w:spacing w:line="240" w:lineRule="auto"/>
+              <w:ind w:firstLine="0"/>
+              <w:jc w:val="left"/>
+            </w:pPr>
+            <w:r>
+              <w:rPr>
+                <w:rStyle w:val="VerbatimChar"/>
+                <w:rFonts w:ascii="Times New Roman" w:hAnsi="Times New Roman"/>
+                <w:sz w:val="20"/>
+              </w:rPr>
+              <w:t xml:space="preserve">group_members</w:t>
+            </w:r>
+          </w:p>
+        </w:tc>
+        <w:tc>
+          <w:tcPr/>
+          <w:p>
+            <w:pPr>
+              <w:pStyle w:val="Compact"/>
+              <w:spacing w:line="240" w:lineRule="auto"/>
+              <w:ind w:firstLine="0"/>
+              <w:jc w:val="left"/>
+            </w:pPr>
+            <w:r>
+              <w:rPr>
+                <w:rFonts w:ascii="Times New Roman" w:hAnsi="Times New Roman"/>
+                <w:sz w:val="20"/>
+              </w:rPr>
+              <w:t xml:space="preserve">4</w:t>
+            </w:r>
+          </w:p>
+        </w:tc>
+        <w:tc>
+          <w:tcPr/>
+          <w:p>
+            <w:pPr>
+              <w:pStyle w:val="Compact"/>
+              <w:spacing w:line="240" w:lineRule="auto"/>
+              <w:ind w:firstLine="0"/>
+              <w:jc w:val="left"/>
+            </w:pPr>
+            <w:r>
+              <w:rPr>
+                <w:rFonts w:ascii="Times New Roman" w:hAnsi="Times New Roman"/>
+                <w:sz w:val="20"/>
+              </w:rPr>
+              <w:t xml:space="preserve">состав групп с ролью и профилем ДДС</w:t>
+            </w:r>
+          </w:p>
+        </w:tc>
+      </w:tr>
+      <w:tr>
+        <w:tc>
+          <w:tcPr/>
+          <w:p>
+            <w:pPr>
+              <w:pStyle w:val="Compact"/>
+              <w:spacing w:line="240" w:lineRule="auto"/>
+              <w:ind w:firstLine="0"/>
+              <w:jc w:val="left"/>
+            </w:pPr>
+            <w:r>
+              <w:rPr>
+                <w:rStyle w:val="VerbatimChar"/>
+                <w:rFonts w:ascii="Times New Roman" w:hAnsi="Times New Roman"/>
+                <w:sz w:val="20"/>
+              </w:rPr>
+              <w:t xml:space="preserve">groups</w:t>
+            </w:r>
+          </w:p>
+        </w:tc>
+        <w:tc>
+          <w:tcPr/>
+          <w:p>
+            <w:pPr>
+              <w:pStyle w:val="Compact"/>
+              <w:spacing w:line="240" w:lineRule="auto"/>
+              <w:ind w:firstLine="0"/>
+              <w:jc w:val="left"/>
+            </w:pPr>
+            <w:r>
+              <w:rPr>
+                <w:rFonts w:ascii="Times New Roman" w:hAnsi="Times New Roman"/>
+                <w:sz w:val="20"/>
+              </w:rPr>
+              <w:t xml:space="preserve">3</w:t>
+            </w:r>
+          </w:p>
+        </w:tc>
+        <w:tc>
+          <w:tcPr/>
+          <w:p>
+            <w:pPr>
+              <w:pStyle w:val="Compact"/>
+              <w:spacing w:line="240" w:lineRule="auto"/>
+              <w:ind w:firstLine="0"/>
+              <w:jc w:val="left"/>
+            </w:pPr>
+            <w:r>
+              <w:rPr>
+                <w:rFonts w:ascii="Times New Roman" w:hAnsi="Times New Roman"/>
+                <w:sz w:val="20"/>
+              </w:rPr>
+              <w:t xml:space="preserve">группы обучающихся</w:t>
+            </w:r>
+          </w:p>
+        </w:tc>
+      </w:tr>
+      <w:tr>
+        <w:tc>
+          <w:tcPr/>
+          <w:p>
+            <w:pPr>
+              <w:pStyle w:val="Compact"/>
+              <w:spacing w:line="240" w:lineRule="auto"/>
+              <w:ind w:firstLine="0"/>
+              <w:jc w:val="left"/>
+            </w:pPr>
+            <w:r>
+              <w:rPr>
+                <w:rStyle w:val="VerbatimChar"/>
+                <w:rFonts w:ascii="Times New Roman" w:hAnsi="Times New Roman"/>
+                <w:sz w:val="20"/>
+              </w:rPr>
+              <w:t xml:space="preserve">incident_cards</w:t>
+            </w:r>
+          </w:p>
+        </w:tc>
+        <w:tc>
+          <w:tcPr/>
+          <w:p>
+            <w:pPr>
+              <w:pStyle w:val="Compact"/>
+              <w:spacing w:line="240" w:lineRule="auto"/>
+              <w:ind w:firstLine="0"/>
+              <w:jc w:val="left"/>
+            </w:pPr>
+            <w:r>
+              <w:rPr>
+                <w:rFonts w:ascii="Times New Roman" w:hAnsi="Times New Roman"/>
+                <w:sz w:val="20"/>
+              </w:rPr>
+              <w:t xml:space="preserve">32</w:t>
+            </w:r>
+          </w:p>
+        </w:tc>
+        <w:tc>
+          <w:tcPr/>
+          <w:p>
+            <w:pPr>
+              <w:pStyle w:val="Compact"/>
+              <w:spacing w:line="240" w:lineRule="auto"/>
+              <w:ind w:firstLine="0"/>
+              <w:jc w:val="left"/>
+            </w:pPr>
+            <w:r>
+              <w:rPr>
+                <w:rFonts w:ascii="Times New Roman" w:hAnsi="Times New Roman"/>
+                <w:sz w:val="20"/>
+              </w:rPr>
+              <w:t xml:space="preserve">Карточка происшествия. payload — структура АРМ-112 (specs/0.2 §4, domain/card.py);</w:t>
+            </w:r>
+          </w:p>
+        </w:tc>
+      </w:tr>
+      <w:tr>
+        <w:tc>
+          <w:tcPr/>
+          <w:p>
+            <w:pPr>
+              <w:pStyle w:val="Compact"/>
+              <w:spacing w:line="240" w:lineRule="auto"/>
+              <w:ind w:firstLine="0"/>
+              <w:jc w:val="left"/>
+            </w:pPr>
+            <w:r>
+              <w:rPr>
+                <w:rStyle w:val="VerbatimChar"/>
+                <w:rFonts w:ascii="Times New Roman" w:hAnsi="Times New Roman"/>
+                <w:sz w:val="20"/>
+              </w:rPr>
+              <w:t xml:space="preserve">materials</w:t>
+            </w:r>
+          </w:p>
+        </w:tc>
+        <w:tc>
+          <w:tcPr/>
+          <w:p>
+            <w:pPr>
+              <w:pStyle w:val="Compact"/>
+              <w:spacing w:line="240" w:lineRule="auto"/>
+              <w:ind w:firstLine="0"/>
+              <w:jc w:val="left"/>
+            </w:pPr>
+            <w:r>
+              <w:rPr>
+                <w:rFonts w:ascii="Times New Roman" w:hAnsi="Times New Roman"/>
+                <w:sz w:val="20"/>
+              </w:rPr>
+              <w:t xml:space="preserve">12</w:t>
+            </w:r>
+          </w:p>
+        </w:tc>
+        <w:tc>
+          <w:tcPr/>
+          <w:p>
+            <w:pPr>
+              <w:pStyle w:val="Compact"/>
+              <w:spacing w:line="240" w:lineRule="auto"/>
+              <w:ind w:firstLine="0"/>
+              <w:jc w:val="left"/>
+            </w:pPr>
+            <w:r>
+              <w:rPr>
+                <w:rFonts w:ascii="Times New Roman" w:hAnsi="Times New Roman"/>
+                <w:sz w:val="20"/>
+              </w:rPr>
+              <w:t xml:space="preserve">Учебный материал (п. 4.4): файл лежит в materials_dir под своим id, текст — здесь для поиска и промптов.</w:t>
+            </w:r>
+          </w:p>
+        </w:tc>
+      </w:tr>
+      <w:tr>
+        <w:tc>
+          <w:tcPr/>
+          <w:p>
+            <w:pPr>
+              <w:pStyle w:val="Compact"/>
+              <w:spacing w:line="240" w:lineRule="auto"/>
+              <w:ind w:firstLine="0"/>
+              <w:jc w:val="left"/>
+            </w:pPr>
+            <w:r>
+              <w:rPr>
+                <w:rStyle w:val="VerbatimChar"/>
+                <w:rFonts w:ascii="Times New Roman" w:hAnsi="Times New Roman"/>
+                <w:sz w:val="20"/>
+              </w:rPr>
+              <w:t xml:space="preserve">reports</w:t>
+            </w:r>
+          </w:p>
+        </w:tc>
+        <w:tc>
+          <w:tcPr/>
+          <w:p>
+            <w:pPr>
+              <w:pStyle w:val="Compact"/>
+              <w:spacing w:line="240" w:lineRule="auto"/>
+              <w:ind w:firstLine="0"/>
+              <w:jc w:val="left"/>
+            </w:pPr>
+            <w:r>
+              <w:rPr>
+                <w:rFonts w:ascii="Times New Roman" w:hAnsi="Times New Roman"/>
+                <w:sz w:val="20"/>
+              </w:rPr>
+              <w:t xml:space="preserve">8</w:t>
+            </w:r>
+          </w:p>
+        </w:tc>
+        <w:tc>
+          <w:tcPr/>
+          <w:p>
+            <w:pPr>
+              <w:pStyle w:val="Compact"/>
+              <w:spacing w:line="240" w:lineRule="auto"/>
+              <w:ind w:firstLine="0"/>
+              <w:jc w:val="left"/>
+            </w:pPr>
+            <w:r>
+              <w:rPr>
+                <w:rFonts w:ascii="Times New Roman" w:hAnsi="Times New Roman"/>
+                <w:sz w:val="20"/>
+              </w:rPr>
+              <w:t xml:space="preserve">Сформированный отчёт (по занятию, обучающемуся, группе) и путь к файлу экспорта.</w:t>
+            </w:r>
+          </w:p>
+        </w:tc>
+      </w:tr>
+      <w:tr>
+        <w:tc>
+          <w:tcPr/>
+          <w:p>
+            <w:pPr>
+              <w:pStyle w:val="Compact"/>
+              <w:spacing w:line="240" w:lineRule="auto"/>
+              <w:ind w:firstLine="0"/>
+              <w:jc w:val="left"/>
+            </w:pPr>
+            <w:r>
+              <w:rPr>
+                <w:rStyle w:val="VerbatimChar"/>
+                <w:rFonts w:ascii="Times New Roman" w:hAnsi="Times New Roman"/>
+                <w:sz w:val="20"/>
+              </w:rPr>
+              <w:t xml:space="preserve">scenarios</w:t>
+            </w:r>
+          </w:p>
+        </w:tc>
+        <w:tc>
+          <w:tcPr/>
+          <w:p>
+            <w:pPr>
+              <w:pStyle w:val="Compact"/>
+              <w:spacing w:line="240" w:lineRule="auto"/>
+              <w:ind w:firstLine="0"/>
+              <w:jc w:val="left"/>
+            </w:pPr>
+            <w:r>
+              <w:rPr>
+                <w:rFonts w:ascii="Times New Roman" w:hAnsi="Times New Roman"/>
+                <w:sz w:val="20"/>
+              </w:rPr>
+              <w:t xml:space="preserve">17</w:t>
+            </w:r>
+          </w:p>
+        </w:tc>
+        <w:tc>
+          <w:tcPr/>
+          <w:p>
+            <w:pPr>
+              <w:pStyle w:val="Compact"/>
+              <w:spacing w:line="240" w:lineRule="auto"/>
+              <w:ind w:firstLine="0"/>
+              <w:jc w:val="left"/>
+            </w:pPr>
+            <w:r>
+              <w:rPr>
+                <w:rFonts w:ascii="Times New Roman" w:hAnsi="Times New Roman"/>
+                <w:sz w:val="20"/>
+              </w:rPr>
+              <w:t xml:space="preserve">Сценарий: легенда заявителя + эталон карточки 112 + эталонные действия ДДС (specs/0.2 §5).</w:t>
+            </w:r>
+          </w:p>
+        </w:tc>
+      </w:tr>
+      <w:tr>
+        <w:tc>
+          <w:tcPr/>
+          <w:p>
+            <w:pPr>
+              <w:pStyle w:val="Compact"/>
+              <w:spacing w:line="240" w:lineRule="auto"/>
+              <w:ind w:firstLine="0"/>
+              <w:jc w:val="left"/>
+            </w:pPr>
+            <w:r>
+              <w:rPr>
+                <w:rStyle w:val="VerbatimChar"/>
+                <w:rFonts w:ascii="Times New Roman" w:hAnsi="Times New Roman"/>
+                <w:sz w:val="20"/>
+              </w:rPr>
+              <w:t xml:space="preserve">system_settings</w:t>
+            </w:r>
+          </w:p>
+        </w:tc>
+        <w:tc>
+          <w:tcPr/>
+          <w:p>
+            <w:pPr>
+              <w:pStyle w:val="Compact"/>
+              <w:spacing w:line="240" w:lineRule="auto"/>
+              <w:ind w:firstLine="0"/>
+              <w:jc w:val="left"/>
+            </w:pPr>
+            <w:r>
+              <w:rPr>
+                <w:rFonts w:ascii="Times New Roman" w:hAnsi="Times New Roman"/>
+                <w:sz w:val="20"/>
+              </w:rPr>
+              <w:t xml:space="preserve">4</w:t>
+            </w:r>
+          </w:p>
+        </w:tc>
+        <w:tc>
+          <w:tcPr/>
+          <w:p>
+            <w:pPr>
+              <w:pStyle w:val="Compact"/>
+              <w:spacing w:line="240" w:lineRule="auto"/>
+              <w:ind w:firstLine="0"/>
+              <w:jc w:val="left"/>
+            </w:pPr>
+            <w:r>
+              <w:rPr>
+                <w:rFonts w:ascii="Times New Roman" w:hAnsi="Times New Roman"/>
+                <w:sz w:val="20"/>
+              </w:rPr>
+              <w:t xml:space="preserve">настройки системы</w:t>
+            </w:r>
+          </w:p>
+        </w:tc>
+      </w:tr>
+      <w:tr>
+        <w:tc>
+          <w:tcPr/>
+          <w:p>
+            <w:pPr>
+              <w:pStyle w:val="Compact"/>
+              <w:spacing w:line="240" w:lineRule="auto"/>
+              <w:ind w:firstLine="0"/>
+              <w:jc w:val="left"/>
+            </w:pPr>
+            <w:r>
+              <w:rPr>
+                <w:rStyle w:val="VerbatimChar"/>
+                <w:rFonts w:ascii="Times New Roman" w:hAnsi="Times New Roman"/>
+                <w:sz w:val="20"/>
+              </w:rPr>
+              <w:t xml:space="preserve">training_call_messages</w:t>
+            </w:r>
+          </w:p>
+        </w:tc>
+        <w:tc>
+          <w:tcPr/>
+          <w:p>
+            <w:pPr>
+              <w:pStyle w:val="Compact"/>
+              <w:spacing w:line="240" w:lineRule="auto"/>
+              <w:ind w:firstLine="0"/>
+              <w:jc w:val="left"/>
+            </w:pPr>
+            <w:r>
+              <w:rPr>
+                <w:rFonts w:ascii="Times New Roman" w:hAnsi="Times New Roman"/>
+                <w:sz w:val="20"/>
+              </w:rPr>
+              <w:t xml:space="preserve">5</w:t>
+            </w:r>
+          </w:p>
+        </w:tc>
+        <w:tc>
+          <w:tcPr/>
+          <w:p>
+            <w:pPr>
+              <w:pStyle w:val="Compact"/>
+              <w:spacing w:line="240" w:lineRule="auto"/>
+              <w:ind w:firstLine="0"/>
+              <w:jc w:val="left"/>
+            </w:pPr>
+          </w:p>
+        </w:tc>
+      </w:tr>
+      <w:tr>
+        <w:tc>
+          <w:tcPr/>
+          <w:p>
+            <w:pPr>
+              <w:pStyle w:val="Compact"/>
+              <w:spacing w:line="240" w:lineRule="auto"/>
+              <w:ind w:firstLine="0"/>
+              <w:jc w:val="left"/>
+            </w:pPr>
+            <w:r>
+              <w:rPr>
+                <w:rStyle w:val="VerbatimChar"/>
+                <w:rFonts w:ascii="Times New Roman" w:hAnsi="Times New Roman"/>
+                <w:sz w:val="20"/>
+              </w:rPr>
+              <w:t xml:space="preserve">training_calls</w:t>
+            </w:r>
+          </w:p>
+        </w:tc>
+        <w:tc>
+          <w:tcPr/>
+          <w:p>
+            <w:pPr>
+              <w:pStyle w:val="Compact"/>
+              <w:spacing w:line="240" w:lineRule="auto"/>
+              <w:ind w:firstLine="0"/>
+              <w:jc w:val="left"/>
+            </w:pPr>
+            <w:r>
+              <w:rPr>
+                <w:rFonts w:ascii="Times New Roman" w:hAnsi="Times New Roman"/>
+                <w:sz w:val="20"/>
+              </w:rPr>
+              <w:t xml:space="preserve">15</w:t>
+            </w:r>
+          </w:p>
+        </w:tc>
+        <w:tc>
+          <w:tcPr/>
+          <w:p>
+            <w:pPr>
+              <w:pStyle w:val="Compact"/>
+              <w:spacing w:line="240" w:lineRule="auto"/>
+              <w:ind w:firstLine="0"/>
+              <w:jc w:val="left"/>
+            </w:pPr>
+            <w:r>
+              <w:rPr>
+                <w:rFonts w:ascii="Times New Roman" w:hAnsi="Times New Roman"/>
+                <w:sz w:val="20"/>
+              </w:rPr>
+              <w:t xml:space="preserve">Учебный звонок (п. 1.4, 2.3): входящий вызов заявителя, звонки ДДС старшему группы, заявителю, в службу.</w:t>
+            </w:r>
+          </w:p>
+        </w:tc>
+      </w:tr>
+      <w:tr>
+        <w:tc>
+          <w:tcPr/>
+          <w:p>
+            <w:pPr>
+              <w:pStyle w:val="Compact"/>
+              <w:spacing w:line="240" w:lineRule="auto"/>
+              <w:ind w:firstLine="0"/>
+              <w:jc w:val="left"/>
+            </w:pPr>
+            <w:r>
+              <w:rPr>
+                <w:rStyle w:val="VerbatimChar"/>
+                <w:rFonts w:ascii="Times New Roman" w:hAnsi="Times New Roman"/>
+                <w:sz w:val="20"/>
+              </w:rPr>
+              <w:t xml:space="preserve">training_sessions</w:t>
             </w:r>
           </w:p>
         </w:tc>
@@ -8424,719 +9154,27 @@
                 <w:rFonts w:ascii="Times New Roman" w:hAnsi="Times New Roman"/>
                 <w:sz w:val="20"/>
               </w:rPr>
-              <w:t xml:space="preserve">Отработка (</w:t>
-            </w:r>
+              <w:t xml:space="preserve">Занятие: тип, категории, источник карточек, норматив (по умолчанию 30 с), пороги, темп очереди.</w:t>
+            </w:r>
+          </w:p>
+        </w:tc>
+      </w:tr>
+      <w:tr>
+        <w:tc>
+          <w:tcPr/>
+          <w:p>
+            <w:pPr>
+              <w:pStyle w:val="Compact"/>
+              <w:spacing w:line="240" w:lineRule="auto"/>
+              <w:ind w:firstLine="0"/>
+              <w:jc w:val="left"/>
+            </w:pPr>
             <w:r>
               <w:rPr>
                 <w:rStyle w:val="VerbatimChar"/>
                 <w:rFonts w:ascii="Times New Roman" w:hAnsi="Times New Roman"/>
                 <w:sz w:val="20"/>
               </w:rPr>
-              <w:t xml:space="preserve">image70</w:t>
-            </w:r>
-            <w:r>
-              <w:rPr>
-                <w:rFonts w:ascii="Times New Roman" w:hAnsi="Times New Roman"/>
-                <w:sz w:val="20"/>
-              </w:rPr>
-              <w:t xml:space="preserve">): звонок оператора в службу или другому адресату после сохранения карточки.</w:t>
-            </w:r>
-          </w:p>
-        </w:tc>
-      </w:tr>
-      <w:tr>
-        <w:tc>
-          <w:tcPr/>
-          <w:p>
-            <w:pPr>
-              <w:pStyle w:val="Compact"/>
-              <w:spacing w:line="240" w:lineRule="auto"/>
-              <w:ind w:firstLine="0"/>
-              <w:jc w:val="left"/>
-            </w:pPr>
-            <w:r>
-              <w:rPr>
-                <w:rStyle w:val="VerbatimChar"/>
-                <w:rFonts w:ascii="Times New Roman" w:hAnsi="Times New Roman"/>
-                <w:sz w:val="20"/>
-              </w:rPr>
-              <w:t xml:space="preserve">dds_queue_items</w:t>
-            </w:r>
-          </w:p>
-        </w:tc>
-        <w:tc>
-          <w:tcPr/>
-          <w:p>
-            <w:pPr>
-              <w:pStyle w:val="Compact"/>
-              <w:spacing w:line="240" w:lineRule="auto"/>
-              <w:ind w:firstLine="0"/>
-              <w:jc w:val="left"/>
-            </w:pPr>
-            <w:r>
-              <w:rPr>
-                <w:rFonts w:ascii="Times New Roman" w:hAnsi="Times New Roman"/>
-                <w:sz w:val="20"/>
-              </w:rPr>
-              <w:t xml:space="preserve">8</w:t>
-            </w:r>
-          </w:p>
-        </w:tc>
-        <w:tc>
-          <w:tcPr/>
-          <w:p>
-            <w:pPr>
-              <w:pStyle w:val="Compact"/>
-              <w:spacing w:line="240" w:lineRule="auto"/>
-              <w:ind w:firstLine="0"/>
-              <w:jc w:val="left"/>
-            </w:pPr>
-            <w:r>
-              <w:rPr>
-                <w:rFonts w:ascii="Times New Roman" w:hAnsi="Times New Roman"/>
-                <w:sz w:val="20"/>
-              </w:rPr>
-              <w:t xml:space="preserve">Карточка в очереди конкретного обучающегося-ДДС. Таймер ожидания — от enqueued_at (#709).</w:t>
-            </w:r>
-          </w:p>
-        </w:tc>
-      </w:tr>
-      <w:tr>
-        <w:tc>
-          <w:tcPr/>
-          <w:p>
-            <w:pPr>
-              <w:pStyle w:val="Compact"/>
-              <w:spacing w:line="240" w:lineRule="auto"/>
-              <w:ind w:firstLine="0"/>
-              <w:jc w:val="left"/>
-            </w:pPr>
-            <w:r>
-              <w:rPr>
-                <w:rStyle w:val="VerbatimChar"/>
-                <w:rFonts w:ascii="Times New Roman" w:hAnsi="Times New Roman"/>
-                <w:sz w:val="20"/>
-              </w:rPr>
-              <w:t xml:space="preserve">expert_overrides</w:t>
-            </w:r>
-          </w:p>
-        </w:tc>
-        <w:tc>
-          <w:tcPr/>
-          <w:p>
-            <w:pPr>
-              <w:pStyle w:val="Compact"/>
-              <w:spacing w:line="240" w:lineRule="auto"/>
-              <w:ind w:firstLine="0"/>
-              <w:jc w:val="left"/>
-            </w:pPr>
-            <w:r>
-              <w:rPr>
-                <w:rFonts w:ascii="Times New Roman" w:hAnsi="Times New Roman"/>
-                <w:sz w:val="20"/>
-              </w:rPr>
-              <w:t xml:space="preserve">6</w:t>
-            </w:r>
-          </w:p>
-        </w:tc>
-        <w:tc>
-          <w:tcPr/>
-          <w:p>
-            <w:pPr>
-              <w:pStyle w:val="Compact"/>
-              <w:spacing w:line="240" w:lineRule="auto"/>
-              <w:ind w:firstLine="0"/>
-              <w:jc w:val="left"/>
-            </w:pPr>
-            <w:r>
-              <w:rPr>
-                <w:rFonts w:ascii="Times New Roman" w:hAnsi="Times New Roman"/>
-                <w:sz w:val="20"/>
-              </w:rPr>
-              <w:t xml:space="preserve">Экспертная правка оценки преподавателем — обязательна причина (ТЗ: изменение оценки через аудит).</w:t>
-            </w:r>
-          </w:p>
-        </w:tc>
-      </w:tr>
-      <w:tr>
-        <w:tc>
-          <w:tcPr/>
-          <w:p>
-            <w:pPr>
-              <w:pStyle w:val="Compact"/>
-              <w:spacing w:line="240" w:lineRule="auto"/>
-              <w:ind w:firstLine="0"/>
-              <w:jc w:val="left"/>
-            </w:pPr>
-            <w:r>
-              <w:rPr>
-                <w:rStyle w:val="VerbatimChar"/>
-                <w:rFonts w:ascii="Times New Roman" w:hAnsi="Times New Roman"/>
-                <w:sz w:val="20"/>
-              </w:rPr>
-              <w:t xml:space="preserve">group_members</w:t>
-            </w:r>
-          </w:p>
-        </w:tc>
-        <w:tc>
-          <w:tcPr/>
-          <w:p>
-            <w:pPr>
-              <w:pStyle w:val="Compact"/>
-              <w:spacing w:line="240" w:lineRule="auto"/>
-              <w:ind w:firstLine="0"/>
-              <w:jc w:val="left"/>
-            </w:pPr>
-            <w:r>
-              <w:rPr>
-                <w:rFonts w:ascii="Times New Roman" w:hAnsi="Times New Roman"/>
-                <w:sz w:val="20"/>
-              </w:rPr>
-              <w:t xml:space="preserve">4</w:t>
-            </w:r>
-          </w:p>
-        </w:tc>
-        <w:tc>
-          <w:tcPr/>
-          <w:p>
-            <w:pPr>
-              <w:pStyle w:val="Compact"/>
-              <w:spacing w:line="240" w:lineRule="auto"/>
-              <w:ind w:firstLine="0"/>
-              <w:jc w:val="left"/>
-            </w:pPr>
-            <w:r>
-              <w:rPr>
-                <w:rFonts w:ascii="Times New Roman" w:hAnsi="Times New Roman"/>
-                <w:sz w:val="20"/>
-              </w:rPr>
-              <w:t xml:space="preserve">состав групп с ролью и профилем ДДС</w:t>
-            </w:r>
-          </w:p>
-        </w:tc>
-      </w:tr>
-      <w:tr>
-        <w:tc>
-          <w:tcPr/>
-          <w:p>
-            <w:pPr>
-              <w:pStyle w:val="Compact"/>
-              <w:spacing w:line="240" w:lineRule="auto"/>
-              <w:ind w:firstLine="0"/>
-              <w:jc w:val="left"/>
-            </w:pPr>
-            <w:r>
-              <w:rPr>
-                <w:rStyle w:val="VerbatimChar"/>
-                <w:rFonts w:ascii="Times New Roman" w:hAnsi="Times New Roman"/>
-                <w:sz w:val="20"/>
-              </w:rPr>
-              <w:t xml:space="preserve">groups</w:t>
-            </w:r>
-          </w:p>
-        </w:tc>
-        <w:tc>
-          <w:tcPr/>
-          <w:p>
-            <w:pPr>
-              <w:pStyle w:val="Compact"/>
-              <w:spacing w:line="240" w:lineRule="auto"/>
-              <w:ind w:firstLine="0"/>
-              <w:jc w:val="left"/>
-            </w:pPr>
-            <w:r>
-              <w:rPr>
-                <w:rFonts w:ascii="Times New Roman" w:hAnsi="Times New Roman"/>
-                <w:sz w:val="20"/>
-              </w:rPr>
-              <w:t xml:space="preserve">3</w:t>
-            </w:r>
-          </w:p>
-        </w:tc>
-        <w:tc>
-          <w:tcPr/>
-          <w:p>
-            <w:pPr>
-              <w:pStyle w:val="Compact"/>
-              <w:spacing w:line="240" w:lineRule="auto"/>
-              <w:ind w:firstLine="0"/>
-              <w:jc w:val="left"/>
-            </w:pPr>
-            <w:r>
-              <w:rPr>
-                <w:rFonts w:ascii="Times New Roman" w:hAnsi="Times New Roman"/>
-                <w:sz w:val="20"/>
-              </w:rPr>
-              <w:t xml:space="preserve">группы обучающихся</w:t>
-            </w:r>
-          </w:p>
-        </w:tc>
-      </w:tr>
-      <w:tr>
-        <w:tc>
-          <w:tcPr/>
-          <w:p>
-            <w:pPr>
-              <w:pStyle w:val="Compact"/>
-              <w:spacing w:line="240" w:lineRule="auto"/>
-              <w:ind w:firstLine="0"/>
-              <w:jc w:val="left"/>
-            </w:pPr>
-            <w:r>
-              <w:rPr>
-                <w:rStyle w:val="VerbatimChar"/>
-                <w:rFonts w:ascii="Times New Roman" w:hAnsi="Times New Roman"/>
-                <w:sz w:val="20"/>
-              </w:rPr>
-              <w:t xml:space="preserve">incident_cards</w:t>
-            </w:r>
-          </w:p>
-        </w:tc>
-        <w:tc>
-          <w:tcPr/>
-          <w:p>
-            <w:pPr>
-              <w:pStyle w:val="Compact"/>
-              <w:spacing w:line="240" w:lineRule="auto"/>
-              <w:ind w:firstLine="0"/>
-              <w:jc w:val="left"/>
-            </w:pPr>
-            <w:r>
-              <w:rPr>
-                <w:rFonts w:ascii="Times New Roman" w:hAnsi="Times New Roman"/>
-                <w:sz w:val="20"/>
-              </w:rPr>
-              <w:t xml:space="preserve">30</w:t>
-            </w:r>
-          </w:p>
-        </w:tc>
-        <w:tc>
-          <w:tcPr/>
-          <w:p>
-            <w:pPr>
-              <w:pStyle w:val="Compact"/>
-              <w:spacing w:line="240" w:lineRule="auto"/>
-              <w:ind w:firstLine="0"/>
-              <w:jc w:val="left"/>
-            </w:pPr>
-            <w:r>
-              <w:rPr>
-                <w:rFonts w:ascii="Times New Roman" w:hAnsi="Times New Roman"/>
-                <w:sz w:val="20"/>
-              </w:rPr>
-              <w:t xml:space="preserve">Карточка происшествия. payload — структура АРМ-112 (specs/0.2 §4, domain/card.py);</w:t>
-            </w:r>
-          </w:p>
-        </w:tc>
-      </w:tr>
-      <w:tr>
-        <w:tc>
-          <w:tcPr/>
-          <w:p>
-            <w:pPr>
-              <w:pStyle w:val="Compact"/>
-              <w:spacing w:line="240" w:lineRule="auto"/>
-              <w:ind w:firstLine="0"/>
-              <w:jc w:val="left"/>
-            </w:pPr>
-            <w:r>
-              <w:rPr>
-                <w:rStyle w:val="VerbatimChar"/>
-                <w:rFonts w:ascii="Times New Roman" w:hAnsi="Times New Roman"/>
-                <w:sz w:val="20"/>
-              </w:rPr>
-              <w:t xml:space="preserve">materials</w:t>
-            </w:r>
-          </w:p>
-        </w:tc>
-        <w:tc>
-          <w:tcPr/>
-          <w:p>
-            <w:pPr>
-              <w:pStyle w:val="Compact"/>
-              <w:spacing w:line="240" w:lineRule="auto"/>
-              <w:ind w:firstLine="0"/>
-              <w:jc w:val="left"/>
-            </w:pPr>
-            <w:r>
-              <w:rPr>
-                <w:rFonts w:ascii="Times New Roman" w:hAnsi="Times New Roman"/>
-                <w:sz w:val="20"/>
-              </w:rPr>
-              <w:t xml:space="preserve">12</w:t>
-            </w:r>
-          </w:p>
-        </w:tc>
-        <w:tc>
-          <w:tcPr/>
-          <w:p>
-            <w:pPr>
-              <w:pStyle w:val="Compact"/>
-              <w:spacing w:line="240" w:lineRule="auto"/>
-              <w:ind w:firstLine="0"/>
-              <w:jc w:val="left"/>
-            </w:pPr>
-            <w:r>
-              <w:rPr>
-                <w:rFonts w:ascii="Times New Roman" w:hAnsi="Times New Roman"/>
-                <w:sz w:val="20"/>
-              </w:rPr>
-              <w:t xml:space="preserve">Учебный материал (п. 4.4): файл лежит в materials_dir под своим id, текст — здесь для поиска и промптов.</w:t>
-            </w:r>
-          </w:p>
-        </w:tc>
-      </w:tr>
-      <w:tr>
-        <w:tc>
-          <w:tcPr/>
-          <w:p>
-            <w:pPr>
-              <w:pStyle w:val="Compact"/>
-              <w:spacing w:line="240" w:lineRule="auto"/>
-              <w:ind w:firstLine="0"/>
-              <w:jc w:val="left"/>
-            </w:pPr>
-            <w:r>
-              <w:rPr>
-                <w:rStyle w:val="VerbatimChar"/>
-                <w:rFonts w:ascii="Times New Roman" w:hAnsi="Times New Roman"/>
-                <w:sz w:val="20"/>
-              </w:rPr>
-              <w:t xml:space="preserve">reports</w:t>
-            </w:r>
-          </w:p>
-        </w:tc>
-        <w:tc>
-          <w:tcPr/>
-          <w:p>
-            <w:pPr>
-              <w:pStyle w:val="Compact"/>
-              <w:spacing w:line="240" w:lineRule="auto"/>
-              <w:ind w:firstLine="0"/>
-              <w:jc w:val="left"/>
-            </w:pPr>
-            <w:r>
-              <w:rPr>
-                <w:rFonts w:ascii="Times New Roman" w:hAnsi="Times New Roman"/>
-                <w:sz w:val="20"/>
-              </w:rPr>
-              <w:t xml:space="preserve">8</w:t>
-            </w:r>
-          </w:p>
-        </w:tc>
-        <w:tc>
-          <w:tcPr/>
-          <w:p>
-            <w:pPr>
-              <w:pStyle w:val="Compact"/>
-              <w:spacing w:line="240" w:lineRule="auto"/>
-              <w:ind w:firstLine="0"/>
-              <w:jc w:val="left"/>
-            </w:pPr>
-            <w:r>
-              <w:rPr>
-                <w:rFonts w:ascii="Times New Roman" w:hAnsi="Times New Roman"/>
-                <w:sz w:val="20"/>
-              </w:rPr>
-              <w:t xml:space="preserve">Сформированный отчёт (по занятию, обучающемуся, группе) и путь к файлу экспорта.</w:t>
-            </w:r>
-          </w:p>
-        </w:tc>
-      </w:tr>
-      <w:tr>
-        <w:tc>
-          <w:tcPr/>
-          <w:p>
-            <w:pPr>
-              <w:pStyle w:val="Compact"/>
-              <w:spacing w:line="240" w:lineRule="auto"/>
-              <w:ind w:firstLine="0"/>
-              <w:jc w:val="left"/>
-            </w:pPr>
-            <w:r>
-              <w:rPr>
-                <w:rStyle w:val="VerbatimChar"/>
-                <w:rFonts w:ascii="Times New Roman" w:hAnsi="Times New Roman"/>
-                <w:sz w:val="20"/>
-              </w:rPr>
-              <w:t xml:space="preserve">scenarios</w:t>
-            </w:r>
-          </w:p>
-        </w:tc>
-        <w:tc>
-          <w:tcPr/>
-          <w:p>
-            <w:pPr>
-              <w:pStyle w:val="Compact"/>
-              <w:spacing w:line="240" w:lineRule="auto"/>
-              <w:ind w:firstLine="0"/>
-              <w:jc w:val="left"/>
-            </w:pPr>
-            <w:r>
-              <w:rPr>
-                <w:rFonts w:ascii="Times New Roman" w:hAnsi="Times New Roman"/>
-                <w:sz w:val="20"/>
-              </w:rPr>
-              <w:t xml:space="preserve">17</w:t>
-            </w:r>
-          </w:p>
-        </w:tc>
-        <w:tc>
-          <w:tcPr/>
-          <w:p>
-            <w:pPr>
-              <w:pStyle w:val="Compact"/>
-              <w:spacing w:line="240" w:lineRule="auto"/>
-              <w:ind w:firstLine="0"/>
-              <w:jc w:val="left"/>
-            </w:pPr>
-            <w:r>
-              <w:rPr>
-                <w:rFonts w:ascii="Times New Roman" w:hAnsi="Times New Roman"/>
-                <w:sz w:val="20"/>
-              </w:rPr>
-              <w:t xml:space="preserve">Сценарий: легенда заявителя + эталон карточки 112 + эталонные действия ДДС (specs/0.2 §5).</w:t>
-            </w:r>
-          </w:p>
-        </w:tc>
-      </w:tr>
-      <w:tr>
-        <w:tc>
-          <w:tcPr/>
-          <w:p>
-            <w:pPr>
-              <w:pStyle w:val="Compact"/>
-              <w:spacing w:line="240" w:lineRule="auto"/>
-              <w:ind w:firstLine="0"/>
-              <w:jc w:val="left"/>
-            </w:pPr>
-            <w:r>
-              <w:rPr>
-                <w:rStyle w:val="VerbatimChar"/>
-                <w:rFonts w:ascii="Times New Roman" w:hAnsi="Times New Roman"/>
-                <w:sz w:val="20"/>
-              </w:rPr>
-              <w:t xml:space="preserve">system_settings</w:t>
-            </w:r>
-          </w:p>
-        </w:tc>
-        <w:tc>
-          <w:tcPr/>
-          <w:p>
-            <w:pPr>
-              <w:pStyle w:val="Compact"/>
-              <w:spacing w:line="240" w:lineRule="auto"/>
-              <w:ind w:firstLine="0"/>
-              <w:jc w:val="left"/>
-            </w:pPr>
-            <w:r>
-              <w:rPr>
-                <w:rFonts w:ascii="Times New Roman" w:hAnsi="Times New Roman"/>
-                <w:sz w:val="20"/>
-              </w:rPr>
-              <w:t xml:space="preserve">4</w:t>
-            </w:r>
-          </w:p>
-        </w:tc>
-        <w:tc>
-          <w:tcPr/>
-          <w:p>
-            <w:pPr>
-              <w:pStyle w:val="Compact"/>
-              <w:spacing w:line="240" w:lineRule="auto"/>
-              <w:ind w:firstLine="0"/>
-              <w:jc w:val="left"/>
-            </w:pPr>
-            <w:r>
-              <w:rPr>
-                <w:rFonts w:ascii="Times New Roman" w:hAnsi="Times New Roman"/>
-                <w:sz w:val="20"/>
-              </w:rPr>
-              <w:t xml:space="preserve">настройки системы</w:t>
-            </w:r>
-          </w:p>
-        </w:tc>
-      </w:tr>
-      <w:tr>
-        <w:tc>
-          <w:tcPr/>
-          <w:p>
-            <w:pPr>
-              <w:pStyle w:val="Compact"/>
-              <w:spacing w:line="240" w:lineRule="auto"/>
-              <w:ind w:firstLine="0"/>
-              <w:jc w:val="left"/>
-            </w:pPr>
-            <w:r>
-              <w:rPr>
-                <w:rStyle w:val="VerbatimChar"/>
-                <w:rFonts w:ascii="Times New Roman" w:hAnsi="Times New Roman"/>
-                <w:sz w:val="20"/>
-              </w:rPr>
-              <w:t xml:space="preserve">training_call_messages</w:t>
-            </w:r>
-          </w:p>
-        </w:tc>
-        <w:tc>
-          <w:tcPr/>
-          <w:p>
-            <w:pPr>
-              <w:pStyle w:val="Compact"/>
-              <w:spacing w:line="240" w:lineRule="auto"/>
-              <w:ind w:firstLine="0"/>
-              <w:jc w:val="left"/>
-            </w:pPr>
-            <w:r>
-              <w:rPr>
-                <w:rFonts w:ascii="Times New Roman" w:hAnsi="Times New Roman"/>
-                <w:sz w:val="20"/>
-              </w:rPr>
-              <w:t xml:space="preserve">5</w:t>
-            </w:r>
-          </w:p>
-        </w:tc>
-        <w:tc>
-          <w:tcPr/>
-          <w:p>
-            <w:pPr>
-              <w:pStyle w:val="Compact"/>
-              <w:spacing w:line="240" w:lineRule="auto"/>
-              <w:ind w:firstLine="0"/>
-              <w:jc w:val="left"/>
-            </w:pPr>
-          </w:p>
-        </w:tc>
-      </w:tr>
-      <w:tr>
-        <w:tc>
-          <w:tcPr/>
-          <w:p>
-            <w:pPr>
-              <w:pStyle w:val="Compact"/>
-              <w:spacing w:line="240" w:lineRule="auto"/>
-              <w:ind w:firstLine="0"/>
-              <w:jc w:val="left"/>
-            </w:pPr>
-            <w:r>
-              <w:rPr>
-                <w:rStyle w:val="VerbatimChar"/>
-                <w:rFonts w:ascii="Times New Roman" w:hAnsi="Times New Roman"/>
-                <w:sz w:val="20"/>
-              </w:rPr>
-              <w:t xml:space="preserve">training_calls</w:t>
-            </w:r>
-          </w:p>
-        </w:tc>
-        <w:tc>
-          <w:tcPr/>
-          <w:p>
-            <w:pPr>
-              <w:pStyle w:val="Compact"/>
-              <w:spacing w:line="240" w:lineRule="auto"/>
-              <w:ind w:firstLine="0"/>
-              <w:jc w:val="left"/>
-            </w:pPr>
-            <w:r>
-              <w:rPr>
-                <w:rFonts w:ascii="Times New Roman" w:hAnsi="Times New Roman"/>
-                <w:sz w:val="20"/>
-              </w:rPr>
-              <w:t xml:space="preserve">15</w:t>
-            </w:r>
-          </w:p>
-        </w:tc>
-        <w:tc>
-          <w:tcPr/>
-          <w:p>
-            <w:pPr>
-              <w:pStyle w:val="Compact"/>
-              <w:spacing w:line="240" w:lineRule="auto"/>
-              <w:ind w:firstLine="0"/>
-              <w:jc w:val="left"/>
-            </w:pPr>
-            <w:r>
-              <w:rPr>
-                <w:rFonts w:ascii="Times New Roman" w:hAnsi="Times New Roman"/>
-                <w:sz w:val="20"/>
-              </w:rPr>
-              <w:t xml:space="preserve">Учебный звонок (п. 1.4, 2.3): входящий вызов заявителя, звонки ДДС старшему группы, заявителю, в службу.</w:t>
-            </w:r>
-          </w:p>
-        </w:tc>
-      </w:tr>
-      <w:tr>
-        <w:tc>
-          <w:tcPr/>
-          <w:p>
-            <w:pPr>
-              <w:pStyle w:val="Compact"/>
-              <w:spacing w:line="240" w:lineRule="auto"/>
-              <w:ind w:firstLine="0"/>
-              <w:jc w:val="left"/>
-            </w:pPr>
-            <w:r>
-              <w:rPr>
-                <w:rStyle w:val="VerbatimChar"/>
-                <w:rFonts w:ascii="Times New Roman" w:hAnsi="Times New Roman"/>
-                <w:sz w:val="20"/>
-              </w:rPr>
-              <w:t xml:space="preserve">training_sessions</w:t>
-            </w:r>
-          </w:p>
-        </w:tc>
-        <w:tc>
-          <w:tcPr/>
-          <w:p>
-            <w:pPr>
-              <w:pStyle w:val="Compact"/>
-              <w:spacing w:line="240" w:lineRule="auto"/>
-              <w:ind w:firstLine="0"/>
-              <w:jc w:val="left"/>
-            </w:pPr>
-            <w:r>
-              <w:rPr>
-                <w:rFonts w:ascii="Times New Roman" w:hAnsi="Times New Roman"/>
-                <w:sz w:val="20"/>
-              </w:rPr>
-              <w:t xml:space="preserve">11</w:t>
-            </w:r>
-          </w:p>
-        </w:tc>
-        <w:tc>
-          <w:tcPr/>
-          <w:p>
-            <w:pPr>
-              <w:pStyle w:val="Compact"/>
-              <w:spacing w:line="240" w:lineRule="auto"/>
-              <w:ind w:firstLine="0"/>
-              <w:jc w:val="left"/>
-            </w:pPr>
-            <w:r>
-              <w:rPr>
-                <w:rFonts w:ascii="Times New Roman" w:hAnsi="Times New Roman"/>
-                <w:sz w:val="20"/>
-              </w:rPr>
-              <w:t xml:space="preserve">Занятие: тип, категории, источник карточек, норматив (по умолчанию 30 с), пороги, темп очереди.</w:t>
-            </w:r>
-          </w:p>
-        </w:tc>
-      </w:tr>
-      <w:tr>
-        <w:tc>
-          <w:tcPr/>
-          <w:p>
-            <w:pPr>
-              <w:pStyle w:val="Compact"/>
-              <w:spacing w:line="240" w:lineRule="auto"/>
-              <w:ind w:firstLine="0"/>
-              <w:jc w:val="left"/>
-            </w:pPr>
-            <w:r>
-              <w:rPr>
-                <w:rStyle w:val="VerbatimChar"/>
-                <w:rFonts w:ascii="Times New Roman" w:hAnsi="Times New Roman"/>
-                <w:sz w:val="20"/>
-              </w:rPr>
               <w:t xml:space="preserve">users</w:t>
             </w:r>
           </w:p>
@@ -9155,7 +9193,7 @@
                 <w:rFonts w:ascii="Times New Roman" w:hAnsi="Times New Roman"/>
                 <w:sz w:val="20"/>
               </w:rPr>
-              <w:t xml:space="preserve">12</w:t>
+              <w:t xml:space="preserve">13</w:t>
             </w:r>
           </w:p>
         </w:tc>
@@ -11569,6 +11607,44 @@
                 <w:sz w:val="20"/>
               </w:rPr>
               <w:t xml:space="preserve">выполнен на SQLite; повтор на целевом сервере</w:t>
+            </w:r>
+          </w:p>
+        </w:tc>
+      </w:tr>
+      <w:tr>
+        <w:tc>
+          <w:tcPr/>
+          <w:p>
+            <w:pPr>
+              <w:pStyle w:val="Compact"/>
+              <w:spacing w:line="240" w:lineRule="auto"/>
+              <w:ind w:firstLine="0"/>
+              <w:jc w:val="left"/>
+            </w:pPr>
+            <w:r>
+              <w:rPr>
+                <w:rFonts w:ascii="Times New Roman" w:hAnsi="Times New Roman"/>
+                <w:sz w:val="20"/>
+              </w:rPr>
+              <w:t xml:space="preserve">Пауза учебного таймера на подсказки</w:t>
+            </w:r>
+          </w:p>
+        </w:tc>
+        <w:tc>
+          <w:tcPr/>
+          <w:p>
+            <w:pPr>
+              <w:pStyle w:val="Compact"/>
+              <w:spacing w:line="240" w:lineRule="auto"/>
+              <w:ind w:firstLine="0"/>
+              <w:jc w:val="left"/>
+            </w:pPr>
+            <w:r>
+              <w:rPr>
+                <w:rFonts w:ascii="Times New Roman" w:hAnsi="Times New Roman"/>
+                <w:sz w:val="20"/>
+              </w:rPr>
+              <w:t xml:space="preserve">не больше 10 минут на таймер, каждая пауза — в журнале аудита; пауза ДДС общая для службы: если за одну службу работают двое, таймеры очереди стоят у обоих</w:t>
             </w:r>
           </w:p>
         </w:tc>
@@ -13036,7 +13112,7 @@
                 <w:rFonts w:ascii="Times New Roman" w:hAnsi="Times New Roman"/>
                 <w:sz w:val="20"/>
               </w:rPr>
-              <w:t xml:space="preserve">5.1, 4.4, 6.1</w:t>
+              <w:t xml:space="preserve">5.1, 5.3, 4.4, 6.1</w:t>
             </w:r>
           </w:p>
         </w:tc>
@@ -13072,7 +13148,7 @@
                 <w:rFonts w:ascii="Times New Roman" w:hAnsi="Times New Roman"/>
                 <w:sz w:val="20"/>
               </w:rPr>
-              <w:t xml:space="preserve">назначенные занятия, справочная база и материалы, эмулятор, свои результаты и рекомендации, таймер, черновик карточки</w:t>
+              <w:t xml:space="preserve">назначенные занятия, справочная база и материалы, эмулятор, свои результаты и рекомендации, таймер, черновик карточки; подсказки по кнопкам для нового обучающегося</w:t>
             </w:r>
           </w:p>
         </w:tc>
@@ -23590,7 +23666,7 @@
         <w:pStyle w:val="FirstParagraph"/>
       </w:pPr>
       <w:r>
-        <w:t xml:space="preserve">Всего операций: 106. Спецификация — файл</w:t>
+        <w:t xml:space="preserve">Всего операций: 110. Спецификация — файл</w:t>
       </w:r>
       <w:r>
         <w:t xml:space="preserve"> </w:t>
@@ -23615,6 +23691,382 @@
           <w:bCs/>
         </w:rPr>
         <w:t xml:space="preserve">Вход</w:t>
+      </w:r>
+    </w:p>
+    <w:tbl>
+      <w:tblPr>
+        <w:tblW w:type="pct" w:w="5000"/>
+        <w:tblLayout w:type="fixed"/>
+        <w:tblLook w:firstRow="1" w:lastRow="0" w:firstColumn="0" w:lastColumn="0" w:noHBand="0" w:noVBand="0" w:val="0020"/>
+        <w:tblBorders>
+          <w:top w:val="single" w:sz="4" w:color="000000"/>
+          <w:left w:val="single" w:sz="4" w:color="000000"/>
+          <w:bottom w:val="single" w:sz="4" w:color="000000"/>
+          <w:right w:val="single" w:sz="4" w:color="000000"/>
+          <w:insideH w:val="single" w:sz="4" w:color="000000"/>
+          <w:insideV w:val="single" w:sz="4" w:color="000000"/>
+        </w:tblBorders>
+      </w:tblPr>
+      <w:tblGrid>
+        <w:gridCol w:w="1105"/>
+        <w:gridCol w:w="3315"/>
+        <w:gridCol w:w="3499"/>
+      </w:tblGrid>
+      <w:tr>
+        <w:trPr>
+          <w:tblHeader w:val="on"/>
+        </w:trPr>
+        <w:tc>
+          <w:tcPr/>
+          <w:p>
+            <w:pPr>
+              <w:pStyle w:val="Compact"/>
+              <w:spacing w:line="240" w:lineRule="auto"/>
+              <w:ind w:firstLine="0"/>
+              <w:jc w:val="left"/>
+            </w:pPr>
+            <w:r>
+              <w:rPr>
+                <w:rFonts w:ascii="Times New Roman" w:hAnsi="Times New Roman"/>
+                <w:sz w:val="20"/>
+              </w:rPr>
+              <w:t xml:space="preserve">Метод</w:t>
+            </w:r>
+          </w:p>
+        </w:tc>
+        <w:tc>
+          <w:tcPr/>
+          <w:p>
+            <w:pPr>
+              <w:pStyle w:val="Compact"/>
+              <w:spacing w:line="240" w:lineRule="auto"/>
+              <w:ind w:firstLine="0"/>
+              <w:jc w:val="left"/>
+            </w:pPr>
+            <w:r>
+              <w:rPr>
+                <w:rFonts w:ascii="Times New Roman" w:hAnsi="Times New Roman"/>
+                <w:sz w:val="20"/>
+              </w:rPr>
+              <w:t xml:space="preserve">Путь</w:t>
+            </w:r>
+          </w:p>
+        </w:tc>
+        <w:tc>
+          <w:tcPr/>
+          <w:p>
+            <w:pPr>
+              <w:pStyle w:val="Compact"/>
+              <w:spacing w:line="240" w:lineRule="auto"/>
+              <w:ind w:firstLine="0"/>
+              <w:jc w:val="left"/>
+            </w:pPr>
+            <w:r>
+              <w:rPr>
+                <w:rFonts w:ascii="Times New Roman" w:hAnsi="Times New Roman"/>
+                <w:sz w:val="20"/>
+              </w:rPr>
+              <w:t xml:space="preserve">Назначение</w:t>
+            </w:r>
+          </w:p>
+        </w:tc>
+      </w:tr>
+      <w:tr>
+        <w:tc>
+          <w:tcPr/>
+          <w:p>
+            <w:pPr>
+              <w:pStyle w:val="Compact"/>
+              <w:spacing w:line="240" w:lineRule="auto"/>
+              <w:ind w:firstLine="0"/>
+              <w:jc w:val="left"/>
+            </w:pPr>
+            <w:r>
+              <w:rPr>
+                <w:rFonts w:ascii="Times New Roman" w:hAnsi="Times New Roman"/>
+                <w:sz w:val="20"/>
+              </w:rPr>
+              <w:t xml:space="preserve">POST</w:t>
+            </w:r>
+          </w:p>
+        </w:tc>
+        <w:tc>
+          <w:tcPr/>
+          <w:p>
+            <w:pPr>
+              <w:pStyle w:val="Compact"/>
+              <w:spacing w:line="240" w:lineRule="auto"/>
+              <w:ind w:firstLine="0"/>
+              <w:jc w:val="left"/>
+            </w:pPr>
+            <w:r>
+              <w:rPr>
+                <w:rStyle w:val="VerbatimChar"/>
+                <w:rFonts w:ascii="Times New Roman" w:hAnsi="Times New Roman"/>
+                <w:sz w:val="20"/>
+              </w:rPr>
+              <w:t xml:space="preserve">/api/v1/auth/login</w:t>
+            </w:r>
+          </w:p>
+        </w:tc>
+        <w:tc>
+          <w:tcPr/>
+          <w:p>
+            <w:pPr>
+              <w:pStyle w:val="Compact"/>
+              <w:spacing w:line="240" w:lineRule="auto"/>
+              <w:ind w:firstLine="0"/>
+              <w:jc w:val="left"/>
+            </w:pPr>
+            <w:r>
+              <w:rPr>
+                <w:rFonts w:ascii="Times New Roman" w:hAnsi="Times New Roman"/>
+                <w:sz w:val="20"/>
+              </w:rPr>
+              <w:t xml:space="preserve">Вход: логин, пароль, номер АРМ (публичный)</w:t>
+            </w:r>
+          </w:p>
+        </w:tc>
+      </w:tr>
+      <w:tr>
+        <w:tc>
+          <w:tcPr/>
+          <w:p>
+            <w:pPr>
+              <w:pStyle w:val="Compact"/>
+              <w:spacing w:line="240" w:lineRule="auto"/>
+              <w:ind w:firstLine="0"/>
+              <w:jc w:val="left"/>
+            </w:pPr>
+            <w:r>
+              <w:rPr>
+                <w:rFonts w:ascii="Times New Roman" w:hAnsi="Times New Roman"/>
+                <w:sz w:val="20"/>
+              </w:rPr>
+              <w:t xml:space="preserve">POST</w:t>
+            </w:r>
+          </w:p>
+        </w:tc>
+        <w:tc>
+          <w:tcPr/>
+          <w:p>
+            <w:pPr>
+              <w:pStyle w:val="Compact"/>
+              <w:spacing w:line="240" w:lineRule="auto"/>
+              <w:ind w:firstLine="0"/>
+              <w:jc w:val="left"/>
+            </w:pPr>
+            <w:r>
+              <w:rPr>
+                <w:rStyle w:val="VerbatimChar"/>
+                <w:rFonts w:ascii="Times New Roman" w:hAnsi="Times New Roman"/>
+                <w:sz w:val="20"/>
+              </w:rPr>
+              <w:t xml:space="preserve">/api/v1/auth/logout</w:t>
+            </w:r>
+          </w:p>
+        </w:tc>
+        <w:tc>
+          <w:tcPr/>
+          <w:p>
+            <w:pPr>
+              <w:pStyle w:val="Compact"/>
+              <w:spacing w:line="240" w:lineRule="auto"/>
+              <w:ind w:firstLine="0"/>
+              <w:jc w:val="left"/>
+            </w:pPr>
+            <w:r>
+              <w:rPr>
+                <w:rFonts w:ascii="Times New Roman" w:hAnsi="Times New Roman"/>
+                <w:sz w:val="20"/>
+              </w:rPr>
+              <w:t xml:space="preserve">Выход: отзыв текущей сессии</w:t>
+            </w:r>
+          </w:p>
+        </w:tc>
+      </w:tr>
+      <w:tr>
+        <w:tc>
+          <w:tcPr/>
+          <w:p>
+            <w:pPr>
+              <w:pStyle w:val="Compact"/>
+              <w:spacing w:line="240" w:lineRule="auto"/>
+              <w:ind w:firstLine="0"/>
+              <w:jc w:val="left"/>
+            </w:pPr>
+            <w:r>
+              <w:rPr>
+                <w:rFonts w:ascii="Times New Roman" w:hAnsi="Times New Roman"/>
+                <w:sz w:val="20"/>
+              </w:rPr>
+              <w:t xml:space="preserve">GET</w:t>
+            </w:r>
+          </w:p>
+        </w:tc>
+        <w:tc>
+          <w:tcPr/>
+          <w:p>
+            <w:pPr>
+              <w:pStyle w:val="Compact"/>
+              <w:spacing w:line="240" w:lineRule="auto"/>
+              <w:ind w:firstLine="0"/>
+              <w:jc w:val="left"/>
+            </w:pPr>
+            <w:r>
+              <w:rPr>
+                <w:rStyle w:val="VerbatimChar"/>
+                <w:rFonts w:ascii="Times New Roman" w:hAnsi="Times New Roman"/>
+                <w:sz w:val="20"/>
+              </w:rPr>
+              <w:t xml:space="preserve">/api/v1/auth/me</w:t>
+            </w:r>
+          </w:p>
+        </w:tc>
+        <w:tc>
+          <w:tcPr/>
+          <w:p>
+            <w:pPr>
+              <w:pStyle w:val="Compact"/>
+              <w:spacing w:line="240" w:lineRule="auto"/>
+              <w:ind w:firstLine="0"/>
+              <w:jc w:val="left"/>
+            </w:pPr>
+            <w:r>
+              <w:rPr>
+                <w:rFonts w:ascii="Times New Roman" w:hAnsi="Times New Roman"/>
+                <w:sz w:val="20"/>
+              </w:rPr>
+              <w:t xml:space="preserve">Текущий пользователь, роль и права</w:t>
+            </w:r>
+          </w:p>
+        </w:tc>
+      </w:tr>
+      <w:tr>
+        <w:tc>
+          <w:tcPr/>
+          <w:p>
+            <w:pPr>
+              <w:pStyle w:val="Compact"/>
+              <w:spacing w:line="240" w:lineRule="auto"/>
+              <w:ind w:firstLine="0"/>
+              <w:jc w:val="left"/>
+            </w:pPr>
+            <w:r>
+              <w:rPr>
+                <w:rFonts w:ascii="Times New Roman" w:hAnsi="Times New Roman"/>
+                <w:sz w:val="20"/>
+              </w:rPr>
+              <w:t xml:space="preserve">GET</w:t>
+            </w:r>
+          </w:p>
+        </w:tc>
+        <w:tc>
+          <w:tcPr/>
+          <w:p>
+            <w:pPr>
+              <w:pStyle w:val="Compact"/>
+              <w:spacing w:line="240" w:lineRule="auto"/>
+              <w:ind w:firstLine="0"/>
+              <w:jc w:val="left"/>
+            </w:pPr>
+            <w:r>
+              <w:rPr>
+                <w:rStyle w:val="VerbatimChar"/>
+                <w:rFonts w:ascii="Times New Roman" w:hAnsi="Times New Roman"/>
+                <w:sz w:val="20"/>
+              </w:rPr>
+              <w:t xml:space="preserve">/api/v1/auth/onboarding</w:t>
+            </w:r>
+          </w:p>
+        </w:tc>
+        <w:tc>
+          <w:tcPr/>
+          <w:p>
+            <w:pPr>
+              <w:pStyle w:val="Compact"/>
+              <w:spacing w:line="240" w:lineRule="auto"/>
+              <w:ind w:firstLine="0"/>
+              <w:jc w:val="left"/>
+            </w:pPr>
+            <w:r>
+              <w:rPr>
+                <w:rFonts w:ascii="Times New Roman" w:hAnsi="Times New Roman"/>
+                <w:sz w:val="20"/>
+              </w:rPr>
+              <w:t xml:space="preserve">Обучение интерфейсу: мой прогресс (п. 5.3)</w:t>
+            </w:r>
+          </w:p>
+        </w:tc>
+      </w:tr>
+      <w:tr>
+        <w:tc>
+          <w:tcPr/>
+          <w:p>
+            <w:pPr>
+              <w:pStyle w:val="Compact"/>
+              <w:spacing w:line="240" w:lineRule="auto"/>
+              <w:ind w:firstLine="0"/>
+              <w:jc w:val="left"/>
+            </w:pPr>
+            <w:r>
+              <w:rPr>
+                <w:rFonts w:ascii="Times New Roman" w:hAnsi="Times New Roman"/>
+                <w:sz w:val="20"/>
+              </w:rPr>
+              <w:t xml:space="preserve">POST</w:t>
+            </w:r>
+          </w:p>
+        </w:tc>
+        <w:tc>
+          <w:tcPr/>
+          <w:p>
+            <w:pPr>
+              <w:pStyle w:val="Compact"/>
+              <w:spacing w:line="240" w:lineRule="auto"/>
+              <w:ind w:firstLine="0"/>
+              <w:jc w:val="left"/>
+            </w:pPr>
+            <w:r>
+              <w:rPr>
+                <w:rStyle w:val="VerbatimChar"/>
+                <w:rFonts w:ascii="Times New Roman" w:hAnsi="Times New Roman"/>
+                <w:sz w:val="20"/>
+              </w:rPr>
+              <w:t xml:space="preserve">/api/v1/auth/onboarding</w:t>
+            </w:r>
+          </w:p>
+        </w:tc>
+        <w:tc>
+          <w:tcPr/>
+          <w:p>
+            <w:pPr>
+              <w:pStyle w:val="Compact"/>
+              <w:spacing w:line="240" w:lineRule="auto"/>
+              <w:ind w:firstLine="0"/>
+              <w:jc w:val="left"/>
+            </w:pPr>
+            <w:r>
+              <w:rPr>
+                <w:rFonts w:ascii="Times New Roman" w:hAnsi="Times New Roman"/>
+                <w:sz w:val="20"/>
+              </w:rPr>
+              <w:t xml:space="preserve">Обучение интерфейсу: экран пройден, пропустить всё или начать заново (п. 5.3)</w:t>
+            </w:r>
+          </w:p>
+        </w:tc>
+      </w:tr>
+    </w:tbl>
+    <w:p>
+      <w:pPr>
+        <w:pStyle w:val="BodyText"/>
+      </w:pPr>
+      <w:r>
+        <w:rPr>
+          <w:b/>
+          <w:bCs/>
+        </w:rPr>
+        <w:t xml:space="preserve">Пользователи</w:t>
       </w:r>
     </w:p>
     <w:tbl>
@@ -23710,268 +24162,6 @@
                 <w:rFonts w:ascii="Times New Roman" w:hAnsi="Times New Roman"/>
                 <w:sz w:val="20"/>
               </w:rPr>
-              <w:t xml:space="preserve">POST</w:t>
-            </w:r>
-          </w:p>
-        </w:tc>
-        <w:tc>
-          <w:tcPr/>
-          <w:p>
-            <w:pPr>
-              <w:pStyle w:val="Compact"/>
-              <w:spacing w:line="240" w:lineRule="auto"/>
-              <w:ind w:firstLine="0"/>
-              <w:jc w:val="left"/>
-            </w:pPr>
-            <w:r>
-              <w:rPr>
-                <w:rStyle w:val="VerbatimChar"/>
-                <w:rFonts w:ascii="Times New Roman" w:hAnsi="Times New Roman"/>
-                <w:sz w:val="20"/>
-              </w:rPr>
-              <w:t xml:space="preserve">/api/v1/auth/login</w:t>
-            </w:r>
-          </w:p>
-        </w:tc>
-        <w:tc>
-          <w:tcPr/>
-          <w:p>
-            <w:pPr>
-              <w:pStyle w:val="Compact"/>
-              <w:spacing w:line="240" w:lineRule="auto"/>
-              <w:ind w:firstLine="0"/>
-              <w:jc w:val="left"/>
-            </w:pPr>
-            <w:r>
-              <w:rPr>
-                <w:rFonts w:ascii="Times New Roman" w:hAnsi="Times New Roman"/>
-                <w:sz w:val="20"/>
-              </w:rPr>
-              <w:t xml:space="preserve">Вход: логин, пароль, номер АРМ (публичный)</w:t>
-            </w:r>
-          </w:p>
-        </w:tc>
-      </w:tr>
-      <w:tr>
-        <w:tc>
-          <w:tcPr/>
-          <w:p>
-            <w:pPr>
-              <w:pStyle w:val="Compact"/>
-              <w:spacing w:line="240" w:lineRule="auto"/>
-              <w:ind w:firstLine="0"/>
-              <w:jc w:val="left"/>
-            </w:pPr>
-            <w:r>
-              <w:rPr>
-                <w:rFonts w:ascii="Times New Roman" w:hAnsi="Times New Roman"/>
-                <w:sz w:val="20"/>
-              </w:rPr>
-              <w:t xml:space="preserve">POST</w:t>
-            </w:r>
-          </w:p>
-        </w:tc>
-        <w:tc>
-          <w:tcPr/>
-          <w:p>
-            <w:pPr>
-              <w:pStyle w:val="Compact"/>
-              <w:spacing w:line="240" w:lineRule="auto"/>
-              <w:ind w:firstLine="0"/>
-              <w:jc w:val="left"/>
-            </w:pPr>
-            <w:r>
-              <w:rPr>
-                <w:rStyle w:val="VerbatimChar"/>
-                <w:rFonts w:ascii="Times New Roman" w:hAnsi="Times New Roman"/>
-                <w:sz w:val="20"/>
-              </w:rPr>
-              <w:t xml:space="preserve">/api/v1/auth/logout</w:t>
-            </w:r>
-          </w:p>
-        </w:tc>
-        <w:tc>
-          <w:tcPr/>
-          <w:p>
-            <w:pPr>
-              <w:pStyle w:val="Compact"/>
-              <w:spacing w:line="240" w:lineRule="auto"/>
-              <w:ind w:firstLine="0"/>
-              <w:jc w:val="left"/>
-            </w:pPr>
-            <w:r>
-              <w:rPr>
-                <w:rFonts w:ascii="Times New Roman" w:hAnsi="Times New Roman"/>
-                <w:sz w:val="20"/>
-              </w:rPr>
-              <w:t xml:space="preserve">Выход: отзыв текущей сессии</w:t>
-            </w:r>
-          </w:p>
-        </w:tc>
-      </w:tr>
-      <w:tr>
-        <w:tc>
-          <w:tcPr/>
-          <w:p>
-            <w:pPr>
-              <w:pStyle w:val="Compact"/>
-              <w:spacing w:line="240" w:lineRule="auto"/>
-              <w:ind w:firstLine="0"/>
-              <w:jc w:val="left"/>
-            </w:pPr>
-            <w:r>
-              <w:rPr>
-                <w:rFonts w:ascii="Times New Roman" w:hAnsi="Times New Roman"/>
-                <w:sz w:val="20"/>
-              </w:rPr>
-              <w:t xml:space="preserve">GET</w:t>
-            </w:r>
-          </w:p>
-        </w:tc>
-        <w:tc>
-          <w:tcPr/>
-          <w:p>
-            <w:pPr>
-              <w:pStyle w:val="Compact"/>
-              <w:spacing w:line="240" w:lineRule="auto"/>
-              <w:ind w:firstLine="0"/>
-              <w:jc w:val="left"/>
-            </w:pPr>
-            <w:r>
-              <w:rPr>
-                <w:rStyle w:val="VerbatimChar"/>
-                <w:rFonts w:ascii="Times New Roman" w:hAnsi="Times New Roman"/>
-                <w:sz w:val="20"/>
-              </w:rPr>
-              <w:t xml:space="preserve">/api/v1/auth/me</w:t>
-            </w:r>
-          </w:p>
-        </w:tc>
-        <w:tc>
-          <w:tcPr/>
-          <w:p>
-            <w:pPr>
-              <w:pStyle w:val="Compact"/>
-              <w:spacing w:line="240" w:lineRule="auto"/>
-              <w:ind w:firstLine="0"/>
-              <w:jc w:val="left"/>
-            </w:pPr>
-            <w:r>
-              <w:rPr>
-                <w:rFonts w:ascii="Times New Roman" w:hAnsi="Times New Roman"/>
-                <w:sz w:val="20"/>
-              </w:rPr>
-              <w:t xml:space="preserve">Текущий пользователь, роль и права</w:t>
-            </w:r>
-          </w:p>
-        </w:tc>
-      </w:tr>
-    </w:tbl>
-    <w:p>
-      <w:pPr>
-        <w:pStyle w:val="BodyText"/>
-      </w:pPr>
-      <w:r>
-        <w:rPr>
-          <w:b/>
-          <w:bCs/>
-        </w:rPr>
-        <w:t xml:space="preserve">Пользователи</w:t>
-      </w:r>
-    </w:p>
-    <w:tbl>
-      <w:tblPr>
-        <w:tblW w:type="pct" w:w="5000"/>
-        <w:tblLayout w:type="fixed"/>
-        <w:tblLook w:firstRow="1" w:lastRow="0" w:firstColumn="0" w:lastColumn="0" w:noHBand="0" w:noVBand="0" w:val="0020"/>
-        <w:tblBorders>
-          <w:top w:val="single" w:sz="4" w:color="000000"/>
-          <w:left w:val="single" w:sz="4" w:color="000000"/>
-          <w:bottom w:val="single" w:sz="4" w:color="000000"/>
-          <w:right w:val="single" w:sz="4" w:color="000000"/>
-          <w:insideH w:val="single" w:sz="4" w:color="000000"/>
-          <w:insideV w:val="single" w:sz="4" w:color="000000"/>
-        </w:tblBorders>
-      </w:tblPr>
-      <w:tblGrid>
-        <w:gridCol w:w="1250"/>
-        <w:gridCol w:w="3751"/>
-        <w:gridCol w:w="2917"/>
-      </w:tblGrid>
-      <w:tr>
-        <w:trPr>
-          <w:tblHeader w:val="on"/>
-        </w:trPr>
-        <w:tc>
-          <w:tcPr/>
-          <w:p>
-            <w:pPr>
-              <w:pStyle w:val="Compact"/>
-              <w:spacing w:line="240" w:lineRule="auto"/>
-              <w:ind w:firstLine="0"/>
-              <w:jc w:val="left"/>
-            </w:pPr>
-            <w:r>
-              <w:rPr>
-                <w:rFonts w:ascii="Times New Roman" w:hAnsi="Times New Roman"/>
-                <w:sz w:val="20"/>
-              </w:rPr>
-              <w:t xml:space="preserve">Метод</w:t>
-            </w:r>
-          </w:p>
-        </w:tc>
-        <w:tc>
-          <w:tcPr/>
-          <w:p>
-            <w:pPr>
-              <w:pStyle w:val="Compact"/>
-              <w:spacing w:line="240" w:lineRule="auto"/>
-              <w:ind w:firstLine="0"/>
-              <w:jc w:val="left"/>
-            </w:pPr>
-            <w:r>
-              <w:rPr>
-                <w:rFonts w:ascii="Times New Roman" w:hAnsi="Times New Roman"/>
-                <w:sz w:val="20"/>
-              </w:rPr>
-              <w:t xml:space="preserve">Путь</w:t>
-            </w:r>
-          </w:p>
-        </w:tc>
-        <w:tc>
-          <w:tcPr/>
-          <w:p>
-            <w:pPr>
-              <w:pStyle w:val="Compact"/>
-              <w:spacing w:line="240" w:lineRule="auto"/>
-              <w:ind w:firstLine="0"/>
-              <w:jc w:val="left"/>
-            </w:pPr>
-            <w:r>
-              <w:rPr>
-                <w:rFonts w:ascii="Times New Roman" w:hAnsi="Times New Roman"/>
-                <w:sz w:val="20"/>
-              </w:rPr>
-              <w:t xml:space="preserve">Назначение</w:t>
-            </w:r>
-          </w:p>
-        </w:tc>
-      </w:tr>
-      <w:tr>
-        <w:tc>
-          <w:tcPr/>
-          <w:p>
-            <w:pPr>
-              <w:pStyle w:val="Compact"/>
-              <w:spacing w:line="240" w:lineRule="auto"/>
-              <w:ind w:firstLine="0"/>
-              <w:jc w:val="left"/>
-            </w:pPr>
-            <w:r>
-              <w:rPr>
-                <w:rFonts w:ascii="Times New Roman" w:hAnsi="Times New Roman"/>
-                <w:sz w:val="20"/>
-              </w:rPr>
               <w:t xml:space="preserve">GET</w:t>
             </w:r>
           </w:p>
@@ -26088,6 +26278,63 @@
                 <w:rFonts w:ascii="Times New Roman" w:hAnsi="Times New Roman"/>
                 <w:sz w:val="20"/>
               </w:rPr>
+              <w:t xml:space="preserve">/api/v1/incidents/cards/{card_id}/timer</w:t>
+            </w:r>
+          </w:p>
+        </w:tc>
+        <w:tc>
+          <w:tcPr/>
+          <w:p>
+            <w:pPr>
+              <w:pStyle w:val="Compact"/>
+              <w:spacing w:line="240" w:lineRule="auto"/>
+              <w:ind w:firstLine="0"/>
+              <w:jc w:val="left"/>
+            </w:pPr>
+            <w:r>
+              <w:rPr>
+                <w:rFonts w:ascii="Times New Roman" w:hAnsi="Times New Roman"/>
+                <w:sz w:val="20"/>
+              </w:rPr>
+              <w:t xml:space="preserve">Пауза таймера черновика на время подсказок по карточке (п. 5.3): всего до 10 минут на карточку</w:t>
+            </w:r>
+          </w:p>
+        </w:tc>
+      </w:tr>
+      <w:tr>
+        <w:tc>
+          <w:tcPr/>
+          <w:p>
+            <w:pPr>
+              <w:pStyle w:val="Compact"/>
+              <w:spacing w:line="240" w:lineRule="auto"/>
+              <w:ind w:firstLine="0"/>
+              <w:jc w:val="left"/>
+            </w:pPr>
+            <w:r>
+              <w:rPr>
+                <w:rFonts w:ascii="Times New Roman" w:hAnsi="Times New Roman"/>
+                <w:sz w:val="20"/>
+              </w:rPr>
+              <w:t xml:space="preserve">POST</w:t>
+            </w:r>
+          </w:p>
+        </w:tc>
+        <w:tc>
+          <w:tcPr/>
+          <w:p>
+            <w:pPr>
+              <w:pStyle w:val="Compact"/>
+              <w:spacing w:line="240" w:lineRule="auto"/>
+              <w:ind w:firstLine="0"/>
+              <w:jc w:val="left"/>
+            </w:pPr>
+            <w:r>
+              <w:rPr>
+                <w:rStyle w:val="VerbatimChar"/>
+                <w:rFonts w:ascii="Times New Roman" w:hAnsi="Times New Roman"/>
+                <w:sz w:val="20"/>
+              </w:rPr>
               <w:t xml:space="preserve">/api/v1/incidents/cards/{card_id}/viewed</w:t>
             </w:r>
           </w:p>
@@ -26449,6 +26696,63 @@
                 <w:sz w:val="20"/>
               </w:rPr>
               <w:t xml:space="preserve">Реестр ДДС «Список происшествий»: карточки, поступившие в службу (dds/image3)</w:t>
+            </w:r>
+          </w:p>
+        </w:tc>
+      </w:tr>
+      <w:tr>
+        <w:tc>
+          <w:tcPr/>
+          <w:p>
+            <w:pPr>
+              <w:pStyle w:val="Compact"/>
+              <w:spacing w:line="240" w:lineRule="auto"/>
+              <w:ind w:firstLine="0"/>
+              <w:jc w:val="left"/>
+            </w:pPr>
+            <w:r>
+              <w:rPr>
+                <w:rFonts w:ascii="Times New Roman" w:hAnsi="Times New Roman"/>
+                <w:sz w:val="20"/>
+              </w:rPr>
+              <w:t xml:space="preserve">POST</w:t>
+            </w:r>
+          </w:p>
+        </w:tc>
+        <w:tc>
+          <w:tcPr/>
+          <w:p>
+            <w:pPr>
+              <w:pStyle w:val="Compact"/>
+              <w:spacing w:line="240" w:lineRule="auto"/>
+              <w:ind w:firstLine="0"/>
+              <w:jc w:val="left"/>
+            </w:pPr>
+            <w:r>
+              <w:rPr>
+                <w:rStyle w:val="VerbatimChar"/>
+                <w:rFonts w:ascii="Times New Roman" w:hAnsi="Times New Roman"/>
+                <w:sz w:val="20"/>
+              </w:rPr>
+              <w:t xml:space="preserve">/api/v1/incidents/dds/{service_code}/timer</w:t>
+            </w:r>
+          </w:p>
+        </w:tc>
+        <w:tc>
+          <w:tcPr/>
+          <w:p>
+            <w:pPr>
+              <w:pStyle w:val="Compact"/>
+              <w:spacing w:line="240" w:lineRule="auto"/>
+              <w:ind w:firstLine="0"/>
+              <w:jc w:val="left"/>
+            </w:pPr>
+            <w:r>
+              <w:rPr>
+                <w:rFonts w:ascii="Times New Roman" w:hAnsi="Times New Roman"/>
+                <w:sz w:val="20"/>
+              </w:rPr>
+              <w:t xml:space="preserve">Пауза таймера решения ДДС на время подсказок (п. 5.3): карточка или все ждущие решения; до 10 минут</w:t>
             </w:r>
           </w:p>
         </w:tc>

--- a/docs/delivery/out/Пояснительная_записка_АИскра.docx
+++ b/docs/delivery/out/Пояснительная_записка_АИскра.docx
@@ -97,7 +97,7 @@
           <w:b w:val="0"/>
           <w:sz w:val="24"/>
         </w:rPr>
-        <w:t>Москва, 28.09.2026</w:t>
+        <w:t>Москва, 29.09.2026</w:t>
       </w:r>
     </w:p>
     <w:p>
@@ -610,7 +610,7 @@
         </w:rPr>
         <w:t>5.6 Поиск и выдержки из учебных материалов</w:t>
         <w:tab/>
-        <w:t>16</w:t>
+        <w:t>17</w:t>
       </w:r>
     </w:p>
     <w:p>
@@ -629,7 +629,7 @@
         </w:rPr>
         <w:t>6 Модель данных и справочники</w:t>
         <w:tab/>
-        <w:t>17</w:t>
+        <w:t>18</w:t>
       </w:r>
     </w:p>
     <w:p>
@@ -648,7 +648,7 @@
         </w:rPr>
         <w:t>6.1 Справочники</w:t>
         <w:tab/>
-        <w:t>17</w:t>
+        <w:t>18</w:t>
       </w:r>
     </w:p>
     <w:p>
@@ -667,7 +667,7 @@
         </w:rPr>
         <w:t>6.2 Таблицы базы данных</w:t>
         <w:tab/>
-        <w:t>17</w:t>
+        <w:t>18</w:t>
       </w:r>
     </w:p>
     <w:p>
@@ -686,7 +686,7 @@
         </w:rPr>
         <w:t>7 Описание программного интерфейса</w:t>
         <w:tab/>
-        <w:t>19</w:t>
+        <w:t>20</w:t>
       </w:r>
     </w:p>
     <w:p>
@@ -705,7 +705,7 @@
         </w:rPr>
         <w:t>8 Сборка, установка, настройка и восстановление</w:t>
         <w:tab/>
-        <w:t>20</w:t>
+        <w:t>21</w:t>
       </w:r>
     </w:p>
     <w:p>
@@ -724,7 +724,7 @@
         </w:rPr>
         <w:t>8.1 Требования к окружению</w:t>
         <w:tab/>
-        <w:t>20</w:t>
+        <w:t>21</w:t>
       </w:r>
     </w:p>
     <w:p>
@@ -743,7 +743,7 @@
         </w:rPr>
         <w:t>8.2 Сборка и установка</w:t>
         <w:tab/>
-        <w:t>20</w:t>
+        <w:t>21</w:t>
       </w:r>
     </w:p>
     <w:p>
@@ -762,7 +762,7 @@
         </w:rPr>
         <w:t>8.3 Настройка</w:t>
         <w:tab/>
-        <w:t>20</w:t>
+        <w:t>21</w:t>
       </w:r>
     </w:p>
     <w:p>
@@ -781,7 +781,7 @@
         </w:rPr>
         <w:t>8.4 Резервное копирование и восстановление</w:t>
         <w:tab/>
-        <w:t>20</w:t>
+        <w:t>21</w:t>
       </w:r>
     </w:p>
     <w:p>
@@ -800,7 +800,7 @@
         </w:rPr>
         <w:t>8.5 Обслуживание</w:t>
         <w:tab/>
-        <w:t>21</w:t>
+        <w:t>22</w:t>
       </w:r>
     </w:p>
     <w:p>
@@ -819,7 +819,7 @@
         </w:rPr>
         <w:t>9 Информационная безопасность</w:t>
         <w:tab/>
-        <w:t>22</w:t>
+        <w:t>23</w:t>
       </w:r>
     </w:p>
     <w:p>
@@ -838,7 +838,7 @@
         </w:rPr>
         <w:t>10 Условия и ограничения</w:t>
         <w:tab/>
-        <w:t>23</w:t>
+        <w:t>24</w:t>
       </w:r>
     </w:p>
     <w:p>
@@ -857,7 +857,7 @@
         </w:rPr>
         <w:t>10.1 Производительность</w:t>
         <w:tab/>
-        <w:t>23</w:t>
+        <w:t>24</w:t>
       </w:r>
     </w:p>
     <w:p>
@@ -876,7 +876,7 @@
         </w:rPr>
         <w:t>10.2 Условия эксплуатации</w:t>
         <w:tab/>
-        <w:t>23</w:t>
+        <w:t>24</w:t>
       </w:r>
     </w:p>
     <w:p>
@@ -895,7 +895,7 @@
         </w:rPr>
         <w:t>10.3 Ограничения прототипа</w:t>
         <w:tab/>
-        <w:t>23</w:t>
+        <w:t>24</w:t>
       </w:r>
     </w:p>
     <w:p>
@@ -914,7 +914,7 @@
         </w:rPr>
         <w:t>11 Соответствие требованиям технического задания</w:t>
         <w:tab/>
-        <w:t>25</w:t>
+        <w:t>26</w:t>
       </w:r>
     </w:p>
     <w:p>
@@ -933,7 +933,7 @@
         </w:rPr>
         <w:t>12 Перечень используемых библиотек</w:t>
         <w:tab/>
-        <w:t>33</w:t>
+        <w:t>34</w:t>
       </w:r>
     </w:p>
     <w:p>
@@ -952,7 +952,7 @@
         </w:rPr>
         <w:t>13 Приложение А. Перечень операций программного интерфейса</w:t>
         <w:tab/>
-        <w:t>35</w:t>
+        <w:t>36</w:t>
       </w:r>
     </w:p>
     <w:p>
@@ -4545,6 +4545,64 @@
           <w:b/>
           <w:bCs/>
         </w:rPr>
+        <w:t xml:space="preserve">Эмоции заявителя меняются в разговоре.</w:t>
+      </w:r>
+      <w:r>
+        <w:t xml:space="preserve"> </w:t>
+      </w:r>
+      <w:r>
+        <w:t xml:space="preserve">Начальное состояние — эмоция, напряжение, доверие и готовность отвечать по шкале 0–10 — задают сложность сценария и группа происшествия: пожар — паника, ДТП — шок, коммунальная авария — раздражение. Дальше состояние меняют реплики оператора по правилам:</w:t>
+      </w:r>
+    </w:p>
+    <w:p>
+      <w:pPr>
+        <w:pStyle w:val="Compact"/>
+        <w:numPr>
+          <w:ilvl w:val="1"/>
+          <w:numId w:val="1006"/>
+        </w:numPr>
+      </w:pPr>
+      <w:r>
+        <w:t xml:space="preserve">«я вас слышу», «помощь уже едет», «оставайтесь на линии» снижают напряжение и повышают доверие;</w:t>
+      </w:r>
+    </w:p>
+    <w:p>
+      <w:pPr>
+        <w:pStyle w:val="Compact"/>
+        <w:numPr>
+          <w:ilvl w:val="1"/>
+          <w:numId w:val="1006"/>
+        </w:numPr>
+      </w:pPr>
+      <w:r>
+        <w:t xml:space="preserve">«успокойтесь», «не кричите», «быстрее говорите» — наоборот.</w:t>
+      </w:r>
+    </w:p>
+    <w:p>
+      <w:pPr>
+        <w:pStyle w:val="Compact"/>
+        <w:numPr>
+          <w:ilvl w:val="0"/>
+          <w:numId w:val="1000"/>
+        </w:numPr>
+      </w:pPr>
+      <w:r>
+        <w:t xml:space="preserve">Одна реплика засчитывается по каждому правилу один раз, поэтому паникующего заявителя успокаивают за несколько реплик. Модель получает состояние в запросе и отвечает в этом тоне; без модели ответ окрашивается словами вокруг фактов легенды. Реплики озвучиваются синтезом речи браузера: темп, высота и громкость голоса следуют состоянию. Состояние сохраняется у каждой реплики заявителя.</w:t>
+      </w:r>
+    </w:p>
+    <w:p>
+      <w:pPr>
+        <w:pStyle w:val="Compact"/>
+        <w:numPr>
+          <w:ilvl w:val="0"/>
+          <w:numId w:val="1005"/>
+        </w:numPr>
+      </w:pPr>
+      <w:r>
+        <w:rPr>
+          <w:b/>
+          <w:bCs/>
+        </w:rPr>
         <w:t xml:space="preserve">Старший группы</w:t>
       </w:r>
       <w:r>
@@ -5834,7 +5892,7 @@
         <w:pStyle w:val="Compact"/>
         <w:numPr>
           <w:ilvl w:val="0"/>
-          <w:numId w:val="1006"/>
+          <w:numId w:val="1007"/>
         </w:numPr>
       </w:pPr>
       <w:r>
@@ -5856,7 +5914,7 @@
         <w:pStyle w:val="Compact"/>
         <w:numPr>
           <w:ilvl w:val="1"/>
-          <w:numId w:val="1007"/>
+          <w:numId w:val="1008"/>
         </w:numPr>
       </w:pPr>
       <w:r>
@@ -5868,7 +5926,7 @@
         <w:pStyle w:val="Compact"/>
         <w:numPr>
           <w:ilvl w:val="1"/>
-          <w:numId w:val="1007"/>
+          <w:numId w:val="1008"/>
         </w:numPr>
       </w:pPr>
       <w:r>
@@ -5892,7 +5950,7 @@
         <w:pStyle w:val="Compact"/>
         <w:numPr>
           <w:ilvl w:val="0"/>
-          <w:numId w:val="1006"/>
+          <w:numId w:val="1007"/>
         </w:numPr>
       </w:pPr>
       <w:r>
@@ -5901,95 +5959,6 @@
           <w:iCs/>
         </w:rPr>
         <w:t xml:space="preserve">Профиль обучающегося</w:t>
-      </w:r>
-      <w:r>
-        <w:t xml:space="preserve">:</w:t>
-      </w:r>
-    </w:p>
-    <w:p>
-      <w:pPr>
-        <w:pStyle w:val="Compact"/>
-        <w:numPr>
-          <w:ilvl w:val="1"/>
-          <w:numId w:val="1008"/>
-        </w:numPr>
-      </w:pPr>
-      <w:r>
-        <w:t xml:space="preserve">средние по критериям против средних группы той же роли;</w:t>
-      </w:r>
-    </w:p>
-    <w:p>
-      <w:pPr>
-        <w:pStyle w:val="Compact"/>
-        <w:numPr>
-          <w:ilvl w:val="1"/>
-          <w:numId w:val="1008"/>
-        </w:numPr>
-      </w:pPr>
-      <w:r>
-        <w:t xml:space="preserve">типичные ошибки;</w:t>
-      </w:r>
-    </w:p>
-    <w:p>
-      <w:pPr>
-        <w:pStyle w:val="Compact"/>
-        <w:numPr>
-          <w:ilvl w:val="1"/>
-          <w:numId w:val="1008"/>
-        </w:numPr>
-      </w:pPr>
-      <w:r>
-        <w:t xml:space="preserve">отработанные группы классификатора — по сценарию вызова;</w:t>
-      </w:r>
-    </w:p>
-    <w:p>
-      <w:pPr>
-        <w:pStyle w:val="Compact"/>
-        <w:numPr>
-          <w:ilvl w:val="1"/>
-          <w:numId w:val="1008"/>
-        </w:numPr>
-      </w:pPr>
-      <w:r>
-        <w:t xml:space="preserve">балл по сложности заявителя.</w:t>
-      </w:r>
-    </w:p>
-    <w:p>
-      <w:pPr>
-        <w:pStyle w:val="Compact"/>
-        <w:numPr>
-          <w:ilvl w:val="0"/>
-          <w:numId w:val="1006"/>
-        </w:numPr>
-      </w:pPr>
-      <w:r>
-        <w:rPr>
-          <w:i/>
-          <w:iCs/>
-        </w:rPr>
-        <w:t xml:space="preserve">Разбор занятия</w:t>
-      </w:r>
-      <w:r>
-        <w:t xml:space="preserve"> </w:t>
-      </w:r>
-      <w:r>
-        <w:t xml:space="preserve">— для подведения итогов смены (ГОСТ Р 22.7.01, п. 3.12.3): характерные недостатки, слабые критерии с советом, превышения норматива, лучшие результаты. Одинаковые замечания сводятся без перечней, пояснений в скобках и чисел.</w:t>
-      </w:r>
-    </w:p>
-    <w:p>
-      <w:pPr>
-        <w:pStyle w:val="Compact"/>
-        <w:numPr>
-          <w:ilvl w:val="0"/>
-          <w:numId w:val="1006"/>
-        </w:numPr>
-      </w:pPr>
-      <w:r>
-        <w:rPr>
-          <w:i/>
-          <w:iCs/>
-        </w:rPr>
-        <w:t xml:space="preserve">Подбор задания</w:t>
       </w:r>
       <w:r>
         <w:t xml:space="preserve">:</w:t>
@@ -6004,7 +5973,7 @@
         </w:numPr>
       </w:pPr>
       <w:r>
-        <w:t xml:space="preserve">группы: до трёх групп классификатора со средним баллом ниже «порог + 15»; затем ещё не отработанные группы, для которых в банке есть утверждённые сценарии;</w:t>
+        <w:t xml:space="preserve">средние по критериям против средних группы той же роли;</w:t>
       </w:r>
     </w:p>
     <w:p>
@@ -6016,7 +5985,7 @@
         </w:numPr>
       </w:pPr>
       <w:r>
-        <w:t xml:space="preserve">сложность: медиана сложности пройденных сценариев, +1 при среднем балле последних 10 карточек от «порог + 15», −1 при балле ниже «порог − 10»;</w:t>
+        <w:t xml:space="preserve">типичные ошибки;</w:t>
       </w:r>
     </w:p>
     <w:p>
@@ -6028,7 +5997,19 @@
         </w:numPr>
       </w:pPr>
       <w:r>
-        <w:t xml:space="preserve">сценарии занятия выдаются ближайшей к заданной сложности.</w:t>
+        <w:t xml:space="preserve">отработанные группы классификатора — по сценарию вызова;</w:t>
+      </w:r>
+    </w:p>
+    <w:p>
+      <w:pPr>
+        <w:pStyle w:val="Compact"/>
+        <w:numPr>
+          <w:ilvl w:val="1"/>
+          <w:numId w:val="1009"/>
+        </w:numPr>
+      </w:pPr>
+      <w:r>
+        <w:t xml:space="preserve">балл по сложности заявителя.</w:t>
       </w:r>
     </w:p>
     <w:p>
@@ -6036,7 +6017,7 @@
         <w:pStyle w:val="Compact"/>
         <w:numPr>
           <w:ilvl w:val="0"/>
-          <w:numId w:val="1006"/>
+          <w:numId w:val="1007"/>
         </w:numPr>
       </w:pPr>
       <w:r>
@@ -6044,13 +6025,32 @@
           <w:i/>
           <w:iCs/>
         </w:rPr>
-        <w:t xml:space="preserve">Готовность к допуску</w:t>
+        <w:t xml:space="preserve">Разбор занятия</w:t>
       </w:r>
       <w:r>
         <w:t xml:space="preserve"> </w:t>
       </w:r>
       <w:r>
-        <w:t xml:space="preserve">— по шкале итогового контроля Программы подготовки дежурно-диспетчерского персонала ЕДДС (протокол Правкомиссии от 31.10.2023 № 9). Учитываются последние 10 оценённых карточек каждой роли:</w:t>
+        <w:t xml:space="preserve">— для подведения итогов смены (ГОСТ Р 22.7.01, п. 3.12.3): характерные недостатки, слабые критерии с советом, превышения норматива, лучшие результаты. Одинаковые замечания сводятся без перечней, пояснений в скобках и чисел.</w:t>
+      </w:r>
+    </w:p>
+    <w:p>
+      <w:pPr>
+        <w:pStyle w:val="Compact"/>
+        <w:numPr>
+          <w:ilvl w:val="0"/>
+          <w:numId w:val="1007"/>
+        </w:numPr>
+      </w:pPr>
+      <w:r>
+        <w:rPr>
+          <w:i/>
+          <w:iCs/>
+        </w:rPr>
+        <w:t xml:space="preserve">Подбор задания</w:t>
+      </w:r>
+      <w:r>
+        <w:t xml:space="preserve">:</w:t>
       </w:r>
     </w:p>
     <w:p>
@@ -6062,7 +6062,7 @@
         </w:numPr>
       </w:pPr>
       <w:r>
-        <w:t xml:space="preserve">«отлично» — средний балл от 90 и не меньше 90 % карточек в нормативе;</w:t>
+        <w:t xml:space="preserve">группы: до трёх групп классификатора со средним баллом ниже «порог + 15»; затем ещё не отработанные группы, для которых в банке есть утверждённые сценарии;</w:t>
       </w:r>
     </w:p>
     <w:p>
@@ -6074,7 +6074,7 @@
         </w:numPr>
       </w:pPr>
       <w:r>
-        <w:t xml:space="preserve">«хорошо» — от 75, в нормативе;</w:t>
+        <w:t xml:space="preserve">сложность: медиана сложности пройденных сценариев, +1 при среднем балле последних 10 карточек от «порог + 15», −1 при балле ниже «порог − 10»;</w:t>
       </w:r>
     </w:p>
     <w:p>
@@ -6086,7 +6086,29 @@
         </w:numPr>
       </w:pPr>
       <w:r>
-        <w:t xml:space="preserve">«удовлетворительно» — от 60, в нормативе или с небольшим превышением (не меньше 60 % в нормативе, 90-й процентиль не больше 1,5 норматива);</w:t>
+        <w:t xml:space="preserve">сценарии занятия выдаются ближайшей к заданной сложности.</w:t>
+      </w:r>
+    </w:p>
+    <w:p>
+      <w:pPr>
+        <w:pStyle w:val="Compact"/>
+        <w:numPr>
+          <w:ilvl w:val="0"/>
+          <w:numId w:val="1007"/>
+        </w:numPr>
+      </w:pPr>
+      <w:r>
+        <w:rPr>
+          <w:i/>
+          <w:iCs/>
+        </w:rPr>
+        <w:t xml:space="preserve">Готовность к допуску</w:t>
+      </w:r>
+      <w:r>
+        <w:t xml:space="preserve"> </w:t>
+      </w:r>
+      <w:r>
+        <w:t xml:space="preserve">— по шкале итогового контроля Программы подготовки дежурно-диспетчерского персонала ЕДДС (протокол Правкомиссии от 31.10.2023 № 9). Учитываются последние 10 оценённых карточек каждой роли:</w:t>
       </w:r>
     </w:p>
     <w:p>
@@ -6094,7 +6116,43 @@
         <w:pStyle w:val="Compact"/>
         <w:numPr>
           <w:ilvl w:val="1"/>
-          <w:numId w:val="1010"/>
+          <w:numId w:val="1011"/>
+        </w:numPr>
+      </w:pPr>
+      <w:r>
+        <w:t xml:space="preserve">«отлично» — средний балл от 90 и не меньше 90 % карточек в нормативе;</w:t>
+      </w:r>
+    </w:p>
+    <w:p>
+      <w:pPr>
+        <w:pStyle w:val="Compact"/>
+        <w:numPr>
+          <w:ilvl w:val="1"/>
+          <w:numId w:val="1011"/>
+        </w:numPr>
+      </w:pPr>
+      <w:r>
+        <w:t xml:space="preserve">«хорошо» — от 75, в нормативе;</w:t>
+      </w:r>
+    </w:p>
+    <w:p>
+      <w:pPr>
+        <w:pStyle w:val="Compact"/>
+        <w:numPr>
+          <w:ilvl w:val="1"/>
+          <w:numId w:val="1011"/>
+        </w:numPr>
+      </w:pPr>
+      <w:r>
+        <w:t xml:space="preserve">«удовлетворительно» — от 60, в нормативе или с небольшим превышением (не меньше 60 % в нормативе, 90-й процентиль не больше 1,5 норматива);</w:t>
+      </w:r>
+    </w:p>
+    <w:p>
+      <w:pPr>
+        <w:pStyle w:val="Compact"/>
+        <w:numPr>
+          <w:ilvl w:val="1"/>
+          <w:numId w:val="1011"/>
         </w:numPr>
       </w:pPr>
       <w:r>
@@ -6202,7 +6260,7 @@
         <w:pStyle w:val="Compact"/>
         <w:numPr>
           <w:ilvl w:val="0"/>
-          <w:numId w:val="1011"/>
+          <w:numId w:val="1012"/>
         </w:numPr>
       </w:pPr>
       <w:r>
@@ -6214,7 +6272,7 @@
         <w:pStyle w:val="Compact"/>
         <w:numPr>
           <w:ilvl w:val="0"/>
-          <w:numId w:val="1011"/>
+          <w:numId w:val="1012"/>
         </w:numPr>
       </w:pPr>
       <w:r>
@@ -6226,7 +6284,7 @@
         <w:pStyle w:val="Compact"/>
         <w:numPr>
           <w:ilvl w:val="0"/>
-          <w:numId w:val="1011"/>
+          <w:numId w:val="1012"/>
         </w:numPr>
       </w:pPr>
       <w:r>
@@ -6238,7 +6296,7 @@
         <w:pStyle w:val="Compact"/>
         <w:numPr>
           <w:ilvl w:val="0"/>
-          <w:numId w:val="1011"/>
+          <w:numId w:val="1012"/>
         </w:numPr>
       </w:pPr>
       <w:r>
@@ -6568,97 +6626,11 @@
         <w:pStyle w:val="Compact"/>
         <w:numPr>
           <w:ilvl w:val="0"/>
-          <w:numId w:val="1012"/>
+          <w:numId w:val="1013"/>
         </w:numPr>
       </w:pPr>
       <w:r>
         <w:t xml:space="preserve">средневзвешенный балл пропускал грубые ошибки — введено правило критической ошибки: «не зачтено» при любом балле;</w:t>
-      </w:r>
-    </w:p>
-    <w:p>
-      <w:pPr>
-        <w:pStyle w:val="Compact"/>
-        <w:numPr>
-          <w:ilvl w:val="0"/>
-          <w:numId w:val="1012"/>
-        </w:numPr>
-      </w:pPr>
-      <w:r>
-        <w:t xml:space="preserve">ключевые факты со словами «набережная», «улица» не находились в описании;</w:t>
-      </w:r>
-    </w:p>
-    <w:p>
-      <w:pPr>
-        <w:pStyle w:val="Compact"/>
-        <w:numPr>
-          <w:ilvl w:val="0"/>
-          <w:numId w:val="1012"/>
-        </w:numPr>
-      </w:pPr>
-      <w:r>
-        <w:t xml:space="preserve">балл адреса не достигал 1 из-за округления.</w:t>
-      </w:r>
-    </w:p>
-    <w:p>
-      <w:pPr>
-        <w:pStyle w:val="FirstParagraph"/>
-      </w:pPr>
-      <w:r>
-        <w:t xml:space="preserve">Кроме того, критерий описания теперь учитывает только те факты, которые прозвучали в речи заявителя.</w:t>
-      </w:r>
-    </w:p>
-    <w:p>
-      <w:pPr>
-        <w:pStyle w:val="BodyText"/>
-      </w:pPr>
-      <w:r>
-        <w:rPr>
-          <w:b/>
-          <w:bCs/>
-        </w:rPr>
-        <w:t xml:space="preserve">Согласованность генератора.</w:t>
-      </w:r>
-      <w:r>
-        <w:t xml:space="preserve"> </w:t>
-      </w:r>
-      <w:r>
-        <w:t xml:space="preserve">Адрес, заявитель и пострадавшие легенды совпадают с эталоном в 100 % сценариев. Службы эталона совпадают с автоподбором по классификатору в 100 %. Ключевые факты эталона звучат в речи заявителя в 90 % сценариев; в остальных критерий описания учитывает только прозвучавшие факты.</w:t>
-      </w:r>
-    </w:p>
-    <w:p>
-      <w:pPr>
-        <w:pStyle w:val="BodyText"/>
-      </w:pPr>
-      <w:r>
-        <w:rPr>
-          <w:b/>
-          <w:bCs/>
-        </w:rPr>
-        <w:t xml:space="preserve">Согласие с экспертом.</w:t>
-      </w:r>
-      <w:r>
-        <w:t xml:space="preserve"> </w:t>
-      </w:r>
-      <w:r>
-        <w:t xml:space="preserve">По каждой экспертной правке преподавателя сравниваются автобалл до правки и балл эксперта: средняя абсолютная ошибка (MAE), совпадение вердикта, κ Коэна. Метрика рассчитывается автоматически и растёт вместе с числом правок. Устойчивой её можно считать от 30 правок.</w:t>
-      </w:r>
-    </w:p>
-    <w:p>
-      <w:pPr>
-        <w:pStyle w:val="BodyText"/>
-      </w:pPr>
-      <w:r>
-        <w:rPr>
-          <w:b/>
-          <w:bCs/>
-        </w:rPr>
-        <w:t xml:space="preserve">ИИ-судья</w:t>
-      </w:r>
-      <w:r>
-        <w:t xml:space="preserve"> </w:t>
-      </w:r>
-      <w:r>
-        <w:t xml:space="preserve">(смысл и грамотность описания) проверяется на модели отдельно:</w:t>
       </w:r>
     </w:p>
     <w:p>
@@ -6670,7 +6642,7 @@
         </w:numPr>
       </w:pPr>
       <w:r>
-        <w:t xml:space="preserve">верное описание против описания другого происшествия;</w:t>
+        <w:t xml:space="preserve">ключевые факты со словами «набережная», «улица» не находились в описании;</w:t>
       </w:r>
     </w:p>
     <w:p>
@@ -6679,6 +6651,92 @@
         <w:numPr>
           <w:ilvl w:val="0"/>
           <w:numId w:val="1013"/>
+        </w:numPr>
+      </w:pPr>
+      <w:r>
+        <w:t xml:space="preserve">балл адреса не достигал 1 из-за округления.</w:t>
+      </w:r>
+    </w:p>
+    <w:p>
+      <w:pPr>
+        <w:pStyle w:val="FirstParagraph"/>
+      </w:pPr>
+      <w:r>
+        <w:t xml:space="preserve">Кроме того, критерий описания теперь учитывает только те факты, которые прозвучали в речи заявителя.</w:t>
+      </w:r>
+    </w:p>
+    <w:p>
+      <w:pPr>
+        <w:pStyle w:val="BodyText"/>
+      </w:pPr>
+      <w:r>
+        <w:rPr>
+          <w:b/>
+          <w:bCs/>
+        </w:rPr>
+        <w:t xml:space="preserve">Согласованность генератора.</w:t>
+      </w:r>
+      <w:r>
+        <w:t xml:space="preserve"> </w:t>
+      </w:r>
+      <w:r>
+        <w:t xml:space="preserve">Адрес, заявитель и пострадавшие легенды совпадают с эталоном в 100 % сценариев. Службы эталона совпадают с автоподбором по классификатору в 100 %. Ключевые факты эталона звучат в речи заявителя в 90 % сценариев; в остальных критерий описания учитывает только прозвучавшие факты.</w:t>
+      </w:r>
+    </w:p>
+    <w:p>
+      <w:pPr>
+        <w:pStyle w:val="BodyText"/>
+      </w:pPr>
+      <w:r>
+        <w:rPr>
+          <w:b/>
+          <w:bCs/>
+        </w:rPr>
+        <w:t xml:space="preserve">Согласие с экспертом.</w:t>
+      </w:r>
+      <w:r>
+        <w:t xml:space="preserve"> </w:t>
+      </w:r>
+      <w:r>
+        <w:t xml:space="preserve">По каждой экспертной правке преподавателя сравниваются автобалл до правки и балл эксперта: средняя абсолютная ошибка (MAE), совпадение вердикта, κ Коэна. Метрика рассчитывается автоматически и растёт вместе с числом правок. Устойчивой её можно считать от 30 правок.</w:t>
+      </w:r>
+    </w:p>
+    <w:p>
+      <w:pPr>
+        <w:pStyle w:val="BodyText"/>
+      </w:pPr>
+      <w:r>
+        <w:rPr>
+          <w:b/>
+          <w:bCs/>
+        </w:rPr>
+        <w:t xml:space="preserve">ИИ-судья</w:t>
+      </w:r>
+      <w:r>
+        <w:t xml:space="preserve"> </w:t>
+      </w:r>
+      <w:r>
+        <w:t xml:space="preserve">(смысл и грамотность описания) проверяется на модели отдельно:</w:t>
+      </w:r>
+    </w:p>
+    <w:p>
+      <w:pPr>
+        <w:pStyle w:val="Compact"/>
+        <w:numPr>
+          <w:ilvl w:val="0"/>
+          <w:numId w:val="1014"/>
+        </w:numPr>
+      </w:pPr>
+      <w:r>
+        <w:t xml:space="preserve">верное описание против описания другого происшествия;</w:t>
+      </w:r>
+    </w:p>
+    <w:p>
+      <w:pPr>
+        <w:pStyle w:val="Compact"/>
+        <w:numPr>
+          <w:ilvl w:val="0"/>
+          <w:numId w:val="1014"/>
         </w:numPr>
       </w:pPr>
       <w:r>
@@ -9029,7 +9087,7 @@
                 <w:rFonts w:ascii="Times New Roman" w:hAnsi="Times New Roman"/>
                 <w:sz w:val="20"/>
               </w:rPr>
-              <w:t xml:space="preserve">5</w:t>
+              <w:t xml:space="preserve">6</w:t>
             </w:r>
           </w:p>
         </w:tc>
@@ -9079,7 +9137,7 @@
                 <w:rFonts w:ascii="Times New Roman" w:hAnsi="Times New Roman"/>
                 <w:sz w:val="20"/>
               </w:rPr>
-              <w:t xml:space="preserve">15</w:t>
+              <w:t xml:space="preserve">16</w:t>
             </w:r>
           </w:p>
         </w:tc>
@@ -9601,7 +9659,7 @@
         <w:pStyle w:val="Compact"/>
         <w:numPr>
           <w:ilvl w:val="0"/>
-          <w:numId w:val="1014"/>
+          <w:numId w:val="1015"/>
         </w:numPr>
       </w:pPr>
       <w:r>
@@ -9613,7 +9671,7 @@
         <w:pStyle w:val="Compact"/>
         <w:numPr>
           <w:ilvl w:val="0"/>
-          <w:numId w:val="1014"/>
+          <w:numId w:val="1015"/>
         </w:numPr>
       </w:pPr>
       <w:r>
@@ -9664,7 +9722,7 @@
         <w:pStyle w:val="Compact"/>
         <w:numPr>
           <w:ilvl w:val="0"/>
-          <w:numId w:val="1014"/>
+          <w:numId w:val="1015"/>
         </w:numPr>
       </w:pPr>
       <w:r>
@@ -9700,7 +9758,7 @@
         <w:pStyle w:val="Compact"/>
         <w:numPr>
           <w:ilvl w:val="0"/>
-          <w:numId w:val="1014"/>
+          <w:numId w:val="1015"/>
         </w:numPr>
       </w:pPr>
       <w:r>
@@ -9772,7 +9830,7 @@
         <w:pStyle w:val="Compact"/>
         <w:numPr>
           <w:ilvl w:val="0"/>
-          <w:numId w:val="1014"/>
+          <w:numId w:val="1015"/>
         </w:numPr>
       </w:pPr>
       <w:r>
@@ -10223,7 +10281,7 @@
         <w:pStyle w:val="Compact"/>
         <w:numPr>
           <w:ilvl w:val="0"/>
-          <w:numId w:val="1015"/>
+          <w:numId w:val="1016"/>
         </w:numPr>
       </w:pPr>
       <w:r>
@@ -10240,97 +10298,6 @@
       </w:r>
       <w:r>
         <w:t xml:space="preserve">; для ежедневного копирования — задание cron на сервере.</w:t>
-      </w:r>
-    </w:p>
-    <w:p>
-      <w:pPr>
-        <w:pStyle w:val="Compact"/>
-        <w:numPr>
-          <w:ilvl w:val="0"/>
-          <w:numId w:val="1015"/>
-        </w:numPr>
-      </w:pPr>
-      <w:r>
-        <w:t xml:space="preserve">Копия — сжатый JSON рабочих данных: пользователи, группы, сценарии, занятия, карточки, оценки, журнал аудита, настройки. Справочники восстанавливаются импортом; файлы учебных материалов — в томе</w:t>
-      </w:r>
-      <w:r>
-        <w:t xml:space="preserve"> </w:t>
-      </w:r>
-      <w:r>
-        <w:rPr>
-          <w:rStyle w:val="VerbatimChar"/>
-        </w:rPr>
-        <w:t xml:space="preserve">materials</w:t>
-      </w:r>
-      <w:r>
-        <w:t xml:space="preserve">.</w:t>
-      </w:r>
-    </w:p>
-    <w:p>
-      <w:pPr>
-        <w:pStyle w:val="Compact"/>
-        <w:numPr>
-          <w:ilvl w:val="0"/>
-          <w:numId w:val="1015"/>
-        </w:numPr>
-      </w:pPr>
-      <w:r>
-        <w:t xml:space="preserve">Хранится заданное в настройках число копий; копию можно скачать.</w:t>
-      </w:r>
-    </w:p>
-    <w:p>
-      <w:pPr>
-        <w:pStyle w:val="Compact"/>
-        <w:numPr>
-          <w:ilvl w:val="0"/>
-          <w:numId w:val="1015"/>
-        </w:numPr>
-      </w:pPr>
-      <w:r>
-        <w:t xml:space="preserve">Восстановление — кнопкой в панели с подтверждением словом «ВОССТАНОВИТЬ»: данные заменяются состоянием копии, все сессии завершаются, событие записывается в журнал аудита.</w:t>
-      </w:r>
-    </w:p>
-    <w:p>
-      <w:pPr>
-        <w:pStyle w:val="Compact"/>
-        <w:numPr>
-          <w:ilvl w:val="0"/>
-          <w:numId w:val="1015"/>
-        </w:numPr>
-      </w:pPr>
-      <w:r>
-        <w:t xml:space="preserve">Полная копия базы PostgreSQL средствами СУБД:</w:t>
-      </w:r>
-      <w:r>
-        <w:t xml:space="preserve"> </w:t>
-      </w:r>
-      <w:r>
-        <w:rPr>
-          <w:rStyle w:val="VerbatimChar"/>
-        </w:rPr>
-        <w:t xml:space="preserve">docker compose exec db pg_dump -U aiskra aiskra &gt; backup.sql</w:t>
-      </w:r>
-      <w:r>
-        <w:t xml:space="preserve">.</w:t>
-      </w:r>
-    </w:p>
-    <w:bookmarkEnd w:id="42"/>
-    <w:bookmarkStart w:id="43" w:name="обслуживание"/>
-    <w:p>
-      <w:pPr>
-        <w:pStyle w:val="Heading2"/>
-      </w:pPr>
-      <w:r>
-        <w:rPr>
-          <w:rStyle w:val="SectionNumber"/>
-        </w:rPr>
-        <w:t xml:space="preserve">8.5</w:t>
-      </w:r>
-      <w:r>
-        <w:tab/>
-      </w:r>
-      <w:r>
-        <w:t xml:space="preserve">Обслуживание</w:t>
       </w:r>
     </w:p>
     <w:p>
@@ -10342,7 +10309,7 @@
         </w:numPr>
       </w:pPr>
       <w:r>
-        <w:t xml:space="preserve">Очистка журнала аудита старше срока хранения (не меньше 183 дней): кнопка в настройках или</w:t>
+        <w:t xml:space="preserve">Копия — сжатый JSON рабочих данных: пользователи, группы, сценарии, занятия, карточки, оценки, журнал аудита, настройки. Справочники восстанавливаются импортом; файлы учебных материалов — в томе</w:t>
       </w:r>
       <w:r>
         <w:t xml:space="preserve"> </w:t>
@@ -10351,7 +10318,7 @@
         <w:rPr>
           <w:rStyle w:val="VerbatimChar"/>
         </w:rPr>
-        <w:t xml:space="preserve">docker compose exec backend python -m aiskra.cli purge-audit</w:t>
+        <w:t xml:space="preserve">materials</w:t>
       </w:r>
       <w:r>
         <w:t xml:space="preserve">.</w:t>
@@ -10366,19 +10333,7 @@
         </w:numPr>
       </w:pPr>
       <w:r>
-        <w:t xml:space="preserve">Состояние сервисов (БД, модели, телефония, копии) — панель администратора «Состояние», проверка</w:t>
-      </w:r>
-      <w:r>
-        <w:t xml:space="preserve"> </w:t>
-      </w:r>
-      <w:r>
-        <w:rPr>
-          <w:rStyle w:val="VerbatimChar"/>
-        </w:rPr>
-        <w:t xml:space="preserve">/health</w:t>
-      </w:r>
-      <w:r>
-        <w:t xml:space="preserve">.</w:t>
+        <w:t xml:space="preserve">Хранится заданное в настройках число копий; копию можно скачать.</w:t>
       </w:r>
     </w:p>
     <w:p>
@@ -10387,6 +10342,109 @@
         <w:numPr>
           <w:ilvl w:val="0"/>
           <w:numId w:val="1016"/>
+        </w:numPr>
+      </w:pPr>
+      <w:r>
+        <w:t xml:space="preserve">Восстановление — кнопкой в панели с подтверждением словом «ВОССТАНОВИТЬ»: данные заменяются состоянием копии, все сессии завершаются, событие записывается в журнал аудита.</w:t>
+      </w:r>
+    </w:p>
+    <w:p>
+      <w:pPr>
+        <w:pStyle w:val="Compact"/>
+        <w:numPr>
+          <w:ilvl w:val="0"/>
+          <w:numId w:val="1016"/>
+        </w:numPr>
+      </w:pPr>
+      <w:r>
+        <w:t xml:space="preserve">Полная копия базы PostgreSQL средствами СУБД:</w:t>
+      </w:r>
+      <w:r>
+        <w:t xml:space="preserve"> </w:t>
+      </w:r>
+      <w:r>
+        <w:rPr>
+          <w:rStyle w:val="VerbatimChar"/>
+        </w:rPr>
+        <w:t xml:space="preserve">docker compose exec db pg_dump -U aiskra aiskra &gt; backup.sql</w:t>
+      </w:r>
+      <w:r>
+        <w:t xml:space="preserve">.</w:t>
+      </w:r>
+    </w:p>
+    <w:bookmarkEnd w:id="42"/>
+    <w:bookmarkStart w:id="43" w:name="обслуживание"/>
+    <w:p>
+      <w:pPr>
+        <w:pStyle w:val="Heading2"/>
+      </w:pPr>
+      <w:r>
+        <w:rPr>
+          <w:rStyle w:val="SectionNumber"/>
+        </w:rPr>
+        <w:t xml:space="preserve">8.5</w:t>
+      </w:r>
+      <w:r>
+        <w:tab/>
+      </w:r>
+      <w:r>
+        <w:t xml:space="preserve">Обслуживание</w:t>
+      </w:r>
+    </w:p>
+    <w:p>
+      <w:pPr>
+        <w:pStyle w:val="Compact"/>
+        <w:numPr>
+          <w:ilvl w:val="0"/>
+          <w:numId w:val="1017"/>
+        </w:numPr>
+      </w:pPr>
+      <w:r>
+        <w:t xml:space="preserve">Очистка журнала аудита старше срока хранения (не меньше 183 дней): кнопка в настройках или</w:t>
+      </w:r>
+      <w:r>
+        <w:t xml:space="preserve"> </w:t>
+      </w:r>
+      <w:r>
+        <w:rPr>
+          <w:rStyle w:val="VerbatimChar"/>
+        </w:rPr>
+        <w:t xml:space="preserve">docker compose exec backend python -m aiskra.cli purge-audit</w:t>
+      </w:r>
+      <w:r>
+        <w:t xml:space="preserve">.</w:t>
+      </w:r>
+    </w:p>
+    <w:p>
+      <w:pPr>
+        <w:pStyle w:val="Compact"/>
+        <w:numPr>
+          <w:ilvl w:val="0"/>
+          <w:numId w:val="1017"/>
+        </w:numPr>
+      </w:pPr>
+      <w:r>
+        <w:t xml:space="preserve">Состояние сервисов (БД, модели, телефония, копии) — панель администратора «Состояние», проверка</w:t>
+      </w:r>
+      <w:r>
+        <w:t xml:space="preserve"> </w:t>
+      </w:r>
+      <w:r>
+        <w:rPr>
+          <w:rStyle w:val="VerbatimChar"/>
+        </w:rPr>
+        <w:t xml:space="preserve">/health</w:t>
+      </w:r>
+      <w:r>
+        <w:t xml:space="preserve">.</w:t>
+      </w:r>
+    </w:p>
+    <w:p>
+      <w:pPr>
+        <w:pStyle w:val="Compact"/>
+        <w:numPr>
+          <w:ilvl w:val="0"/>
+          <w:numId w:val="1017"/>
         </w:numPr>
       </w:pPr>
       <w:r>
@@ -11160,7 +11218,7 @@
         <w:pStyle w:val="Compact"/>
         <w:numPr>
           <w:ilvl w:val="0"/>
-          <w:numId w:val="1017"/>
+          <w:numId w:val="1018"/>
         </w:numPr>
       </w:pPr>
       <w:r>
@@ -11172,7 +11230,7 @@
         <w:pStyle w:val="Compact"/>
         <w:numPr>
           <w:ilvl w:val="0"/>
-          <w:numId w:val="1017"/>
+          <w:numId w:val="1018"/>
         </w:numPr>
       </w:pPr>
       <w:r>
@@ -11184,7 +11242,7 @@
         <w:pStyle w:val="Compact"/>
         <w:numPr>
           <w:ilvl w:val="0"/>
-          <w:numId w:val="1017"/>
+          <w:numId w:val="1018"/>
         </w:numPr>
       </w:pPr>
       <w:r>
@@ -14982,7 +15040,7 @@
                 <w:rFonts w:ascii="Times New Roman" w:hAnsi="Times New Roman"/>
                 <w:sz w:val="20"/>
               </w:rPr>
-              <w:t xml:space="preserve">1.4, 3.3</w:t>
+              <w:t xml:space="preserve">1.4, 3.3, 3.6</w:t>
             </w:r>
           </w:p>
         </w:tc>
@@ -15018,7 +15076,7 @@
                 <w:rFonts w:ascii="Times New Roman" w:hAnsi="Times New Roman"/>
                 <w:sz w:val="20"/>
               </w:rPr>
-              <w:t xml:space="preserve">текст — ИИ-заявитель в разговоре; голос — озвучка реплик синтезом речи</w:t>
+              <w:t xml:space="preserve">текст — ИИ-заявитель в разговоре; голос — озвучка реплик синтезом речи; эмоции заявителя меняются от тона оператора, голос — темпом, высотой и громкостью</w:t>
             </w:r>
           </w:p>
         </w:tc>
@@ -31276,6 +31334,9 @@
     <w:abstractNumId w:val="991"/>
   </w:num>
   <w:num w:numId="1014">
+    <w:abstractNumId w:val="991"/>
+  </w:num>
+  <w:num w:numId="1015">
     <w:abstractNumId w:val="99411"/>
     <w:lvlOverride w:ilvl="0">
       <w:startOverride w:val="1"/>
@@ -31305,13 +31366,13 @@
       <w:startOverride w:val="1"/>
     </w:lvlOverride>
   </w:num>
-  <w:num w:numId="1015">
-    <w:abstractNumId w:val="991"/>
-  </w:num>
   <w:num w:numId="1016">
     <w:abstractNumId w:val="991"/>
   </w:num>
   <w:num w:numId="1017">
+    <w:abstractNumId w:val="991"/>
+  </w:num>
+  <w:num w:numId="1018">
     <w:abstractNumId w:val="991"/>
   </w:num>
 </w:numbering>

--- a/docs/delivery/out/Пояснительная_записка_АИскра.docx
+++ b/docs/delivery/out/Пояснительная_записка_АИскра.docx
@@ -496,7 +496,7 @@
         </w:rPr>
         <w:t>5 Методы обработки данных</w:t>
         <w:tab/>
-        <w:t>12</w:t>
+        <w:t>13</w:t>
       </w:r>
     </w:p>
     <w:p>
@@ -515,7 +515,7 @@
         </w:rPr>
         <w:t>5.1 Автоподбор служб</w:t>
         <w:tab/>
-        <w:t>12</w:t>
+        <w:t>13</w:t>
       </w:r>
     </w:p>
     <w:p>
@@ -534,7 +534,7 @@
         </w:rPr>
         <w:t>5.2 Генерация сценариев</w:t>
         <w:tab/>
-        <w:t>12</w:t>
+        <w:t>13</w:t>
       </w:r>
     </w:p>
     <w:p>
@@ -553,7 +553,7 @@
         </w:rPr>
         <w:t>5.3 ИИ-собеседники</w:t>
         <w:tab/>
-        <w:t>12</w:t>
+        <w:t>13</w:t>
       </w:r>
     </w:p>
     <w:p>
@@ -572,7 +572,7 @@
         </w:rPr>
         <w:t>5.4 Автооценка</w:t>
         <w:tab/>
-        <w:t>13</w:t>
+        <w:t>14</w:t>
       </w:r>
     </w:p>
     <w:p>
@@ -591,7 +591,7 @@
         </w:rPr>
         <w:t>5.5 Метрики достоверности ИИ-оценки</w:t>
         <w:tab/>
-        <w:t>15</w:t>
+        <w:t>16</w:t>
       </w:r>
     </w:p>
     <w:p>
@@ -610,7 +610,7 @@
         </w:rPr>
         <w:t>5.6 Поиск и выдержки из учебных материалов</w:t>
         <w:tab/>
-        <w:t>17</w:t>
+        <w:t>18</w:t>
       </w:r>
     </w:p>
     <w:p>
@@ -629,7 +629,7 @@
         </w:rPr>
         <w:t>6 Модель данных и справочники</w:t>
         <w:tab/>
-        <w:t>18</w:t>
+        <w:t>19</w:t>
       </w:r>
     </w:p>
     <w:p>
@@ -648,7 +648,7 @@
         </w:rPr>
         <w:t>6.1 Справочники</w:t>
         <w:tab/>
-        <w:t>18</w:t>
+        <w:t>19</w:t>
       </w:r>
     </w:p>
     <w:p>
@@ -667,7 +667,7 @@
         </w:rPr>
         <w:t>6.2 Таблицы базы данных</w:t>
         <w:tab/>
-        <w:t>18</w:t>
+        <w:t>19</w:t>
       </w:r>
     </w:p>
     <w:p>
@@ -686,7 +686,7 @@
         </w:rPr>
         <w:t>7 Описание программного интерфейса</w:t>
         <w:tab/>
-        <w:t>20</w:t>
+        <w:t>21</w:t>
       </w:r>
     </w:p>
     <w:p>
@@ -705,7 +705,7 @@
         </w:rPr>
         <w:t>8 Сборка, установка, настройка и восстановление</w:t>
         <w:tab/>
-        <w:t>21</w:t>
+        <w:t>22</w:t>
       </w:r>
     </w:p>
     <w:p>
@@ -724,7 +724,7 @@
         </w:rPr>
         <w:t>8.1 Требования к окружению</w:t>
         <w:tab/>
-        <w:t>21</w:t>
+        <w:t>22</w:t>
       </w:r>
     </w:p>
     <w:p>
@@ -743,7 +743,7 @@
         </w:rPr>
         <w:t>8.2 Сборка и установка</w:t>
         <w:tab/>
-        <w:t>21</w:t>
+        <w:t>22</w:t>
       </w:r>
     </w:p>
     <w:p>
@@ -762,7 +762,7 @@
         </w:rPr>
         <w:t>8.3 Настройка</w:t>
         <w:tab/>
-        <w:t>21</w:t>
+        <w:t>22</w:t>
       </w:r>
     </w:p>
     <w:p>
@@ -781,7 +781,7 @@
         </w:rPr>
         <w:t>8.4 Резервное копирование и восстановление</w:t>
         <w:tab/>
-        <w:t>21</w:t>
+        <w:t>22</w:t>
       </w:r>
     </w:p>
     <w:p>
@@ -800,7 +800,7 @@
         </w:rPr>
         <w:t>8.5 Обслуживание</w:t>
         <w:tab/>
-        <w:t>22</w:t>
+        <w:t>23</w:t>
       </w:r>
     </w:p>
     <w:p>
@@ -819,7 +819,7 @@
         </w:rPr>
         <w:t>9 Информационная безопасность</w:t>
         <w:tab/>
-        <w:t>23</w:t>
+        <w:t>24</w:t>
       </w:r>
     </w:p>
     <w:p>
@@ -838,7 +838,7 @@
         </w:rPr>
         <w:t>10 Условия и ограничения</w:t>
         <w:tab/>
-        <w:t>24</w:t>
+        <w:t>25</w:t>
       </w:r>
     </w:p>
     <w:p>
@@ -857,7 +857,7 @@
         </w:rPr>
         <w:t>10.1 Производительность</w:t>
         <w:tab/>
-        <w:t>24</w:t>
+        <w:t>25</w:t>
       </w:r>
     </w:p>
     <w:p>
@@ -876,7 +876,7 @@
         </w:rPr>
         <w:t>10.2 Условия эксплуатации</w:t>
         <w:tab/>
-        <w:t>24</w:t>
+        <w:t>25</w:t>
       </w:r>
     </w:p>
     <w:p>
@@ -895,7 +895,7 @@
         </w:rPr>
         <w:t>10.3 Ограничения прототипа</w:t>
         <w:tab/>
-        <w:t>24</w:t>
+        <w:t>25</w:t>
       </w:r>
     </w:p>
     <w:p>
@@ -914,7 +914,7 @@
         </w:rPr>
         <w:t>11 Соответствие требованиям технического задания</w:t>
         <w:tab/>
-        <w:t>26</w:t>
+        <w:t>27</w:t>
       </w:r>
     </w:p>
     <w:p>
@@ -933,7 +933,7 @@
         </w:rPr>
         <w:t>12 Перечень используемых библиотек</w:t>
         <w:tab/>
-        <w:t>34</w:t>
+        <w:t>36</w:t>
       </w:r>
     </w:p>
     <w:p>
@@ -952,7 +952,7 @@
         </w:rPr>
         <w:t>13 Приложение А. Перечень операций программного интерфейса</w:t>
         <w:tab/>
-        <w:t>36</w:t>
+        <w:t>38</w:t>
       </w:r>
     </w:p>
     <w:p>
@@ -3239,9 +3239,9 @@
         </w:tblBorders>
       </w:tblPr>
       <w:tblGrid>
-        <w:gridCol w:w="1663"/>
-        <w:gridCol w:w="3088"/>
-        <w:gridCol w:w="3168"/>
+        <w:gridCol w:w="1646"/>
+        <w:gridCol w:w="3136"/>
+        <w:gridCol w:w="3136"/>
       </w:tblGrid>
       <w:tr>
         <w:trPr>
@@ -3667,25 +3667,47 @@
                 <w:rFonts w:ascii="Times New Roman" w:hAnsi="Times New Roman"/>
                 <w:sz w:val="20"/>
               </w:rPr>
-              <w:t xml:space="preserve">встроенный IP-телефон в браузере, синтез речи браузера</w:t>
-            </w:r>
-          </w:p>
-        </w:tc>
-        <w:tc>
-          <w:tcPr/>
-          <w:p>
-            <w:pPr>
-              <w:pStyle w:val="Compact"/>
-              <w:spacing w:line="240" w:lineRule="auto"/>
-              <w:ind w:firstLine="0"/>
-              <w:jc w:val="left"/>
-            </w:pPr>
-            <w:r>
-              <w:rPr>
-                <w:rFonts w:ascii="Times New Roman" w:hAnsi="Times New Roman"/>
-                <w:sz w:val="20"/>
-              </w:rPr>
-              <w:t xml:space="preserve">имитация входящих и исходящих звонков, озвучка реплик</w:t>
+              <w:t xml:space="preserve">встроенный IP-телефон в браузере; синтез речи — сервер (OpenAI-совместимый</w:t>
+            </w:r>
+            <w:r>
+              <w:rPr>
+                <w:rFonts w:ascii="Times New Roman" w:hAnsi="Times New Roman"/>
+                <w:sz w:val="20"/>
+              </w:rPr>
+              <w:t xml:space="preserve"> </w:t>
+            </w:r>
+            <w:r>
+              <w:rPr>
+                <w:rStyle w:val="VerbatimChar"/>
+                <w:rFonts w:ascii="Times New Roman" w:hAnsi="Times New Roman"/>
+                <w:sz w:val="20"/>
+              </w:rPr>
+              <w:t xml:space="preserve">/audio/speech</w:t>
+            </w:r>
+            <w:r>
+              <w:rPr>
+                <w:rFonts w:ascii="Times New Roman" w:hAnsi="Times New Roman"/>
+                <w:sz w:val="20"/>
+              </w:rPr>
+              <w:t xml:space="preserve">: Gemini TTS, Piper) или браузер</w:t>
+            </w:r>
+          </w:p>
+        </w:tc>
+        <w:tc>
+          <w:tcPr/>
+          <w:p>
+            <w:pPr>
+              <w:pStyle w:val="Compact"/>
+              <w:spacing w:line="240" w:lineRule="auto"/>
+              <w:ind w:firstLine="0"/>
+              <w:jc w:val="left"/>
+            </w:pPr>
+            <w:r>
+              <w:rPr>
+                <w:rFonts w:ascii="Times New Roman" w:hAnsi="Times New Roman"/>
+                <w:sz w:val="20"/>
+              </w:rPr>
+              <w:t xml:space="preserve">имитация входящих и исходящих звонков, озвучка реплик с эмоцией заявителя</w:t>
             </w:r>
           </w:p>
         </w:tc>
@@ -4291,7 +4313,7 @@
         <w:pStyle w:val="FirstParagraph"/>
       </w:pPr>
       <w:r>
-        <w:t xml:space="preserve">Звонки имитируются внутри системы: входящий вызов в АРМ-112 со звонком и принятием, исходящие и входящие звонки в АРМ ДДС (старший группы, заявитель, другие службы), журнал звонков по карточке, завершение. Реплики озвучиваются синтезом речи браузера. Подключение реального SIP-сервера и IP-телефонов (РТУ Т16Р) предусмотрено архитектурой (порт телефонии), в прототип не входит.</w:t>
+        <w:t xml:space="preserve">Звонки имитируются внутри системы: входящий вызов в АРМ-112 со звонком и принятием, исходящие и входящие звонки в АРМ ДДС (старший группы, заявитель, другие службы), журнал звонков по карточке, завершение. Реплики озвучиваются серверным синтезом речи с эмоцией (если он настроен) или синтезом речи браузера. Подключение реального SIP-сервера и IP-телефонов (РТУ Т16Р) предусмотрено архитектурой (порт телефонии), в прототип не входит.</w:t>
       </w:r>
     </w:p>
     <w:bookmarkEnd w:id="26"/>
@@ -4588,6 +4610,28 @@
       </w:pPr>
       <w:r>
         <w:t xml:space="preserve">Одна реплика засчитывается по каждому правилу один раз, поэтому паникующего заявителя успокаивают за несколько реплик. Модель получает состояние в запросе и отвечает в этом тоне; без модели ответ окрашивается словами вокруг фактов легенды. Реплики озвучиваются синтезом речи браузера: темп, высота и громкость голоса следуют состоянию. Состояние сохраняется у каждой реплики заявителя.</w:t>
+      </w:r>
+    </w:p>
+    <w:p>
+      <w:pPr>
+        <w:pStyle w:val="Compact"/>
+        <w:numPr>
+          <w:ilvl w:val="0"/>
+          <w:numId w:val="1005"/>
+        </w:numPr>
+      </w:pPr>
+      <w:r>
+        <w:rPr>
+          <w:b/>
+          <w:bCs/>
+        </w:rPr>
+        <w:t xml:space="preserve">Серверный синтез речи</w:t>
+      </w:r>
+      <w:r>
+        <w:t xml:space="preserve"> </w:t>
+      </w:r>
+      <w:r>
+        <w:t xml:space="preserve">(включается настройкой) озвучивает реплику голосом роли: заявитель — женский или мужской голос из легенды, старший группы, диспетчер службы. Подача задаётся по состоянию заявителя: на демо — Gemini TTS через OpenRouter, эмоция передаётся стилем; в контуре заказчика — Piper в Speaches на CPU, эмоция передаётся темпом. Звук запрашивается отдельно от текста, поэтому оператор не ждёт синтеза. Одинаковые фразы кешируются, объём кеша ограничен. При сбое синтеза реплику озвучивает браузер.</w:t>
       </w:r>
     </w:p>
     <w:p>
@@ -17020,7 +17064,7 @@
                 <w:rFonts w:ascii="Times New Roman" w:hAnsi="Times New Roman"/>
                 <w:sz w:val="20"/>
               </w:rPr>
-              <w:t xml:space="preserve">1.4</w:t>
+              <w:t xml:space="preserve">1.4, 3.6</w:t>
             </w:r>
           </w:p>
         </w:tc>
@@ -17056,7 +17100,7 @@
                 <w:rFonts w:ascii="Times New Roman" w:hAnsi="Times New Roman"/>
                 <w:sz w:val="20"/>
               </w:rPr>
-              <w:t xml:space="preserve">озвучка реплик синтезом речи браузера; распознавание речи обучающегося — Whisper (локально на GPU/CPU или API); оценка голосового ответа идёт по распознанному тексту, интонация не оценивается</w:t>
+              <w:t xml:space="preserve">озвучка реплик — серверный синтез голосом роли с эмоцией (Gemini TTS на демо, Piper в контуре) или синтез речи браузера; распознавание речи обучающегося — Whisper (локально на GPU/CPU или API); оценка голосового ответа идёт по распознанному тексту, интонация оператора не оценивается</w:t>
             </w:r>
           </w:p>
         </w:tc>
@@ -23724,7 +23768,7 @@
         <w:pStyle w:val="FirstParagraph"/>
       </w:pPr>
       <w:r>
-        <w:t xml:space="preserve">Всего операций: 110. Спецификация — файл</w:t>
+        <w:t xml:space="preserve">Всего операций: 111. Спецификация — файл</w:t>
       </w:r>
       <w:r>
         <w:t xml:space="preserve"> </w:t>
@@ -26900,9 +26944,9 @@
         </w:tblBorders>
       </w:tblPr>
       <w:tblGrid>
-        <w:gridCol w:w="1287"/>
-        <w:gridCol w:w="3564"/>
-        <w:gridCol w:w="3069"/>
+        <w:gridCol w:w="1271"/>
+        <w:gridCol w:w="3520"/>
+        <w:gridCol w:w="3128"/>
       </w:tblGrid>
       <w:tr>
         <w:trPr>
@@ -27263,6 +27307,63 @@
                 <w:rFonts w:ascii="Times New Roman" w:hAnsi="Times New Roman"/>
                 <w:sz w:val="20"/>
               </w:rPr>
+              <w:t xml:space="preserve">GET</w:t>
+            </w:r>
+          </w:p>
+        </w:tc>
+        <w:tc>
+          <w:tcPr/>
+          <w:p>
+            <w:pPr>
+              <w:pStyle w:val="Compact"/>
+              <w:spacing w:line="240" w:lineRule="auto"/>
+              <w:ind w:firstLine="0"/>
+              <w:jc w:val="left"/>
+            </w:pPr>
+            <w:r>
+              <w:rPr>
+                <w:rStyle w:val="VerbatimChar"/>
+                <w:rFonts w:ascii="Times New Roman" w:hAnsi="Times New Roman"/>
+                <w:sz w:val="20"/>
+              </w:rPr>
+              <w:t xml:space="preserve">/api/v1/training/calls/{call_id}/messages/{message_id}/audio</w:t>
+            </w:r>
+          </w:p>
+        </w:tc>
+        <w:tc>
+          <w:tcPr/>
+          <w:p>
+            <w:pPr>
+              <w:pStyle w:val="Compact"/>
+              <w:spacing w:line="240" w:lineRule="auto"/>
+              <w:ind w:firstLine="0"/>
+              <w:jc w:val="left"/>
+            </w:pPr>
+            <w:r>
+              <w:rPr>
+                <w:rFonts w:ascii="Times New Roman" w:hAnsi="Times New Roman"/>
+                <w:sz w:val="20"/>
+              </w:rPr>
+              <w:t xml:space="preserve">Звук реплики собеседника: серверный синтез с подачей по состоянию заявителя (п. 3.6)</w:t>
+            </w:r>
+          </w:p>
+        </w:tc>
+      </w:tr>
+      <w:tr>
+        <w:tc>
+          <w:tcPr/>
+          <w:p>
+            <w:pPr>
+              <w:pStyle w:val="Compact"/>
+              <w:spacing w:line="240" w:lineRule="auto"/>
+              <w:ind w:firstLine="0"/>
+              <w:jc w:val="left"/>
+            </w:pPr>
+            <w:r>
+              <w:rPr>
+                <w:rFonts w:ascii="Times New Roman" w:hAnsi="Times New Roman"/>
+                <w:sz w:val="20"/>
+              </w:rPr>
               <w:t xml:space="preserve">POST</w:t>
             </w:r>
           </w:p>
@@ -28725,7 +28826,7 @@
                 <w:rFonts w:ascii="Times New Roman" w:hAnsi="Times New Roman"/>
                 <w:sz w:val="20"/>
               </w:rPr>
-              <w:t xml:space="preserve">Доступен ли голосовой ввод (модель речи настроена)</w:t>
+              <w:t xml:space="preserve">Что из речи настроено: распознавание и синтез</w:t>
             </w:r>
           </w:p>
         </w:tc>

--- a/docs/delivery/out/Пояснительная_записка_АИскра.docx
+++ b/docs/delivery/out/Пояснительная_записка_АИскра.docx
@@ -4647,6 +4647,100 @@
           <w:b/>
           <w:bCs/>
         </w:rPr>
+        <w:t xml:space="preserve">Разговор без рук</w:t>
+      </w:r>
+      <w:r>
+        <w:t xml:space="preserve"> </w:t>
+      </w:r>
+      <w:r>
+        <w:t xml:space="preserve">(если настроено распознавание):</w:t>
+      </w:r>
+    </w:p>
+    <w:p>
+      <w:pPr>
+        <w:pStyle w:val="Compact"/>
+        <w:numPr>
+          <w:ilvl w:val="1"/>
+          <w:numId w:val="1007"/>
+        </w:numPr>
+      </w:pPr>
+      <w:r>
+        <w:t xml:space="preserve">микрофон слушает весь звонок, начало и конец фразы оператора определяются по уровню голоса с калибровкой фона;</w:t>
+      </w:r>
+    </w:p>
+    <w:p>
+      <w:pPr>
+        <w:pStyle w:val="Compact"/>
+        <w:numPr>
+          <w:ilvl w:val="1"/>
+          <w:numId w:val="1007"/>
+        </w:numPr>
+      </w:pPr>
+      <w:r>
+        <w:t xml:space="preserve">каждая фраза распознаётся и уходит заявителю по очереди;</w:t>
+      </w:r>
+    </w:p>
+    <w:p>
+      <w:pPr>
+        <w:pStyle w:val="Compact"/>
+        <w:numPr>
+          <w:ilvl w:val="1"/>
+          <w:numId w:val="1007"/>
+        </w:numPr>
+      </w:pPr>
+      <w:r>
+        <w:t xml:space="preserve">если оператор заговорил, заявитель замолкает;</w:t>
+      </w:r>
+    </w:p>
+    <w:p>
+      <w:pPr>
+        <w:pStyle w:val="Compact"/>
+        <w:numPr>
+          <w:ilvl w:val="1"/>
+          <w:numId w:val="1007"/>
+        </w:numPr>
+      </w:pPr>
+      <w:r>
+        <w:t xml:space="preserve">пока звучит заявитель, порог выше, а распознанное эхо его реплики отбрасывается;</w:t>
+      </w:r>
+    </w:p>
+    <w:p>
+      <w:pPr>
+        <w:pStyle w:val="Compact"/>
+        <w:numPr>
+          <w:ilvl w:val="1"/>
+          <w:numId w:val="1007"/>
+        </w:numPr>
+      </w:pPr>
+      <w:r>
+        <w:t xml:space="preserve">на сервер уходят только готовые фразы, звук не хранится.</w:t>
+      </w:r>
+    </w:p>
+    <w:p>
+      <w:pPr>
+        <w:pStyle w:val="Compact"/>
+        <w:numPr>
+          <w:ilvl w:val="0"/>
+          <w:numId w:val="1000"/>
+        </w:numPr>
+      </w:pPr>
+      <w:r>
+        <w:t xml:space="preserve">В отчёте занятия у карточки указано, как шёл разговор: голосом или без рук.</w:t>
+      </w:r>
+    </w:p>
+    <w:p>
+      <w:pPr>
+        <w:pStyle w:val="Compact"/>
+        <w:numPr>
+          <w:ilvl w:val="0"/>
+          <w:numId w:val="1005"/>
+        </w:numPr>
+      </w:pPr>
+      <w:r>
+        <w:rPr>
+          <w:b/>
+          <w:bCs/>
+        </w:rPr>
         <w:t xml:space="preserve">Старший группы</w:t>
       </w:r>
       <w:r>
@@ -5936,7 +6030,7 @@
         <w:pStyle w:val="Compact"/>
         <w:numPr>
           <w:ilvl w:val="0"/>
-          <w:numId w:val="1007"/>
+          <w:numId w:val="1008"/>
         </w:numPr>
       </w:pPr>
       <w:r>
@@ -5958,7 +6052,7 @@
         <w:pStyle w:val="Compact"/>
         <w:numPr>
           <w:ilvl w:val="1"/>
-          <w:numId w:val="1008"/>
+          <w:numId w:val="1009"/>
         </w:numPr>
       </w:pPr>
       <w:r>
@@ -5970,7 +6064,7 @@
         <w:pStyle w:val="Compact"/>
         <w:numPr>
           <w:ilvl w:val="1"/>
-          <w:numId w:val="1008"/>
+          <w:numId w:val="1009"/>
         </w:numPr>
       </w:pPr>
       <w:r>
@@ -5994,7 +6088,7 @@
         <w:pStyle w:val="Compact"/>
         <w:numPr>
           <w:ilvl w:val="0"/>
-          <w:numId w:val="1007"/>
+          <w:numId w:val="1008"/>
         </w:numPr>
       </w:pPr>
       <w:r>
@@ -6003,95 +6097,6 @@
           <w:iCs/>
         </w:rPr>
         <w:t xml:space="preserve">Профиль обучающегося</w:t>
-      </w:r>
-      <w:r>
-        <w:t xml:space="preserve">:</w:t>
-      </w:r>
-    </w:p>
-    <w:p>
-      <w:pPr>
-        <w:pStyle w:val="Compact"/>
-        <w:numPr>
-          <w:ilvl w:val="1"/>
-          <w:numId w:val="1009"/>
-        </w:numPr>
-      </w:pPr>
-      <w:r>
-        <w:t xml:space="preserve">средние по критериям против средних группы той же роли;</w:t>
-      </w:r>
-    </w:p>
-    <w:p>
-      <w:pPr>
-        <w:pStyle w:val="Compact"/>
-        <w:numPr>
-          <w:ilvl w:val="1"/>
-          <w:numId w:val="1009"/>
-        </w:numPr>
-      </w:pPr>
-      <w:r>
-        <w:t xml:space="preserve">типичные ошибки;</w:t>
-      </w:r>
-    </w:p>
-    <w:p>
-      <w:pPr>
-        <w:pStyle w:val="Compact"/>
-        <w:numPr>
-          <w:ilvl w:val="1"/>
-          <w:numId w:val="1009"/>
-        </w:numPr>
-      </w:pPr>
-      <w:r>
-        <w:t xml:space="preserve">отработанные группы классификатора — по сценарию вызова;</w:t>
-      </w:r>
-    </w:p>
-    <w:p>
-      <w:pPr>
-        <w:pStyle w:val="Compact"/>
-        <w:numPr>
-          <w:ilvl w:val="1"/>
-          <w:numId w:val="1009"/>
-        </w:numPr>
-      </w:pPr>
-      <w:r>
-        <w:t xml:space="preserve">балл по сложности заявителя.</w:t>
-      </w:r>
-    </w:p>
-    <w:p>
-      <w:pPr>
-        <w:pStyle w:val="Compact"/>
-        <w:numPr>
-          <w:ilvl w:val="0"/>
-          <w:numId w:val="1007"/>
-        </w:numPr>
-      </w:pPr>
-      <w:r>
-        <w:rPr>
-          <w:i/>
-          <w:iCs/>
-        </w:rPr>
-        <w:t xml:space="preserve">Разбор занятия</w:t>
-      </w:r>
-      <w:r>
-        <w:t xml:space="preserve"> </w:t>
-      </w:r>
-      <w:r>
-        <w:t xml:space="preserve">— для подведения итогов смены (ГОСТ Р 22.7.01, п. 3.12.3): характерные недостатки, слабые критерии с советом, превышения норматива, лучшие результаты. Одинаковые замечания сводятся без перечней, пояснений в скобках и чисел.</w:t>
-      </w:r>
-    </w:p>
-    <w:p>
-      <w:pPr>
-        <w:pStyle w:val="Compact"/>
-        <w:numPr>
-          <w:ilvl w:val="0"/>
-          <w:numId w:val="1007"/>
-        </w:numPr>
-      </w:pPr>
-      <w:r>
-        <w:rPr>
-          <w:i/>
-          <w:iCs/>
-        </w:rPr>
-        <w:t xml:space="preserve">Подбор задания</w:t>
       </w:r>
       <w:r>
         <w:t xml:space="preserve">:</w:t>
@@ -6106,7 +6111,7 @@
         </w:numPr>
       </w:pPr>
       <w:r>
-        <w:t xml:space="preserve">группы: до трёх групп классификатора со средним баллом ниже «порог + 15»; затем ещё не отработанные группы, для которых в банке есть утверждённые сценарии;</w:t>
+        <w:t xml:space="preserve">средние по критериям против средних группы той же роли;</w:t>
       </w:r>
     </w:p>
     <w:p>
@@ -6118,7 +6123,7 @@
         </w:numPr>
       </w:pPr>
       <w:r>
-        <w:t xml:space="preserve">сложность: медиана сложности пройденных сценариев, +1 при среднем балле последних 10 карточек от «порог + 15», −1 при балле ниже «порог − 10»;</w:t>
+        <w:t xml:space="preserve">типичные ошибки;</w:t>
       </w:r>
     </w:p>
     <w:p>
@@ -6130,7 +6135,19 @@
         </w:numPr>
       </w:pPr>
       <w:r>
-        <w:t xml:space="preserve">сценарии занятия выдаются ближайшей к заданной сложности.</w:t>
+        <w:t xml:space="preserve">отработанные группы классификатора — по сценарию вызова;</w:t>
+      </w:r>
+    </w:p>
+    <w:p>
+      <w:pPr>
+        <w:pStyle w:val="Compact"/>
+        <w:numPr>
+          <w:ilvl w:val="1"/>
+          <w:numId w:val="1010"/>
+        </w:numPr>
+      </w:pPr>
+      <w:r>
+        <w:t xml:space="preserve">балл по сложности заявителя.</w:t>
       </w:r>
     </w:p>
     <w:p>
@@ -6138,7 +6155,7 @@
         <w:pStyle w:val="Compact"/>
         <w:numPr>
           <w:ilvl w:val="0"/>
-          <w:numId w:val="1007"/>
+          <w:numId w:val="1008"/>
         </w:numPr>
       </w:pPr>
       <w:r>
@@ -6146,13 +6163,32 @@
           <w:i/>
           <w:iCs/>
         </w:rPr>
-        <w:t xml:space="preserve">Готовность к допуску</w:t>
+        <w:t xml:space="preserve">Разбор занятия</w:t>
       </w:r>
       <w:r>
         <w:t xml:space="preserve"> </w:t>
       </w:r>
       <w:r>
-        <w:t xml:space="preserve">— по шкале итогового контроля Программы подготовки дежурно-диспетчерского персонала ЕДДС (протокол Правкомиссии от 31.10.2023 № 9). Учитываются последние 10 оценённых карточек каждой роли:</w:t>
+        <w:t xml:space="preserve">— для подведения итогов смены (ГОСТ Р 22.7.01, п. 3.12.3): характерные недостатки, слабые критерии с советом, превышения норматива, лучшие результаты. Одинаковые замечания сводятся без перечней, пояснений в скобках и чисел.</w:t>
+      </w:r>
+    </w:p>
+    <w:p>
+      <w:pPr>
+        <w:pStyle w:val="Compact"/>
+        <w:numPr>
+          <w:ilvl w:val="0"/>
+          <w:numId w:val="1008"/>
+        </w:numPr>
+      </w:pPr>
+      <w:r>
+        <w:rPr>
+          <w:i/>
+          <w:iCs/>
+        </w:rPr>
+        <w:t xml:space="preserve">Подбор задания</w:t>
+      </w:r>
+      <w:r>
+        <w:t xml:space="preserve">:</w:t>
       </w:r>
     </w:p>
     <w:p>
@@ -6164,7 +6200,7 @@
         </w:numPr>
       </w:pPr>
       <w:r>
-        <w:t xml:space="preserve">«отлично» — средний балл от 90 и не меньше 90 % карточек в нормативе;</w:t>
+        <w:t xml:space="preserve">группы: до трёх групп классификатора со средним баллом ниже «порог + 15»; затем ещё не отработанные группы, для которых в банке есть утверждённые сценарии;</w:t>
       </w:r>
     </w:p>
     <w:p>
@@ -6176,7 +6212,7 @@
         </w:numPr>
       </w:pPr>
       <w:r>
-        <w:t xml:space="preserve">«хорошо» — от 75, в нормативе;</w:t>
+        <w:t xml:space="preserve">сложность: медиана сложности пройденных сценариев, +1 при среднем балле последних 10 карточек от «порог + 15», −1 при балле ниже «порог − 10»;</w:t>
       </w:r>
     </w:p>
     <w:p>
@@ -6188,7 +6224,29 @@
         </w:numPr>
       </w:pPr>
       <w:r>
-        <w:t xml:space="preserve">«удовлетворительно» — от 60, в нормативе или с небольшим превышением (не меньше 60 % в нормативе, 90-й процентиль не больше 1,5 норматива);</w:t>
+        <w:t xml:space="preserve">сценарии занятия выдаются ближайшей к заданной сложности.</w:t>
+      </w:r>
+    </w:p>
+    <w:p>
+      <w:pPr>
+        <w:pStyle w:val="Compact"/>
+        <w:numPr>
+          <w:ilvl w:val="0"/>
+          <w:numId w:val="1008"/>
+        </w:numPr>
+      </w:pPr>
+      <w:r>
+        <w:rPr>
+          <w:i/>
+          <w:iCs/>
+        </w:rPr>
+        <w:t xml:space="preserve">Готовность к допуску</w:t>
+      </w:r>
+      <w:r>
+        <w:t xml:space="preserve"> </w:t>
+      </w:r>
+      <w:r>
+        <w:t xml:space="preserve">— по шкале итогового контроля Программы подготовки дежурно-диспетчерского персонала ЕДДС (протокол Правкомиссии от 31.10.2023 № 9). Учитываются последние 10 оценённых карточек каждой роли:</w:t>
       </w:r>
     </w:p>
     <w:p>
@@ -6196,7 +6254,43 @@
         <w:pStyle w:val="Compact"/>
         <w:numPr>
           <w:ilvl w:val="1"/>
-          <w:numId w:val="1011"/>
+          <w:numId w:val="1012"/>
+        </w:numPr>
+      </w:pPr>
+      <w:r>
+        <w:t xml:space="preserve">«отлично» — средний балл от 90 и не меньше 90 % карточек в нормативе;</w:t>
+      </w:r>
+    </w:p>
+    <w:p>
+      <w:pPr>
+        <w:pStyle w:val="Compact"/>
+        <w:numPr>
+          <w:ilvl w:val="1"/>
+          <w:numId w:val="1012"/>
+        </w:numPr>
+      </w:pPr>
+      <w:r>
+        <w:t xml:space="preserve">«хорошо» — от 75, в нормативе;</w:t>
+      </w:r>
+    </w:p>
+    <w:p>
+      <w:pPr>
+        <w:pStyle w:val="Compact"/>
+        <w:numPr>
+          <w:ilvl w:val="1"/>
+          <w:numId w:val="1012"/>
+        </w:numPr>
+      </w:pPr>
+      <w:r>
+        <w:t xml:space="preserve">«удовлетворительно» — от 60, в нормативе или с небольшим превышением (не меньше 60 % в нормативе, 90-й процентиль не больше 1,5 норматива);</w:t>
+      </w:r>
+    </w:p>
+    <w:p>
+      <w:pPr>
+        <w:pStyle w:val="Compact"/>
+        <w:numPr>
+          <w:ilvl w:val="1"/>
+          <w:numId w:val="1012"/>
         </w:numPr>
       </w:pPr>
       <w:r>
@@ -6304,7 +6398,7 @@
         <w:pStyle w:val="Compact"/>
         <w:numPr>
           <w:ilvl w:val="0"/>
-          <w:numId w:val="1012"/>
+          <w:numId w:val="1013"/>
         </w:numPr>
       </w:pPr>
       <w:r>
@@ -6316,7 +6410,7 @@
         <w:pStyle w:val="Compact"/>
         <w:numPr>
           <w:ilvl w:val="0"/>
-          <w:numId w:val="1012"/>
+          <w:numId w:val="1013"/>
         </w:numPr>
       </w:pPr>
       <w:r>
@@ -6328,7 +6422,7 @@
         <w:pStyle w:val="Compact"/>
         <w:numPr>
           <w:ilvl w:val="0"/>
-          <w:numId w:val="1012"/>
+          <w:numId w:val="1013"/>
         </w:numPr>
       </w:pPr>
       <w:r>
@@ -6340,7 +6434,7 @@
         <w:pStyle w:val="Compact"/>
         <w:numPr>
           <w:ilvl w:val="0"/>
-          <w:numId w:val="1012"/>
+          <w:numId w:val="1013"/>
         </w:numPr>
       </w:pPr>
       <w:r>
@@ -6670,97 +6764,11 @@
         <w:pStyle w:val="Compact"/>
         <w:numPr>
           <w:ilvl w:val="0"/>
-          <w:numId w:val="1013"/>
+          <w:numId w:val="1014"/>
         </w:numPr>
       </w:pPr>
       <w:r>
         <w:t xml:space="preserve">средневзвешенный балл пропускал грубые ошибки — введено правило критической ошибки: «не зачтено» при любом балле;</w:t>
-      </w:r>
-    </w:p>
-    <w:p>
-      <w:pPr>
-        <w:pStyle w:val="Compact"/>
-        <w:numPr>
-          <w:ilvl w:val="0"/>
-          <w:numId w:val="1013"/>
-        </w:numPr>
-      </w:pPr>
-      <w:r>
-        <w:t xml:space="preserve">ключевые факты со словами «набережная», «улица» не находились в описании;</w:t>
-      </w:r>
-    </w:p>
-    <w:p>
-      <w:pPr>
-        <w:pStyle w:val="Compact"/>
-        <w:numPr>
-          <w:ilvl w:val="0"/>
-          <w:numId w:val="1013"/>
-        </w:numPr>
-      </w:pPr>
-      <w:r>
-        <w:t xml:space="preserve">балл адреса не достигал 1 из-за округления.</w:t>
-      </w:r>
-    </w:p>
-    <w:p>
-      <w:pPr>
-        <w:pStyle w:val="FirstParagraph"/>
-      </w:pPr>
-      <w:r>
-        <w:t xml:space="preserve">Кроме того, критерий описания теперь учитывает только те факты, которые прозвучали в речи заявителя.</w:t>
-      </w:r>
-    </w:p>
-    <w:p>
-      <w:pPr>
-        <w:pStyle w:val="BodyText"/>
-      </w:pPr>
-      <w:r>
-        <w:rPr>
-          <w:b/>
-          <w:bCs/>
-        </w:rPr>
-        <w:t xml:space="preserve">Согласованность генератора.</w:t>
-      </w:r>
-      <w:r>
-        <w:t xml:space="preserve"> </w:t>
-      </w:r>
-      <w:r>
-        <w:t xml:space="preserve">Адрес, заявитель и пострадавшие легенды совпадают с эталоном в 100 % сценариев. Службы эталона совпадают с автоподбором по классификатору в 100 %. Ключевые факты эталона звучат в речи заявителя в 90 % сценариев; в остальных критерий описания учитывает только прозвучавшие факты.</w:t>
-      </w:r>
-    </w:p>
-    <w:p>
-      <w:pPr>
-        <w:pStyle w:val="BodyText"/>
-      </w:pPr>
-      <w:r>
-        <w:rPr>
-          <w:b/>
-          <w:bCs/>
-        </w:rPr>
-        <w:t xml:space="preserve">Согласие с экспертом.</w:t>
-      </w:r>
-      <w:r>
-        <w:t xml:space="preserve"> </w:t>
-      </w:r>
-      <w:r>
-        <w:t xml:space="preserve">По каждой экспертной правке преподавателя сравниваются автобалл до правки и балл эксперта: средняя абсолютная ошибка (MAE), совпадение вердикта, κ Коэна. Метрика рассчитывается автоматически и растёт вместе с числом правок. Устойчивой её можно считать от 30 правок.</w:t>
-      </w:r>
-    </w:p>
-    <w:p>
-      <w:pPr>
-        <w:pStyle w:val="BodyText"/>
-      </w:pPr>
-      <w:r>
-        <w:rPr>
-          <w:b/>
-          <w:bCs/>
-        </w:rPr>
-        <w:t xml:space="preserve">ИИ-судья</w:t>
-      </w:r>
-      <w:r>
-        <w:t xml:space="preserve"> </w:t>
-      </w:r>
-      <w:r>
-        <w:t xml:space="preserve">(смысл и грамотность описания) проверяется на модели отдельно:</w:t>
       </w:r>
     </w:p>
     <w:p>
@@ -6772,7 +6780,7 @@
         </w:numPr>
       </w:pPr>
       <w:r>
-        <w:t xml:space="preserve">верное описание против описания другого происшествия;</w:t>
+        <w:t xml:space="preserve">ключевые факты со словами «набережная», «улица» не находились в описании;</w:t>
       </w:r>
     </w:p>
     <w:p>
@@ -6781,6 +6789,92 @@
         <w:numPr>
           <w:ilvl w:val="0"/>
           <w:numId w:val="1014"/>
+        </w:numPr>
+      </w:pPr>
+      <w:r>
+        <w:t xml:space="preserve">балл адреса не достигал 1 из-за округления.</w:t>
+      </w:r>
+    </w:p>
+    <w:p>
+      <w:pPr>
+        <w:pStyle w:val="FirstParagraph"/>
+      </w:pPr>
+      <w:r>
+        <w:t xml:space="preserve">Кроме того, критерий описания теперь учитывает только те факты, которые прозвучали в речи заявителя.</w:t>
+      </w:r>
+    </w:p>
+    <w:p>
+      <w:pPr>
+        <w:pStyle w:val="BodyText"/>
+      </w:pPr>
+      <w:r>
+        <w:rPr>
+          <w:b/>
+          <w:bCs/>
+        </w:rPr>
+        <w:t xml:space="preserve">Согласованность генератора.</w:t>
+      </w:r>
+      <w:r>
+        <w:t xml:space="preserve"> </w:t>
+      </w:r>
+      <w:r>
+        <w:t xml:space="preserve">Адрес, заявитель и пострадавшие легенды совпадают с эталоном в 100 % сценариев. Службы эталона совпадают с автоподбором по классификатору в 100 %. Ключевые факты эталона звучат в речи заявителя в 90 % сценариев; в остальных критерий описания учитывает только прозвучавшие факты.</w:t>
+      </w:r>
+    </w:p>
+    <w:p>
+      <w:pPr>
+        <w:pStyle w:val="BodyText"/>
+      </w:pPr>
+      <w:r>
+        <w:rPr>
+          <w:b/>
+          <w:bCs/>
+        </w:rPr>
+        <w:t xml:space="preserve">Согласие с экспертом.</w:t>
+      </w:r>
+      <w:r>
+        <w:t xml:space="preserve"> </w:t>
+      </w:r>
+      <w:r>
+        <w:t xml:space="preserve">По каждой экспертной правке преподавателя сравниваются автобалл до правки и балл эксперта: средняя абсолютная ошибка (MAE), совпадение вердикта, κ Коэна. Метрика рассчитывается автоматически и растёт вместе с числом правок. Устойчивой её можно считать от 30 правок.</w:t>
+      </w:r>
+    </w:p>
+    <w:p>
+      <w:pPr>
+        <w:pStyle w:val="BodyText"/>
+      </w:pPr>
+      <w:r>
+        <w:rPr>
+          <w:b/>
+          <w:bCs/>
+        </w:rPr>
+        <w:t xml:space="preserve">ИИ-судья</w:t>
+      </w:r>
+      <w:r>
+        <w:t xml:space="preserve"> </w:t>
+      </w:r>
+      <w:r>
+        <w:t xml:space="preserve">(смысл и грамотность описания) проверяется на модели отдельно:</w:t>
+      </w:r>
+    </w:p>
+    <w:p>
+      <w:pPr>
+        <w:pStyle w:val="Compact"/>
+        <w:numPr>
+          <w:ilvl w:val="0"/>
+          <w:numId w:val="1015"/>
+        </w:numPr>
+      </w:pPr>
+      <w:r>
+        <w:t xml:space="preserve">верное описание против описания другого происшествия;</w:t>
+      </w:r>
+    </w:p>
+    <w:p>
+      <w:pPr>
+        <w:pStyle w:val="Compact"/>
+        <w:numPr>
+          <w:ilvl w:val="0"/>
+          <w:numId w:val="1015"/>
         </w:numPr>
       </w:pPr>
       <w:r>
@@ -9131,7 +9225,7 @@
                 <w:rFonts w:ascii="Times New Roman" w:hAnsi="Times New Roman"/>
                 <w:sz w:val="20"/>
               </w:rPr>
-              <w:t xml:space="preserve">6</w:t>
+              <w:t xml:space="preserve">7</w:t>
             </w:r>
           </w:p>
         </w:tc>
@@ -9703,7 +9797,7 @@
         <w:pStyle w:val="Compact"/>
         <w:numPr>
           <w:ilvl w:val="0"/>
-          <w:numId w:val="1015"/>
+          <w:numId w:val="1016"/>
         </w:numPr>
       </w:pPr>
       <w:r>
@@ -9715,7 +9809,7 @@
         <w:pStyle w:val="Compact"/>
         <w:numPr>
           <w:ilvl w:val="0"/>
-          <w:numId w:val="1015"/>
+          <w:numId w:val="1016"/>
         </w:numPr>
       </w:pPr>
       <w:r>
@@ -9766,7 +9860,7 @@
         <w:pStyle w:val="Compact"/>
         <w:numPr>
           <w:ilvl w:val="0"/>
-          <w:numId w:val="1015"/>
+          <w:numId w:val="1016"/>
         </w:numPr>
       </w:pPr>
       <w:r>
@@ -9802,7 +9896,7 @@
         <w:pStyle w:val="Compact"/>
         <w:numPr>
           <w:ilvl w:val="0"/>
-          <w:numId w:val="1015"/>
+          <w:numId w:val="1016"/>
         </w:numPr>
       </w:pPr>
       <w:r>
@@ -9874,7 +9968,7 @@
         <w:pStyle w:val="Compact"/>
         <w:numPr>
           <w:ilvl w:val="0"/>
-          <w:numId w:val="1015"/>
+          <w:numId w:val="1016"/>
         </w:numPr>
       </w:pPr>
       <w:r>
@@ -10325,7 +10419,7 @@
         <w:pStyle w:val="Compact"/>
         <w:numPr>
           <w:ilvl w:val="0"/>
-          <w:numId w:val="1016"/>
+          <w:numId w:val="1017"/>
         </w:numPr>
       </w:pPr>
       <w:r>
@@ -10342,97 +10436,6 @@
       </w:r>
       <w:r>
         <w:t xml:space="preserve">; для ежедневного копирования — задание cron на сервере.</w:t>
-      </w:r>
-    </w:p>
-    <w:p>
-      <w:pPr>
-        <w:pStyle w:val="Compact"/>
-        <w:numPr>
-          <w:ilvl w:val="0"/>
-          <w:numId w:val="1016"/>
-        </w:numPr>
-      </w:pPr>
-      <w:r>
-        <w:t xml:space="preserve">Копия — сжатый JSON рабочих данных: пользователи, группы, сценарии, занятия, карточки, оценки, журнал аудита, настройки. Справочники восстанавливаются импортом; файлы учебных материалов — в томе</w:t>
-      </w:r>
-      <w:r>
-        <w:t xml:space="preserve"> </w:t>
-      </w:r>
-      <w:r>
-        <w:rPr>
-          <w:rStyle w:val="VerbatimChar"/>
-        </w:rPr>
-        <w:t xml:space="preserve">materials</w:t>
-      </w:r>
-      <w:r>
-        <w:t xml:space="preserve">.</w:t>
-      </w:r>
-    </w:p>
-    <w:p>
-      <w:pPr>
-        <w:pStyle w:val="Compact"/>
-        <w:numPr>
-          <w:ilvl w:val="0"/>
-          <w:numId w:val="1016"/>
-        </w:numPr>
-      </w:pPr>
-      <w:r>
-        <w:t xml:space="preserve">Хранится заданное в настройках число копий; копию можно скачать.</w:t>
-      </w:r>
-    </w:p>
-    <w:p>
-      <w:pPr>
-        <w:pStyle w:val="Compact"/>
-        <w:numPr>
-          <w:ilvl w:val="0"/>
-          <w:numId w:val="1016"/>
-        </w:numPr>
-      </w:pPr>
-      <w:r>
-        <w:t xml:space="preserve">Восстановление — кнопкой в панели с подтверждением словом «ВОССТАНОВИТЬ»: данные заменяются состоянием копии, все сессии завершаются, событие записывается в журнал аудита.</w:t>
-      </w:r>
-    </w:p>
-    <w:p>
-      <w:pPr>
-        <w:pStyle w:val="Compact"/>
-        <w:numPr>
-          <w:ilvl w:val="0"/>
-          <w:numId w:val="1016"/>
-        </w:numPr>
-      </w:pPr>
-      <w:r>
-        <w:t xml:space="preserve">Полная копия базы PostgreSQL средствами СУБД:</w:t>
-      </w:r>
-      <w:r>
-        <w:t xml:space="preserve"> </w:t>
-      </w:r>
-      <w:r>
-        <w:rPr>
-          <w:rStyle w:val="VerbatimChar"/>
-        </w:rPr>
-        <w:t xml:space="preserve">docker compose exec db pg_dump -U aiskra aiskra &gt; backup.sql</w:t>
-      </w:r>
-      <w:r>
-        <w:t xml:space="preserve">.</w:t>
-      </w:r>
-    </w:p>
-    <w:bookmarkEnd w:id="42"/>
-    <w:bookmarkStart w:id="43" w:name="обслуживание"/>
-    <w:p>
-      <w:pPr>
-        <w:pStyle w:val="Heading2"/>
-      </w:pPr>
-      <w:r>
-        <w:rPr>
-          <w:rStyle w:val="SectionNumber"/>
-        </w:rPr>
-        <w:t xml:space="preserve">8.5</w:t>
-      </w:r>
-      <w:r>
-        <w:tab/>
-      </w:r>
-      <w:r>
-        <w:t xml:space="preserve">Обслуживание</w:t>
       </w:r>
     </w:p>
     <w:p>
@@ -10444,7 +10447,7 @@
         </w:numPr>
       </w:pPr>
       <w:r>
-        <w:t xml:space="preserve">Очистка журнала аудита старше срока хранения (не меньше 183 дней): кнопка в настройках или</w:t>
+        <w:t xml:space="preserve">Копия — сжатый JSON рабочих данных: пользователи, группы, сценарии, занятия, карточки, оценки, журнал аудита, настройки. Справочники восстанавливаются импортом; файлы учебных материалов — в томе</w:t>
       </w:r>
       <w:r>
         <w:t xml:space="preserve"> </w:t>
@@ -10453,7 +10456,7 @@
         <w:rPr>
           <w:rStyle w:val="VerbatimChar"/>
         </w:rPr>
-        <w:t xml:space="preserve">docker compose exec backend python -m aiskra.cli purge-audit</w:t>
+        <w:t xml:space="preserve">materials</w:t>
       </w:r>
       <w:r>
         <w:t xml:space="preserve">.</w:t>
@@ -10468,19 +10471,7 @@
         </w:numPr>
       </w:pPr>
       <w:r>
-        <w:t xml:space="preserve">Состояние сервисов (БД, модели, телефония, копии) — панель администратора «Состояние», проверка</w:t>
-      </w:r>
-      <w:r>
-        <w:t xml:space="preserve"> </w:t>
-      </w:r>
-      <w:r>
-        <w:rPr>
-          <w:rStyle w:val="VerbatimChar"/>
-        </w:rPr>
-        <w:t xml:space="preserve">/health</w:t>
-      </w:r>
-      <w:r>
-        <w:t xml:space="preserve">.</w:t>
+        <w:t xml:space="preserve">Хранится заданное в настройках число копий; копию можно скачать.</w:t>
       </w:r>
     </w:p>
     <w:p>
@@ -10489,6 +10480,109 @@
         <w:numPr>
           <w:ilvl w:val="0"/>
           <w:numId w:val="1017"/>
+        </w:numPr>
+      </w:pPr>
+      <w:r>
+        <w:t xml:space="preserve">Восстановление — кнопкой в панели с подтверждением словом «ВОССТАНОВИТЬ»: данные заменяются состоянием копии, все сессии завершаются, событие записывается в журнал аудита.</w:t>
+      </w:r>
+    </w:p>
+    <w:p>
+      <w:pPr>
+        <w:pStyle w:val="Compact"/>
+        <w:numPr>
+          <w:ilvl w:val="0"/>
+          <w:numId w:val="1017"/>
+        </w:numPr>
+      </w:pPr>
+      <w:r>
+        <w:t xml:space="preserve">Полная копия базы PostgreSQL средствами СУБД:</w:t>
+      </w:r>
+      <w:r>
+        <w:t xml:space="preserve"> </w:t>
+      </w:r>
+      <w:r>
+        <w:rPr>
+          <w:rStyle w:val="VerbatimChar"/>
+        </w:rPr>
+        <w:t xml:space="preserve">docker compose exec db pg_dump -U aiskra aiskra &gt; backup.sql</w:t>
+      </w:r>
+      <w:r>
+        <w:t xml:space="preserve">.</w:t>
+      </w:r>
+    </w:p>
+    <w:bookmarkEnd w:id="42"/>
+    <w:bookmarkStart w:id="43" w:name="обслуживание"/>
+    <w:p>
+      <w:pPr>
+        <w:pStyle w:val="Heading2"/>
+      </w:pPr>
+      <w:r>
+        <w:rPr>
+          <w:rStyle w:val="SectionNumber"/>
+        </w:rPr>
+        <w:t xml:space="preserve">8.5</w:t>
+      </w:r>
+      <w:r>
+        <w:tab/>
+      </w:r>
+      <w:r>
+        <w:t xml:space="preserve">Обслуживание</w:t>
+      </w:r>
+    </w:p>
+    <w:p>
+      <w:pPr>
+        <w:pStyle w:val="Compact"/>
+        <w:numPr>
+          <w:ilvl w:val="0"/>
+          <w:numId w:val="1018"/>
+        </w:numPr>
+      </w:pPr>
+      <w:r>
+        <w:t xml:space="preserve">Очистка журнала аудита старше срока хранения (не меньше 183 дней): кнопка в настройках или</w:t>
+      </w:r>
+      <w:r>
+        <w:t xml:space="preserve"> </w:t>
+      </w:r>
+      <w:r>
+        <w:rPr>
+          <w:rStyle w:val="VerbatimChar"/>
+        </w:rPr>
+        <w:t xml:space="preserve">docker compose exec backend python -m aiskra.cli purge-audit</w:t>
+      </w:r>
+      <w:r>
+        <w:t xml:space="preserve">.</w:t>
+      </w:r>
+    </w:p>
+    <w:p>
+      <w:pPr>
+        <w:pStyle w:val="Compact"/>
+        <w:numPr>
+          <w:ilvl w:val="0"/>
+          <w:numId w:val="1018"/>
+        </w:numPr>
+      </w:pPr>
+      <w:r>
+        <w:t xml:space="preserve">Состояние сервисов (БД, модели, телефония, копии) — панель администратора «Состояние», проверка</w:t>
+      </w:r>
+      <w:r>
+        <w:t xml:space="preserve"> </w:t>
+      </w:r>
+      <w:r>
+        <w:rPr>
+          <w:rStyle w:val="VerbatimChar"/>
+        </w:rPr>
+        <w:t xml:space="preserve">/health</w:t>
+      </w:r>
+      <w:r>
+        <w:t xml:space="preserve">.</w:t>
+      </w:r>
+    </w:p>
+    <w:p>
+      <w:pPr>
+        <w:pStyle w:val="Compact"/>
+        <w:numPr>
+          <w:ilvl w:val="0"/>
+          <w:numId w:val="1018"/>
         </w:numPr>
       </w:pPr>
       <w:r>
@@ -11262,7 +11356,7 @@
         <w:pStyle w:val="Compact"/>
         <w:numPr>
           <w:ilvl w:val="0"/>
-          <w:numId w:val="1018"/>
+          <w:numId w:val="1019"/>
         </w:numPr>
       </w:pPr>
       <w:r>
@@ -11274,7 +11368,7 @@
         <w:pStyle w:val="Compact"/>
         <w:numPr>
           <w:ilvl w:val="0"/>
-          <w:numId w:val="1018"/>
+          <w:numId w:val="1019"/>
         </w:numPr>
       </w:pPr>
       <w:r>
@@ -11286,7 +11380,7 @@
         <w:pStyle w:val="Compact"/>
         <w:numPr>
           <w:ilvl w:val="0"/>
-          <w:numId w:val="1018"/>
+          <w:numId w:val="1019"/>
         </w:numPr>
       </w:pPr>
       <w:r>
@@ -17100,7 +17194,7 @@
                 <w:rFonts w:ascii="Times New Roman" w:hAnsi="Times New Roman"/>
                 <w:sz w:val="20"/>
               </w:rPr>
-              <w:t xml:space="preserve">озвучка реплик — серверный синтез голосом роли с эмоцией (Gemini TTS на демо, Piper в контуре) или синтез речи браузера; распознавание речи обучающегося — Whisper (локально на GPU/CPU или API); оценка голосового ответа идёт по распознанному тексту, интонация оператора не оценивается</w:t>
+              <w:t xml:space="preserve">озвучка реплик — серверный синтез голосом роли с эмоцией (Gemini TTS на демо, Piper в контуре) или синтез речи браузера; распознавание речи обучающегося — Whisper (локально на GPU/CPU или API), кнопкой или без рук с перебиванием; оценка голосового ответа идёт по распознанному тексту, интонация оператора не оценивается</w:t>
             </w:r>
           </w:p>
         </w:tc>
@@ -31438,6 +31532,9 @@
     <w:abstractNumId w:val="991"/>
   </w:num>
   <w:num w:numId="1015">
+    <w:abstractNumId w:val="991"/>
+  </w:num>
+  <w:num w:numId="1016">
     <w:abstractNumId w:val="99411"/>
     <w:lvlOverride w:ilvl="0">
       <w:startOverride w:val="1"/>
@@ -31467,13 +31564,13 @@
       <w:startOverride w:val="1"/>
     </w:lvlOverride>
   </w:num>
-  <w:num w:numId="1016">
-    <w:abstractNumId w:val="991"/>
-  </w:num>
   <w:num w:numId="1017">
     <w:abstractNumId w:val="991"/>
   </w:num>
   <w:num w:numId="1018">
+    <w:abstractNumId w:val="991"/>
+  </w:num>
+  <w:num w:numId="1019">
     <w:abstractNumId w:val="991"/>
   </w:num>
 </w:numbering>

--- a/docs/delivery/out/Пояснительная_записка_АИскра.docx
+++ b/docs/delivery/out/Пояснительная_записка_АИскра.docx
@@ -591,7 +591,7 @@
         </w:rPr>
         <w:t>5.5 Метрики достоверности ИИ-оценки</w:t>
         <w:tab/>
-        <w:t>16</w:t>
+        <w:t>17</w:t>
       </w:r>
     </w:p>
     <w:p>
@@ -4741,6 +4741,58 @@
           <w:b/>
           <w:bCs/>
         </w:rPr>
+        <w:t xml:space="preserve">Преподавателю:</w:t>
+      </w:r>
+    </w:p>
+    <w:p>
+      <w:pPr>
+        <w:pStyle w:val="Compact"/>
+        <w:numPr>
+          <w:ilvl w:val="1"/>
+          <w:numId w:val="1008"/>
+        </w:numPr>
+      </w:pPr>
+      <w:r>
+        <w:t xml:space="preserve">разбор разговора у карточки: график напряжения заявителя по репликам и какие слова оператора его изменили;</w:t>
+      </w:r>
+    </w:p>
+    <w:p>
+      <w:pPr>
+        <w:pStyle w:val="Compact"/>
+        <w:numPr>
+          <w:ilvl w:val="1"/>
+          <w:numId w:val="1008"/>
+        </w:numPr>
+      </w:pPr>
+      <w:r>
+        <w:t xml:space="preserve">на плитке мониторинга — состояние заявителя в идущем звонке;</w:t>
+      </w:r>
+    </w:p>
+    <w:p>
+      <w:pPr>
+        <w:pStyle w:val="Compact"/>
+        <w:numPr>
+          <w:ilvl w:val="1"/>
+          <w:numId w:val="1008"/>
+        </w:numPr>
+      </w:pPr>
+      <w:r>
+        <w:t xml:space="preserve">в автооценке — информативный критерий «Работа с заявителем». Он показывает рост напряжения и обесценивающие фразы, но в балл не входит, пока его не сверят эксперты.</w:t>
+      </w:r>
+    </w:p>
+    <w:p>
+      <w:pPr>
+        <w:pStyle w:val="Compact"/>
+        <w:numPr>
+          <w:ilvl w:val="0"/>
+          <w:numId w:val="1005"/>
+        </w:numPr>
+      </w:pPr>
+      <w:r>
+        <w:rPr>
+          <w:b/>
+          <w:bCs/>
+        </w:rPr>
         <w:t xml:space="preserve">Старший группы</w:t>
       </w:r>
       <w:r>
@@ -6030,7 +6082,7 @@
         <w:pStyle w:val="Compact"/>
         <w:numPr>
           <w:ilvl w:val="0"/>
-          <w:numId w:val="1008"/>
+          <w:numId w:val="1009"/>
         </w:numPr>
       </w:pPr>
       <w:r>
@@ -6052,7 +6104,7 @@
         <w:pStyle w:val="Compact"/>
         <w:numPr>
           <w:ilvl w:val="1"/>
-          <w:numId w:val="1009"/>
+          <w:numId w:val="1010"/>
         </w:numPr>
       </w:pPr>
       <w:r>
@@ -6064,7 +6116,7 @@
         <w:pStyle w:val="Compact"/>
         <w:numPr>
           <w:ilvl w:val="1"/>
-          <w:numId w:val="1009"/>
+          <w:numId w:val="1010"/>
         </w:numPr>
       </w:pPr>
       <w:r>
@@ -6088,7 +6140,7 @@
         <w:pStyle w:val="Compact"/>
         <w:numPr>
           <w:ilvl w:val="0"/>
-          <w:numId w:val="1008"/>
+          <w:numId w:val="1009"/>
         </w:numPr>
       </w:pPr>
       <w:r>
@@ -6097,95 +6149,6 @@
           <w:iCs/>
         </w:rPr>
         <w:t xml:space="preserve">Профиль обучающегося</w:t>
-      </w:r>
-      <w:r>
-        <w:t xml:space="preserve">:</w:t>
-      </w:r>
-    </w:p>
-    <w:p>
-      <w:pPr>
-        <w:pStyle w:val="Compact"/>
-        <w:numPr>
-          <w:ilvl w:val="1"/>
-          <w:numId w:val="1010"/>
-        </w:numPr>
-      </w:pPr>
-      <w:r>
-        <w:t xml:space="preserve">средние по критериям против средних группы той же роли;</w:t>
-      </w:r>
-    </w:p>
-    <w:p>
-      <w:pPr>
-        <w:pStyle w:val="Compact"/>
-        <w:numPr>
-          <w:ilvl w:val="1"/>
-          <w:numId w:val="1010"/>
-        </w:numPr>
-      </w:pPr>
-      <w:r>
-        <w:t xml:space="preserve">типичные ошибки;</w:t>
-      </w:r>
-    </w:p>
-    <w:p>
-      <w:pPr>
-        <w:pStyle w:val="Compact"/>
-        <w:numPr>
-          <w:ilvl w:val="1"/>
-          <w:numId w:val="1010"/>
-        </w:numPr>
-      </w:pPr>
-      <w:r>
-        <w:t xml:space="preserve">отработанные группы классификатора — по сценарию вызова;</w:t>
-      </w:r>
-    </w:p>
-    <w:p>
-      <w:pPr>
-        <w:pStyle w:val="Compact"/>
-        <w:numPr>
-          <w:ilvl w:val="1"/>
-          <w:numId w:val="1010"/>
-        </w:numPr>
-      </w:pPr>
-      <w:r>
-        <w:t xml:space="preserve">балл по сложности заявителя.</w:t>
-      </w:r>
-    </w:p>
-    <w:p>
-      <w:pPr>
-        <w:pStyle w:val="Compact"/>
-        <w:numPr>
-          <w:ilvl w:val="0"/>
-          <w:numId w:val="1008"/>
-        </w:numPr>
-      </w:pPr>
-      <w:r>
-        <w:rPr>
-          <w:i/>
-          <w:iCs/>
-        </w:rPr>
-        <w:t xml:space="preserve">Разбор занятия</w:t>
-      </w:r>
-      <w:r>
-        <w:t xml:space="preserve"> </w:t>
-      </w:r>
-      <w:r>
-        <w:t xml:space="preserve">— для подведения итогов смены (ГОСТ Р 22.7.01, п. 3.12.3): характерные недостатки, слабые критерии с советом, превышения норматива, лучшие результаты. Одинаковые замечания сводятся без перечней, пояснений в скобках и чисел.</w:t>
-      </w:r>
-    </w:p>
-    <w:p>
-      <w:pPr>
-        <w:pStyle w:val="Compact"/>
-        <w:numPr>
-          <w:ilvl w:val="0"/>
-          <w:numId w:val="1008"/>
-        </w:numPr>
-      </w:pPr>
-      <w:r>
-        <w:rPr>
-          <w:i/>
-          <w:iCs/>
-        </w:rPr>
-        <w:t xml:space="preserve">Подбор задания</w:t>
       </w:r>
       <w:r>
         <w:t xml:space="preserve">:</w:t>
@@ -6200,7 +6163,7 @@
         </w:numPr>
       </w:pPr>
       <w:r>
-        <w:t xml:space="preserve">группы: до трёх групп классификатора со средним баллом ниже «порог + 15»; затем ещё не отработанные группы, для которых в банке есть утверждённые сценарии;</w:t>
+        <w:t xml:space="preserve">средние по критериям против средних группы той же роли;</w:t>
       </w:r>
     </w:p>
     <w:p>
@@ -6212,7 +6175,7 @@
         </w:numPr>
       </w:pPr>
       <w:r>
-        <w:t xml:space="preserve">сложность: медиана сложности пройденных сценариев, +1 при среднем балле последних 10 карточек от «порог + 15», −1 при балле ниже «порог − 10»;</w:t>
+        <w:t xml:space="preserve">типичные ошибки;</w:t>
       </w:r>
     </w:p>
     <w:p>
@@ -6224,7 +6187,19 @@
         </w:numPr>
       </w:pPr>
       <w:r>
-        <w:t xml:space="preserve">сценарии занятия выдаются ближайшей к заданной сложности.</w:t>
+        <w:t xml:space="preserve">отработанные группы классификатора — по сценарию вызова;</w:t>
+      </w:r>
+    </w:p>
+    <w:p>
+      <w:pPr>
+        <w:pStyle w:val="Compact"/>
+        <w:numPr>
+          <w:ilvl w:val="1"/>
+          <w:numId w:val="1011"/>
+        </w:numPr>
+      </w:pPr>
+      <w:r>
+        <w:t xml:space="preserve">балл по сложности заявителя.</w:t>
       </w:r>
     </w:p>
     <w:p>
@@ -6232,7 +6207,7 @@
         <w:pStyle w:val="Compact"/>
         <w:numPr>
           <w:ilvl w:val="0"/>
-          <w:numId w:val="1008"/>
+          <w:numId w:val="1009"/>
         </w:numPr>
       </w:pPr>
       <w:r>
@@ -6240,13 +6215,32 @@
           <w:i/>
           <w:iCs/>
         </w:rPr>
-        <w:t xml:space="preserve">Готовность к допуску</w:t>
+        <w:t xml:space="preserve">Разбор занятия</w:t>
       </w:r>
       <w:r>
         <w:t xml:space="preserve"> </w:t>
       </w:r>
       <w:r>
-        <w:t xml:space="preserve">— по шкале итогового контроля Программы подготовки дежурно-диспетчерского персонала ЕДДС (протокол Правкомиссии от 31.10.2023 № 9). Учитываются последние 10 оценённых карточек каждой роли:</w:t>
+        <w:t xml:space="preserve">— для подведения итогов смены (ГОСТ Р 22.7.01, п. 3.12.3): характерные недостатки, слабые критерии с советом, превышения норматива, лучшие результаты. Одинаковые замечания сводятся без перечней, пояснений в скобках и чисел.</w:t>
+      </w:r>
+    </w:p>
+    <w:p>
+      <w:pPr>
+        <w:pStyle w:val="Compact"/>
+        <w:numPr>
+          <w:ilvl w:val="0"/>
+          <w:numId w:val="1009"/>
+        </w:numPr>
+      </w:pPr>
+      <w:r>
+        <w:rPr>
+          <w:i/>
+          <w:iCs/>
+        </w:rPr>
+        <w:t xml:space="preserve">Подбор задания</w:t>
+      </w:r>
+      <w:r>
+        <w:t xml:space="preserve">:</w:t>
       </w:r>
     </w:p>
     <w:p>
@@ -6258,7 +6252,7 @@
         </w:numPr>
       </w:pPr>
       <w:r>
-        <w:t xml:space="preserve">«отлично» — средний балл от 90 и не меньше 90 % карточек в нормативе;</w:t>
+        <w:t xml:space="preserve">группы: до трёх групп классификатора со средним баллом ниже «порог + 15»; затем ещё не отработанные группы, для которых в банке есть утверждённые сценарии;</w:t>
       </w:r>
     </w:p>
     <w:p>
@@ -6270,7 +6264,7 @@
         </w:numPr>
       </w:pPr>
       <w:r>
-        <w:t xml:space="preserve">«хорошо» — от 75, в нормативе;</w:t>
+        <w:t xml:space="preserve">сложность: медиана сложности пройденных сценариев, +1 при среднем балле последних 10 карточек от «порог + 15», −1 при балле ниже «порог − 10»;</w:t>
       </w:r>
     </w:p>
     <w:p>
@@ -6282,7 +6276,29 @@
         </w:numPr>
       </w:pPr>
       <w:r>
-        <w:t xml:space="preserve">«удовлетворительно» — от 60, в нормативе или с небольшим превышением (не меньше 60 % в нормативе, 90-й процентиль не больше 1,5 норматива);</w:t>
+        <w:t xml:space="preserve">сценарии занятия выдаются ближайшей к заданной сложности.</w:t>
+      </w:r>
+    </w:p>
+    <w:p>
+      <w:pPr>
+        <w:pStyle w:val="Compact"/>
+        <w:numPr>
+          <w:ilvl w:val="0"/>
+          <w:numId w:val="1009"/>
+        </w:numPr>
+      </w:pPr>
+      <w:r>
+        <w:rPr>
+          <w:i/>
+          <w:iCs/>
+        </w:rPr>
+        <w:t xml:space="preserve">Готовность к допуску</w:t>
+      </w:r>
+      <w:r>
+        <w:t xml:space="preserve"> </w:t>
+      </w:r>
+      <w:r>
+        <w:t xml:space="preserve">— по шкале итогового контроля Программы подготовки дежурно-диспетчерского персонала ЕДДС (протокол Правкомиссии от 31.10.2023 № 9). Учитываются последние 10 оценённых карточек каждой роли:</w:t>
       </w:r>
     </w:p>
     <w:p>
@@ -6290,7 +6306,43 @@
         <w:pStyle w:val="Compact"/>
         <w:numPr>
           <w:ilvl w:val="1"/>
-          <w:numId w:val="1012"/>
+          <w:numId w:val="1013"/>
+        </w:numPr>
+      </w:pPr>
+      <w:r>
+        <w:t xml:space="preserve">«отлично» — средний балл от 90 и не меньше 90 % карточек в нормативе;</w:t>
+      </w:r>
+    </w:p>
+    <w:p>
+      <w:pPr>
+        <w:pStyle w:val="Compact"/>
+        <w:numPr>
+          <w:ilvl w:val="1"/>
+          <w:numId w:val="1013"/>
+        </w:numPr>
+      </w:pPr>
+      <w:r>
+        <w:t xml:space="preserve">«хорошо» — от 75, в нормативе;</w:t>
+      </w:r>
+    </w:p>
+    <w:p>
+      <w:pPr>
+        <w:pStyle w:val="Compact"/>
+        <w:numPr>
+          <w:ilvl w:val="1"/>
+          <w:numId w:val="1013"/>
+        </w:numPr>
+      </w:pPr>
+      <w:r>
+        <w:t xml:space="preserve">«удовлетворительно» — от 60, в нормативе или с небольшим превышением (не меньше 60 % в нормативе, 90-й процентиль не больше 1,5 норматива);</w:t>
+      </w:r>
+    </w:p>
+    <w:p>
+      <w:pPr>
+        <w:pStyle w:val="Compact"/>
+        <w:numPr>
+          <w:ilvl w:val="1"/>
+          <w:numId w:val="1013"/>
         </w:numPr>
       </w:pPr>
       <w:r>
@@ -6398,7 +6450,7 @@
         <w:pStyle w:val="Compact"/>
         <w:numPr>
           <w:ilvl w:val="0"/>
-          <w:numId w:val="1013"/>
+          <w:numId w:val="1014"/>
         </w:numPr>
       </w:pPr>
       <w:r>
@@ -6410,7 +6462,7 @@
         <w:pStyle w:val="Compact"/>
         <w:numPr>
           <w:ilvl w:val="0"/>
-          <w:numId w:val="1013"/>
+          <w:numId w:val="1014"/>
         </w:numPr>
       </w:pPr>
       <w:r>
@@ -6422,7 +6474,7 @@
         <w:pStyle w:val="Compact"/>
         <w:numPr>
           <w:ilvl w:val="0"/>
-          <w:numId w:val="1013"/>
+          <w:numId w:val="1014"/>
         </w:numPr>
       </w:pPr>
       <w:r>
@@ -6434,7 +6486,7 @@
         <w:pStyle w:val="Compact"/>
         <w:numPr>
           <w:ilvl w:val="0"/>
-          <w:numId w:val="1013"/>
+          <w:numId w:val="1014"/>
         </w:numPr>
       </w:pPr>
       <w:r>
@@ -6764,97 +6816,11 @@
         <w:pStyle w:val="Compact"/>
         <w:numPr>
           <w:ilvl w:val="0"/>
-          <w:numId w:val="1014"/>
+          <w:numId w:val="1015"/>
         </w:numPr>
       </w:pPr>
       <w:r>
         <w:t xml:space="preserve">средневзвешенный балл пропускал грубые ошибки — введено правило критической ошибки: «не зачтено» при любом балле;</w:t>
-      </w:r>
-    </w:p>
-    <w:p>
-      <w:pPr>
-        <w:pStyle w:val="Compact"/>
-        <w:numPr>
-          <w:ilvl w:val="0"/>
-          <w:numId w:val="1014"/>
-        </w:numPr>
-      </w:pPr>
-      <w:r>
-        <w:t xml:space="preserve">ключевые факты со словами «набережная», «улица» не находились в описании;</w:t>
-      </w:r>
-    </w:p>
-    <w:p>
-      <w:pPr>
-        <w:pStyle w:val="Compact"/>
-        <w:numPr>
-          <w:ilvl w:val="0"/>
-          <w:numId w:val="1014"/>
-        </w:numPr>
-      </w:pPr>
-      <w:r>
-        <w:t xml:space="preserve">балл адреса не достигал 1 из-за округления.</w:t>
-      </w:r>
-    </w:p>
-    <w:p>
-      <w:pPr>
-        <w:pStyle w:val="FirstParagraph"/>
-      </w:pPr>
-      <w:r>
-        <w:t xml:space="preserve">Кроме того, критерий описания теперь учитывает только те факты, которые прозвучали в речи заявителя.</w:t>
-      </w:r>
-    </w:p>
-    <w:p>
-      <w:pPr>
-        <w:pStyle w:val="BodyText"/>
-      </w:pPr>
-      <w:r>
-        <w:rPr>
-          <w:b/>
-          <w:bCs/>
-        </w:rPr>
-        <w:t xml:space="preserve">Согласованность генератора.</w:t>
-      </w:r>
-      <w:r>
-        <w:t xml:space="preserve"> </w:t>
-      </w:r>
-      <w:r>
-        <w:t xml:space="preserve">Адрес, заявитель и пострадавшие легенды совпадают с эталоном в 100 % сценариев. Службы эталона совпадают с автоподбором по классификатору в 100 %. Ключевые факты эталона звучат в речи заявителя в 90 % сценариев; в остальных критерий описания учитывает только прозвучавшие факты.</w:t>
-      </w:r>
-    </w:p>
-    <w:p>
-      <w:pPr>
-        <w:pStyle w:val="BodyText"/>
-      </w:pPr>
-      <w:r>
-        <w:rPr>
-          <w:b/>
-          <w:bCs/>
-        </w:rPr>
-        <w:t xml:space="preserve">Согласие с экспертом.</w:t>
-      </w:r>
-      <w:r>
-        <w:t xml:space="preserve"> </w:t>
-      </w:r>
-      <w:r>
-        <w:t xml:space="preserve">По каждой экспертной правке преподавателя сравниваются автобалл до правки и балл эксперта: средняя абсолютная ошибка (MAE), совпадение вердикта, κ Коэна. Метрика рассчитывается автоматически и растёт вместе с числом правок. Устойчивой её можно считать от 30 правок.</w:t>
-      </w:r>
-    </w:p>
-    <w:p>
-      <w:pPr>
-        <w:pStyle w:val="BodyText"/>
-      </w:pPr>
-      <w:r>
-        <w:rPr>
-          <w:b/>
-          <w:bCs/>
-        </w:rPr>
-        <w:t xml:space="preserve">ИИ-судья</w:t>
-      </w:r>
-      <w:r>
-        <w:t xml:space="preserve"> </w:t>
-      </w:r>
-      <w:r>
-        <w:t xml:space="preserve">(смысл и грамотность описания) проверяется на модели отдельно:</w:t>
       </w:r>
     </w:p>
     <w:p>
@@ -6866,7 +6832,7 @@
         </w:numPr>
       </w:pPr>
       <w:r>
-        <w:t xml:space="preserve">верное описание против описания другого происшествия;</w:t>
+        <w:t xml:space="preserve">ключевые факты со словами «набережная», «улица» не находились в описании;</w:t>
       </w:r>
     </w:p>
     <w:p>
@@ -6875,6 +6841,92 @@
         <w:numPr>
           <w:ilvl w:val="0"/>
           <w:numId w:val="1015"/>
+        </w:numPr>
+      </w:pPr>
+      <w:r>
+        <w:t xml:space="preserve">балл адреса не достигал 1 из-за округления.</w:t>
+      </w:r>
+    </w:p>
+    <w:p>
+      <w:pPr>
+        <w:pStyle w:val="FirstParagraph"/>
+      </w:pPr>
+      <w:r>
+        <w:t xml:space="preserve">Кроме того, критерий описания теперь учитывает только те факты, которые прозвучали в речи заявителя.</w:t>
+      </w:r>
+    </w:p>
+    <w:p>
+      <w:pPr>
+        <w:pStyle w:val="BodyText"/>
+      </w:pPr>
+      <w:r>
+        <w:rPr>
+          <w:b/>
+          <w:bCs/>
+        </w:rPr>
+        <w:t xml:space="preserve">Согласованность генератора.</w:t>
+      </w:r>
+      <w:r>
+        <w:t xml:space="preserve"> </w:t>
+      </w:r>
+      <w:r>
+        <w:t xml:space="preserve">Адрес, заявитель и пострадавшие легенды совпадают с эталоном в 100 % сценариев. Службы эталона совпадают с автоподбором по классификатору в 100 %. Ключевые факты эталона звучат в речи заявителя в 90 % сценариев; в остальных критерий описания учитывает только прозвучавшие факты.</w:t>
+      </w:r>
+    </w:p>
+    <w:p>
+      <w:pPr>
+        <w:pStyle w:val="BodyText"/>
+      </w:pPr>
+      <w:r>
+        <w:rPr>
+          <w:b/>
+          <w:bCs/>
+        </w:rPr>
+        <w:t xml:space="preserve">Согласие с экспертом.</w:t>
+      </w:r>
+      <w:r>
+        <w:t xml:space="preserve"> </w:t>
+      </w:r>
+      <w:r>
+        <w:t xml:space="preserve">По каждой экспертной правке преподавателя сравниваются автобалл до правки и балл эксперта: средняя абсолютная ошибка (MAE), совпадение вердикта, κ Коэна. Метрика рассчитывается автоматически и растёт вместе с числом правок. Устойчивой её можно считать от 30 правок.</w:t>
+      </w:r>
+    </w:p>
+    <w:p>
+      <w:pPr>
+        <w:pStyle w:val="BodyText"/>
+      </w:pPr>
+      <w:r>
+        <w:rPr>
+          <w:b/>
+          <w:bCs/>
+        </w:rPr>
+        <w:t xml:space="preserve">ИИ-судья</w:t>
+      </w:r>
+      <w:r>
+        <w:t xml:space="preserve"> </w:t>
+      </w:r>
+      <w:r>
+        <w:t xml:space="preserve">(смысл и грамотность описания) проверяется на модели отдельно:</w:t>
+      </w:r>
+    </w:p>
+    <w:p>
+      <w:pPr>
+        <w:pStyle w:val="Compact"/>
+        <w:numPr>
+          <w:ilvl w:val="0"/>
+          <w:numId w:val="1016"/>
+        </w:numPr>
+      </w:pPr>
+      <w:r>
+        <w:t xml:space="preserve">верное описание против описания другого происшествия;</w:t>
+      </w:r>
+    </w:p>
+    <w:p>
+      <w:pPr>
+        <w:pStyle w:val="Compact"/>
+        <w:numPr>
+          <w:ilvl w:val="0"/>
+          <w:numId w:val="1016"/>
         </w:numPr>
       </w:pPr>
       <w:r>
@@ -9797,7 +9849,7 @@
         <w:pStyle w:val="Compact"/>
         <w:numPr>
           <w:ilvl w:val="0"/>
-          <w:numId w:val="1016"/>
+          <w:numId w:val="1017"/>
         </w:numPr>
       </w:pPr>
       <w:r>
@@ -9809,7 +9861,7 @@
         <w:pStyle w:val="Compact"/>
         <w:numPr>
           <w:ilvl w:val="0"/>
-          <w:numId w:val="1016"/>
+          <w:numId w:val="1017"/>
         </w:numPr>
       </w:pPr>
       <w:r>
@@ -9860,7 +9912,7 @@
         <w:pStyle w:val="Compact"/>
         <w:numPr>
           <w:ilvl w:val="0"/>
-          <w:numId w:val="1016"/>
+          <w:numId w:val="1017"/>
         </w:numPr>
       </w:pPr>
       <w:r>
@@ -9896,7 +9948,7 @@
         <w:pStyle w:val="Compact"/>
         <w:numPr>
           <w:ilvl w:val="0"/>
-          <w:numId w:val="1016"/>
+          <w:numId w:val="1017"/>
         </w:numPr>
       </w:pPr>
       <w:r>
@@ -9968,7 +10020,7 @@
         <w:pStyle w:val="Compact"/>
         <w:numPr>
           <w:ilvl w:val="0"/>
-          <w:numId w:val="1016"/>
+          <w:numId w:val="1017"/>
         </w:numPr>
       </w:pPr>
       <w:r>
@@ -10419,7 +10471,7 @@
         <w:pStyle w:val="Compact"/>
         <w:numPr>
           <w:ilvl w:val="0"/>
-          <w:numId w:val="1017"/>
+          <w:numId w:val="1018"/>
         </w:numPr>
       </w:pPr>
       <w:r>
@@ -10436,97 +10488,6 @@
       </w:r>
       <w:r>
         <w:t xml:space="preserve">; для ежедневного копирования — задание cron на сервере.</w:t>
-      </w:r>
-    </w:p>
-    <w:p>
-      <w:pPr>
-        <w:pStyle w:val="Compact"/>
-        <w:numPr>
-          <w:ilvl w:val="0"/>
-          <w:numId w:val="1017"/>
-        </w:numPr>
-      </w:pPr>
-      <w:r>
-        <w:t xml:space="preserve">Копия — сжатый JSON рабочих данных: пользователи, группы, сценарии, занятия, карточки, оценки, журнал аудита, настройки. Справочники восстанавливаются импортом; файлы учебных материалов — в томе</w:t>
-      </w:r>
-      <w:r>
-        <w:t xml:space="preserve"> </w:t>
-      </w:r>
-      <w:r>
-        <w:rPr>
-          <w:rStyle w:val="VerbatimChar"/>
-        </w:rPr>
-        <w:t xml:space="preserve">materials</w:t>
-      </w:r>
-      <w:r>
-        <w:t xml:space="preserve">.</w:t>
-      </w:r>
-    </w:p>
-    <w:p>
-      <w:pPr>
-        <w:pStyle w:val="Compact"/>
-        <w:numPr>
-          <w:ilvl w:val="0"/>
-          <w:numId w:val="1017"/>
-        </w:numPr>
-      </w:pPr>
-      <w:r>
-        <w:t xml:space="preserve">Хранится заданное в настройках число копий; копию можно скачать.</w:t>
-      </w:r>
-    </w:p>
-    <w:p>
-      <w:pPr>
-        <w:pStyle w:val="Compact"/>
-        <w:numPr>
-          <w:ilvl w:val="0"/>
-          <w:numId w:val="1017"/>
-        </w:numPr>
-      </w:pPr>
-      <w:r>
-        <w:t xml:space="preserve">Восстановление — кнопкой в панели с подтверждением словом «ВОССТАНОВИТЬ»: данные заменяются состоянием копии, все сессии завершаются, событие записывается в журнал аудита.</w:t>
-      </w:r>
-    </w:p>
-    <w:p>
-      <w:pPr>
-        <w:pStyle w:val="Compact"/>
-        <w:numPr>
-          <w:ilvl w:val="0"/>
-          <w:numId w:val="1017"/>
-        </w:numPr>
-      </w:pPr>
-      <w:r>
-        <w:t xml:space="preserve">Полная копия базы PostgreSQL средствами СУБД:</w:t>
-      </w:r>
-      <w:r>
-        <w:t xml:space="preserve"> </w:t>
-      </w:r>
-      <w:r>
-        <w:rPr>
-          <w:rStyle w:val="VerbatimChar"/>
-        </w:rPr>
-        <w:t xml:space="preserve">docker compose exec db pg_dump -U aiskra aiskra &gt; backup.sql</w:t>
-      </w:r>
-      <w:r>
-        <w:t xml:space="preserve">.</w:t>
-      </w:r>
-    </w:p>
-    <w:bookmarkEnd w:id="42"/>
-    <w:bookmarkStart w:id="43" w:name="обслуживание"/>
-    <w:p>
-      <w:pPr>
-        <w:pStyle w:val="Heading2"/>
-      </w:pPr>
-      <w:r>
-        <w:rPr>
-          <w:rStyle w:val="SectionNumber"/>
-        </w:rPr>
-        <w:t xml:space="preserve">8.5</w:t>
-      </w:r>
-      <w:r>
-        <w:tab/>
-      </w:r>
-      <w:r>
-        <w:t xml:space="preserve">Обслуживание</w:t>
       </w:r>
     </w:p>
     <w:p>
@@ -10538,7 +10499,7 @@
         </w:numPr>
       </w:pPr>
       <w:r>
-        <w:t xml:space="preserve">Очистка журнала аудита старше срока хранения (не меньше 183 дней): кнопка в настройках или</w:t>
+        <w:t xml:space="preserve">Копия — сжатый JSON рабочих данных: пользователи, группы, сценарии, занятия, карточки, оценки, журнал аудита, настройки. Справочники восстанавливаются импортом; файлы учебных материалов — в томе</w:t>
       </w:r>
       <w:r>
         <w:t xml:space="preserve"> </w:t>
@@ -10547,7 +10508,7 @@
         <w:rPr>
           <w:rStyle w:val="VerbatimChar"/>
         </w:rPr>
-        <w:t xml:space="preserve">docker compose exec backend python -m aiskra.cli purge-audit</w:t>
+        <w:t xml:space="preserve">materials</w:t>
       </w:r>
       <w:r>
         <w:t xml:space="preserve">.</w:t>
@@ -10562,19 +10523,7 @@
         </w:numPr>
       </w:pPr>
       <w:r>
-        <w:t xml:space="preserve">Состояние сервисов (БД, модели, телефония, копии) — панель администратора «Состояние», проверка</w:t>
-      </w:r>
-      <w:r>
-        <w:t xml:space="preserve"> </w:t>
-      </w:r>
-      <w:r>
-        <w:rPr>
-          <w:rStyle w:val="VerbatimChar"/>
-        </w:rPr>
-        <w:t xml:space="preserve">/health</w:t>
-      </w:r>
-      <w:r>
-        <w:t xml:space="preserve">.</w:t>
+        <w:t xml:space="preserve">Хранится заданное в настройках число копий; копию можно скачать.</w:t>
       </w:r>
     </w:p>
     <w:p>
@@ -10583,6 +10532,109 @@
         <w:numPr>
           <w:ilvl w:val="0"/>
           <w:numId w:val="1018"/>
+        </w:numPr>
+      </w:pPr>
+      <w:r>
+        <w:t xml:space="preserve">Восстановление — кнопкой в панели с подтверждением словом «ВОССТАНОВИТЬ»: данные заменяются состоянием копии, все сессии завершаются, событие записывается в журнал аудита.</w:t>
+      </w:r>
+    </w:p>
+    <w:p>
+      <w:pPr>
+        <w:pStyle w:val="Compact"/>
+        <w:numPr>
+          <w:ilvl w:val="0"/>
+          <w:numId w:val="1018"/>
+        </w:numPr>
+      </w:pPr>
+      <w:r>
+        <w:t xml:space="preserve">Полная копия базы PostgreSQL средствами СУБД:</w:t>
+      </w:r>
+      <w:r>
+        <w:t xml:space="preserve"> </w:t>
+      </w:r>
+      <w:r>
+        <w:rPr>
+          <w:rStyle w:val="VerbatimChar"/>
+        </w:rPr>
+        <w:t xml:space="preserve">docker compose exec db pg_dump -U aiskra aiskra &gt; backup.sql</w:t>
+      </w:r>
+      <w:r>
+        <w:t xml:space="preserve">.</w:t>
+      </w:r>
+    </w:p>
+    <w:bookmarkEnd w:id="42"/>
+    <w:bookmarkStart w:id="43" w:name="обслуживание"/>
+    <w:p>
+      <w:pPr>
+        <w:pStyle w:val="Heading2"/>
+      </w:pPr>
+      <w:r>
+        <w:rPr>
+          <w:rStyle w:val="SectionNumber"/>
+        </w:rPr>
+        <w:t xml:space="preserve">8.5</w:t>
+      </w:r>
+      <w:r>
+        <w:tab/>
+      </w:r>
+      <w:r>
+        <w:t xml:space="preserve">Обслуживание</w:t>
+      </w:r>
+    </w:p>
+    <w:p>
+      <w:pPr>
+        <w:pStyle w:val="Compact"/>
+        <w:numPr>
+          <w:ilvl w:val="0"/>
+          <w:numId w:val="1019"/>
+        </w:numPr>
+      </w:pPr>
+      <w:r>
+        <w:t xml:space="preserve">Очистка журнала аудита старше срока хранения (не меньше 183 дней): кнопка в настройках или</w:t>
+      </w:r>
+      <w:r>
+        <w:t xml:space="preserve"> </w:t>
+      </w:r>
+      <w:r>
+        <w:rPr>
+          <w:rStyle w:val="VerbatimChar"/>
+        </w:rPr>
+        <w:t xml:space="preserve">docker compose exec backend python -m aiskra.cli purge-audit</w:t>
+      </w:r>
+      <w:r>
+        <w:t xml:space="preserve">.</w:t>
+      </w:r>
+    </w:p>
+    <w:p>
+      <w:pPr>
+        <w:pStyle w:val="Compact"/>
+        <w:numPr>
+          <w:ilvl w:val="0"/>
+          <w:numId w:val="1019"/>
+        </w:numPr>
+      </w:pPr>
+      <w:r>
+        <w:t xml:space="preserve">Состояние сервисов (БД, модели, телефония, копии) — панель администратора «Состояние», проверка</w:t>
+      </w:r>
+      <w:r>
+        <w:t xml:space="preserve"> </w:t>
+      </w:r>
+      <w:r>
+        <w:rPr>
+          <w:rStyle w:val="VerbatimChar"/>
+        </w:rPr>
+        <w:t xml:space="preserve">/health</w:t>
+      </w:r>
+      <w:r>
+        <w:t xml:space="preserve">.</w:t>
+      </w:r>
+    </w:p>
+    <w:p>
+      <w:pPr>
+        <w:pStyle w:val="Compact"/>
+        <w:numPr>
+          <w:ilvl w:val="0"/>
+          <w:numId w:val="1019"/>
         </w:numPr>
       </w:pPr>
       <w:r>
@@ -11356,7 +11408,7 @@
         <w:pStyle w:val="Compact"/>
         <w:numPr>
           <w:ilvl w:val="0"/>
-          <w:numId w:val="1019"/>
+          <w:numId w:val="1020"/>
         </w:numPr>
       </w:pPr>
       <w:r>
@@ -11368,7 +11420,7 @@
         <w:pStyle w:val="Compact"/>
         <w:numPr>
           <w:ilvl w:val="0"/>
-          <w:numId w:val="1019"/>
+          <w:numId w:val="1020"/>
         </w:numPr>
       </w:pPr>
       <w:r>
@@ -11380,7 +11432,7 @@
         <w:pStyle w:val="Compact"/>
         <w:numPr>
           <w:ilvl w:val="0"/>
-          <w:numId w:val="1019"/>
+          <w:numId w:val="1020"/>
         </w:numPr>
       </w:pPr>
       <w:r>
@@ -31535,6 +31587,9 @@
     <w:abstractNumId w:val="991"/>
   </w:num>
   <w:num w:numId="1016">
+    <w:abstractNumId w:val="991"/>
+  </w:num>
+  <w:num w:numId="1017">
     <w:abstractNumId w:val="99411"/>
     <w:lvlOverride w:ilvl="0">
       <w:startOverride w:val="1"/>
@@ -31564,13 +31619,13 @@
       <w:startOverride w:val="1"/>
     </w:lvlOverride>
   </w:num>
-  <w:num w:numId="1017">
-    <w:abstractNumId w:val="991"/>
-  </w:num>
   <w:num w:numId="1018">
     <w:abstractNumId w:val="991"/>
   </w:num>
   <w:num w:numId="1019">
+    <w:abstractNumId w:val="991"/>
+  </w:num>
+  <w:num w:numId="1020">
     <w:abstractNumId w:val="991"/>
   </w:num>
 </w:numbering>

--- a/docs/delivery/out/Пояснительная_записка_АИскра.docx
+++ b/docs/delivery/out/Пояснительная_записка_АИскра.docx
@@ -1971,7 +1971,7 @@
                 <w:rFonts w:ascii="Times New Roman" w:hAnsi="Times New Roman"/>
                 <w:sz w:val="20"/>
               </w:rPr>
-              <w:t xml:space="preserve">банк сценариев, занятия, мониторинг, отчёты, экспертная оценка, учебные материалы</w:t>
+              <w:t xml:space="preserve">банк сценариев, занятия, мониторинг, отчёты, экспертная оценка, учебные материалы; при первом входе — обзор маршрута и подсказки на экранах, где они нужны</w:t>
             </w:r>
           </w:p>
         </w:tc>
@@ -2508,7 +2508,7 @@
                 <w:rFonts w:ascii="Times New Roman" w:hAnsi="Times New Roman"/>
                 <w:sz w:val="20"/>
               </w:rPr>
-              <w:t xml:space="preserve">новому обучающемуся — обзор маршрута и пошаговая подсветка кнопок на экранах кабинета, АРМ-112 и АРМ ДДС с пояснением; пропуск одним нажатием, повтор по кнопке; прогресс хранится за учётной записью; пока подсказки показаны впервые, учебные таймеры стоят и время не идёт в оценку</w:t>
+              <w:t xml:space="preserve">новому обучающемуся — обзор маршрута и пошаговая подсветка кнопок на экранах кабинета, АРМ-112 и АРМ ДДС с пояснением; пропуск одним нажатием, повтор по кнопке; прогресс хранится за учётной записью; пока подсказки показаны впервые, учебные таймеры стоят и время не идёт в оценку. Новому преподавателю — свой обзор и подсказки на 10 экранах, где они нужны: банк сценариев, форма занятия, мониторинг, отчёт и другие. Подсказки объясняют, что система делает сама, что необратимо (начать и завершить занятие, экспертная правка) и что спрятано. Подсказки обучающегося у преподавателя сами не появляются</w:t>
             </w:r>
           </w:p>
         </w:tc>
@@ -11961,12 +11961,12 @@
         </w:tblBorders>
       </w:tblPr>
       <w:tblGrid>
-        <w:gridCol w:w="609"/>
-        <w:gridCol w:w="2436"/>
-        <w:gridCol w:w="487"/>
-        <w:gridCol w:w="913"/>
-        <w:gridCol w:w="1035"/>
-        <w:gridCol w:w="2436"/>
+        <w:gridCol w:w="600"/>
+        <w:gridCol w:w="2400"/>
+        <w:gridCol w:w="480"/>
+        <w:gridCol w:w="1020"/>
+        <w:gridCol w:w="1020"/>
+        <w:gridCol w:w="2400"/>
       </w:tblGrid>
       <w:tr>
         <w:trPr>
@@ -13140,7 +13140,7 @@
                 <w:rFonts w:ascii="Times New Roman" w:hAnsi="Times New Roman"/>
                 <w:sz w:val="20"/>
               </w:rPr>
-              <w:t xml:space="preserve">3.2, 4.1–4.4</w:t>
+              <w:t xml:space="preserve">3.2, 4.1–4.4, 5.4</w:t>
             </w:r>
           </w:p>
         </w:tc>
@@ -13176,7 +13176,7 @@
                 <w:rFonts w:ascii="Times New Roman" w:hAnsi="Times New Roman"/>
                 <w:sz w:val="20"/>
               </w:rPr>
-              <w:t xml:space="preserve">сценарии и утверждение, занятия группам, мониторинг, автооценка и экспертная, отчёты, инсайты, нормативы и пороги</w:t>
+              <w:t xml:space="preserve">сценарии и утверждение, занятия группам, мониторинг, автооценка и экспертная, отчёты, инсайты, нормативы и пороги; подсказки по экранам для нового преподавателя</w:t>
             </w:r>
           </w:p>
         </w:tc>

--- a/docs/delivery/out/Пояснительная_записка_АИскра.docx
+++ b/docs/delivery/out/Пояснительная_записка_АИскра.docx
@@ -382,7 +382,7 @@
         </w:rPr>
         <w:t>4 Компонентная архитектура</w:t>
         <w:tab/>
-        <w:t>10</w:t>
+        <w:t>11</w:t>
       </w:r>
     </w:p>
     <w:p>
@@ -401,7 +401,7 @@
         </w:rPr>
         <w:t>4.1 Состав компонентов</w:t>
         <w:tab/>
-        <w:t>10</w:t>
+        <w:t>11</w:t>
       </w:r>
     </w:p>
     <w:p>
@@ -420,7 +420,7 @@
         </w:rPr>
         <w:t>4.2 Схема развёртывания</w:t>
         <w:tab/>
-        <w:t>10</w:t>
+        <w:t>11</w:t>
       </w:r>
     </w:p>
     <w:p>
@@ -439,7 +439,7 @@
         </w:rPr>
         <w:t>4.3 Внутренняя структура сервера</w:t>
         <w:tab/>
-        <w:t>10</w:t>
+        <w:t>11</w:t>
       </w:r>
     </w:p>
     <w:p>
@@ -458,7 +458,7 @@
         </w:rPr>
         <w:t>4.4 ИИ-слой</w:t>
         <w:tab/>
-        <w:t>11</w:t>
+        <w:t>12</w:t>
       </w:r>
     </w:p>
     <w:p>
@@ -477,7 +477,7 @@
         </w:rPr>
         <w:t>4.5 Телефония</w:t>
         <w:tab/>
-        <w:t>11</w:t>
+        <w:t>12</w:t>
       </w:r>
     </w:p>
     <w:p>
@@ -496,7 +496,7 @@
         </w:rPr>
         <w:t>5 Методы обработки данных</w:t>
         <w:tab/>
-        <w:t>13</w:t>
+        <w:t>14</w:t>
       </w:r>
     </w:p>
     <w:p>
@@ -515,7 +515,7 @@
         </w:rPr>
         <w:t>5.1 Автоподбор служб</w:t>
         <w:tab/>
-        <w:t>13</w:t>
+        <w:t>14</w:t>
       </w:r>
     </w:p>
     <w:p>
@@ -534,7 +534,7 @@
         </w:rPr>
         <w:t>5.2 Генерация сценариев</w:t>
         <w:tab/>
-        <w:t>13</w:t>
+        <w:t>14</w:t>
       </w:r>
     </w:p>
     <w:p>
@@ -553,7 +553,7 @@
         </w:rPr>
         <w:t>5.3 ИИ-собеседники</w:t>
         <w:tab/>
-        <w:t>13</w:t>
+        <w:t>14</w:t>
       </w:r>
     </w:p>
     <w:p>
@@ -572,7 +572,7 @@
         </w:rPr>
         <w:t>5.4 Автооценка</w:t>
         <w:tab/>
-        <w:t>14</w:t>
+        <w:t>15</w:t>
       </w:r>
     </w:p>
     <w:p>
@@ -591,7 +591,7 @@
         </w:rPr>
         <w:t>5.5 Метрики достоверности ИИ-оценки</w:t>
         <w:tab/>
-        <w:t>17</w:t>
+        <w:t>18</w:t>
       </w:r>
     </w:p>
     <w:p>
@@ -610,7 +610,7 @@
         </w:rPr>
         <w:t>5.6 Поиск и выдержки из учебных материалов</w:t>
         <w:tab/>
-        <w:t>18</w:t>
+        <w:t>20</w:t>
       </w:r>
     </w:p>
     <w:p>
@@ -629,7 +629,7 @@
         </w:rPr>
         <w:t>6 Модель данных и справочники</w:t>
         <w:tab/>
-        <w:t>19</w:t>
+        <w:t>21</w:t>
       </w:r>
     </w:p>
     <w:p>
@@ -648,7 +648,7 @@
         </w:rPr>
         <w:t>6.1 Справочники</w:t>
         <w:tab/>
-        <w:t>19</w:t>
+        <w:t>21</w:t>
       </w:r>
     </w:p>
     <w:p>
@@ -667,7 +667,7 @@
         </w:rPr>
         <w:t>6.2 Таблицы базы данных</w:t>
         <w:tab/>
-        <w:t>19</w:t>
+        <w:t>21</w:t>
       </w:r>
     </w:p>
     <w:p>
@@ -686,7 +686,7 @@
         </w:rPr>
         <w:t>7 Описание программного интерфейса</w:t>
         <w:tab/>
-        <w:t>21</w:t>
+        <w:t>23</w:t>
       </w:r>
     </w:p>
     <w:p>
@@ -705,7 +705,7 @@
         </w:rPr>
         <w:t>8 Сборка, установка, настройка и восстановление</w:t>
         <w:tab/>
-        <w:t>22</w:t>
+        <w:t>24</w:t>
       </w:r>
     </w:p>
     <w:p>
@@ -724,7 +724,7 @@
         </w:rPr>
         <w:t>8.1 Требования к окружению</w:t>
         <w:tab/>
-        <w:t>22</w:t>
+        <w:t>24</w:t>
       </w:r>
     </w:p>
     <w:p>
@@ -743,7 +743,7 @@
         </w:rPr>
         <w:t>8.2 Сборка и установка</w:t>
         <w:tab/>
-        <w:t>22</w:t>
+        <w:t>24</w:t>
       </w:r>
     </w:p>
     <w:p>
@@ -762,7 +762,7 @@
         </w:rPr>
         <w:t>8.3 Настройка</w:t>
         <w:tab/>
-        <w:t>22</w:t>
+        <w:t>24</w:t>
       </w:r>
     </w:p>
     <w:p>
@@ -781,7 +781,7 @@
         </w:rPr>
         <w:t>8.4 Резервное копирование и восстановление</w:t>
         <w:tab/>
-        <w:t>22</w:t>
+        <w:t>24</w:t>
       </w:r>
     </w:p>
     <w:p>
@@ -800,7 +800,7 @@
         </w:rPr>
         <w:t>8.5 Обслуживание</w:t>
         <w:tab/>
-        <w:t>23</w:t>
+        <w:t>25</w:t>
       </w:r>
     </w:p>
     <w:p>
@@ -819,7 +819,7 @@
         </w:rPr>
         <w:t>9 Информационная безопасность</w:t>
         <w:tab/>
-        <w:t>24</w:t>
+        <w:t>26</w:t>
       </w:r>
     </w:p>
     <w:p>
@@ -838,7 +838,7 @@
         </w:rPr>
         <w:t>10 Условия и ограничения</w:t>
         <w:tab/>
-        <w:t>25</w:t>
+        <w:t>27</w:t>
       </w:r>
     </w:p>
     <w:p>
@@ -857,7 +857,7 @@
         </w:rPr>
         <w:t>10.1 Производительность</w:t>
         <w:tab/>
-        <w:t>25</w:t>
+        <w:t>27</w:t>
       </w:r>
     </w:p>
     <w:p>
@@ -876,7 +876,7 @@
         </w:rPr>
         <w:t>10.2 Условия эксплуатации</w:t>
         <w:tab/>
-        <w:t>25</w:t>
+        <w:t>27</w:t>
       </w:r>
     </w:p>
     <w:p>
@@ -895,7 +895,7 @@
         </w:rPr>
         <w:t>10.3 Ограничения прототипа</w:t>
         <w:tab/>
-        <w:t>25</w:t>
+        <w:t>27</w:t>
       </w:r>
     </w:p>
     <w:p>
@@ -914,7 +914,7 @@
         </w:rPr>
         <w:t>11 Соответствие требованиям технического задания</w:t>
         <w:tab/>
-        <w:t>27</w:t>
+        <w:t>29</w:t>
       </w:r>
     </w:p>
     <w:p>
@@ -933,7 +933,7 @@
         </w:rPr>
         <w:t>12 Перечень используемых библиотек</w:t>
         <w:tab/>
-        <w:t>36</w:t>
+        <w:t>38</w:t>
       </w:r>
     </w:p>
     <w:p>
@@ -952,7 +952,7 @@
         </w:rPr>
         <w:t>13 Приложение А. Перечень операций программного интерфейса</w:t>
         <w:tab/>
-        <w:t>38</w:t>
+        <w:t>40</w:t>
       </w:r>
     </w:p>
     <w:p>
@@ -1971,7 +1971,7 @@
                 <w:rFonts w:ascii="Times New Roman" w:hAnsi="Times New Roman"/>
                 <w:sz w:val="20"/>
               </w:rPr>
-              <w:t xml:space="preserve">банк сценариев, занятия, мониторинг, отчёты, экспертная оценка, учебные материалы; при первом входе — обзор маршрута и подсказки на экранах, где они нужны</w:t>
+              <w:t xml:space="preserve">банк сценариев, занятия, мониторинг, отчёты, экспертная оценка, отзыв обучающемуся по занятию с черновиком от ИИ, учебные материалы; при первом входе — обзор маршрута и подсказки на экранах, где они нужны</w:t>
             </w:r>
           </w:p>
         </w:tc>
@@ -2027,7 +2027,7 @@
                 <w:rFonts w:ascii="Times New Roman" w:hAnsi="Times New Roman"/>
                 <w:sz w:val="20"/>
               </w:rPr>
-              <w:t xml:space="preserve">работа в эмуляторе АРМ-112 или АРМ ДДС (одна учётная запись — две учебные роли), свои результаты, справочная база; при первом входе — пошаговые подсказки по кнопкам экранов</w:t>
+              <w:t xml:space="preserve">работа в эмуляторе АРМ-112 или АРМ ДДС (одна учётная запись — две учебные роли), свои результаты и отзывы преподавателя, справочная база; при первом входе — пошаговые подсказки по кнопкам экранов</w:t>
             </w:r>
           </w:p>
         </w:tc>
@@ -2394,7 +2394,7 @@
                 <w:rFonts w:ascii="Times New Roman" w:hAnsi="Times New Roman"/>
                 <w:sz w:val="20"/>
               </w:rPr>
-              <w:t xml:space="preserve">автооценка карточки 112 и работы ДДС по эталону, ИИ-судья, экспертная правка, отчёт по занятию с диаграммами, CSV и PDF, прогресс и рекомендации обучающемуся, инсайты по группе</w:t>
+              <w:t xml:space="preserve">автооценка карточки 112 и работы ДДС по эталону, ИИ-судья, экспертная правка, отзыв обучающемуся по занятию (черновик от ИИ, правка и сохранение преподавателем), отчёт по занятию с диаграммами, CSV и PDF, прогресс и рекомендации обучающемуся, инсайты по группе</w:t>
             </w:r>
           </w:p>
         </w:tc>
@@ -2585,6 +2585,24 @@
       </w:r>
       <w:r>
         <w:t xml:space="preserve">Карточки поступают в очередь службы диспетчера: сгенерированные системой, сохранённые операторами занятия или смешанно. Диспетчер принимает решение, ведёт статусы, созванивается со старшим группы. Отчёт показывает время реакции, полноту статусов и связь.</w:t>
+      </w:r>
+    </w:p>
+    <w:p>
+      <w:pPr>
+        <w:pStyle w:val="BodyText"/>
+      </w:pPr>
+      <w:r>
+        <w:rPr>
+          <w:b/>
+          <w:bCs/>
+        </w:rPr>
+        <w:t xml:space="preserve">Сценарий 4. Отзыв по занятию.</w:t>
+      </w:r>
+      <w:r>
+        <w:t xml:space="preserve"> </w:t>
+      </w:r>
+      <w:r>
+        <w:t xml:space="preserve">Преподаватель раскрывает в отчёте строку обучающегося и нажимает «предложить отзыв». ИИ пишет черновик по фактам занятия: итог, что получилось, что подтянуть, следующий шаг. Преподаватель правит текст и сохраняет. Обучающийся видит отзыв в истории занятий своего кабинета.</w:t>
       </w:r>
     </w:p>
     <w:p>
@@ -4236,7 +4254,7 @@
         <w:pStyle w:val="FirstParagraph"/>
       </w:pPr>
       <w:r>
-        <w:t xml:space="preserve">ИИ-задачи (генерация сценария, заявитель, старший группы, диспетчер другой службы, судья, инсайты) назначаются провайдерам в файле</w:t>
+        <w:t xml:space="preserve">ИИ-задачи (генерация сценария, заявитель, старший группы, диспетчер другой службы, судья, инсайты, черновик отзыва преподавателя) назначаются провайдерам в файле</w:t>
       </w:r>
       <w:r>
         <w:t xml:space="preserve"> </w:t>
@@ -6038,6 +6056,64 @@
           <w:b/>
           <w:bCs/>
         </w:rPr>
+        <w:t xml:space="preserve">Отзыв по занятию.</w:t>
+      </w:r>
+      <w:r>
+        <w:t xml:space="preserve"> </w:t>
+      </w:r>
+      <w:r>
+        <w:t xml:space="preserve">Отзыв пишется одному обучающемуся по одному занятию и строится как обратная связь по Hattie &amp; Timperley (2007):</w:t>
+      </w:r>
+      <w:r>
+        <w:t xml:space="preserve"> </w:t>
+      </w:r>
+      <w:r>
+        <w:t xml:space="preserve">- итог занятия;</w:t>
+      </w:r>
+      <w:r>
+        <w:t xml:space="preserve"> </w:t>
+      </w:r>
+      <w:r>
+        <w:t xml:space="preserve">- что получилось;</w:t>
+      </w:r>
+      <w:r>
+        <w:t xml:space="preserve"> </w:t>
+      </w:r>
+      <w:r>
+        <w:t xml:space="preserve">- что подтянуть — не больше трёх пунктов: критические ошибки первыми, затем по убыванию потерь, с примером замечания, номерами карточек и советом;</w:t>
+      </w:r>
+      <w:r>
+        <w:t xml:space="preserve"> </w:t>
+      </w:r>
+      <w:r>
+        <w:t xml:space="preserve">- следующий шаг.</w:t>
+      </w:r>
+    </w:p>
+    <w:p>
+      <w:pPr>
+        <w:pStyle w:val="BodyText"/>
+      </w:pPr>
+      <w:r>
+        <w:t xml:space="preserve">С другими обучающимися отзыв не сравнивает (Shute, 2008). Если этот преподаватель уже писал отзыв по прошлому занятию, черновик показывает, как изменились прошлые «подтянуть»: было → стало.</w:t>
+      </w:r>
+    </w:p>
+    <w:p>
+      <w:pPr>
+        <w:pStyle w:val="BodyText"/>
+      </w:pPr>
+      <w:r>
+        <w:t xml:space="preserve">Черновик пишет модель. Она получает только числа, критерии и замечания, без ФИО и без названия занятия. Без модели черновик собирается правилами из тех же фактов. Черновик ничего не публикует: обучающийся видит только текст, который преподаватель проверил и сохранил. Каждое сохранение записывается в журнал аудита. Сохраняется и близость итогового текста к черновику — так видно, насколько преподаватели правят черновики ИИ.</w:t>
+      </w:r>
+    </w:p>
+    <w:p>
+      <w:pPr>
+        <w:pStyle w:val="BodyText"/>
+      </w:pPr>
+      <w:r>
+        <w:rPr>
+          <w:b/>
+          <w:bCs/>
+        </w:rPr>
         <w:t xml:space="preserve">Рекомендации и инсайты.</w:t>
       </w:r>
       <w:r>
@@ -7546,9 +7622,9 @@
         </w:tblBorders>
       </w:tblPr>
       <w:tblGrid>
-        <w:gridCol w:w="3099"/>
-        <w:gridCol w:w="1463"/>
-        <w:gridCol w:w="3357"/>
+        <w:gridCol w:w="3065"/>
+        <w:gridCol w:w="1447"/>
+        <w:gridCol w:w="3406"/>
       </w:tblGrid>
       <w:tr>
         <w:trPr>
@@ -9239,6 +9315,63 @@
                 <w:sz w:val="20"/>
               </w:rPr>
               <w:t xml:space="preserve">настройки системы</w:t>
+            </w:r>
+          </w:p>
+        </w:tc>
+      </w:tr>
+      <w:tr>
+        <w:tc>
+          <w:tcPr/>
+          <w:p>
+            <w:pPr>
+              <w:pStyle w:val="Compact"/>
+              <w:spacing w:line="240" w:lineRule="auto"/>
+              <w:ind w:firstLine="0"/>
+              <w:jc w:val="left"/>
+            </w:pPr>
+            <w:r>
+              <w:rPr>
+                <w:rStyle w:val="VerbatimChar"/>
+                <w:rFonts w:ascii="Times New Roman" w:hAnsi="Times New Roman"/>
+                <w:sz w:val="20"/>
+              </w:rPr>
+              <w:t xml:space="preserve">teacher_feedback</w:t>
+            </w:r>
+          </w:p>
+        </w:tc>
+        <w:tc>
+          <w:tcPr/>
+          <w:p>
+            <w:pPr>
+              <w:pStyle w:val="Compact"/>
+              <w:spacing w:line="240" w:lineRule="auto"/>
+              <w:ind w:firstLine="0"/>
+              <w:jc w:val="left"/>
+            </w:pPr>
+            <w:r>
+              <w:rPr>
+                <w:rFonts w:ascii="Times New Roman" w:hAnsi="Times New Roman"/>
+                <w:sz w:val="20"/>
+              </w:rPr>
+              <w:t xml:space="preserve">10</w:t>
+            </w:r>
+          </w:p>
+        </w:tc>
+        <w:tc>
+          <w:tcPr/>
+          <w:p>
+            <w:pPr>
+              <w:pStyle w:val="Compact"/>
+              <w:spacing w:line="240" w:lineRule="auto"/>
+              <w:ind w:firstLine="0"/>
+              <w:jc w:val="left"/>
+            </w:pPr>
+            <w:r>
+              <w:rPr>
+                <w:rFonts w:ascii="Times New Roman" w:hAnsi="Times New Roman"/>
+                <w:sz w:val="20"/>
+              </w:rPr>
+              <w:t xml:space="preserve">Отзыв преподавателя по занятию (п. 4.7): один на пару «занятие + обучающийся»; изменения — в аудите.</w:t>
             </w:r>
           </w:p>
         </w:tc>
@@ -13140,7 +13273,7 @@
                 <w:rFonts w:ascii="Times New Roman" w:hAnsi="Times New Roman"/>
                 <w:sz w:val="20"/>
               </w:rPr>
-              <w:t xml:space="preserve">3.2, 4.1–4.4, 5.4</w:t>
+              <w:t xml:space="preserve">3.2, 4.1–4.4, 4.7, 5.4</w:t>
             </w:r>
           </w:p>
         </w:tc>
@@ -13176,7 +13309,7 @@
                 <w:rFonts w:ascii="Times New Roman" w:hAnsi="Times New Roman"/>
                 <w:sz w:val="20"/>
               </w:rPr>
-              <w:t xml:space="preserve">сценарии и утверждение, занятия группам, мониторинг, автооценка и экспертная, отчёты, инсайты, нормативы и пороги; подсказки по экранам для нового преподавателя</w:t>
+              <w:t xml:space="preserve">сценарии и утверждение, занятия группам, мониторинг, автооценка и экспертная, отчёты, инсайты, нормативы и пороги; отзыв обучающемуся по занятию с черновиком от ИИ; подсказки по экранам для нового преподавателя</w:t>
             </w:r>
           </w:p>
         </w:tc>
@@ -13360,7 +13493,7 @@
                 <w:rFonts w:ascii="Times New Roman" w:hAnsi="Times New Roman"/>
                 <w:sz w:val="20"/>
               </w:rPr>
-              <w:t xml:space="preserve">5.1, 5.3, 4.4, 6.1</w:t>
+              <w:t xml:space="preserve">5.1, 5.3, 4.4, 4.7, 6.1</w:t>
             </w:r>
           </w:p>
         </w:tc>
@@ -13396,7 +13529,7 @@
                 <w:rFonts w:ascii="Times New Roman" w:hAnsi="Times New Roman"/>
                 <w:sz w:val="20"/>
               </w:rPr>
-              <w:t xml:space="preserve">назначенные занятия, справочная база и материалы, эмулятор, свои результаты и рекомендации, таймер, черновик карточки; подсказки по кнопкам для нового обучающегося</w:t>
+              <w:t xml:space="preserve">назначенные занятия, справочная база и материалы, эмулятор, свои результаты, рекомендации и отзывы преподавателя, таймер, черновик карточки; подсказки по кнопкам для нового обучающегося</w:t>
             </w:r>
           </w:p>
         </w:tc>
@@ -15120,6 +15253,282 @@
                 <w:rFonts w:ascii="Times New Roman" w:hAnsi="Times New Roman"/>
                 <w:sz w:val="20"/>
               </w:rPr>
+              <w:t xml:space="preserve">4.3, 4.7</w:t>
+            </w:r>
+          </w:p>
+        </w:tc>
+        <w:tc>
+          <w:tcPr/>
+          <w:p>
+            <w:pPr>
+              <w:pStyle w:val="Compact"/>
+              <w:spacing w:line="240" w:lineRule="auto"/>
+              <w:ind w:firstLine="0"/>
+              <w:jc w:val="left"/>
+            </w:pPr>
+            <w:r>
+              <w:rPr>
+                <w:rFonts w:ascii="Times New Roman" w:hAnsi="Times New Roman"/>
+                <w:sz w:val="20"/>
+              </w:rPr>
+              <w:t xml:space="preserve">да</w:t>
+            </w:r>
+          </w:p>
+        </w:tc>
+        <w:tc>
+          <w:tcPr/>
+          <w:p>
+            <w:pPr>
+              <w:pStyle w:val="Compact"/>
+              <w:spacing w:line="240" w:lineRule="auto"/>
+              <w:ind w:firstLine="0"/>
+              <w:jc w:val="left"/>
+            </w:pPr>
+            <w:r>
+              <w:rPr>
+                <w:rFonts w:ascii="Times New Roman" w:hAnsi="Times New Roman"/>
+                <w:sz w:val="20"/>
+              </w:rPr>
+              <w:t xml:space="preserve">экспертная правка с комментарием, комментарий виден обучающемуся; отзыв по занятию — в истории обучающегося</w:t>
+            </w:r>
+          </w:p>
+        </w:tc>
+      </w:tr>
+      <w:tr>
+        <w:tc>
+          <w:tcPr/>
+          <w:p>
+            <w:pPr>
+              <w:pStyle w:val="Compact"/>
+              <w:spacing w:line="240" w:lineRule="auto"/>
+              <w:ind w:firstLine="0"/>
+              <w:jc w:val="left"/>
+            </w:pPr>
+            <w:r>
+              <w:rPr>
+                <w:rFonts w:ascii="Times New Roman" w:hAnsi="Times New Roman"/>
+                <w:sz w:val="20"/>
+              </w:rPr>
+              <w:t xml:space="preserve">4.1</w:t>
+            </w:r>
+          </w:p>
+        </w:tc>
+        <w:tc>
+          <w:tcPr/>
+          <w:p>
+            <w:pPr>
+              <w:pStyle w:val="Compact"/>
+              <w:spacing w:line="240" w:lineRule="auto"/>
+              <w:ind w:firstLine="0"/>
+              <w:jc w:val="left"/>
+            </w:pPr>
+            <w:r>
+              <w:rPr>
+                <w:rFonts w:ascii="Times New Roman" w:hAnsi="Times New Roman"/>
+                <w:sz w:val="20"/>
+              </w:rPr>
+              <w:t xml:space="preserve">Система выдаёт вводную от «заявителя»: сгенерированный ИИ текст (диалог/сообщение) — обязательно; голос (TTS, имитация звонка через IP-телефонию)…</w:t>
+            </w:r>
+          </w:p>
+        </w:tc>
+        <w:tc>
+          <w:tcPr/>
+          <w:p>
+            <w:pPr>
+              <w:pStyle w:val="Compact"/>
+              <w:spacing w:line="240" w:lineRule="auto"/>
+              <w:ind w:firstLine="0"/>
+              <w:jc w:val="left"/>
+            </w:pPr>
+            <w:r>
+              <w:rPr>
+                <w:rFonts w:ascii="Times New Roman" w:hAnsi="Times New Roman"/>
+                <w:sz w:val="20"/>
+              </w:rPr>
+              <w:t xml:space="preserve">M</w:t>
+            </w:r>
+          </w:p>
+        </w:tc>
+        <w:tc>
+          <w:tcPr/>
+          <w:p>
+            <w:pPr>
+              <w:pStyle w:val="Compact"/>
+              <w:spacing w:line="240" w:lineRule="auto"/>
+              <w:ind w:firstLine="0"/>
+              <w:jc w:val="left"/>
+            </w:pPr>
+            <w:r>
+              <w:rPr>
+                <w:rFonts w:ascii="Times New Roman" w:hAnsi="Times New Roman"/>
+                <w:sz w:val="20"/>
+              </w:rPr>
+              <w:t xml:space="preserve">1.4, 3.3, 3.6</w:t>
+            </w:r>
+          </w:p>
+        </w:tc>
+        <w:tc>
+          <w:tcPr/>
+          <w:p>
+            <w:pPr>
+              <w:pStyle w:val="Compact"/>
+              <w:spacing w:line="240" w:lineRule="auto"/>
+              <w:ind w:firstLine="0"/>
+              <w:jc w:val="left"/>
+            </w:pPr>
+            <w:r>
+              <w:rPr>
+                <w:rFonts w:ascii="Times New Roman" w:hAnsi="Times New Roman"/>
+                <w:sz w:val="20"/>
+              </w:rPr>
+              <w:t xml:space="preserve">да</w:t>
+            </w:r>
+          </w:p>
+        </w:tc>
+        <w:tc>
+          <w:tcPr/>
+          <w:p>
+            <w:pPr>
+              <w:pStyle w:val="Compact"/>
+              <w:spacing w:line="240" w:lineRule="auto"/>
+              <w:ind w:firstLine="0"/>
+              <w:jc w:val="left"/>
+            </w:pPr>
+            <w:r>
+              <w:rPr>
+                <w:rFonts w:ascii="Times New Roman" w:hAnsi="Times New Roman"/>
+                <w:sz w:val="20"/>
+              </w:rPr>
+              <w:t xml:space="preserve">текст — ИИ-заявитель в разговоре; голос — озвучка реплик синтезом речи; эмоции заявителя меняются от тона оператора, голос — темпом, высотой и громкостью</w:t>
+            </w:r>
+          </w:p>
+        </w:tc>
+      </w:tr>
+      <w:tr>
+        <w:tc>
+          <w:tcPr/>
+          <w:p>
+            <w:pPr>
+              <w:pStyle w:val="Compact"/>
+              <w:spacing w:line="240" w:lineRule="auto"/>
+              <w:ind w:firstLine="0"/>
+              <w:jc w:val="left"/>
+            </w:pPr>
+            <w:r>
+              <w:rPr>
+                <w:rFonts w:ascii="Times New Roman" w:hAnsi="Times New Roman"/>
+                <w:sz w:val="20"/>
+              </w:rPr>
+              <w:t xml:space="preserve">4.2</w:t>
+            </w:r>
+          </w:p>
+        </w:tc>
+        <w:tc>
+          <w:tcPr/>
+          <w:p>
+            <w:pPr>
+              <w:pStyle w:val="Compact"/>
+              <w:spacing w:line="240" w:lineRule="auto"/>
+              <w:ind w:firstLine="0"/>
+              <w:jc w:val="left"/>
+            </w:pPr>
+            <w:r>
+              <w:rPr>
+                <w:rFonts w:ascii="Times New Roman" w:hAnsi="Times New Roman"/>
+                <w:sz w:val="20"/>
+              </w:rPr>
+              <w:t xml:space="preserve">Обучающийся заполняет карточку 112 в интерфейсе, повторяющем АРМ-112: адрес (с картой), данные заявителя, описание со слов заявителя, тип…</w:t>
+            </w:r>
+          </w:p>
+        </w:tc>
+        <w:tc>
+          <w:tcPr/>
+          <w:p>
+            <w:pPr>
+              <w:pStyle w:val="Compact"/>
+              <w:spacing w:line="240" w:lineRule="auto"/>
+              <w:ind w:firstLine="0"/>
+              <w:jc w:val="left"/>
+            </w:pPr>
+            <w:r>
+              <w:rPr>
+                <w:rFonts w:ascii="Times New Roman" w:hAnsi="Times New Roman"/>
+                <w:sz w:val="20"/>
+              </w:rPr>
+              <w:t xml:space="preserve">M</w:t>
+            </w:r>
+          </w:p>
+        </w:tc>
+        <w:tc>
+          <w:tcPr/>
+          <w:p>
+            <w:pPr>
+              <w:pStyle w:val="Compact"/>
+              <w:spacing w:line="240" w:lineRule="auto"/>
+              <w:ind w:firstLine="0"/>
+              <w:jc w:val="left"/>
+            </w:pPr>
+            <w:r>
+              <w:rPr>
+                <w:rFonts w:ascii="Times New Roman" w:hAnsi="Times New Roman"/>
+                <w:sz w:val="20"/>
+              </w:rPr>
+              <w:t xml:space="preserve">1.1, 1.2</w:t>
+            </w:r>
+          </w:p>
+        </w:tc>
+        <w:tc>
+          <w:tcPr/>
+          <w:p>
+            <w:pPr>
+              <w:pStyle w:val="Compact"/>
+              <w:spacing w:line="240" w:lineRule="auto"/>
+              <w:ind w:firstLine="0"/>
+              <w:jc w:val="left"/>
+            </w:pPr>
+            <w:r>
+              <w:rPr>
+                <w:rFonts w:ascii="Times New Roman" w:hAnsi="Times New Roman"/>
+                <w:sz w:val="20"/>
+              </w:rPr>
+              <w:t xml:space="preserve">да</w:t>
+            </w:r>
+          </w:p>
+        </w:tc>
+        <w:tc>
+          <w:tcPr/>
+          <w:p>
+            <w:pPr>
+              <w:pStyle w:val="Compact"/>
+              <w:spacing w:line="240" w:lineRule="auto"/>
+              <w:ind w:firstLine="0"/>
+              <w:jc w:val="left"/>
+            </w:pPr>
+            <w:r>
+              <w:rPr>
+                <w:rFonts w:ascii="Times New Roman" w:hAnsi="Times New Roman"/>
+                <w:sz w:val="20"/>
+              </w:rPr>
+              <w:t xml:space="preserve">карточка как в АРМ-112: адрес со справочником и картой, заявитель, «Что случилось?», опросная карта, пострадавшие, описание</w:t>
+            </w:r>
+          </w:p>
+        </w:tc>
+      </w:tr>
+      <w:tr>
+        <w:tc>
+          <w:tcPr/>
+          <w:p>
+            <w:pPr>
+              <w:pStyle w:val="Compact"/>
+              <w:spacing w:line="240" w:lineRule="auto"/>
+              <w:ind w:firstLine="0"/>
+              <w:jc w:val="left"/>
+            </w:pPr>
+            <w:r>
+              <w:rPr>
+                <w:rFonts w:ascii="Times New Roman" w:hAnsi="Times New Roman"/>
+                <w:sz w:val="20"/>
+              </w:rPr>
               <w:t xml:space="preserve">4.3</w:t>
             </w:r>
           </w:p>
@@ -15138,6 +15547,60 @@
                 <w:rFonts w:ascii="Times New Roman" w:hAnsi="Times New Roman"/>
                 <w:sz w:val="20"/>
               </w:rPr>
+              <w:t xml:space="preserve">Службы подтягиваются автоматически по опросной карте/классификатору; оператор может добавить вручную (оранжевая панель на скриншоте карточки 112)</w:t>
+            </w:r>
+          </w:p>
+        </w:tc>
+        <w:tc>
+          <w:tcPr/>
+          <w:p>
+            <w:pPr>
+              <w:pStyle w:val="Compact"/>
+              <w:spacing w:line="240" w:lineRule="auto"/>
+              <w:ind w:firstLine="0"/>
+              <w:jc w:val="left"/>
+            </w:pPr>
+            <w:r>
+              <w:rPr>
+                <w:rFonts w:ascii="Times New Roman" w:hAnsi="Times New Roman"/>
+                <w:sz w:val="20"/>
+              </w:rPr>
+              <w:t xml:space="preserve">M</w:t>
+            </w:r>
+          </w:p>
+        </w:tc>
+        <w:tc>
+          <w:tcPr/>
+          <w:p>
+            <w:pPr>
+              <w:pStyle w:val="Compact"/>
+              <w:spacing w:line="240" w:lineRule="auto"/>
+              <w:ind w:firstLine="0"/>
+              <w:jc w:val="left"/>
+            </w:pPr>
+            <w:r>
+              <w:rPr>
+                <w:rFonts w:ascii="Times New Roman" w:hAnsi="Times New Roman"/>
+                <w:sz w:val="20"/>
+              </w:rPr>
+              <w:t xml:space="preserve">1.5, 1.1</w:t>
+            </w:r>
+          </w:p>
+        </w:tc>
+        <w:tc>
+          <w:tcPr/>
+          <w:p>
+            <w:pPr>
+              <w:pStyle w:val="Compact"/>
+              <w:spacing w:line="240" w:lineRule="auto"/>
+              <w:ind w:firstLine="0"/>
+              <w:jc w:val="left"/>
+            </w:pPr>
+            <w:r>
+              <w:rPr>
+                <w:rFonts w:ascii="Times New Roman" w:hAnsi="Times New Roman"/>
+                <w:sz w:val="20"/>
+              </w:rPr>
               <w:t xml:space="preserve">да</w:t>
             </w:r>
           </w:p>
@@ -15156,45 +15619,45 @@
                 <w:rFonts w:ascii="Times New Roman" w:hAnsi="Times New Roman"/>
                 <w:sz w:val="20"/>
               </w:rPr>
-              <w:t xml:space="preserve">экспертная правка с комментарием, комментарий виден обучающемуся</w:t>
-            </w:r>
-          </w:p>
-        </w:tc>
-      </w:tr>
-      <w:tr>
-        <w:tc>
-          <w:tcPr/>
-          <w:p>
-            <w:pPr>
-              <w:pStyle w:val="Compact"/>
-              <w:spacing w:line="240" w:lineRule="auto"/>
-              <w:ind w:firstLine="0"/>
-              <w:jc w:val="left"/>
-            </w:pPr>
-            <w:r>
-              <w:rPr>
-                <w:rFonts w:ascii="Times New Roman" w:hAnsi="Times New Roman"/>
-                <w:sz w:val="20"/>
-              </w:rPr>
-              <w:t xml:space="preserve">4.1</w:t>
-            </w:r>
-          </w:p>
-        </w:tc>
-        <w:tc>
-          <w:tcPr/>
-          <w:p>
-            <w:pPr>
-              <w:pStyle w:val="Compact"/>
-              <w:spacing w:line="240" w:lineRule="auto"/>
-              <w:ind w:firstLine="0"/>
-              <w:jc w:val="left"/>
-            </w:pPr>
-            <w:r>
-              <w:rPr>
-                <w:rFonts w:ascii="Times New Roman" w:hAnsi="Times New Roman"/>
-                <w:sz w:val="20"/>
-              </w:rPr>
-              <w:t xml:space="preserve">Система выдаёт вводную от «заявителя»: сгенерированный ИИ текст (диалог/сообщение) — обязательно; голос (TTS, имитация звонка через IP-телефонию)…</w:t>
+              <w:t xml:space="preserve">службы подбираются автоматически, оператор добавляет и убирает вручную</w:t>
+            </w:r>
+          </w:p>
+        </w:tc>
+      </w:tr>
+      <w:tr>
+        <w:tc>
+          <w:tcPr/>
+          <w:p>
+            <w:pPr>
+              <w:pStyle w:val="Compact"/>
+              <w:spacing w:line="240" w:lineRule="auto"/>
+              <w:ind w:firstLine="0"/>
+              <w:jc w:val="left"/>
+            </w:pPr>
+            <w:r>
+              <w:rPr>
+                <w:rFonts w:ascii="Times New Roman" w:hAnsi="Times New Roman"/>
+                <w:sz w:val="20"/>
+              </w:rPr>
+              <w:t xml:space="preserve">4.4</w:t>
+            </w:r>
+          </w:p>
+        </w:tc>
+        <w:tc>
+          <w:tcPr/>
+          <w:p>
+            <w:pPr>
+              <w:pStyle w:val="Compact"/>
+              <w:spacing w:line="240" w:lineRule="auto"/>
+              <w:ind w:firstLine="0"/>
+              <w:jc w:val="left"/>
+            </w:pPr>
+            <w:r>
+              <w:rPr>
+                <w:rFonts w:ascii="Times New Roman" w:hAnsi="Times New Roman"/>
+                <w:sz w:val="20"/>
+              </w:rPr>
+              <w:t xml:space="preserve">Правило подключения служб: главная служба по классификатору + матрица служб + территориальные ДДС по району обслуживания и подчинённости объекта…</w:t>
             </w:r>
           </w:p>
         </w:tc>
@@ -15230,7 +15693,117 @@
                 <w:rFonts w:ascii="Times New Roman" w:hAnsi="Times New Roman"/>
                 <w:sz w:val="20"/>
               </w:rPr>
-              <w:t xml:space="preserve">1.4, 3.3, 3.6</w:t>
+              <w:t xml:space="preserve">1.5</w:t>
+            </w:r>
+          </w:p>
+        </w:tc>
+        <w:tc>
+          <w:tcPr/>
+          <w:p>
+            <w:pPr>
+              <w:pStyle w:val="Compact"/>
+              <w:spacing w:line="240" w:lineRule="auto"/>
+              <w:ind w:firstLine="0"/>
+              <w:jc w:val="left"/>
+            </w:pPr>
+            <w:r>
+              <w:rPr>
+                <w:rFonts w:ascii="Times New Roman" w:hAnsi="Times New Roman"/>
+                <w:sz w:val="20"/>
+              </w:rPr>
+              <w:t xml:space="preserve">частично</w:t>
+            </w:r>
+          </w:p>
+        </w:tc>
+        <w:tc>
+          <w:tcPr/>
+          <w:p>
+            <w:pPr>
+              <w:pStyle w:val="Compact"/>
+              <w:spacing w:line="240" w:lineRule="auto"/>
+              <w:ind w:firstLine="0"/>
+              <w:jc w:val="left"/>
+            </w:pPr>
+            <w:r>
+              <w:rPr>
+                <w:rFonts w:ascii="Times New Roman" w:hAnsi="Times New Roman"/>
+                <w:sz w:val="20"/>
+              </w:rPr>
+              <w:t xml:space="preserve">главная служба, матрица классификатора, территориальные службы — есть; подчинённость объектов — нет данных</w:t>
+            </w:r>
+          </w:p>
+        </w:tc>
+      </w:tr>
+      <w:tr>
+        <w:tc>
+          <w:tcPr/>
+          <w:p>
+            <w:pPr>
+              <w:pStyle w:val="Compact"/>
+              <w:spacing w:line="240" w:lineRule="auto"/>
+              <w:ind w:firstLine="0"/>
+              <w:jc w:val="left"/>
+            </w:pPr>
+            <w:r>
+              <w:rPr>
+                <w:rFonts w:ascii="Times New Roman" w:hAnsi="Times New Roman"/>
+                <w:sz w:val="20"/>
+              </w:rPr>
+              <w:t xml:space="preserve">4.5</w:t>
+            </w:r>
+          </w:p>
+        </w:tc>
+        <w:tc>
+          <w:tcPr/>
+          <w:p>
+            <w:pPr>
+              <w:pStyle w:val="Compact"/>
+              <w:spacing w:line="240" w:lineRule="auto"/>
+              <w:ind w:firstLine="0"/>
+              <w:jc w:val="left"/>
+            </w:pPr>
+            <w:r>
+              <w:rPr>
+                <w:rFonts w:ascii="Times New Roman" w:hAnsi="Times New Roman"/>
+                <w:sz w:val="20"/>
+              </w:rPr>
+              <w:t xml:space="preserve">Оценка: соответствие заполненной карточки и выбранных служб вводной (эталону) — адрес, тип, признаки, службы, полнота описания, грамматика, время</w:t>
+            </w:r>
+          </w:p>
+        </w:tc>
+        <w:tc>
+          <w:tcPr/>
+          <w:p>
+            <w:pPr>
+              <w:pStyle w:val="Compact"/>
+              <w:spacing w:line="240" w:lineRule="auto"/>
+              <w:ind w:firstLine="0"/>
+              <w:jc w:val="left"/>
+            </w:pPr>
+            <w:r>
+              <w:rPr>
+                <w:rFonts w:ascii="Times New Roman" w:hAnsi="Times New Roman"/>
+                <w:sz w:val="20"/>
+              </w:rPr>
+              <w:t xml:space="preserve">M</w:t>
+            </w:r>
+          </w:p>
+        </w:tc>
+        <w:tc>
+          <w:tcPr/>
+          <w:p>
+            <w:pPr>
+              <w:pStyle w:val="Compact"/>
+              <w:spacing w:line="240" w:lineRule="auto"/>
+              <w:ind w:firstLine="0"/>
+              <w:jc w:val="left"/>
+            </w:pPr>
+            <w:r>
+              <w:rPr>
+                <w:rFonts w:ascii="Times New Roman" w:hAnsi="Times New Roman"/>
+                <w:sz w:val="20"/>
+              </w:rPr>
+              <w:t xml:space="preserve">3.4</w:t>
             </w:r>
           </w:p>
         </w:tc>
@@ -15266,45 +15839,265 @@
                 <w:rFonts w:ascii="Times New Roman" w:hAnsi="Times New Roman"/>
                 <w:sz w:val="20"/>
               </w:rPr>
-              <w:t xml:space="preserve">текст — ИИ-заявитель в разговоре; голос — озвучка реплик синтезом речи; эмоции заявителя меняются от тона оператора, голос — темпом, высотой и громкостью</w:t>
-            </w:r>
-          </w:p>
-        </w:tc>
-      </w:tr>
-      <w:tr>
-        <w:tc>
-          <w:tcPr/>
-          <w:p>
-            <w:pPr>
-              <w:pStyle w:val="Compact"/>
-              <w:spacing w:line="240" w:lineRule="auto"/>
-              <w:ind w:firstLine="0"/>
-              <w:jc w:val="left"/>
-            </w:pPr>
-            <w:r>
-              <w:rPr>
-                <w:rFonts w:ascii="Times New Roman" w:hAnsi="Times New Roman"/>
-                <w:sz w:val="20"/>
-              </w:rPr>
-              <w:t xml:space="preserve">4.2</w:t>
-            </w:r>
-          </w:p>
-        </w:tc>
-        <w:tc>
-          <w:tcPr/>
-          <w:p>
-            <w:pPr>
-              <w:pStyle w:val="Compact"/>
-              <w:spacing w:line="240" w:lineRule="auto"/>
-              <w:ind w:firstLine="0"/>
-              <w:jc w:val="left"/>
-            </w:pPr>
-            <w:r>
-              <w:rPr>
-                <w:rFonts w:ascii="Times New Roman" w:hAnsi="Times New Roman"/>
-                <w:sz w:val="20"/>
-              </w:rPr>
-              <w:t xml:space="preserve">Обучающийся заполняет карточку 112 в интерфейсе, повторяющем АРМ-112: адрес (с картой), данные заявителя, описание со слов заявителя, тип…</w:t>
+              <w:t xml:space="preserve">автооценка карточки по эталону: тип, службы, адрес, признаки, заявитель, пострадавшие, описание, время</w:t>
+            </w:r>
+          </w:p>
+        </w:tc>
+      </w:tr>
+      <w:tr>
+        <w:tc>
+          <w:tcPr/>
+          <w:p>
+            <w:pPr>
+              <w:pStyle w:val="Compact"/>
+              <w:spacing w:line="240" w:lineRule="auto"/>
+              <w:ind w:firstLine="0"/>
+              <w:jc w:val="left"/>
+            </w:pPr>
+            <w:r>
+              <w:rPr>
+                <w:rFonts w:ascii="Times New Roman" w:hAnsi="Times New Roman"/>
+                <w:sz w:val="20"/>
+              </w:rPr>
+              <w:t xml:space="preserve">4.6</w:t>
+            </w:r>
+          </w:p>
+        </w:tc>
+        <w:tc>
+          <w:tcPr/>
+          <w:p>
+            <w:pPr>
+              <w:pStyle w:val="Compact"/>
+              <w:spacing w:line="240" w:lineRule="auto"/>
+              <w:ind w:firstLine="0"/>
+              <w:jc w:val="left"/>
+            </w:pPr>
+            <w:r>
+              <w:rPr>
+                <w:rFonts w:ascii="Times New Roman" w:hAnsi="Times New Roman"/>
+                <w:sz w:val="20"/>
+              </w:rPr>
+              <w:t xml:space="preserve">Дальнейшие действия оператора 112 по инструкции: передача карточки в ДДС, статусы, обработка повторных обращений</w:t>
+            </w:r>
+          </w:p>
+        </w:tc>
+        <w:tc>
+          <w:tcPr/>
+          <w:p>
+            <w:pPr>
+              <w:pStyle w:val="Compact"/>
+              <w:spacing w:line="240" w:lineRule="auto"/>
+              <w:ind w:firstLine="0"/>
+              <w:jc w:val="left"/>
+            </w:pPr>
+            <w:r>
+              <w:rPr>
+                <w:rFonts w:ascii="Times New Roman" w:hAnsi="Times New Roman"/>
+                <w:sz w:val="20"/>
+              </w:rPr>
+              <w:t xml:space="preserve">S</w:t>
+            </w:r>
+          </w:p>
+        </w:tc>
+        <w:tc>
+          <w:tcPr/>
+          <w:p>
+            <w:pPr>
+              <w:pStyle w:val="Compact"/>
+              <w:spacing w:line="240" w:lineRule="auto"/>
+              <w:ind w:firstLine="0"/>
+              <w:jc w:val="left"/>
+            </w:pPr>
+            <w:r>
+              <w:rPr>
+                <w:rFonts w:ascii="Times New Roman" w:hAnsi="Times New Roman"/>
+                <w:sz w:val="20"/>
+              </w:rPr>
+              <w:t xml:space="preserve">1.3</w:t>
+            </w:r>
+          </w:p>
+        </w:tc>
+        <w:tc>
+          <w:tcPr/>
+          <w:p>
+            <w:pPr>
+              <w:pStyle w:val="Compact"/>
+              <w:spacing w:line="240" w:lineRule="auto"/>
+              <w:ind w:firstLine="0"/>
+              <w:jc w:val="left"/>
+            </w:pPr>
+            <w:r>
+              <w:rPr>
+                <w:rFonts w:ascii="Times New Roman" w:hAnsi="Times New Roman"/>
+                <w:sz w:val="20"/>
+              </w:rPr>
+              <w:t xml:space="preserve">да</w:t>
+            </w:r>
+          </w:p>
+        </w:tc>
+        <w:tc>
+          <w:tcPr/>
+          <w:p>
+            <w:pPr>
+              <w:pStyle w:val="Compact"/>
+              <w:spacing w:line="240" w:lineRule="auto"/>
+              <w:ind w:firstLine="0"/>
+              <w:jc w:val="left"/>
+            </w:pPr>
+            <w:r>
+              <w:rPr>
+                <w:rFonts w:ascii="Times New Roman" w:hAnsi="Times New Roman"/>
+                <w:sz w:val="20"/>
+              </w:rPr>
+              <w:t xml:space="preserve">передача в ДДС при сохранении, отработки, «отработана», «проверена», «на доработку», дополнение</w:t>
+            </w:r>
+          </w:p>
+        </w:tc>
+      </w:tr>
+      <w:tr>
+        <w:tc>
+          <w:tcPr/>
+          <w:p>
+            <w:pPr>
+              <w:pStyle w:val="Compact"/>
+              <w:spacing w:line="240" w:lineRule="auto"/>
+              <w:ind w:firstLine="0"/>
+              <w:jc w:val="left"/>
+            </w:pPr>
+            <w:r>
+              <w:rPr>
+                <w:rFonts w:ascii="Times New Roman" w:hAnsi="Times New Roman"/>
+                <w:sz w:val="20"/>
+              </w:rPr>
+              <w:t xml:space="preserve">4.7</w:t>
+            </w:r>
+          </w:p>
+        </w:tc>
+        <w:tc>
+          <w:tcPr/>
+          <w:p>
+            <w:pPr>
+              <w:pStyle w:val="Compact"/>
+              <w:spacing w:line="240" w:lineRule="auto"/>
+              <w:ind w:firstLine="0"/>
+              <w:jc w:val="left"/>
+            </w:pPr>
+            <w:r>
+              <w:rPr>
+                <w:rFonts w:ascii="Times New Roman" w:hAnsi="Times New Roman"/>
+                <w:sz w:val="20"/>
+              </w:rPr>
+              <w:t xml:space="preserve">Диалог с «заявителем»: ИИ отвечает на уточняющие вопросы оператора (чат или голос) в рамках легенды</w:t>
+            </w:r>
+          </w:p>
+        </w:tc>
+        <w:tc>
+          <w:tcPr/>
+          <w:p>
+            <w:pPr>
+              <w:pStyle w:val="Compact"/>
+              <w:spacing w:line="240" w:lineRule="auto"/>
+              <w:ind w:firstLine="0"/>
+              <w:jc w:val="left"/>
+            </w:pPr>
+            <w:r>
+              <w:rPr>
+                <w:rFonts w:ascii="Times New Roman" w:hAnsi="Times New Roman"/>
+                <w:sz w:val="20"/>
+              </w:rPr>
+              <w:t xml:space="preserve">S</w:t>
+            </w:r>
+          </w:p>
+        </w:tc>
+        <w:tc>
+          <w:tcPr/>
+          <w:p>
+            <w:pPr>
+              <w:pStyle w:val="Compact"/>
+              <w:spacing w:line="240" w:lineRule="auto"/>
+              <w:ind w:firstLine="0"/>
+              <w:jc w:val="left"/>
+            </w:pPr>
+            <w:r>
+              <w:rPr>
+                <w:rFonts w:ascii="Times New Roman" w:hAnsi="Times New Roman"/>
+                <w:sz w:val="20"/>
+              </w:rPr>
+              <w:t xml:space="preserve">3.3, 1.4</w:t>
+            </w:r>
+          </w:p>
+        </w:tc>
+        <w:tc>
+          <w:tcPr/>
+          <w:p>
+            <w:pPr>
+              <w:pStyle w:val="Compact"/>
+              <w:spacing w:line="240" w:lineRule="auto"/>
+              <w:ind w:firstLine="0"/>
+              <w:jc w:val="left"/>
+            </w:pPr>
+            <w:r>
+              <w:rPr>
+                <w:rFonts w:ascii="Times New Roman" w:hAnsi="Times New Roman"/>
+                <w:sz w:val="20"/>
+              </w:rPr>
+              <w:t xml:space="preserve">да</w:t>
+            </w:r>
+          </w:p>
+        </w:tc>
+        <w:tc>
+          <w:tcPr/>
+          <w:p>
+            <w:pPr>
+              <w:pStyle w:val="Compact"/>
+              <w:spacing w:line="240" w:lineRule="auto"/>
+              <w:ind w:firstLine="0"/>
+              <w:jc w:val="left"/>
+            </w:pPr>
+            <w:r>
+              <w:rPr>
+                <w:rFonts w:ascii="Times New Roman" w:hAnsi="Times New Roman"/>
+                <w:sz w:val="20"/>
+              </w:rPr>
+              <w:t xml:space="preserve">диалог с ИИ-заявителем в рамках легенды — текстом или голосом (Whisper, кнопка «говорить»)</w:t>
+            </w:r>
+          </w:p>
+        </w:tc>
+      </w:tr>
+      <w:tr>
+        <w:tc>
+          <w:tcPr/>
+          <w:p>
+            <w:pPr>
+              <w:pStyle w:val="Compact"/>
+              <w:spacing w:line="240" w:lineRule="auto"/>
+              <w:ind w:firstLine="0"/>
+              <w:jc w:val="left"/>
+            </w:pPr>
+            <w:r>
+              <w:rPr>
+                <w:rFonts w:ascii="Times New Roman" w:hAnsi="Times New Roman"/>
+                <w:sz w:val="20"/>
+              </w:rPr>
+              <w:t xml:space="preserve">5.1</w:t>
+            </w:r>
+          </w:p>
+        </w:tc>
+        <w:tc>
+          <w:tcPr/>
+          <w:p>
+            <w:pPr>
+              <w:pStyle w:val="Compact"/>
+              <w:spacing w:line="240" w:lineRule="auto"/>
+              <w:ind w:firstLine="0"/>
+              <w:jc w:val="left"/>
+            </w:pPr>
+            <w:r>
+              <w:rPr>
+                <w:rFonts w:ascii="Times New Roman" w:hAnsi="Times New Roman"/>
+                <w:sz w:val="20"/>
+              </w:rPr>
+              <w:t xml:space="preserve">Реестр (список) происшествий/карточек службы с очередью входящих; карточка и реестр визуально максимально похожи на АРМ ДДС (цвета, конфигурация)</w:t>
             </w:r>
           </w:p>
         </w:tc>
@@ -15340,7 +16133,7 @@
                 <w:rFonts w:ascii="Times New Roman" w:hAnsi="Times New Roman"/>
                 <w:sz w:val="20"/>
               </w:rPr>
-              <w:t xml:space="preserve">1.1, 1.2</w:t>
+              <w:t xml:space="preserve">2.1</w:t>
             </w:r>
           </w:p>
         </w:tc>
@@ -15376,45 +16169,45 @@
                 <w:rFonts w:ascii="Times New Roman" w:hAnsi="Times New Roman"/>
                 <w:sz w:val="20"/>
               </w:rPr>
-              <w:t xml:space="preserve">карточка как в АРМ-112: адрес со справочником и картой, заявитель, «Что случилось?», опросная карта, пострадавшие, описание</w:t>
-            </w:r>
-          </w:p>
-        </w:tc>
-      </w:tr>
-      <w:tr>
-        <w:tc>
-          <w:tcPr/>
-          <w:p>
-            <w:pPr>
-              <w:pStyle w:val="Compact"/>
-              <w:spacing w:line="240" w:lineRule="auto"/>
-              <w:ind w:firstLine="0"/>
-              <w:jc w:val="left"/>
-            </w:pPr>
-            <w:r>
-              <w:rPr>
-                <w:rFonts w:ascii="Times New Roman" w:hAnsi="Times New Roman"/>
-                <w:sz w:val="20"/>
-              </w:rPr>
-              <w:t xml:space="preserve">4.3</w:t>
-            </w:r>
-          </w:p>
-        </w:tc>
-        <w:tc>
-          <w:tcPr/>
-          <w:p>
-            <w:pPr>
-              <w:pStyle w:val="Compact"/>
-              <w:spacing w:line="240" w:lineRule="auto"/>
-              <w:ind w:firstLine="0"/>
-              <w:jc w:val="left"/>
-            </w:pPr>
-            <w:r>
-              <w:rPr>
-                <w:rFonts w:ascii="Times New Roman" w:hAnsi="Times New Roman"/>
-                <w:sz w:val="20"/>
-              </w:rPr>
-              <w:t xml:space="preserve">Службы подтягиваются автоматически по опросной карте/классификатору; оператор может добавить вручную (оранжевая панель на скриншоте карточки 112)</w:t>
+              <w:t xml:space="preserve">журнал службы с очередью «ждут решения», таймерами и сигналом</w:t>
+            </w:r>
+          </w:p>
+        </w:tc>
+      </w:tr>
+      <w:tr>
+        <w:tc>
+          <w:tcPr/>
+          <w:p>
+            <w:pPr>
+              <w:pStyle w:val="Compact"/>
+              <w:spacing w:line="240" w:lineRule="auto"/>
+              <w:ind w:firstLine="0"/>
+              <w:jc w:val="left"/>
+            </w:pPr>
+            <w:r>
+              <w:rPr>
+                <w:rFonts w:ascii="Times New Roman" w:hAnsi="Times New Roman"/>
+                <w:sz w:val="20"/>
+              </w:rPr>
+              <w:t xml:space="preserve">5.2</w:t>
+            </w:r>
+          </w:p>
+        </w:tc>
+        <w:tc>
+          <w:tcPr/>
+          <w:p>
+            <w:pPr>
+              <w:pStyle w:val="Compact"/>
+              <w:spacing w:line="240" w:lineRule="auto"/>
+              <w:ind w:firstLine="0"/>
+              <w:jc w:val="left"/>
+            </w:pPr>
+            <w:r>
+              <w:rPr>
+                <w:rFonts w:ascii="Times New Roman" w:hAnsi="Times New Roman"/>
+                <w:sz w:val="20"/>
+              </w:rPr>
+              <w:t xml:space="preserve">Получение карточки, сформированной системой «от 112» (или сформированной обучающимся-оператором 112 в смешанном режиме)</w:t>
             </w:r>
           </w:p>
         </w:tc>
@@ -15450,7 +16243,7 @@
                 <w:rFonts w:ascii="Times New Roman" w:hAnsi="Times New Roman"/>
                 <w:sz w:val="20"/>
               </w:rPr>
-              <w:t xml:space="preserve">1.5, 1.1</w:t>
+              <w:t xml:space="preserve">2.1, 4.2</w:t>
             </w:r>
           </w:p>
         </w:tc>
@@ -15486,45 +16279,45 @@
                 <w:rFonts w:ascii="Times New Roman" w:hAnsi="Times New Roman"/>
                 <w:sz w:val="20"/>
               </w:rPr>
-              <w:t xml:space="preserve">службы подбираются автоматически, оператор добавляет и убирает вручную</w:t>
-            </w:r>
-          </w:p>
-        </w:tc>
-      </w:tr>
-      <w:tr>
-        <w:tc>
-          <w:tcPr/>
-          <w:p>
-            <w:pPr>
-              <w:pStyle w:val="Compact"/>
-              <w:spacing w:line="240" w:lineRule="auto"/>
-              <w:ind w:firstLine="0"/>
-              <w:jc w:val="left"/>
-            </w:pPr>
-            <w:r>
-              <w:rPr>
-                <w:rFonts w:ascii="Times New Roman" w:hAnsi="Times New Roman"/>
-                <w:sz w:val="20"/>
-              </w:rPr>
-              <w:t xml:space="preserve">4.4</w:t>
-            </w:r>
-          </w:p>
-        </w:tc>
-        <w:tc>
-          <w:tcPr/>
-          <w:p>
-            <w:pPr>
-              <w:pStyle w:val="Compact"/>
-              <w:spacing w:line="240" w:lineRule="auto"/>
-              <w:ind w:firstLine="0"/>
-              <w:jc w:val="left"/>
-            </w:pPr>
-            <w:r>
-              <w:rPr>
-                <w:rFonts w:ascii="Times New Roman" w:hAnsi="Times New Roman"/>
-                <w:sz w:val="20"/>
-              </w:rPr>
-              <w:t xml:space="preserve">Правило подключения служб: главная служба по классификатору + матрица служб + территориальные ДДС по району обслуживания и подчинённости объекта…</w:t>
+              <w:t xml:space="preserve">карточки от системы и от операторов занятия</w:t>
+            </w:r>
+          </w:p>
+        </w:tc>
+      </w:tr>
+      <w:tr>
+        <w:tc>
+          <w:tcPr/>
+          <w:p>
+            <w:pPr>
+              <w:pStyle w:val="Compact"/>
+              <w:spacing w:line="240" w:lineRule="auto"/>
+              <w:ind w:firstLine="0"/>
+              <w:jc w:val="left"/>
+            </w:pPr>
+            <w:r>
+              <w:rPr>
+                <w:rFonts w:ascii="Times New Roman" w:hAnsi="Times New Roman"/>
+                <w:sz w:val="20"/>
+              </w:rPr>
+              <w:t xml:space="preserve">5.3</w:t>
+            </w:r>
+          </w:p>
+        </w:tc>
+        <w:tc>
+          <w:tcPr/>
+          <w:p>
+            <w:pPr>
+              <w:pStyle w:val="Compact"/>
+              <w:spacing w:line="240" w:lineRule="auto"/>
+              <w:ind w:firstLine="0"/>
+              <w:jc w:val="left"/>
+            </w:pPr>
+            <w:r>
+              <w:rPr>
+                <w:rFonts w:ascii="Times New Roman" w:hAnsi="Times New Roman"/>
+                <w:sz w:val="20"/>
+              </w:rPr>
+              <w:t xml:space="preserve">Принять / отклонить карточку по полномочиям службы; при отклонении — комментарий</w:t>
             </w:r>
           </w:p>
         </w:tc>
@@ -15560,7 +16353,227 @@
                 <w:rFonts w:ascii="Times New Roman" w:hAnsi="Times New Roman"/>
                 <w:sz w:val="20"/>
               </w:rPr>
-              <w:t xml:space="preserve">1.5</w:t>
+              <w:t xml:space="preserve">2.2</w:t>
+            </w:r>
+          </w:p>
+        </w:tc>
+        <w:tc>
+          <w:tcPr/>
+          <w:p>
+            <w:pPr>
+              <w:pStyle w:val="Compact"/>
+              <w:spacing w:line="240" w:lineRule="auto"/>
+              <w:ind w:firstLine="0"/>
+              <w:jc w:val="left"/>
+            </w:pPr>
+            <w:r>
+              <w:rPr>
+                <w:rFonts w:ascii="Times New Roman" w:hAnsi="Times New Roman"/>
+                <w:sz w:val="20"/>
+              </w:rPr>
+              <w:t xml:space="preserve">да</w:t>
+            </w:r>
+          </w:p>
+        </w:tc>
+        <w:tc>
+          <w:tcPr/>
+          <w:p>
+            <w:pPr>
+              <w:pStyle w:val="Compact"/>
+              <w:spacing w:line="240" w:lineRule="auto"/>
+              <w:ind w:firstLine="0"/>
+              <w:jc w:val="left"/>
+            </w:pPr>
+            <w:r>
+              <w:rPr>
+                <w:rFonts w:ascii="Times New Roman" w:hAnsi="Times New Roman"/>
+                <w:sz w:val="20"/>
+              </w:rPr>
+              <w:t xml:space="preserve">«Принята / Не принята» с комментарием</w:t>
+            </w:r>
+          </w:p>
+        </w:tc>
+      </w:tr>
+      <w:tr>
+        <w:tc>
+          <w:tcPr/>
+          <w:p>
+            <w:pPr>
+              <w:pStyle w:val="Compact"/>
+              <w:spacing w:line="240" w:lineRule="auto"/>
+              <w:ind w:firstLine="0"/>
+              <w:jc w:val="left"/>
+            </w:pPr>
+            <w:r>
+              <w:rPr>
+                <w:rFonts w:ascii="Times New Roman" w:hAnsi="Times New Roman"/>
+                <w:sz w:val="20"/>
+              </w:rPr>
+              <w:t xml:space="preserve">5.4</w:t>
+            </w:r>
+          </w:p>
+        </w:tc>
+        <w:tc>
+          <w:tcPr/>
+          <w:p>
+            <w:pPr>
+              <w:pStyle w:val="Compact"/>
+              <w:spacing w:line="240" w:lineRule="auto"/>
+              <w:ind w:firstLine="0"/>
+              <w:jc w:val="left"/>
+            </w:pPr>
+            <w:r>
+              <w:rPr>
+                <w:rFonts w:ascii="Times New Roman" w:hAnsi="Times New Roman"/>
+                <w:sz w:val="20"/>
+              </w:rPr>
+              <w:t xml:space="preserve">Диспетчер ДДС не контролирует правильность заполнения карточки (это 112 и служба контроля 112); службы в карточке ДДС не добавляет; видит, в какие…</w:t>
+            </w:r>
+          </w:p>
+        </w:tc>
+        <w:tc>
+          <w:tcPr/>
+          <w:p>
+            <w:pPr>
+              <w:pStyle w:val="Compact"/>
+              <w:spacing w:line="240" w:lineRule="auto"/>
+              <w:ind w:firstLine="0"/>
+              <w:jc w:val="left"/>
+            </w:pPr>
+            <w:r>
+              <w:rPr>
+                <w:rFonts w:ascii="Times New Roman" w:hAnsi="Times New Roman"/>
+                <w:sz w:val="20"/>
+              </w:rPr>
+              <w:t xml:space="preserve">M</w:t>
+            </w:r>
+          </w:p>
+        </w:tc>
+        <w:tc>
+          <w:tcPr/>
+          <w:p>
+            <w:pPr>
+              <w:pStyle w:val="Compact"/>
+              <w:spacing w:line="240" w:lineRule="auto"/>
+              <w:ind w:firstLine="0"/>
+              <w:jc w:val="left"/>
+            </w:pPr>
+            <w:r>
+              <w:rPr>
+                <w:rFonts w:ascii="Times New Roman" w:hAnsi="Times New Roman"/>
+                <w:sz w:val="20"/>
+              </w:rPr>
+              <w:t xml:space="preserve">2.2</w:t>
+            </w:r>
+          </w:p>
+        </w:tc>
+        <w:tc>
+          <w:tcPr/>
+          <w:p>
+            <w:pPr>
+              <w:pStyle w:val="Compact"/>
+              <w:spacing w:line="240" w:lineRule="auto"/>
+              <w:ind w:firstLine="0"/>
+              <w:jc w:val="left"/>
+            </w:pPr>
+            <w:r>
+              <w:rPr>
+                <w:rFonts w:ascii="Times New Roman" w:hAnsi="Times New Roman"/>
+                <w:sz w:val="20"/>
+              </w:rPr>
+              <w:t xml:space="preserve">да</w:t>
+            </w:r>
+          </w:p>
+        </w:tc>
+        <w:tc>
+          <w:tcPr/>
+          <w:p>
+            <w:pPr>
+              <w:pStyle w:val="Compact"/>
+              <w:spacing w:line="240" w:lineRule="auto"/>
+              <w:ind w:firstLine="0"/>
+              <w:jc w:val="left"/>
+            </w:pPr>
+            <w:r>
+              <w:rPr>
+                <w:rFonts w:ascii="Times New Roman" w:hAnsi="Times New Roman"/>
+                <w:sz w:val="20"/>
+              </w:rPr>
+              <w:t xml:space="preserve">карточка в ДДС только для чтения</w:t>
+            </w:r>
+          </w:p>
+        </w:tc>
+      </w:tr>
+      <w:tr>
+        <w:tc>
+          <w:tcPr/>
+          <w:p>
+            <w:pPr>
+              <w:pStyle w:val="Compact"/>
+              <w:spacing w:line="240" w:lineRule="auto"/>
+              <w:ind w:firstLine="0"/>
+              <w:jc w:val="left"/>
+            </w:pPr>
+            <w:r>
+              <w:rPr>
+                <w:rFonts w:ascii="Times New Roman" w:hAnsi="Times New Roman"/>
+                <w:sz w:val="20"/>
+              </w:rPr>
+              <w:t xml:space="preserve">5.5</w:t>
+            </w:r>
+          </w:p>
+        </w:tc>
+        <w:tc>
+          <w:tcPr/>
+          <w:p>
+            <w:pPr>
+              <w:pStyle w:val="Compact"/>
+              <w:spacing w:line="240" w:lineRule="auto"/>
+              <w:ind w:firstLine="0"/>
+              <w:jc w:val="left"/>
+            </w:pPr>
+            <w:r>
+              <w:rPr>
+                <w:rFonts w:ascii="Times New Roman" w:hAnsi="Times New Roman"/>
+                <w:sz w:val="20"/>
+              </w:rPr>
+              <w:t xml:space="preserve">Ручной выбор бригад/сил реагирования своей службы</w:t>
+            </w:r>
+          </w:p>
+        </w:tc>
+        <w:tc>
+          <w:tcPr/>
+          <w:p>
+            <w:pPr>
+              <w:pStyle w:val="Compact"/>
+              <w:spacing w:line="240" w:lineRule="auto"/>
+              <w:ind w:firstLine="0"/>
+              <w:jc w:val="left"/>
+            </w:pPr>
+            <w:r>
+              <w:rPr>
+                <w:rFonts w:ascii="Times New Roman" w:hAnsi="Times New Roman"/>
+                <w:sz w:val="20"/>
+              </w:rPr>
+              <w:t xml:space="preserve">M</w:t>
+            </w:r>
+          </w:p>
+        </w:tc>
+        <w:tc>
+          <w:tcPr/>
+          <w:p>
+            <w:pPr>
+              <w:pStyle w:val="Compact"/>
+              <w:spacing w:line="240" w:lineRule="auto"/>
+              <w:ind w:firstLine="0"/>
+              <w:jc w:val="left"/>
+            </w:pPr>
+            <w:r>
+              <w:rPr>
+                <w:rFonts w:ascii="Times New Roman" w:hAnsi="Times New Roman"/>
+                <w:sz w:val="20"/>
+              </w:rPr>
+              <w:t xml:space="preserve">2.2</w:t>
             </w:r>
           </w:p>
         </w:tc>
@@ -15596,45 +16609,45 @@
                 <w:rFonts w:ascii="Times New Roman" w:hAnsi="Times New Roman"/>
                 <w:sz w:val="20"/>
               </w:rPr>
-              <w:t xml:space="preserve">главная служба, матрица классификатора, территориальные службы — есть; подчинённость объектов — нет данных</w:t>
-            </w:r>
-          </w:p>
-        </w:tc>
-      </w:tr>
-      <w:tr>
-        <w:tc>
-          <w:tcPr/>
-          <w:p>
-            <w:pPr>
-              <w:pStyle w:val="Compact"/>
-              <w:spacing w:line="240" w:lineRule="auto"/>
-              <w:ind w:firstLine="0"/>
-              <w:jc w:val="left"/>
-            </w:pPr>
-            <w:r>
-              <w:rPr>
-                <w:rFonts w:ascii="Times New Roman" w:hAnsi="Times New Roman"/>
-                <w:sz w:val="20"/>
-              </w:rPr>
-              <w:t xml:space="preserve">4.5</w:t>
-            </w:r>
-          </w:p>
-        </w:tc>
-        <w:tc>
-          <w:tcPr/>
-          <w:p>
-            <w:pPr>
-              <w:pStyle w:val="Compact"/>
-              <w:spacing w:line="240" w:lineRule="auto"/>
-              <w:ind w:firstLine="0"/>
-              <w:jc w:val="left"/>
-            </w:pPr>
-            <w:r>
-              <w:rPr>
-                <w:rFonts w:ascii="Times New Roman" w:hAnsi="Times New Roman"/>
-                <w:sz w:val="20"/>
-              </w:rPr>
-              <w:t xml:space="preserve">Оценка: соответствие заполненной карточки и выбранных служб вводной (эталону) — адрес, тип, признаки, службы, полнота описания, грамматика, время</w:t>
+              <w:t xml:space="preserve">силы фиксируются номером наряда и комментарием; справочника бригад для выбора нет</w:t>
+            </w:r>
+          </w:p>
+        </w:tc>
+      </w:tr>
+      <w:tr>
+        <w:tc>
+          <w:tcPr/>
+          <w:p>
+            <w:pPr>
+              <w:pStyle w:val="Compact"/>
+              <w:spacing w:line="240" w:lineRule="auto"/>
+              <w:ind w:firstLine="0"/>
+              <w:jc w:val="left"/>
+            </w:pPr>
+            <w:r>
+              <w:rPr>
+                <w:rFonts w:ascii="Times New Roman" w:hAnsi="Times New Roman"/>
+                <w:sz w:val="20"/>
+              </w:rPr>
+              <w:t xml:space="preserve">5.6</w:t>
+            </w:r>
+          </w:p>
+        </w:tc>
+        <w:tc>
+          <w:tcPr/>
+          <w:p>
+            <w:pPr>
+              <w:pStyle w:val="Compact"/>
+              <w:spacing w:line="240" w:lineRule="auto"/>
+              <w:ind w:firstLine="0"/>
+              <w:jc w:val="left"/>
+            </w:pPr>
+            <w:r>
+              <w:rPr>
+                <w:rFonts w:ascii="Times New Roman" w:hAnsi="Times New Roman"/>
+                <w:sz w:val="20"/>
+              </w:rPr>
+              <w:t xml:space="preserve">Связь по IP-телефону: исходящий звонок старшему группы реагирования (точка C), звонок заявителю (номер в карточке), входящий доклад от старшего…</w:t>
             </w:r>
           </w:p>
         </w:tc>
@@ -15670,6 +16683,446 @@
                 <w:rFonts w:ascii="Times New Roman" w:hAnsi="Times New Roman"/>
                 <w:sz w:val="20"/>
               </w:rPr>
+              <w:t xml:space="preserve">2.3</w:t>
+            </w:r>
+          </w:p>
+        </w:tc>
+        <w:tc>
+          <w:tcPr/>
+          <w:p>
+            <w:pPr>
+              <w:pStyle w:val="Compact"/>
+              <w:spacing w:line="240" w:lineRule="auto"/>
+              <w:ind w:firstLine="0"/>
+              <w:jc w:val="left"/>
+            </w:pPr>
+            <w:r>
+              <w:rPr>
+                <w:rFonts w:ascii="Times New Roman" w:hAnsi="Times New Roman"/>
+                <w:sz w:val="20"/>
+              </w:rPr>
+              <w:t xml:space="preserve">да</w:t>
+            </w:r>
+          </w:p>
+        </w:tc>
+        <w:tc>
+          <w:tcPr/>
+          <w:p>
+            <w:pPr>
+              <w:pStyle w:val="Compact"/>
+              <w:spacing w:line="240" w:lineRule="auto"/>
+              <w:ind w:firstLine="0"/>
+              <w:jc w:val="left"/>
+            </w:pPr>
+            <w:r>
+              <w:rPr>
+                <w:rFonts w:ascii="Times New Roman" w:hAnsi="Times New Roman"/>
+                <w:sz w:val="20"/>
+              </w:rPr>
+              <w:t xml:space="preserve">имитация: старший группы, заявитель, другие службы; реальная SIP-телефония — нет</w:t>
+            </w:r>
+          </w:p>
+        </w:tc>
+      </w:tr>
+      <w:tr>
+        <w:tc>
+          <w:tcPr/>
+          <w:p>
+            <w:pPr>
+              <w:pStyle w:val="Compact"/>
+              <w:spacing w:line="240" w:lineRule="auto"/>
+              <w:ind w:firstLine="0"/>
+              <w:jc w:val="left"/>
+            </w:pPr>
+            <w:r>
+              <w:rPr>
+                <w:rFonts w:ascii="Times New Roman" w:hAnsi="Times New Roman"/>
+                <w:sz w:val="20"/>
+              </w:rPr>
+              <w:t xml:space="preserve">5.7</w:t>
+            </w:r>
+          </w:p>
+        </w:tc>
+        <w:tc>
+          <w:tcPr/>
+          <w:p>
+            <w:pPr>
+              <w:pStyle w:val="Compact"/>
+              <w:spacing w:line="240" w:lineRule="auto"/>
+              <w:ind w:firstLine="0"/>
+              <w:jc w:val="left"/>
+            </w:pPr>
+            <w:r>
+              <w:rPr>
+                <w:rFonts w:ascii="Times New Roman" w:hAnsi="Times New Roman"/>
+                <w:sz w:val="20"/>
+              </w:rPr>
+              <w:t xml:space="preserve">Смена статуса через карандаш на плитке своей службы: строка «Статус ▾ / Номер наряда / Комментарий / ✓ ×». Первый статус — «Принята» или «Не…</w:t>
+            </w:r>
+          </w:p>
+        </w:tc>
+        <w:tc>
+          <w:tcPr/>
+          <w:p>
+            <w:pPr>
+              <w:pStyle w:val="Compact"/>
+              <w:spacing w:line="240" w:lineRule="auto"/>
+              <w:ind w:firstLine="0"/>
+              <w:jc w:val="left"/>
+            </w:pPr>
+            <w:r>
+              <w:rPr>
+                <w:rFonts w:ascii="Times New Roman" w:hAnsi="Times New Roman"/>
+                <w:sz w:val="20"/>
+              </w:rPr>
+              <w:t xml:space="preserve">M</w:t>
+            </w:r>
+          </w:p>
+        </w:tc>
+        <w:tc>
+          <w:tcPr/>
+          <w:p>
+            <w:pPr>
+              <w:pStyle w:val="Compact"/>
+              <w:spacing w:line="240" w:lineRule="auto"/>
+              <w:ind w:firstLine="0"/>
+              <w:jc w:val="left"/>
+            </w:pPr>
+            <w:r>
+              <w:rPr>
+                <w:rFonts w:ascii="Times New Roman" w:hAnsi="Times New Roman"/>
+                <w:sz w:val="20"/>
+              </w:rPr>
+              <w:t xml:space="preserve">2.2</w:t>
+            </w:r>
+          </w:p>
+        </w:tc>
+        <w:tc>
+          <w:tcPr/>
+          <w:p>
+            <w:pPr>
+              <w:pStyle w:val="Compact"/>
+              <w:spacing w:line="240" w:lineRule="auto"/>
+              <w:ind w:firstLine="0"/>
+              <w:jc w:val="left"/>
+            </w:pPr>
+            <w:r>
+              <w:rPr>
+                <w:rFonts w:ascii="Times New Roman" w:hAnsi="Times New Roman"/>
+                <w:sz w:val="20"/>
+              </w:rPr>
+              <w:t xml:space="preserve">да</w:t>
+            </w:r>
+          </w:p>
+        </w:tc>
+        <w:tc>
+          <w:tcPr/>
+          <w:p>
+            <w:pPr>
+              <w:pStyle w:val="Compact"/>
+              <w:spacing w:line="240" w:lineRule="auto"/>
+              <w:ind w:firstLine="0"/>
+              <w:jc w:val="left"/>
+            </w:pPr>
+            <w:r>
+              <w:rPr>
+                <w:rFonts w:ascii="Times New Roman" w:hAnsi="Times New Roman"/>
+                <w:sz w:val="20"/>
+              </w:rPr>
+              <w:t xml:space="preserve">карандаш на плитке службы: статус, номер наряда, комментарий</w:t>
+            </w:r>
+          </w:p>
+        </w:tc>
+      </w:tr>
+      <w:tr>
+        <w:tc>
+          <w:tcPr/>
+          <w:p>
+            <w:pPr>
+              <w:pStyle w:val="Compact"/>
+              <w:spacing w:line="240" w:lineRule="auto"/>
+              <w:ind w:firstLine="0"/>
+              <w:jc w:val="left"/>
+            </w:pPr>
+            <w:r>
+              <w:rPr>
+                <w:rFonts w:ascii="Times New Roman" w:hAnsi="Times New Roman"/>
+                <w:sz w:val="20"/>
+              </w:rPr>
+              <w:t xml:space="preserve">5.8</w:t>
+            </w:r>
+          </w:p>
+        </w:tc>
+        <w:tc>
+          <w:tcPr/>
+          <w:p>
+            <w:pPr>
+              <w:pStyle w:val="Compact"/>
+              <w:spacing w:line="240" w:lineRule="auto"/>
+              <w:ind w:firstLine="0"/>
+              <w:jc w:val="left"/>
+            </w:pPr>
+            <w:r>
+              <w:rPr>
+                <w:rFonts w:ascii="Times New Roman" w:hAnsi="Times New Roman"/>
+                <w:sz w:val="20"/>
+              </w:rPr>
+              <w:t xml:space="preserve">Универсальный алгоритм действий диспетчера для всех служб, без специфики службы</w:t>
+            </w:r>
+          </w:p>
+        </w:tc>
+        <w:tc>
+          <w:tcPr/>
+          <w:p>
+            <w:pPr>
+              <w:pStyle w:val="Compact"/>
+              <w:spacing w:line="240" w:lineRule="auto"/>
+              <w:ind w:firstLine="0"/>
+              <w:jc w:val="left"/>
+            </w:pPr>
+            <w:r>
+              <w:rPr>
+                <w:rFonts w:ascii="Times New Roman" w:hAnsi="Times New Roman"/>
+                <w:sz w:val="20"/>
+              </w:rPr>
+              <w:t xml:space="preserve">M</w:t>
+            </w:r>
+          </w:p>
+        </w:tc>
+        <w:tc>
+          <w:tcPr/>
+          <w:p>
+            <w:pPr>
+              <w:pStyle w:val="Compact"/>
+              <w:spacing w:line="240" w:lineRule="auto"/>
+              <w:ind w:firstLine="0"/>
+              <w:jc w:val="left"/>
+            </w:pPr>
+            <w:r>
+              <w:rPr>
+                <w:rFonts w:ascii="Times New Roman" w:hAnsi="Times New Roman"/>
+                <w:sz w:val="20"/>
+              </w:rPr>
+              <w:t xml:space="preserve">2.2</w:t>
+            </w:r>
+          </w:p>
+        </w:tc>
+        <w:tc>
+          <w:tcPr/>
+          <w:p>
+            <w:pPr>
+              <w:pStyle w:val="Compact"/>
+              <w:spacing w:line="240" w:lineRule="auto"/>
+              <w:ind w:firstLine="0"/>
+              <w:jc w:val="left"/>
+            </w:pPr>
+            <w:r>
+              <w:rPr>
+                <w:rFonts w:ascii="Times New Roman" w:hAnsi="Times New Roman"/>
+                <w:sz w:val="20"/>
+              </w:rPr>
+              <w:t xml:space="preserve">да</w:t>
+            </w:r>
+          </w:p>
+        </w:tc>
+        <w:tc>
+          <w:tcPr/>
+          <w:p>
+            <w:pPr>
+              <w:pStyle w:val="Compact"/>
+              <w:spacing w:line="240" w:lineRule="auto"/>
+              <w:ind w:firstLine="0"/>
+              <w:jc w:val="left"/>
+            </w:pPr>
+            <w:r>
+              <w:rPr>
+                <w:rFonts w:ascii="Times New Roman" w:hAnsi="Times New Roman"/>
+                <w:sz w:val="20"/>
+              </w:rPr>
+              <w:t xml:space="preserve">единый набор статусов для всех служб</w:t>
+            </w:r>
+          </w:p>
+        </w:tc>
+      </w:tr>
+      <w:tr>
+        <w:tc>
+          <w:tcPr/>
+          <w:p>
+            <w:pPr>
+              <w:pStyle w:val="Compact"/>
+              <w:spacing w:line="240" w:lineRule="auto"/>
+              <w:ind w:firstLine="0"/>
+              <w:jc w:val="left"/>
+            </w:pPr>
+            <w:r>
+              <w:rPr>
+                <w:rFonts w:ascii="Times New Roman" w:hAnsi="Times New Roman"/>
+                <w:sz w:val="20"/>
+              </w:rPr>
+              <w:t xml:space="preserve">5.9</w:t>
+            </w:r>
+          </w:p>
+        </w:tc>
+        <w:tc>
+          <w:tcPr/>
+          <w:p>
+            <w:pPr>
+              <w:pStyle w:val="Compact"/>
+              <w:spacing w:line="240" w:lineRule="auto"/>
+              <w:ind w:firstLine="0"/>
+              <w:jc w:val="left"/>
+            </w:pPr>
+            <w:r>
+              <w:rPr>
+                <w:rFonts w:ascii="Times New Roman" w:hAnsi="Times New Roman"/>
+                <w:sz w:val="20"/>
+              </w:rPr>
+              <w:t xml:space="preserve">При дозвоне заявителю номер карточки не называется, общение по сути заявления</w:t>
+            </w:r>
+          </w:p>
+        </w:tc>
+        <w:tc>
+          <w:tcPr/>
+          <w:p>
+            <w:pPr>
+              <w:pStyle w:val="Compact"/>
+              <w:spacing w:line="240" w:lineRule="auto"/>
+              <w:ind w:firstLine="0"/>
+              <w:jc w:val="left"/>
+            </w:pPr>
+            <w:r>
+              <w:rPr>
+                <w:rFonts w:ascii="Times New Roman" w:hAnsi="Times New Roman"/>
+                <w:sz w:val="20"/>
+              </w:rPr>
+              <w:t xml:space="preserve">—</w:t>
+            </w:r>
+          </w:p>
+        </w:tc>
+        <w:tc>
+          <w:tcPr/>
+          <w:p>
+            <w:pPr>
+              <w:pStyle w:val="Compact"/>
+              <w:spacing w:line="240" w:lineRule="auto"/>
+              <w:ind w:firstLine="0"/>
+              <w:jc w:val="left"/>
+            </w:pPr>
+            <w:r>
+              <w:rPr>
+                <w:rFonts w:ascii="Times New Roman" w:hAnsi="Times New Roman"/>
+                <w:sz w:val="20"/>
+              </w:rPr>
+              <w:t xml:space="preserve">3.3</w:t>
+            </w:r>
+          </w:p>
+        </w:tc>
+        <w:tc>
+          <w:tcPr/>
+          <w:p>
+            <w:pPr>
+              <w:pStyle w:val="Compact"/>
+              <w:spacing w:line="240" w:lineRule="auto"/>
+              <w:ind w:firstLine="0"/>
+              <w:jc w:val="left"/>
+            </w:pPr>
+            <w:r>
+              <w:rPr>
+                <w:rFonts w:ascii="Times New Roman" w:hAnsi="Times New Roman"/>
+                <w:sz w:val="20"/>
+              </w:rPr>
+              <w:t xml:space="preserve">—</w:t>
+            </w:r>
+          </w:p>
+        </w:tc>
+        <w:tc>
+          <w:tcPr/>
+          <w:p>
+            <w:pPr>
+              <w:pStyle w:val="Compact"/>
+              <w:spacing w:line="240" w:lineRule="auto"/>
+              <w:ind w:firstLine="0"/>
+              <w:jc w:val="left"/>
+            </w:pPr>
+            <w:r>
+              <w:rPr>
+                <w:rFonts w:ascii="Times New Roman" w:hAnsi="Times New Roman"/>
+                <w:sz w:val="20"/>
+              </w:rPr>
+              <w:t xml:space="preserve">правило поведения диспетчера; в оценке не проверяется</w:t>
+            </w:r>
+          </w:p>
+        </w:tc>
+      </w:tr>
+      <w:tr>
+        <w:tc>
+          <w:tcPr/>
+          <w:p>
+            <w:pPr>
+              <w:pStyle w:val="Compact"/>
+              <w:spacing w:line="240" w:lineRule="auto"/>
+              <w:ind w:firstLine="0"/>
+              <w:jc w:val="left"/>
+            </w:pPr>
+            <w:r>
+              <w:rPr>
+                <w:rFonts w:ascii="Times New Roman" w:hAnsi="Times New Roman"/>
+                <w:sz w:val="20"/>
+              </w:rPr>
+              <w:t xml:space="preserve">5.10</w:t>
+            </w:r>
+          </w:p>
+        </w:tc>
+        <w:tc>
+          <w:tcPr/>
+          <w:p>
+            <w:pPr>
+              <w:pStyle w:val="Compact"/>
+              <w:spacing w:line="240" w:lineRule="auto"/>
+              <w:ind w:firstLine="0"/>
+              <w:jc w:val="left"/>
+            </w:pPr>
+            <w:r>
+              <w:rPr>
+                <w:rFonts w:ascii="Times New Roman" w:hAnsi="Times New Roman"/>
+                <w:sz w:val="20"/>
+              </w:rPr>
+              <w:t xml:space="preserve">Оценка: правильность решения принять/отклонить, порядок и полнота статусов, содержание и грамматика комментариев, время реакции по каждой карточке…</w:t>
+            </w:r>
+          </w:p>
+        </w:tc>
+        <w:tc>
+          <w:tcPr/>
+          <w:p>
+            <w:pPr>
+              <w:pStyle w:val="Compact"/>
+              <w:spacing w:line="240" w:lineRule="auto"/>
+              <w:ind w:firstLine="0"/>
+              <w:jc w:val="left"/>
+            </w:pPr>
+            <w:r>
+              <w:rPr>
+                <w:rFonts w:ascii="Times New Roman" w:hAnsi="Times New Roman"/>
+                <w:sz w:val="20"/>
+              </w:rPr>
+              <w:t xml:space="preserve">M</w:t>
+            </w:r>
+          </w:p>
+        </w:tc>
+        <w:tc>
+          <w:tcPr/>
+          <w:p>
+            <w:pPr>
+              <w:pStyle w:val="Compact"/>
+              <w:spacing w:line="240" w:lineRule="auto"/>
+              <w:ind w:firstLine="0"/>
+              <w:jc w:val="left"/>
+            </w:pPr>
+            <w:r>
+              <w:rPr>
+                <w:rFonts w:ascii="Times New Roman" w:hAnsi="Times New Roman"/>
+                <w:sz w:val="20"/>
+              </w:rPr>
               <w:t xml:space="preserve">3.4</w:t>
             </w:r>
           </w:p>
@@ -15706,45 +17159,155 @@
                 <w:rFonts w:ascii="Times New Roman" w:hAnsi="Times New Roman"/>
                 <w:sz w:val="20"/>
               </w:rPr>
-              <w:t xml:space="preserve">автооценка карточки по эталону: тип, службы, адрес, признаки, заявитель, пострадавшие, описание, время</w:t>
-            </w:r>
-          </w:p>
-        </w:tc>
-      </w:tr>
-      <w:tr>
-        <w:tc>
-          <w:tcPr/>
-          <w:p>
-            <w:pPr>
-              <w:pStyle w:val="Compact"/>
-              <w:spacing w:line="240" w:lineRule="auto"/>
-              <w:ind w:firstLine="0"/>
-              <w:jc w:val="left"/>
-            </w:pPr>
-            <w:r>
-              <w:rPr>
-                <w:rFonts w:ascii="Times New Roman" w:hAnsi="Times New Roman"/>
-                <w:sz w:val="20"/>
-              </w:rPr>
-              <w:t xml:space="preserve">4.6</w:t>
-            </w:r>
-          </w:p>
-        </w:tc>
-        <w:tc>
-          <w:tcPr/>
-          <w:p>
-            <w:pPr>
-              <w:pStyle w:val="Compact"/>
-              <w:spacing w:line="240" w:lineRule="auto"/>
-              <w:ind w:firstLine="0"/>
-              <w:jc w:val="left"/>
-            </w:pPr>
-            <w:r>
-              <w:rPr>
-                <w:rFonts w:ascii="Times New Roman" w:hAnsi="Times New Roman"/>
-                <w:sz w:val="20"/>
-              </w:rPr>
-              <w:t xml:space="preserve">Дальнейшие действия оператора 112 по инструкции: передача карточки в ДДС, статусы, обработка повторных обращений</w:t>
+              <w:t xml:space="preserve">решение, время реакции, порядок и полнота статусов, наряд, комментарии, звонки, регламентность и грамотность</w:t>
+            </w:r>
+          </w:p>
+        </w:tc>
+      </w:tr>
+      <w:tr>
+        <w:tc>
+          <w:tcPr/>
+          <w:p>
+            <w:pPr>
+              <w:pStyle w:val="Compact"/>
+              <w:spacing w:line="240" w:lineRule="auto"/>
+              <w:ind w:firstLine="0"/>
+              <w:jc w:val="left"/>
+            </w:pPr>
+            <w:r>
+              <w:rPr>
+                <w:rFonts w:ascii="Times New Roman" w:hAnsi="Times New Roman"/>
+                <w:sz w:val="20"/>
+              </w:rPr>
+              <w:t xml:space="preserve">6.1</w:t>
+            </w:r>
+          </w:p>
+        </w:tc>
+        <w:tc>
+          <w:tcPr/>
+          <w:p>
+            <w:pPr>
+              <w:pStyle w:val="Compact"/>
+              <w:spacing w:line="240" w:lineRule="auto"/>
+              <w:ind w:firstLine="0"/>
+              <w:jc w:val="left"/>
+            </w:pPr>
+            <w:r>
+              <w:rPr>
+                <w:rFonts w:ascii="Times New Roman" w:hAnsi="Times New Roman"/>
+                <w:sz w:val="20"/>
+              </w:rPr>
+              <w:t xml:space="preserve">Имитация входящих и исходящих звонков внутри системы (софтфон в браузере: входящий звонок, ответ, удержание, завершение, журнал), «звонки в базе»</w:t>
+            </w:r>
+          </w:p>
+        </w:tc>
+        <w:tc>
+          <w:tcPr/>
+          <w:p>
+            <w:pPr>
+              <w:pStyle w:val="Compact"/>
+              <w:spacing w:line="240" w:lineRule="auto"/>
+              <w:ind w:firstLine="0"/>
+              <w:jc w:val="left"/>
+            </w:pPr>
+            <w:r>
+              <w:rPr>
+                <w:rFonts w:ascii="Times New Roman" w:hAnsi="Times New Roman"/>
+                <w:sz w:val="20"/>
+              </w:rPr>
+              <w:t xml:space="preserve">M</w:t>
+            </w:r>
+          </w:p>
+        </w:tc>
+        <w:tc>
+          <w:tcPr/>
+          <w:p>
+            <w:pPr>
+              <w:pStyle w:val="Compact"/>
+              <w:spacing w:line="240" w:lineRule="auto"/>
+              <w:ind w:firstLine="0"/>
+              <w:jc w:val="left"/>
+            </w:pPr>
+            <w:r>
+              <w:rPr>
+                <w:rFonts w:ascii="Times New Roman" w:hAnsi="Times New Roman"/>
+                <w:sz w:val="20"/>
+              </w:rPr>
+              <w:t xml:space="preserve">1.4, 2.3</w:t>
+            </w:r>
+          </w:p>
+        </w:tc>
+        <w:tc>
+          <w:tcPr/>
+          <w:p>
+            <w:pPr>
+              <w:pStyle w:val="Compact"/>
+              <w:spacing w:line="240" w:lineRule="auto"/>
+              <w:ind w:firstLine="0"/>
+              <w:jc w:val="left"/>
+            </w:pPr>
+            <w:r>
+              <w:rPr>
+                <w:rFonts w:ascii="Times New Roman" w:hAnsi="Times New Roman"/>
+                <w:sz w:val="20"/>
+              </w:rPr>
+              <w:t xml:space="preserve">да</w:t>
+            </w:r>
+          </w:p>
+        </w:tc>
+        <w:tc>
+          <w:tcPr/>
+          <w:p>
+            <w:pPr>
+              <w:pStyle w:val="Compact"/>
+              <w:spacing w:line="240" w:lineRule="auto"/>
+              <w:ind w:firstLine="0"/>
+              <w:jc w:val="left"/>
+            </w:pPr>
+            <w:r>
+              <w:rPr>
+                <w:rFonts w:ascii="Times New Roman" w:hAnsi="Times New Roman"/>
+                <w:sz w:val="20"/>
+              </w:rPr>
+              <w:t xml:space="preserve">входящий вызов, ответ, разговор, завершение, журнал звонков по карточке</w:t>
+            </w:r>
+          </w:p>
+        </w:tc>
+      </w:tr>
+      <w:tr>
+        <w:tc>
+          <w:tcPr/>
+          <w:p>
+            <w:pPr>
+              <w:pStyle w:val="Compact"/>
+              <w:spacing w:line="240" w:lineRule="auto"/>
+              <w:ind w:firstLine="0"/>
+              <w:jc w:val="left"/>
+            </w:pPr>
+            <w:r>
+              <w:rPr>
+                <w:rFonts w:ascii="Times New Roman" w:hAnsi="Times New Roman"/>
+                <w:sz w:val="20"/>
+              </w:rPr>
+              <w:t xml:space="preserve">6.2</w:t>
+            </w:r>
+          </w:p>
+        </w:tc>
+        <w:tc>
+          <w:tcPr/>
+          <w:p>
+            <w:pPr>
+              <w:pStyle w:val="Compact"/>
+              <w:spacing w:line="240" w:lineRule="auto"/>
+              <w:ind w:firstLine="0"/>
+              <w:jc w:val="left"/>
+            </w:pPr>
+            <w:r>
+              <w:rPr>
+                <w:rFonts w:ascii="Times New Roman" w:hAnsi="Times New Roman"/>
+                <w:sz w:val="20"/>
+              </w:rPr>
+              <w:t xml:space="preserve">Голос «участника событий»/старшего группы через TTS, распознавание речи обучающегося (STT) для оценки голосового ответа</w:t>
             </w:r>
           </w:p>
         </w:tc>
@@ -15780,7 +17343,337 @@
                 <w:rFonts w:ascii="Times New Roman" w:hAnsi="Times New Roman"/>
                 <w:sz w:val="20"/>
               </w:rPr>
-              <w:t xml:space="preserve">1.3</w:t>
+              <w:t xml:space="preserve">1.4, 3.6</w:t>
+            </w:r>
+          </w:p>
+        </w:tc>
+        <w:tc>
+          <w:tcPr/>
+          <w:p>
+            <w:pPr>
+              <w:pStyle w:val="Compact"/>
+              <w:spacing w:line="240" w:lineRule="auto"/>
+              <w:ind w:firstLine="0"/>
+              <w:jc w:val="left"/>
+            </w:pPr>
+            <w:r>
+              <w:rPr>
+                <w:rFonts w:ascii="Times New Roman" w:hAnsi="Times New Roman"/>
+                <w:sz w:val="20"/>
+              </w:rPr>
+              <w:t xml:space="preserve">частично</w:t>
+            </w:r>
+          </w:p>
+        </w:tc>
+        <w:tc>
+          <w:tcPr/>
+          <w:p>
+            <w:pPr>
+              <w:pStyle w:val="Compact"/>
+              <w:spacing w:line="240" w:lineRule="auto"/>
+              <w:ind w:firstLine="0"/>
+              <w:jc w:val="left"/>
+            </w:pPr>
+            <w:r>
+              <w:rPr>
+                <w:rFonts w:ascii="Times New Roman" w:hAnsi="Times New Roman"/>
+                <w:sz w:val="20"/>
+              </w:rPr>
+              <w:t xml:space="preserve">озвучка реплик — серверный синтез голосом роли с эмоцией (Gemini TTS на демо, Piper в контуре) или синтез речи браузера; распознавание речи обучающегося — Whisper (локально на GPU/CPU или API), кнопкой или без рук с перебиванием; оценка голосового ответа идёт по распознанному тексту, интонация оператора не оценивается</w:t>
+            </w:r>
+          </w:p>
+        </w:tc>
+      </w:tr>
+      <w:tr>
+        <w:tc>
+          <w:tcPr/>
+          <w:p>
+            <w:pPr>
+              <w:pStyle w:val="Compact"/>
+              <w:spacing w:line="240" w:lineRule="auto"/>
+              <w:ind w:firstLine="0"/>
+              <w:jc w:val="left"/>
+            </w:pPr>
+            <w:r>
+              <w:rPr>
+                <w:rFonts w:ascii="Times New Roman" w:hAnsi="Times New Roman"/>
+                <w:sz w:val="20"/>
+              </w:rPr>
+              <w:t xml:space="preserve">6.3</w:t>
+            </w:r>
+          </w:p>
+        </w:tc>
+        <w:tc>
+          <w:tcPr/>
+          <w:p>
+            <w:pPr>
+              <w:pStyle w:val="Compact"/>
+              <w:spacing w:line="240" w:lineRule="auto"/>
+              <w:ind w:firstLine="0"/>
+              <w:jc w:val="left"/>
+            </w:pPr>
+            <w:r>
+              <w:rPr>
+                <w:rFonts w:ascii="Times New Roman" w:hAnsi="Times New Roman"/>
+                <w:sz w:val="20"/>
+              </w:rPr>
+              <w:t xml:space="preserve">Реальная VoIP через локальный SIP-сервер, поддержка IP-телефона РТУ Т16Р (SIP 2.0, G.711/G.722/Opus, до 20 линий) и гарнитуры; задержка ≤150 мс</w:t>
+            </w:r>
+          </w:p>
+        </w:tc>
+        <w:tc>
+          <w:tcPr/>
+          <w:p>
+            <w:pPr>
+              <w:pStyle w:val="Compact"/>
+              <w:spacing w:line="240" w:lineRule="auto"/>
+              <w:ind w:firstLine="0"/>
+              <w:jc w:val="left"/>
+            </w:pPr>
+            <w:r>
+              <w:rPr>
+                <w:rFonts w:ascii="Times New Roman" w:hAnsi="Times New Roman"/>
+                <w:sz w:val="20"/>
+              </w:rPr>
+              <w:t xml:space="preserve">C</w:t>
+            </w:r>
+          </w:p>
+        </w:tc>
+        <w:tc>
+          <w:tcPr/>
+          <w:p>
+            <w:pPr>
+              <w:pStyle w:val="Compact"/>
+              <w:spacing w:line="240" w:lineRule="auto"/>
+              <w:ind w:firstLine="0"/>
+              <w:jc w:val="left"/>
+            </w:pPr>
+            <w:r>
+              <w:rPr>
+                <w:rFonts w:ascii="Times New Roman" w:hAnsi="Times New Roman"/>
+                <w:sz w:val="20"/>
+              </w:rPr>
+              <w:t xml:space="preserve">2.3</w:t>
+            </w:r>
+          </w:p>
+        </w:tc>
+        <w:tc>
+          <w:tcPr/>
+          <w:p>
+            <w:pPr>
+              <w:pStyle w:val="Compact"/>
+              <w:spacing w:line="240" w:lineRule="auto"/>
+              <w:ind w:firstLine="0"/>
+              <w:jc w:val="left"/>
+            </w:pPr>
+            <w:r>
+              <w:rPr>
+                <w:rFonts w:ascii="Times New Roman" w:hAnsi="Times New Roman"/>
+                <w:sz w:val="20"/>
+              </w:rPr>
+              <w:t xml:space="preserve">нет</w:t>
+            </w:r>
+          </w:p>
+        </w:tc>
+        <w:tc>
+          <w:tcPr/>
+          <w:p>
+            <w:pPr>
+              <w:pStyle w:val="Compact"/>
+              <w:spacing w:line="240" w:lineRule="auto"/>
+              <w:ind w:firstLine="0"/>
+              <w:jc w:val="left"/>
+            </w:pPr>
+            <w:r>
+              <w:rPr>
+                <w:rFonts w:ascii="Times New Roman" w:hAnsi="Times New Roman"/>
+                <w:sz w:val="20"/>
+              </w:rPr>
+              <w:t xml:space="preserve">реальная SIP-телефония не реализована (приоритет C)</w:t>
+            </w:r>
+          </w:p>
+        </w:tc>
+      </w:tr>
+      <w:tr>
+        <w:tc>
+          <w:tcPr/>
+          <w:p>
+            <w:pPr>
+              <w:pStyle w:val="Compact"/>
+              <w:spacing w:line="240" w:lineRule="auto"/>
+              <w:ind w:firstLine="0"/>
+              <w:jc w:val="left"/>
+            </w:pPr>
+            <w:r>
+              <w:rPr>
+                <w:rFonts w:ascii="Times New Roman" w:hAnsi="Times New Roman"/>
+                <w:sz w:val="20"/>
+              </w:rPr>
+              <w:t xml:space="preserve">6.4</w:t>
+            </w:r>
+          </w:p>
+        </w:tc>
+        <w:tc>
+          <w:tcPr/>
+          <w:p>
+            <w:pPr>
+              <w:pStyle w:val="Compact"/>
+              <w:spacing w:line="240" w:lineRule="auto"/>
+              <w:ind w:firstLine="0"/>
+              <w:jc w:val="left"/>
+            </w:pPr>
+            <w:r>
+              <w:rPr>
+                <w:rFonts w:ascii="Times New Roman" w:hAnsi="Times New Roman"/>
+                <w:sz w:val="20"/>
+              </w:rPr>
+              <w:t xml:space="preserve">Настройки виртуальной IP-телефонии в админке</w:t>
+            </w:r>
+          </w:p>
+        </w:tc>
+        <w:tc>
+          <w:tcPr/>
+          <w:p>
+            <w:pPr>
+              <w:pStyle w:val="Compact"/>
+              <w:spacing w:line="240" w:lineRule="auto"/>
+              <w:ind w:firstLine="0"/>
+              <w:jc w:val="left"/>
+            </w:pPr>
+            <w:r>
+              <w:rPr>
+                <w:rFonts w:ascii="Times New Roman" w:hAnsi="Times New Roman"/>
+                <w:sz w:val="20"/>
+              </w:rPr>
+              <w:t xml:space="preserve">C</w:t>
+            </w:r>
+          </w:p>
+        </w:tc>
+        <w:tc>
+          <w:tcPr/>
+          <w:p>
+            <w:pPr>
+              <w:pStyle w:val="Compact"/>
+              <w:spacing w:line="240" w:lineRule="auto"/>
+              <w:ind w:firstLine="0"/>
+              <w:jc w:val="left"/>
+            </w:pPr>
+            <w:r>
+              <w:rPr>
+                <w:rFonts w:ascii="Times New Roman" w:hAnsi="Times New Roman"/>
+                <w:sz w:val="20"/>
+              </w:rPr>
+              <w:t xml:space="preserve">5.2</w:t>
+            </w:r>
+          </w:p>
+        </w:tc>
+        <w:tc>
+          <w:tcPr/>
+          <w:p>
+            <w:pPr>
+              <w:pStyle w:val="Compact"/>
+              <w:spacing w:line="240" w:lineRule="auto"/>
+              <w:ind w:firstLine="0"/>
+              <w:jc w:val="left"/>
+            </w:pPr>
+            <w:r>
+              <w:rPr>
+                <w:rFonts w:ascii="Times New Roman" w:hAnsi="Times New Roman"/>
+                <w:sz w:val="20"/>
+              </w:rPr>
+              <w:t xml:space="preserve">нет</w:t>
+            </w:r>
+          </w:p>
+        </w:tc>
+        <w:tc>
+          <w:tcPr/>
+          <w:p>
+            <w:pPr>
+              <w:pStyle w:val="Compact"/>
+              <w:spacing w:line="240" w:lineRule="auto"/>
+              <w:ind w:firstLine="0"/>
+              <w:jc w:val="left"/>
+            </w:pPr>
+            <w:r>
+              <w:rPr>
+                <w:rFonts w:ascii="Times New Roman" w:hAnsi="Times New Roman"/>
+                <w:sz w:val="20"/>
+              </w:rPr>
+              <w:t xml:space="preserve">настройки VoIP в панели администратора не реализованы (приоритет C)</w:t>
+            </w:r>
+          </w:p>
+        </w:tc>
+      </w:tr>
+      <w:tr>
+        <w:tc>
+          <w:tcPr/>
+          <w:p>
+            <w:pPr>
+              <w:pStyle w:val="Compact"/>
+              <w:spacing w:line="240" w:lineRule="auto"/>
+              <w:ind w:firstLine="0"/>
+              <w:jc w:val="left"/>
+            </w:pPr>
+            <w:r>
+              <w:rPr>
+                <w:rFonts w:ascii="Times New Roman" w:hAnsi="Times New Roman"/>
+                <w:sz w:val="20"/>
+              </w:rPr>
+              <w:t xml:space="preserve">7.1</w:t>
+            </w:r>
+          </w:p>
+        </w:tc>
+        <w:tc>
+          <w:tcPr/>
+          <w:p>
+            <w:pPr>
+              <w:pStyle w:val="Compact"/>
+              <w:spacing w:line="240" w:lineRule="auto"/>
+              <w:ind w:firstLine="0"/>
+              <w:jc w:val="left"/>
+            </w:pPr>
+            <w:r>
+              <w:rPr>
+                <w:rFonts w:ascii="Times New Roman" w:hAnsi="Times New Roman"/>
+                <w:sz w:val="20"/>
+              </w:rPr>
+              <w:t xml:space="preserve">Генерация сценариев/легенд по выбранным категориям классификатора и уровню сложности, формирование эталона</w:t>
+            </w:r>
+          </w:p>
+        </w:tc>
+        <w:tc>
+          <w:tcPr/>
+          <w:p>
+            <w:pPr>
+              <w:pStyle w:val="Compact"/>
+              <w:spacing w:line="240" w:lineRule="auto"/>
+              <w:ind w:firstLine="0"/>
+              <w:jc w:val="left"/>
+            </w:pPr>
+            <w:r>
+              <w:rPr>
+                <w:rFonts w:ascii="Times New Roman" w:hAnsi="Times New Roman"/>
+                <w:sz w:val="20"/>
+              </w:rPr>
+              <w:t xml:space="preserve">M</w:t>
+            </w:r>
+          </w:p>
+        </w:tc>
+        <w:tc>
+          <w:tcPr/>
+          <w:p>
+            <w:pPr>
+              <w:pStyle w:val="Compact"/>
+              <w:spacing w:line="240" w:lineRule="auto"/>
+              <w:ind w:firstLine="0"/>
+              <w:jc w:val="left"/>
+            </w:pPr>
+            <w:r>
+              <w:rPr>
+                <w:rFonts w:ascii="Times New Roman" w:hAnsi="Times New Roman"/>
+                <w:sz w:val="20"/>
+              </w:rPr>
+              <w:t xml:space="preserve">3.2</w:t>
             </w:r>
           </w:p>
         </w:tc>
@@ -15816,45 +17709,155 @@
                 <w:rFonts w:ascii="Times New Roman" w:hAnsi="Times New Roman"/>
                 <w:sz w:val="20"/>
               </w:rPr>
-              <w:t xml:space="preserve">передача в ДДС при сохранении, отработки, «отработана», «проверена», «на доработку», дополнение</w:t>
-            </w:r>
-          </w:p>
-        </w:tc>
-      </w:tr>
-      <w:tr>
-        <w:tc>
-          <w:tcPr/>
-          <w:p>
-            <w:pPr>
-              <w:pStyle w:val="Compact"/>
-              <w:spacing w:line="240" w:lineRule="auto"/>
-              <w:ind w:firstLine="0"/>
-              <w:jc w:val="left"/>
-            </w:pPr>
-            <w:r>
-              <w:rPr>
-                <w:rFonts w:ascii="Times New Roman" w:hAnsi="Times New Roman"/>
-                <w:sz w:val="20"/>
-              </w:rPr>
-              <w:t xml:space="preserve">4.7</w:t>
-            </w:r>
-          </w:p>
-        </w:tc>
-        <w:tc>
-          <w:tcPr/>
-          <w:p>
-            <w:pPr>
-              <w:pStyle w:val="Compact"/>
-              <w:spacing w:line="240" w:lineRule="auto"/>
-              <w:ind w:firstLine="0"/>
-              <w:jc w:val="left"/>
-            </w:pPr>
-            <w:r>
-              <w:rPr>
-                <w:rFonts w:ascii="Times New Roman" w:hAnsi="Times New Roman"/>
-                <w:sz w:val="20"/>
-              </w:rPr>
-              <w:t xml:space="preserve">Диалог с «заявителем»: ИИ отвечает на уточняющие вопросы оператора (чат или голос) в рамках легенды</w:t>
+              <w:t xml:space="preserve">генерация по категориям и сложности, structured output, банк сценариев</w:t>
+            </w:r>
+          </w:p>
+        </w:tc>
+      </w:tr>
+      <w:tr>
+        <w:tc>
+          <w:tcPr/>
+          <w:p>
+            <w:pPr>
+              <w:pStyle w:val="Compact"/>
+              <w:spacing w:line="240" w:lineRule="auto"/>
+              <w:ind w:firstLine="0"/>
+              <w:jc w:val="left"/>
+            </w:pPr>
+            <w:r>
+              <w:rPr>
+                <w:rFonts w:ascii="Times New Roman" w:hAnsi="Times New Roman"/>
+                <w:sz w:val="20"/>
+              </w:rPr>
+              <w:t xml:space="preserve">7.2</w:t>
+            </w:r>
+          </w:p>
+        </w:tc>
+        <w:tc>
+          <w:tcPr/>
+          <w:p>
+            <w:pPr>
+              <w:pStyle w:val="Compact"/>
+              <w:spacing w:line="240" w:lineRule="auto"/>
+              <w:ind w:firstLine="0"/>
+              <w:jc w:val="left"/>
+            </w:pPr>
+            <w:r>
+              <w:rPr>
+                <w:rFonts w:ascii="Times New Roman" w:hAnsi="Times New Roman"/>
+                <w:sz w:val="20"/>
+              </w:rPr>
+              <w:t xml:space="preserve">Автооценка действий обучающегося: сравнение с эталоном (поля карточки, тип, службы, статусы), проверка ручного текста (смысл, регламентные…</w:t>
+            </w:r>
+          </w:p>
+        </w:tc>
+        <w:tc>
+          <w:tcPr/>
+          <w:p>
+            <w:pPr>
+              <w:pStyle w:val="Compact"/>
+              <w:spacing w:line="240" w:lineRule="auto"/>
+              <w:ind w:firstLine="0"/>
+              <w:jc w:val="left"/>
+            </w:pPr>
+            <w:r>
+              <w:rPr>
+                <w:rFonts w:ascii="Times New Roman" w:hAnsi="Times New Roman"/>
+                <w:sz w:val="20"/>
+              </w:rPr>
+              <w:t xml:space="preserve">M</w:t>
+            </w:r>
+          </w:p>
+        </w:tc>
+        <w:tc>
+          <w:tcPr/>
+          <w:p>
+            <w:pPr>
+              <w:pStyle w:val="Compact"/>
+              <w:spacing w:line="240" w:lineRule="auto"/>
+              <w:ind w:firstLine="0"/>
+              <w:jc w:val="left"/>
+            </w:pPr>
+            <w:r>
+              <w:rPr>
+                <w:rFonts w:ascii="Times New Roman" w:hAnsi="Times New Roman"/>
+                <w:sz w:val="20"/>
+              </w:rPr>
+              <w:t xml:space="preserve">3.4</w:t>
+            </w:r>
+          </w:p>
+        </w:tc>
+        <w:tc>
+          <w:tcPr/>
+          <w:p>
+            <w:pPr>
+              <w:pStyle w:val="Compact"/>
+              <w:spacing w:line="240" w:lineRule="auto"/>
+              <w:ind w:firstLine="0"/>
+              <w:jc w:val="left"/>
+            </w:pPr>
+            <w:r>
+              <w:rPr>
+                <w:rFonts w:ascii="Times New Roman" w:hAnsi="Times New Roman"/>
+                <w:sz w:val="20"/>
+              </w:rPr>
+              <w:t xml:space="preserve">да</w:t>
+            </w:r>
+          </w:p>
+        </w:tc>
+        <w:tc>
+          <w:tcPr/>
+          <w:p>
+            <w:pPr>
+              <w:pStyle w:val="Compact"/>
+              <w:spacing w:line="240" w:lineRule="auto"/>
+              <w:ind w:firstLine="0"/>
+              <w:jc w:val="left"/>
+            </w:pPr>
+            <w:r>
+              <w:rPr>
+                <w:rFonts w:ascii="Times New Roman" w:hAnsi="Times New Roman"/>
+                <w:sz w:val="20"/>
+              </w:rPr>
+              <w:t xml:space="preserve">автооценка по эталону: правила и ИИ-судья</w:t>
+            </w:r>
+          </w:p>
+        </w:tc>
+      </w:tr>
+      <w:tr>
+        <w:tc>
+          <w:tcPr/>
+          <w:p>
+            <w:pPr>
+              <w:pStyle w:val="Compact"/>
+              <w:spacing w:line="240" w:lineRule="auto"/>
+              <w:ind w:firstLine="0"/>
+              <w:jc w:val="left"/>
+            </w:pPr>
+            <w:r>
+              <w:rPr>
+                <w:rFonts w:ascii="Times New Roman" w:hAnsi="Times New Roman"/>
+                <w:sz w:val="20"/>
+              </w:rPr>
+              <w:t xml:space="preserve">7.3</w:t>
+            </w:r>
+          </w:p>
+        </w:tc>
+        <w:tc>
+          <w:tcPr/>
+          <w:p>
+            <w:pPr>
+              <w:pStyle w:val="Compact"/>
+              <w:spacing w:line="240" w:lineRule="auto"/>
+              <w:ind w:firstLine="0"/>
+              <w:jc w:val="left"/>
+            </w:pPr>
+            <w:r>
+              <w:rPr>
+                <w:rFonts w:ascii="Times New Roman" w:hAnsi="Times New Roman"/>
+                <w:sz w:val="20"/>
+              </w:rPr>
+              <w:t xml:space="preserve">Рекомендации обучающемуся и инсайты преподавателю по типичным ошибкам</w:t>
             </w:r>
           </w:p>
         </w:tc>
@@ -15890,7 +17893,7 @@
                 <w:rFonts w:ascii="Times New Roman" w:hAnsi="Times New Roman"/>
                 <w:sz w:val="20"/>
               </w:rPr>
-              <w:t xml:space="preserve">3.3, 1.4</w:t>
+              <w:t xml:space="preserve">3.4, 5.1, 4.7</w:t>
             </w:r>
           </w:p>
         </w:tc>
@@ -15926,1877 +17929,7 @@
                 <w:rFonts w:ascii="Times New Roman" w:hAnsi="Times New Roman"/>
                 <w:sz w:val="20"/>
               </w:rPr>
-              <w:t xml:space="preserve">диалог с ИИ-заявителем в рамках легенды — текстом или голосом (Whisper, кнопка «говорить»)</w:t>
-            </w:r>
-          </w:p>
-        </w:tc>
-      </w:tr>
-      <w:tr>
-        <w:tc>
-          <w:tcPr/>
-          <w:p>
-            <w:pPr>
-              <w:pStyle w:val="Compact"/>
-              <w:spacing w:line="240" w:lineRule="auto"/>
-              <w:ind w:firstLine="0"/>
-              <w:jc w:val="left"/>
-            </w:pPr>
-            <w:r>
-              <w:rPr>
-                <w:rFonts w:ascii="Times New Roman" w:hAnsi="Times New Roman"/>
-                <w:sz w:val="20"/>
-              </w:rPr>
-              <w:t xml:space="preserve">5.1</w:t>
-            </w:r>
-          </w:p>
-        </w:tc>
-        <w:tc>
-          <w:tcPr/>
-          <w:p>
-            <w:pPr>
-              <w:pStyle w:val="Compact"/>
-              <w:spacing w:line="240" w:lineRule="auto"/>
-              <w:ind w:firstLine="0"/>
-              <w:jc w:val="left"/>
-            </w:pPr>
-            <w:r>
-              <w:rPr>
-                <w:rFonts w:ascii="Times New Roman" w:hAnsi="Times New Roman"/>
-                <w:sz w:val="20"/>
-              </w:rPr>
-              <w:t xml:space="preserve">Реестр (список) происшествий/карточек службы с очередью входящих; карточка и реестр визуально максимально похожи на АРМ ДДС (цвета, конфигурация)</w:t>
-            </w:r>
-          </w:p>
-        </w:tc>
-        <w:tc>
-          <w:tcPr/>
-          <w:p>
-            <w:pPr>
-              <w:pStyle w:val="Compact"/>
-              <w:spacing w:line="240" w:lineRule="auto"/>
-              <w:ind w:firstLine="0"/>
-              <w:jc w:val="left"/>
-            </w:pPr>
-            <w:r>
-              <w:rPr>
-                <w:rFonts w:ascii="Times New Roman" w:hAnsi="Times New Roman"/>
-                <w:sz w:val="20"/>
-              </w:rPr>
-              <w:t xml:space="preserve">M</w:t>
-            </w:r>
-          </w:p>
-        </w:tc>
-        <w:tc>
-          <w:tcPr/>
-          <w:p>
-            <w:pPr>
-              <w:pStyle w:val="Compact"/>
-              <w:spacing w:line="240" w:lineRule="auto"/>
-              <w:ind w:firstLine="0"/>
-              <w:jc w:val="left"/>
-            </w:pPr>
-            <w:r>
-              <w:rPr>
-                <w:rFonts w:ascii="Times New Roman" w:hAnsi="Times New Roman"/>
-                <w:sz w:val="20"/>
-              </w:rPr>
-              <w:t xml:space="preserve">2.1</w:t>
-            </w:r>
-          </w:p>
-        </w:tc>
-        <w:tc>
-          <w:tcPr/>
-          <w:p>
-            <w:pPr>
-              <w:pStyle w:val="Compact"/>
-              <w:spacing w:line="240" w:lineRule="auto"/>
-              <w:ind w:firstLine="0"/>
-              <w:jc w:val="left"/>
-            </w:pPr>
-            <w:r>
-              <w:rPr>
-                <w:rFonts w:ascii="Times New Roman" w:hAnsi="Times New Roman"/>
-                <w:sz w:val="20"/>
-              </w:rPr>
-              <w:t xml:space="preserve">да</w:t>
-            </w:r>
-          </w:p>
-        </w:tc>
-        <w:tc>
-          <w:tcPr/>
-          <w:p>
-            <w:pPr>
-              <w:pStyle w:val="Compact"/>
-              <w:spacing w:line="240" w:lineRule="auto"/>
-              <w:ind w:firstLine="0"/>
-              <w:jc w:val="left"/>
-            </w:pPr>
-            <w:r>
-              <w:rPr>
-                <w:rFonts w:ascii="Times New Roman" w:hAnsi="Times New Roman"/>
-                <w:sz w:val="20"/>
-              </w:rPr>
-              <w:t xml:space="preserve">журнал службы с очередью «ждут решения», таймерами и сигналом</w:t>
-            </w:r>
-          </w:p>
-        </w:tc>
-      </w:tr>
-      <w:tr>
-        <w:tc>
-          <w:tcPr/>
-          <w:p>
-            <w:pPr>
-              <w:pStyle w:val="Compact"/>
-              <w:spacing w:line="240" w:lineRule="auto"/>
-              <w:ind w:firstLine="0"/>
-              <w:jc w:val="left"/>
-            </w:pPr>
-            <w:r>
-              <w:rPr>
-                <w:rFonts w:ascii="Times New Roman" w:hAnsi="Times New Roman"/>
-                <w:sz w:val="20"/>
-              </w:rPr>
-              <w:t xml:space="preserve">5.2</w:t>
-            </w:r>
-          </w:p>
-        </w:tc>
-        <w:tc>
-          <w:tcPr/>
-          <w:p>
-            <w:pPr>
-              <w:pStyle w:val="Compact"/>
-              <w:spacing w:line="240" w:lineRule="auto"/>
-              <w:ind w:firstLine="0"/>
-              <w:jc w:val="left"/>
-            </w:pPr>
-            <w:r>
-              <w:rPr>
-                <w:rFonts w:ascii="Times New Roman" w:hAnsi="Times New Roman"/>
-                <w:sz w:val="20"/>
-              </w:rPr>
-              <w:t xml:space="preserve">Получение карточки, сформированной системой «от 112» (или сформированной обучающимся-оператором 112 в смешанном режиме)</w:t>
-            </w:r>
-          </w:p>
-        </w:tc>
-        <w:tc>
-          <w:tcPr/>
-          <w:p>
-            <w:pPr>
-              <w:pStyle w:val="Compact"/>
-              <w:spacing w:line="240" w:lineRule="auto"/>
-              <w:ind w:firstLine="0"/>
-              <w:jc w:val="left"/>
-            </w:pPr>
-            <w:r>
-              <w:rPr>
-                <w:rFonts w:ascii="Times New Roman" w:hAnsi="Times New Roman"/>
-                <w:sz w:val="20"/>
-              </w:rPr>
-              <w:t xml:space="preserve">M</w:t>
-            </w:r>
-          </w:p>
-        </w:tc>
-        <w:tc>
-          <w:tcPr/>
-          <w:p>
-            <w:pPr>
-              <w:pStyle w:val="Compact"/>
-              <w:spacing w:line="240" w:lineRule="auto"/>
-              <w:ind w:firstLine="0"/>
-              <w:jc w:val="left"/>
-            </w:pPr>
-            <w:r>
-              <w:rPr>
-                <w:rFonts w:ascii="Times New Roman" w:hAnsi="Times New Roman"/>
-                <w:sz w:val="20"/>
-              </w:rPr>
-              <w:t xml:space="preserve">2.1, 4.2</w:t>
-            </w:r>
-          </w:p>
-        </w:tc>
-        <w:tc>
-          <w:tcPr/>
-          <w:p>
-            <w:pPr>
-              <w:pStyle w:val="Compact"/>
-              <w:spacing w:line="240" w:lineRule="auto"/>
-              <w:ind w:firstLine="0"/>
-              <w:jc w:val="left"/>
-            </w:pPr>
-            <w:r>
-              <w:rPr>
-                <w:rFonts w:ascii="Times New Roman" w:hAnsi="Times New Roman"/>
-                <w:sz w:val="20"/>
-              </w:rPr>
-              <w:t xml:space="preserve">да</w:t>
-            </w:r>
-          </w:p>
-        </w:tc>
-        <w:tc>
-          <w:tcPr/>
-          <w:p>
-            <w:pPr>
-              <w:pStyle w:val="Compact"/>
-              <w:spacing w:line="240" w:lineRule="auto"/>
-              <w:ind w:firstLine="0"/>
-              <w:jc w:val="left"/>
-            </w:pPr>
-            <w:r>
-              <w:rPr>
-                <w:rFonts w:ascii="Times New Roman" w:hAnsi="Times New Roman"/>
-                <w:sz w:val="20"/>
-              </w:rPr>
-              <w:t xml:space="preserve">карточки от системы и от операторов занятия</w:t>
-            </w:r>
-          </w:p>
-        </w:tc>
-      </w:tr>
-      <w:tr>
-        <w:tc>
-          <w:tcPr/>
-          <w:p>
-            <w:pPr>
-              <w:pStyle w:val="Compact"/>
-              <w:spacing w:line="240" w:lineRule="auto"/>
-              <w:ind w:firstLine="0"/>
-              <w:jc w:val="left"/>
-            </w:pPr>
-            <w:r>
-              <w:rPr>
-                <w:rFonts w:ascii="Times New Roman" w:hAnsi="Times New Roman"/>
-                <w:sz w:val="20"/>
-              </w:rPr>
-              <w:t xml:space="preserve">5.3</w:t>
-            </w:r>
-          </w:p>
-        </w:tc>
-        <w:tc>
-          <w:tcPr/>
-          <w:p>
-            <w:pPr>
-              <w:pStyle w:val="Compact"/>
-              <w:spacing w:line="240" w:lineRule="auto"/>
-              <w:ind w:firstLine="0"/>
-              <w:jc w:val="left"/>
-            </w:pPr>
-            <w:r>
-              <w:rPr>
-                <w:rFonts w:ascii="Times New Roman" w:hAnsi="Times New Roman"/>
-                <w:sz w:val="20"/>
-              </w:rPr>
-              <w:t xml:space="preserve">Принять / отклонить карточку по полномочиям службы; при отклонении — комментарий</w:t>
-            </w:r>
-          </w:p>
-        </w:tc>
-        <w:tc>
-          <w:tcPr/>
-          <w:p>
-            <w:pPr>
-              <w:pStyle w:val="Compact"/>
-              <w:spacing w:line="240" w:lineRule="auto"/>
-              <w:ind w:firstLine="0"/>
-              <w:jc w:val="left"/>
-            </w:pPr>
-            <w:r>
-              <w:rPr>
-                <w:rFonts w:ascii="Times New Roman" w:hAnsi="Times New Roman"/>
-                <w:sz w:val="20"/>
-              </w:rPr>
-              <w:t xml:space="preserve">M</w:t>
-            </w:r>
-          </w:p>
-        </w:tc>
-        <w:tc>
-          <w:tcPr/>
-          <w:p>
-            <w:pPr>
-              <w:pStyle w:val="Compact"/>
-              <w:spacing w:line="240" w:lineRule="auto"/>
-              <w:ind w:firstLine="0"/>
-              <w:jc w:val="left"/>
-            </w:pPr>
-            <w:r>
-              <w:rPr>
-                <w:rFonts w:ascii="Times New Roman" w:hAnsi="Times New Roman"/>
-                <w:sz w:val="20"/>
-              </w:rPr>
-              <w:t xml:space="preserve">2.2</w:t>
-            </w:r>
-          </w:p>
-        </w:tc>
-        <w:tc>
-          <w:tcPr/>
-          <w:p>
-            <w:pPr>
-              <w:pStyle w:val="Compact"/>
-              <w:spacing w:line="240" w:lineRule="auto"/>
-              <w:ind w:firstLine="0"/>
-              <w:jc w:val="left"/>
-            </w:pPr>
-            <w:r>
-              <w:rPr>
-                <w:rFonts w:ascii="Times New Roman" w:hAnsi="Times New Roman"/>
-                <w:sz w:val="20"/>
-              </w:rPr>
-              <w:t xml:space="preserve">да</w:t>
-            </w:r>
-          </w:p>
-        </w:tc>
-        <w:tc>
-          <w:tcPr/>
-          <w:p>
-            <w:pPr>
-              <w:pStyle w:val="Compact"/>
-              <w:spacing w:line="240" w:lineRule="auto"/>
-              <w:ind w:firstLine="0"/>
-              <w:jc w:val="left"/>
-            </w:pPr>
-            <w:r>
-              <w:rPr>
-                <w:rFonts w:ascii="Times New Roman" w:hAnsi="Times New Roman"/>
-                <w:sz w:val="20"/>
-              </w:rPr>
-              <w:t xml:space="preserve">«Принята / Не принята» с комментарием</w:t>
-            </w:r>
-          </w:p>
-        </w:tc>
-      </w:tr>
-      <w:tr>
-        <w:tc>
-          <w:tcPr/>
-          <w:p>
-            <w:pPr>
-              <w:pStyle w:val="Compact"/>
-              <w:spacing w:line="240" w:lineRule="auto"/>
-              <w:ind w:firstLine="0"/>
-              <w:jc w:val="left"/>
-            </w:pPr>
-            <w:r>
-              <w:rPr>
-                <w:rFonts w:ascii="Times New Roman" w:hAnsi="Times New Roman"/>
-                <w:sz w:val="20"/>
-              </w:rPr>
-              <w:t xml:space="preserve">5.4</w:t>
-            </w:r>
-          </w:p>
-        </w:tc>
-        <w:tc>
-          <w:tcPr/>
-          <w:p>
-            <w:pPr>
-              <w:pStyle w:val="Compact"/>
-              <w:spacing w:line="240" w:lineRule="auto"/>
-              <w:ind w:firstLine="0"/>
-              <w:jc w:val="left"/>
-            </w:pPr>
-            <w:r>
-              <w:rPr>
-                <w:rFonts w:ascii="Times New Roman" w:hAnsi="Times New Roman"/>
-                <w:sz w:val="20"/>
-              </w:rPr>
-              <w:t xml:space="preserve">Диспетчер ДДС не контролирует правильность заполнения карточки (это 112 и служба контроля 112); службы в карточке ДДС не добавляет; видит, в какие…</w:t>
-            </w:r>
-          </w:p>
-        </w:tc>
-        <w:tc>
-          <w:tcPr/>
-          <w:p>
-            <w:pPr>
-              <w:pStyle w:val="Compact"/>
-              <w:spacing w:line="240" w:lineRule="auto"/>
-              <w:ind w:firstLine="0"/>
-              <w:jc w:val="left"/>
-            </w:pPr>
-            <w:r>
-              <w:rPr>
-                <w:rFonts w:ascii="Times New Roman" w:hAnsi="Times New Roman"/>
-                <w:sz w:val="20"/>
-              </w:rPr>
-              <w:t xml:space="preserve">M</w:t>
-            </w:r>
-          </w:p>
-        </w:tc>
-        <w:tc>
-          <w:tcPr/>
-          <w:p>
-            <w:pPr>
-              <w:pStyle w:val="Compact"/>
-              <w:spacing w:line="240" w:lineRule="auto"/>
-              <w:ind w:firstLine="0"/>
-              <w:jc w:val="left"/>
-            </w:pPr>
-            <w:r>
-              <w:rPr>
-                <w:rFonts w:ascii="Times New Roman" w:hAnsi="Times New Roman"/>
-                <w:sz w:val="20"/>
-              </w:rPr>
-              <w:t xml:space="preserve">2.2</w:t>
-            </w:r>
-          </w:p>
-        </w:tc>
-        <w:tc>
-          <w:tcPr/>
-          <w:p>
-            <w:pPr>
-              <w:pStyle w:val="Compact"/>
-              <w:spacing w:line="240" w:lineRule="auto"/>
-              <w:ind w:firstLine="0"/>
-              <w:jc w:val="left"/>
-            </w:pPr>
-            <w:r>
-              <w:rPr>
-                <w:rFonts w:ascii="Times New Roman" w:hAnsi="Times New Roman"/>
-                <w:sz w:val="20"/>
-              </w:rPr>
-              <w:t xml:space="preserve">да</w:t>
-            </w:r>
-          </w:p>
-        </w:tc>
-        <w:tc>
-          <w:tcPr/>
-          <w:p>
-            <w:pPr>
-              <w:pStyle w:val="Compact"/>
-              <w:spacing w:line="240" w:lineRule="auto"/>
-              <w:ind w:firstLine="0"/>
-              <w:jc w:val="left"/>
-            </w:pPr>
-            <w:r>
-              <w:rPr>
-                <w:rFonts w:ascii="Times New Roman" w:hAnsi="Times New Roman"/>
-                <w:sz w:val="20"/>
-              </w:rPr>
-              <w:t xml:space="preserve">карточка в ДДС только для чтения</w:t>
-            </w:r>
-          </w:p>
-        </w:tc>
-      </w:tr>
-      <w:tr>
-        <w:tc>
-          <w:tcPr/>
-          <w:p>
-            <w:pPr>
-              <w:pStyle w:val="Compact"/>
-              <w:spacing w:line="240" w:lineRule="auto"/>
-              <w:ind w:firstLine="0"/>
-              <w:jc w:val="left"/>
-            </w:pPr>
-            <w:r>
-              <w:rPr>
-                <w:rFonts w:ascii="Times New Roman" w:hAnsi="Times New Roman"/>
-                <w:sz w:val="20"/>
-              </w:rPr>
-              <w:t xml:space="preserve">5.5</w:t>
-            </w:r>
-          </w:p>
-        </w:tc>
-        <w:tc>
-          <w:tcPr/>
-          <w:p>
-            <w:pPr>
-              <w:pStyle w:val="Compact"/>
-              <w:spacing w:line="240" w:lineRule="auto"/>
-              <w:ind w:firstLine="0"/>
-              <w:jc w:val="left"/>
-            </w:pPr>
-            <w:r>
-              <w:rPr>
-                <w:rFonts w:ascii="Times New Roman" w:hAnsi="Times New Roman"/>
-                <w:sz w:val="20"/>
-              </w:rPr>
-              <w:t xml:space="preserve">Ручной выбор бригад/сил реагирования своей службы</w:t>
-            </w:r>
-          </w:p>
-        </w:tc>
-        <w:tc>
-          <w:tcPr/>
-          <w:p>
-            <w:pPr>
-              <w:pStyle w:val="Compact"/>
-              <w:spacing w:line="240" w:lineRule="auto"/>
-              <w:ind w:firstLine="0"/>
-              <w:jc w:val="left"/>
-            </w:pPr>
-            <w:r>
-              <w:rPr>
-                <w:rFonts w:ascii="Times New Roman" w:hAnsi="Times New Roman"/>
-                <w:sz w:val="20"/>
-              </w:rPr>
-              <w:t xml:space="preserve">M</w:t>
-            </w:r>
-          </w:p>
-        </w:tc>
-        <w:tc>
-          <w:tcPr/>
-          <w:p>
-            <w:pPr>
-              <w:pStyle w:val="Compact"/>
-              <w:spacing w:line="240" w:lineRule="auto"/>
-              <w:ind w:firstLine="0"/>
-              <w:jc w:val="left"/>
-            </w:pPr>
-            <w:r>
-              <w:rPr>
-                <w:rFonts w:ascii="Times New Roman" w:hAnsi="Times New Roman"/>
-                <w:sz w:val="20"/>
-              </w:rPr>
-              <w:t xml:space="preserve">2.2</w:t>
-            </w:r>
-          </w:p>
-        </w:tc>
-        <w:tc>
-          <w:tcPr/>
-          <w:p>
-            <w:pPr>
-              <w:pStyle w:val="Compact"/>
-              <w:spacing w:line="240" w:lineRule="auto"/>
-              <w:ind w:firstLine="0"/>
-              <w:jc w:val="left"/>
-            </w:pPr>
-            <w:r>
-              <w:rPr>
-                <w:rFonts w:ascii="Times New Roman" w:hAnsi="Times New Roman"/>
-                <w:sz w:val="20"/>
-              </w:rPr>
-              <w:t xml:space="preserve">частично</w:t>
-            </w:r>
-          </w:p>
-        </w:tc>
-        <w:tc>
-          <w:tcPr/>
-          <w:p>
-            <w:pPr>
-              <w:pStyle w:val="Compact"/>
-              <w:spacing w:line="240" w:lineRule="auto"/>
-              <w:ind w:firstLine="0"/>
-              <w:jc w:val="left"/>
-            </w:pPr>
-            <w:r>
-              <w:rPr>
-                <w:rFonts w:ascii="Times New Roman" w:hAnsi="Times New Roman"/>
-                <w:sz w:val="20"/>
-              </w:rPr>
-              <w:t xml:space="preserve">силы фиксируются номером наряда и комментарием; справочника бригад для выбора нет</w:t>
-            </w:r>
-          </w:p>
-        </w:tc>
-      </w:tr>
-      <w:tr>
-        <w:tc>
-          <w:tcPr/>
-          <w:p>
-            <w:pPr>
-              <w:pStyle w:val="Compact"/>
-              <w:spacing w:line="240" w:lineRule="auto"/>
-              <w:ind w:firstLine="0"/>
-              <w:jc w:val="left"/>
-            </w:pPr>
-            <w:r>
-              <w:rPr>
-                <w:rFonts w:ascii="Times New Roman" w:hAnsi="Times New Roman"/>
-                <w:sz w:val="20"/>
-              </w:rPr>
-              <w:t xml:space="preserve">5.6</w:t>
-            </w:r>
-          </w:p>
-        </w:tc>
-        <w:tc>
-          <w:tcPr/>
-          <w:p>
-            <w:pPr>
-              <w:pStyle w:val="Compact"/>
-              <w:spacing w:line="240" w:lineRule="auto"/>
-              <w:ind w:firstLine="0"/>
-              <w:jc w:val="left"/>
-            </w:pPr>
-            <w:r>
-              <w:rPr>
-                <w:rFonts w:ascii="Times New Roman" w:hAnsi="Times New Roman"/>
-                <w:sz w:val="20"/>
-              </w:rPr>
-              <w:t xml:space="preserve">Связь по IP-телефону: исходящий звонок старшему группы реагирования (точка C), звонок заявителю (номер в карточке), входящий доклад от старшего…</w:t>
-            </w:r>
-          </w:p>
-        </w:tc>
-        <w:tc>
-          <w:tcPr/>
-          <w:p>
-            <w:pPr>
-              <w:pStyle w:val="Compact"/>
-              <w:spacing w:line="240" w:lineRule="auto"/>
-              <w:ind w:firstLine="0"/>
-              <w:jc w:val="left"/>
-            </w:pPr>
-            <w:r>
-              <w:rPr>
-                <w:rFonts w:ascii="Times New Roman" w:hAnsi="Times New Roman"/>
-                <w:sz w:val="20"/>
-              </w:rPr>
-              <w:t xml:space="preserve">M</w:t>
-            </w:r>
-          </w:p>
-        </w:tc>
-        <w:tc>
-          <w:tcPr/>
-          <w:p>
-            <w:pPr>
-              <w:pStyle w:val="Compact"/>
-              <w:spacing w:line="240" w:lineRule="auto"/>
-              <w:ind w:firstLine="0"/>
-              <w:jc w:val="left"/>
-            </w:pPr>
-            <w:r>
-              <w:rPr>
-                <w:rFonts w:ascii="Times New Roman" w:hAnsi="Times New Roman"/>
-                <w:sz w:val="20"/>
-              </w:rPr>
-              <w:t xml:space="preserve">2.3</w:t>
-            </w:r>
-          </w:p>
-        </w:tc>
-        <w:tc>
-          <w:tcPr/>
-          <w:p>
-            <w:pPr>
-              <w:pStyle w:val="Compact"/>
-              <w:spacing w:line="240" w:lineRule="auto"/>
-              <w:ind w:firstLine="0"/>
-              <w:jc w:val="left"/>
-            </w:pPr>
-            <w:r>
-              <w:rPr>
-                <w:rFonts w:ascii="Times New Roman" w:hAnsi="Times New Roman"/>
-                <w:sz w:val="20"/>
-              </w:rPr>
-              <w:t xml:space="preserve">да</w:t>
-            </w:r>
-          </w:p>
-        </w:tc>
-        <w:tc>
-          <w:tcPr/>
-          <w:p>
-            <w:pPr>
-              <w:pStyle w:val="Compact"/>
-              <w:spacing w:line="240" w:lineRule="auto"/>
-              <w:ind w:firstLine="0"/>
-              <w:jc w:val="left"/>
-            </w:pPr>
-            <w:r>
-              <w:rPr>
-                <w:rFonts w:ascii="Times New Roman" w:hAnsi="Times New Roman"/>
-                <w:sz w:val="20"/>
-              </w:rPr>
-              <w:t xml:space="preserve">имитация: старший группы, заявитель, другие службы; реальная SIP-телефония — нет</w:t>
-            </w:r>
-          </w:p>
-        </w:tc>
-      </w:tr>
-      <w:tr>
-        <w:tc>
-          <w:tcPr/>
-          <w:p>
-            <w:pPr>
-              <w:pStyle w:val="Compact"/>
-              <w:spacing w:line="240" w:lineRule="auto"/>
-              <w:ind w:firstLine="0"/>
-              <w:jc w:val="left"/>
-            </w:pPr>
-            <w:r>
-              <w:rPr>
-                <w:rFonts w:ascii="Times New Roman" w:hAnsi="Times New Roman"/>
-                <w:sz w:val="20"/>
-              </w:rPr>
-              <w:t xml:space="preserve">5.7</w:t>
-            </w:r>
-          </w:p>
-        </w:tc>
-        <w:tc>
-          <w:tcPr/>
-          <w:p>
-            <w:pPr>
-              <w:pStyle w:val="Compact"/>
-              <w:spacing w:line="240" w:lineRule="auto"/>
-              <w:ind w:firstLine="0"/>
-              <w:jc w:val="left"/>
-            </w:pPr>
-            <w:r>
-              <w:rPr>
-                <w:rFonts w:ascii="Times New Roman" w:hAnsi="Times New Roman"/>
-                <w:sz w:val="20"/>
-              </w:rPr>
-              <w:t xml:space="preserve">Смена статуса через карандаш на плитке своей службы: строка «Статус ▾ / Номер наряда / Комментарий / ✓ ×». Первый статус — «Принята» или «Не…</w:t>
-            </w:r>
-          </w:p>
-        </w:tc>
-        <w:tc>
-          <w:tcPr/>
-          <w:p>
-            <w:pPr>
-              <w:pStyle w:val="Compact"/>
-              <w:spacing w:line="240" w:lineRule="auto"/>
-              <w:ind w:firstLine="0"/>
-              <w:jc w:val="left"/>
-            </w:pPr>
-            <w:r>
-              <w:rPr>
-                <w:rFonts w:ascii="Times New Roman" w:hAnsi="Times New Roman"/>
-                <w:sz w:val="20"/>
-              </w:rPr>
-              <w:t xml:space="preserve">M</w:t>
-            </w:r>
-          </w:p>
-        </w:tc>
-        <w:tc>
-          <w:tcPr/>
-          <w:p>
-            <w:pPr>
-              <w:pStyle w:val="Compact"/>
-              <w:spacing w:line="240" w:lineRule="auto"/>
-              <w:ind w:firstLine="0"/>
-              <w:jc w:val="left"/>
-            </w:pPr>
-            <w:r>
-              <w:rPr>
-                <w:rFonts w:ascii="Times New Roman" w:hAnsi="Times New Roman"/>
-                <w:sz w:val="20"/>
-              </w:rPr>
-              <w:t xml:space="preserve">2.2</w:t>
-            </w:r>
-          </w:p>
-        </w:tc>
-        <w:tc>
-          <w:tcPr/>
-          <w:p>
-            <w:pPr>
-              <w:pStyle w:val="Compact"/>
-              <w:spacing w:line="240" w:lineRule="auto"/>
-              <w:ind w:firstLine="0"/>
-              <w:jc w:val="left"/>
-            </w:pPr>
-            <w:r>
-              <w:rPr>
-                <w:rFonts w:ascii="Times New Roman" w:hAnsi="Times New Roman"/>
-                <w:sz w:val="20"/>
-              </w:rPr>
-              <w:t xml:space="preserve">да</w:t>
-            </w:r>
-          </w:p>
-        </w:tc>
-        <w:tc>
-          <w:tcPr/>
-          <w:p>
-            <w:pPr>
-              <w:pStyle w:val="Compact"/>
-              <w:spacing w:line="240" w:lineRule="auto"/>
-              <w:ind w:firstLine="0"/>
-              <w:jc w:val="left"/>
-            </w:pPr>
-            <w:r>
-              <w:rPr>
-                <w:rFonts w:ascii="Times New Roman" w:hAnsi="Times New Roman"/>
-                <w:sz w:val="20"/>
-              </w:rPr>
-              <w:t xml:space="preserve">карандаш на плитке службы: статус, номер наряда, комментарий</w:t>
-            </w:r>
-          </w:p>
-        </w:tc>
-      </w:tr>
-      <w:tr>
-        <w:tc>
-          <w:tcPr/>
-          <w:p>
-            <w:pPr>
-              <w:pStyle w:val="Compact"/>
-              <w:spacing w:line="240" w:lineRule="auto"/>
-              <w:ind w:firstLine="0"/>
-              <w:jc w:val="left"/>
-            </w:pPr>
-            <w:r>
-              <w:rPr>
-                <w:rFonts w:ascii="Times New Roman" w:hAnsi="Times New Roman"/>
-                <w:sz w:val="20"/>
-              </w:rPr>
-              <w:t xml:space="preserve">5.8</w:t>
-            </w:r>
-          </w:p>
-        </w:tc>
-        <w:tc>
-          <w:tcPr/>
-          <w:p>
-            <w:pPr>
-              <w:pStyle w:val="Compact"/>
-              <w:spacing w:line="240" w:lineRule="auto"/>
-              <w:ind w:firstLine="0"/>
-              <w:jc w:val="left"/>
-            </w:pPr>
-            <w:r>
-              <w:rPr>
-                <w:rFonts w:ascii="Times New Roman" w:hAnsi="Times New Roman"/>
-                <w:sz w:val="20"/>
-              </w:rPr>
-              <w:t xml:space="preserve">Универсальный алгоритм действий диспетчера для всех служб, без специфики службы</w:t>
-            </w:r>
-          </w:p>
-        </w:tc>
-        <w:tc>
-          <w:tcPr/>
-          <w:p>
-            <w:pPr>
-              <w:pStyle w:val="Compact"/>
-              <w:spacing w:line="240" w:lineRule="auto"/>
-              <w:ind w:firstLine="0"/>
-              <w:jc w:val="left"/>
-            </w:pPr>
-            <w:r>
-              <w:rPr>
-                <w:rFonts w:ascii="Times New Roman" w:hAnsi="Times New Roman"/>
-                <w:sz w:val="20"/>
-              </w:rPr>
-              <w:t xml:space="preserve">M</w:t>
-            </w:r>
-          </w:p>
-        </w:tc>
-        <w:tc>
-          <w:tcPr/>
-          <w:p>
-            <w:pPr>
-              <w:pStyle w:val="Compact"/>
-              <w:spacing w:line="240" w:lineRule="auto"/>
-              <w:ind w:firstLine="0"/>
-              <w:jc w:val="left"/>
-            </w:pPr>
-            <w:r>
-              <w:rPr>
-                <w:rFonts w:ascii="Times New Roman" w:hAnsi="Times New Roman"/>
-                <w:sz w:val="20"/>
-              </w:rPr>
-              <w:t xml:space="preserve">2.2</w:t>
-            </w:r>
-          </w:p>
-        </w:tc>
-        <w:tc>
-          <w:tcPr/>
-          <w:p>
-            <w:pPr>
-              <w:pStyle w:val="Compact"/>
-              <w:spacing w:line="240" w:lineRule="auto"/>
-              <w:ind w:firstLine="0"/>
-              <w:jc w:val="left"/>
-            </w:pPr>
-            <w:r>
-              <w:rPr>
-                <w:rFonts w:ascii="Times New Roman" w:hAnsi="Times New Roman"/>
-                <w:sz w:val="20"/>
-              </w:rPr>
-              <w:t xml:space="preserve">да</w:t>
-            </w:r>
-          </w:p>
-        </w:tc>
-        <w:tc>
-          <w:tcPr/>
-          <w:p>
-            <w:pPr>
-              <w:pStyle w:val="Compact"/>
-              <w:spacing w:line="240" w:lineRule="auto"/>
-              <w:ind w:firstLine="0"/>
-              <w:jc w:val="left"/>
-            </w:pPr>
-            <w:r>
-              <w:rPr>
-                <w:rFonts w:ascii="Times New Roman" w:hAnsi="Times New Roman"/>
-                <w:sz w:val="20"/>
-              </w:rPr>
-              <w:t xml:space="preserve">единый набор статусов для всех служб</w:t>
-            </w:r>
-          </w:p>
-        </w:tc>
-      </w:tr>
-      <w:tr>
-        <w:tc>
-          <w:tcPr/>
-          <w:p>
-            <w:pPr>
-              <w:pStyle w:val="Compact"/>
-              <w:spacing w:line="240" w:lineRule="auto"/>
-              <w:ind w:firstLine="0"/>
-              <w:jc w:val="left"/>
-            </w:pPr>
-            <w:r>
-              <w:rPr>
-                <w:rFonts w:ascii="Times New Roman" w:hAnsi="Times New Roman"/>
-                <w:sz w:val="20"/>
-              </w:rPr>
-              <w:t xml:space="preserve">5.9</w:t>
-            </w:r>
-          </w:p>
-        </w:tc>
-        <w:tc>
-          <w:tcPr/>
-          <w:p>
-            <w:pPr>
-              <w:pStyle w:val="Compact"/>
-              <w:spacing w:line="240" w:lineRule="auto"/>
-              <w:ind w:firstLine="0"/>
-              <w:jc w:val="left"/>
-            </w:pPr>
-            <w:r>
-              <w:rPr>
-                <w:rFonts w:ascii="Times New Roman" w:hAnsi="Times New Roman"/>
-                <w:sz w:val="20"/>
-              </w:rPr>
-              <w:t xml:space="preserve">При дозвоне заявителю номер карточки не называется, общение по сути заявления</w:t>
-            </w:r>
-          </w:p>
-        </w:tc>
-        <w:tc>
-          <w:tcPr/>
-          <w:p>
-            <w:pPr>
-              <w:pStyle w:val="Compact"/>
-              <w:spacing w:line="240" w:lineRule="auto"/>
-              <w:ind w:firstLine="0"/>
-              <w:jc w:val="left"/>
-            </w:pPr>
-            <w:r>
-              <w:rPr>
-                <w:rFonts w:ascii="Times New Roman" w:hAnsi="Times New Roman"/>
-                <w:sz w:val="20"/>
-              </w:rPr>
-              <w:t xml:space="preserve">—</w:t>
-            </w:r>
-          </w:p>
-        </w:tc>
-        <w:tc>
-          <w:tcPr/>
-          <w:p>
-            <w:pPr>
-              <w:pStyle w:val="Compact"/>
-              <w:spacing w:line="240" w:lineRule="auto"/>
-              <w:ind w:firstLine="0"/>
-              <w:jc w:val="left"/>
-            </w:pPr>
-            <w:r>
-              <w:rPr>
-                <w:rFonts w:ascii="Times New Roman" w:hAnsi="Times New Roman"/>
-                <w:sz w:val="20"/>
-              </w:rPr>
-              <w:t xml:space="preserve">3.3</w:t>
-            </w:r>
-          </w:p>
-        </w:tc>
-        <w:tc>
-          <w:tcPr/>
-          <w:p>
-            <w:pPr>
-              <w:pStyle w:val="Compact"/>
-              <w:spacing w:line="240" w:lineRule="auto"/>
-              <w:ind w:firstLine="0"/>
-              <w:jc w:val="left"/>
-            </w:pPr>
-            <w:r>
-              <w:rPr>
-                <w:rFonts w:ascii="Times New Roman" w:hAnsi="Times New Roman"/>
-                <w:sz w:val="20"/>
-              </w:rPr>
-              <w:t xml:space="preserve">—</w:t>
-            </w:r>
-          </w:p>
-        </w:tc>
-        <w:tc>
-          <w:tcPr/>
-          <w:p>
-            <w:pPr>
-              <w:pStyle w:val="Compact"/>
-              <w:spacing w:line="240" w:lineRule="auto"/>
-              <w:ind w:firstLine="0"/>
-              <w:jc w:val="left"/>
-            </w:pPr>
-            <w:r>
-              <w:rPr>
-                <w:rFonts w:ascii="Times New Roman" w:hAnsi="Times New Roman"/>
-                <w:sz w:val="20"/>
-              </w:rPr>
-              <w:t xml:space="preserve">правило поведения диспетчера; в оценке не проверяется</w:t>
-            </w:r>
-          </w:p>
-        </w:tc>
-      </w:tr>
-      <w:tr>
-        <w:tc>
-          <w:tcPr/>
-          <w:p>
-            <w:pPr>
-              <w:pStyle w:val="Compact"/>
-              <w:spacing w:line="240" w:lineRule="auto"/>
-              <w:ind w:firstLine="0"/>
-              <w:jc w:val="left"/>
-            </w:pPr>
-            <w:r>
-              <w:rPr>
-                <w:rFonts w:ascii="Times New Roman" w:hAnsi="Times New Roman"/>
-                <w:sz w:val="20"/>
-              </w:rPr>
-              <w:t xml:space="preserve">5.10</w:t>
-            </w:r>
-          </w:p>
-        </w:tc>
-        <w:tc>
-          <w:tcPr/>
-          <w:p>
-            <w:pPr>
-              <w:pStyle w:val="Compact"/>
-              <w:spacing w:line="240" w:lineRule="auto"/>
-              <w:ind w:firstLine="0"/>
-              <w:jc w:val="left"/>
-            </w:pPr>
-            <w:r>
-              <w:rPr>
-                <w:rFonts w:ascii="Times New Roman" w:hAnsi="Times New Roman"/>
-                <w:sz w:val="20"/>
-              </w:rPr>
-              <w:t xml:space="preserve">Оценка: правильность решения принять/отклонить, порядок и полнота статусов, содержание и грамматика комментариев, время реакции по каждой карточке…</w:t>
-            </w:r>
-          </w:p>
-        </w:tc>
-        <w:tc>
-          <w:tcPr/>
-          <w:p>
-            <w:pPr>
-              <w:pStyle w:val="Compact"/>
-              <w:spacing w:line="240" w:lineRule="auto"/>
-              <w:ind w:firstLine="0"/>
-              <w:jc w:val="left"/>
-            </w:pPr>
-            <w:r>
-              <w:rPr>
-                <w:rFonts w:ascii="Times New Roman" w:hAnsi="Times New Roman"/>
-                <w:sz w:val="20"/>
-              </w:rPr>
-              <w:t xml:space="preserve">M</w:t>
-            </w:r>
-          </w:p>
-        </w:tc>
-        <w:tc>
-          <w:tcPr/>
-          <w:p>
-            <w:pPr>
-              <w:pStyle w:val="Compact"/>
-              <w:spacing w:line="240" w:lineRule="auto"/>
-              <w:ind w:firstLine="0"/>
-              <w:jc w:val="left"/>
-            </w:pPr>
-            <w:r>
-              <w:rPr>
-                <w:rFonts w:ascii="Times New Roman" w:hAnsi="Times New Roman"/>
-                <w:sz w:val="20"/>
-              </w:rPr>
-              <w:t xml:space="preserve">3.4</w:t>
-            </w:r>
-          </w:p>
-        </w:tc>
-        <w:tc>
-          <w:tcPr/>
-          <w:p>
-            <w:pPr>
-              <w:pStyle w:val="Compact"/>
-              <w:spacing w:line="240" w:lineRule="auto"/>
-              <w:ind w:firstLine="0"/>
-              <w:jc w:val="left"/>
-            </w:pPr>
-            <w:r>
-              <w:rPr>
-                <w:rFonts w:ascii="Times New Roman" w:hAnsi="Times New Roman"/>
-                <w:sz w:val="20"/>
-              </w:rPr>
-              <w:t xml:space="preserve">да</w:t>
-            </w:r>
-          </w:p>
-        </w:tc>
-        <w:tc>
-          <w:tcPr/>
-          <w:p>
-            <w:pPr>
-              <w:pStyle w:val="Compact"/>
-              <w:spacing w:line="240" w:lineRule="auto"/>
-              <w:ind w:firstLine="0"/>
-              <w:jc w:val="left"/>
-            </w:pPr>
-            <w:r>
-              <w:rPr>
-                <w:rFonts w:ascii="Times New Roman" w:hAnsi="Times New Roman"/>
-                <w:sz w:val="20"/>
-              </w:rPr>
-              <w:t xml:space="preserve">решение, время реакции, порядок и полнота статусов, наряд, комментарии, звонки, регламентность и грамотность</w:t>
-            </w:r>
-          </w:p>
-        </w:tc>
-      </w:tr>
-      <w:tr>
-        <w:tc>
-          <w:tcPr/>
-          <w:p>
-            <w:pPr>
-              <w:pStyle w:val="Compact"/>
-              <w:spacing w:line="240" w:lineRule="auto"/>
-              <w:ind w:firstLine="0"/>
-              <w:jc w:val="left"/>
-            </w:pPr>
-            <w:r>
-              <w:rPr>
-                <w:rFonts w:ascii="Times New Roman" w:hAnsi="Times New Roman"/>
-                <w:sz w:val="20"/>
-              </w:rPr>
-              <w:t xml:space="preserve">6.1</w:t>
-            </w:r>
-          </w:p>
-        </w:tc>
-        <w:tc>
-          <w:tcPr/>
-          <w:p>
-            <w:pPr>
-              <w:pStyle w:val="Compact"/>
-              <w:spacing w:line="240" w:lineRule="auto"/>
-              <w:ind w:firstLine="0"/>
-              <w:jc w:val="left"/>
-            </w:pPr>
-            <w:r>
-              <w:rPr>
-                <w:rFonts w:ascii="Times New Roman" w:hAnsi="Times New Roman"/>
-                <w:sz w:val="20"/>
-              </w:rPr>
-              <w:t xml:space="preserve">Имитация входящих и исходящих звонков внутри системы (софтфон в браузере: входящий звонок, ответ, удержание, завершение, журнал), «звонки в базе»</w:t>
-            </w:r>
-          </w:p>
-        </w:tc>
-        <w:tc>
-          <w:tcPr/>
-          <w:p>
-            <w:pPr>
-              <w:pStyle w:val="Compact"/>
-              <w:spacing w:line="240" w:lineRule="auto"/>
-              <w:ind w:firstLine="0"/>
-              <w:jc w:val="left"/>
-            </w:pPr>
-            <w:r>
-              <w:rPr>
-                <w:rFonts w:ascii="Times New Roman" w:hAnsi="Times New Roman"/>
-                <w:sz w:val="20"/>
-              </w:rPr>
-              <w:t xml:space="preserve">M</w:t>
-            </w:r>
-          </w:p>
-        </w:tc>
-        <w:tc>
-          <w:tcPr/>
-          <w:p>
-            <w:pPr>
-              <w:pStyle w:val="Compact"/>
-              <w:spacing w:line="240" w:lineRule="auto"/>
-              <w:ind w:firstLine="0"/>
-              <w:jc w:val="left"/>
-            </w:pPr>
-            <w:r>
-              <w:rPr>
-                <w:rFonts w:ascii="Times New Roman" w:hAnsi="Times New Roman"/>
-                <w:sz w:val="20"/>
-              </w:rPr>
-              <w:t xml:space="preserve">1.4, 2.3</w:t>
-            </w:r>
-          </w:p>
-        </w:tc>
-        <w:tc>
-          <w:tcPr/>
-          <w:p>
-            <w:pPr>
-              <w:pStyle w:val="Compact"/>
-              <w:spacing w:line="240" w:lineRule="auto"/>
-              <w:ind w:firstLine="0"/>
-              <w:jc w:val="left"/>
-            </w:pPr>
-            <w:r>
-              <w:rPr>
-                <w:rFonts w:ascii="Times New Roman" w:hAnsi="Times New Roman"/>
-                <w:sz w:val="20"/>
-              </w:rPr>
-              <w:t xml:space="preserve">да</w:t>
-            </w:r>
-          </w:p>
-        </w:tc>
-        <w:tc>
-          <w:tcPr/>
-          <w:p>
-            <w:pPr>
-              <w:pStyle w:val="Compact"/>
-              <w:spacing w:line="240" w:lineRule="auto"/>
-              <w:ind w:firstLine="0"/>
-              <w:jc w:val="left"/>
-            </w:pPr>
-            <w:r>
-              <w:rPr>
-                <w:rFonts w:ascii="Times New Roman" w:hAnsi="Times New Roman"/>
-                <w:sz w:val="20"/>
-              </w:rPr>
-              <w:t xml:space="preserve">входящий вызов, ответ, разговор, завершение, журнал звонков по карточке</w:t>
-            </w:r>
-          </w:p>
-        </w:tc>
-      </w:tr>
-      <w:tr>
-        <w:tc>
-          <w:tcPr/>
-          <w:p>
-            <w:pPr>
-              <w:pStyle w:val="Compact"/>
-              <w:spacing w:line="240" w:lineRule="auto"/>
-              <w:ind w:firstLine="0"/>
-              <w:jc w:val="left"/>
-            </w:pPr>
-            <w:r>
-              <w:rPr>
-                <w:rFonts w:ascii="Times New Roman" w:hAnsi="Times New Roman"/>
-                <w:sz w:val="20"/>
-              </w:rPr>
-              <w:t xml:space="preserve">6.2</w:t>
-            </w:r>
-          </w:p>
-        </w:tc>
-        <w:tc>
-          <w:tcPr/>
-          <w:p>
-            <w:pPr>
-              <w:pStyle w:val="Compact"/>
-              <w:spacing w:line="240" w:lineRule="auto"/>
-              <w:ind w:firstLine="0"/>
-              <w:jc w:val="left"/>
-            </w:pPr>
-            <w:r>
-              <w:rPr>
-                <w:rFonts w:ascii="Times New Roman" w:hAnsi="Times New Roman"/>
-                <w:sz w:val="20"/>
-              </w:rPr>
-              <w:t xml:space="preserve">Голос «участника событий»/старшего группы через TTS, распознавание речи обучающегося (STT) для оценки голосового ответа</w:t>
-            </w:r>
-          </w:p>
-        </w:tc>
-        <w:tc>
-          <w:tcPr/>
-          <w:p>
-            <w:pPr>
-              <w:pStyle w:val="Compact"/>
-              <w:spacing w:line="240" w:lineRule="auto"/>
-              <w:ind w:firstLine="0"/>
-              <w:jc w:val="left"/>
-            </w:pPr>
-            <w:r>
-              <w:rPr>
-                <w:rFonts w:ascii="Times New Roman" w:hAnsi="Times New Roman"/>
-                <w:sz w:val="20"/>
-              </w:rPr>
-              <w:t xml:space="preserve">S</w:t>
-            </w:r>
-          </w:p>
-        </w:tc>
-        <w:tc>
-          <w:tcPr/>
-          <w:p>
-            <w:pPr>
-              <w:pStyle w:val="Compact"/>
-              <w:spacing w:line="240" w:lineRule="auto"/>
-              <w:ind w:firstLine="0"/>
-              <w:jc w:val="left"/>
-            </w:pPr>
-            <w:r>
-              <w:rPr>
-                <w:rFonts w:ascii="Times New Roman" w:hAnsi="Times New Roman"/>
-                <w:sz w:val="20"/>
-              </w:rPr>
-              <w:t xml:space="preserve">1.4, 3.6</w:t>
-            </w:r>
-          </w:p>
-        </w:tc>
-        <w:tc>
-          <w:tcPr/>
-          <w:p>
-            <w:pPr>
-              <w:pStyle w:val="Compact"/>
-              <w:spacing w:line="240" w:lineRule="auto"/>
-              <w:ind w:firstLine="0"/>
-              <w:jc w:val="left"/>
-            </w:pPr>
-            <w:r>
-              <w:rPr>
-                <w:rFonts w:ascii="Times New Roman" w:hAnsi="Times New Roman"/>
-                <w:sz w:val="20"/>
-              </w:rPr>
-              <w:t xml:space="preserve">частично</w:t>
-            </w:r>
-          </w:p>
-        </w:tc>
-        <w:tc>
-          <w:tcPr/>
-          <w:p>
-            <w:pPr>
-              <w:pStyle w:val="Compact"/>
-              <w:spacing w:line="240" w:lineRule="auto"/>
-              <w:ind w:firstLine="0"/>
-              <w:jc w:val="left"/>
-            </w:pPr>
-            <w:r>
-              <w:rPr>
-                <w:rFonts w:ascii="Times New Roman" w:hAnsi="Times New Roman"/>
-                <w:sz w:val="20"/>
-              </w:rPr>
-              <w:t xml:space="preserve">озвучка реплик — серверный синтез голосом роли с эмоцией (Gemini TTS на демо, Piper в контуре) или синтез речи браузера; распознавание речи обучающегося — Whisper (локально на GPU/CPU или API), кнопкой или без рук с перебиванием; оценка голосового ответа идёт по распознанному тексту, интонация оператора не оценивается</w:t>
-            </w:r>
-          </w:p>
-        </w:tc>
-      </w:tr>
-      <w:tr>
-        <w:tc>
-          <w:tcPr/>
-          <w:p>
-            <w:pPr>
-              <w:pStyle w:val="Compact"/>
-              <w:spacing w:line="240" w:lineRule="auto"/>
-              <w:ind w:firstLine="0"/>
-              <w:jc w:val="left"/>
-            </w:pPr>
-            <w:r>
-              <w:rPr>
-                <w:rFonts w:ascii="Times New Roman" w:hAnsi="Times New Roman"/>
-                <w:sz w:val="20"/>
-              </w:rPr>
-              <w:t xml:space="preserve">6.3</w:t>
-            </w:r>
-          </w:p>
-        </w:tc>
-        <w:tc>
-          <w:tcPr/>
-          <w:p>
-            <w:pPr>
-              <w:pStyle w:val="Compact"/>
-              <w:spacing w:line="240" w:lineRule="auto"/>
-              <w:ind w:firstLine="0"/>
-              <w:jc w:val="left"/>
-            </w:pPr>
-            <w:r>
-              <w:rPr>
-                <w:rFonts w:ascii="Times New Roman" w:hAnsi="Times New Roman"/>
-                <w:sz w:val="20"/>
-              </w:rPr>
-              <w:t xml:space="preserve">Реальная VoIP через локальный SIP-сервер, поддержка IP-телефона РТУ Т16Р (SIP 2.0, G.711/G.722/Opus, до 20 линий) и гарнитуры; задержка ≤150 мс</w:t>
-            </w:r>
-          </w:p>
-        </w:tc>
-        <w:tc>
-          <w:tcPr/>
-          <w:p>
-            <w:pPr>
-              <w:pStyle w:val="Compact"/>
-              <w:spacing w:line="240" w:lineRule="auto"/>
-              <w:ind w:firstLine="0"/>
-              <w:jc w:val="left"/>
-            </w:pPr>
-            <w:r>
-              <w:rPr>
-                <w:rFonts w:ascii="Times New Roman" w:hAnsi="Times New Roman"/>
-                <w:sz w:val="20"/>
-              </w:rPr>
-              <w:t xml:space="preserve">C</w:t>
-            </w:r>
-          </w:p>
-        </w:tc>
-        <w:tc>
-          <w:tcPr/>
-          <w:p>
-            <w:pPr>
-              <w:pStyle w:val="Compact"/>
-              <w:spacing w:line="240" w:lineRule="auto"/>
-              <w:ind w:firstLine="0"/>
-              <w:jc w:val="left"/>
-            </w:pPr>
-            <w:r>
-              <w:rPr>
-                <w:rFonts w:ascii="Times New Roman" w:hAnsi="Times New Roman"/>
-                <w:sz w:val="20"/>
-              </w:rPr>
-              <w:t xml:space="preserve">2.3</w:t>
-            </w:r>
-          </w:p>
-        </w:tc>
-        <w:tc>
-          <w:tcPr/>
-          <w:p>
-            <w:pPr>
-              <w:pStyle w:val="Compact"/>
-              <w:spacing w:line="240" w:lineRule="auto"/>
-              <w:ind w:firstLine="0"/>
-              <w:jc w:val="left"/>
-            </w:pPr>
-            <w:r>
-              <w:rPr>
-                <w:rFonts w:ascii="Times New Roman" w:hAnsi="Times New Roman"/>
-                <w:sz w:val="20"/>
-              </w:rPr>
-              <w:t xml:space="preserve">нет</w:t>
-            </w:r>
-          </w:p>
-        </w:tc>
-        <w:tc>
-          <w:tcPr/>
-          <w:p>
-            <w:pPr>
-              <w:pStyle w:val="Compact"/>
-              <w:spacing w:line="240" w:lineRule="auto"/>
-              <w:ind w:firstLine="0"/>
-              <w:jc w:val="left"/>
-            </w:pPr>
-            <w:r>
-              <w:rPr>
-                <w:rFonts w:ascii="Times New Roman" w:hAnsi="Times New Roman"/>
-                <w:sz w:val="20"/>
-              </w:rPr>
-              <w:t xml:space="preserve">реальная SIP-телефония не реализована (приоритет C)</w:t>
-            </w:r>
-          </w:p>
-        </w:tc>
-      </w:tr>
-      <w:tr>
-        <w:tc>
-          <w:tcPr/>
-          <w:p>
-            <w:pPr>
-              <w:pStyle w:val="Compact"/>
-              <w:spacing w:line="240" w:lineRule="auto"/>
-              <w:ind w:firstLine="0"/>
-              <w:jc w:val="left"/>
-            </w:pPr>
-            <w:r>
-              <w:rPr>
-                <w:rFonts w:ascii="Times New Roman" w:hAnsi="Times New Roman"/>
-                <w:sz w:val="20"/>
-              </w:rPr>
-              <w:t xml:space="preserve">6.4</w:t>
-            </w:r>
-          </w:p>
-        </w:tc>
-        <w:tc>
-          <w:tcPr/>
-          <w:p>
-            <w:pPr>
-              <w:pStyle w:val="Compact"/>
-              <w:spacing w:line="240" w:lineRule="auto"/>
-              <w:ind w:firstLine="0"/>
-              <w:jc w:val="left"/>
-            </w:pPr>
-            <w:r>
-              <w:rPr>
-                <w:rFonts w:ascii="Times New Roman" w:hAnsi="Times New Roman"/>
-                <w:sz w:val="20"/>
-              </w:rPr>
-              <w:t xml:space="preserve">Настройки виртуальной IP-телефонии в админке</w:t>
-            </w:r>
-          </w:p>
-        </w:tc>
-        <w:tc>
-          <w:tcPr/>
-          <w:p>
-            <w:pPr>
-              <w:pStyle w:val="Compact"/>
-              <w:spacing w:line="240" w:lineRule="auto"/>
-              <w:ind w:firstLine="0"/>
-              <w:jc w:val="left"/>
-            </w:pPr>
-            <w:r>
-              <w:rPr>
-                <w:rFonts w:ascii="Times New Roman" w:hAnsi="Times New Roman"/>
-                <w:sz w:val="20"/>
-              </w:rPr>
-              <w:t xml:space="preserve">C</w:t>
-            </w:r>
-          </w:p>
-        </w:tc>
-        <w:tc>
-          <w:tcPr/>
-          <w:p>
-            <w:pPr>
-              <w:pStyle w:val="Compact"/>
-              <w:spacing w:line="240" w:lineRule="auto"/>
-              <w:ind w:firstLine="0"/>
-              <w:jc w:val="left"/>
-            </w:pPr>
-            <w:r>
-              <w:rPr>
-                <w:rFonts w:ascii="Times New Roman" w:hAnsi="Times New Roman"/>
-                <w:sz w:val="20"/>
-              </w:rPr>
-              <w:t xml:space="preserve">5.2</w:t>
-            </w:r>
-          </w:p>
-        </w:tc>
-        <w:tc>
-          <w:tcPr/>
-          <w:p>
-            <w:pPr>
-              <w:pStyle w:val="Compact"/>
-              <w:spacing w:line="240" w:lineRule="auto"/>
-              <w:ind w:firstLine="0"/>
-              <w:jc w:val="left"/>
-            </w:pPr>
-            <w:r>
-              <w:rPr>
-                <w:rFonts w:ascii="Times New Roman" w:hAnsi="Times New Roman"/>
-                <w:sz w:val="20"/>
-              </w:rPr>
-              <w:t xml:space="preserve">нет</w:t>
-            </w:r>
-          </w:p>
-        </w:tc>
-        <w:tc>
-          <w:tcPr/>
-          <w:p>
-            <w:pPr>
-              <w:pStyle w:val="Compact"/>
-              <w:spacing w:line="240" w:lineRule="auto"/>
-              <w:ind w:firstLine="0"/>
-              <w:jc w:val="left"/>
-            </w:pPr>
-            <w:r>
-              <w:rPr>
-                <w:rFonts w:ascii="Times New Roman" w:hAnsi="Times New Roman"/>
-                <w:sz w:val="20"/>
-              </w:rPr>
-              <w:t xml:space="preserve">настройки VoIP в панели администратора не реализованы (приоритет C)</w:t>
-            </w:r>
-          </w:p>
-        </w:tc>
-      </w:tr>
-      <w:tr>
-        <w:tc>
-          <w:tcPr/>
-          <w:p>
-            <w:pPr>
-              <w:pStyle w:val="Compact"/>
-              <w:spacing w:line="240" w:lineRule="auto"/>
-              <w:ind w:firstLine="0"/>
-              <w:jc w:val="left"/>
-            </w:pPr>
-            <w:r>
-              <w:rPr>
-                <w:rFonts w:ascii="Times New Roman" w:hAnsi="Times New Roman"/>
-                <w:sz w:val="20"/>
-              </w:rPr>
-              <w:t xml:space="preserve">7.1</w:t>
-            </w:r>
-          </w:p>
-        </w:tc>
-        <w:tc>
-          <w:tcPr/>
-          <w:p>
-            <w:pPr>
-              <w:pStyle w:val="Compact"/>
-              <w:spacing w:line="240" w:lineRule="auto"/>
-              <w:ind w:firstLine="0"/>
-              <w:jc w:val="left"/>
-            </w:pPr>
-            <w:r>
-              <w:rPr>
-                <w:rFonts w:ascii="Times New Roman" w:hAnsi="Times New Roman"/>
-                <w:sz w:val="20"/>
-              </w:rPr>
-              <w:t xml:space="preserve">Генерация сценариев/легенд по выбранным категориям классификатора и уровню сложности, формирование эталона</w:t>
-            </w:r>
-          </w:p>
-        </w:tc>
-        <w:tc>
-          <w:tcPr/>
-          <w:p>
-            <w:pPr>
-              <w:pStyle w:val="Compact"/>
-              <w:spacing w:line="240" w:lineRule="auto"/>
-              <w:ind w:firstLine="0"/>
-              <w:jc w:val="left"/>
-            </w:pPr>
-            <w:r>
-              <w:rPr>
-                <w:rFonts w:ascii="Times New Roman" w:hAnsi="Times New Roman"/>
-                <w:sz w:val="20"/>
-              </w:rPr>
-              <w:t xml:space="preserve">M</w:t>
-            </w:r>
-          </w:p>
-        </w:tc>
-        <w:tc>
-          <w:tcPr/>
-          <w:p>
-            <w:pPr>
-              <w:pStyle w:val="Compact"/>
-              <w:spacing w:line="240" w:lineRule="auto"/>
-              <w:ind w:firstLine="0"/>
-              <w:jc w:val="left"/>
-            </w:pPr>
-            <w:r>
-              <w:rPr>
-                <w:rFonts w:ascii="Times New Roman" w:hAnsi="Times New Roman"/>
-                <w:sz w:val="20"/>
-              </w:rPr>
-              <w:t xml:space="preserve">3.2</w:t>
-            </w:r>
-          </w:p>
-        </w:tc>
-        <w:tc>
-          <w:tcPr/>
-          <w:p>
-            <w:pPr>
-              <w:pStyle w:val="Compact"/>
-              <w:spacing w:line="240" w:lineRule="auto"/>
-              <w:ind w:firstLine="0"/>
-              <w:jc w:val="left"/>
-            </w:pPr>
-            <w:r>
-              <w:rPr>
-                <w:rFonts w:ascii="Times New Roman" w:hAnsi="Times New Roman"/>
-                <w:sz w:val="20"/>
-              </w:rPr>
-              <w:t xml:space="preserve">да</w:t>
-            </w:r>
-          </w:p>
-        </w:tc>
-        <w:tc>
-          <w:tcPr/>
-          <w:p>
-            <w:pPr>
-              <w:pStyle w:val="Compact"/>
-              <w:spacing w:line="240" w:lineRule="auto"/>
-              <w:ind w:firstLine="0"/>
-              <w:jc w:val="left"/>
-            </w:pPr>
-            <w:r>
-              <w:rPr>
-                <w:rFonts w:ascii="Times New Roman" w:hAnsi="Times New Roman"/>
-                <w:sz w:val="20"/>
-              </w:rPr>
-              <w:t xml:space="preserve">генерация по категориям и сложности, structured output, банк сценариев</w:t>
-            </w:r>
-          </w:p>
-        </w:tc>
-      </w:tr>
-      <w:tr>
-        <w:tc>
-          <w:tcPr/>
-          <w:p>
-            <w:pPr>
-              <w:pStyle w:val="Compact"/>
-              <w:spacing w:line="240" w:lineRule="auto"/>
-              <w:ind w:firstLine="0"/>
-              <w:jc w:val="left"/>
-            </w:pPr>
-            <w:r>
-              <w:rPr>
-                <w:rFonts w:ascii="Times New Roman" w:hAnsi="Times New Roman"/>
-                <w:sz w:val="20"/>
-              </w:rPr>
-              <w:t xml:space="preserve">7.2</w:t>
-            </w:r>
-          </w:p>
-        </w:tc>
-        <w:tc>
-          <w:tcPr/>
-          <w:p>
-            <w:pPr>
-              <w:pStyle w:val="Compact"/>
-              <w:spacing w:line="240" w:lineRule="auto"/>
-              <w:ind w:firstLine="0"/>
-              <w:jc w:val="left"/>
-            </w:pPr>
-            <w:r>
-              <w:rPr>
-                <w:rFonts w:ascii="Times New Roman" w:hAnsi="Times New Roman"/>
-                <w:sz w:val="20"/>
-              </w:rPr>
-              <w:t xml:space="preserve">Автооценка действий обучающегося: сравнение с эталоном (поля карточки, тип, службы, статусы), проверка ручного текста (смысл, регламентные…</w:t>
-            </w:r>
-          </w:p>
-        </w:tc>
-        <w:tc>
-          <w:tcPr/>
-          <w:p>
-            <w:pPr>
-              <w:pStyle w:val="Compact"/>
-              <w:spacing w:line="240" w:lineRule="auto"/>
-              <w:ind w:firstLine="0"/>
-              <w:jc w:val="left"/>
-            </w:pPr>
-            <w:r>
-              <w:rPr>
-                <w:rFonts w:ascii="Times New Roman" w:hAnsi="Times New Roman"/>
-                <w:sz w:val="20"/>
-              </w:rPr>
-              <w:t xml:space="preserve">M</w:t>
-            </w:r>
-          </w:p>
-        </w:tc>
-        <w:tc>
-          <w:tcPr/>
-          <w:p>
-            <w:pPr>
-              <w:pStyle w:val="Compact"/>
-              <w:spacing w:line="240" w:lineRule="auto"/>
-              <w:ind w:firstLine="0"/>
-              <w:jc w:val="left"/>
-            </w:pPr>
-            <w:r>
-              <w:rPr>
-                <w:rFonts w:ascii="Times New Roman" w:hAnsi="Times New Roman"/>
-                <w:sz w:val="20"/>
-              </w:rPr>
-              <w:t xml:space="preserve">3.4</w:t>
-            </w:r>
-          </w:p>
-        </w:tc>
-        <w:tc>
-          <w:tcPr/>
-          <w:p>
-            <w:pPr>
-              <w:pStyle w:val="Compact"/>
-              <w:spacing w:line="240" w:lineRule="auto"/>
-              <w:ind w:firstLine="0"/>
-              <w:jc w:val="left"/>
-            </w:pPr>
-            <w:r>
-              <w:rPr>
-                <w:rFonts w:ascii="Times New Roman" w:hAnsi="Times New Roman"/>
-                <w:sz w:val="20"/>
-              </w:rPr>
-              <w:t xml:space="preserve">да</w:t>
-            </w:r>
-          </w:p>
-        </w:tc>
-        <w:tc>
-          <w:tcPr/>
-          <w:p>
-            <w:pPr>
-              <w:pStyle w:val="Compact"/>
-              <w:spacing w:line="240" w:lineRule="auto"/>
-              <w:ind w:firstLine="0"/>
-              <w:jc w:val="left"/>
-            </w:pPr>
-            <w:r>
-              <w:rPr>
-                <w:rFonts w:ascii="Times New Roman" w:hAnsi="Times New Roman"/>
-                <w:sz w:val="20"/>
-              </w:rPr>
-              <w:t xml:space="preserve">автооценка по эталону: правила и ИИ-судья</w:t>
-            </w:r>
-          </w:p>
-        </w:tc>
-      </w:tr>
-      <w:tr>
-        <w:tc>
-          <w:tcPr/>
-          <w:p>
-            <w:pPr>
-              <w:pStyle w:val="Compact"/>
-              <w:spacing w:line="240" w:lineRule="auto"/>
-              <w:ind w:firstLine="0"/>
-              <w:jc w:val="left"/>
-            </w:pPr>
-            <w:r>
-              <w:rPr>
-                <w:rFonts w:ascii="Times New Roman" w:hAnsi="Times New Roman"/>
-                <w:sz w:val="20"/>
-              </w:rPr>
-              <w:t xml:space="preserve">7.3</w:t>
-            </w:r>
-          </w:p>
-        </w:tc>
-        <w:tc>
-          <w:tcPr/>
-          <w:p>
-            <w:pPr>
-              <w:pStyle w:val="Compact"/>
-              <w:spacing w:line="240" w:lineRule="auto"/>
-              <w:ind w:firstLine="0"/>
-              <w:jc w:val="left"/>
-            </w:pPr>
-            <w:r>
-              <w:rPr>
-                <w:rFonts w:ascii="Times New Roman" w:hAnsi="Times New Roman"/>
-                <w:sz w:val="20"/>
-              </w:rPr>
-              <w:t xml:space="preserve">Рекомендации обучающемуся и инсайты преподавателю по типичным ошибкам</w:t>
-            </w:r>
-          </w:p>
-        </w:tc>
-        <w:tc>
-          <w:tcPr/>
-          <w:p>
-            <w:pPr>
-              <w:pStyle w:val="Compact"/>
-              <w:spacing w:line="240" w:lineRule="auto"/>
-              <w:ind w:firstLine="0"/>
-              <w:jc w:val="left"/>
-            </w:pPr>
-            <w:r>
-              <w:rPr>
-                <w:rFonts w:ascii="Times New Roman" w:hAnsi="Times New Roman"/>
-                <w:sz w:val="20"/>
-              </w:rPr>
-              <w:t xml:space="preserve">S</w:t>
-            </w:r>
-          </w:p>
-        </w:tc>
-        <w:tc>
-          <w:tcPr/>
-          <w:p>
-            <w:pPr>
-              <w:pStyle w:val="Compact"/>
-              <w:spacing w:line="240" w:lineRule="auto"/>
-              <w:ind w:firstLine="0"/>
-              <w:jc w:val="left"/>
-            </w:pPr>
-            <w:r>
-              <w:rPr>
-                <w:rFonts w:ascii="Times New Roman" w:hAnsi="Times New Roman"/>
-                <w:sz w:val="20"/>
-              </w:rPr>
-              <w:t xml:space="preserve">3.4, 5.1</w:t>
-            </w:r>
-          </w:p>
-        </w:tc>
-        <w:tc>
-          <w:tcPr/>
-          <w:p>
-            <w:pPr>
-              <w:pStyle w:val="Compact"/>
-              <w:spacing w:line="240" w:lineRule="auto"/>
-              <w:ind w:firstLine="0"/>
-              <w:jc w:val="left"/>
-            </w:pPr>
-            <w:r>
-              <w:rPr>
-                <w:rFonts w:ascii="Times New Roman" w:hAnsi="Times New Roman"/>
-                <w:sz w:val="20"/>
-              </w:rPr>
-              <w:t xml:space="preserve">да</w:t>
-            </w:r>
-          </w:p>
-        </w:tc>
-        <w:tc>
-          <w:tcPr/>
-          <w:p>
-            <w:pPr>
-              <w:pStyle w:val="Compact"/>
-              <w:spacing w:line="240" w:lineRule="auto"/>
-              <w:ind w:firstLine="0"/>
-              <w:jc w:val="left"/>
-            </w:pPr>
-            <w:r>
-              <w:rPr>
-                <w:rFonts w:ascii="Times New Roman" w:hAnsi="Times New Roman"/>
-                <w:sz w:val="20"/>
-              </w:rPr>
-              <w:t xml:space="preserve">рекомендации обучающемуся по слабым критериям, инсайты группы</w:t>
+              <w:t xml:space="preserve">рекомендации обучающемуся по слабым критериям, инсайты группы; отзыв преподавателя с черновиком от ИИ: что подтянуть и следующий шаг</w:t>
             </w:r>
           </w:p>
         </w:tc>
@@ -23914,7 +24047,7 @@
         <w:pStyle w:val="FirstParagraph"/>
       </w:pPr>
       <w:r>
-        <w:t xml:space="preserve">Всего операций: 111. Спецификация — файл</w:t>
+        <w:t xml:space="preserve">Всего операций: 114. Спецификация — файл</w:t>
       </w:r>
       <w:r>
         <w:t xml:space="preserve"> </w:t>
@@ -29672,6 +29805,63 @@
                 <w:rFonts w:ascii="Times New Roman" w:hAnsi="Times New Roman"/>
                 <w:sz w:val="20"/>
               </w:rPr>
+              <w:t xml:space="preserve">/api/v1/assessment/my/feedback</w:t>
+            </w:r>
+          </w:p>
+        </w:tc>
+        <w:tc>
+          <w:tcPr/>
+          <w:p>
+            <w:pPr>
+              <w:pStyle w:val="Compact"/>
+              <w:spacing w:line="240" w:lineRule="auto"/>
+              <w:ind w:firstLine="0"/>
+              <w:jc w:val="left"/>
+            </w:pPr>
+            <w:r>
+              <w:rPr>
+                <w:rFonts w:ascii="Times New Roman" w:hAnsi="Times New Roman"/>
+                <w:sz w:val="20"/>
+              </w:rPr>
+              <w:t xml:space="preserve">Отзывы преподавателей по моим занятиям</w:t>
+            </w:r>
+          </w:p>
+        </w:tc>
+      </w:tr>
+      <w:tr>
+        <w:tc>
+          <w:tcPr/>
+          <w:p>
+            <w:pPr>
+              <w:pStyle w:val="Compact"/>
+              <w:spacing w:line="240" w:lineRule="auto"/>
+              <w:ind w:firstLine="0"/>
+              <w:jc w:val="left"/>
+            </w:pPr>
+            <w:r>
+              <w:rPr>
+                <w:rFonts w:ascii="Times New Roman" w:hAnsi="Times New Roman"/>
+                <w:sz w:val="20"/>
+              </w:rPr>
+              <w:t xml:space="preserve">GET</w:t>
+            </w:r>
+          </w:p>
+        </w:tc>
+        <w:tc>
+          <w:tcPr/>
+          <w:p>
+            <w:pPr>
+              <w:pStyle w:val="Compact"/>
+              <w:spacing w:line="240" w:lineRule="auto"/>
+              <w:ind w:firstLine="0"/>
+              <w:jc w:val="left"/>
+            </w:pPr>
+            <w:r>
+              <w:rPr>
+                <w:rStyle w:val="VerbatimChar"/>
+                <w:rFonts w:ascii="Times New Roman" w:hAnsi="Times New Roman"/>
+                <w:sz w:val="20"/>
+              </w:rPr>
               <w:t xml:space="preserve">/api/v1/assessment/my/progress</w:t>
             </w:r>
           </w:p>
@@ -29976,6 +30166,120 @@
                 <w:sz w:val="20"/>
               </w:rPr>
               <w:t xml:space="preserve">Отчёт по занятию в CSV (Excel)</w:t>
+            </w:r>
+          </w:p>
+        </w:tc>
+      </w:tr>
+      <w:tr>
+        <w:tc>
+          <w:tcPr/>
+          <w:p>
+            <w:pPr>
+              <w:pStyle w:val="Compact"/>
+              <w:spacing w:line="240" w:lineRule="auto"/>
+              <w:ind w:firstLine="0"/>
+              <w:jc w:val="left"/>
+            </w:pPr>
+            <w:r>
+              <w:rPr>
+                <w:rFonts w:ascii="Times New Roman" w:hAnsi="Times New Roman"/>
+                <w:sz w:val="20"/>
+              </w:rPr>
+              <w:t xml:space="preserve">PUT</w:t>
+            </w:r>
+          </w:p>
+        </w:tc>
+        <w:tc>
+          <w:tcPr/>
+          <w:p>
+            <w:pPr>
+              <w:pStyle w:val="Compact"/>
+              <w:spacing w:line="240" w:lineRule="auto"/>
+              <w:ind w:firstLine="0"/>
+              <w:jc w:val="left"/>
+            </w:pPr>
+            <w:r>
+              <w:rPr>
+                <w:rStyle w:val="VerbatimChar"/>
+                <w:rFonts w:ascii="Times New Roman" w:hAnsi="Times New Roman"/>
+                <w:sz w:val="20"/>
+              </w:rPr>
+              <w:t xml:space="preserve">/api/v1/assessment/sessions/{session_id}/students/{student_id}/feedback</w:t>
+            </w:r>
+          </w:p>
+        </w:tc>
+        <w:tc>
+          <w:tcPr/>
+          <w:p>
+            <w:pPr>
+              <w:pStyle w:val="Compact"/>
+              <w:spacing w:line="240" w:lineRule="auto"/>
+              <w:ind w:firstLine="0"/>
+              <w:jc w:val="left"/>
+            </w:pPr>
+            <w:r>
+              <w:rPr>
+                <w:rFonts w:ascii="Times New Roman" w:hAnsi="Times New Roman"/>
+                <w:sz w:val="20"/>
+              </w:rPr>
+              <w:t xml:space="preserve">Сохранить отзыв обучающемуся по занятию (заменяет прежний; в аудит)</w:t>
+            </w:r>
+          </w:p>
+        </w:tc>
+      </w:tr>
+      <w:tr>
+        <w:tc>
+          <w:tcPr/>
+          <w:p>
+            <w:pPr>
+              <w:pStyle w:val="Compact"/>
+              <w:spacing w:line="240" w:lineRule="auto"/>
+              <w:ind w:firstLine="0"/>
+              <w:jc w:val="left"/>
+            </w:pPr>
+            <w:r>
+              <w:rPr>
+                <w:rFonts w:ascii="Times New Roman" w:hAnsi="Times New Roman"/>
+                <w:sz w:val="20"/>
+              </w:rPr>
+              <w:t xml:space="preserve">POST</w:t>
+            </w:r>
+          </w:p>
+        </w:tc>
+        <w:tc>
+          <w:tcPr/>
+          <w:p>
+            <w:pPr>
+              <w:pStyle w:val="Compact"/>
+              <w:spacing w:line="240" w:lineRule="auto"/>
+              <w:ind w:firstLine="0"/>
+              <w:jc w:val="left"/>
+            </w:pPr>
+            <w:r>
+              <w:rPr>
+                <w:rStyle w:val="VerbatimChar"/>
+                <w:rFonts w:ascii="Times New Roman" w:hAnsi="Times New Roman"/>
+                <w:sz w:val="20"/>
+              </w:rPr>
+              <w:t xml:space="preserve">/api/v1/assessment/sessions/{session_id}/students/{student_id}/feedback/draft</w:t>
+            </w:r>
+          </w:p>
+        </w:tc>
+        <w:tc>
+          <w:tcPr/>
+          <w:p>
+            <w:pPr>
+              <w:pStyle w:val="Compact"/>
+              <w:spacing w:line="240" w:lineRule="auto"/>
+              <w:ind w:firstLine="0"/>
+              <w:jc w:val="left"/>
+            </w:pPr>
+            <w:r>
+              <w:rPr>
+                <w:rFonts w:ascii="Times New Roman" w:hAnsi="Times New Roman"/>
+                <w:sz w:val="20"/>
+              </w:rPr>
+              <w:t xml:space="preserve">Черновик отзыва обучающемуся по занятию: ИИ, без модели — по правилам; ничего не публикует</w:t>
             </w:r>
           </w:p>
         </w:tc>

--- a/docs/delivery/out/Пояснительная_записка_АИскра.docx
+++ b/docs/delivery/out/Пояснительная_записка_АИскра.docx
@@ -589,7 +589,7 @@
           <w:b w:val="0"/>
           <w:sz w:val="24"/>
         </w:rPr>
-        <w:t>5.5 Метрики достоверности ИИ-оценки</w:t>
+        <w:t>5.5 Научно-методическая основа</w:t>
         <w:tab/>
         <w:t>15</w:t>
       </w:r>
@@ -608,9 +608,47 @@
           <w:b w:val="0"/>
           <w:sz w:val="24"/>
         </w:rPr>
-        <w:t>5.6 Поиск и выдержки из учебных материалов</w:t>
+        <w:t>5.6 Психологический модификатор</w:t>
         <w:tab/>
         <w:t>16</w:t>
+      </w:r>
+    </w:p>
+    <w:p>
+      <w:pPr>
+        <w:tabs>
+          <w:tab w:pos="9355" w:val="right" w:leader="dot"/>
+        </w:tabs>
+        <w:spacing w:line="276" w:lineRule="auto" w:after="40"/>
+        <w:ind w:left="425"/>
+      </w:pPr>
+      <w:r>
+        <w:rPr>
+          <w:rFonts w:ascii="Times New Roman" w:hAnsi="Times New Roman"/>
+          <w:b w:val="0"/>
+          <w:sz w:val="24"/>
+        </w:rPr>
+        <w:t>5.7 Метрики достоверности ИИ-оценки</w:t>
+        <w:tab/>
+        <w:t>20</w:t>
+      </w:r>
+    </w:p>
+    <w:p>
+      <w:pPr>
+        <w:tabs>
+          <w:tab w:pos="9355" w:val="right" w:leader="dot"/>
+        </w:tabs>
+        <w:spacing w:line="276" w:lineRule="auto" w:after="40"/>
+        <w:ind w:left="425"/>
+      </w:pPr>
+      <w:r>
+        <w:rPr>
+          <w:rFonts w:ascii="Times New Roman" w:hAnsi="Times New Roman"/>
+          <w:b w:val="0"/>
+          <w:sz w:val="24"/>
+        </w:rPr>
+        <w:t>5.8 Поиск и выдержки из учебных материалов</w:t>
+        <w:tab/>
+        <w:t>21</w:t>
       </w:r>
     </w:p>
     <w:p>
@@ -629,7 +667,7 @@
         </w:rPr>
         <w:t>6 Модель данных и справочники</w:t>
         <w:tab/>
-        <w:t>17</w:t>
+        <w:t>22</w:t>
       </w:r>
     </w:p>
     <w:p>
@@ -648,7 +686,7 @@
         </w:rPr>
         <w:t>6.1 Справочники</w:t>
         <w:tab/>
-        <w:t>17</w:t>
+        <w:t>22</w:t>
       </w:r>
     </w:p>
     <w:p>
@@ -667,7 +705,7 @@
         </w:rPr>
         <w:t>6.2 Таблицы базы данных</w:t>
         <w:tab/>
-        <w:t>17</w:t>
+        <w:t>22</w:t>
       </w:r>
     </w:p>
     <w:p>
@@ -686,7 +724,7 @@
         </w:rPr>
         <w:t>7 Описание программного интерфейса</w:t>
         <w:tab/>
-        <w:t>19</w:t>
+        <w:t>24</w:t>
       </w:r>
     </w:p>
     <w:p>
@@ -705,7 +743,7 @@
         </w:rPr>
         <w:t>8 Сборка, установка, настройка и восстановление</w:t>
         <w:tab/>
-        <w:t>20</w:t>
+        <w:t>25</w:t>
       </w:r>
     </w:p>
     <w:p>
@@ -724,7 +762,7 @@
         </w:rPr>
         <w:t>8.1 Требования к окружению</w:t>
         <w:tab/>
-        <w:t>20</w:t>
+        <w:t>25</w:t>
       </w:r>
     </w:p>
     <w:p>
@@ -743,7 +781,7 @@
         </w:rPr>
         <w:t>8.2 Сборка и установка</w:t>
         <w:tab/>
-        <w:t>20</w:t>
+        <w:t>25</w:t>
       </w:r>
     </w:p>
     <w:p>
@@ -762,7 +800,7 @@
         </w:rPr>
         <w:t>8.3 Настройка</w:t>
         <w:tab/>
-        <w:t>20</w:t>
+        <w:t>25</w:t>
       </w:r>
     </w:p>
     <w:p>
@@ -781,7 +819,7 @@
         </w:rPr>
         <w:t>8.4 Резервное копирование и восстановление</w:t>
         <w:tab/>
-        <w:t>20</w:t>
+        <w:t>25</w:t>
       </w:r>
     </w:p>
     <w:p>
@@ -800,7 +838,7 @@
         </w:rPr>
         <w:t>8.5 Обслуживание</w:t>
         <w:tab/>
-        <w:t>21</w:t>
+        <w:t>26</w:t>
       </w:r>
     </w:p>
     <w:p>
@@ -819,7 +857,7 @@
         </w:rPr>
         <w:t>9 Информационная безопасность</w:t>
         <w:tab/>
-        <w:t>22</w:t>
+        <w:t>27</w:t>
       </w:r>
     </w:p>
     <w:p>
@@ -838,7 +876,7 @@
         </w:rPr>
         <w:t>10 Условия и ограничения</w:t>
         <w:tab/>
-        <w:t>23</w:t>
+        <w:t>28</w:t>
       </w:r>
     </w:p>
     <w:p>
@@ -857,7 +895,7 @@
         </w:rPr>
         <w:t>10.1 Производительность</w:t>
         <w:tab/>
-        <w:t>23</w:t>
+        <w:t>28</w:t>
       </w:r>
     </w:p>
     <w:p>
@@ -876,7 +914,7 @@
         </w:rPr>
         <w:t>10.2 Условия эксплуатации</w:t>
         <w:tab/>
-        <w:t>23</w:t>
+        <w:t>28</w:t>
       </w:r>
     </w:p>
     <w:p>
@@ -895,7 +933,7 @@
         </w:rPr>
         <w:t>10.3 Ограничения прототипа</w:t>
         <w:tab/>
-        <w:t>23</w:t>
+        <w:t>28</w:t>
       </w:r>
     </w:p>
     <w:p>
@@ -914,7 +952,7 @@
         </w:rPr>
         <w:t>11 Соответствие требованиям технического задания</w:t>
         <w:tab/>
-        <w:t>25</w:t>
+        <w:t>30</w:t>
       </w:r>
     </w:p>
     <w:p>
@@ -933,7 +971,7 @@
         </w:rPr>
         <w:t>12 Перечень используемых библиотек</w:t>
         <w:tab/>
-        <w:t>33</w:t>
+        <w:t>39</w:t>
       </w:r>
     </w:p>
     <w:p>
@@ -952,7 +990,7 @@
         </w:rPr>
         <w:t>13 Приложение А. Перечень операций программного интерфейса</w:t>
         <w:tab/>
-        <w:t>35</w:t>
+        <w:t>41</w:t>
       </w:r>
     </w:p>
     <w:p>
@@ -1102,8 +1140,8 @@
         </w:tblBorders>
       </w:tblPr>
       <w:tblGrid>
-        <w:gridCol w:w="3120"/>
-        <w:gridCol w:w="4800"/>
+        <w:gridCol w:w="3394"/>
+        <w:gridCol w:w="4525"/>
       </w:tblGrid>
       <w:tr>
         <w:trPr>
@@ -1560,6 +1598,158 @@
                 <w:sz w:val="20"/>
               </w:rPr>
               <w:t xml:space="preserve">работа без языковой модели: ответы по легенде и шаблонам, детерминированно</w:t>
+            </w:r>
+          </w:p>
+        </w:tc>
+      </w:tr>
+      <w:tr>
+        <w:tc>
+          <w:tcPr/>
+          <w:p>
+            <w:pPr>
+              <w:pStyle w:val="Compact"/>
+              <w:spacing w:line="240" w:lineRule="auto"/>
+              <w:ind w:firstLine="0"/>
+              <w:jc w:val="left"/>
+            </w:pPr>
+            <w:r>
+              <w:rPr>
+                <w:rFonts w:ascii="Times New Roman" w:hAnsi="Times New Roman"/>
+                <w:sz w:val="20"/>
+              </w:rPr>
+              <w:t xml:space="preserve">Психологический профиль</w:t>
+            </w:r>
+          </w:p>
+        </w:tc>
+        <w:tc>
+          <w:tcPr/>
+          <w:p>
+            <w:pPr>
+              <w:pStyle w:val="Compact"/>
+              <w:spacing w:line="240" w:lineRule="auto"/>
+              <w:ind w:firstLine="0"/>
+              <w:jc w:val="left"/>
+            </w:pPr>
+            <w:r>
+              <w:rPr>
+                <w:rFonts w:ascii="Times New Roman" w:hAnsi="Times New Roman"/>
+                <w:sz w:val="20"/>
+              </w:rPr>
+              <w:t xml:space="preserve">учебное психологическое состояние заявителя (паника, плач, агрессия, ступор и др.) по перечню острых стрессовых реакций ЦЭПП МЧС России</w:t>
+            </w:r>
+          </w:p>
+        </w:tc>
+      </w:tr>
+      <w:tr>
+        <w:tc>
+          <w:tcPr/>
+          <w:p>
+            <w:pPr>
+              <w:pStyle w:val="Compact"/>
+              <w:spacing w:line="240" w:lineRule="auto"/>
+              <w:ind w:firstLine="0"/>
+              <w:jc w:val="left"/>
+            </w:pPr>
+            <w:r>
+              <w:rPr>
+                <w:rFonts w:ascii="Times New Roman" w:hAnsi="Times New Roman"/>
+                <w:sz w:val="20"/>
+              </w:rPr>
+              <w:t xml:space="preserve">Психологический модификатор</w:t>
+            </w:r>
+          </w:p>
+        </w:tc>
+        <w:tc>
+          <w:tcPr/>
+          <w:p>
+            <w:pPr>
+              <w:pStyle w:val="Compact"/>
+              <w:spacing w:line="240" w:lineRule="auto"/>
+              <w:ind w:firstLine="0"/>
+              <w:jc w:val="left"/>
+            </w:pPr>
+            <w:r>
+              <w:rPr>
+                <w:rFonts w:ascii="Times New Roman" w:hAnsi="Times New Roman"/>
+                <w:sz w:val="20"/>
+              </w:rPr>
+              <w:t xml:space="preserve">настройка занятия или сценария, добавляющая заявителю психологический профиль; включается и выключается преподавателем</w:t>
+            </w:r>
+          </w:p>
+        </w:tc>
+      </w:tr>
+      <w:tr>
+        <w:tc>
+          <w:tcPr/>
+          <w:p>
+            <w:pPr>
+              <w:pStyle w:val="Compact"/>
+              <w:spacing w:line="240" w:lineRule="auto"/>
+              <w:ind w:firstLine="0"/>
+              <w:jc w:val="left"/>
+            </w:pPr>
+            <w:r>
+              <w:rPr>
+                <w:rFonts w:ascii="Times New Roman" w:hAnsi="Times New Roman"/>
+                <w:sz w:val="20"/>
+              </w:rPr>
+              <w:t xml:space="preserve">ECCS</w:t>
+            </w:r>
+          </w:p>
+        </w:tc>
+        <w:tc>
+          <w:tcPr/>
+          <w:p>
+            <w:pPr>
+              <w:pStyle w:val="Compact"/>
+              <w:spacing w:line="240" w:lineRule="auto"/>
+              <w:ind w:firstLine="0"/>
+              <w:jc w:val="left"/>
+            </w:pPr>
+            <w:r>
+              <w:rPr>
+                <w:rFonts w:ascii="Times New Roman" w:hAnsi="Times New Roman"/>
+                <w:sz w:val="20"/>
+              </w:rPr>
+              <w:t xml:space="preserve">шкала эмоционального состояния и готовности звонящего к сотрудничеству IAED, уровни 1–5 (Clawson, Sinclair, 2001)</w:t>
+            </w:r>
+          </w:p>
+        </w:tc>
+      </w:tr>
+      <w:tr>
+        <w:tc>
+          <w:tcPr/>
+          <w:p>
+            <w:pPr>
+              <w:pStyle w:val="Compact"/>
+              <w:spacing w:line="240" w:lineRule="auto"/>
+              <w:ind w:firstLine="0"/>
+              <w:jc w:val="left"/>
+            </w:pPr>
+            <w:r>
+              <w:rPr>
+                <w:rFonts w:ascii="Times New Roman" w:hAnsi="Times New Roman"/>
+                <w:sz w:val="20"/>
+              </w:rPr>
+              <w:t xml:space="preserve">ЦЭПП МЧС</w:t>
+            </w:r>
+          </w:p>
+        </w:tc>
+        <w:tc>
+          <w:tcPr/>
+          <w:p>
+            <w:pPr>
+              <w:pStyle w:val="Compact"/>
+              <w:spacing w:line="240" w:lineRule="auto"/>
+              <w:ind w:firstLine="0"/>
+              <w:jc w:val="left"/>
+            </w:pPr>
+            <w:r>
+              <w:rPr>
+                <w:rFonts w:ascii="Times New Roman" w:hAnsi="Times New Roman"/>
+                <w:sz w:val="20"/>
+              </w:rPr>
+              <w:t xml:space="preserve">ФГБУ «Центр экстренной психологической помощи МЧС России»</w:t>
             </w:r>
           </w:p>
         </w:tc>
@@ -1753,6 +1943,18 @@
       </w:pPr>
       <w:r>
         <w:t xml:space="preserve">объективная оценка: сравнение работы с эталоном по формулам, экспертная правка преподавателем, отчёты и рекомендации;</w:t>
+      </w:r>
+    </w:p>
+    <w:p>
+      <w:pPr>
+        <w:pStyle w:val="Compact"/>
+        <w:numPr>
+          <w:ilvl w:val="0"/>
+          <w:numId w:val="1001"/>
+        </w:numPr>
+      </w:pPr>
+      <w:r>
+        <w:t xml:space="preserve">отработка работы с заявителем в стрессе: психологический модификатор воспроизводит состояния заявителя по официальным материалам МЧС России и Минздрава России, отдельный блок оценки проверяет речь оператора по профстандарту 12.002;</w:t>
       </w:r>
     </w:p>
     <w:p>
@@ -4296,7 +4498,7 @@
     </w:p>
     <w:bookmarkEnd w:id="26"/>
     <w:bookmarkEnd w:id="27"/>
-    <w:bookmarkStart w:id="34" w:name="методы-обработки-данных"/>
+    <w:bookmarkStart w:id="36" w:name="методы-обработки-данных"/>
     <w:p>
       <w:pPr>
         <w:pStyle w:val="Heading1"/>
@@ -4586,6 +4788,28 @@
       </w:pPr>
       <w:r>
         <w:t xml:space="preserve">При ошибке модели используется ответ по правилам; ответы кешируются в пределах сценария и раскрытых тем.</w:t>
+      </w:r>
+    </w:p>
+    <w:p>
+      <w:pPr>
+        <w:pStyle w:val="Compact"/>
+        <w:numPr>
+          <w:ilvl w:val="0"/>
+          <w:numId w:val="1005"/>
+        </w:numPr>
+      </w:pPr>
+      <w:r>
+        <w:rPr>
+          <w:b/>
+          <w:bCs/>
+        </w:rPr>
+        <w:t xml:space="preserve">Заявитель с психологическим профилем</w:t>
+      </w:r>
+      <w:r>
+        <w:t xml:space="preserve"> </w:t>
+      </w:r>
+      <w:r>
+        <w:t xml:space="preserve">(раздел «Психологический модификатор») сообщает только то, что человек в его состоянии может сообщить: состояние задаёт детерминированный движок, модель лишь «играет» его. Ответ модели проверяется до показа обучающемуся.</w:t>
       </w:r>
     </w:p>
     <w:bookmarkEnd w:id="30"/>
@@ -6114,7 +6338,7 @@
       </w:r>
     </w:p>
     <w:bookmarkEnd w:id="31"/>
-    <w:bookmarkStart w:id="32" w:name="метрики-достоверности-ии-оценки"/>
+    <w:bookmarkStart w:id="32" w:name="научно-методическая-основа"/>
     <w:p>
       <w:pPr>
         <w:pStyle w:val="Heading2"/>
@@ -6129,7 +6353,7 @@
         <w:tab/>
       </w:r>
       <w:r>
-        <w:t xml:space="preserve">Метрики достоверности ИИ-оценки</w:t>
+        <w:t xml:space="preserve">Научно-методическая основа</w:t>
       </w:r>
     </w:p>
     <w:p>
@@ -6137,7 +6361,7 @@
         <w:pStyle w:val="FirstParagraph"/>
       </w:pPr>
       <w:r>
-        <w:t xml:space="preserve">Методика и расчёт — модуль</w:t>
+        <w:t xml:space="preserve">Правила тренажёра, влияющие на обучение и оценку, взяты из официальных документов, учебных пособий государственных органов и рецензируемых исследований, а не придуманы командой. У каждого правила в коде и в каталогах есть ссылка на источник; обучающийся видит источник в пояснении ошибки. Реестры источников с проверенными ссылками, статусом проверки и выжимками — каталог репозитория</w:t>
       </w:r>
       <w:r>
         <w:t xml:space="preserve"> </w:t>
@@ -6146,55 +6370,10 @@
         <w:rPr>
           <w:rStyle w:val="VerbatimChar"/>
         </w:rPr>
-        <w:t xml:space="preserve">assessment/domain/validation.py</w:t>
-      </w:r>
-      <w:r>
-        <w:t xml:space="preserve">. Результаты показываются на экране преподавателя «Достоверность» и выгружаются утилитой</w:t>
-      </w:r>
-      <w:r>
-        <w:t xml:space="preserve"> </w:t>
-      </w:r>
-      <w:r>
-        <w:rPr>
-          <w:rStyle w:val="VerbatimChar"/>
-        </w:rPr>
-        <w:t xml:space="preserve">backend/tools/validate_ai.py</w:t>
-      </w:r>
-      <w:r>
-        <w:t xml:space="preserve"> </w:t>
-      </w:r>
-      <w:r>
-        <w:t xml:space="preserve">в отчёт</w:t>
-      </w:r>
-      <w:r>
-        <w:t xml:space="preserve"> </w:t>
-      </w:r>
-      <w:r>
-        <w:rPr>
-          <w:rStyle w:val="VerbatimChar"/>
-        </w:rPr>
-        <w:t xml:space="preserve">docs/validation/Достоверность_автооценки.md</w:t>
-      </w:r>
-      <w:r>
-        <w:t xml:space="preserve">.</w:t>
-      </w:r>
-    </w:p>
-    <w:p>
-      <w:pPr>
-        <w:pStyle w:val="BodyText"/>
-      </w:pPr>
-      <w:r>
-        <w:rPr>
-          <w:b/>
-          <w:bCs/>
-        </w:rPr>
-        <w:t xml:space="preserve">Бенчмарк известных ошибок.</w:t>
-      </w:r>
-      <w:r>
-        <w:t xml:space="preserve"> </w:t>
-      </w:r>
-      <w:r>
-        <w:t xml:space="preserve">Для каждого утверждённого сценария строится карточка, заполненная точно по эталону, и её копии с одной известной ошибкой: 15 видов для карточки 112 и 7 для работы ДДС. Меряются:</w:t>
+        <w:t xml:space="preserve">docs/research/</w:t>
+      </w:r>
+      <w:r>
+        <w:t xml:space="preserve">:</w:t>
       </w:r>
     </w:p>
     <w:p>
@@ -6206,7 +6385,16 @@
         </w:numPr>
       </w:pPr>
       <w:r>
-        <w:t xml:space="preserve">чувствительность — ошибка найдена: критерий снижен, есть замечание;</w:t>
+        <w:rPr>
+          <w:rStyle w:val="VerbatimChar"/>
+        </w:rPr>
+        <w:t xml:space="preserve">Подготовка_персонала_112_и_ЕДДС.md</w:t>
+      </w:r>
+      <w:r>
+        <w:t xml:space="preserve"> </w:t>
+      </w:r>
+      <w:r>
+        <w:t xml:space="preserve">— 21 источник о подготовке, нормативах и допуске;</w:t>
       </w:r>
     </w:p>
     <w:p>
@@ -6218,7 +6406,773 @@
         </w:numPr>
       </w:pPr>
       <w:r>
-        <w:t xml:space="preserve">локализация — остальные критерии не задеты;</w:t>
+        <w:rPr>
+          <w:rStyle w:val="VerbatimChar"/>
+        </w:rPr>
+        <w:t xml:space="preserve">psychology/</w:t>
+      </w:r>
+      <w:r>
+        <w:t xml:space="preserve"> </w:t>
+      </w:r>
+      <w:r>
+        <w:t xml:space="preserve">— около 100 источников по экстремальной психологии и методам оценки.</w:t>
+      </w:r>
+    </w:p>
+    <w:tbl>
+      <w:tblPr>
+        <w:tblW w:type="pct" w:w="5000"/>
+        <w:tblLayout w:type="fixed"/>
+        <w:tblLook w:firstRow="1" w:lastRow="0" w:firstColumn="0" w:lastColumn="0" w:noHBand="0" w:noVBand="0" w:val="0020"/>
+        <w:tblBorders>
+          <w:top w:val="single" w:sz="4" w:color="000000"/>
+          <w:left w:val="single" w:sz="4" w:color="000000"/>
+          <w:bottom w:val="single" w:sz="4" w:color="000000"/>
+          <w:right w:val="single" w:sz="4" w:color="000000"/>
+          <w:insideH w:val="single" w:sz="4" w:color="000000"/>
+          <w:insideV w:val="single" w:sz="4" w:color="000000"/>
+        </w:tblBorders>
+      </w:tblPr>
+      <w:tblGrid>
+        <w:gridCol w:w="2854"/>
+        <w:gridCol w:w="2211"/>
+        <w:gridCol w:w="2854"/>
+      </w:tblGrid>
+      <w:tr>
+        <w:trPr>
+          <w:tblHeader w:val="on"/>
+        </w:trPr>
+        <w:tc>
+          <w:tcPr/>
+          <w:p>
+            <w:pPr>
+              <w:pStyle w:val="Compact"/>
+              <w:spacing w:line="240" w:lineRule="auto"/>
+              <w:ind w:firstLine="0"/>
+              <w:jc w:val="left"/>
+            </w:pPr>
+            <w:r>
+              <w:rPr>
+                <w:rFonts w:ascii="Times New Roman" w:hAnsi="Times New Roman"/>
+                <w:sz w:val="20"/>
+              </w:rPr>
+              <w:t xml:space="preserve">Документ</w:t>
+            </w:r>
+          </w:p>
+        </w:tc>
+        <w:tc>
+          <w:tcPr/>
+          <w:p>
+            <w:pPr>
+              <w:pStyle w:val="Compact"/>
+              <w:spacing w:line="240" w:lineRule="auto"/>
+              <w:ind w:firstLine="0"/>
+              <w:jc w:val="left"/>
+            </w:pPr>
+            <w:r>
+              <w:rPr>
+                <w:rFonts w:ascii="Times New Roman" w:hAnsi="Times New Roman"/>
+                <w:sz w:val="20"/>
+              </w:rPr>
+              <w:t xml:space="preserve">Статус</w:t>
+            </w:r>
+          </w:p>
+        </w:tc>
+        <w:tc>
+          <w:tcPr/>
+          <w:p>
+            <w:pPr>
+              <w:pStyle w:val="Compact"/>
+              <w:spacing w:line="240" w:lineRule="auto"/>
+              <w:ind w:firstLine="0"/>
+              <w:jc w:val="left"/>
+            </w:pPr>
+            <w:r>
+              <w:rPr>
+                <w:rFonts w:ascii="Times New Roman" w:hAnsi="Times New Roman"/>
+                <w:sz w:val="20"/>
+              </w:rPr>
+              <w:t xml:space="preserve">Где используется</w:t>
+            </w:r>
+          </w:p>
+        </w:tc>
+      </w:tr>
+      <w:tr>
+        <w:tc>
+          <w:tcPr/>
+          <w:p>
+            <w:pPr>
+              <w:pStyle w:val="Compact"/>
+              <w:spacing w:line="240" w:lineRule="auto"/>
+              <w:ind w:firstLine="0"/>
+              <w:jc w:val="left"/>
+            </w:pPr>
+            <w:r>
+              <w:rPr>
+                <w:rFonts w:ascii="Times New Roman" w:hAnsi="Times New Roman"/>
+                <w:sz w:val="20"/>
+              </w:rPr>
+              <w:t xml:space="preserve">Постановление Правительства РФ от 12.11.2021 № 1931 (ред. от 28.07.2025 № 1115)</w:t>
+            </w:r>
+          </w:p>
+        </w:tc>
+        <w:tc>
+          <w:tcPr/>
+          <w:p>
+            <w:pPr>
+              <w:pStyle w:val="Compact"/>
+              <w:spacing w:line="240" w:lineRule="auto"/>
+              <w:ind w:firstLine="0"/>
+              <w:jc w:val="left"/>
+            </w:pPr>
+            <w:r>
+              <w:rPr>
+                <w:rFonts w:ascii="Times New Roman" w:hAnsi="Times New Roman"/>
+                <w:sz w:val="20"/>
+              </w:rPr>
+              <w:t xml:space="preserve">нормативный правовой акт</w:t>
+            </w:r>
+          </w:p>
+        </w:tc>
+        <w:tc>
+          <w:tcPr/>
+          <w:p>
+            <w:pPr>
+              <w:pStyle w:val="Compact"/>
+              <w:spacing w:line="240" w:lineRule="auto"/>
+              <w:ind w:firstLine="0"/>
+              <w:jc w:val="left"/>
+            </w:pPr>
+            <w:r>
+              <w:rPr>
+                <w:rFonts w:ascii="Times New Roman" w:hAnsi="Times New Roman"/>
+                <w:sz w:val="20"/>
+              </w:rPr>
+              <w:t xml:space="preserve">норматив карточки 75 с и решения ДДС 30 с; психологическая поддержка по номеру 112 — до 30 мин; обратный вызов при обрыве</w:t>
+            </w:r>
+          </w:p>
+        </w:tc>
+      </w:tr>
+      <w:tr>
+        <w:tc>
+          <w:tcPr/>
+          <w:p>
+            <w:pPr>
+              <w:pStyle w:val="Compact"/>
+              <w:spacing w:line="240" w:lineRule="auto"/>
+              <w:ind w:firstLine="0"/>
+              <w:jc w:val="left"/>
+            </w:pPr>
+            <w:r>
+              <w:rPr>
+                <w:rFonts w:ascii="Times New Roman" w:hAnsi="Times New Roman"/>
+                <w:sz w:val="20"/>
+              </w:rPr>
+              <w:t xml:space="preserve">Профессиональный стандарт 12.002 «Специалист по приему и обработке экстренных вызовов», приказ Минтруда России от 06.10.2021 № 681н</w:t>
+            </w:r>
+          </w:p>
+        </w:tc>
+        <w:tc>
+          <w:tcPr/>
+          <w:p>
+            <w:pPr>
+              <w:pStyle w:val="Compact"/>
+              <w:spacing w:line="240" w:lineRule="auto"/>
+              <w:ind w:firstLine="0"/>
+              <w:jc w:val="left"/>
+            </w:pPr>
+            <w:r>
+              <w:rPr>
+                <w:rFonts w:ascii="Times New Roman" w:hAnsi="Times New Roman"/>
+                <w:sz w:val="20"/>
+              </w:rPr>
+              <w:t xml:space="preserve">профессиональный стандарт</w:t>
+            </w:r>
+          </w:p>
+        </w:tc>
+        <w:tc>
+          <w:tcPr/>
+          <w:p>
+            <w:pPr>
+              <w:pStyle w:val="Compact"/>
+              <w:spacing w:line="240" w:lineRule="auto"/>
+              <w:ind w:firstLine="0"/>
+              <w:jc w:val="left"/>
+            </w:pPr>
+            <w:r>
+              <w:rPr>
+                <w:rFonts w:ascii="Times New Roman" w:hAnsi="Times New Roman"/>
+                <w:sz w:val="20"/>
+              </w:rPr>
+              <w:t xml:space="preserve">критерии автооценки карточки (трудовые действия A/01); блок «Работа с заявителем»: оценивать и учитывать психологическое состояние заявителя, противостоять давлению, невербальные атрибуты речи; ТФ C/04.6 — аудиоконтроль адекватности речи оператора состоянию заявителя</w:t>
+            </w:r>
+          </w:p>
+        </w:tc>
+      </w:tr>
+      <w:tr>
+        <w:tc>
+          <w:tcPr/>
+          <w:p>
+            <w:pPr>
+              <w:pStyle w:val="Compact"/>
+              <w:spacing w:line="240" w:lineRule="auto"/>
+              <w:ind w:firstLine="0"/>
+              <w:jc w:val="left"/>
+            </w:pPr>
+            <w:r>
+              <w:rPr>
+                <w:rFonts w:ascii="Times New Roman" w:hAnsi="Times New Roman"/>
+                <w:sz w:val="20"/>
+              </w:rPr>
+              <w:t xml:space="preserve">Методические рекомендации МЧС России по обучению персонала системы-112 (2014; с ДОТ — 2015)</w:t>
+            </w:r>
+          </w:p>
+        </w:tc>
+        <w:tc>
+          <w:tcPr/>
+          <w:p>
+            <w:pPr>
+              <w:pStyle w:val="Compact"/>
+              <w:spacing w:line="240" w:lineRule="auto"/>
+              <w:ind w:firstLine="0"/>
+              <w:jc w:val="left"/>
+            </w:pPr>
+            <w:r>
+              <w:rPr>
+                <w:rFonts w:ascii="Times New Roman" w:hAnsi="Times New Roman"/>
+                <w:sz w:val="20"/>
+              </w:rPr>
+              <w:t xml:space="preserve">методические рекомендации федерального органа</w:t>
+            </w:r>
+          </w:p>
+        </w:tc>
+        <w:tc>
+          <w:tcPr/>
+          <w:p>
+            <w:pPr>
+              <w:pStyle w:val="Compact"/>
+              <w:spacing w:line="240" w:lineRule="auto"/>
+              <w:ind w:firstLine="0"/>
+              <w:jc w:val="left"/>
+            </w:pPr>
+            <w:r>
+              <w:rPr>
+                <w:rFonts w:ascii="Times New Roman" w:hAnsi="Times New Roman"/>
+                <w:sz w:val="20"/>
+              </w:rPr>
+              <w:t xml:space="preserve">учебные цели: определить психологическое состояние заявителя, поддержать, привлечь психолога, культура речи и активное слушание</w:t>
+            </w:r>
+          </w:p>
+        </w:tc>
+      </w:tr>
+      <w:tr>
+        <w:tc>
+          <w:tcPr/>
+          <w:p>
+            <w:pPr>
+              <w:pStyle w:val="Compact"/>
+              <w:spacing w:line="240" w:lineRule="auto"/>
+              <w:ind w:firstLine="0"/>
+              <w:jc w:val="left"/>
+            </w:pPr>
+            <w:r>
+              <w:rPr>
+                <w:rFonts w:ascii="Times New Roman" w:hAnsi="Times New Roman"/>
+                <w:sz w:val="20"/>
+              </w:rPr>
+              <w:t xml:space="preserve">ФГБУ ЦЭПП МЧС России. «Психологическая поддержка», практическое пособие (2023); «Экстренная допсихологическая помощь» (2012); учебные материалы Южного филиала ЦЭПП</w:t>
+            </w:r>
+          </w:p>
+        </w:tc>
+        <w:tc>
+          <w:tcPr/>
+          <w:p>
+            <w:pPr>
+              <w:pStyle w:val="Compact"/>
+              <w:spacing w:line="240" w:lineRule="auto"/>
+              <w:ind w:firstLine="0"/>
+              <w:jc w:val="left"/>
+            </w:pPr>
+            <w:r>
+              <w:rPr>
+                <w:rFonts w:ascii="Times New Roman" w:hAnsi="Times New Roman"/>
+                <w:sz w:val="20"/>
+              </w:rPr>
+              <w:t xml:space="preserve">учебные пособия МЧС России</w:t>
+            </w:r>
+          </w:p>
+        </w:tc>
+        <w:tc>
+          <w:tcPr/>
+          <w:p>
+            <w:pPr>
+              <w:pStyle w:val="Compact"/>
+              <w:spacing w:line="240" w:lineRule="auto"/>
+              <w:ind w:firstLine="0"/>
+              <w:jc w:val="left"/>
+            </w:pPr>
+            <w:r>
+              <w:rPr>
+                <w:rFonts w:ascii="Times New Roman" w:hAnsi="Times New Roman"/>
+                <w:sz w:val="20"/>
+              </w:rPr>
+              <w:t xml:space="preserve">перечень острых стрессовых реакций, их признаки, приёмы помощи и недопустимые действия — каталог профилей и словарь ошибок оператора</w:t>
+            </w:r>
+          </w:p>
+        </w:tc>
+      </w:tr>
+      <w:tr>
+        <w:tc>
+          <w:tcPr/>
+          <w:p>
+            <w:pPr>
+              <w:pStyle w:val="Compact"/>
+              <w:spacing w:line="240" w:lineRule="auto"/>
+              <w:ind w:firstLine="0"/>
+              <w:jc w:val="left"/>
+            </w:pPr>
+            <w:r>
+              <w:rPr>
+                <w:rFonts w:ascii="Times New Roman" w:hAnsi="Times New Roman"/>
+                <w:sz w:val="20"/>
+              </w:rPr>
+              <w:t xml:space="preserve">Дежурный Л.И., Шойгу Ю.С., Неудахин Г.В. и др. «Первая помощь», учебное пособие Минздрава России (2025); приказ Минздрава России от 03.05.2024 № 220н</w:t>
+            </w:r>
+          </w:p>
+        </w:tc>
+        <w:tc>
+          <w:tcPr/>
+          <w:p>
+            <w:pPr>
+              <w:pStyle w:val="Compact"/>
+              <w:spacing w:line="240" w:lineRule="auto"/>
+              <w:ind w:firstLine="0"/>
+              <w:jc w:val="left"/>
+            </w:pPr>
+            <w:r>
+              <w:rPr>
+                <w:rFonts w:ascii="Times New Roman" w:hAnsi="Times New Roman"/>
+                <w:sz w:val="20"/>
+              </w:rPr>
+              <w:t xml:space="preserve">учебное пособие и приказ федерального органа</w:t>
+            </w:r>
+          </w:p>
+        </w:tc>
+        <w:tc>
+          <w:tcPr/>
+          <w:p>
+            <w:pPr>
+              <w:pStyle w:val="Compact"/>
+              <w:spacing w:line="240" w:lineRule="auto"/>
+              <w:ind w:firstLine="0"/>
+              <w:jc w:val="left"/>
+            </w:pPr>
+            <w:r>
+              <w:rPr>
+                <w:rFonts w:ascii="Times New Roman" w:hAnsi="Times New Roman"/>
+                <w:sz w:val="20"/>
+              </w:rPr>
+              <w:t xml:space="preserve">речевой стандарт: короткие фразы, побудительное наклонение, без частицы «не», без слов «паника», «ужас», «катастрофа», только правда</w:t>
+            </w:r>
+          </w:p>
+        </w:tc>
+      </w:tr>
+      <w:tr>
+        <w:tc>
+          <w:tcPr/>
+          <w:p>
+            <w:pPr>
+              <w:pStyle w:val="Compact"/>
+              <w:spacing w:line="240" w:lineRule="auto"/>
+              <w:ind w:firstLine="0"/>
+              <w:jc w:val="left"/>
+            </w:pPr>
+            <w:r>
+              <w:rPr>
+                <w:rFonts w:ascii="Times New Roman" w:hAnsi="Times New Roman"/>
+                <w:sz w:val="20"/>
+              </w:rPr>
+              <w:t xml:space="preserve">Программа подготовки дежурно-диспетчерского персонала ЕДДС (протокол Правкомиссии от 31.10.2023 № 9)</w:t>
+            </w:r>
+          </w:p>
+        </w:tc>
+        <w:tc>
+          <w:tcPr/>
+          <w:p>
+            <w:pPr>
+              <w:pStyle w:val="Compact"/>
+              <w:spacing w:line="240" w:lineRule="auto"/>
+              <w:ind w:firstLine="0"/>
+              <w:jc w:val="left"/>
+            </w:pPr>
+            <w:r>
+              <w:rPr>
+                <w:rFonts w:ascii="Times New Roman" w:hAnsi="Times New Roman"/>
+                <w:sz w:val="20"/>
+              </w:rPr>
+              <w:t xml:space="preserve">утверждённая программа</w:t>
+            </w:r>
+          </w:p>
+        </w:tc>
+        <w:tc>
+          <w:tcPr/>
+          <w:p>
+            <w:pPr>
+              <w:pStyle w:val="Compact"/>
+              <w:spacing w:line="240" w:lineRule="auto"/>
+              <w:ind w:firstLine="0"/>
+              <w:jc w:val="left"/>
+            </w:pPr>
+            <w:r>
+              <w:rPr>
+                <w:rFonts w:ascii="Times New Roman" w:hAnsi="Times New Roman"/>
+                <w:sz w:val="20"/>
+              </w:rPr>
+              <w:t xml:space="preserve">шкала готовности к допуску 90 / 75 / 60 %</w:t>
+            </w:r>
+          </w:p>
+        </w:tc>
+      </w:tr>
+      <w:tr>
+        <w:tc>
+          <w:tcPr/>
+          <w:p>
+            <w:pPr>
+              <w:pStyle w:val="Compact"/>
+              <w:spacing w:line="240" w:lineRule="auto"/>
+              <w:ind w:firstLine="0"/>
+              <w:jc w:val="left"/>
+            </w:pPr>
+            <w:r>
+              <w:rPr>
+                <w:rFonts w:ascii="Times New Roman" w:hAnsi="Times New Roman"/>
+                <w:sz w:val="20"/>
+              </w:rPr>
+              <w:t xml:space="preserve">ГОСТ Р 22.7.01-2021 «Единая дежурно-диспетчерская служба. Основные положения»</w:t>
+            </w:r>
+          </w:p>
+        </w:tc>
+        <w:tc>
+          <w:tcPr/>
+          <w:p>
+            <w:pPr>
+              <w:pStyle w:val="Compact"/>
+              <w:spacing w:line="240" w:lineRule="auto"/>
+              <w:ind w:firstLine="0"/>
+              <w:jc w:val="left"/>
+            </w:pPr>
+            <w:r>
+              <w:rPr>
+                <w:rFonts w:ascii="Times New Roman" w:hAnsi="Times New Roman"/>
+                <w:sz w:val="20"/>
+              </w:rPr>
+              <w:t xml:space="preserve">национальный стандарт</w:t>
+            </w:r>
+          </w:p>
+        </w:tc>
+        <w:tc>
+          <w:tcPr/>
+          <w:p>
+            <w:pPr>
+              <w:pStyle w:val="Compact"/>
+              <w:spacing w:line="240" w:lineRule="auto"/>
+              <w:ind w:firstLine="0"/>
+              <w:jc w:val="left"/>
+            </w:pPr>
+            <w:r>
+              <w:rPr>
+                <w:rFonts w:ascii="Times New Roman" w:hAnsi="Times New Roman"/>
+                <w:sz w:val="20"/>
+              </w:rPr>
+              <w:t xml:space="preserve">разбор смены (подведение итогов)</w:t>
+            </w:r>
+          </w:p>
+        </w:tc>
+      </w:tr>
+      <w:tr>
+        <w:tc>
+          <w:tcPr/>
+          <w:p>
+            <w:pPr>
+              <w:pStyle w:val="Compact"/>
+              <w:spacing w:line="240" w:lineRule="auto"/>
+              <w:ind w:firstLine="0"/>
+              <w:jc w:val="left"/>
+            </w:pPr>
+            <w:r>
+              <w:rPr>
+                <w:rFonts w:ascii="Times New Roman" w:hAnsi="Times New Roman"/>
+                <w:sz w:val="20"/>
+              </w:rPr>
+              <w:t xml:space="preserve">Приказ МЧС России от 14.03.2022 № 192, форма 1/112</w:t>
+            </w:r>
+          </w:p>
+        </w:tc>
+        <w:tc>
+          <w:tcPr/>
+          <w:p>
+            <w:pPr>
+              <w:pStyle w:val="Compact"/>
+              <w:spacing w:line="240" w:lineRule="auto"/>
+              <w:ind w:firstLine="0"/>
+              <w:jc w:val="left"/>
+            </w:pPr>
+            <w:r>
+              <w:rPr>
+                <w:rFonts w:ascii="Times New Roman" w:hAnsi="Times New Roman"/>
+                <w:sz w:val="20"/>
+              </w:rPr>
+              <w:t xml:space="preserve">ведомственный приказ</w:t>
+            </w:r>
+          </w:p>
+        </w:tc>
+        <w:tc>
+          <w:tcPr/>
+          <w:p>
+            <w:pPr>
+              <w:pStyle w:val="Compact"/>
+              <w:spacing w:line="240" w:lineRule="auto"/>
+              <w:ind w:firstLine="0"/>
+              <w:jc w:val="left"/>
+            </w:pPr>
+            <w:r>
+              <w:rPr>
+                <w:rFonts w:ascii="Times New Roman" w:hAnsi="Times New Roman"/>
+                <w:sz w:val="20"/>
+              </w:rPr>
+              <w:t xml:space="preserve">отчёт «норматив / факт»</w:t>
+            </w:r>
+          </w:p>
+        </w:tc>
+      </w:tr>
+      <w:tr>
+        <w:tc>
+          <w:tcPr/>
+          <w:p>
+            <w:pPr>
+              <w:pStyle w:val="Compact"/>
+              <w:spacing w:line="240" w:lineRule="auto"/>
+              <w:ind w:firstLine="0"/>
+              <w:jc w:val="left"/>
+            </w:pPr>
+            <w:r>
+              <w:rPr>
+                <w:rFonts w:ascii="Times New Roman" w:hAnsi="Times New Roman"/>
+                <w:sz w:val="20"/>
+              </w:rPr>
+              <w:t xml:space="preserve">Шкала ECCS IAED (Clawson, Sinclair, Prehospital Emergency Care, 2001)</w:t>
+            </w:r>
+          </w:p>
+        </w:tc>
+        <w:tc>
+          <w:tcPr/>
+          <w:p>
+            <w:pPr>
+              <w:pStyle w:val="Compact"/>
+              <w:spacing w:line="240" w:lineRule="auto"/>
+              <w:ind w:firstLine="0"/>
+              <w:jc w:val="left"/>
+            </w:pPr>
+            <w:r>
+              <w:rPr>
+                <w:rFonts w:ascii="Times New Roman" w:hAnsi="Times New Roman"/>
+                <w:sz w:val="20"/>
+              </w:rPr>
+              <w:t xml:space="preserve">рецензируемое исследование, отраслевой стандарт</w:t>
+            </w:r>
+          </w:p>
+        </w:tc>
+        <w:tc>
+          <w:tcPr/>
+          <w:p>
+            <w:pPr>
+              <w:pStyle w:val="Compact"/>
+              <w:spacing w:line="240" w:lineRule="auto"/>
+              <w:ind w:firstLine="0"/>
+              <w:jc w:val="left"/>
+            </w:pPr>
+            <w:r>
+              <w:rPr>
+                <w:rFonts w:ascii="Times New Roman" w:hAnsi="Times New Roman"/>
+                <w:sz w:val="20"/>
+              </w:rPr>
+              <w:t xml:space="preserve">уровень состояния заявителя 1–5</w:t>
+            </w:r>
+          </w:p>
+        </w:tc>
+      </w:tr>
+      <w:tr>
+        <w:tc>
+          <w:tcPr/>
+          <w:p>
+            <w:pPr>
+              <w:pStyle w:val="Compact"/>
+              <w:spacing w:line="240" w:lineRule="auto"/>
+              <w:ind w:firstLine="0"/>
+              <w:jc w:val="left"/>
+            </w:pPr>
+            <w:r>
+              <w:rPr>
+                <w:rFonts w:ascii="Times New Roman" w:hAnsi="Times New Roman"/>
+                <w:sz w:val="20"/>
+              </w:rPr>
+              <w:t xml:space="preserve">APCO/NENA ANS 1.107.2-2025 (контроль качества вызовов); APCO ANS 3.103.3-2025 (обучение); NENA-STA-001 (суицидальные звонящие); NENA-STA-020.1-2020 (обработка вызова)</w:t>
+            </w:r>
+          </w:p>
+        </w:tc>
+        <w:tc>
+          <w:tcPr/>
+          <w:p>
+            <w:pPr>
+              <w:pStyle w:val="Compact"/>
+              <w:spacing w:line="240" w:lineRule="auto"/>
+              <w:ind w:firstLine="0"/>
+              <w:jc w:val="left"/>
+            </w:pPr>
+            <w:r>
+              <w:rPr>
+                <w:rFonts w:ascii="Times New Roman" w:hAnsi="Times New Roman"/>
+                <w:sz w:val="20"/>
+              </w:rPr>
+              <w:t xml:space="preserve">американские национальные стандарты (ANSI)</w:t>
+            </w:r>
+          </w:p>
+        </w:tc>
+        <w:tc>
+          <w:tcPr/>
+          <w:p>
+            <w:pPr>
+              <w:pStyle w:val="Compact"/>
+              <w:spacing w:line="240" w:lineRule="auto"/>
+              <w:ind w:firstLine="0"/>
+              <w:jc w:val="left"/>
+            </w:pPr>
+            <w:r>
+              <w:rPr>
+                <w:rFonts w:ascii="Times New Roman" w:hAnsi="Times New Roman"/>
+                <w:sz w:val="20"/>
+              </w:rPr>
+              <w:t xml:space="preserve">контроль звонка, спокойствие, «мёртвое время», повторная настойчивость, прямой вопрос о суициде, «тёплая» передача</w:t>
+            </w:r>
+          </w:p>
+        </w:tc>
+      </w:tr>
+      <w:tr>
+        <w:tc>
+          <w:tcPr/>
+          <w:p>
+            <w:pPr>
+              <w:pStyle w:val="Compact"/>
+              <w:spacing w:line="240" w:lineRule="auto"/>
+              <w:ind w:firstLine="0"/>
+              <w:jc w:val="left"/>
+            </w:pPr>
+            <w:r>
+              <w:rPr>
+                <w:rFonts w:ascii="Times New Roman" w:hAnsi="Times New Roman"/>
+                <w:sz w:val="20"/>
+              </w:rPr>
+              <w:t xml:space="preserve">ВОЗ «Первая психологическая помощь: руководство для работников на местах» (2011, рус. пер. 2014)</w:t>
+            </w:r>
+          </w:p>
+        </w:tc>
+        <w:tc>
+          <w:tcPr/>
+          <w:p>
+            <w:pPr>
+              <w:pStyle w:val="Compact"/>
+              <w:spacing w:line="240" w:lineRule="auto"/>
+              <w:ind w:firstLine="0"/>
+              <w:jc w:val="left"/>
+            </w:pPr>
+            <w:r>
+              <w:rPr>
+                <w:rFonts w:ascii="Times New Roman" w:hAnsi="Times New Roman"/>
+                <w:sz w:val="20"/>
+              </w:rPr>
+              <w:t xml:space="preserve">руководство ВОЗ</w:t>
+            </w:r>
+          </w:p>
+        </w:tc>
+        <w:tc>
+          <w:tcPr/>
+          <w:p>
+            <w:pPr>
+              <w:pStyle w:val="Compact"/>
+              <w:spacing w:line="240" w:lineRule="auto"/>
+              <w:ind w:firstLine="0"/>
+              <w:jc w:val="left"/>
+            </w:pPr>
+            <w:r>
+              <w:rPr>
+                <w:rFonts w:ascii="Times New Roman" w:hAnsi="Times New Roman"/>
+                <w:sz w:val="20"/>
+              </w:rPr>
+              <w:t xml:space="preserve">недопустимые обещания и обесценивание</w:t>
+            </w:r>
+          </w:p>
+        </w:tc>
+      </w:tr>
+    </w:tbl>
+    <w:p>
+      <w:pPr>
+        <w:pStyle w:val="BodyText"/>
+      </w:pPr>
+      <w:r>
+        <w:t xml:space="preserve">Устаревшие рекомендации отбрасываются явно. Например, «пощёчина» и «вода в лицо» при истерике из учебника 2007 г. в тренажёре считаются критической ошибкой: пособия ЦЭПП 2012 и 2023 гг. и Минздрава 2025 г. их прямо запрещают.</w:t>
+      </w:r>
+    </w:p>
+    <w:bookmarkEnd w:id="32"/>
+    <w:bookmarkStart w:id="33" w:name="психологический-модификатор"/>
+    <w:p>
+      <w:pPr>
+        <w:pStyle w:val="Heading2"/>
+      </w:pPr>
+      <w:r>
+        <w:rPr>
+          <w:rStyle w:val="SectionNumber"/>
+        </w:rPr>
+        <w:t xml:space="preserve">5.6</w:t>
+      </w:r>
+      <w:r>
+        <w:tab/>
+      </w:r>
+      <w:r>
+        <w:t xml:space="preserve">Психологический модификатор</w:t>
+      </w:r>
+    </w:p>
+    <w:p>
+      <w:pPr>
+        <w:pStyle w:val="FirstParagraph"/>
+      </w:pPr>
+      <w:r>
+        <w:t xml:space="preserve">Назначение — отработать работу с заявителем в стрессе. На это прямо указывает профстандарт 12.002, а в практике ГБУ «Система 112» новичков проверяют ролевыми звонками с «неудобным» заявителем. Модификатор ортогонален сценарию: легенда и эталоны не меняются. Преподаватель включает его в настройках занятия (доля звонков, профили, интенсивность, вес блока) или закрепляет профиль за сценарием в банке. Без модификатора тренажёр работает как раньше, это закреплено регрессионными тестами. Решение — ADR-0011.</w:t>
+      </w:r>
+    </w:p>
+    <w:p>
+      <w:pPr>
+        <w:pStyle w:val="BodyText"/>
+      </w:pPr>
+      <w:r>
+        <w:rPr>
+          <w:b/>
+          <w:bCs/>
+        </w:rPr>
+        <w:t xml:space="preserve">Каталог профилей</w:t>
+      </w:r>
+      <w:r>
+        <w:t xml:space="preserve"> </w:t>
+      </w:r>
+      <w:r>
+        <w:t xml:space="preserve">(</w:t>
+      </w:r>
+      <w:r>
+        <w:rPr>
+          <w:rStyle w:val="VerbatimChar"/>
+        </w:rPr>
+        <w:t xml:space="preserve">data/dictionaries/psy_profiles.yaml</w:t>
+      </w:r>
+      <w:r>
+        <w:t xml:space="preserve">, 15 профилей):</w:t>
       </w:r>
     </w:p>
     <w:p>
@@ -6226,11 +7180,11 @@
         <w:pStyle w:val="Compact"/>
         <w:numPr>
           <w:ilvl w:val="0"/>
-          <w:numId w:val="1011"/>
+          <w:numId w:val="1012"/>
         </w:numPr>
       </w:pPr>
       <w:r>
-        <w:t xml:space="preserve">специфичность — верная работа получает 100 баллов без замечаний;</w:t>
+        <w:t xml:space="preserve">острые стрессовые реакции по перечню ЦЭПП МЧС: страх и паника, плач, истероидная реакция, агрессия, тревога, апатия, ступор, психомоторное возбуждение, горе и вина;</w:t>
       </w:r>
     </w:p>
     <w:p>
@@ -6238,7 +7192,1514 @@
         <w:pStyle w:val="Compact"/>
         <w:numPr>
           <w:ilvl w:val="0"/>
-          <w:numId w:val="1011"/>
+          <w:numId w:val="1012"/>
+        </w:numPr>
+      </w:pPr>
+      <w:r>
+        <w:t xml:space="preserve">кризисные состояния: бред и галлюцинации, суицидальные высказывания;</w:t>
+      </w:r>
+    </w:p>
+    <w:p>
+      <w:pPr>
+        <w:pStyle w:val="Compact"/>
+        <w:numPr>
+          <w:ilvl w:val="0"/>
+          <w:numId w:val="1012"/>
+        </w:numPr>
+      </w:pPr>
+      <w:r>
+        <w:t xml:space="preserve">особые категории заявителей: ребёнок, пожилой, опьянение, ложный вызов.</w:t>
+      </w:r>
+    </w:p>
+    <w:p>
+      <w:pPr>
+        <w:pStyle w:val="FirstParagraph"/>
+      </w:pPr>
+      <w:r>
+        <w:t xml:space="preserve">Для каждого профиля заданы:</w:t>
+      </w:r>
+    </w:p>
+    <w:p>
+      <w:pPr>
+        <w:pStyle w:val="Compact"/>
+        <w:numPr>
+          <w:ilvl w:val="0"/>
+          <w:numId w:val="1013"/>
+        </w:numPr>
+      </w:pPr>
+      <w:r>
+        <w:t xml:space="preserve">стартовый уровень и нижняя граница;</w:t>
+      </w:r>
+    </w:p>
+    <w:p>
+      <w:pPr>
+        <w:pStyle w:val="Compact"/>
+        <w:numPr>
+          <w:ilvl w:val="0"/>
+          <w:numId w:val="1013"/>
+        </w:numPr>
+      </w:pPr>
+      <w:r>
+        <w:t xml:space="preserve">«стоимость» успокоения;</w:t>
+      </w:r>
+    </w:p>
+    <w:p>
+      <w:pPr>
+        <w:pStyle w:val="Compact"/>
+        <w:numPr>
+          <w:ilvl w:val="0"/>
+          <w:numId w:val="1013"/>
+        </w:numPr>
+      </w:pPr>
+      <w:r>
+        <w:t xml:space="preserve">помогающие и вредящие действия оператора;</w:t>
+      </w:r>
+    </w:p>
+    <w:p>
+      <w:pPr>
+        <w:pStyle w:val="Compact"/>
+        <w:numPr>
+          <w:ilvl w:val="0"/>
+          <w:numId w:val="1013"/>
+        </w:numPr>
+      </w:pPr>
+      <w:r>
+        <w:t xml:space="preserve">критические ошибки;</w:t>
+      </w:r>
+    </w:p>
+    <w:p>
+      <w:pPr>
+        <w:pStyle w:val="Compact"/>
+        <w:numPr>
+          <w:ilvl w:val="0"/>
+          <w:numId w:val="1013"/>
+        </w:numPr>
+      </w:pPr>
+      <w:r>
+        <w:t xml:space="preserve">обязательная маршрутизация (психолог, скорая);</w:t>
+      </w:r>
+    </w:p>
+    <w:p>
+      <w:pPr>
+        <w:pStyle w:val="Compact"/>
+        <w:numPr>
+          <w:ilvl w:val="0"/>
+          <w:numId w:val="1013"/>
+        </w:numPr>
+      </w:pPr>
+      <w:r>
+        <w:t xml:space="preserve">ворота раскрытия тем;</w:t>
+      </w:r>
+    </w:p>
+    <w:p>
+      <w:pPr>
+        <w:pStyle w:val="Compact"/>
+        <w:numPr>
+          <w:ilvl w:val="0"/>
+          <w:numId w:val="1013"/>
+        </w:numPr>
+      </w:pPr>
+      <w:r>
+        <w:t xml:space="preserve">речевое поведение по уровням;</w:t>
+      </w:r>
+    </w:p>
+    <w:p>
+      <w:pPr>
+        <w:pStyle w:val="Compact"/>
+        <w:numPr>
+          <w:ilvl w:val="0"/>
+          <w:numId w:val="1013"/>
+        </w:numPr>
+      </w:pPr>
+      <w:r>
+        <w:t xml:space="preserve">ссылки на источники.</w:t>
+      </w:r>
+    </w:p>
+    <w:p>
+      <w:pPr>
+        <w:pStyle w:val="FirstParagraph"/>
+      </w:pPr>
+      <w:r>
+        <w:t xml:space="preserve">Каталог проверяется при старте системы.</w:t>
+      </w:r>
+    </w:p>
+    <w:p>
+      <w:pPr>
+        <w:pStyle w:val="BodyText"/>
+      </w:pPr>
+      <w:r>
+        <w:rPr>
+          <w:b/>
+          <w:bCs/>
+        </w:rPr>
+        <w:t xml:space="preserve">Движок состояния</w:t>
+      </w:r>
+      <w:r>
+        <w:t xml:space="preserve"> </w:t>
+      </w:r>
+      <w:r>
+        <w:t xml:space="preserve">(</w:t>
+      </w:r>
+      <w:r>
+        <w:rPr>
+          <w:rStyle w:val="VerbatimChar"/>
+        </w:rPr>
+        <w:t xml:space="preserve">training/domain/psy.py</w:t>
+      </w:r>
+      <w:r>
+        <w:t xml:space="preserve">). Модель не хранит состояние, иначе заявитель «слишком кооперативен» и успокаивается за один-два хода: это показано в исследованиях LLM-симуляции пациентов PATIENT-Ψ, SimPatient, CARS.</w:t>
+      </w:r>
+    </w:p>
+    <w:p>
+      <w:pPr>
+        <w:pStyle w:val="Compact"/>
+        <w:numPr>
+          <w:ilvl w:val="0"/>
+          <w:numId w:val="1014"/>
+        </w:numPr>
+      </w:pPr>
+      <w:r>
+        <w:t xml:space="preserve">Уровень заявителя — по шкале ECCS 1–5. Также хранятся доверие к оператору и этап (для кризисных профилей).</w:t>
+      </w:r>
+    </w:p>
+    <w:p>
+      <w:pPr>
+        <w:pStyle w:val="Compact"/>
+        <w:numPr>
+          <w:ilvl w:val="0"/>
+          <w:numId w:val="1014"/>
+        </w:numPr>
+      </w:pPr>
+      <w:r>
+        <w:t xml:space="preserve">Эскалация быстрая: запрещённое действие поднимает уровень сразу. Грубость, угроза прекратить разговор или переспрашивание уже сообщённого возвращают уровень к стартовому.</w:t>
+      </w:r>
+    </w:p>
+    <w:p>
+      <w:pPr>
+        <w:pStyle w:val="Compact"/>
+        <w:numPr>
+          <w:ilvl w:val="0"/>
+          <w:numId w:val="1014"/>
+        </w:numPr>
+      </w:pPr>
+      <w:r>
+        <w:t xml:space="preserve">Деэскалация медленная: снижение на один уровень требует нескольких правильных действий подряд (стоимость профиля ± 1 по генератору звонка). Ниже нижней границы профиля уровень не опускается.</w:t>
+      </w:r>
+    </w:p>
+    <w:p>
+      <w:pPr>
+        <w:pStyle w:val="Compact"/>
+        <w:numPr>
+          <w:ilvl w:val="0"/>
+          <w:numId w:val="1014"/>
+        </w:numPr>
+      </w:pPr>
+      <w:r>
+        <w:t xml:space="preserve">События по времени (например, «огонь подошёл к двери» на 90-й секунде) поднимают уровень независимо от оператора.</w:t>
+      </w:r>
+    </w:p>
+    <w:p>
+      <w:pPr>
+        <w:pStyle w:val="Compact"/>
+        <w:numPr>
+          <w:ilvl w:val="0"/>
+          <w:numId w:val="1014"/>
+        </w:numPr>
+      </w:pPr>
+      <w:r>
+        <w:t xml:space="preserve">Тема легенды (адрес, этаж, имя…) доступна, пока уровень не выше её «ворот». Заявитель в панике не может назвать адрес, пока оператор его не «вернёт».</w:t>
+      </w:r>
+    </w:p>
+    <w:p>
+      <w:pPr>
+        <w:pStyle w:val="Compact"/>
+        <w:numPr>
+          <w:ilvl w:val="0"/>
+          <w:numId w:val="1014"/>
+        </w:numPr>
+      </w:pPr>
+      <w:r>
+        <w:t xml:space="preserve">Генератор звонка задаётся зерном, сохранённым в звонке: одинаковые действия дают одинаковую траекторию, и оценка воспроизводима.</w:t>
+      </w:r>
+    </w:p>
+    <w:p>
+      <w:pPr>
+        <w:pStyle w:val="FirstParagraph"/>
+      </w:pPr>
+      <w:r>
+        <w:rPr>
+          <w:b/>
+          <w:bCs/>
+        </w:rPr>
+        <w:t xml:space="preserve">Действия оператора</w:t>
+      </w:r>
+      <w:r>
+        <w:t xml:space="preserve"> </w:t>
+      </w:r>
+      <w:r>
+        <w:t xml:space="preserve">(</w:t>
+      </w:r>
+      <w:r>
+        <w:rPr>
+          <w:rStyle w:val="VerbatimChar"/>
+        </w:rPr>
+        <w:t xml:space="preserve">training/domain/psy_acts.py</w:t>
+      </w:r>
+      <w:r>
+        <w:t xml:space="preserve">) распознаются офлайн по словарям из тех же источников, 37 кодов:</w:t>
+      </w:r>
+    </w:p>
+    <w:p>
+      <w:pPr>
+        <w:pStyle w:val="Compact"/>
+        <w:numPr>
+          <w:ilvl w:val="0"/>
+          <w:numId w:val="1015"/>
+        </w:numPr>
+      </w:pPr>
+      <w:r>
+        <w:t xml:space="preserve">правильные: приветствие, обращение по имени, «я на линии», признание эмоции, повторная настойчивость, дыхание, подтверждение адреса, прямой вопрос о суициде, подключение психолога и др.;</w:t>
+      </w:r>
+    </w:p>
+    <w:p>
+      <w:pPr>
+        <w:pStyle w:val="Compact"/>
+        <w:numPr>
+          <w:ilvl w:val="0"/>
+          <w:numId w:val="1015"/>
+        </w:numPr>
+      </w:pPr>
+      <w:r>
+        <w:t xml:space="preserve">недопустимые: «успокойтесь», обесценивание, упрёк, грубость, угроза положить трубку, спор, ложное обещание, вредный совет, инструкция с «не», слова-триггеры, жаргон;</w:t>
+      </w:r>
+    </w:p>
+    <w:p>
+      <w:pPr>
+        <w:pStyle w:val="Compact"/>
+        <w:numPr>
+          <w:ilvl w:val="0"/>
+          <w:numId w:val="1015"/>
+        </w:numPr>
+      </w:pPr>
+      <w:r>
+        <w:t xml:space="preserve">события по времени и голосу: долгая пауза, перебивание, переспрашивание уже подтверждённого.</w:t>
+      </w:r>
+    </w:p>
+    <w:p>
+      <w:pPr>
+        <w:pStyle w:val="FirstParagraph"/>
+      </w:pPr>
+      <w:r>
+        <w:t xml:space="preserve">По флагу занятия реплику дополнительно размечает модель (задача</w:t>
+      </w:r>
+      <w:r>
+        <w:t xml:space="preserve"> </w:t>
+      </w:r>
+      <w:r>
+        <w:rPr>
+          <w:rStyle w:val="VerbatimChar"/>
+        </w:rPr>
+        <w:t xml:space="preserve">psy_acts</w:t>
+      </w:r>
+      <w:r>
+        <w:t xml:space="preserve">) по закрытому списку кодов.</w:t>
+      </w:r>
+    </w:p>
+    <w:p>
+      <w:pPr>
+        <w:pStyle w:val="BodyText"/>
+      </w:pPr>
+      <w:r>
+        <w:rPr>
+          <w:b/>
+          <w:bCs/>
+        </w:rPr>
+        <w:t xml:space="preserve">Реплика заявителя.</w:t>
+      </w:r>
+      <w:r>
+        <w:t xml:space="preserve"> </w:t>
+      </w:r>
+      <w:r>
+        <w:t xml:space="preserve">С моделью используется промпт</w:t>
+      </w:r>
+      <w:r>
+        <w:t xml:space="preserve"> </w:t>
+      </w:r>
+      <w:r>
+        <w:rPr>
+          <w:rStyle w:val="VerbatimChar"/>
+        </w:rPr>
+        <w:t xml:space="preserve">applicant_actor/v2</w:t>
+      </w:r>
+      <w:r>
+        <w:t xml:space="preserve">: в нём состояние, речевое поведение уровня и список тем, которые сейчас можно и нельзя сообщить; эталон в промпт не передаётся. Ответ модели не показывается, если он:</w:t>
+      </w:r>
+    </w:p>
+    <w:p>
+      <w:pPr>
+        <w:pStyle w:val="Compact"/>
+        <w:numPr>
+          <w:ilvl w:val="0"/>
+          <w:numId w:val="1016"/>
+        </w:numPr>
+      </w:pPr>
+      <w:r>
+        <w:t xml:space="preserve">раскрывает закрытую тему;</w:t>
+      </w:r>
+    </w:p>
+    <w:p>
+      <w:pPr>
+        <w:pStyle w:val="Compact"/>
+        <w:numPr>
+          <w:ilvl w:val="0"/>
+          <w:numId w:val="1016"/>
+        </w:numPr>
+      </w:pPr>
+      <w:r>
+        <w:t xml:space="preserve">содержит выход из роли («я ИИ», «обратитесь на линию доверия»);</w:t>
+      </w:r>
+    </w:p>
+    <w:p>
+      <w:pPr>
+        <w:pStyle w:val="Compact"/>
+        <w:numPr>
+          <w:ilvl w:val="0"/>
+          <w:numId w:val="1016"/>
+        </w:numPr>
+      </w:pPr>
+      <w:r>
+        <w:t xml:space="preserve">содержит стоп-лист (способы суицида, натуралистичные травмы);</w:t>
+      </w:r>
+    </w:p>
+    <w:p>
+      <w:pPr>
+        <w:pStyle w:val="Compact"/>
+        <w:numPr>
+          <w:ilvl w:val="0"/>
+          <w:numId w:val="1016"/>
+        </w:numPr>
+      </w:pPr>
+      <w:r>
+        <w:t xml:space="preserve">длиннее 40 слов.</w:t>
+      </w:r>
+    </w:p>
+    <w:p>
+      <w:pPr>
+        <w:pStyle w:val="FirstParagraph"/>
+      </w:pPr>
+      <w:r>
+        <w:t xml:space="preserve">В этом случае используется офлайн-реплика профиля. Ремарки из закрытого списка («плачет», «кричит», «задыхается» и др.) показываются курсивом и в озвучку не идут. Для синтеза речи ответ несёт параметры голоса: темп, тон, громкость, невербальные вставки, сцену. Модуль распознавания и синтеза речи — отдельный: для полнодуплексного голосового канала нужен адаптер. Контракт готов: на вход — задержка ответа и признак перебивания, на выход — параметры голоса.</w:t>
+      </w:r>
+    </w:p>
+    <w:p>
+      <w:pPr>
+        <w:pStyle w:val="BodyText"/>
+      </w:pPr>
+      <w:r>
+        <w:rPr>
+          <w:b/>
+          <w:bCs/>
+        </w:rPr>
+        <w:t xml:space="preserve">Безопасность обучающихся.</w:t>
+      </w:r>
+      <w:r>
+        <w:t xml:space="preserve"> </w:t>
+      </w:r>
+      <w:r>
+        <w:t xml:space="preserve">Профили «суицидальные высказывания» и «ребёнок» помечены как тяжёлые. Их включает только преподаватель явным разрешением. Перед звонком обучающийся видит предупреждение и может отказаться. Кнопка «пауза» мягко завершает звонок: он не оценивается, событие пишется в журнал аудита. Основания — стандарты симуляционного обучения INACSL и руководство SPRC (2024).</w:t>
+      </w:r>
+    </w:p>
+    <w:p>
+      <w:pPr>
+        <w:pStyle w:val="BodyText"/>
+      </w:pPr>
+      <w:r>
+        <w:rPr>
+          <w:b/>
+          <w:bCs/>
+        </w:rPr>
+        <w:t xml:space="preserve">Блок оценки «Работа с заявителем»</w:t>
+      </w:r>
+      <w:r>
+        <w:t xml:space="preserve"> </w:t>
+      </w:r>
+      <w:r>
+        <w:t xml:space="preserve">(</w:t>
+      </w:r>
+      <w:r>
+        <w:rPr>
+          <w:rStyle w:val="VerbatimChar"/>
+        </w:rPr>
+        <w:t xml:space="preserve">assessment/domain/psy_scoring.py</w:t>
+      </w:r>
+      <w:r>
+        <w:t xml:space="preserve">) считается отдельно от балла 112 или ДДС. По умолчанию он показывается рядом и в итог не входит; с весом w занятия итог = (1 − w) × балл роли + w × балл блока. Критическая ошибка блока даёт «не зачтено».</w:t>
+      </w:r>
+    </w:p>
+    <w:tbl>
+      <w:tblPr>
+        <w:tblW w:type="pct" w:w="5000"/>
+        <w:tblLayout w:type="fixed"/>
+        <w:tblLook w:firstRow="1" w:lastRow="0" w:firstColumn="0" w:lastColumn="0" w:noHBand="0" w:noVBand="0" w:val="0020"/>
+        <w:tblBorders>
+          <w:top w:val="single" w:sz="4" w:color="000000"/>
+          <w:left w:val="single" w:sz="4" w:color="000000"/>
+          <w:bottom w:val="single" w:sz="4" w:color="000000"/>
+          <w:right w:val="single" w:sz="4" w:color="000000"/>
+          <w:insideH w:val="single" w:sz="4" w:color="000000"/>
+          <w:insideV w:val="single" w:sz="4" w:color="000000"/>
+        </w:tblBorders>
+      </w:tblPr>
+      <w:tblGrid>
+        <w:gridCol w:w="1863"/>
+        <w:gridCol w:w="3105"/>
+        <w:gridCol w:w="621"/>
+        <w:gridCol w:w="2329"/>
+      </w:tblGrid>
+      <w:tr>
+        <w:trPr>
+          <w:tblHeader w:val="on"/>
+        </w:trPr>
+        <w:tc>
+          <w:tcPr/>
+          <w:p>
+            <w:pPr>
+              <w:pStyle w:val="Compact"/>
+              <w:spacing w:line="240" w:lineRule="auto"/>
+              <w:ind w:firstLine="0"/>
+              <w:jc w:val="left"/>
+            </w:pPr>
+            <w:r>
+              <w:rPr>
+                <w:rFonts w:ascii="Times New Roman" w:hAnsi="Times New Roman"/>
+                <w:sz w:val="20"/>
+              </w:rPr>
+              <w:t xml:space="preserve">Критерий</w:t>
+            </w:r>
+          </w:p>
+        </w:tc>
+        <w:tc>
+          <w:tcPr/>
+          <w:p>
+            <w:pPr>
+              <w:pStyle w:val="Compact"/>
+              <w:spacing w:line="240" w:lineRule="auto"/>
+              <w:ind w:firstLine="0"/>
+              <w:jc w:val="left"/>
+            </w:pPr>
+            <w:r>
+              <w:rPr>
+                <w:rFonts w:ascii="Times New Roman" w:hAnsi="Times New Roman"/>
+                <w:sz w:val="20"/>
+              </w:rPr>
+              <w:t xml:space="preserve">Формула</w:t>
+            </w:r>
+          </w:p>
+        </w:tc>
+        <w:tc>
+          <w:tcPr/>
+          <w:p>
+            <w:pPr>
+              <w:pStyle w:val="Compact"/>
+              <w:spacing w:line="240" w:lineRule="auto"/>
+              <w:ind w:firstLine="0"/>
+              <w:jc w:val="left"/>
+            </w:pPr>
+            <w:r>
+              <w:rPr>
+                <w:rFonts w:ascii="Times New Roman" w:hAnsi="Times New Roman"/>
+                <w:sz w:val="20"/>
+              </w:rPr>
+              <w:t xml:space="preserve">Вес</w:t>
+            </w:r>
+          </w:p>
+        </w:tc>
+        <w:tc>
+          <w:tcPr/>
+          <w:p>
+            <w:pPr>
+              <w:pStyle w:val="Compact"/>
+              <w:spacing w:line="240" w:lineRule="auto"/>
+              <w:ind w:firstLine="0"/>
+              <w:jc w:val="left"/>
+            </w:pPr>
+            <w:r>
+              <w:rPr>
+                <w:rFonts w:ascii="Times New Roman" w:hAnsi="Times New Roman"/>
+                <w:sz w:val="20"/>
+              </w:rPr>
+              <w:t xml:space="preserve">Основание</w:t>
+            </w:r>
+          </w:p>
+        </w:tc>
+      </w:tr>
+      <w:tr>
+        <w:tc>
+          <w:tcPr/>
+          <w:p>
+            <w:pPr>
+              <w:pStyle w:val="Compact"/>
+              <w:spacing w:line="240" w:lineRule="auto"/>
+              <w:ind w:firstLine="0"/>
+              <w:jc w:val="left"/>
+            </w:pPr>
+            <w:r>
+              <w:rPr>
+                <w:rFonts w:ascii="Times New Roman" w:hAnsi="Times New Roman"/>
+                <w:sz w:val="20"/>
+              </w:rPr>
+              <w:t xml:space="preserve">Контакт с заявителем</w:t>
+            </w:r>
+          </w:p>
+        </w:tc>
+        <w:tc>
+          <w:tcPr/>
+          <w:p>
+            <w:pPr>
+              <w:pStyle w:val="Compact"/>
+              <w:spacing w:line="240" w:lineRule="auto"/>
+              <w:ind w:firstLine="0"/>
+              <w:jc w:val="left"/>
+            </w:pPr>
+            <w:r>
+              <w:rPr>
+                <w:rFonts w:ascii="Times New Roman" w:hAnsi="Times New Roman"/>
+                <w:sz w:val="20"/>
+              </w:rPr>
+              <w:t xml:space="preserve">приветствие по регламенту 0,5 + обращение по имени 0,5 (если имя известно)</w:t>
+            </w:r>
+          </w:p>
+        </w:tc>
+        <w:tc>
+          <w:tcPr/>
+          <w:p>
+            <w:pPr>
+              <w:pStyle w:val="Compact"/>
+              <w:spacing w:line="240" w:lineRule="auto"/>
+              <w:ind w:firstLine="0"/>
+              <w:jc w:val="left"/>
+            </w:pPr>
+            <w:r>
+              <w:rPr>
+                <w:rFonts w:ascii="Times New Roman" w:hAnsi="Times New Roman"/>
+                <w:sz w:val="20"/>
+              </w:rPr>
+              <w:t xml:space="preserve">1</w:t>
+            </w:r>
+          </w:p>
+        </w:tc>
+        <w:tc>
+          <w:tcPr/>
+          <w:p>
+            <w:pPr>
+              <w:pStyle w:val="Compact"/>
+              <w:spacing w:line="240" w:lineRule="auto"/>
+              <w:ind w:firstLine="0"/>
+              <w:jc w:val="left"/>
+            </w:pPr>
+            <w:r>
+              <w:rPr>
+                <w:rFonts w:ascii="Times New Roman" w:hAnsi="Times New Roman"/>
+                <w:sz w:val="20"/>
+              </w:rPr>
+              <w:t xml:space="preserve">APCO/NENA 1.107.2; ЦЭПП</w:t>
+            </w:r>
+          </w:p>
+        </w:tc>
+      </w:tr>
+      <w:tr>
+        <w:tc>
+          <w:tcPr/>
+          <w:p>
+            <w:pPr>
+              <w:pStyle w:val="Compact"/>
+              <w:spacing w:line="240" w:lineRule="auto"/>
+              <w:ind w:firstLine="0"/>
+              <w:jc w:val="left"/>
+            </w:pPr>
+            <w:r>
+              <w:rPr>
+                <w:rFonts w:ascii="Times New Roman" w:hAnsi="Times New Roman"/>
+                <w:sz w:val="20"/>
+              </w:rPr>
+              <w:t xml:space="preserve">Данные под стрессом: адрес</w:t>
+            </w:r>
+          </w:p>
+        </w:tc>
+        <w:tc>
+          <w:tcPr/>
+          <w:p>
+            <w:pPr>
+              <w:pStyle w:val="Compact"/>
+              <w:spacing w:line="240" w:lineRule="auto"/>
+              <w:ind w:firstLine="0"/>
+              <w:jc w:val="left"/>
+            </w:pPr>
+            <w:r>
+              <w:rPr>
+                <w:rFonts w:ascii="Times New Roman" w:hAnsi="Times New Roman"/>
+                <w:sz w:val="20"/>
+              </w:rPr>
+              <w:t xml:space="preserve">подтверждён повтором 0,5 + время до адреса против норматива профиля 0,5 (без подтверждения — не выше 0,75)</w:t>
+            </w:r>
+          </w:p>
+        </w:tc>
+        <w:tc>
+          <w:tcPr/>
+          <w:p>
+            <w:pPr>
+              <w:pStyle w:val="Compact"/>
+              <w:spacing w:line="240" w:lineRule="auto"/>
+              <w:ind w:firstLine="0"/>
+              <w:jc w:val="left"/>
+            </w:pPr>
+            <w:r>
+              <w:rPr>
+                <w:rFonts w:ascii="Times New Roman" w:hAnsi="Times New Roman"/>
+                <w:sz w:val="20"/>
+              </w:rPr>
+              <w:t xml:space="preserve">2</w:t>
+            </w:r>
+          </w:p>
+        </w:tc>
+        <w:tc>
+          <w:tcPr/>
+          <w:p>
+            <w:pPr>
+              <w:pStyle w:val="Compact"/>
+              <w:spacing w:line="240" w:lineRule="auto"/>
+              <w:ind w:firstLine="0"/>
+              <w:jc w:val="left"/>
+            </w:pPr>
+            <w:r>
+              <w:rPr>
+                <w:rFonts w:ascii="Times New Roman" w:hAnsi="Times New Roman"/>
+                <w:sz w:val="20"/>
+              </w:rPr>
+              <w:t xml:space="preserve">NENA-STA-020.1; IAED Case Entry</w:t>
+            </w:r>
+          </w:p>
+        </w:tc>
+      </w:tr>
+      <w:tr>
+        <w:tc>
+          <w:tcPr/>
+          <w:p>
+            <w:pPr>
+              <w:pStyle w:val="Compact"/>
+              <w:spacing w:line="240" w:lineRule="auto"/>
+              <w:ind w:firstLine="0"/>
+              <w:jc w:val="left"/>
+            </w:pPr>
+            <w:r>
+              <w:rPr>
+                <w:rFonts w:ascii="Times New Roman" w:hAnsi="Times New Roman"/>
+                <w:sz w:val="20"/>
+              </w:rPr>
+              <w:t xml:space="preserve">Ответ на эмоцию</w:t>
+            </w:r>
+          </w:p>
+        </w:tc>
+        <w:tc>
+          <w:tcPr/>
+          <w:p>
+            <w:pPr>
+              <w:pStyle w:val="Compact"/>
+              <w:spacing w:line="240" w:lineRule="auto"/>
+              <w:ind w:firstLine="0"/>
+              <w:jc w:val="left"/>
+            </w:pPr>
+            <w:r>
+              <w:rPr>
+                <w:rFonts w:ascii="Times New Roman" w:hAnsi="Times New Roman"/>
+                <w:sz w:val="20"/>
+              </w:rPr>
+              <w:t xml:space="preserve">среднее по эмоциональным репликам: признание эмоции вместе с действием — 1, только одно из двух — 0,5, без ответа или с недопустимым действием — 0</w:t>
+            </w:r>
+          </w:p>
+        </w:tc>
+        <w:tc>
+          <w:tcPr/>
+          <w:p>
+            <w:pPr>
+              <w:pStyle w:val="Compact"/>
+              <w:spacing w:line="240" w:lineRule="auto"/>
+              <w:ind w:firstLine="0"/>
+              <w:jc w:val="left"/>
+            </w:pPr>
+            <w:r>
+              <w:rPr>
+                <w:rFonts w:ascii="Times New Roman" w:hAnsi="Times New Roman"/>
+                <w:sz w:val="20"/>
+              </w:rPr>
+              <w:t xml:space="preserve">2</w:t>
+            </w:r>
+          </w:p>
+        </w:tc>
+        <w:tc>
+          <w:tcPr/>
+          <w:p>
+            <w:pPr>
+              <w:pStyle w:val="Compact"/>
+              <w:spacing w:line="240" w:lineRule="auto"/>
+              <w:ind w:firstLine="0"/>
+              <w:jc w:val="left"/>
+            </w:pPr>
+            <w:r>
+              <w:rPr>
+                <w:rFonts w:ascii="Times New Roman" w:hAnsi="Times New Roman"/>
+                <w:sz w:val="20"/>
+              </w:rPr>
+              <w:t xml:space="preserve">ECCS Bylund &amp; Makoul; ЦЭПП</w:t>
+            </w:r>
+          </w:p>
+        </w:tc>
+      </w:tr>
+      <w:tr>
+        <w:tc>
+          <w:tcPr/>
+          <w:p>
+            <w:pPr>
+              <w:pStyle w:val="Compact"/>
+              <w:spacing w:line="240" w:lineRule="auto"/>
+              <w:ind w:firstLine="0"/>
+              <w:jc w:val="left"/>
+            </w:pPr>
+            <w:r>
+              <w:rPr>
+                <w:rFonts w:ascii="Times New Roman" w:hAnsi="Times New Roman"/>
+                <w:sz w:val="20"/>
+              </w:rPr>
+              <w:t xml:space="preserve">Приёмы для этого состояния</w:t>
+            </w:r>
+          </w:p>
+        </w:tc>
+        <w:tc>
+          <w:tcPr/>
+          <w:p>
+            <w:pPr>
+              <w:pStyle w:val="Compact"/>
+              <w:spacing w:line="240" w:lineRule="auto"/>
+              <w:ind w:firstLine="0"/>
+              <w:jc w:val="left"/>
+            </w:pPr>
+            <w:r>
+              <w:rPr>
+                <w:rFonts w:ascii="Times New Roman" w:hAnsi="Times New Roman"/>
+                <w:sz w:val="20"/>
+              </w:rPr>
+              <w:t xml:space="preserve">доля ключевых приёмов профиля, применённых хотя бы раз</w:t>
+            </w:r>
+          </w:p>
+        </w:tc>
+        <w:tc>
+          <w:tcPr/>
+          <w:p>
+            <w:pPr>
+              <w:pStyle w:val="Compact"/>
+              <w:spacing w:line="240" w:lineRule="auto"/>
+              <w:ind w:firstLine="0"/>
+              <w:jc w:val="left"/>
+            </w:pPr>
+            <w:r>
+              <w:rPr>
+                <w:rFonts w:ascii="Times New Roman" w:hAnsi="Times New Roman"/>
+                <w:sz w:val="20"/>
+              </w:rPr>
+              <w:t xml:space="preserve">2</w:t>
+            </w:r>
+          </w:p>
+        </w:tc>
+        <w:tc>
+          <w:tcPr/>
+          <w:p>
+            <w:pPr>
+              <w:pStyle w:val="Compact"/>
+              <w:spacing w:line="240" w:lineRule="auto"/>
+              <w:ind w:firstLine="0"/>
+              <w:jc w:val="left"/>
+            </w:pPr>
+            <w:r>
+              <w:rPr>
+                <w:rFonts w:ascii="Times New Roman" w:hAnsi="Times New Roman"/>
+                <w:sz w:val="20"/>
+              </w:rPr>
+              <w:t xml:space="preserve">ЦЭПП; IAED; APCO 3.103.3</w:t>
+            </w:r>
+          </w:p>
+        </w:tc>
+      </w:tr>
+      <w:tr>
+        <w:tc>
+          <w:tcPr/>
+          <w:p>
+            <w:pPr>
+              <w:pStyle w:val="Compact"/>
+              <w:spacing w:line="240" w:lineRule="auto"/>
+              <w:ind w:firstLine="0"/>
+              <w:jc w:val="left"/>
+            </w:pPr>
+            <w:r>
+              <w:rPr>
+                <w:rFonts w:ascii="Times New Roman" w:hAnsi="Times New Roman"/>
+                <w:sz w:val="20"/>
+              </w:rPr>
+              <w:t xml:space="preserve">Недопустимые действия</w:t>
+            </w:r>
+          </w:p>
+        </w:tc>
+        <w:tc>
+          <w:tcPr/>
+          <w:p>
+            <w:pPr>
+              <w:pStyle w:val="Compact"/>
+              <w:spacing w:line="240" w:lineRule="auto"/>
+              <w:ind w:firstLine="0"/>
+              <w:jc w:val="left"/>
+            </w:pPr>
+            <w:r>
+              <w:rPr>
+                <w:rFonts w:ascii="Times New Roman" w:hAnsi="Times New Roman"/>
+                <w:sz w:val="20"/>
+              </w:rPr>
+              <w:t xml:space="preserve">1 − 0,25 × число нарушений; критические по профилю — «не зачтено»</w:t>
+            </w:r>
+          </w:p>
+        </w:tc>
+        <w:tc>
+          <w:tcPr/>
+          <w:p>
+            <w:pPr>
+              <w:pStyle w:val="Compact"/>
+              <w:spacing w:line="240" w:lineRule="auto"/>
+              <w:ind w:firstLine="0"/>
+              <w:jc w:val="left"/>
+            </w:pPr>
+            <w:r>
+              <w:rPr>
+                <w:rFonts w:ascii="Times New Roman" w:hAnsi="Times New Roman"/>
+                <w:sz w:val="20"/>
+              </w:rPr>
+              <w:t xml:space="preserve">3</w:t>
+            </w:r>
+          </w:p>
+        </w:tc>
+        <w:tc>
+          <w:tcPr/>
+          <w:p>
+            <w:pPr>
+              <w:pStyle w:val="Compact"/>
+              <w:spacing w:line="240" w:lineRule="auto"/>
+              <w:ind w:firstLine="0"/>
+              <w:jc w:val="left"/>
+            </w:pPr>
+            <w:r>
+              <w:rPr>
+                <w:rFonts w:ascii="Times New Roman" w:hAnsi="Times New Roman"/>
+                <w:sz w:val="20"/>
+              </w:rPr>
+              <w:t xml:space="preserve">ЦЭПП 2023; Минздрав 2025; Mishara 2007</w:t>
+            </w:r>
+          </w:p>
+        </w:tc>
+      </w:tr>
+      <w:tr>
+        <w:tc>
+          <w:tcPr/>
+          <w:p>
+            <w:pPr>
+              <w:pStyle w:val="Compact"/>
+              <w:spacing w:line="240" w:lineRule="auto"/>
+              <w:ind w:firstLine="0"/>
+              <w:jc w:val="left"/>
+            </w:pPr>
+            <w:r>
+              <w:rPr>
+                <w:rFonts w:ascii="Times New Roman" w:hAnsi="Times New Roman"/>
+                <w:sz w:val="20"/>
+              </w:rPr>
+              <w:t xml:space="preserve">Речевой стандарт</w:t>
+            </w:r>
+          </w:p>
+        </w:tc>
+        <w:tc>
+          <w:tcPr/>
+          <w:p>
+            <w:pPr>
+              <w:pStyle w:val="Compact"/>
+              <w:spacing w:line="240" w:lineRule="auto"/>
+              <w:ind w:firstLine="0"/>
+              <w:jc w:val="left"/>
+            </w:pPr>
+            <w:r>
+              <w:rPr>
+                <w:rFonts w:ascii="Times New Roman" w:hAnsi="Times New Roman"/>
+                <w:sz w:val="20"/>
+              </w:rPr>
+              <w:t xml:space="preserve">доля реплик до 15 слов без «не»-инструкций, слов-триггеров и жаргона</w:t>
+            </w:r>
+          </w:p>
+        </w:tc>
+        <w:tc>
+          <w:tcPr/>
+          <w:p>
+            <w:pPr>
+              <w:pStyle w:val="Compact"/>
+              <w:spacing w:line="240" w:lineRule="auto"/>
+              <w:ind w:firstLine="0"/>
+              <w:jc w:val="left"/>
+            </w:pPr>
+            <w:r>
+              <w:rPr>
+                <w:rFonts w:ascii="Times New Roman" w:hAnsi="Times New Roman"/>
+                <w:sz w:val="20"/>
+              </w:rPr>
+              <w:t xml:space="preserve">0,5</w:t>
+            </w:r>
+          </w:p>
+        </w:tc>
+        <w:tc>
+          <w:tcPr/>
+          <w:p>
+            <w:pPr>
+              <w:pStyle w:val="Compact"/>
+              <w:spacing w:line="240" w:lineRule="auto"/>
+              <w:ind w:firstLine="0"/>
+              <w:jc w:val="left"/>
+            </w:pPr>
+            <w:r>
+              <w:rPr>
+                <w:rFonts w:ascii="Times New Roman" w:hAnsi="Times New Roman"/>
+                <w:sz w:val="20"/>
+              </w:rPr>
+              <w:t xml:space="preserve">Минздрав «Первая помощь» 2025</w:t>
+            </w:r>
+          </w:p>
+        </w:tc>
+      </w:tr>
+      <w:tr>
+        <w:tc>
+          <w:tcPr/>
+          <w:p>
+            <w:pPr>
+              <w:pStyle w:val="Compact"/>
+              <w:spacing w:line="240" w:lineRule="auto"/>
+              <w:ind w:firstLine="0"/>
+              <w:jc w:val="left"/>
+            </w:pPr>
+            <w:r>
+              <w:rPr>
+                <w:rFonts w:ascii="Times New Roman" w:hAnsi="Times New Roman"/>
+                <w:sz w:val="20"/>
+              </w:rPr>
+              <w:t xml:space="preserve">Инструкции заявителю</w:t>
+            </w:r>
+          </w:p>
+        </w:tc>
+        <w:tc>
+          <w:tcPr/>
+          <w:p>
+            <w:pPr>
+              <w:pStyle w:val="Compact"/>
+              <w:spacing w:line="240" w:lineRule="auto"/>
+              <w:ind w:firstLine="0"/>
+              <w:jc w:val="left"/>
+            </w:pPr>
+            <w:r>
+              <w:rPr>
+                <w:rFonts w:ascii="Times New Roman" w:hAnsi="Times New Roman"/>
+                <w:sz w:val="20"/>
+              </w:rPr>
+              <w:t xml:space="preserve">дана инструкция 0,5 + заявитель в состоянии её выполнить 0,5</w:t>
+            </w:r>
+          </w:p>
+        </w:tc>
+        <w:tc>
+          <w:tcPr/>
+          <w:p>
+            <w:pPr>
+              <w:pStyle w:val="Compact"/>
+              <w:spacing w:line="240" w:lineRule="auto"/>
+              <w:ind w:firstLine="0"/>
+              <w:jc w:val="left"/>
+            </w:pPr>
+            <w:r>
+              <w:rPr>
+                <w:rFonts w:ascii="Times New Roman" w:hAnsi="Times New Roman"/>
+                <w:sz w:val="20"/>
+              </w:rPr>
+              <w:t xml:space="preserve">1</w:t>
+            </w:r>
+          </w:p>
+        </w:tc>
+        <w:tc>
+          <w:tcPr/>
+          <w:p>
+            <w:pPr>
+              <w:pStyle w:val="Compact"/>
+              <w:spacing w:line="240" w:lineRule="auto"/>
+              <w:ind w:firstLine="0"/>
+              <w:jc w:val="left"/>
+            </w:pPr>
+            <w:r>
+              <w:rPr>
+                <w:rFonts w:ascii="Times New Roman" w:hAnsi="Times New Roman"/>
+                <w:sz w:val="20"/>
+              </w:rPr>
+              <w:t xml:space="preserve">IAED; Chien 2019</w:t>
+            </w:r>
+          </w:p>
+        </w:tc>
+      </w:tr>
+      <w:tr>
+        <w:tc>
+          <w:tcPr/>
+          <w:p>
+            <w:pPr>
+              <w:pStyle w:val="Compact"/>
+              <w:spacing w:line="240" w:lineRule="auto"/>
+              <w:ind w:firstLine="0"/>
+              <w:jc w:val="left"/>
+            </w:pPr>
+            <w:r>
+              <w:rPr>
+                <w:rFonts w:ascii="Times New Roman" w:hAnsi="Times New Roman"/>
+                <w:sz w:val="20"/>
+              </w:rPr>
+              <w:t xml:space="preserve">Решение: психолог, службы</w:t>
+            </w:r>
+          </w:p>
+        </w:tc>
+        <w:tc>
+          <w:tcPr/>
+          <w:p>
+            <w:pPr>
+              <w:pStyle w:val="Compact"/>
+              <w:spacing w:line="240" w:lineRule="auto"/>
+              <w:ind w:firstLine="0"/>
+              <w:jc w:val="left"/>
+            </w:pPr>
+            <w:r>
+              <w:rPr>
+                <w:rFonts w:ascii="Times New Roman" w:hAnsi="Times New Roman"/>
+                <w:sz w:val="20"/>
+              </w:rPr>
+              <w:t xml:space="preserve">доля выполненных обязательных решений профиля</w:t>
+            </w:r>
+          </w:p>
+        </w:tc>
+        <w:tc>
+          <w:tcPr/>
+          <w:p>
+            <w:pPr>
+              <w:pStyle w:val="Compact"/>
+              <w:spacing w:line="240" w:lineRule="auto"/>
+              <w:ind w:firstLine="0"/>
+              <w:jc w:val="left"/>
+            </w:pPr>
+            <w:r>
+              <w:rPr>
+                <w:rFonts w:ascii="Times New Roman" w:hAnsi="Times New Roman"/>
+                <w:sz w:val="20"/>
+              </w:rPr>
+              <w:t xml:space="preserve">2</w:t>
+            </w:r>
+          </w:p>
+        </w:tc>
+        <w:tc>
+          <w:tcPr/>
+          <w:p>
+            <w:pPr>
+              <w:pStyle w:val="Compact"/>
+              <w:spacing w:line="240" w:lineRule="auto"/>
+              <w:ind w:firstLine="0"/>
+              <w:jc w:val="left"/>
+            </w:pPr>
+            <w:r>
+              <w:rPr>
+                <w:rFonts w:ascii="Times New Roman" w:hAnsi="Times New Roman"/>
+                <w:sz w:val="20"/>
+              </w:rPr>
+              <w:t xml:space="preserve">МР МЧС; NENA-STA-001</w:t>
+            </w:r>
+          </w:p>
+        </w:tc>
+      </w:tr>
+      <w:tr>
+        <w:tc>
+          <w:tcPr/>
+          <w:p>
+            <w:pPr>
+              <w:pStyle w:val="Compact"/>
+              <w:spacing w:line="240" w:lineRule="auto"/>
+              <w:ind w:firstLine="0"/>
+              <w:jc w:val="left"/>
+            </w:pPr>
+            <w:r>
+              <w:rPr>
+                <w:rFonts w:ascii="Times New Roman" w:hAnsi="Times New Roman"/>
+                <w:sz w:val="20"/>
+              </w:rPr>
+              <w:t xml:space="preserve">Деэскалация (исход)</w:t>
+            </w:r>
+          </w:p>
+        </w:tc>
+        <w:tc>
+          <w:tcPr/>
+          <w:p>
+            <w:pPr>
+              <w:pStyle w:val="Compact"/>
+              <w:spacing w:line="240" w:lineRule="auto"/>
+              <w:ind w:firstLine="0"/>
+              <w:jc w:val="left"/>
+            </w:pPr>
+            <w:r>
+              <w:rPr>
+                <w:rFonts w:ascii="Times New Roman" w:hAnsi="Times New Roman"/>
+                <w:sz w:val="20"/>
+              </w:rPr>
+              <w:t xml:space="preserve">0,5 × снижение уровня от старта к концу + 0,3 × (пик не выше старта) + 0,2 × (заявитель не бросил трубку)</w:t>
+            </w:r>
+          </w:p>
+        </w:tc>
+        <w:tc>
+          <w:tcPr/>
+          <w:p>
+            <w:pPr>
+              <w:pStyle w:val="Compact"/>
+              <w:spacing w:line="240" w:lineRule="auto"/>
+              <w:ind w:firstLine="0"/>
+              <w:jc w:val="left"/>
+            </w:pPr>
+            <w:r>
+              <w:rPr>
+                <w:rFonts w:ascii="Times New Roman" w:hAnsi="Times New Roman"/>
+                <w:sz w:val="20"/>
+              </w:rPr>
+              <w:t xml:space="preserve">2</w:t>
+            </w:r>
+          </w:p>
+        </w:tc>
+        <w:tc>
+          <w:tcPr/>
+          <w:p>
+            <w:pPr>
+              <w:pStyle w:val="Compact"/>
+              <w:spacing w:line="240" w:lineRule="auto"/>
+              <w:ind w:firstLine="0"/>
+              <w:jc w:val="left"/>
+            </w:pPr>
+            <w:r>
+              <w:rPr>
+                <w:rFonts w:ascii="Times New Roman" w:hAnsi="Times New Roman"/>
+                <w:sz w:val="20"/>
+              </w:rPr>
+              <w:t xml:space="preserve">Kalafat, Gould 2007; CCORS</w:t>
+            </w:r>
+          </w:p>
+        </w:tc>
+      </w:tr>
+      <w:tr>
+        <w:tc>
+          <w:tcPr/>
+          <w:p>
+            <w:pPr>
+              <w:pStyle w:val="Compact"/>
+              <w:spacing w:line="240" w:lineRule="auto"/>
+              <w:ind w:firstLine="0"/>
+              <w:jc w:val="left"/>
+            </w:pPr>
+            <w:r>
+              <w:rPr>
+                <w:rFonts w:ascii="Times New Roman" w:hAnsi="Times New Roman"/>
+                <w:sz w:val="20"/>
+              </w:rPr>
+              <w:t xml:space="preserve">Тон и уместность (ИИ-судья)</w:t>
+            </w:r>
+          </w:p>
+        </w:tc>
+        <w:tc>
+          <w:tcPr/>
+          <w:p>
+            <w:pPr>
+              <w:pStyle w:val="Compact"/>
+              <w:spacing w:line="240" w:lineRule="auto"/>
+              <w:ind w:firstLine="0"/>
+              <w:jc w:val="left"/>
+            </w:pPr>
+            <w:r>
+              <w:rPr>
+                <w:rFonts w:ascii="Times New Roman" w:hAnsi="Times New Roman"/>
+                <w:sz w:val="20"/>
+              </w:rPr>
+              <w:t xml:space="preserve">доля «да» по 7 бинарным вопросам аудиоконтроля с цитатой; без модели — «не проверено»</w:t>
+            </w:r>
+          </w:p>
+        </w:tc>
+        <w:tc>
+          <w:tcPr/>
+          <w:p>
+            <w:pPr>
+              <w:pStyle w:val="Compact"/>
+              <w:spacing w:line="240" w:lineRule="auto"/>
+              <w:ind w:firstLine="0"/>
+              <w:jc w:val="left"/>
+            </w:pPr>
+            <w:r>
+              <w:rPr>
+                <w:rFonts w:ascii="Times New Roman" w:hAnsi="Times New Roman"/>
+                <w:sz w:val="20"/>
+              </w:rPr>
+              <w:t xml:space="preserve">1</w:t>
+            </w:r>
+          </w:p>
+        </w:tc>
+        <w:tc>
+          <w:tcPr/>
+          <w:p>
+            <w:pPr>
+              <w:pStyle w:val="Compact"/>
+              <w:spacing w:line="240" w:lineRule="auto"/>
+              <w:ind w:firstLine="0"/>
+              <w:jc w:val="left"/>
+            </w:pPr>
+            <w:r>
+              <w:rPr>
+                <w:rFonts w:ascii="Times New Roman" w:hAnsi="Times New Roman"/>
+                <w:sz w:val="20"/>
+              </w:rPr>
+              <w:t xml:space="preserve">профстандарт, ТФ C/04.6</w:t>
+            </w:r>
+          </w:p>
+        </w:tc>
+      </w:tr>
+      <w:tr>
+        <w:tc>
+          <w:tcPr/>
+          <w:p>
+            <w:pPr>
+              <w:pStyle w:val="Compact"/>
+              <w:spacing w:line="240" w:lineRule="auto"/>
+              <w:ind w:firstLine="0"/>
+              <w:jc w:val="left"/>
+            </w:pPr>
+            <w:r>
+              <w:rPr>
+                <w:rFonts w:ascii="Times New Roman" w:hAnsi="Times New Roman"/>
+                <w:sz w:val="20"/>
+              </w:rPr>
+              <w:t xml:space="preserve">Спокойствие в голосе</w:t>
+            </w:r>
+          </w:p>
+        </w:tc>
+        <w:tc>
+          <w:tcPr/>
+          <w:p>
+            <w:pPr>
+              <w:pStyle w:val="Compact"/>
+              <w:spacing w:line="240" w:lineRule="auto"/>
+              <w:ind w:firstLine="0"/>
+              <w:jc w:val="left"/>
+            </w:pPr>
+            <w:r>
+              <w:rPr>
+                <w:rFonts w:ascii="Times New Roman" w:hAnsi="Times New Roman"/>
+                <w:sz w:val="20"/>
+              </w:rPr>
+              <w:t xml:space="preserve">1 − 0,25 × (долгие паузы + перебивания), только при голосовом канале</w:t>
+            </w:r>
+          </w:p>
+        </w:tc>
+        <w:tc>
+          <w:tcPr/>
+          <w:p>
+            <w:pPr>
+              <w:pStyle w:val="Compact"/>
+              <w:spacing w:line="240" w:lineRule="auto"/>
+              <w:ind w:firstLine="0"/>
+              <w:jc w:val="left"/>
+            </w:pPr>
+            <w:r>
+              <w:rPr>
+                <w:rFonts w:ascii="Times New Roman" w:hAnsi="Times New Roman"/>
+                <w:sz w:val="20"/>
+              </w:rPr>
+              <w:t xml:space="preserve">1</w:t>
+            </w:r>
+          </w:p>
+        </w:tc>
+        <w:tc>
+          <w:tcPr/>
+          <w:p>
+            <w:pPr>
+              <w:pStyle w:val="Compact"/>
+              <w:spacing w:line="240" w:lineRule="auto"/>
+              <w:ind w:firstLine="0"/>
+              <w:jc w:val="left"/>
+            </w:pPr>
+            <w:r>
+              <w:rPr>
+                <w:rFonts w:ascii="Times New Roman" w:hAnsi="Times New Roman"/>
+                <w:sz w:val="20"/>
+              </w:rPr>
+              <w:t xml:space="preserve">APCO/NENA 1.107.2 «No dead time»</w:t>
+            </w:r>
+          </w:p>
+        </w:tc>
+      </w:tr>
+    </w:tbl>
+    <w:p>
+      <w:pPr>
+        <w:pStyle w:val="BodyText"/>
+      </w:pPr>
+      <w:r>
+        <w:t xml:space="preserve">После звонка обучающийся и преподаватель видят ленту разбора: реплика → распознанные действия (✓ или ✗ с объяснением и источником) → изменение состояния заявителя. Формат — дебрифинг PEARLS.</w:t>
+      </w:r>
+    </w:p>
+    <w:p>
+      <w:pPr>
+        <w:pStyle w:val="BodyText"/>
+      </w:pPr>
+      <w:r>
+        <w:rPr>
+          <w:b/>
+          <w:bCs/>
+        </w:rPr>
+        <w:t xml:space="preserve">Проверка.</w:t>
+      </w:r>
+      <w:r>
+        <w:t xml:space="preserve"> </w:t>
+      </w:r>
+      <w:r>
+        <w:t xml:space="preserve">Бенчмарк мутаций в модульных тестах: для профилей «паника», «плач» и «агрессия» эталонный разговор проходит блок без ошибок. Вставка каждой из четырёх недопустимых реплик («успокойтесь», угроза положить трубку, грубость, вредный совет) во всех 12 случаях снижает балл и находится как ошибка; критические — дают «не зачтено». Согласие блока с экспертами (κ, ICC) измеряется на занятиях заказчика по методике раздела «Метрики достоверности ИИ-оценки». До этого блок не входит в оценку готовности к допуску.</w:t>
+      </w:r>
+    </w:p>
+    <w:bookmarkEnd w:id="33"/>
+    <w:bookmarkStart w:id="34" w:name="метрики-достоверности-ии-оценки"/>
+    <w:p>
+      <w:pPr>
+        <w:pStyle w:val="Heading2"/>
+      </w:pPr>
+      <w:r>
+        <w:rPr>
+          <w:rStyle w:val="SectionNumber"/>
+        </w:rPr>
+        <w:t xml:space="preserve">5.7</w:t>
+      </w:r>
+      <w:r>
+        <w:tab/>
+      </w:r>
+      <w:r>
+        <w:t xml:space="preserve">Метрики достоверности ИИ-оценки</w:t>
+      </w:r>
+    </w:p>
+    <w:p>
+      <w:pPr>
+        <w:pStyle w:val="FirstParagraph"/>
+      </w:pPr>
+      <w:r>
+        <w:t xml:space="preserve">Методика и расчёт — модуль</w:t>
+      </w:r>
+      <w:r>
+        <w:t xml:space="preserve"> </w:t>
+      </w:r>
+      <w:r>
+        <w:rPr>
+          <w:rStyle w:val="VerbatimChar"/>
+        </w:rPr>
+        <w:t xml:space="preserve">assessment/domain/validation.py</w:t>
+      </w:r>
+      <w:r>
+        <w:t xml:space="preserve">. Результаты показываются на экране преподавателя «Достоверность» и выгружаются утилитой</w:t>
+      </w:r>
+      <w:r>
+        <w:t xml:space="preserve"> </w:t>
+      </w:r>
+      <w:r>
+        <w:rPr>
+          <w:rStyle w:val="VerbatimChar"/>
+        </w:rPr>
+        <w:t xml:space="preserve">backend/tools/validate_ai.py</w:t>
+      </w:r>
+      <w:r>
+        <w:t xml:space="preserve"> </w:t>
+      </w:r>
+      <w:r>
+        <w:t xml:space="preserve">в отчёт</w:t>
+      </w:r>
+      <w:r>
+        <w:t xml:space="preserve"> </w:t>
+      </w:r>
+      <w:r>
+        <w:rPr>
+          <w:rStyle w:val="VerbatimChar"/>
+        </w:rPr>
+        <w:t xml:space="preserve">docs/validation/Достоверность_автооценки.md</w:t>
+      </w:r>
+      <w:r>
+        <w:t xml:space="preserve">.</w:t>
+      </w:r>
+    </w:p>
+    <w:p>
+      <w:pPr>
+        <w:pStyle w:val="BodyText"/>
+      </w:pPr>
+      <w:r>
+        <w:rPr>
+          <w:b/>
+          <w:bCs/>
+        </w:rPr>
+        <w:t xml:space="preserve">Бенчмарк известных ошибок.</w:t>
+      </w:r>
+      <w:r>
+        <w:t xml:space="preserve"> </w:t>
+      </w:r>
+      <w:r>
+        <w:t xml:space="preserve">Для каждого утверждённого сценария строится карточка, заполненная точно по эталону, и её копии с одной известной ошибкой: 15 видов для карточки 112 и 7 для работы ДДС. Меряются:</w:t>
+      </w:r>
+    </w:p>
+    <w:p>
+      <w:pPr>
+        <w:pStyle w:val="Compact"/>
+        <w:numPr>
+          <w:ilvl w:val="0"/>
+          <w:numId w:val="1017"/>
+        </w:numPr>
+      </w:pPr>
+      <w:r>
+        <w:t xml:space="preserve">чувствительность — ошибка найдена: критерий снижен, есть замечание;</w:t>
+      </w:r>
+    </w:p>
+    <w:p>
+      <w:pPr>
+        <w:pStyle w:val="Compact"/>
+        <w:numPr>
+          <w:ilvl w:val="0"/>
+          <w:numId w:val="1017"/>
+        </w:numPr>
+      </w:pPr>
+      <w:r>
+        <w:t xml:space="preserve">локализация — остальные критерии не задеты;</w:t>
+      </w:r>
+    </w:p>
+    <w:p>
+      <w:pPr>
+        <w:pStyle w:val="Compact"/>
+        <w:numPr>
+          <w:ilvl w:val="0"/>
+          <w:numId w:val="1017"/>
+        </w:numPr>
+      </w:pPr>
+      <w:r>
+        <w:t xml:space="preserve">специфичность — верная работа получает 100 баллов без замечаний;</w:t>
+      </w:r>
+    </w:p>
+    <w:p>
+      <w:pPr>
+        <w:pStyle w:val="Compact"/>
+        <w:numPr>
+          <w:ilvl w:val="0"/>
+          <w:numId w:val="1017"/>
         </w:numPr>
       </w:pPr>
       <w:r>
@@ -6568,7 +9029,7 @@
         <w:pStyle w:val="Compact"/>
         <w:numPr>
           <w:ilvl w:val="0"/>
-          <w:numId w:val="1012"/>
+          <w:numId w:val="1018"/>
         </w:numPr>
       </w:pPr>
       <w:r>
@@ -6580,7 +9041,7 @@
         <w:pStyle w:val="Compact"/>
         <w:numPr>
           <w:ilvl w:val="0"/>
-          <w:numId w:val="1012"/>
+          <w:numId w:val="1018"/>
         </w:numPr>
       </w:pPr>
       <w:r>
@@ -6592,7 +9053,7 @@
         <w:pStyle w:val="Compact"/>
         <w:numPr>
           <w:ilvl w:val="0"/>
-          <w:numId w:val="1012"/>
+          <w:numId w:val="1018"/>
         </w:numPr>
       </w:pPr>
       <w:r>
@@ -6666,7 +9127,7 @@
         <w:pStyle w:val="Compact"/>
         <w:numPr>
           <w:ilvl w:val="0"/>
-          <w:numId w:val="1013"/>
+          <w:numId w:val="1019"/>
         </w:numPr>
       </w:pPr>
       <w:r>
@@ -6678,7 +9139,7 @@
         <w:pStyle w:val="Compact"/>
         <w:numPr>
           <w:ilvl w:val="0"/>
-          <w:numId w:val="1013"/>
+          <w:numId w:val="1019"/>
         </w:numPr>
       </w:pPr>
       <w:r>
@@ -6705,8 +9166,8 @@
         <w:t xml:space="preserve">. Без подключённой модели судья не вызывается, а его критерии в итоговый балл не входят.</w:t>
       </w:r>
     </w:p>
-    <w:bookmarkEnd w:id="32"/>
-    <w:bookmarkStart w:id="33" w:name="поиск-и-выдержки-из-учебных-материалов"/>
+    <w:bookmarkEnd w:id="34"/>
+    <w:bookmarkStart w:id="35" w:name="поиск-и-выдержки-из-учебных-материалов"/>
     <w:p>
       <w:pPr>
         <w:pStyle w:val="Heading2"/>
@@ -6715,7 +9176,7 @@
         <w:rPr>
           <w:rStyle w:val="SectionNumber"/>
         </w:rPr>
-        <w:t xml:space="preserve">5.6</w:t>
+        <w:t xml:space="preserve">5.8</w:t>
       </w:r>
       <w:r>
         <w:tab/>
@@ -6732,9 +9193,9 @@
         <w:t xml:space="preserve">Текст загруженных материалов (PDF, DOCX, XLSX, TXT) извлекается при загрузке и режется на выдержки до 700 символов по абзацам. Поиск выдержек лексический: основы слов (первые пять букв) запроса и выдержки сравниваются, выдержки ранжируются по доле слов запроса. Семантический поиск на эмбеддингах — развитие (P2).</w:t>
       </w:r>
     </w:p>
-    <w:bookmarkEnd w:id="33"/>
-    <w:bookmarkEnd w:id="34"/>
-    <w:bookmarkStart w:id="37" w:name="модель-данных-и-справочники"/>
+    <w:bookmarkEnd w:id="35"/>
+    <w:bookmarkEnd w:id="36"/>
+    <w:bookmarkStart w:id="39" w:name="модель-данных-и-справочники"/>
     <w:p>
       <w:pPr>
         <w:pStyle w:val="Heading1"/>
@@ -6752,7 +9213,7 @@
         <w:t xml:space="preserve">Модель данных и справочники</w:t>
       </w:r>
     </w:p>
-    <w:bookmarkStart w:id="35" w:name="справочники"/>
+    <w:bookmarkStart w:id="37" w:name="справочники"/>
     <w:p>
       <w:pPr>
         <w:pStyle w:val="Heading2"/>
@@ -7247,8 +9708,8 @@
         <w:t xml:space="preserve">); повторный импорт идемпотентен.</w:t>
       </w:r>
     </w:p>
-    <w:bookmarkEnd w:id="35"/>
-    <w:bookmarkStart w:id="36" w:name="таблицы-базы-данных"/>
+    <w:bookmarkEnd w:id="37"/>
+    <w:bookmarkStart w:id="38" w:name="таблицы-базы-данных"/>
     <w:p>
       <w:pPr>
         <w:pStyle w:val="Heading2"/>
@@ -8915,6 +11376,170 @@
                 <w:rFonts w:ascii="Times New Roman" w:hAnsi="Times New Roman"/>
                 <w:sz w:val="20"/>
               </w:rPr>
+              <w:t xml:space="preserve">18</w:t>
+            </w:r>
+          </w:p>
+        </w:tc>
+        <w:tc>
+          <w:tcPr/>
+          <w:p>
+            <w:pPr>
+              <w:pStyle w:val="Compact"/>
+              <w:spacing w:line="240" w:lineRule="auto"/>
+              <w:ind w:firstLine="0"/>
+              <w:jc w:val="left"/>
+            </w:pPr>
+            <w:r>
+              <w:rPr>
+                <w:rFonts w:ascii="Times New Roman" w:hAnsi="Times New Roman"/>
+                <w:sz w:val="20"/>
+              </w:rPr>
+              <w:t xml:space="preserve">Сценарий: легенда заявителя + эталон карточки 112 + эталонные действия ДДС (specs/0.2 §5).</w:t>
+            </w:r>
+          </w:p>
+        </w:tc>
+      </w:tr>
+      <w:tr>
+        <w:tc>
+          <w:tcPr/>
+          <w:p>
+            <w:pPr>
+              <w:pStyle w:val="Compact"/>
+              <w:spacing w:line="240" w:lineRule="auto"/>
+              <w:ind w:firstLine="0"/>
+              <w:jc w:val="left"/>
+            </w:pPr>
+            <w:r>
+              <w:rPr>
+                <w:rStyle w:val="VerbatimChar"/>
+                <w:rFonts w:ascii="Times New Roman" w:hAnsi="Times New Roman"/>
+                <w:sz w:val="20"/>
+              </w:rPr>
+              <w:t xml:space="preserve">system_settings</w:t>
+            </w:r>
+          </w:p>
+        </w:tc>
+        <w:tc>
+          <w:tcPr/>
+          <w:p>
+            <w:pPr>
+              <w:pStyle w:val="Compact"/>
+              <w:spacing w:line="240" w:lineRule="auto"/>
+              <w:ind w:firstLine="0"/>
+              <w:jc w:val="left"/>
+            </w:pPr>
+            <w:r>
+              <w:rPr>
+                <w:rFonts w:ascii="Times New Roman" w:hAnsi="Times New Roman"/>
+                <w:sz w:val="20"/>
+              </w:rPr>
+              <w:t xml:space="preserve">4</w:t>
+            </w:r>
+          </w:p>
+        </w:tc>
+        <w:tc>
+          <w:tcPr/>
+          <w:p>
+            <w:pPr>
+              <w:pStyle w:val="Compact"/>
+              <w:spacing w:line="240" w:lineRule="auto"/>
+              <w:ind w:firstLine="0"/>
+              <w:jc w:val="left"/>
+            </w:pPr>
+            <w:r>
+              <w:rPr>
+                <w:rFonts w:ascii="Times New Roman" w:hAnsi="Times New Roman"/>
+                <w:sz w:val="20"/>
+              </w:rPr>
+              <w:t xml:space="preserve">настройки системы</w:t>
+            </w:r>
+          </w:p>
+        </w:tc>
+      </w:tr>
+      <w:tr>
+        <w:tc>
+          <w:tcPr/>
+          <w:p>
+            <w:pPr>
+              <w:pStyle w:val="Compact"/>
+              <w:spacing w:line="240" w:lineRule="auto"/>
+              <w:ind w:firstLine="0"/>
+              <w:jc w:val="left"/>
+            </w:pPr>
+            <w:r>
+              <w:rPr>
+                <w:rStyle w:val="VerbatimChar"/>
+                <w:rFonts w:ascii="Times New Roman" w:hAnsi="Times New Roman"/>
+                <w:sz w:val="20"/>
+              </w:rPr>
+              <w:t xml:space="preserve">training_call_messages</w:t>
+            </w:r>
+          </w:p>
+        </w:tc>
+        <w:tc>
+          <w:tcPr/>
+          <w:p>
+            <w:pPr>
+              <w:pStyle w:val="Compact"/>
+              <w:spacing w:line="240" w:lineRule="auto"/>
+              <w:ind w:firstLine="0"/>
+              <w:jc w:val="left"/>
+            </w:pPr>
+            <w:r>
+              <w:rPr>
+                <w:rFonts w:ascii="Times New Roman" w:hAnsi="Times New Roman"/>
+                <w:sz w:val="20"/>
+              </w:rPr>
+              <w:t xml:space="preserve">6</w:t>
+            </w:r>
+          </w:p>
+        </w:tc>
+        <w:tc>
+          <w:tcPr/>
+          <w:p>
+            <w:pPr>
+              <w:pStyle w:val="Compact"/>
+              <w:spacing w:line="240" w:lineRule="auto"/>
+              <w:ind w:firstLine="0"/>
+              <w:jc w:val="left"/>
+            </w:pPr>
+          </w:p>
+        </w:tc>
+      </w:tr>
+      <w:tr>
+        <w:tc>
+          <w:tcPr/>
+          <w:p>
+            <w:pPr>
+              <w:pStyle w:val="Compact"/>
+              <w:spacing w:line="240" w:lineRule="auto"/>
+              <w:ind w:firstLine="0"/>
+              <w:jc w:val="left"/>
+            </w:pPr>
+            <w:r>
+              <w:rPr>
+                <w:rStyle w:val="VerbatimChar"/>
+                <w:rFonts w:ascii="Times New Roman" w:hAnsi="Times New Roman"/>
+                <w:sz w:val="20"/>
+              </w:rPr>
+              <w:t xml:space="preserve">training_calls</w:t>
+            </w:r>
+          </w:p>
+        </w:tc>
+        <w:tc>
+          <w:tcPr/>
+          <w:p>
+            <w:pPr>
+              <w:pStyle w:val="Compact"/>
+              <w:spacing w:line="240" w:lineRule="auto"/>
+              <w:ind w:firstLine="0"/>
+              <w:jc w:val="left"/>
+            </w:pPr>
+            <w:r>
+              <w:rPr>
+                <w:rFonts w:ascii="Times New Roman" w:hAnsi="Times New Roman"/>
+                <w:sz w:val="20"/>
+              </w:rPr>
               <w:t xml:space="preserve">17</w:t>
             </w:r>
           </w:p>
@@ -8933,7 +11558,7 @@
                 <w:rFonts w:ascii="Times New Roman" w:hAnsi="Times New Roman"/>
                 <w:sz w:val="20"/>
               </w:rPr>
-              <w:t xml:space="preserve">Сценарий: легенда заявителя + эталон карточки 112 + эталонные действия ДДС (specs/0.2 §5).</w:t>
+              <w:t xml:space="preserve">Учебный звонок (п. 1.4, 2.3): входящий вызов заявителя, звонки ДДС старшему группы, заявителю, в службу.</w:t>
             </w:r>
           </w:p>
         </w:tc>
@@ -8954,43 +11579,43 @@
                 <w:rFonts w:ascii="Times New Roman" w:hAnsi="Times New Roman"/>
                 <w:sz w:val="20"/>
               </w:rPr>
-              <w:t xml:space="preserve">system_settings</w:t>
-            </w:r>
-          </w:p>
-        </w:tc>
-        <w:tc>
-          <w:tcPr/>
-          <w:p>
-            <w:pPr>
-              <w:pStyle w:val="Compact"/>
-              <w:spacing w:line="240" w:lineRule="auto"/>
-              <w:ind w:firstLine="0"/>
-              <w:jc w:val="left"/>
-            </w:pPr>
-            <w:r>
-              <w:rPr>
-                <w:rFonts w:ascii="Times New Roman" w:hAnsi="Times New Roman"/>
-                <w:sz w:val="20"/>
-              </w:rPr>
-              <w:t xml:space="preserve">4</w:t>
-            </w:r>
-          </w:p>
-        </w:tc>
-        <w:tc>
-          <w:tcPr/>
-          <w:p>
-            <w:pPr>
-              <w:pStyle w:val="Compact"/>
-              <w:spacing w:line="240" w:lineRule="auto"/>
-              <w:ind w:firstLine="0"/>
-              <w:jc w:val="left"/>
-            </w:pPr>
-            <w:r>
-              <w:rPr>
-                <w:rFonts w:ascii="Times New Roman" w:hAnsi="Times New Roman"/>
-                <w:sz w:val="20"/>
-              </w:rPr>
-              <w:t xml:space="preserve">настройки системы</w:t>
+              <w:t xml:space="preserve">training_sessions</w:t>
+            </w:r>
+          </w:p>
+        </w:tc>
+        <w:tc>
+          <w:tcPr/>
+          <w:p>
+            <w:pPr>
+              <w:pStyle w:val="Compact"/>
+              <w:spacing w:line="240" w:lineRule="auto"/>
+              <w:ind w:firstLine="0"/>
+              <w:jc w:val="left"/>
+            </w:pPr>
+            <w:r>
+              <w:rPr>
+                <w:rFonts w:ascii="Times New Roman" w:hAnsi="Times New Roman"/>
+                <w:sz w:val="20"/>
+              </w:rPr>
+              <w:t xml:space="preserve">11</w:t>
+            </w:r>
+          </w:p>
+        </w:tc>
+        <w:tc>
+          <w:tcPr/>
+          <w:p>
+            <w:pPr>
+              <w:pStyle w:val="Compact"/>
+              <w:spacing w:line="240" w:lineRule="auto"/>
+              <w:ind w:firstLine="0"/>
+              <w:jc w:val="left"/>
+            </w:pPr>
+            <w:r>
+              <w:rPr>
+                <w:rFonts w:ascii="Times New Roman" w:hAnsi="Times New Roman"/>
+                <w:sz w:val="20"/>
+              </w:rPr>
+              <w:t xml:space="preserve">Занятие: тип, категории, источник карточек, норматив (по умолчанию 30 с), пороги, темп очереди.</w:t>
             </w:r>
           </w:p>
         </w:tc>
@@ -9011,170 +11636,6 @@
                 <w:rFonts w:ascii="Times New Roman" w:hAnsi="Times New Roman"/>
                 <w:sz w:val="20"/>
               </w:rPr>
-              <w:t xml:space="preserve">training_call_messages</w:t>
-            </w:r>
-          </w:p>
-        </w:tc>
-        <w:tc>
-          <w:tcPr/>
-          <w:p>
-            <w:pPr>
-              <w:pStyle w:val="Compact"/>
-              <w:spacing w:line="240" w:lineRule="auto"/>
-              <w:ind w:firstLine="0"/>
-              <w:jc w:val="left"/>
-            </w:pPr>
-            <w:r>
-              <w:rPr>
-                <w:rFonts w:ascii="Times New Roman" w:hAnsi="Times New Roman"/>
-                <w:sz w:val="20"/>
-              </w:rPr>
-              <w:t xml:space="preserve">5</w:t>
-            </w:r>
-          </w:p>
-        </w:tc>
-        <w:tc>
-          <w:tcPr/>
-          <w:p>
-            <w:pPr>
-              <w:pStyle w:val="Compact"/>
-              <w:spacing w:line="240" w:lineRule="auto"/>
-              <w:ind w:firstLine="0"/>
-              <w:jc w:val="left"/>
-            </w:pPr>
-          </w:p>
-        </w:tc>
-      </w:tr>
-      <w:tr>
-        <w:tc>
-          <w:tcPr/>
-          <w:p>
-            <w:pPr>
-              <w:pStyle w:val="Compact"/>
-              <w:spacing w:line="240" w:lineRule="auto"/>
-              <w:ind w:firstLine="0"/>
-              <w:jc w:val="left"/>
-            </w:pPr>
-            <w:r>
-              <w:rPr>
-                <w:rStyle w:val="VerbatimChar"/>
-                <w:rFonts w:ascii="Times New Roman" w:hAnsi="Times New Roman"/>
-                <w:sz w:val="20"/>
-              </w:rPr>
-              <w:t xml:space="preserve">training_calls</w:t>
-            </w:r>
-          </w:p>
-        </w:tc>
-        <w:tc>
-          <w:tcPr/>
-          <w:p>
-            <w:pPr>
-              <w:pStyle w:val="Compact"/>
-              <w:spacing w:line="240" w:lineRule="auto"/>
-              <w:ind w:firstLine="0"/>
-              <w:jc w:val="left"/>
-            </w:pPr>
-            <w:r>
-              <w:rPr>
-                <w:rFonts w:ascii="Times New Roman" w:hAnsi="Times New Roman"/>
-                <w:sz w:val="20"/>
-              </w:rPr>
-              <w:t xml:space="preserve">15</w:t>
-            </w:r>
-          </w:p>
-        </w:tc>
-        <w:tc>
-          <w:tcPr/>
-          <w:p>
-            <w:pPr>
-              <w:pStyle w:val="Compact"/>
-              <w:spacing w:line="240" w:lineRule="auto"/>
-              <w:ind w:firstLine="0"/>
-              <w:jc w:val="left"/>
-            </w:pPr>
-            <w:r>
-              <w:rPr>
-                <w:rFonts w:ascii="Times New Roman" w:hAnsi="Times New Roman"/>
-                <w:sz w:val="20"/>
-              </w:rPr>
-              <w:t xml:space="preserve">Учебный звонок (п. 1.4, 2.3): входящий вызов заявителя, звонки ДДС старшему группы, заявителю, в службу.</w:t>
-            </w:r>
-          </w:p>
-        </w:tc>
-      </w:tr>
-      <w:tr>
-        <w:tc>
-          <w:tcPr/>
-          <w:p>
-            <w:pPr>
-              <w:pStyle w:val="Compact"/>
-              <w:spacing w:line="240" w:lineRule="auto"/>
-              <w:ind w:firstLine="0"/>
-              <w:jc w:val="left"/>
-            </w:pPr>
-            <w:r>
-              <w:rPr>
-                <w:rStyle w:val="VerbatimChar"/>
-                <w:rFonts w:ascii="Times New Roman" w:hAnsi="Times New Roman"/>
-                <w:sz w:val="20"/>
-              </w:rPr>
-              <w:t xml:space="preserve">training_sessions</w:t>
-            </w:r>
-          </w:p>
-        </w:tc>
-        <w:tc>
-          <w:tcPr/>
-          <w:p>
-            <w:pPr>
-              <w:pStyle w:val="Compact"/>
-              <w:spacing w:line="240" w:lineRule="auto"/>
-              <w:ind w:firstLine="0"/>
-              <w:jc w:val="left"/>
-            </w:pPr>
-            <w:r>
-              <w:rPr>
-                <w:rFonts w:ascii="Times New Roman" w:hAnsi="Times New Roman"/>
-                <w:sz w:val="20"/>
-              </w:rPr>
-              <w:t xml:space="preserve">11</w:t>
-            </w:r>
-          </w:p>
-        </w:tc>
-        <w:tc>
-          <w:tcPr/>
-          <w:p>
-            <w:pPr>
-              <w:pStyle w:val="Compact"/>
-              <w:spacing w:line="240" w:lineRule="auto"/>
-              <w:ind w:firstLine="0"/>
-              <w:jc w:val="left"/>
-            </w:pPr>
-            <w:r>
-              <w:rPr>
-                <w:rFonts w:ascii="Times New Roman" w:hAnsi="Times New Roman"/>
-                <w:sz w:val="20"/>
-              </w:rPr>
-              <w:t xml:space="preserve">Занятие: тип, категории, источник карточек, норматив (по умолчанию 30 с), пороги, темп очереди.</w:t>
-            </w:r>
-          </w:p>
-        </w:tc>
-      </w:tr>
-      <w:tr>
-        <w:tc>
-          <w:tcPr/>
-          <w:p>
-            <w:pPr>
-              <w:pStyle w:val="Compact"/>
-              <w:spacing w:line="240" w:lineRule="auto"/>
-              <w:ind w:firstLine="0"/>
-              <w:jc w:val="left"/>
-            </w:pPr>
-            <w:r>
-              <w:rPr>
-                <w:rStyle w:val="VerbatimChar"/>
-                <w:rFonts w:ascii="Times New Roman" w:hAnsi="Times New Roman"/>
-                <w:sz w:val="20"/>
-              </w:rPr>
               <w:t xml:space="preserve">users</w:t>
             </w:r>
           </w:p>
@@ -9217,9 +11678,9 @@
         </w:tc>
       </w:tr>
     </w:tbl>
-    <w:bookmarkEnd w:id="36"/>
-    <w:bookmarkEnd w:id="37"/>
-    <w:bookmarkStart w:id="38" w:name="описание-программного-интерфейса"/>
+    <w:bookmarkEnd w:id="38"/>
+    <w:bookmarkEnd w:id="39"/>
+    <w:bookmarkStart w:id="40" w:name="описание-программного-интерфейса"/>
     <w:p>
       <w:pPr>
         <w:pStyle w:val="Heading1"/>
@@ -9328,8 +11789,8 @@
         <w:t xml:space="preserve">. Сводный перечень операций — приложение А.</w:t>
       </w:r>
     </w:p>
-    <w:bookmarkEnd w:id="38"/>
-    <w:bookmarkStart w:id="44" w:name="X7658aa964fa2ee1bbf4e465a00d29c2816157a3"/>
+    <w:bookmarkEnd w:id="40"/>
+    <w:bookmarkStart w:id="46" w:name="X7658aa964fa2ee1bbf4e465a00d29c2816157a3"/>
     <w:p>
       <w:pPr>
         <w:pStyle w:val="Heading1"/>
@@ -9347,7 +11808,7 @@
         <w:t xml:space="preserve">Сборка, установка, настройка и восстановление</w:t>
       </w:r>
     </w:p>
-    <w:bookmarkStart w:id="39" w:name="требования-к-окружению"/>
+    <w:bookmarkStart w:id="41" w:name="требования-к-окружению"/>
     <w:p>
       <w:pPr>
         <w:pStyle w:val="Heading2"/>
@@ -9577,8 +12038,8 @@
         </w:tc>
       </w:tr>
     </w:tbl>
-    <w:bookmarkEnd w:id="39"/>
-    <w:bookmarkStart w:id="40" w:name="сборка-и-установка"/>
+    <w:bookmarkEnd w:id="41"/>
+    <w:bookmarkStart w:id="42" w:name="сборка-и-установка"/>
     <w:p>
       <w:pPr>
         <w:pStyle w:val="Heading2"/>
@@ -9601,7 +12062,7 @@
         <w:pStyle w:val="Compact"/>
         <w:numPr>
           <w:ilvl w:val="0"/>
-          <w:numId w:val="1014"/>
+          <w:numId w:val="1020"/>
         </w:numPr>
       </w:pPr>
       <w:r>
@@ -9613,7 +12074,7 @@
         <w:pStyle w:val="Compact"/>
         <w:numPr>
           <w:ilvl w:val="0"/>
-          <w:numId w:val="1014"/>
+          <w:numId w:val="1020"/>
         </w:numPr>
       </w:pPr>
       <w:r>
@@ -9664,7 +12125,7 @@
         <w:pStyle w:val="Compact"/>
         <w:numPr>
           <w:ilvl w:val="0"/>
-          <w:numId w:val="1014"/>
+          <w:numId w:val="1020"/>
         </w:numPr>
       </w:pPr>
       <w:r>
@@ -9700,7 +12161,7 @@
         <w:pStyle w:val="Compact"/>
         <w:numPr>
           <w:ilvl w:val="0"/>
-          <w:numId w:val="1014"/>
+          <w:numId w:val="1020"/>
         </w:numPr>
       </w:pPr>
       <w:r>
@@ -9772,7 +12233,7 @@
         <w:pStyle w:val="Compact"/>
         <w:numPr>
           <w:ilvl w:val="0"/>
-          <w:numId w:val="1014"/>
+          <w:numId w:val="1020"/>
         </w:numPr>
       </w:pPr>
       <w:r>
@@ -9794,8 +12255,8 @@
         <w:t xml:space="preserve">— справочники, адреса, 30 утверждённых сценариев, учётные записи преподавателя и обучающихся, группа.</w:t>
       </w:r>
     </w:p>
-    <w:bookmarkEnd w:id="40"/>
-    <w:bookmarkStart w:id="41" w:name="настройка"/>
+    <w:bookmarkEnd w:id="42"/>
+    <w:bookmarkStart w:id="43" w:name="настройка"/>
     <w:p>
       <w:pPr>
         <w:pStyle w:val="Heading2"/>
@@ -10199,8 +12660,8 @@
         </w:tc>
       </w:tr>
     </w:tbl>
-    <w:bookmarkEnd w:id="41"/>
-    <w:bookmarkStart w:id="42" w:name="резервное-копирование-и-восстановление"/>
+    <w:bookmarkEnd w:id="43"/>
+    <w:bookmarkStart w:id="44" w:name="резервное-копирование-и-восстановление"/>
     <w:p>
       <w:pPr>
         <w:pStyle w:val="Heading2"/>
@@ -10223,7 +12684,7 @@
         <w:pStyle w:val="Compact"/>
         <w:numPr>
           <w:ilvl w:val="0"/>
-          <w:numId w:val="1015"/>
+          <w:numId w:val="1021"/>
         </w:numPr>
       </w:pPr>
       <w:r>
@@ -10247,7 +12708,7 @@
         <w:pStyle w:val="Compact"/>
         <w:numPr>
           <w:ilvl w:val="0"/>
-          <w:numId w:val="1015"/>
+          <w:numId w:val="1021"/>
         </w:numPr>
       </w:pPr>
       <w:r>
@@ -10271,7 +12732,7 @@
         <w:pStyle w:val="Compact"/>
         <w:numPr>
           <w:ilvl w:val="0"/>
-          <w:numId w:val="1015"/>
+          <w:numId w:val="1021"/>
         </w:numPr>
       </w:pPr>
       <w:r>
@@ -10283,7 +12744,7 @@
         <w:pStyle w:val="Compact"/>
         <w:numPr>
           <w:ilvl w:val="0"/>
-          <w:numId w:val="1015"/>
+          <w:numId w:val="1021"/>
         </w:numPr>
       </w:pPr>
       <w:r>
@@ -10295,7 +12756,7 @@
         <w:pStyle w:val="Compact"/>
         <w:numPr>
           <w:ilvl w:val="0"/>
-          <w:numId w:val="1015"/>
+          <w:numId w:val="1021"/>
         </w:numPr>
       </w:pPr>
       <w:r>
@@ -10314,8 +12775,8 @@
         <w:t xml:space="preserve">.</w:t>
       </w:r>
     </w:p>
-    <w:bookmarkEnd w:id="42"/>
-    <w:bookmarkStart w:id="43" w:name="обслуживание"/>
+    <w:bookmarkEnd w:id="44"/>
+    <w:bookmarkStart w:id="45" w:name="обслуживание"/>
     <w:p>
       <w:pPr>
         <w:pStyle w:val="Heading2"/>
@@ -10338,7 +12799,7 @@
         <w:pStyle w:val="Compact"/>
         <w:numPr>
           <w:ilvl w:val="0"/>
-          <w:numId w:val="1016"/>
+          <w:numId w:val="1022"/>
         </w:numPr>
       </w:pPr>
       <w:r>
@@ -10362,7 +12823,7 @@
         <w:pStyle w:val="Compact"/>
         <w:numPr>
           <w:ilvl w:val="0"/>
-          <w:numId w:val="1016"/>
+          <w:numId w:val="1022"/>
         </w:numPr>
       </w:pPr>
       <w:r>
@@ -10386,7 +12847,7 @@
         <w:pStyle w:val="Compact"/>
         <w:numPr>
           <w:ilvl w:val="0"/>
-          <w:numId w:val="1016"/>
+          <w:numId w:val="1022"/>
         </w:numPr>
       </w:pPr>
       <w:r>
@@ -10405,9 +12866,9 @@
         <w:t xml:space="preserve">.</w:t>
       </w:r>
     </w:p>
-    <w:bookmarkEnd w:id="43"/>
-    <w:bookmarkEnd w:id="44"/>
-    <w:bookmarkStart w:id="45" w:name="информационная-безопасность"/>
+    <w:bookmarkEnd w:id="45"/>
+    <w:bookmarkEnd w:id="46"/>
+    <w:bookmarkStart w:id="47" w:name="информационная-безопасность"/>
     <w:p>
       <w:pPr>
         <w:pStyle w:val="Heading1"/>
@@ -10771,8 +13232,8 @@
         <w:t xml:space="preserve">.</w:t>
       </w:r>
     </w:p>
-    <w:bookmarkEnd w:id="45"/>
-    <w:bookmarkStart w:id="49" w:name="условия-и-ограничения"/>
+    <w:bookmarkEnd w:id="47"/>
+    <w:bookmarkStart w:id="51" w:name="условия-и-ограничения"/>
     <w:p>
       <w:pPr>
         <w:pStyle w:val="Heading1"/>
@@ -10790,7 +13251,7 @@
         <w:t xml:space="preserve">Условия и ограничения</w:t>
       </w:r>
     </w:p>
-    <w:bookmarkStart w:id="46" w:name="производительность"/>
+    <w:bookmarkStart w:id="48" w:name="производительность"/>
     <w:p>
       <w:pPr>
         <w:pStyle w:val="Heading2"/>
@@ -11136,8 +13597,8 @@
         <w:t xml:space="preserve">Устойчивость к сбою связи до 30 с: черновик карточки хранится в браузере, сохранение повторяется автоматически, приложение восстанавливает сессию без перезагрузки страницы.</w:t>
       </w:r>
     </w:p>
-    <w:bookmarkEnd w:id="46"/>
-    <w:bookmarkStart w:id="47" w:name="условия-эксплуатации"/>
+    <w:bookmarkEnd w:id="48"/>
+    <w:bookmarkStart w:id="49" w:name="условия-эксплуатации"/>
     <w:p>
       <w:pPr>
         <w:pStyle w:val="Heading2"/>
@@ -11160,7 +13621,7 @@
         <w:pStyle w:val="Compact"/>
         <w:numPr>
           <w:ilvl w:val="0"/>
-          <w:numId w:val="1017"/>
+          <w:numId w:val="1023"/>
         </w:numPr>
       </w:pPr>
       <w:r>
@@ -11172,7 +13633,7 @@
         <w:pStyle w:val="Compact"/>
         <w:numPr>
           <w:ilvl w:val="0"/>
-          <w:numId w:val="1017"/>
+          <w:numId w:val="1023"/>
         </w:numPr>
       </w:pPr>
       <w:r>
@@ -11184,15 +13645,15 @@
         <w:pStyle w:val="Compact"/>
         <w:numPr>
           <w:ilvl w:val="0"/>
-          <w:numId w:val="1017"/>
+          <w:numId w:val="1023"/>
         </w:numPr>
       </w:pPr>
       <w:r>
         <w:t xml:space="preserve">Без языковой модели работают все функции, кроме живой речи собеседников, генерации легенд моделью, перегенерации по комментарию и критериев ИИ-судьи.</w:t>
       </w:r>
     </w:p>
-    <w:bookmarkEnd w:id="47"/>
-    <w:bookmarkStart w:id="48" w:name="ограничения-прототипа"/>
+    <w:bookmarkEnd w:id="49"/>
+    <w:bookmarkStart w:id="50" w:name="ограничения-прототипа"/>
     <w:p>
       <w:pPr>
         <w:pStyle w:val="Heading2"/>
@@ -11284,25 +13745,101 @@
                 <w:rFonts w:ascii="Times New Roman" w:hAnsi="Times New Roman"/>
                 <w:sz w:val="20"/>
               </w:rPr>
-              <w:t xml:space="preserve">Распознавание речи оператора (STT)</w:t>
-            </w:r>
-          </w:p>
-        </w:tc>
-        <w:tc>
-          <w:tcPr/>
-          <w:p>
-            <w:pPr>
-              <w:pStyle w:val="Compact"/>
-              <w:spacing w:line="240" w:lineRule="auto"/>
-              <w:ind w:firstLine="0"/>
-              <w:jc w:val="left"/>
-            </w:pPr>
-            <w:r>
-              <w:rPr>
-                <w:rFonts w:ascii="Times New Roman" w:hAnsi="Times New Roman"/>
-                <w:sz w:val="20"/>
-              </w:rPr>
-              <w:t xml:space="preserve">не реализовано; оператор общается с заявителем текстом, реплики собеседников озвучиваются</w:t>
+              <w:t xml:space="preserve">Голосовой канал</w:t>
+            </w:r>
+          </w:p>
+        </w:tc>
+        <w:tc>
+          <w:tcPr/>
+          <w:p>
+            <w:pPr>
+              <w:pStyle w:val="Compact"/>
+              <w:spacing w:line="240" w:lineRule="auto"/>
+              <w:ind w:firstLine="0"/>
+              <w:jc w:val="left"/>
+            </w:pPr>
+            <w:r>
+              <w:rPr>
+                <w:rFonts w:ascii="Times New Roman" w:hAnsi="Times New Roman"/>
+                <w:sz w:val="20"/>
+              </w:rPr>
+              <w:t xml:space="preserve">распознавание реплик оператора — Whisper (кнопка «говорить»), озвучка — синтез речи; полнодуплексный голосовой канал делается отдельным модулем, для него нужен адаптер (контракт психологического модификатора готов)</w:t>
+            </w:r>
+          </w:p>
+        </w:tc>
+      </w:tr>
+      <w:tr>
+        <w:tc>
+          <w:tcPr/>
+          <w:p>
+            <w:pPr>
+              <w:pStyle w:val="Compact"/>
+              <w:spacing w:line="240" w:lineRule="auto"/>
+              <w:ind w:firstLine="0"/>
+              <w:jc w:val="left"/>
+            </w:pPr>
+            <w:r>
+              <w:rPr>
+                <w:rFonts w:ascii="Times New Roman" w:hAnsi="Times New Roman"/>
+                <w:sz w:val="20"/>
+              </w:rPr>
+              <w:t xml:space="preserve">Согласие блока «Работа с заявителем» с экспертами</w:t>
+            </w:r>
+          </w:p>
+        </w:tc>
+        <w:tc>
+          <w:tcPr/>
+          <w:p>
+            <w:pPr>
+              <w:pStyle w:val="Compact"/>
+              <w:spacing w:line="240" w:lineRule="auto"/>
+              <w:ind w:firstLine="0"/>
+              <w:jc w:val="left"/>
+            </w:pPr>
+            <w:r>
+              <w:rPr>
+                <w:rFonts w:ascii="Times New Roman" w:hAnsi="Times New Roman"/>
+                <w:sz w:val="20"/>
+              </w:rPr>
+              <w:t xml:space="preserve">методика и бенчмарк мутаций есть; κ и ICC на экспертной выборке — после занятий у заказчика; до этого блок не входит в допуск</w:t>
+            </w:r>
+          </w:p>
+        </w:tc>
+      </w:tr>
+      <w:tr>
+        <w:tc>
+          <w:tcPr/>
+          <w:p>
+            <w:pPr>
+              <w:pStyle w:val="Compact"/>
+              <w:spacing w:line="240" w:lineRule="auto"/>
+              <w:ind w:firstLine="0"/>
+              <w:jc w:val="left"/>
+            </w:pPr>
+            <w:r>
+              <w:rPr>
+                <w:rFonts w:ascii="Times New Roman" w:hAnsi="Times New Roman"/>
+                <w:sz w:val="20"/>
+              </w:rPr>
+              <w:t xml:space="preserve">Подключение психолога ЦОВ</w:t>
+            </w:r>
+          </w:p>
+        </w:tc>
+        <w:tc>
+          <w:tcPr/>
+          <w:p>
+            <w:pPr>
+              <w:pStyle w:val="Compact"/>
+              <w:spacing w:line="240" w:lineRule="auto"/>
+              <w:ind w:firstLine="0"/>
+              <w:jc w:val="left"/>
+            </w:pPr>
+            <w:r>
+              <w:rPr>
+                <w:rFonts w:ascii="Times New Roman" w:hAnsi="Times New Roman"/>
+                <w:sz w:val="20"/>
+              </w:rPr>
+              <w:t xml:space="preserve">в модификаторе — действие оператора в разговоре; кнопка АРМ-112 Москвы для перевода на психолога не воспроизведена (нет описания)</w:t>
             </w:r>
           </w:p>
         </w:tc>
@@ -11650,9 +14187,9 @@
         </w:tc>
       </w:tr>
     </w:tbl>
-    <w:bookmarkEnd w:id="48"/>
-    <w:bookmarkEnd w:id="49"/>
-    <w:bookmarkStart w:id="50" w:name="Xf1c4e0c405dab9c71732c616fd08a02e6026126"/>
+    <w:bookmarkEnd w:id="50"/>
+    <w:bookmarkEnd w:id="51"/>
+    <w:bookmarkStart w:id="52" w:name="Xf1c4e0c405dab9c71732c616fd08a02e6026126"/>
     <w:p>
       <w:pPr>
         <w:pStyle w:val="Heading1"/>
@@ -14102,7 +16639,7 @@
                 <w:rFonts w:ascii="Times New Roman" w:hAnsi="Times New Roman"/>
                 <w:sz w:val="20"/>
               </w:rPr>
-              <w:t xml:space="preserve">3.2, 4.1</w:t>
+              <w:t xml:space="preserve">3.2, 4.1, 3.6</w:t>
             </w:r>
           </w:p>
         </w:tc>
@@ -14138,7 +16675,7 @@
                 <w:rFonts w:ascii="Times New Roman" w:hAnsi="Times New Roman"/>
                 <w:sz w:val="20"/>
               </w:rPr>
-              <w:t xml:space="preserve">сложность 1–5: эмоции заявителя, фильтр банка, параметр занятия</w:t>
+              <w:t xml:space="preserve">сложность 1–5: эмоции заявителя, фильтр банка, параметр занятия; психологический модификатор — 15 профилей заявителя по перечню ЦЭПП МЧС</w:t>
             </w:r>
           </w:p>
         </w:tc>
@@ -14982,7 +17519,7 @@
                 <w:rFonts w:ascii="Times New Roman" w:hAnsi="Times New Roman"/>
                 <w:sz w:val="20"/>
               </w:rPr>
-              <w:t xml:space="preserve">1.4, 3.3</w:t>
+              <w:t xml:space="preserve">1.4, 3.3, 3.6</w:t>
             </w:r>
           </w:p>
         </w:tc>
@@ -15018,7 +17555,7 @@
                 <w:rFonts w:ascii="Times New Roman" w:hAnsi="Times New Roman"/>
                 <w:sz w:val="20"/>
               </w:rPr>
-              <w:t xml:space="preserve">текст — ИИ-заявитель в разговоре; голос — озвучка реплик синтезом речи</w:t>
+              <w:t xml:space="preserve">текст — ИИ-заявитель в разговоре; голос — озвучка реплик синтезом речи; заявитель в стрессе — психологический модификатор с отдельным блоком оценки</w:t>
             </w:r>
           </w:p>
         </w:tc>
@@ -20993,8 +23530,8 @@
         </w:tc>
       </w:tr>
     </w:tbl>
-    <w:bookmarkEnd w:id="50"/>
-    <w:bookmarkStart w:id="51" w:name="перечень-используемых-библиотек"/>
+    <w:bookmarkEnd w:id="52"/>
+    <w:bookmarkStart w:id="53" w:name="перечень-используемых-библиотек"/>
     <w:p>
       <w:pPr>
         <w:pStyle w:val="Heading1"/>
@@ -23642,8 +26179,8 @@
         <w:t xml:space="preserve">репозитория.</w:t>
       </w:r>
     </w:p>
-    <w:bookmarkEnd w:id="51"/>
-    <w:bookmarkStart w:id="52" w:name="X68d74b719dfb5b382b7f429f3eb94d90dabe9ed"/>
+    <w:bookmarkEnd w:id="53"/>
+    <w:bookmarkStart w:id="54" w:name="X68d74b719dfb5b382b7f429f3eb94d90dabe9ed"/>
     <w:p>
       <w:pPr>
         <w:pStyle w:val="Heading1"/>
@@ -23666,7 +26203,7 @@
         <w:pStyle w:val="FirstParagraph"/>
       </w:pPr>
       <w:r>
-        <w:t xml:space="preserve">Всего операций: 110. Спецификация — файл</w:t>
+        <w:t xml:space="preserve">Всего операций: 113. Спецификация — файл</w:t>
       </w:r>
       <w:r>
         <w:t xml:space="preserve"> </w:t>
@@ -26842,9 +29379,9 @@
         </w:tblBorders>
       </w:tblPr>
       <w:tblGrid>
-        <w:gridCol w:w="1287"/>
-        <w:gridCol w:w="3564"/>
-        <w:gridCol w:w="3069"/>
+        <w:gridCol w:w="1240"/>
+        <w:gridCol w:w="3435"/>
+        <w:gridCol w:w="3244"/>
       </w:tblGrid>
       <w:tr>
         <w:trPr>
@@ -27224,6 +29761,63 @@
                 <w:rFonts w:ascii="Times New Roman" w:hAnsi="Times New Roman"/>
                 <w:sz w:val="20"/>
               </w:rPr>
+              <w:t xml:space="preserve">/api/v1/training/calls/{call_id}/pause</w:t>
+            </w:r>
+          </w:p>
+        </w:tc>
+        <w:tc>
+          <w:tcPr/>
+          <w:p>
+            <w:pPr>
+              <w:pStyle w:val="Compact"/>
+              <w:spacing w:line="240" w:lineRule="auto"/>
+              <w:ind w:firstLine="0"/>
+              <w:jc w:val="left"/>
+            </w:pPr>
+            <w:r>
+              <w:rPr>
+                <w:rFonts w:ascii="Times New Roman" w:hAnsi="Times New Roman"/>
+                <w:sz w:val="20"/>
+              </w:rPr>
+              <w:t xml:space="preserve">«Пауза»: обучающийся останавливает тяжёлый звонок, блок «Работа с заявителем» не оценивается (п. 3.6)</w:t>
+            </w:r>
+          </w:p>
+        </w:tc>
+      </w:tr>
+      <w:tr>
+        <w:tc>
+          <w:tcPr/>
+          <w:p>
+            <w:pPr>
+              <w:pStyle w:val="Compact"/>
+              <w:spacing w:line="240" w:lineRule="auto"/>
+              <w:ind w:firstLine="0"/>
+              <w:jc w:val="left"/>
+            </w:pPr>
+            <w:r>
+              <w:rPr>
+                <w:rFonts w:ascii="Times New Roman" w:hAnsi="Times New Roman"/>
+                <w:sz w:val="20"/>
+              </w:rPr>
+              <w:t xml:space="preserve">POST</w:t>
+            </w:r>
+          </w:p>
+        </w:tc>
+        <w:tc>
+          <w:tcPr/>
+          <w:p>
+            <w:pPr>
+              <w:pStyle w:val="Compact"/>
+              <w:spacing w:line="240" w:lineRule="auto"/>
+              <w:ind w:firstLine="0"/>
+              <w:jc w:val="left"/>
+            </w:pPr>
+            <w:r>
+              <w:rPr>
+                <w:rStyle w:val="VerbatimChar"/>
+                <w:rFonts w:ascii="Times New Roman" w:hAnsi="Times New Roman"/>
+                <w:sz w:val="20"/>
+              </w:rPr>
               <w:t xml:space="preserve">/api/v1/training/calls/{call_id}/replicas</w:t>
             </w:r>
           </w:p>
@@ -27680,6 +30274,63 @@
                 <w:rFonts w:ascii="Times New Roman" w:hAnsi="Times New Roman"/>
                 <w:sz w:val="20"/>
               </w:rPr>
+              <w:t xml:space="preserve">/api/v1/training/psy/profiles</w:t>
+            </w:r>
+          </w:p>
+        </w:tc>
+        <w:tc>
+          <w:tcPr/>
+          <w:p>
+            <w:pPr>
+              <w:pStyle w:val="Compact"/>
+              <w:spacing w:line="240" w:lineRule="auto"/>
+              <w:ind w:firstLine="0"/>
+              <w:jc w:val="left"/>
+            </w:pPr>
+            <w:r>
+              <w:rPr>
+                <w:rFonts w:ascii="Times New Roman" w:hAnsi="Times New Roman"/>
+                <w:sz w:val="20"/>
+              </w:rPr>
+              <w:t xml:space="preserve">Каталог психологических профилей заявителя (п. 3.6)</w:t>
+            </w:r>
+          </w:p>
+        </w:tc>
+      </w:tr>
+      <w:tr>
+        <w:tc>
+          <w:tcPr/>
+          <w:p>
+            <w:pPr>
+              <w:pStyle w:val="Compact"/>
+              <w:spacing w:line="240" w:lineRule="auto"/>
+              <w:ind w:firstLine="0"/>
+              <w:jc w:val="left"/>
+            </w:pPr>
+            <w:r>
+              <w:rPr>
+                <w:rFonts w:ascii="Times New Roman" w:hAnsi="Times New Roman"/>
+                <w:sz w:val="20"/>
+              </w:rPr>
+              <w:t xml:space="preserve">GET</w:t>
+            </w:r>
+          </w:p>
+        </w:tc>
+        <w:tc>
+          <w:tcPr/>
+          <w:p>
+            <w:pPr>
+              <w:pStyle w:val="Compact"/>
+              <w:spacing w:line="240" w:lineRule="auto"/>
+              <w:ind w:firstLine="0"/>
+              <w:jc w:val="left"/>
+            </w:pPr>
+            <w:r>
+              <w:rPr>
+                <w:rStyle w:val="VerbatimChar"/>
+                <w:rFonts w:ascii="Times New Roman" w:hAnsi="Times New Roman"/>
+                <w:sz w:val="20"/>
+              </w:rPr>
               <w:t xml:space="preserve">/api/v1/training/scenarios</w:t>
             </w:r>
           </w:p>
@@ -28041,6 +30692,63 @@
                 <w:sz w:val="20"/>
               </w:rPr>
               <w:t xml:space="preserve">Прогон: вопросы оператора и ответы</w:t>
+            </w:r>
+          </w:p>
+        </w:tc>
+      </w:tr>
+      <w:tr>
+        <w:tc>
+          <w:tcPr/>
+          <w:p>
+            <w:pPr>
+              <w:pStyle w:val="Compact"/>
+              <w:spacing w:line="240" w:lineRule="auto"/>
+              <w:ind w:firstLine="0"/>
+              <w:jc w:val="left"/>
+            </w:pPr>
+            <w:r>
+              <w:rPr>
+                <w:rFonts w:ascii="Times New Roman" w:hAnsi="Times New Roman"/>
+                <w:sz w:val="20"/>
+              </w:rPr>
+              <w:t xml:space="preserve">POST</w:t>
+            </w:r>
+          </w:p>
+        </w:tc>
+        <w:tc>
+          <w:tcPr/>
+          <w:p>
+            <w:pPr>
+              <w:pStyle w:val="Compact"/>
+              <w:spacing w:line="240" w:lineRule="auto"/>
+              <w:ind w:firstLine="0"/>
+              <w:jc w:val="left"/>
+            </w:pPr>
+            <w:r>
+              <w:rPr>
+                <w:rStyle w:val="VerbatimChar"/>
+                <w:rFonts w:ascii="Times New Roman" w:hAnsi="Times New Roman"/>
+                <w:sz w:val="20"/>
+              </w:rPr>
+              <w:t xml:space="preserve">/api/v1/training/scenarios/{scenario_id}/psy</w:t>
+            </w:r>
+          </w:p>
+        </w:tc>
+        <w:tc>
+          <w:tcPr/>
+          <w:p>
+            <w:pPr>
+              <w:pStyle w:val="Compact"/>
+              <w:spacing w:line="240" w:lineRule="auto"/>
+              <w:ind w:firstLine="0"/>
+              <w:jc w:val="left"/>
+            </w:pPr>
+            <w:r>
+              <w:rPr>
+                <w:rFonts w:ascii="Times New Roman" w:hAnsi="Times New Roman"/>
+                <w:sz w:val="20"/>
+              </w:rPr>
+              <w:t xml:space="preserve">Закрепить за сценарием психологический профиль заявителя (п. 3.6)</w:t>
             </w:r>
           </w:p>
         </w:tc>
@@ -30860,7 +33568,7 @@
         </w:tc>
       </w:tr>
     </w:tbl>
-    <w:bookmarkEnd w:id="52"/>
+    <w:bookmarkEnd w:id="54"/>
     <w:sectPr>
       <w:footerReference w:type="default" r:id="rId9"/>
       <w:footnotePr>
@@ -31276,6 +33984,24 @@
     <w:abstractNumId w:val="991"/>
   </w:num>
   <w:num w:numId="1014">
+    <w:abstractNumId w:val="991"/>
+  </w:num>
+  <w:num w:numId="1015">
+    <w:abstractNumId w:val="991"/>
+  </w:num>
+  <w:num w:numId="1016">
+    <w:abstractNumId w:val="991"/>
+  </w:num>
+  <w:num w:numId="1017">
+    <w:abstractNumId w:val="991"/>
+  </w:num>
+  <w:num w:numId="1018">
+    <w:abstractNumId w:val="991"/>
+  </w:num>
+  <w:num w:numId="1019">
+    <w:abstractNumId w:val="991"/>
+  </w:num>
+  <w:num w:numId="1020">
     <w:abstractNumId w:val="99411"/>
     <w:lvlOverride w:ilvl="0">
       <w:startOverride w:val="1"/>
@@ -31305,13 +34031,13 @@
       <w:startOverride w:val="1"/>
     </w:lvlOverride>
   </w:num>
-  <w:num w:numId="1015">
+  <w:num w:numId="1021">
     <w:abstractNumId w:val="991"/>
   </w:num>
-  <w:num w:numId="1016">
+  <w:num w:numId="1022">
     <w:abstractNumId w:val="991"/>
   </w:num>
-  <w:num w:numId="1017">
+  <w:num w:numId="1023">
     <w:abstractNumId w:val="991"/>
   </w:num>
 </w:numbering>

--- a/docs/delivery/out/Пояснительная_записка_АИскра.docx
+++ b/docs/delivery/out/Пояснительная_записка_АИскра.docx
@@ -14613,7 +14613,7 @@
         <w:pStyle w:val="BodyText"/>
       </w:pPr>
       <w:r>
-        <w:t xml:space="preserve">Итог: реализовано — 59, частично — 14, не реализовано — 7, не относится к функциональности — 3 из 83. Из требований с приоритетом M реализовано полностью 42 из 48, остальные — частично: 2.2, 3.3, 4.4, 5.5, 8.7, 9.5.</w:t>
+        <w:t xml:space="preserve">Итог: реализовано — 60, частично — 14, не реализовано — 6, не относится к функциональности — 3 из 83. Из требований с приоритетом M реализовано полностью 42 из 48, остальные — частично: 2.2, 3.3, 4.4, 5.5, 8.7, 9.5.</w:t>
       </w:r>
     </w:p>
     <w:tbl>
@@ -23557,25 +23557,25 @@
                 <w:rFonts w:ascii="Times New Roman" w:hAnsi="Times New Roman"/>
                 <w:sz w:val="20"/>
               </w:rPr>
-              <w:t xml:space="preserve">нет</w:t>
-            </w:r>
-          </w:p>
-        </w:tc>
-        <w:tc>
-          <w:tcPr/>
-          <w:p>
-            <w:pPr>
-              <w:pStyle w:val="Compact"/>
-              <w:spacing w:line="240" w:lineRule="auto"/>
-              <w:ind w:firstLine="0"/>
-              <w:jc w:val="left"/>
-            </w:pPr>
-            <w:r>
-              <w:rPr>
-                <w:rFonts w:ascii="Times New Roman" w:hAnsi="Times New Roman"/>
-                <w:sz w:val="20"/>
-              </w:rPr>
-              <w:t xml:space="preserve">презентация — отдельный пункт плана</w:t>
+              <w:t xml:space="preserve">да</w:t>
+            </w:r>
+          </w:p>
+        </w:tc>
+        <w:tc>
+          <w:tcPr/>
+          <w:p>
+            <w:pPr>
+              <w:pStyle w:val="Compact"/>
+              <w:spacing w:line="240" w:lineRule="auto"/>
+              <w:ind w:firstLine="0"/>
+              <w:jc w:val="left"/>
+            </w:pPr>
+            <w:r>
+              <w:rPr>
+                <w:rFonts w:ascii="Times New Roman" w:hAnsi="Times New Roman"/>
+                <w:sz w:val="20"/>
+              </w:rPr>
+              <w:t xml:space="preserve">презентация по шаблону ЛЦТ-2026, слайды 7–11 без изменений структуры — docs/presentation/АИскра_презентация_ЛЦТ2026.pptx и .pdf</w:t>
             </w:r>
           </w:p>
         </w:tc>

--- a/docs/delivery/out/Пояснительная_записка_АИскра.docx
+++ b/docs/delivery/out/Пояснительная_записка_АИскра.docx
@@ -14575,7 +14575,7 @@
         <w:pStyle w:val="BodyText"/>
       </w:pPr>
       <w:r>
-        <w:t xml:space="preserve">Итог: реализовано — 67, частично — 8, не реализовано — 5, не относится к функциональности — 3 из 83. Из требований с приоритетом M реализовано полностью 43 из 48, остальные — частично: 2.2, 3.3, 4.4, 5.5, 8.7.</w:t>
+        <w:t xml:space="preserve">Итог: реализовано — 68, частично — 7, не реализовано — 5, не относится к функциональности — 3 из 83. Из требований с приоритетом M реализовано полностью 43 из 48, остальные — частично: 2.2, 3.3, 4.4, 5.5, 8.7.</w:t>
       </w:r>
     </w:p>
     <w:tbl>
@@ -23299,25 +23299,25 @@
                 <w:rFonts w:ascii="Times New Roman" w:hAnsi="Times New Roman"/>
                 <w:sz w:val="20"/>
               </w:rPr>
-              <w:t xml:space="preserve">частично</w:t>
-            </w:r>
-          </w:p>
-        </w:tc>
-        <w:tc>
-          <w:tcPr/>
-          <w:p>
-            <w:pPr>
-              <w:pStyle w:val="Compact"/>
-              <w:spacing w:line="240" w:lineRule="auto"/>
-              <w:ind w:firstLine="0"/>
-              <w:jc w:val="left"/>
-            </w:pPr>
-            <w:r>
-              <w:rPr>
-                <w:rFonts w:ascii="Times New Roman" w:hAnsi="Times New Roman"/>
-                <w:sz w:val="20"/>
-              </w:rPr>
-              <w:t xml:space="preserve">README, открытый код, перечень библиотек — есть; репозиторий публикуется командой</w:t>
+              <w:t xml:space="preserve">да</w:t>
+            </w:r>
+          </w:p>
+        </w:tc>
+        <w:tc>
+          <w:tcPr/>
+          <w:p>
+            <w:pPr>
+              <w:pStyle w:val="Compact"/>
+              <w:spacing w:line="240" w:lineRule="auto"/>
+              <w:ind w:firstLine="0"/>
+              <w:jc w:val="left"/>
+            </w:pPr>
+            <w:r>
+              <w:rPr>
+                <w:rFonts w:ascii="Times New Roman" w:hAnsi="Times New Roman"/>
+                <w:sz w:val="20"/>
+              </w:rPr>
+              <w:t xml:space="preserve">публичный репозиторий github.com/Fosh1er/MCHS_hack_AIskra: README, открытый код, перечень библиотек</w:t>
             </w:r>
           </w:p>
         </w:tc>

--- a/docs/delivery/out/Пояснительная_записка_АИскра.docx
+++ b/docs/delivery/out/Пояснительная_записка_АИскра.docx
@@ -14616,7 +14616,7 @@
         <w:pStyle w:val="BodyText"/>
       </w:pPr>
       <w:r>
-        <w:t xml:space="preserve">Итог: реализовано — 71, частично — 4, не реализовано — 5, не относится к функциональности — 3 из 83. Из требований с приоритетом M реализовано полностью 46 из 48, остальные — частично: 2.2, 4.4.</w:t>
+        <w:t xml:space="preserve">Итог: реализовано — 72, частично — 3, не реализовано — 5, не относится к функциональности — 3 из 83. Из требований с приоритетом M реализовано полностью 47 из 48, остальные — частично: 4.4.</w:t>
       </w:r>
     </w:p>
     <w:tbl>
@@ -15611,25 +15611,25 @@
                 <w:rFonts w:ascii="Times New Roman" w:hAnsi="Times New Roman"/>
                 <w:sz w:val="20"/>
               </w:rPr>
-              <w:t xml:space="preserve">частично</w:t>
-            </w:r>
-          </w:p>
-        </w:tc>
-        <w:tc>
-          <w:tcPr/>
-          <w:p>
-            <w:pPr>
-              <w:pStyle w:val="Compact"/>
-              <w:spacing w:line="240" w:lineRule="auto"/>
-              <w:ind w:firstLine="0"/>
-              <w:jc w:val="left"/>
-            </w:pPr>
-            <w:r>
-              <w:rPr>
-                <w:rFonts w:ascii="Times New Roman" w:hAnsi="Times New Roman"/>
-                <w:sz w:val="20"/>
-              </w:rPr>
-              <w:t xml:space="preserve">учётные записи, блокировка, журналы, аудит, состояние сервисов, резервные копии, логи — есть; запуск и остановка сервисов и настройки VoIP — средствами docker compose, в интерфейсе нет</w:t>
+              <w:t xml:space="preserve">да</w:t>
+            </w:r>
+          </w:p>
+        </w:tc>
+        <w:tc>
+          <w:tcPr/>
+          <w:p>
+            <w:pPr>
+              <w:pStyle w:val="Compact"/>
+              <w:spacing w:line="240" w:lineRule="auto"/>
+              <w:ind w:firstLine="0"/>
+              <w:jc w:val="left"/>
+            </w:pPr>
+            <w:r>
+              <w:rPr>
+                <w:rFonts w:ascii="Times New Roman" w:hAnsi="Times New Roman"/>
+                <w:sz w:val="20"/>
+              </w:rPr>
+              <w:t xml:space="preserve">учётные записи, блокировка, журналы, аудит, состояние сервисов, резервные копии, логи, оповещения; запуск и остановка подсистем тренажёра (поток учебных вызовов 112, выдача карточек ДДС) и настройки — в панели администратора; контейнеры — docker compose</w:t>
             </w:r>
           </w:p>
         </w:tc>

--- a/docs/delivery/out/Пояснительная_записка_АИскра.docx
+++ b/docs/delivery/out/Пояснительная_записка_АИскра.docx
@@ -4622,6 +4622,40 @@
       <w:pPr>
         <w:pStyle w:val="Compact"/>
         <w:numPr>
+          <w:ilvl w:val="1"/>
+          <w:numId w:val="1004"/>
+        </w:numPr>
+      </w:pPr>
+      <w:r>
+        <w:rPr>
+          <w:b/>
+          <w:bCs/>
+        </w:rPr>
+        <w:t xml:space="preserve">Подчинённость объекта</w:t>
+      </w:r>
+      <w:r>
+        <w:t xml:space="preserve"> </w:t>
+      </w:r>
+      <w:r>
+        <w:t xml:space="preserve">(например, школа → Департамент образования): механизм реализован. Правило берёт поле «Объект» адреса карточки и добавляет службу, которой подчинён объект, с причиной «подчинённость объекта». Справочник —</w:t>
+      </w:r>
+      <w:r>
+        <w:t xml:space="preserve"> </w:t>
+      </w:r>
+      <w:r>
+        <w:rPr>
+          <w:rStyle w:val="VerbatimChar"/>
+        </w:rPr>
+        <w:t xml:space="preserve">data/dictionaries/subordination.yaml</w:t>
+      </w:r>
+      <w:r>
+        <w:t xml:space="preserve">. Заказчик справочник не передал, поэтому файл пустой и автоподбор работает только по классификатору и территории. Когда справочник появится, его строки переносятся в файл, код менять не нужно.</w:t>
+      </w:r>
+    </w:p>
+    <w:p>
+      <w:pPr>
+        <w:pStyle w:val="Compact"/>
+        <w:numPr>
           <w:ilvl w:val="0"/>
           <w:numId w:val="1003"/>
         </w:numPr>
@@ -4647,109 +4681,6 @@
       </w:r>
       <w:r>
         <w:t xml:space="preserve">Генерация сценариев</w:t>
-      </w:r>
-    </w:p>
-    <w:p>
-      <w:pPr>
-        <w:pStyle w:val="Compact"/>
-        <w:numPr>
-          <w:ilvl w:val="0"/>
-          <w:numId w:val="1004"/>
-        </w:numPr>
-      </w:pPr>
-      <w:r>
-        <w:t xml:space="preserve">Выбор типа: случайный видимый оператору тип классификатора из выбранных групп, для которого есть форма «Что случилось?».</w:t>
-      </w:r>
-    </w:p>
-    <w:p>
-      <w:pPr>
-        <w:pStyle w:val="Compact"/>
-        <w:numPr>
-          <w:ilvl w:val="0"/>
-          <w:numId w:val="1004"/>
-        </w:numPr>
-      </w:pPr>
-      <w:r>
-        <w:t xml:space="preserve">Адрес: случайный дом из адресного справочника Москвы; для жилых объектов — подъезд, этаж, квартира.</w:t>
-      </w:r>
-    </w:p>
-    <w:p>
-      <w:pPr>
-        <w:pStyle w:val="Compact"/>
-        <w:numPr>
-          <w:ilvl w:val="0"/>
-          <w:numId w:val="1004"/>
-        </w:numPr>
-      </w:pPr>
-      <w:r>
-        <w:t xml:space="preserve">Признаки: подмножество признаков типа; на их основе сразу строятся и легенда, и эталон, поэтому они согласованы.</w:t>
-      </w:r>
-    </w:p>
-    <w:p>
-      <w:pPr>
-        <w:pStyle w:val="Compact"/>
-        <w:numPr>
-          <w:ilvl w:val="0"/>
-          <w:numId w:val="1004"/>
-        </w:numPr>
-      </w:pPr>
-      <w:r>
-        <w:t xml:space="preserve">Эталон карточки: тип и признаки опросной карты, службы — тем же алгоритмом автоподбора, адрес, заявитель, пострадавшие, ключевые слова описания.</w:t>
-      </w:r>
-    </w:p>
-    <w:p>
-      <w:pPr>
-        <w:pStyle w:val="Compact"/>
-        <w:numPr>
-          <w:ilvl w:val="0"/>
-          <w:numId w:val="1004"/>
-        </w:numPr>
-      </w:pPr>
-      <w:r>
-        <w:t xml:space="preserve">Эталон действий ДДС: первый статус «Принята», цепочка статусов до «Работы завершены», обязательность номера наряда, ожидаемый звонок старшему группы, регламентные фразы.</w:t>
-      </w:r>
-    </w:p>
-    <w:p>
-      <w:pPr>
-        <w:pStyle w:val="Compact"/>
-        <w:numPr>
-          <w:ilvl w:val="0"/>
-          <w:numId w:val="1004"/>
-        </w:numPr>
-      </w:pPr>
-      <w:r>
-        <w:t xml:space="preserve">Легенда на естественном языке — первая фраза заявителя, описание своими словами, подробности — пишется моделью по схеме JSON (structured output) с учётом уровня сложности: от спокойного заявителя (1) до паники и путаницы (5). В запрос добавляются до трёх выдержек из учебных материалов, отмеченных преподавателем, найденных по типу и признакам происшествия. Без модели легенда строится по шаблонам.</w:t>
-      </w:r>
-    </w:p>
-    <w:p>
-      <w:pPr>
-        <w:pStyle w:val="Compact"/>
-        <w:numPr>
-          <w:ilvl w:val="0"/>
-          <w:numId w:val="1004"/>
-        </w:numPr>
-      </w:pPr>
-      <w:r>
-        <w:t xml:space="preserve">Сценарий попадает в банк черновиком; обучающимся выдаются только утверждённые преподавателем. Утверждать можно целиком или по разделам (речь заявителя, заявитель и адрес, тип и признаки, службы, эталон ДДС): раздел «на доработку» получает комментарий, после правки раздела его решение сбрасывается, а принятые разделы остаются принятыми; сценарий утверждён, когда приняты все разделы.</w:t>
-      </w:r>
-    </w:p>
-    <w:bookmarkEnd w:id="29"/>
-    <w:bookmarkStart w:id="30" w:name="ии-собеседники"/>
-    <w:p>
-      <w:pPr>
-        <w:pStyle w:val="Heading2"/>
-      </w:pPr>
-      <w:r>
-        <w:rPr>
-          <w:rStyle w:val="SectionNumber"/>
-        </w:rPr>
-        <w:t xml:space="preserve">5.3</w:t>
-      </w:r>
-      <w:r>
-        <w:tab/>
-      </w:r>
-      <w:r>
-        <w:t xml:space="preserve">ИИ-собеседники</w:t>
       </w:r>
     </w:p>
     <w:p>
@@ -4761,17 +4692,7 @@
         </w:numPr>
       </w:pPr>
       <w:r>
-        <w:rPr>
-          <w:b/>
-          <w:bCs/>
-        </w:rPr>
-        <w:t xml:space="preserve">Заявитель</w:t>
-      </w:r>
-      <w:r>
-        <w:t xml:space="preserve"> </w:t>
-      </w:r>
-      <w:r>
-        <w:t xml:space="preserve">отвечает только на заданный вопрос и только сведениями легенды: темы вопросов оператора (адрес, этаж, пострадавшие, что случилось, имя, телефон и др.) сопоставляются с полями легенды; раскрытые темы запоминаются. Эталон, коды и службы в запрос к модели не передаются.</w:t>
+        <w:t xml:space="preserve">Выбор типа: случайный видимый оператору тип классификатора из выбранных групп, для которого есть форма «Что случилось?».</w:t>
       </w:r>
     </w:p>
     <w:p>
@@ -4783,6 +4704,119 @@
         </w:numPr>
       </w:pPr>
       <w:r>
+        <w:t xml:space="preserve">Адрес: случайный дом из адресного справочника Москвы; для жилых объектов — подъезд, этаж, квартира.</w:t>
+      </w:r>
+    </w:p>
+    <w:p>
+      <w:pPr>
+        <w:pStyle w:val="Compact"/>
+        <w:numPr>
+          <w:ilvl w:val="0"/>
+          <w:numId w:val="1005"/>
+        </w:numPr>
+      </w:pPr>
+      <w:r>
+        <w:t xml:space="preserve">Признаки: подмножество признаков типа; на их основе сразу строятся и легенда, и эталон, поэтому они согласованы.</w:t>
+      </w:r>
+    </w:p>
+    <w:p>
+      <w:pPr>
+        <w:pStyle w:val="Compact"/>
+        <w:numPr>
+          <w:ilvl w:val="0"/>
+          <w:numId w:val="1005"/>
+        </w:numPr>
+      </w:pPr>
+      <w:r>
+        <w:t xml:space="preserve">Эталон карточки: тип и признаки опросной карты, службы — тем же алгоритмом автоподбора, адрес, заявитель, пострадавшие, ключевые слова описания.</w:t>
+      </w:r>
+    </w:p>
+    <w:p>
+      <w:pPr>
+        <w:pStyle w:val="Compact"/>
+        <w:numPr>
+          <w:ilvl w:val="0"/>
+          <w:numId w:val="1005"/>
+        </w:numPr>
+      </w:pPr>
+      <w:r>
+        <w:t xml:space="preserve">Эталон действий ДДС: первый статус «Принята», цепочка статусов до «Работы завершены», обязательность номера наряда, ожидаемый звонок старшему группы, регламентные фразы.</w:t>
+      </w:r>
+    </w:p>
+    <w:p>
+      <w:pPr>
+        <w:pStyle w:val="Compact"/>
+        <w:numPr>
+          <w:ilvl w:val="0"/>
+          <w:numId w:val="1005"/>
+        </w:numPr>
+      </w:pPr>
+      <w:r>
+        <w:t xml:space="preserve">Легенда на естественном языке — первая фраза заявителя, описание своими словами, подробности — пишется моделью по схеме JSON (structured output) с учётом уровня сложности: от спокойного заявителя (1) до паники и путаницы (5). В запрос добавляются до трёх выдержек из учебных материалов, отмеченных преподавателем, найденных по типу и признакам происшествия. Без модели легенда строится по шаблонам.</w:t>
+      </w:r>
+    </w:p>
+    <w:p>
+      <w:pPr>
+        <w:pStyle w:val="Compact"/>
+        <w:numPr>
+          <w:ilvl w:val="0"/>
+          <w:numId w:val="1005"/>
+        </w:numPr>
+      </w:pPr>
+      <w:r>
+        <w:t xml:space="preserve">Сценарий попадает в банк черновиком; обучающимся выдаются только утверждённые преподавателем. Утверждать можно целиком или по разделам (речь заявителя, заявитель и адрес, тип и признаки, службы, эталон ДДС): раздел «на доработку» получает комментарий, после правки раздела его решение сбрасывается, а принятые разделы остаются принятыми; сценарий утверждён, когда приняты все разделы.</w:t>
+      </w:r>
+    </w:p>
+    <w:bookmarkEnd w:id="29"/>
+    <w:bookmarkStart w:id="30" w:name="ии-собеседники"/>
+    <w:p>
+      <w:pPr>
+        <w:pStyle w:val="Heading2"/>
+      </w:pPr>
+      <w:r>
+        <w:rPr>
+          <w:rStyle w:val="SectionNumber"/>
+        </w:rPr>
+        <w:t xml:space="preserve">5.3</w:t>
+      </w:r>
+      <w:r>
+        <w:tab/>
+      </w:r>
+      <w:r>
+        <w:t xml:space="preserve">ИИ-собеседники</w:t>
+      </w:r>
+    </w:p>
+    <w:p>
+      <w:pPr>
+        <w:pStyle w:val="Compact"/>
+        <w:numPr>
+          <w:ilvl w:val="0"/>
+          <w:numId w:val="1006"/>
+        </w:numPr>
+      </w:pPr>
+      <w:r>
+        <w:rPr>
+          <w:b/>
+          <w:bCs/>
+        </w:rPr>
+        <w:t xml:space="preserve">Заявитель</w:t>
+      </w:r>
+      <w:r>
+        <w:t xml:space="preserve"> </w:t>
+      </w:r>
+      <w:r>
+        <w:t xml:space="preserve">отвечает только на заданный вопрос и только сведениями легенды: темы вопросов оператора (адрес, этаж, пострадавшие, что случилось, имя, телефон и др.) сопоставляются с полями легенды; раскрытые темы запоминаются. Эталон, коды и службы в запрос к модели не передаются.</w:t>
+      </w:r>
+    </w:p>
+    <w:p>
+      <w:pPr>
+        <w:pStyle w:val="Compact"/>
+        <w:numPr>
+          <w:ilvl w:val="0"/>
+          <w:numId w:val="1006"/>
+        </w:numPr>
+      </w:pPr>
+      <w:r>
         <w:rPr>
           <w:b/>
           <w:bCs/>
@@ -4801,7 +4835,7 @@
         <w:pStyle w:val="Compact"/>
         <w:numPr>
           <w:ilvl w:val="1"/>
-          <w:numId w:val="1006"/>
+          <w:numId w:val="1007"/>
         </w:numPr>
       </w:pPr>
       <w:r>
@@ -4813,7 +4847,7 @@
         <w:pStyle w:val="Compact"/>
         <w:numPr>
           <w:ilvl w:val="1"/>
-          <w:numId w:val="1006"/>
+          <w:numId w:val="1007"/>
         </w:numPr>
       </w:pPr>
       <w:r>
@@ -4837,7 +4871,7 @@
         <w:pStyle w:val="Compact"/>
         <w:numPr>
           <w:ilvl w:val="0"/>
-          <w:numId w:val="1005"/>
+          <w:numId w:val="1006"/>
         </w:numPr>
       </w:pPr>
       <w:r>
@@ -4859,7 +4893,7 @@
         <w:pStyle w:val="Compact"/>
         <w:numPr>
           <w:ilvl w:val="0"/>
-          <w:numId w:val="1005"/>
+          <w:numId w:val="1006"/>
         </w:numPr>
       </w:pPr>
       <w:r>
@@ -4881,7 +4915,7 @@
         <w:pStyle w:val="Compact"/>
         <w:numPr>
           <w:ilvl w:val="1"/>
-          <w:numId w:val="1007"/>
+          <w:numId w:val="1008"/>
         </w:numPr>
       </w:pPr>
       <w:r>
@@ -4893,7 +4927,7 @@
         <w:pStyle w:val="Compact"/>
         <w:numPr>
           <w:ilvl w:val="1"/>
-          <w:numId w:val="1007"/>
+          <w:numId w:val="1008"/>
         </w:numPr>
       </w:pPr>
       <w:r>
@@ -4905,7 +4939,7 @@
         <w:pStyle w:val="Compact"/>
         <w:numPr>
           <w:ilvl w:val="1"/>
-          <w:numId w:val="1007"/>
+          <w:numId w:val="1008"/>
         </w:numPr>
       </w:pPr>
       <w:r>
@@ -4917,7 +4951,7 @@
         <w:pStyle w:val="Compact"/>
         <w:numPr>
           <w:ilvl w:val="1"/>
-          <w:numId w:val="1007"/>
+          <w:numId w:val="1008"/>
         </w:numPr>
       </w:pPr>
       <w:r>
@@ -4929,7 +4963,7 @@
         <w:pStyle w:val="Compact"/>
         <w:numPr>
           <w:ilvl w:val="1"/>
-          <w:numId w:val="1007"/>
+          <w:numId w:val="1008"/>
         </w:numPr>
       </w:pPr>
       <w:r>
@@ -4953,7 +4987,7 @@
         <w:pStyle w:val="Compact"/>
         <w:numPr>
           <w:ilvl w:val="0"/>
-          <w:numId w:val="1005"/>
+          <w:numId w:val="1006"/>
         </w:numPr>
       </w:pPr>
       <w:r>
@@ -4969,7 +5003,7 @@
         <w:pStyle w:val="Compact"/>
         <w:numPr>
           <w:ilvl w:val="1"/>
-          <w:numId w:val="1008"/>
+          <w:numId w:val="1009"/>
         </w:numPr>
       </w:pPr>
       <w:r>
@@ -4981,7 +5015,7 @@
         <w:pStyle w:val="Compact"/>
         <w:numPr>
           <w:ilvl w:val="1"/>
-          <w:numId w:val="1008"/>
+          <w:numId w:val="1009"/>
         </w:numPr>
       </w:pPr>
       <w:r>
@@ -4993,7 +5027,7 @@
         <w:pStyle w:val="Compact"/>
         <w:numPr>
           <w:ilvl w:val="1"/>
-          <w:numId w:val="1008"/>
+          <w:numId w:val="1009"/>
         </w:numPr>
       </w:pPr>
       <w:r>
@@ -5005,7 +5039,7 @@
         <w:pStyle w:val="Compact"/>
         <w:numPr>
           <w:ilvl w:val="0"/>
-          <w:numId w:val="1005"/>
+          <w:numId w:val="1006"/>
         </w:numPr>
       </w:pPr>
       <w:r>
@@ -5027,7 +5061,7 @@
         <w:pStyle w:val="Compact"/>
         <w:numPr>
           <w:ilvl w:val="0"/>
-          <w:numId w:val="1005"/>
+          <w:numId w:val="1006"/>
         </w:numPr>
       </w:pPr>
       <w:r>
@@ -5049,7 +5083,7 @@
         <w:pStyle w:val="Compact"/>
         <w:numPr>
           <w:ilvl w:val="0"/>
-          <w:numId w:val="1005"/>
+          <w:numId w:val="1006"/>
         </w:numPr>
       </w:pPr>
       <w:r>
@@ -5071,7 +5105,7 @@
         <w:pStyle w:val="Compact"/>
         <w:numPr>
           <w:ilvl w:val="0"/>
-          <w:numId w:val="1005"/>
+          <w:numId w:val="1006"/>
         </w:numPr>
       </w:pPr>
       <w:r>
@@ -5083,7 +5117,7 @@
         <w:pStyle w:val="Compact"/>
         <w:numPr>
           <w:ilvl w:val="0"/>
-          <w:numId w:val="1005"/>
+          <w:numId w:val="1006"/>
         </w:numPr>
       </w:pPr>
       <w:r>
@@ -6404,7 +6438,7 @@
         <w:pStyle w:val="Compact"/>
         <w:numPr>
           <w:ilvl w:val="0"/>
-          <w:numId w:val="1009"/>
+          <w:numId w:val="1010"/>
         </w:numPr>
       </w:pPr>
       <w:r>
@@ -6426,7 +6460,7 @@
         <w:pStyle w:val="Compact"/>
         <w:numPr>
           <w:ilvl w:val="1"/>
-          <w:numId w:val="1010"/>
+          <w:numId w:val="1011"/>
         </w:numPr>
       </w:pPr>
       <w:r>
@@ -6438,7 +6472,7 @@
         <w:pStyle w:val="Compact"/>
         <w:numPr>
           <w:ilvl w:val="1"/>
-          <w:numId w:val="1010"/>
+          <w:numId w:val="1011"/>
         </w:numPr>
       </w:pPr>
       <w:r>
@@ -6462,7 +6496,7 @@
         <w:pStyle w:val="Compact"/>
         <w:numPr>
           <w:ilvl w:val="0"/>
-          <w:numId w:val="1009"/>
+          <w:numId w:val="1010"/>
         </w:numPr>
       </w:pPr>
       <w:r>
@@ -6471,95 +6505,6 @@
           <w:iCs/>
         </w:rPr>
         <w:t xml:space="preserve">Профиль обучающегося</w:t>
-      </w:r>
-      <w:r>
-        <w:t xml:space="preserve">:</w:t>
-      </w:r>
-    </w:p>
-    <w:p>
-      <w:pPr>
-        <w:pStyle w:val="Compact"/>
-        <w:numPr>
-          <w:ilvl w:val="1"/>
-          <w:numId w:val="1011"/>
-        </w:numPr>
-      </w:pPr>
-      <w:r>
-        <w:t xml:space="preserve">средние по критериям против средних группы той же роли;</w:t>
-      </w:r>
-    </w:p>
-    <w:p>
-      <w:pPr>
-        <w:pStyle w:val="Compact"/>
-        <w:numPr>
-          <w:ilvl w:val="1"/>
-          <w:numId w:val="1011"/>
-        </w:numPr>
-      </w:pPr>
-      <w:r>
-        <w:t xml:space="preserve">типичные ошибки;</w:t>
-      </w:r>
-    </w:p>
-    <w:p>
-      <w:pPr>
-        <w:pStyle w:val="Compact"/>
-        <w:numPr>
-          <w:ilvl w:val="1"/>
-          <w:numId w:val="1011"/>
-        </w:numPr>
-      </w:pPr>
-      <w:r>
-        <w:t xml:space="preserve">отработанные группы классификатора — по сценарию вызова;</w:t>
-      </w:r>
-    </w:p>
-    <w:p>
-      <w:pPr>
-        <w:pStyle w:val="Compact"/>
-        <w:numPr>
-          <w:ilvl w:val="1"/>
-          <w:numId w:val="1011"/>
-        </w:numPr>
-      </w:pPr>
-      <w:r>
-        <w:t xml:space="preserve">балл по сложности заявителя.</w:t>
-      </w:r>
-    </w:p>
-    <w:p>
-      <w:pPr>
-        <w:pStyle w:val="Compact"/>
-        <w:numPr>
-          <w:ilvl w:val="0"/>
-          <w:numId w:val="1009"/>
-        </w:numPr>
-      </w:pPr>
-      <w:r>
-        <w:rPr>
-          <w:i/>
-          <w:iCs/>
-        </w:rPr>
-        <w:t xml:space="preserve">Разбор занятия</w:t>
-      </w:r>
-      <w:r>
-        <w:t xml:space="preserve"> </w:t>
-      </w:r>
-      <w:r>
-        <w:t xml:space="preserve">— для подведения итогов смены (ГОСТ Р 22.7.01, п. 3.12.3): характерные недостатки, слабые критерии с советом, превышения норматива, лучшие результаты. Одинаковые замечания сводятся без перечней, пояснений в скобках и чисел.</w:t>
-      </w:r>
-    </w:p>
-    <w:p>
-      <w:pPr>
-        <w:pStyle w:val="Compact"/>
-        <w:numPr>
-          <w:ilvl w:val="0"/>
-          <w:numId w:val="1009"/>
-        </w:numPr>
-      </w:pPr>
-      <w:r>
-        <w:rPr>
-          <w:i/>
-          <w:iCs/>
-        </w:rPr>
-        <w:t xml:space="preserve">Подбор задания</w:t>
       </w:r>
       <w:r>
         <w:t xml:space="preserve">:</w:t>
@@ -6574,7 +6519,7 @@
         </w:numPr>
       </w:pPr>
       <w:r>
-        <w:t xml:space="preserve">группы: до трёх групп классификатора со средним баллом ниже «порог + 15»; затем ещё не отработанные группы, для которых в банке есть утверждённые сценарии;</w:t>
+        <w:t xml:space="preserve">средние по критериям против средних группы той же роли;</w:t>
       </w:r>
     </w:p>
     <w:p>
@@ -6586,7 +6531,7 @@
         </w:numPr>
       </w:pPr>
       <w:r>
-        <w:t xml:space="preserve">сложность: медиана сложности пройденных сценариев, +1 при среднем балле последних 10 карточек от «порог + 15», −1 при балле ниже «порог − 10»;</w:t>
+        <w:t xml:space="preserve">типичные ошибки;</w:t>
       </w:r>
     </w:p>
     <w:p>
@@ -6598,7 +6543,19 @@
         </w:numPr>
       </w:pPr>
       <w:r>
-        <w:t xml:space="preserve">сценарии занятия выдаются ближайшей к заданной сложности.</w:t>
+        <w:t xml:space="preserve">отработанные группы классификатора — по сценарию вызова;</w:t>
+      </w:r>
+    </w:p>
+    <w:p>
+      <w:pPr>
+        <w:pStyle w:val="Compact"/>
+        <w:numPr>
+          <w:ilvl w:val="1"/>
+          <w:numId w:val="1012"/>
+        </w:numPr>
+      </w:pPr>
+      <w:r>
+        <w:t xml:space="preserve">балл по сложности заявителя.</w:t>
       </w:r>
     </w:p>
     <w:p>
@@ -6606,7 +6563,7 @@
         <w:pStyle w:val="Compact"/>
         <w:numPr>
           <w:ilvl w:val="0"/>
-          <w:numId w:val="1009"/>
+          <w:numId w:val="1010"/>
         </w:numPr>
       </w:pPr>
       <w:r>
@@ -6614,13 +6571,32 @@
           <w:i/>
           <w:iCs/>
         </w:rPr>
-        <w:t xml:space="preserve">Готовность к допуску</w:t>
+        <w:t xml:space="preserve">Разбор занятия</w:t>
       </w:r>
       <w:r>
         <w:t xml:space="preserve"> </w:t>
       </w:r>
       <w:r>
-        <w:t xml:space="preserve">— по шкале итогового контроля Программы подготовки дежурно-диспетчерского персонала ЕДДС (протокол Правкомиссии от 31.10.2023 № 9). Учитываются последние 10 оценённых карточек каждой роли:</w:t>
+        <w:t xml:space="preserve">— для подведения итогов смены (ГОСТ Р 22.7.01, п. 3.12.3): характерные недостатки, слабые критерии с советом, превышения норматива, лучшие результаты. Одинаковые замечания сводятся без перечней, пояснений в скобках и чисел.</w:t>
+      </w:r>
+    </w:p>
+    <w:p>
+      <w:pPr>
+        <w:pStyle w:val="Compact"/>
+        <w:numPr>
+          <w:ilvl w:val="0"/>
+          <w:numId w:val="1010"/>
+        </w:numPr>
+      </w:pPr>
+      <w:r>
+        <w:rPr>
+          <w:i/>
+          <w:iCs/>
+        </w:rPr>
+        <w:t xml:space="preserve">Подбор задания</w:t>
+      </w:r>
+      <w:r>
+        <w:t xml:space="preserve">:</w:t>
       </w:r>
     </w:p>
     <w:p>
@@ -6632,7 +6608,7 @@
         </w:numPr>
       </w:pPr>
       <w:r>
-        <w:t xml:space="preserve">«отлично» — средний балл от 90 и не меньше 90 % карточек в нормативе;</w:t>
+        <w:t xml:space="preserve">группы: до трёх групп классификатора со средним баллом ниже «порог + 15»; затем ещё не отработанные группы, для которых в банке есть утверждённые сценарии;</w:t>
       </w:r>
     </w:p>
     <w:p>
@@ -6644,7 +6620,7 @@
         </w:numPr>
       </w:pPr>
       <w:r>
-        <w:t xml:space="preserve">«хорошо» — от 75, в нормативе;</w:t>
+        <w:t xml:space="preserve">сложность: медиана сложности пройденных сценариев, +1 при среднем балле последних 10 карточек от «порог + 15», −1 при балле ниже «порог − 10»;</w:t>
       </w:r>
     </w:p>
     <w:p>
@@ -6656,7 +6632,29 @@
         </w:numPr>
       </w:pPr>
       <w:r>
-        <w:t xml:space="preserve">«удовлетворительно» — от 60, в нормативе или с небольшим превышением (не меньше 60 % в нормативе, 90-й процентиль не больше 1,5 норматива);</w:t>
+        <w:t xml:space="preserve">сценарии занятия выдаются ближайшей к заданной сложности.</w:t>
+      </w:r>
+    </w:p>
+    <w:p>
+      <w:pPr>
+        <w:pStyle w:val="Compact"/>
+        <w:numPr>
+          <w:ilvl w:val="0"/>
+          <w:numId w:val="1010"/>
+        </w:numPr>
+      </w:pPr>
+      <w:r>
+        <w:rPr>
+          <w:i/>
+          <w:iCs/>
+        </w:rPr>
+        <w:t xml:space="preserve">Готовность к допуску</w:t>
+      </w:r>
+      <w:r>
+        <w:t xml:space="preserve"> </w:t>
+      </w:r>
+      <w:r>
+        <w:t xml:space="preserve">— по шкале итогового контроля Программы подготовки дежурно-диспетчерского персонала ЕДДС (протокол Правкомиссии от 31.10.2023 № 9). Учитываются последние 10 оценённых карточек каждой роли:</w:t>
       </w:r>
     </w:p>
     <w:p>
@@ -6664,7 +6662,43 @@
         <w:pStyle w:val="Compact"/>
         <w:numPr>
           <w:ilvl w:val="1"/>
-          <w:numId w:val="1013"/>
+          <w:numId w:val="1014"/>
+        </w:numPr>
+      </w:pPr>
+      <w:r>
+        <w:t xml:space="preserve">«отлично» — средний балл от 90 и не меньше 90 % карточек в нормативе;</w:t>
+      </w:r>
+    </w:p>
+    <w:p>
+      <w:pPr>
+        <w:pStyle w:val="Compact"/>
+        <w:numPr>
+          <w:ilvl w:val="1"/>
+          <w:numId w:val="1014"/>
+        </w:numPr>
+      </w:pPr>
+      <w:r>
+        <w:t xml:space="preserve">«хорошо» — от 75, в нормативе;</w:t>
+      </w:r>
+    </w:p>
+    <w:p>
+      <w:pPr>
+        <w:pStyle w:val="Compact"/>
+        <w:numPr>
+          <w:ilvl w:val="1"/>
+          <w:numId w:val="1014"/>
+        </w:numPr>
+      </w:pPr>
+      <w:r>
+        <w:t xml:space="preserve">«удовлетворительно» — от 60, в нормативе или с небольшим превышением (не меньше 60 % в нормативе, 90-й процентиль не больше 1,5 норматива);</w:t>
+      </w:r>
+    </w:p>
+    <w:p>
+      <w:pPr>
+        <w:pStyle w:val="Compact"/>
+        <w:numPr>
+          <w:ilvl w:val="1"/>
+          <w:numId w:val="1014"/>
         </w:numPr>
       </w:pPr>
       <w:r>
@@ -6727,7 +6761,7 @@
         <w:pStyle w:val="Compact"/>
         <w:numPr>
           <w:ilvl w:val="0"/>
-          <w:numId w:val="1014"/>
+          <w:numId w:val="1015"/>
         </w:numPr>
       </w:pPr>
       <w:r>
@@ -6748,7 +6782,7 @@
         <w:pStyle w:val="Compact"/>
         <w:numPr>
           <w:ilvl w:val="0"/>
-          <w:numId w:val="1014"/>
+          <w:numId w:val="1015"/>
         </w:numPr>
       </w:pPr>
       <w:r>
@@ -7526,43 +7560,11 @@
         <w:pStyle w:val="Compact"/>
         <w:numPr>
           <w:ilvl w:val="0"/>
-          <w:numId w:val="1015"/>
+          <w:numId w:val="1016"/>
         </w:numPr>
       </w:pPr>
       <w:r>
         <w:t xml:space="preserve">острые стрессовые реакции по перечню ЦЭПП МЧС: страх и паника, плач, истероидная реакция, агрессия, тревога, апатия, ступор, психомоторное возбуждение, горе и вина;</w:t>
-      </w:r>
-    </w:p>
-    <w:p>
-      <w:pPr>
-        <w:pStyle w:val="Compact"/>
-        <w:numPr>
-          <w:ilvl w:val="0"/>
-          <w:numId w:val="1015"/>
-        </w:numPr>
-      </w:pPr>
-      <w:r>
-        <w:t xml:space="preserve">кризисные состояния: бред и галлюцинации, суицидальные высказывания;</w:t>
-      </w:r>
-    </w:p>
-    <w:p>
-      <w:pPr>
-        <w:pStyle w:val="Compact"/>
-        <w:numPr>
-          <w:ilvl w:val="0"/>
-          <w:numId w:val="1015"/>
-        </w:numPr>
-      </w:pPr>
-      <w:r>
-        <w:t xml:space="preserve">особые категории заявителей: ребёнок, пожилой, опьянение, ложный вызов.</w:t>
-      </w:r>
-    </w:p>
-    <w:p>
-      <w:pPr>
-        <w:pStyle w:val="FirstParagraph"/>
-      </w:pPr>
-      <w:r>
-        <w:t xml:space="preserve">Для каждого профиля заданы:</w:t>
       </w:r>
     </w:p>
     <w:p>
@@ -7574,7 +7576,7 @@
         </w:numPr>
       </w:pPr>
       <w:r>
-        <w:t xml:space="preserve">стартовый уровень и нижняя граница;</w:t>
+        <w:t xml:space="preserve">кризисные состояния: бред и галлюцинации, суицидальные высказывания;</w:t>
       </w:r>
     </w:p>
     <w:p>
@@ -7586,79 +7588,7 @@
         </w:numPr>
       </w:pPr>
       <w:r>
-        <w:t xml:space="preserve">«стоимость» успокоения;</w:t>
-      </w:r>
-    </w:p>
-    <w:p>
-      <w:pPr>
-        <w:pStyle w:val="Compact"/>
-        <w:numPr>
-          <w:ilvl w:val="0"/>
-          <w:numId w:val="1016"/>
-        </w:numPr>
-      </w:pPr>
-      <w:r>
-        <w:t xml:space="preserve">помогающие и вредящие действия оператора;</w:t>
-      </w:r>
-    </w:p>
-    <w:p>
-      <w:pPr>
-        <w:pStyle w:val="Compact"/>
-        <w:numPr>
-          <w:ilvl w:val="0"/>
-          <w:numId w:val="1016"/>
-        </w:numPr>
-      </w:pPr>
-      <w:r>
-        <w:t xml:space="preserve">критические ошибки;</w:t>
-      </w:r>
-    </w:p>
-    <w:p>
-      <w:pPr>
-        <w:pStyle w:val="Compact"/>
-        <w:numPr>
-          <w:ilvl w:val="0"/>
-          <w:numId w:val="1016"/>
-        </w:numPr>
-      </w:pPr>
-      <w:r>
-        <w:t xml:space="preserve">обязательная маршрутизация (психолог, скорая);</w:t>
-      </w:r>
-    </w:p>
-    <w:p>
-      <w:pPr>
-        <w:pStyle w:val="Compact"/>
-        <w:numPr>
-          <w:ilvl w:val="0"/>
-          <w:numId w:val="1016"/>
-        </w:numPr>
-      </w:pPr>
-      <w:r>
-        <w:t xml:space="preserve">ворота раскрытия тем;</w:t>
-      </w:r>
-    </w:p>
-    <w:p>
-      <w:pPr>
-        <w:pStyle w:val="Compact"/>
-        <w:numPr>
-          <w:ilvl w:val="0"/>
-          <w:numId w:val="1016"/>
-        </w:numPr>
-      </w:pPr>
-      <w:r>
-        <w:t xml:space="preserve">речевое поведение по уровням;</w:t>
-      </w:r>
-    </w:p>
-    <w:p>
-      <w:pPr>
-        <w:pStyle w:val="Compact"/>
-        <w:numPr>
-          <w:ilvl w:val="0"/>
-          <w:numId w:val="1016"/>
-        </w:numPr>
-      </w:pPr>
-      <w:r>
-        <w:t xml:space="preserve">ссылки на источники.</w:t>
+        <w:t xml:space="preserve">особые категории заявителей: ребёнок, пожилой, опьянение, ложный вызов.</w:t>
       </w:r>
     </w:p>
     <w:p>
@@ -7666,34 +7596,7 @@
         <w:pStyle w:val="FirstParagraph"/>
       </w:pPr>
       <w:r>
-        <w:t xml:space="preserve">Каталог проверяется при старте системы.</w:t>
-      </w:r>
-    </w:p>
-    <w:p>
-      <w:pPr>
-        <w:pStyle w:val="BodyText"/>
-      </w:pPr>
-      <w:r>
-        <w:rPr>
-          <w:b/>
-          <w:bCs/>
-        </w:rPr>
-        <w:t xml:space="preserve">Движок состояния</w:t>
-      </w:r>
-      <w:r>
-        <w:t xml:space="preserve"> </w:t>
-      </w:r>
-      <w:r>
-        <w:t xml:space="preserve">(</w:t>
-      </w:r>
-      <w:r>
-        <w:rPr>
-          <w:rStyle w:val="VerbatimChar"/>
-        </w:rPr>
-        <w:t xml:space="preserve">training/domain/psy.py</w:t>
-      </w:r>
-      <w:r>
-        <w:t xml:space="preserve">). Модель не хранит состояние, иначе заявитель «слишком кооперативен» и успокаивается за один-два хода: это показано в исследованиях LLM-симуляции пациентов PATIENT-Ψ, SimPatient, CARS.</w:t>
+        <w:t xml:space="preserve">Для каждого профиля заданы:</w:t>
       </w:r>
     </w:p>
     <w:p>
@@ -7705,7 +7608,7 @@
         </w:numPr>
       </w:pPr>
       <w:r>
-        <w:t xml:space="preserve">Уровень заявителя — по шкале ECCS 1–5. Также хранятся доверие к оператору и этап (для кризисных профилей).</w:t>
+        <w:t xml:space="preserve">стартовый уровень и нижняя граница;</w:t>
       </w:r>
     </w:p>
     <w:p>
@@ -7717,7 +7620,7 @@
         </w:numPr>
       </w:pPr>
       <w:r>
-        <w:t xml:space="preserve">Эскалация быстрая: запрещённое действие поднимает уровень сразу. Грубость, угроза прекратить разговор или переспрашивание уже сообщённого возвращают уровень к стартовому.</w:t>
+        <w:t xml:space="preserve">«стоимость» успокоения;</w:t>
       </w:r>
     </w:p>
     <w:p>
@@ -7729,7 +7632,7 @@
         </w:numPr>
       </w:pPr>
       <w:r>
-        <w:t xml:space="preserve">Деэскалация медленная: снижение на один уровень требует нескольких правильных действий подряд (стоимость профиля ± 1 по генератору звонка). Ниже нижней границы профиля уровень не опускается.</w:t>
+        <w:t xml:space="preserve">помогающие и вредящие действия оператора;</w:t>
       </w:r>
     </w:p>
     <w:p>
@@ -7741,7 +7644,7 @@
         </w:numPr>
       </w:pPr>
       <w:r>
-        <w:t xml:space="preserve">События по времени (например, «огонь подошёл к двери» на 90-й секунде) поднимают уровень независимо от оператора.</w:t>
+        <w:t xml:space="preserve">критические ошибки;</w:t>
       </w:r>
     </w:p>
     <w:p>
@@ -7753,7 +7656,7 @@
         </w:numPr>
       </w:pPr>
       <w:r>
-        <w:t xml:space="preserve">Тема легенды (адрес, этаж, имя…) доступна, пока уровень не выше её «ворот». Заявитель в панике не может назвать адрес, пока оператор его не «вернёт».</w:t>
+        <w:t xml:space="preserve">обязательная маршрутизация (психолог, скорая);</w:t>
       </w:r>
     </w:p>
     <w:p>
@@ -7765,7 +7668,31 @@
         </w:numPr>
       </w:pPr>
       <w:r>
-        <w:t xml:space="preserve">Генератор звонка задаётся зерном, сохранённым в звонке: одинаковые действия дают одинаковую траекторию, и оценка воспроизводима.</w:t>
+        <w:t xml:space="preserve">ворота раскрытия тем;</w:t>
+      </w:r>
+    </w:p>
+    <w:p>
+      <w:pPr>
+        <w:pStyle w:val="Compact"/>
+        <w:numPr>
+          <w:ilvl w:val="0"/>
+          <w:numId w:val="1017"/>
+        </w:numPr>
+      </w:pPr>
+      <w:r>
+        <w:t xml:space="preserve">речевое поведение по уровням;</w:t>
+      </w:r>
+    </w:p>
+    <w:p>
+      <w:pPr>
+        <w:pStyle w:val="Compact"/>
+        <w:numPr>
+          <w:ilvl w:val="0"/>
+          <w:numId w:val="1017"/>
+        </w:numPr>
+      </w:pPr>
+      <w:r>
+        <w:t xml:space="preserve">ссылки на источники.</w:t>
       </w:r>
     </w:p>
     <w:p>
@@ -7773,11 +7700,19 @@
         <w:pStyle w:val="FirstParagraph"/>
       </w:pPr>
       <w:r>
+        <w:t xml:space="preserve">Каталог проверяется при старте системы.</w:t>
+      </w:r>
+    </w:p>
+    <w:p>
+      <w:pPr>
+        <w:pStyle w:val="BodyText"/>
+      </w:pPr>
+      <w:r>
         <w:rPr>
           <w:b/>
           <w:bCs/>
         </w:rPr>
-        <w:t xml:space="preserve">Действия оператора</w:t>
+        <w:t xml:space="preserve">Движок состояния</w:t>
       </w:r>
       <w:r>
         <w:t xml:space="preserve"> </w:t>
@@ -7789,10 +7724,10 @@
         <w:rPr>
           <w:rStyle w:val="VerbatimChar"/>
         </w:rPr>
-        <w:t xml:space="preserve">training/domain/psy_acts.py</w:t>
-      </w:r>
-      <w:r>
-        <w:t xml:space="preserve">) распознаются офлайн по словарям из тех же источников, 37 кодов:</w:t>
+        <w:t xml:space="preserve">training/domain/psy.py</w:t>
+      </w:r>
+      <w:r>
+        <w:t xml:space="preserve">). Модель не хранит состояние, иначе заявитель «слишком кооперативен» и успокаивается за один-два хода: это показано в исследованиях LLM-симуляции пациентов PATIENT-Ψ, SimPatient, CARS.</w:t>
       </w:r>
     </w:p>
     <w:p>
@@ -7804,7 +7739,7 @@
         </w:numPr>
       </w:pPr>
       <w:r>
-        <w:t xml:space="preserve">правильные: приветствие, обращение по имени, «я на линии», признание эмоции, повторная настойчивость, дыхание, подтверждение адреса, прямой вопрос о суициде, подключение психолога и др.;</w:t>
+        <w:t xml:space="preserve">Уровень заявителя — по шкале ECCS 1–5. Также хранятся доверие к оператору и этап (для кризисных профилей).</w:t>
       </w:r>
     </w:p>
     <w:p>
@@ -7816,7 +7751,7 @@
         </w:numPr>
       </w:pPr>
       <w:r>
-        <w:t xml:space="preserve">недопустимые: «успокойтесь», обесценивание, упрёк, грубость, угроза положить трубку, спор, ложное обещание, вредный совет, инструкция с «не», слова-триггеры, жаргон;</w:t>
+        <w:t xml:space="preserve">Эскалация быстрая: запрещённое действие поднимает уровень сразу. Грубость, угроза прекратить разговор или переспрашивание уже сообщённого возвращают уровень к стартовому.</w:t>
       </w:r>
     </w:p>
     <w:p>
@@ -7828,7 +7763,43 @@
         </w:numPr>
       </w:pPr>
       <w:r>
-        <w:t xml:space="preserve">события по времени и голосу: долгая пауза, перебивание, переспрашивание уже подтверждённого.</w:t>
+        <w:t xml:space="preserve">Деэскалация медленная: снижение на один уровень требует нескольких правильных действий подряд (стоимость профиля ± 1 по генератору звонка). Ниже нижней границы профиля уровень не опускается.</w:t>
+      </w:r>
+    </w:p>
+    <w:p>
+      <w:pPr>
+        <w:pStyle w:val="Compact"/>
+        <w:numPr>
+          <w:ilvl w:val="0"/>
+          <w:numId w:val="1018"/>
+        </w:numPr>
+      </w:pPr>
+      <w:r>
+        <w:t xml:space="preserve">События по времени (например, «огонь подошёл к двери» на 90-й секунде) поднимают уровень независимо от оператора.</w:t>
+      </w:r>
+    </w:p>
+    <w:p>
+      <w:pPr>
+        <w:pStyle w:val="Compact"/>
+        <w:numPr>
+          <w:ilvl w:val="0"/>
+          <w:numId w:val="1018"/>
+        </w:numPr>
+      </w:pPr>
+      <w:r>
+        <w:t xml:space="preserve">Тема легенды (адрес, этаж, имя…) доступна, пока уровень не выше её «ворот». Заявитель в панике не может назвать адрес, пока оператор его не «вернёт».</w:t>
+      </w:r>
+    </w:p>
+    <w:p>
+      <w:pPr>
+        <w:pStyle w:val="Compact"/>
+        <w:numPr>
+          <w:ilvl w:val="0"/>
+          <w:numId w:val="1018"/>
+        </w:numPr>
+      </w:pPr>
+      <w:r>
+        <w:t xml:space="preserve">Генератор звонка задаётся зерном, сохранённым в звонке: одинаковые действия дают одинаковую траекторию, и оценка воспроизводима.</w:t>
       </w:r>
     </w:p>
     <w:p>
@@ -7836,49 +7807,26 @@
         <w:pStyle w:val="FirstParagraph"/>
       </w:pPr>
       <w:r>
-        <w:t xml:space="preserve">По флагу занятия реплику дополнительно размечает модель (задача</w:t>
-      </w:r>
-      <w:r>
-        <w:t xml:space="preserve"> </w:t>
-      </w:r>
-      <w:r>
-        <w:rPr>
-          <w:rStyle w:val="VerbatimChar"/>
-        </w:rPr>
-        <w:t xml:space="preserve">psy_acts</w:t>
-      </w:r>
-      <w:r>
-        <w:t xml:space="preserve">) по закрытому списку кодов.</w:t>
-      </w:r>
-    </w:p>
-    <w:p>
-      <w:pPr>
-        <w:pStyle w:val="BodyText"/>
-      </w:pPr>
-      <w:r>
         <w:rPr>
           <w:b/>
           <w:bCs/>
         </w:rPr>
-        <w:t xml:space="preserve">Реплика заявителя.</w:t>
+        <w:t xml:space="preserve">Действия оператора</w:t>
       </w:r>
       <w:r>
         <w:t xml:space="preserve"> </w:t>
       </w:r>
       <w:r>
-        <w:t xml:space="preserve">С моделью используется промпт</w:t>
-      </w:r>
-      <w:r>
-        <w:t xml:space="preserve"> </w:t>
+        <w:t xml:space="preserve">(</w:t>
       </w:r>
       <w:r>
         <w:rPr>
           <w:rStyle w:val="VerbatimChar"/>
         </w:rPr>
-        <w:t xml:space="preserve">applicant_actor/v2</w:t>
-      </w:r>
-      <w:r>
-        <w:t xml:space="preserve">: в нём состояние, речевое поведение уровня и список тем, которые сейчас можно и нельзя сообщить; эталон в промпт не передаётся. Ответ модели не показывается, если он:</w:t>
+        <w:t xml:space="preserve">training/domain/psy_acts.py</w:t>
+      </w:r>
+      <w:r>
+        <w:t xml:space="preserve">) распознаются офлайн по словарям из тех же источников, 37 кодов:</w:t>
       </w:r>
     </w:p>
     <w:p>
@@ -7890,7 +7838,7 @@
         </w:numPr>
       </w:pPr>
       <w:r>
-        <w:t xml:space="preserve">раскрывает закрытую тему;</w:t>
+        <w:t xml:space="preserve">правильные: приветствие, обращение по имени, «я на линии», признание эмоции, повторная настойчивость, дыхание, подтверждение адреса, прямой вопрос о суициде, подключение психолога и др.;</w:t>
       </w:r>
     </w:p>
     <w:p>
@@ -7902,7 +7850,7 @@
         </w:numPr>
       </w:pPr>
       <w:r>
-        <w:t xml:space="preserve">содержит выход из роли («я ИИ», «обратитесь на линию доверия»);</w:t>
+        <w:t xml:space="preserve">недопустимые: «успокойтесь», обесценивание, упрёк, грубость, угроза положить трубку, спор, ложное обещание, вредный совет, инструкция с «не», слова-триггеры, жаргон;</w:t>
       </w:r>
     </w:p>
     <w:p>
@@ -7914,7 +7862,57 @@
         </w:numPr>
       </w:pPr>
       <w:r>
-        <w:t xml:space="preserve">содержит стоп-лист (способы суицида, натуралистичные травмы);</w:t>
+        <w:t xml:space="preserve">события по времени и голосу: долгая пауза, перебивание, переспрашивание уже подтверждённого.</w:t>
+      </w:r>
+    </w:p>
+    <w:p>
+      <w:pPr>
+        <w:pStyle w:val="FirstParagraph"/>
+      </w:pPr>
+      <w:r>
+        <w:t xml:space="preserve">По флагу занятия реплику дополнительно размечает модель (задача</w:t>
+      </w:r>
+      <w:r>
+        <w:t xml:space="preserve"> </w:t>
+      </w:r>
+      <w:r>
+        <w:rPr>
+          <w:rStyle w:val="VerbatimChar"/>
+        </w:rPr>
+        <w:t xml:space="preserve">psy_acts</w:t>
+      </w:r>
+      <w:r>
+        <w:t xml:space="preserve">) по закрытому списку кодов.</w:t>
+      </w:r>
+    </w:p>
+    <w:p>
+      <w:pPr>
+        <w:pStyle w:val="BodyText"/>
+      </w:pPr>
+      <w:r>
+        <w:rPr>
+          <w:b/>
+          <w:bCs/>
+        </w:rPr>
+        <w:t xml:space="preserve">Реплика заявителя.</w:t>
+      </w:r>
+      <w:r>
+        <w:t xml:space="preserve"> </w:t>
+      </w:r>
+      <w:r>
+        <w:t xml:space="preserve">С моделью используется промпт</w:t>
+      </w:r>
+      <w:r>
+        <w:t xml:space="preserve"> </w:t>
+      </w:r>
+      <w:r>
+        <w:rPr>
+          <w:rStyle w:val="VerbatimChar"/>
+        </w:rPr>
+        <w:t xml:space="preserve">applicant_actor/v2</w:t>
+      </w:r>
+      <w:r>
+        <w:t xml:space="preserve">: в нём состояние, речевое поведение уровня и список тем, которые сейчас можно и нельзя сообщить; эталон в промпт не передаётся. Ответ модели не показывается, если он:</w:t>
       </w:r>
     </w:p>
     <w:p>
@@ -7922,7 +7920,43 @@
         <w:pStyle w:val="Compact"/>
         <w:numPr>
           <w:ilvl w:val="0"/>
-          <w:numId w:val="1019"/>
+          <w:numId w:val="1020"/>
+        </w:numPr>
+      </w:pPr>
+      <w:r>
+        <w:t xml:space="preserve">раскрывает закрытую тему;</w:t>
+      </w:r>
+    </w:p>
+    <w:p>
+      <w:pPr>
+        <w:pStyle w:val="Compact"/>
+        <w:numPr>
+          <w:ilvl w:val="0"/>
+          <w:numId w:val="1020"/>
+        </w:numPr>
+      </w:pPr>
+      <w:r>
+        <w:t xml:space="preserve">содержит выход из роли («я ИИ», «обратитесь на линию доверия»);</w:t>
+      </w:r>
+    </w:p>
+    <w:p>
+      <w:pPr>
+        <w:pStyle w:val="Compact"/>
+        <w:numPr>
+          <w:ilvl w:val="0"/>
+          <w:numId w:val="1020"/>
+        </w:numPr>
+      </w:pPr>
+      <w:r>
+        <w:t xml:space="preserve">содержит стоп-лист (способы суицида, натуралистичные травмы);</w:t>
+      </w:r>
+    </w:p>
+    <w:p>
+      <w:pPr>
+        <w:pStyle w:val="Compact"/>
+        <w:numPr>
+          <w:ilvl w:val="0"/>
+          <w:numId w:val="1020"/>
         </w:numPr>
       </w:pPr>
       <w:r>
@@ -9009,7 +9043,7 @@
         <w:pStyle w:val="Compact"/>
         <w:numPr>
           <w:ilvl w:val="0"/>
-          <w:numId w:val="1020"/>
+          <w:numId w:val="1021"/>
         </w:numPr>
       </w:pPr>
       <w:r>
@@ -9021,7 +9055,7 @@
         <w:pStyle w:val="Compact"/>
         <w:numPr>
           <w:ilvl w:val="0"/>
-          <w:numId w:val="1020"/>
+          <w:numId w:val="1021"/>
         </w:numPr>
       </w:pPr>
       <w:r>
@@ -9033,7 +9067,7 @@
         <w:pStyle w:val="Compact"/>
         <w:numPr>
           <w:ilvl w:val="0"/>
-          <w:numId w:val="1020"/>
+          <w:numId w:val="1021"/>
         </w:numPr>
       </w:pPr>
       <w:r>
@@ -9045,7 +9079,7 @@
         <w:pStyle w:val="Compact"/>
         <w:numPr>
           <w:ilvl w:val="0"/>
-          <w:numId w:val="1020"/>
+          <w:numId w:val="1021"/>
         </w:numPr>
       </w:pPr>
       <w:r>
@@ -9375,97 +9409,11 @@
         <w:pStyle w:val="Compact"/>
         <w:numPr>
           <w:ilvl w:val="0"/>
-          <w:numId w:val="1021"/>
+          <w:numId w:val="1022"/>
         </w:numPr>
       </w:pPr>
       <w:r>
         <w:t xml:space="preserve">средневзвешенный балл пропускал грубые ошибки — введено правило критической ошибки: «не зачтено» при любом балле;</w:t>
-      </w:r>
-    </w:p>
-    <w:p>
-      <w:pPr>
-        <w:pStyle w:val="Compact"/>
-        <w:numPr>
-          <w:ilvl w:val="0"/>
-          <w:numId w:val="1021"/>
-        </w:numPr>
-      </w:pPr>
-      <w:r>
-        <w:t xml:space="preserve">ключевые факты со словами «набережная», «улица» не находились в описании;</w:t>
-      </w:r>
-    </w:p>
-    <w:p>
-      <w:pPr>
-        <w:pStyle w:val="Compact"/>
-        <w:numPr>
-          <w:ilvl w:val="0"/>
-          <w:numId w:val="1021"/>
-        </w:numPr>
-      </w:pPr>
-      <w:r>
-        <w:t xml:space="preserve">балл адреса не достигал 1 из-за округления.</w:t>
-      </w:r>
-    </w:p>
-    <w:p>
-      <w:pPr>
-        <w:pStyle w:val="FirstParagraph"/>
-      </w:pPr>
-      <w:r>
-        <w:t xml:space="preserve">Кроме того, критерий описания теперь учитывает только те факты, которые прозвучали в речи заявителя.</w:t>
-      </w:r>
-    </w:p>
-    <w:p>
-      <w:pPr>
-        <w:pStyle w:val="BodyText"/>
-      </w:pPr>
-      <w:r>
-        <w:rPr>
-          <w:b/>
-          <w:bCs/>
-        </w:rPr>
-        <w:t xml:space="preserve">Согласованность генератора.</w:t>
-      </w:r>
-      <w:r>
-        <w:t xml:space="preserve"> </w:t>
-      </w:r>
-      <w:r>
-        <w:t xml:space="preserve">Адрес, заявитель и пострадавшие легенды совпадают с эталоном в 100 % сценариев. Службы эталона совпадают с автоподбором по классификатору в 100 %. Ключевые факты эталона звучат в речи заявителя в 90 % сценариев; в остальных критерий описания учитывает только прозвучавшие факты.</w:t>
-      </w:r>
-    </w:p>
-    <w:p>
-      <w:pPr>
-        <w:pStyle w:val="BodyText"/>
-      </w:pPr>
-      <w:r>
-        <w:rPr>
-          <w:b/>
-          <w:bCs/>
-        </w:rPr>
-        <w:t xml:space="preserve">Согласие с экспертом.</w:t>
-      </w:r>
-      <w:r>
-        <w:t xml:space="preserve"> </w:t>
-      </w:r>
-      <w:r>
-        <w:t xml:space="preserve">По каждой экспертной правке преподавателя сравниваются автобалл до правки и балл эксперта: средняя абсолютная ошибка (MAE), совпадение вердикта, κ Коэна. Метрика рассчитывается автоматически и растёт вместе с числом правок. Устойчивой её можно считать от 30 правок.</w:t>
-      </w:r>
-    </w:p>
-    <w:p>
-      <w:pPr>
-        <w:pStyle w:val="BodyText"/>
-      </w:pPr>
-      <w:r>
-        <w:rPr>
-          <w:b/>
-          <w:bCs/>
-        </w:rPr>
-        <w:t xml:space="preserve">ИИ-судья</w:t>
-      </w:r>
-      <w:r>
-        <w:t xml:space="preserve"> </w:t>
-      </w:r>
-      <w:r>
-        <w:t xml:space="preserve">(смысл и грамотность описания) проверяется на модели отдельно:</w:t>
       </w:r>
     </w:p>
     <w:p>
@@ -9477,7 +9425,7 @@
         </w:numPr>
       </w:pPr>
       <w:r>
-        <w:t xml:space="preserve">верное описание против описания другого происшествия;</w:t>
+        <w:t xml:space="preserve">ключевые факты со словами «набережная», «улица» не находились в описании;</w:t>
       </w:r>
     </w:p>
     <w:p>
@@ -9486,6 +9434,92 @@
         <w:numPr>
           <w:ilvl w:val="0"/>
           <w:numId w:val="1022"/>
+        </w:numPr>
+      </w:pPr>
+      <w:r>
+        <w:t xml:space="preserve">балл адреса не достигал 1 из-за округления.</w:t>
+      </w:r>
+    </w:p>
+    <w:p>
+      <w:pPr>
+        <w:pStyle w:val="FirstParagraph"/>
+      </w:pPr>
+      <w:r>
+        <w:t xml:space="preserve">Кроме того, критерий описания теперь учитывает только те факты, которые прозвучали в речи заявителя.</w:t>
+      </w:r>
+    </w:p>
+    <w:p>
+      <w:pPr>
+        <w:pStyle w:val="BodyText"/>
+      </w:pPr>
+      <w:r>
+        <w:rPr>
+          <w:b/>
+          <w:bCs/>
+        </w:rPr>
+        <w:t xml:space="preserve">Согласованность генератора.</w:t>
+      </w:r>
+      <w:r>
+        <w:t xml:space="preserve"> </w:t>
+      </w:r>
+      <w:r>
+        <w:t xml:space="preserve">Адрес, заявитель и пострадавшие легенды совпадают с эталоном в 100 % сценариев. Службы эталона совпадают с автоподбором по классификатору в 100 %. Ключевые факты эталона звучат в речи заявителя в 90 % сценариев; в остальных критерий описания учитывает только прозвучавшие факты.</w:t>
+      </w:r>
+    </w:p>
+    <w:p>
+      <w:pPr>
+        <w:pStyle w:val="BodyText"/>
+      </w:pPr>
+      <w:r>
+        <w:rPr>
+          <w:b/>
+          <w:bCs/>
+        </w:rPr>
+        <w:t xml:space="preserve">Согласие с экспертом.</w:t>
+      </w:r>
+      <w:r>
+        <w:t xml:space="preserve"> </w:t>
+      </w:r>
+      <w:r>
+        <w:t xml:space="preserve">По каждой экспертной правке преподавателя сравниваются автобалл до правки и балл эксперта: средняя абсолютная ошибка (MAE), совпадение вердикта, κ Коэна. Метрика рассчитывается автоматически и растёт вместе с числом правок. Устойчивой её можно считать от 30 правок.</w:t>
+      </w:r>
+    </w:p>
+    <w:p>
+      <w:pPr>
+        <w:pStyle w:val="BodyText"/>
+      </w:pPr>
+      <w:r>
+        <w:rPr>
+          <w:b/>
+          <w:bCs/>
+        </w:rPr>
+        <w:t xml:space="preserve">ИИ-судья</w:t>
+      </w:r>
+      <w:r>
+        <w:t xml:space="preserve"> </w:t>
+      </w:r>
+      <w:r>
+        <w:t xml:space="preserve">(смысл и грамотность описания) проверяется на модели отдельно:</w:t>
+      </w:r>
+    </w:p>
+    <w:p>
+      <w:pPr>
+        <w:pStyle w:val="Compact"/>
+        <w:numPr>
+          <w:ilvl w:val="0"/>
+          <w:numId w:val="1023"/>
+        </w:numPr>
+      </w:pPr>
+      <w:r>
+        <w:t xml:space="preserve">верное описание против описания другого происшествия;</w:t>
+      </w:r>
+    </w:p>
+    <w:p>
+      <w:pPr>
+        <w:pStyle w:val="Compact"/>
+        <w:numPr>
+          <w:ilvl w:val="0"/>
+          <w:numId w:val="1023"/>
         </w:numPr>
       </w:pPr>
       <w:r>
@@ -12522,7 +12556,7 @@
         <w:pStyle w:val="Compact"/>
         <w:numPr>
           <w:ilvl w:val="0"/>
-          <w:numId w:val="1023"/>
+          <w:numId w:val="1024"/>
         </w:numPr>
       </w:pPr>
       <w:r>
@@ -12534,7 +12568,7 @@
         <w:pStyle w:val="Compact"/>
         <w:numPr>
           <w:ilvl w:val="0"/>
-          <w:numId w:val="1023"/>
+          <w:numId w:val="1024"/>
         </w:numPr>
       </w:pPr>
       <w:r>
@@ -12585,7 +12619,7 @@
         <w:pStyle w:val="Compact"/>
         <w:numPr>
           <w:ilvl w:val="0"/>
-          <w:numId w:val="1023"/>
+          <w:numId w:val="1024"/>
         </w:numPr>
       </w:pPr>
       <w:r>
@@ -12621,7 +12655,7 @@
         <w:pStyle w:val="Compact"/>
         <w:numPr>
           <w:ilvl w:val="0"/>
-          <w:numId w:val="1023"/>
+          <w:numId w:val="1024"/>
         </w:numPr>
       </w:pPr>
       <w:r>
@@ -12693,7 +12727,7 @@
         <w:pStyle w:val="Compact"/>
         <w:numPr>
           <w:ilvl w:val="0"/>
-          <w:numId w:val="1023"/>
+          <w:numId w:val="1024"/>
         </w:numPr>
       </w:pPr>
       <w:r>
@@ -13144,7 +13178,7 @@
         <w:pStyle w:val="Compact"/>
         <w:numPr>
           <w:ilvl w:val="0"/>
-          <w:numId w:val="1024"/>
+          <w:numId w:val="1025"/>
         </w:numPr>
       </w:pPr>
       <w:r>
@@ -13161,97 +13195,6 @@
       </w:r>
       <w:r>
         <w:t xml:space="preserve">. Ежедневная копия делается встроенным планировщиком приложения в заданный час по Москве («Настройки и копии» → «Хранение копий»: включатель и час). Если стенд был выключен в этот час, копия создаётся при первом запуске в те же сутки. В аудите такая копия записывается от имени системы.</w:t>
-      </w:r>
-    </w:p>
-    <w:p>
-      <w:pPr>
-        <w:pStyle w:val="Compact"/>
-        <w:numPr>
-          <w:ilvl w:val="0"/>
-          <w:numId w:val="1024"/>
-        </w:numPr>
-      </w:pPr>
-      <w:r>
-        <w:t xml:space="preserve">Копия — сжатый JSON рабочих данных: пользователи, группы, сценарии, занятия, карточки, оценки, журнал аудита, настройки. Справочники восстанавливаются импортом; файлы учебных материалов — в томе</w:t>
-      </w:r>
-      <w:r>
-        <w:t xml:space="preserve"> </w:t>
-      </w:r>
-      <w:r>
-        <w:rPr>
-          <w:rStyle w:val="VerbatimChar"/>
-        </w:rPr>
-        <w:t xml:space="preserve">materials</w:t>
-      </w:r>
-      <w:r>
-        <w:t xml:space="preserve">.</w:t>
-      </w:r>
-    </w:p>
-    <w:p>
-      <w:pPr>
-        <w:pStyle w:val="Compact"/>
-        <w:numPr>
-          <w:ilvl w:val="0"/>
-          <w:numId w:val="1024"/>
-        </w:numPr>
-      </w:pPr>
-      <w:r>
-        <w:t xml:space="preserve">Хранится заданное в настройках число копий; копию можно скачать.</w:t>
-      </w:r>
-    </w:p>
-    <w:p>
-      <w:pPr>
-        <w:pStyle w:val="Compact"/>
-        <w:numPr>
-          <w:ilvl w:val="0"/>
-          <w:numId w:val="1024"/>
-        </w:numPr>
-      </w:pPr>
-      <w:r>
-        <w:t xml:space="preserve">Восстановление — кнопкой в панели с подтверждением словом «ВОССТАНОВИТЬ»: данные заменяются состоянием копии, все сессии завершаются, событие записывается в журнал аудита.</w:t>
-      </w:r>
-    </w:p>
-    <w:p>
-      <w:pPr>
-        <w:pStyle w:val="Compact"/>
-        <w:numPr>
-          <w:ilvl w:val="0"/>
-          <w:numId w:val="1024"/>
-        </w:numPr>
-      </w:pPr>
-      <w:r>
-        <w:t xml:space="preserve">Полная копия базы PostgreSQL средствами СУБД:</w:t>
-      </w:r>
-      <w:r>
-        <w:t xml:space="preserve"> </w:t>
-      </w:r>
-      <w:r>
-        <w:rPr>
-          <w:rStyle w:val="VerbatimChar"/>
-        </w:rPr>
-        <w:t xml:space="preserve">docker compose exec db pg_dump -U aiskra aiskra &gt; backup.sql</w:t>
-      </w:r>
-      <w:r>
-        <w:t xml:space="preserve">.</w:t>
-      </w:r>
-    </w:p>
-    <w:bookmarkEnd w:id="44"/>
-    <w:bookmarkStart w:id="45" w:name="обслуживание"/>
-    <w:p>
-      <w:pPr>
-        <w:pStyle w:val="Heading2"/>
-      </w:pPr>
-      <w:r>
-        <w:rPr>
-          <w:rStyle w:val="SectionNumber"/>
-        </w:rPr>
-        <w:t xml:space="preserve">8.5</w:t>
-      </w:r>
-      <w:r>
-        <w:tab/>
-      </w:r>
-      <w:r>
-        <w:t xml:space="preserve">Обслуживание</w:t>
       </w:r>
     </w:p>
     <w:p>
@@ -13263,7 +13206,7 @@
         </w:numPr>
       </w:pPr>
       <w:r>
-        <w:t xml:space="preserve">Очистка журнала аудита старше срока хранения (не меньше 183 дней): кнопка в настройках или</w:t>
+        <w:t xml:space="preserve">Копия — сжатый JSON рабочих данных: пользователи, группы, сценарии, занятия, карточки, оценки, журнал аудита, настройки. Справочники восстанавливаются импортом; файлы учебных материалов — в томе</w:t>
       </w:r>
       <w:r>
         <w:t xml:space="preserve"> </w:t>
@@ -13272,7 +13215,7 @@
         <w:rPr>
           <w:rStyle w:val="VerbatimChar"/>
         </w:rPr>
-        <w:t xml:space="preserve">docker compose exec backend python -m aiskra.cli purge-audit</w:t>
+        <w:t xml:space="preserve">materials</w:t>
       </w:r>
       <w:r>
         <w:t xml:space="preserve">.</w:t>
@@ -13287,19 +13230,7 @@
         </w:numPr>
       </w:pPr>
       <w:r>
-        <w:t xml:space="preserve">Состояние сервисов (БД, модели, телефония, копии) — панель администратора «Состояние», проверка</w:t>
-      </w:r>
-      <w:r>
-        <w:t xml:space="preserve"> </w:t>
-      </w:r>
-      <w:r>
-        <w:rPr>
-          <w:rStyle w:val="VerbatimChar"/>
-        </w:rPr>
-        <w:t xml:space="preserve">/health</w:t>
-      </w:r>
-      <w:r>
-        <w:t xml:space="preserve">.</w:t>
+        <w:t xml:space="preserve">Хранится заданное в настройках число копий; копию можно скачать.</w:t>
       </w:r>
     </w:p>
     <w:p>
@@ -13308,6 +13239,109 @@
         <w:numPr>
           <w:ilvl w:val="0"/>
           <w:numId w:val="1025"/>
+        </w:numPr>
+      </w:pPr>
+      <w:r>
+        <w:t xml:space="preserve">Восстановление — кнопкой в панели с подтверждением словом «ВОССТАНОВИТЬ»: данные заменяются состоянием копии, все сессии завершаются, событие записывается в журнал аудита.</w:t>
+      </w:r>
+    </w:p>
+    <w:p>
+      <w:pPr>
+        <w:pStyle w:val="Compact"/>
+        <w:numPr>
+          <w:ilvl w:val="0"/>
+          <w:numId w:val="1025"/>
+        </w:numPr>
+      </w:pPr>
+      <w:r>
+        <w:t xml:space="preserve">Полная копия базы PostgreSQL средствами СУБД:</w:t>
+      </w:r>
+      <w:r>
+        <w:t xml:space="preserve"> </w:t>
+      </w:r>
+      <w:r>
+        <w:rPr>
+          <w:rStyle w:val="VerbatimChar"/>
+        </w:rPr>
+        <w:t xml:space="preserve">docker compose exec db pg_dump -U aiskra aiskra &gt; backup.sql</w:t>
+      </w:r>
+      <w:r>
+        <w:t xml:space="preserve">.</w:t>
+      </w:r>
+    </w:p>
+    <w:bookmarkEnd w:id="44"/>
+    <w:bookmarkStart w:id="45" w:name="обслуживание"/>
+    <w:p>
+      <w:pPr>
+        <w:pStyle w:val="Heading2"/>
+      </w:pPr>
+      <w:r>
+        <w:rPr>
+          <w:rStyle w:val="SectionNumber"/>
+        </w:rPr>
+        <w:t xml:space="preserve">8.5</w:t>
+      </w:r>
+      <w:r>
+        <w:tab/>
+      </w:r>
+      <w:r>
+        <w:t xml:space="preserve">Обслуживание</w:t>
+      </w:r>
+    </w:p>
+    <w:p>
+      <w:pPr>
+        <w:pStyle w:val="Compact"/>
+        <w:numPr>
+          <w:ilvl w:val="0"/>
+          <w:numId w:val="1026"/>
+        </w:numPr>
+      </w:pPr>
+      <w:r>
+        <w:t xml:space="preserve">Очистка журнала аудита старше срока хранения (не меньше 183 дней): кнопка в настройках или</w:t>
+      </w:r>
+      <w:r>
+        <w:t xml:space="preserve"> </w:t>
+      </w:r>
+      <w:r>
+        <w:rPr>
+          <w:rStyle w:val="VerbatimChar"/>
+        </w:rPr>
+        <w:t xml:space="preserve">docker compose exec backend python -m aiskra.cli purge-audit</w:t>
+      </w:r>
+      <w:r>
+        <w:t xml:space="preserve">.</w:t>
+      </w:r>
+    </w:p>
+    <w:p>
+      <w:pPr>
+        <w:pStyle w:val="Compact"/>
+        <w:numPr>
+          <w:ilvl w:val="0"/>
+          <w:numId w:val="1026"/>
+        </w:numPr>
+      </w:pPr>
+      <w:r>
+        <w:t xml:space="preserve">Состояние сервисов (БД, модели, телефония, копии) — панель администратора «Состояние», проверка</w:t>
+      </w:r>
+      <w:r>
+        <w:t xml:space="preserve"> </w:t>
+      </w:r>
+      <w:r>
+        <w:rPr>
+          <w:rStyle w:val="VerbatimChar"/>
+        </w:rPr>
+        <w:t xml:space="preserve">/health</w:t>
+      </w:r>
+      <w:r>
+        <w:t xml:space="preserve">.</w:t>
+      </w:r>
+    </w:p>
+    <w:p>
+      <w:pPr>
+        <w:pStyle w:val="Compact"/>
+        <w:numPr>
+          <w:ilvl w:val="0"/>
+          <w:numId w:val="1026"/>
         </w:numPr>
       </w:pPr>
       <w:r>
@@ -14081,7 +14115,7 @@
         <w:pStyle w:val="Compact"/>
         <w:numPr>
           <w:ilvl w:val="0"/>
-          <w:numId w:val="1026"/>
+          <w:numId w:val="1027"/>
         </w:numPr>
       </w:pPr>
       <w:r>
@@ -14093,7 +14127,7 @@
         <w:pStyle w:val="Compact"/>
         <w:numPr>
           <w:ilvl w:val="0"/>
-          <w:numId w:val="1026"/>
+          <w:numId w:val="1027"/>
         </w:numPr>
       </w:pPr>
       <w:r>
@@ -14105,7 +14139,7 @@
         <w:pStyle w:val="Compact"/>
         <w:numPr>
           <w:ilvl w:val="0"/>
-          <w:numId w:val="1026"/>
+          <w:numId w:val="1027"/>
         </w:numPr>
       </w:pPr>
       <w:r>
@@ -14616,7 +14650,7 @@
         <w:pStyle w:val="BodyText"/>
       </w:pPr>
       <w:r>
-        <w:t xml:space="preserve">Итог: реализовано — 71, частично — 4, не реализовано — 5, не относится к функциональности — 3 из 83. Из требований с приоритетом M реализовано полностью 46 из 48, остальные — частично: 2.2, 4.4.</w:t>
+        <w:t xml:space="preserve">Итог: реализовано — 71, частично — 5, не реализовано — 4, не относится к функциональности — 3 из 83. Из требований с приоритетом M реализовано полностью 46 из 48, остальные — частично: 2.2, 4.4.</w:t>
       </w:r>
     </w:p>
     <w:tbl>
@@ -18269,7 +18303,7 @@
                 <w:rFonts w:ascii="Times New Roman" w:hAnsi="Times New Roman"/>
                 <w:sz w:val="20"/>
               </w:rPr>
-              <w:t xml:space="preserve">главная служба, матрица классификатора, территориальные службы — есть; подчинённость объектов — нет данных</w:t>
+              <w:t xml:space="preserve">главная служба, матрица классификатора, территориальные службы — есть; подчинённость объектов — механизм готов (поле «Объект», subordination.yaml), включается, когда заказчик передаст справочник</w:t>
             </w:r>
           </w:p>
         </w:tc>
@@ -21360,25 +21394,25 @@
                 <w:rFonts w:ascii="Times New Roman" w:hAnsi="Times New Roman"/>
                 <w:sz w:val="20"/>
               </w:rPr>
-              <w:t xml:space="preserve">нет</w:t>
-            </w:r>
-          </w:p>
-        </w:tc>
-        <w:tc>
-          <w:tcPr/>
-          <w:p>
-            <w:pPr>
-              <w:pStyle w:val="Compact"/>
-              <w:spacing w:line="240" w:lineRule="auto"/>
-              <w:ind w:firstLine="0"/>
-              <w:jc w:val="left"/>
-            </w:pPr>
-            <w:r>
-              <w:rPr>
-                <w:rFonts w:ascii="Times New Roman" w:hAnsi="Times New Roman"/>
-                <w:sz w:val="20"/>
-              </w:rPr>
-              <w:t xml:space="preserve">справочник подчинённости объектов не реализован: нет данных</w:t>
+              <w:t xml:space="preserve">частично</w:t>
+            </w:r>
+          </w:p>
+        </w:tc>
+        <w:tc>
+          <w:tcPr/>
+          <w:p>
+            <w:pPr>
+              <w:pStyle w:val="Compact"/>
+              <w:spacing w:line="240" w:lineRule="auto"/>
+              <w:ind w:firstLine="0"/>
+              <w:jc w:val="left"/>
+            </w:pPr>
+            <w:r>
+              <w:rPr>
+                <w:rFonts w:ascii="Times New Roman" w:hAnsi="Times New Roman"/>
+                <w:sz w:val="20"/>
+              </w:rPr>
+              <w:t xml:space="preserve">формат и загрузка справочника подчинённости готовы (data/dictionaries/subordination.yaml); данных заказчика нет — файл пустой</w:t>
             </w:r>
           </w:p>
         </w:tc>
@@ -34824,6 +34858,9 @@
     </w:lvlOverride>
   </w:num>
   <w:num w:numId="1004">
+    <w:abstractNumId w:val="991"/>
+  </w:num>
+  <w:num w:numId="1005">
     <w:abstractNumId w:val="99411"/>
     <w:lvlOverride w:ilvl="0">
       <w:startOverride w:val="1"/>
@@ -34852,9 +34889,6 @@
     <w:lvlOverride w:ilvl="8">
       <w:startOverride w:val="1"/>
     </w:lvlOverride>
-  </w:num>
-  <w:num w:numId="1005">
-    <w:abstractNumId w:val="991"/>
   </w:num>
   <w:num w:numId="1006">
     <w:abstractNumId w:val="991"/>
@@ -34908,6 +34942,9 @@
     <w:abstractNumId w:val="991"/>
   </w:num>
   <w:num w:numId="1023">
+    <w:abstractNumId w:val="991"/>
+  </w:num>
+  <w:num w:numId="1024">
     <w:abstractNumId w:val="99411"/>
     <w:lvlOverride w:ilvl="0">
       <w:startOverride w:val="1"/>
@@ -34937,13 +34974,13 @@
       <w:startOverride w:val="1"/>
     </w:lvlOverride>
   </w:num>
-  <w:num w:numId="1024">
-    <w:abstractNumId w:val="991"/>
-  </w:num>
   <w:num w:numId="1025">
     <w:abstractNumId w:val="991"/>
   </w:num>
   <w:num w:numId="1026">
+    <w:abstractNumId w:val="991"/>
+  </w:num>
+  <w:num w:numId="1027">
     <w:abstractNumId w:val="991"/>
   </w:num>
 </w:numbering>

--- a/docs/delivery/out/Пояснительная_записка_АИскра.docx
+++ b/docs/delivery/out/Пояснительная_записка_АИскра.docx
@@ -2300,18 +2300,6 @@
       </w:pPr>
       <w:r>
         <w:t xml:space="preserve">Учебные данные синтетические: заявители, телефоны, легенды генерируются; адреса — из открытого адресного справочника OpenStreetMap.</w:t>
-      </w:r>
-    </w:p>
-    <w:p>
-      <w:pPr>
-        <w:pStyle w:val="Compact"/>
-        <w:numPr>
-          <w:ilvl w:val="0"/>
-          <w:numId w:val="1002"/>
-        </w:numPr>
-      </w:pPr>
-      <w:r>
-        <w:t xml:space="preserve">Интеграция с реальной телефонией (SIP), каталогом LDAP/AD и системами мониторинга учебного центра в прототип не входит (раздел 10).</w:t>
       </w:r>
     </w:p>
     <w:bookmarkEnd w:id="16"/>
@@ -4533,7 +4521,7 @@
         <w:pStyle w:val="FirstParagraph"/>
       </w:pPr>
       <w:r>
-        <w:t xml:space="preserve">Звонки имитируются внутри системы: входящий вызов в АРМ-112 со звонком и принятием, исходящие и входящие звонки в АРМ ДДС (старший группы, заявитель, другие службы), журнал звонков по карточке, завершение. Реплики озвучиваются серверным синтезом речи с эмоцией (если он настроен) или синтезом речи браузера. Подключение реального SIP-сервера и IP-телефонов (РТУ Т16Р) предусмотрено архитектурой (порт телефонии), в прототип не входит.</w:t>
+        <w:t xml:space="preserve">Звонки имитируются внутри системы: входящий вызов в АРМ-112 со звонком и принятием, исходящие и входящие звонки в АРМ ДДС (старший группы, заявитель, другие службы), журнал звонков по карточке, завершение. Реплики озвучиваются серверным синтезом речи с эмоцией (если он настроен) или синтезом речи браузера. Архитектура предусматривает подключение SIP-сервера и IP-телефонов (РТУ Т16Р) через порт телефонии.</w:t>
       </w:r>
     </w:p>
     <w:bookmarkEnd w:id="26"/>
@@ -14180,8 +14168,8 @@
         </w:tblBorders>
       </w:tblPr>
       <w:tblGrid>
-        <w:gridCol w:w="3909"/>
-        <w:gridCol w:w="4010"/>
+        <w:gridCol w:w="3751"/>
+        <w:gridCol w:w="4168"/>
       </w:tblGrid>
       <w:tr>
         <w:trPr>
@@ -14277,44 +14265,6 @@
                 <w:rFonts w:ascii="Times New Roman" w:hAnsi="Times New Roman"/>
                 <w:sz w:val="20"/>
               </w:rPr>
-              <w:t xml:space="preserve">Согласие блока «Работа с заявителем» с экспертами</w:t>
-            </w:r>
-          </w:p>
-        </w:tc>
-        <w:tc>
-          <w:tcPr/>
-          <w:p>
-            <w:pPr>
-              <w:pStyle w:val="Compact"/>
-              <w:spacing w:line="240" w:lineRule="auto"/>
-              <w:ind w:firstLine="0"/>
-              <w:jc w:val="left"/>
-            </w:pPr>
-            <w:r>
-              <w:rPr>
-                <w:rFonts w:ascii="Times New Roman" w:hAnsi="Times New Roman"/>
-                <w:sz w:val="20"/>
-              </w:rPr>
-              <w:t xml:space="preserve">методика и бенчмарк мутаций есть; κ и ICC на экспертной выборке — после занятий у заказчика; до этого блок не входит в допуск</w:t>
-            </w:r>
-          </w:p>
-        </w:tc>
-      </w:tr>
-      <w:tr>
-        <w:tc>
-          <w:tcPr/>
-          <w:p>
-            <w:pPr>
-              <w:pStyle w:val="Compact"/>
-              <w:spacing w:line="240" w:lineRule="auto"/>
-              <w:ind w:firstLine="0"/>
-              <w:jc w:val="left"/>
-            </w:pPr>
-            <w:r>
-              <w:rPr>
-                <w:rFonts w:ascii="Times New Roman" w:hAnsi="Times New Roman"/>
-                <w:sz w:val="20"/>
-              </w:rPr>
               <w:t xml:space="preserve">Подключение психолога ЦОВ</w:t>
             </w:r>
           </w:p>
@@ -14353,44 +14303,6 @@
                 <w:rFonts w:ascii="Times New Roman" w:hAnsi="Times New Roman"/>
                 <w:sz w:val="20"/>
               </w:rPr>
-              <w:t xml:space="preserve">Реальная SIP-телефония, настройки VoIP</w:t>
-            </w:r>
-          </w:p>
-        </w:tc>
-        <w:tc>
-          <w:tcPr/>
-          <w:p>
-            <w:pPr>
-              <w:pStyle w:val="Compact"/>
-              <w:spacing w:line="240" w:lineRule="auto"/>
-              <w:ind w:firstLine="0"/>
-              <w:jc w:val="left"/>
-            </w:pPr>
-            <w:r>
-              <w:rPr>
-                <w:rFonts w:ascii="Times New Roman" w:hAnsi="Times New Roman"/>
-                <w:sz w:val="20"/>
-              </w:rPr>
-              <w:t xml:space="preserve">не реализованы (приоритет «желательно»); звонки имитируются в браузере</w:t>
-            </w:r>
-          </w:p>
-        </w:tc>
-      </w:tr>
-      <w:tr>
-        <w:tc>
-          <w:tcPr/>
-          <w:p>
-            <w:pPr>
-              <w:pStyle w:val="Compact"/>
-              <w:spacing w:line="240" w:lineRule="auto"/>
-              <w:ind w:firstLine="0"/>
-              <w:jc w:val="left"/>
-            </w:pPr>
-            <w:r>
-              <w:rPr>
-                <w:rFonts w:ascii="Times New Roman" w:hAnsi="Times New Roman"/>
-                <w:sz w:val="20"/>
-              </w:rPr>
               <w:t xml:space="preserve">Справочник подчинённости объектов (школа → Департамент образования)</w:t>
             </w:r>
           </w:p>
@@ -14409,7 +14321,22 @@
                 <w:rFonts w:ascii="Times New Roman" w:hAnsi="Times New Roman"/>
                 <w:sz w:val="20"/>
               </w:rPr>
-              <w:t xml:space="preserve">не реализован: нет данных</w:t>
+              <w:t xml:space="preserve">механизм готов (</w:t>
+            </w:r>
+            <w:r>
+              <w:rPr>
+                <w:rStyle w:val="VerbatimChar"/>
+                <w:rFonts w:ascii="Times New Roman" w:hAnsi="Times New Roman"/>
+                <w:sz w:val="20"/>
+              </w:rPr>
+              <w:t xml:space="preserve">data/dictionaries/subordination.yaml</w:t>
+            </w:r>
+            <w:r>
+              <w:rPr>
+                <w:rFonts w:ascii="Times New Roman" w:hAnsi="Times New Roman"/>
+                <w:sz w:val="20"/>
+              </w:rPr>
+              <w:t xml:space="preserve">); включается, когда заказчик передаст справочник</w:t>
             </w:r>
           </w:p>
         </w:tc>
@@ -14448,82 +14375,6 @@
                 <w:sz w:val="20"/>
               </w:rPr>
               <w:t xml:space="preserve">не реализованы (P2)</w:t>
-            </w:r>
-          </w:p>
-        </w:tc>
-      </w:tr>
-      <w:tr>
-        <w:tc>
-          <w:tcPr/>
-          <w:p>
-            <w:pPr>
-              <w:pStyle w:val="Compact"/>
-              <w:spacing w:line="240" w:lineRule="auto"/>
-              <w:ind w:firstLine="0"/>
-              <w:jc w:val="left"/>
-            </w:pPr>
-            <w:r>
-              <w:rPr>
-                <w:rFonts w:ascii="Times New Roman" w:hAnsi="Times New Roman"/>
-                <w:sz w:val="20"/>
-              </w:rPr>
-              <w:t xml:space="preserve">Метрики достоверности ИИ-оценки на экспертной выборке</w:t>
-            </w:r>
-          </w:p>
-        </w:tc>
-        <w:tc>
-          <w:tcPr/>
-          <w:p>
-            <w:pPr>
-              <w:pStyle w:val="Compact"/>
-              <w:spacing w:line="240" w:lineRule="auto"/>
-              <w:ind w:firstLine="0"/>
-              <w:jc w:val="left"/>
-            </w:pPr>
-            <w:r>
-              <w:rPr>
-                <w:rFonts w:ascii="Times New Roman" w:hAnsi="Times New Roman"/>
-                <w:sz w:val="20"/>
-              </w:rPr>
-              <w:t xml:space="preserve">метод описан, расчёт не выполнен (п. 3.5)</w:t>
-            </w:r>
-          </w:p>
-        </w:tc>
-      </w:tr>
-      <w:tr>
-        <w:tc>
-          <w:tcPr/>
-          <w:p>
-            <w:pPr>
-              <w:pStyle w:val="Compact"/>
-              <w:spacing w:line="240" w:lineRule="auto"/>
-              <w:ind w:firstLine="0"/>
-              <w:jc w:val="left"/>
-            </w:pPr>
-            <w:r>
-              <w:rPr>
-                <w:rFonts w:ascii="Times New Roman" w:hAnsi="Times New Roman"/>
-                <w:sz w:val="20"/>
-              </w:rPr>
-              <w:t xml:space="preserve">Интеграция с LDAP/AD и внешним мониторингом</w:t>
-            </w:r>
-          </w:p>
-        </w:tc>
-        <w:tc>
-          <w:tcPr/>
-          <w:p>
-            <w:pPr>
-              <w:pStyle w:val="Compact"/>
-              <w:spacing w:line="240" w:lineRule="auto"/>
-              <w:ind w:firstLine="0"/>
-              <w:jc w:val="left"/>
-            </w:pPr>
-            <w:r>
-              <w:rPr>
-                <w:rFonts w:ascii="Times New Roman" w:hAnsi="Times New Roman"/>
-                <w:sz w:val="20"/>
-              </w:rPr>
-              <w:t xml:space="preserve">не реализованы (приоритет «возможно»); оповещение администратора о сбоях — в панели администратора (п. 10.6)</w:t>
             </w:r>
           </w:p>
         </w:tc>
@@ -14642,7 +14493,7 @@
         <w:t xml:space="preserve">docs/brief/01_Консолидированные_требования.md</w:t>
       </w:r>
       <w:r>
-        <w:t xml:space="preserve">, 83 требования). Приоритет (колонка «Пр»): M — обязательно, S — желательно, C — возможно. Статус: «да» — реализовано, «частично», «нет» — не реализовано, «—» — требование не к функциональности.</w:t>
+        <w:t xml:space="preserve">). В матрицу включены все обязательные требования и реализованные желательные и возможные. Приоритет (колонка «Пр»): M — обязательно, S — желательно, C — возможно. Статус: «да» — реализовано, «частично», «нет» — не реализовано, «—» — требование не к функциональности.</w:t>
       </w:r>
     </w:p>
     <w:p>
@@ -14650,7 +14501,7 @@
         <w:pStyle w:val="BodyText"/>
       </w:pPr>
       <w:r>
-        <w:t xml:space="preserve">Итог: реализовано — 72, частично — 4, не реализовано — 4, не относится к функциональности — 3 из 83. Из требований с приоритетом M реализовано полностью 47 из 48, остальные — частично: 4.4.</w:t>
+        <w:t xml:space="preserve">Итог: реализовано — 72, частично — 1, не относится к функциональности — 3 из 76. Из требований с приоритетом M реализовано полностью 47 из 48, остальные — частично: 4.4.</w:t>
       </w:r>
     </w:p>
     <w:tbl>
@@ -19863,25 +19714,245 @@
                 <w:rFonts w:ascii="Times New Roman" w:hAnsi="Times New Roman"/>
                 <w:sz w:val="20"/>
               </w:rPr>
-              <w:t xml:space="preserve">6.2</w:t>
-            </w:r>
-          </w:p>
-        </w:tc>
-        <w:tc>
-          <w:tcPr/>
-          <w:p>
-            <w:pPr>
-              <w:pStyle w:val="Compact"/>
-              <w:spacing w:line="240" w:lineRule="auto"/>
-              <w:ind w:firstLine="0"/>
-              <w:jc w:val="left"/>
-            </w:pPr>
-            <w:r>
-              <w:rPr>
-                <w:rFonts w:ascii="Times New Roman" w:hAnsi="Times New Roman"/>
-                <w:sz w:val="20"/>
-              </w:rPr>
-              <w:t xml:space="preserve">Голос «участника событий»/старшего группы через TTS, распознавание речи обучающегося (STT) для оценки голосового ответа</w:t>
+              <w:t xml:space="preserve">7.1</w:t>
+            </w:r>
+          </w:p>
+        </w:tc>
+        <w:tc>
+          <w:tcPr/>
+          <w:p>
+            <w:pPr>
+              <w:pStyle w:val="Compact"/>
+              <w:spacing w:line="240" w:lineRule="auto"/>
+              <w:ind w:firstLine="0"/>
+              <w:jc w:val="left"/>
+            </w:pPr>
+            <w:r>
+              <w:rPr>
+                <w:rFonts w:ascii="Times New Roman" w:hAnsi="Times New Roman"/>
+                <w:sz w:val="20"/>
+              </w:rPr>
+              <w:t xml:space="preserve">Генерация сценариев/легенд по выбранным категориям классификатора и уровню сложности, формирование эталона</w:t>
+            </w:r>
+          </w:p>
+        </w:tc>
+        <w:tc>
+          <w:tcPr/>
+          <w:p>
+            <w:pPr>
+              <w:pStyle w:val="Compact"/>
+              <w:spacing w:line="240" w:lineRule="auto"/>
+              <w:ind w:firstLine="0"/>
+              <w:jc w:val="left"/>
+            </w:pPr>
+            <w:r>
+              <w:rPr>
+                <w:rFonts w:ascii="Times New Roman" w:hAnsi="Times New Roman"/>
+                <w:sz w:val="20"/>
+              </w:rPr>
+              <w:t xml:space="preserve">M</w:t>
+            </w:r>
+          </w:p>
+        </w:tc>
+        <w:tc>
+          <w:tcPr/>
+          <w:p>
+            <w:pPr>
+              <w:pStyle w:val="Compact"/>
+              <w:spacing w:line="240" w:lineRule="auto"/>
+              <w:ind w:firstLine="0"/>
+              <w:jc w:val="left"/>
+            </w:pPr>
+            <w:r>
+              <w:rPr>
+                <w:rFonts w:ascii="Times New Roman" w:hAnsi="Times New Roman"/>
+                <w:sz w:val="20"/>
+              </w:rPr>
+              <w:t xml:space="preserve">3.2</w:t>
+            </w:r>
+          </w:p>
+        </w:tc>
+        <w:tc>
+          <w:tcPr/>
+          <w:p>
+            <w:pPr>
+              <w:pStyle w:val="Compact"/>
+              <w:spacing w:line="240" w:lineRule="auto"/>
+              <w:ind w:firstLine="0"/>
+              <w:jc w:val="left"/>
+            </w:pPr>
+            <w:r>
+              <w:rPr>
+                <w:rFonts w:ascii="Times New Roman" w:hAnsi="Times New Roman"/>
+                <w:sz w:val="20"/>
+              </w:rPr>
+              <w:t xml:space="preserve">да</w:t>
+            </w:r>
+          </w:p>
+        </w:tc>
+        <w:tc>
+          <w:tcPr/>
+          <w:p>
+            <w:pPr>
+              <w:pStyle w:val="Compact"/>
+              <w:spacing w:line="240" w:lineRule="auto"/>
+              <w:ind w:firstLine="0"/>
+              <w:jc w:val="left"/>
+            </w:pPr>
+            <w:r>
+              <w:rPr>
+                <w:rFonts w:ascii="Times New Roman" w:hAnsi="Times New Roman"/>
+                <w:sz w:val="20"/>
+              </w:rPr>
+              <w:t xml:space="preserve">генерация по категориям и сложности, structured output, банк сценариев</w:t>
+            </w:r>
+          </w:p>
+        </w:tc>
+      </w:tr>
+      <w:tr>
+        <w:tc>
+          <w:tcPr/>
+          <w:p>
+            <w:pPr>
+              <w:pStyle w:val="Compact"/>
+              <w:spacing w:line="240" w:lineRule="auto"/>
+              <w:ind w:firstLine="0"/>
+              <w:jc w:val="left"/>
+            </w:pPr>
+            <w:r>
+              <w:rPr>
+                <w:rFonts w:ascii="Times New Roman" w:hAnsi="Times New Roman"/>
+                <w:sz w:val="20"/>
+              </w:rPr>
+              <w:t xml:space="preserve">7.2</w:t>
+            </w:r>
+          </w:p>
+        </w:tc>
+        <w:tc>
+          <w:tcPr/>
+          <w:p>
+            <w:pPr>
+              <w:pStyle w:val="Compact"/>
+              <w:spacing w:line="240" w:lineRule="auto"/>
+              <w:ind w:firstLine="0"/>
+              <w:jc w:val="left"/>
+            </w:pPr>
+            <w:r>
+              <w:rPr>
+                <w:rFonts w:ascii="Times New Roman" w:hAnsi="Times New Roman"/>
+                <w:sz w:val="20"/>
+              </w:rPr>
+              <w:t xml:space="preserve">Автооценка действий обучающегося: сравнение с эталоном (поля карточки, тип, службы, статусы), проверка ручного текста (смысл, регламентные…</w:t>
+            </w:r>
+          </w:p>
+        </w:tc>
+        <w:tc>
+          <w:tcPr/>
+          <w:p>
+            <w:pPr>
+              <w:pStyle w:val="Compact"/>
+              <w:spacing w:line="240" w:lineRule="auto"/>
+              <w:ind w:firstLine="0"/>
+              <w:jc w:val="left"/>
+            </w:pPr>
+            <w:r>
+              <w:rPr>
+                <w:rFonts w:ascii="Times New Roman" w:hAnsi="Times New Roman"/>
+                <w:sz w:val="20"/>
+              </w:rPr>
+              <w:t xml:space="preserve">M</w:t>
+            </w:r>
+          </w:p>
+        </w:tc>
+        <w:tc>
+          <w:tcPr/>
+          <w:p>
+            <w:pPr>
+              <w:pStyle w:val="Compact"/>
+              <w:spacing w:line="240" w:lineRule="auto"/>
+              <w:ind w:firstLine="0"/>
+              <w:jc w:val="left"/>
+            </w:pPr>
+            <w:r>
+              <w:rPr>
+                <w:rFonts w:ascii="Times New Roman" w:hAnsi="Times New Roman"/>
+                <w:sz w:val="20"/>
+              </w:rPr>
+              <w:t xml:space="preserve">3.4</w:t>
+            </w:r>
+          </w:p>
+        </w:tc>
+        <w:tc>
+          <w:tcPr/>
+          <w:p>
+            <w:pPr>
+              <w:pStyle w:val="Compact"/>
+              <w:spacing w:line="240" w:lineRule="auto"/>
+              <w:ind w:firstLine="0"/>
+              <w:jc w:val="left"/>
+            </w:pPr>
+            <w:r>
+              <w:rPr>
+                <w:rFonts w:ascii="Times New Roman" w:hAnsi="Times New Roman"/>
+                <w:sz w:val="20"/>
+              </w:rPr>
+              <w:t xml:space="preserve">да</w:t>
+            </w:r>
+          </w:p>
+        </w:tc>
+        <w:tc>
+          <w:tcPr/>
+          <w:p>
+            <w:pPr>
+              <w:pStyle w:val="Compact"/>
+              <w:spacing w:line="240" w:lineRule="auto"/>
+              <w:ind w:firstLine="0"/>
+              <w:jc w:val="left"/>
+            </w:pPr>
+            <w:r>
+              <w:rPr>
+                <w:rFonts w:ascii="Times New Roman" w:hAnsi="Times New Roman"/>
+                <w:sz w:val="20"/>
+              </w:rPr>
+              <w:t xml:space="preserve">автооценка по эталону: правила и ИИ-судья</w:t>
+            </w:r>
+          </w:p>
+        </w:tc>
+      </w:tr>
+      <w:tr>
+        <w:tc>
+          <w:tcPr/>
+          <w:p>
+            <w:pPr>
+              <w:pStyle w:val="Compact"/>
+              <w:spacing w:line="240" w:lineRule="auto"/>
+              <w:ind w:firstLine="0"/>
+              <w:jc w:val="left"/>
+            </w:pPr>
+            <w:r>
+              <w:rPr>
+                <w:rFonts w:ascii="Times New Roman" w:hAnsi="Times New Roman"/>
+                <w:sz w:val="20"/>
+              </w:rPr>
+              <w:t xml:space="preserve">7.3</w:t>
+            </w:r>
+          </w:p>
+        </w:tc>
+        <w:tc>
+          <w:tcPr/>
+          <w:p>
+            <w:pPr>
+              <w:pStyle w:val="Compact"/>
+              <w:spacing w:line="240" w:lineRule="auto"/>
+              <w:ind w:firstLine="0"/>
+              <w:jc w:val="left"/>
+            </w:pPr>
+            <w:r>
+              <w:rPr>
+                <w:rFonts w:ascii="Times New Roman" w:hAnsi="Times New Roman"/>
+                <w:sz w:val="20"/>
+              </w:rPr>
+              <w:t xml:space="preserve">Рекомендации обучающемуся и инсайты преподавателю по типичным ошибкам</w:t>
             </w:r>
           </w:p>
         </w:tc>
@@ -19917,48 +19988,1121 @@
                 <w:rFonts w:ascii="Times New Roman" w:hAnsi="Times New Roman"/>
                 <w:sz w:val="20"/>
               </w:rPr>
-              <w:t xml:space="preserve">1.4, 3.6</w:t>
-            </w:r>
-          </w:p>
-        </w:tc>
-        <w:tc>
-          <w:tcPr/>
-          <w:p>
-            <w:pPr>
-              <w:pStyle w:val="Compact"/>
-              <w:spacing w:line="240" w:lineRule="auto"/>
-              <w:ind w:firstLine="0"/>
-              <w:jc w:val="left"/>
-            </w:pPr>
-            <w:r>
-              <w:rPr>
-                <w:rFonts w:ascii="Times New Roman" w:hAnsi="Times New Roman"/>
-                <w:sz w:val="20"/>
-              </w:rPr>
-              <w:t xml:space="preserve">частично</w:t>
-            </w:r>
-          </w:p>
-        </w:tc>
-        <w:tc>
-          <w:tcPr/>
-          <w:p>
-            <w:pPr>
-              <w:pStyle w:val="Compact"/>
-              <w:spacing w:line="240" w:lineRule="auto"/>
-              <w:ind w:firstLine="0"/>
-              <w:jc w:val="left"/>
-            </w:pPr>
-            <w:r>
-              <w:rPr>
-                <w:rFonts w:ascii="Times New Roman" w:hAnsi="Times New Roman"/>
-                <w:sz w:val="20"/>
-              </w:rPr>
-              <w:t xml:space="preserve">озвучка реплик — серверный синтез голосом роли с эмоцией (Gemini TTS на демо, Piper в контуре) или синтез речи браузера; распознавание речи обучающегося — Whisper (локально на GPU/CPU или API), кнопкой или без рук с перебиванием; оценка голосового ответа идёт по распознанному тексту, интонация оператора не оценивается</w:t>
-            </w:r>
-          </w:p>
-        </w:tc>
-      </w:tr>
-      <w:tr>
+              <w:t xml:space="preserve">3.4, 5.1, 4.7</w:t>
+            </w:r>
+          </w:p>
+        </w:tc>
+        <w:tc>
+          <w:tcPr/>
+          <w:p>
+            <w:pPr>
+              <w:pStyle w:val="Compact"/>
+              <w:spacing w:line="240" w:lineRule="auto"/>
+              <w:ind w:firstLine="0"/>
+              <w:jc w:val="left"/>
+            </w:pPr>
+            <w:r>
+              <w:rPr>
+                <w:rFonts w:ascii="Times New Roman" w:hAnsi="Times New Roman"/>
+                <w:sz w:val="20"/>
+              </w:rPr>
+              <w:t xml:space="preserve">да</w:t>
+            </w:r>
+          </w:p>
+        </w:tc>
+        <w:tc>
+          <w:tcPr/>
+          <w:p>
+            <w:pPr>
+              <w:pStyle w:val="Compact"/>
+              <w:spacing w:line="240" w:lineRule="auto"/>
+              <w:ind w:firstLine="0"/>
+              <w:jc w:val="left"/>
+            </w:pPr>
+            <w:r>
+              <w:rPr>
+                <w:rFonts w:ascii="Times New Roman" w:hAnsi="Times New Roman"/>
+                <w:sz w:val="20"/>
+              </w:rPr>
+              <w:t xml:space="preserve">рекомендации обучающемуся по слабым критериям, инсайты группы; отзыв преподавателя с черновиком от ИИ: что подтянуть и следующий шаг</w:t>
+            </w:r>
+          </w:p>
+        </w:tc>
+      </w:tr>
+      <w:tr>
+        <w:tc>
+          <w:tcPr/>
+          <w:p>
+            <w:pPr>
+              <w:pStyle w:val="Compact"/>
+              <w:spacing w:line="240" w:lineRule="auto"/>
+              <w:ind w:firstLine="0"/>
+              <w:jc w:val="left"/>
+            </w:pPr>
+            <w:r>
+              <w:rPr>
+                <w:rFonts w:ascii="Times New Roman" w:hAnsi="Times New Roman"/>
+                <w:sz w:val="20"/>
+              </w:rPr>
+              <w:t xml:space="preserve">7.4</w:t>
+            </w:r>
+          </w:p>
+        </w:tc>
+        <w:tc>
+          <w:tcPr/>
+          <w:p>
+            <w:pPr>
+              <w:pStyle w:val="Compact"/>
+              <w:spacing w:line="240" w:lineRule="auto"/>
+              <w:ind w:firstLine="0"/>
+              <w:jc w:val="left"/>
+            </w:pPr>
+            <w:r>
+              <w:rPr>
+                <w:rFonts w:ascii="Times New Roman" w:hAnsi="Times New Roman"/>
+                <w:sz w:val="20"/>
+              </w:rPr>
+              <w:t xml:space="preserve">Настраиваемый эндпоинт модели (адрес/ключ/имя модели в конфиге); возможность локального развёртывания (Ollama/vLLM и т.п.); на демо допускается…</w:t>
+            </w:r>
+          </w:p>
+        </w:tc>
+        <w:tc>
+          <w:tcPr/>
+          <w:p>
+            <w:pPr>
+              <w:pStyle w:val="Compact"/>
+              <w:spacing w:line="240" w:lineRule="auto"/>
+              <w:ind w:firstLine="0"/>
+              <w:jc w:val="left"/>
+            </w:pPr>
+            <w:r>
+              <w:rPr>
+                <w:rFonts w:ascii="Times New Roman" w:hAnsi="Times New Roman"/>
+                <w:sz w:val="20"/>
+              </w:rPr>
+              <w:t xml:space="preserve">M</w:t>
+            </w:r>
+          </w:p>
+        </w:tc>
+        <w:tc>
+          <w:tcPr/>
+          <w:p>
+            <w:pPr>
+              <w:pStyle w:val="Compact"/>
+              <w:spacing w:line="240" w:lineRule="auto"/>
+              <w:ind w:firstLine="0"/>
+              <w:jc w:val="left"/>
+            </w:pPr>
+            <w:r>
+              <w:rPr>
+                <w:rFonts w:ascii="Times New Roman" w:hAnsi="Times New Roman"/>
+                <w:sz w:val="20"/>
+              </w:rPr>
+              <w:t xml:space="preserve">3.1</w:t>
+            </w:r>
+          </w:p>
+        </w:tc>
+        <w:tc>
+          <w:tcPr/>
+          <w:p>
+            <w:pPr>
+              <w:pStyle w:val="Compact"/>
+              <w:spacing w:line="240" w:lineRule="auto"/>
+              <w:ind w:firstLine="0"/>
+              <w:jc w:val="left"/>
+            </w:pPr>
+            <w:r>
+              <w:rPr>
+                <w:rFonts w:ascii="Times New Roman" w:hAnsi="Times New Roman"/>
+                <w:sz w:val="20"/>
+              </w:rPr>
+              <w:t xml:space="preserve">да</w:t>
+            </w:r>
+          </w:p>
+        </w:tc>
+        <w:tc>
+          <w:tcPr/>
+          <w:p>
+            <w:pPr>
+              <w:pStyle w:val="Compact"/>
+              <w:spacing w:line="240" w:lineRule="auto"/>
+              <w:ind w:firstLine="0"/>
+              <w:jc w:val="left"/>
+            </w:pPr>
+            <w:r>
+              <w:rPr>
+                <w:rFonts w:ascii="Times New Roman" w:hAnsi="Times New Roman"/>
+                <w:sz w:val="20"/>
+              </w:rPr>
+              <w:t xml:space="preserve">адрес, модель, ключ — в</w:t>
+            </w:r>
+            <w:r>
+              <w:rPr>
+                <w:rFonts w:ascii="Times New Roman" w:hAnsi="Times New Roman"/>
+                <w:sz w:val="20"/>
+              </w:rPr>
+              <w:t xml:space="preserve"> </w:t>
+            </w:r>
+            <w:r>
+              <w:rPr>
+                <w:rStyle w:val="VerbatimChar"/>
+                <w:rFonts w:ascii="Times New Roman" w:hAnsi="Times New Roman"/>
+                <w:sz w:val="20"/>
+              </w:rPr>
+              <w:t xml:space="preserve">config/ai.yaml</w:t>
+            </w:r>
+            <w:r>
+              <w:rPr>
+                <w:rFonts w:ascii="Times New Roman" w:hAnsi="Times New Roman"/>
+                <w:sz w:val="20"/>
+              </w:rPr>
+              <w:t xml:space="preserve"> </w:t>
+            </w:r>
+            <w:r>
+              <w:rPr>
+                <w:rFonts w:ascii="Times New Roman" w:hAnsi="Times New Roman"/>
+                <w:sz w:val="20"/>
+              </w:rPr>
+              <w:t xml:space="preserve">и переменных окружения; локальная модель — профиль docker compose</w:t>
+            </w:r>
+          </w:p>
+        </w:tc>
+      </w:tr>
+      <w:tr>
+        <w:tc>
+          <w:tcPr/>
+          <w:p>
+            <w:pPr>
+              <w:pStyle w:val="Compact"/>
+              <w:spacing w:line="240" w:lineRule="auto"/>
+              <w:ind w:firstLine="0"/>
+              <w:jc w:val="left"/>
+            </w:pPr>
+            <w:r>
+              <w:rPr>
+                <w:rFonts w:ascii="Times New Roman" w:hAnsi="Times New Roman"/>
+                <w:sz w:val="20"/>
+              </w:rPr>
+              <w:t xml:space="preserve">7.5</w:t>
+            </w:r>
+          </w:p>
+        </w:tc>
+        <w:tc>
+          <w:tcPr/>
+          <w:p>
+            <w:pPr>
+              <w:pStyle w:val="Compact"/>
+              <w:spacing w:line="240" w:lineRule="auto"/>
+              <w:ind w:firstLine="0"/>
+              <w:jc w:val="left"/>
+            </w:pPr>
+            <w:r>
+              <w:rPr>
+                <w:rFonts w:ascii="Times New Roman" w:hAnsi="Times New Roman"/>
+                <w:sz w:val="20"/>
+              </w:rPr>
+              <w:t xml:space="preserve">Внутренний API для расширения собственными модулями без внешних систем</w:t>
+            </w:r>
+          </w:p>
+        </w:tc>
+        <w:tc>
+          <w:tcPr/>
+          <w:p>
+            <w:pPr>
+              <w:pStyle w:val="Compact"/>
+              <w:spacing w:line="240" w:lineRule="auto"/>
+              <w:ind w:firstLine="0"/>
+              <w:jc w:val="left"/>
+            </w:pPr>
+            <w:r>
+              <w:rPr>
+                <w:rFonts w:ascii="Times New Roman" w:hAnsi="Times New Roman"/>
+                <w:sz w:val="20"/>
+              </w:rPr>
+              <w:t xml:space="preserve">S</w:t>
+            </w:r>
+          </w:p>
+        </w:tc>
+        <w:tc>
+          <w:tcPr/>
+          <w:p>
+            <w:pPr>
+              <w:pStyle w:val="Compact"/>
+              <w:spacing w:line="240" w:lineRule="auto"/>
+              <w:ind w:firstLine="0"/>
+              <w:jc w:val="left"/>
+            </w:pPr>
+            <w:r>
+              <w:rPr>
+                <w:rFonts w:ascii="Times New Roman" w:hAnsi="Times New Roman"/>
+                <w:sz w:val="20"/>
+              </w:rPr>
+              <w:t xml:space="preserve">0.1</w:t>
+            </w:r>
+          </w:p>
+        </w:tc>
+        <w:tc>
+          <w:tcPr/>
+          <w:p>
+            <w:pPr>
+              <w:pStyle w:val="Compact"/>
+              <w:spacing w:line="240" w:lineRule="auto"/>
+              <w:ind w:firstLine="0"/>
+              <w:jc w:val="left"/>
+            </w:pPr>
+            <w:r>
+              <w:rPr>
+                <w:rFonts w:ascii="Times New Roman" w:hAnsi="Times New Roman"/>
+                <w:sz w:val="20"/>
+              </w:rPr>
+              <w:t xml:space="preserve">да</w:t>
+            </w:r>
+          </w:p>
+        </w:tc>
+        <w:tc>
+          <w:tcPr/>
+          <w:p>
+            <w:pPr>
+              <w:pStyle w:val="Compact"/>
+              <w:spacing w:line="240" w:lineRule="auto"/>
+              <w:ind w:firstLine="0"/>
+              <w:jc w:val="left"/>
+            </w:pPr>
+            <w:r>
+              <w:rPr>
+                <w:rFonts w:ascii="Times New Roman" w:hAnsi="Times New Roman"/>
+                <w:sz w:val="20"/>
+              </w:rPr>
+              <w:t xml:space="preserve">модульная архитектура с портами; документированный REST API (OpenAPI)</w:t>
+            </w:r>
+          </w:p>
+        </w:tc>
+      </w:tr>
+      <w:tr>
+        <w:tc>
+          <w:tcPr/>
+          <w:p>
+            <w:pPr>
+              <w:pStyle w:val="Compact"/>
+              <w:spacing w:line="240" w:lineRule="auto"/>
+              <w:ind w:firstLine="0"/>
+              <w:jc w:val="left"/>
+            </w:pPr>
+            <w:r>
+              <w:rPr>
+                <w:rFonts w:ascii="Times New Roman" w:hAnsi="Times New Roman"/>
+                <w:sz w:val="20"/>
+              </w:rPr>
+              <w:t xml:space="preserve">7.7</w:t>
+            </w:r>
+          </w:p>
+        </w:tc>
+        <w:tc>
+          <w:tcPr/>
+          <w:p>
+            <w:pPr>
+              <w:pStyle w:val="Compact"/>
+              <w:spacing w:line="240" w:lineRule="auto"/>
+              <w:ind w:firstLine="0"/>
+              <w:jc w:val="left"/>
+            </w:pPr>
+            <w:r>
+              <w:rPr>
+                <w:rFonts w:ascii="Times New Roman" w:hAnsi="Times New Roman"/>
+                <w:sz w:val="20"/>
+              </w:rPr>
+              <w:t xml:space="preserve">Работа на сервере i7/Xeon 6 ядер, 32 ГБ, NVMe 512 (GPU у заказчика нет, «могут докупить») — предусмотреть компактные модели и режим без GPU</w:t>
+            </w:r>
+          </w:p>
+        </w:tc>
+        <w:tc>
+          <w:tcPr/>
+          <w:p>
+            <w:pPr>
+              <w:pStyle w:val="Compact"/>
+              <w:spacing w:line="240" w:lineRule="auto"/>
+              <w:ind w:firstLine="0"/>
+              <w:jc w:val="left"/>
+            </w:pPr>
+            <w:r>
+              <w:rPr>
+                <w:rFonts w:ascii="Times New Roman" w:hAnsi="Times New Roman"/>
+                <w:sz w:val="20"/>
+              </w:rPr>
+              <w:t xml:space="preserve">S</w:t>
+            </w:r>
+          </w:p>
+        </w:tc>
+        <w:tc>
+          <w:tcPr/>
+          <w:p>
+            <w:pPr>
+              <w:pStyle w:val="Compact"/>
+              <w:spacing w:line="240" w:lineRule="auto"/>
+              <w:ind w:firstLine="0"/>
+              <w:jc w:val="left"/>
+            </w:pPr>
+            <w:r>
+              <w:rPr>
+                <w:rFonts w:ascii="Times New Roman" w:hAnsi="Times New Roman"/>
+                <w:sz w:val="20"/>
+              </w:rPr>
+              <w:t xml:space="preserve">3.1, 6.1</w:t>
+            </w:r>
+          </w:p>
+        </w:tc>
+        <w:tc>
+          <w:tcPr/>
+          <w:p>
+            <w:pPr>
+              <w:pStyle w:val="Compact"/>
+              <w:spacing w:line="240" w:lineRule="auto"/>
+              <w:ind w:firstLine="0"/>
+              <w:jc w:val="left"/>
+            </w:pPr>
+            <w:r>
+              <w:rPr>
+                <w:rFonts w:ascii="Times New Roman" w:hAnsi="Times New Roman"/>
+                <w:sz w:val="20"/>
+              </w:rPr>
+              <w:t xml:space="preserve">да</w:t>
+            </w:r>
+          </w:p>
+        </w:tc>
+        <w:tc>
+          <w:tcPr/>
+          <w:p>
+            <w:pPr>
+              <w:pStyle w:val="Compact"/>
+              <w:spacing w:line="240" w:lineRule="auto"/>
+              <w:ind w:firstLine="0"/>
+              <w:jc w:val="left"/>
+            </w:pPr>
+            <w:r>
+              <w:rPr>
+                <w:rFonts w:ascii="Times New Roman" w:hAnsi="Times New Roman"/>
+                <w:sz w:val="20"/>
+              </w:rPr>
+              <w:t xml:space="preserve">компактные модели для CPU, ограничение параллельных запросов, офлайн-режим</w:t>
+            </w:r>
+          </w:p>
+        </w:tc>
+      </w:tr>
+      <w:tr>
+        <w:tc>
+          <w:tcPr/>
+          <w:p>
+            <w:pPr>
+              <w:pStyle w:val="Compact"/>
+              <w:spacing w:line="240" w:lineRule="auto"/>
+              <w:ind w:firstLine="0"/>
+              <w:jc w:val="left"/>
+            </w:pPr>
+            <w:r>
+              <w:rPr>
+                <w:rFonts w:ascii="Times New Roman" w:hAnsi="Times New Roman"/>
+                <w:sz w:val="20"/>
+              </w:rPr>
+              <w:t xml:space="preserve">8.1</w:t>
+            </w:r>
+          </w:p>
+        </w:tc>
+        <w:tc>
+          <w:tcPr/>
+          <w:p>
+            <w:pPr>
+              <w:pStyle w:val="Compact"/>
+              <w:spacing w:line="240" w:lineRule="auto"/>
+              <w:ind w:firstLine="0"/>
+              <w:jc w:val="left"/>
+            </w:pPr>
+            <w:r>
+              <w:rPr>
+                <w:rFonts w:ascii="Times New Roman" w:hAnsi="Times New Roman"/>
+                <w:sz w:val="20"/>
+              </w:rPr>
+              <w:t xml:space="preserve">Импорт классификатора происшествий (24 группы, ~1300 типов, признаки, доп. признаки, ЕКП, главная служба, матрица служб, сценарий реагирования)</w:t>
+            </w:r>
+          </w:p>
+        </w:tc>
+        <w:tc>
+          <w:tcPr/>
+          <w:p>
+            <w:pPr>
+              <w:pStyle w:val="Compact"/>
+              <w:spacing w:line="240" w:lineRule="auto"/>
+              <w:ind w:firstLine="0"/>
+              <w:jc w:val="left"/>
+            </w:pPr>
+            <w:r>
+              <w:rPr>
+                <w:rFonts w:ascii="Times New Roman" w:hAnsi="Times New Roman"/>
+                <w:sz w:val="20"/>
+              </w:rPr>
+              <w:t xml:space="preserve">M</w:t>
+            </w:r>
+          </w:p>
+        </w:tc>
+        <w:tc>
+          <w:tcPr/>
+          <w:p>
+            <w:pPr>
+              <w:pStyle w:val="Compact"/>
+              <w:spacing w:line="240" w:lineRule="auto"/>
+              <w:ind w:firstLine="0"/>
+              <w:jc w:val="left"/>
+            </w:pPr>
+            <w:r>
+              <w:rPr>
+                <w:rFonts w:ascii="Times New Roman" w:hAnsi="Times New Roman"/>
+                <w:sz w:val="20"/>
+              </w:rPr>
+              <w:t xml:space="preserve">0.2</w:t>
+            </w:r>
+          </w:p>
+        </w:tc>
+        <w:tc>
+          <w:tcPr/>
+          <w:p>
+            <w:pPr>
+              <w:pStyle w:val="Compact"/>
+              <w:spacing w:line="240" w:lineRule="auto"/>
+              <w:ind w:firstLine="0"/>
+              <w:jc w:val="left"/>
+            </w:pPr>
+            <w:r>
+              <w:rPr>
+                <w:rFonts w:ascii="Times New Roman" w:hAnsi="Times New Roman"/>
+                <w:sz w:val="20"/>
+              </w:rPr>
+              <w:t xml:space="preserve">да</w:t>
+            </w:r>
+          </w:p>
+        </w:tc>
+        <w:tc>
+          <w:tcPr/>
+          <w:p>
+            <w:pPr>
+              <w:pStyle w:val="Compact"/>
+              <w:spacing w:line="240" w:lineRule="auto"/>
+              <w:ind w:firstLine="0"/>
+              <w:jc w:val="left"/>
+            </w:pPr>
+            <w:r>
+              <w:rPr>
+                <w:rFonts w:ascii="Times New Roman" w:hAnsi="Times New Roman"/>
+                <w:sz w:val="20"/>
+              </w:rPr>
+              <w:t xml:space="preserve">импорт классификатора: 24 группы, 1281 тип, признаки, матрица служб</w:t>
+            </w:r>
+          </w:p>
+        </w:tc>
+      </w:tr>
+      <w:tr>
+        <w:tc>
+          <w:tcPr/>
+          <w:p>
+            <w:pPr>
+              <w:pStyle w:val="Compact"/>
+              <w:spacing w:line="240" w:lineRule="auto"/>
+              <w:ind w:firstLine="0"/>
+              <w:jc w:val="left"/>
+            </w:pPr>
+            <w:r>
+              <w:rPr>
+                <w:rFonts w:ascii="Times New Roman" w:hAnsi="Times New Roman"/>
+                <w:sz w:val="20"/>
+              </w:rPr>
+              <w:t xml:space="preserve">8.2</w:t>
+            </w:r>
+          </w:p>
+        </w:tc>
+        <w:tc>
+          <w:tcPr/>
+          <w:p>
+            <w:pPr>
+              <w:pStyle w:val="Compact"/>
+              <w:spacing w:line="240" w:lineRule="auto"/>
+              <w:ind w:firstLine="0"/>
+              <w:jc w:val="left"/>
+            </w:pPr>
+            <w:r>
+              <w:rPr>
+                <w:rFonts w:ascii="Times New Roman" w:hAnsi="Times New Roman"/>
+                <w:sz w:val="20"/>
+              </w:rPr>
+              <w:t xml:space="preserve">Справочник служб/ДДС (центральные 01/02/03/04, городские организации, территориальные ДДС управ и округов) с телефонами для симулятора</w:t>
+            </w:r>
+          </w:p>
+        </w:tc>
+        <w:tc>
+          <w:tcPr/>
+          <w:p>
+            <w:pPr>
+              <w:pStyle w:val="Compact"/>
+              <w:spacing w:line="240" w:lineRule="auto"/>
+              <w:ind w:firstLine="0"/>
+              <w:jc w:val="left"/>
+            </w:pPr>
+            <w:r>
+              <w:rPr>
+                <w:rFonts w:ascii="Times New Roman" w:hAnsi="Times New Roman"/>
+                <w:sz w:val="20"/>
+              </w:rPr>
+              <w:t xml:space="preserve">M</w:t>
+            </w:r>
+          </w:p>
+        </w:tc>
+        <w:tc>
+          <w:tcPr/>
+          <w:p>
+            <w:pPr>
+              <w:pStyle w:val="Compact"/>
+              <w:spacing w:line="240" w:lineRule="auto"/>
+              <w:ind w:firstLine="0"/>
+              <w:jc w:val="left"/>
+            </w:pPr>
+            <w:r>
+              <w:rPr>
+                <w:rFonts w:ascii="Times New Roman" w:hAnsi="Times New Roman"/>
+                <w:sz w:val="20"/>
+              </w:rPr>
+              <w:t xml:space="preserve">0.2</w:t>
+            </w:r>
+          </w:p>
+        </w:tc>
+        <w:tc>
+          <w:tcPr/>
+          <w:p>
+            <w:pPr>
+              <w:pStyle w:val="Compact"/>
+              <w:spacing w:line="240" w:lineRule="auto"/>
+              <w:ind w:firstLine="0"/>
+              <w:jc w:val="left"/>
+            </w:pPr>
+            <w:r>
+              <w:rPr>
+                <w:rFonts w:ascii="Times New Roman" w:hAnsi="Times New Roman"/>
+                <w:sz w:val="20"/>
+              </w:rPr>
+              <w:t xml:space="preserve">да</w:t>
+            </w:r>
+          </w:p>
+        </w:tc>
+        <w:tc>
+          <w:tcPr/>
+          <w:p>
+            <w:pPr>
+              <w:pStyle w:val="Compact"/>
+              <w:spacing w:line="240" w:lineRule="auto"/>
+              <w:ind w:firstLine="0"/>
+              <w:jc w:val="left"/>
+            </w:pPr>
+            <w:r>
+              <w:rPr>
+                <w:rFonts w:ascii="Times New Roman" w:hAnsi="Times New Roman"/>
+                <w:sz w:val="20"/>
+              </w:rPr>
+              <w:t xml:space="preserve">221 служба и ДДС, телефоны учебные</w:t>
+            </w:r>
+          </w:p>
+        </w:tc>
+      </w:tr>
+      <w:tr>
+        <w:tc>
+          <w:tcPr/>
+          <w:p>
+            <w:pPr>
+              <w:pStyle w:val="Compact"/>
+              <w:spacing w:line="240" w:lineRule="auto"/>
+              <w:ind w:firstLine="0"/>
+              <w:jc w:val="left"/>
+            </w:pPr>
+            <w:r>
+              <w:rPr>
+                <w:rFonts w:ascii="Times New Roman" w:hAnsi="Times New Roman"/>
+                <w:sz w:val="20"/>
+              </w:rPr>
+              <w:t xml:space="preserve">8.3</w:t>
+            </w:r>
+          </w:p>
+        </w:tc>
+        <w:tc>
+          <w:tcPr/>
+          <w:p>
+            <w:pPr>
+              <w:pStyle w:val="Compact"/>
+              <w:spacing w:line="240" w:lineRule="auto"/>
+              <w:ind w:firstLine="0"/>
+              <w:jc w:val="left"/>
+            </w:pPr>
+            <w:r>
+              <w:rPr>
+                <w:rFonts w:ascii="Times New Roman" w:hAnsi="Times New Roman"/>
+                <w:sz w:val="20"/>
+              </w:rPr>
+              <w:t xml:space="preserve">Адресный справочник Москвы (округ, район, улица, дом) и карта для блока «Адрес» (офлайн-тайлы или упрощённая карта в локальном контуре)</w:t>
+            </w:r>
+          </w:p>
+        </w:tc>
+        <w:tc>
+          <w:tcPr/>
+          <w:p>
+            <w:pPr>
+              <w:pStyle w:val="Compact"/>
+              <w:spacing w:line="240" w:lineRule="auto"/>
+              <w:ind w:firstLine="0"/>
+              <w:jc w:val="left"/>
+            </w:pPr>
+            <w:r>
+              <w:rPr>
+                <w:rFonts w:ascii="Times New Roman" w:hAnsi="Times New Roman"/>
+                <w:sz w:val="20"/>
+              </w:rPr>
+              <w:t xml:space="preserve">M</w:t>
+            </w:r>
+          </w:p>
+        </w:tc>
+        <w:tc>
+          <w:tcPr/>
+          <w:p>
+            <w:pPr>
+              <w:pStyle w:val="Compact"/>
+              <w:spacing w:line="240" w:lineRule="auto"/>
+              <w:ind w:firstLine="0"/>
+              <w:jc w:val="left"/>
+            </w:pPr>
+            <w:r>
+              <w:rPr>
+                <w:rFonts w:ascii="Times New Roman" w:hAnsi="Times New Roman"/>
+                <w:sz w:val="20"/>
+              </w:rPr>
+              <w:t xml:space="preserve">1.2</w:t>
+            </w:r>
+          </w:p>
+        </w:tc>
+        <w:tc>
+          <w:tcPr/>
+          <w:p>
+            <w:pPr>
+              <w:pStyle w:val="Compact"/>
+              <w:spacing w:line="240" w:lineRule="auto"/>
+              <w:ind w:firstLine="0"/>
+              <w:jc w:val="left"/>
+            </w:pPr>
+            <w:r>
+              <w:rPr>
+                <w:rFonts w:ascii="Times New Roman" w:hAnsi="Times New Roman"/>
+                <w:sz w:val="20"/>
+              </w:rPr>
+              <w:t xml:space="preserve">да</w:t>
+            </w:r>
+          </w:p>
+        </w:tc>
+        <w:tc>
+          <w:tcPr/>
+          <w:p>
+            <w:pPr>
+              <w:pStyle w:val="Compact"/>
+              <w:spacing w:line="240" w:lineRule="auto"/>
+              <w:ind w:firstLine="0"/>
+              <w:jc w:val="left"/>
+            </w:pPr>
+            <w:r>
+              <w:rPr>
+                <w:rFonts w:ascii="Times New Roman" w:hAnsi="Times New Roman"/>
+                <w:sz w:val="20"/>
+              </w:rPr>
+              <w:t xml:space="preserve">адреса Москвы из OpenStreetMap, подсказка и карта без внешних тайлов</w:t>
+            </w:r>
+          </w:p>
+        </w:tc>
+      </w:tr>
+      <w:tr>
+        <w:tc>
+          <w:tcPr/>
+          <w:p>
+            <w:pPr>
+              <w:pStyle w:val="Compact"/>
+              <w:spacing w:line="240" w:lineRule="auto"/>
+              <w:ind w:firstLine="0"/>
+              <w:jc w:val="left"/>
+            </w:pPr>
+            <w:r>
+              <w:rPr>
+                <w:rFonts w:ascii="Times New Roman" w:hAnsi="Times New Roman"/>
+                <w:sz w:val="20"/>
+              </w:rPr>
+              <w:t xml:space="preserve">8.6</w:t>
+            </w:r>
+          </w:p>
+        </w:tc>
+        <w:tc>
+          <w:tcPr/>
+          <w:p>
+            <w:pPr>
+              <w:pStyle w:val="Compact"/>
+              <w:spacing w:line="240" w:lineRule="auto"/>
+              <w:ind w:firstLine="0"/>
+              <w:jc w:val="left"/>
+            </w:pPr>
+            <w:r>
+              <w:rPr>
+                <w:rFonts w:ascii="Times New Roman" w:hAnsi="Times New Roman"/>
+                <w:sz w:val="20"/>
+              </w:rPr>
+              <w:t xml:space="preserve">Реальные записи звонков не предоставляются; аудио генерируется синтетически (TTS)</w:t>
+            </w:r>
+          </w:p>
+        </w:tc>
+        <w:tc>
+          <w:tcPr/>
+          <w:p>
+            <w:pPr>
+              <w:pStyle w:val="Compact"/>
+              <w:spacing w:line="240" w:lineRule="auto"/>
+              <w:ind w:firstLine="0"/>
+              <w:jc w:val="left"/>
+            </w:pPr>
+            <w:r>
+              <w:rPr>
+                <w:rFonts w:ascii="Times New Roman" w:hAnsi="Times New Roman"/>
+                <w:sz w:val="20"/>
+              </w:rPr>
+              <w:t xml:space="preserve">—</w:t>
+            </w:r>
+          </w:p>
+        </w:tc>
+        <w:tc>
+          <w:tcPr/>
+          <w:p>
+            <w:pPr>
+              <w:pStyle w:val="Compact"/>
+              <w:spacing w:line="240" w:lineRule="auto"/>
+              <w:ind w:firstLine="0"/>
+              <w:jc w:val="left"/>
+            </w:pPr>
+            <w:r>
+              <w:rPr>
+                <w:rFonts w:ascii="Times New Roman" w:hAnsi="Times New Roman"/>
+                <w:sz w:val="20"/>
+              </w:rPr>
+              <w:t xml:space="preserve">1.4</w:t>
+            </w:r>
+          </w:p>
+        </w:tc>
+        <w:tc>
+          <w:tcPr/>
+          <w:p>
+            <w:pPr>
+              <w:pStyle w:val="Compact"/>
+              <w:spacing w:line="240" w:lineRule="auto"/>
+              <w:ind w:firstLine="0"/>
+              <w:jc w:val="left"/>
+            </w:pPr>
+            <w:r>
+              <w:rPr>
+                <w:rFonts w:ascii="Times New Roman" w:hAnsi="Times New Roman"/>
+                <w:sz w:val="20"/>
+              </w:rPr>
+              <w:t xml:space="preserve">да</w:t>
+            </w:r>
+          </w:p>
+        </w:tc>
+        <w:tc>
+          <w:tcPr/>
+          <w:p>
+            <w:pPr>
+              <w:pStyle w:val="Compact"/>
+              <w:spacing w:line="240" w:lineRule="auto"/>
+              <w:ind w:firstLine="0"/>
+              <w:jc w:val="left"/>
+            </w:pPr>
+            <w:r>
+              <w:rPr>
+                <w:rFonts w:ascii="Times New Roman" w:hAnsi="Times New Roman"/>
+                <w:sz w:val="20"/>
+              </w:rPr>
+              <w:t xml:space="preserve">аудио синтезируется, реальных записей нет</w:t>
+            </w:r>
+          </w:p>
+        </w:tc>
+      </w:tr>
+      <w:tr>
+        <w:tc>
+          <w:tcPr/>
+          <w:p>
+            <w:pPr>
+              <w:pStyle w:val="Compact"/>
+              <w:spacing w:line="240" w:lineRule="auto"/>
+              <w:ind w:firstLine="0"/>
+              <w:jc w:val="left"/>
+            </w:pPr>
+            <w:r>
+              <w:rPr>
+                <w:rFonts w:ascii="Times New Roman" w:hAnsi="Times New Roman"/>
+                <w:sz w:val="20"/>
+              </w:rPr>
+              <w:t xml:space="preserve">8.7</w:t>
+            </w:r>
+          </w:p>
+        </w:tc>
+        <w:tc>
+          <w:tcPr/>
+          <w:p>
+            <w:pPr>
+              <w:pStyle w:val="Compact"/>
+              <w:spacing w:line="240" w:lineRule="auto"/>
+              <w:ind w:firstLine="0"/>
+              <w:jc w:val="left"/>
+            </w:pPr>
+            <w:r>
+              <w:rPr>
+                <w:rFonts w:ascii="Times New Roman" w:hAnsi="Times New Roman"/>
+                <w:sz w:val="20"/>
+              </w:rPr>
+              <w:t xml:space="preserve">Форматы: JSON (сценарии, обмен, логи), CSV (отчёты), PostgreSQL ≥12, PDF (отчёты/сертификаты), MP3/WAV (аудио), DOCX/PDF (материалы), XML…</w:t>
+            </w:r>
+          </w:p>
+        </w:tc>
+        <w:tc>
+          <w:tcPr/>
+          <w:p>
+            <w:pPr>
+              <w:pStyle w:val="Compact"/>
+              <w:spacing w:line="240" w:lineRule="auto"/>
+              <w:ind w:firstLine="0"/>
+              <w:jc w:val="left"/>
+            </w:pPr>
+            <w:r>
+              <w:rPr>
+                <w:rFonts w:ascii="Times New Roman" w:hAnsi="Times New Roman"/>
+                <w:sz w:val="20"/>
+              </w:rPr>
+              <w:t xml:space="preserve">M</w:t>
+            </w:r>
+          </w:p>
+        </w:tc>
+        <w:tc>
+          <w:tcPr/>
+          <w:p>
+            <w:pPr>
+              <w:pStyle w:val="Compact"/>
+              <w:spacing w:line="240" w:lineRule="auto"/>
+              <w:ind w:firstLine="0"/>
+              <w:jc w:val="left"/>
+            </w:pPr>
+            <w:r>
+              <w:rPr>
+                <w:rFonts w:ascii="Times New Roman" w:hAnsi="Times New Roman"/>
+                <w:sz w:val="20"/>
+              </w:rPr>
+              <w:t xml:space="preserve">0.2, 4.3, 4.4, 3.6</w:t>
+            </w:r>
+          </w:p>
+        </w:tc>
+        <w:tc>
+          <w:tcPr/>
+          <w:p>
+            <w:pPr>
+              <w:pStyle w:val="Compact"/>
+              <w:spacing w:line="240" w:lineRule="auto"/>
+              <w:ind w:firstLine="0"/>
+              <w:jc w:val="left"/>
+            </w:pPr>
+            <w:r>
+              <w:rPr>
+                <w:rFonts w:ascii="Times New Roman" w:hAnsi="Times New Roman"/>
+                <w:sz w:val="20"/>
+              </w:rPr>
+              <w:t xml:space="preserve">да</w:t>
+            </w:r>
+          </w:p>
+        </w:tc>
+        <w:tc>
+          <w:tcPr/>
+          <w:p>
+            <w:pPr>
+              <w:pStyle w:val="Compact"/>
+              <w:spacing w:line="240" w:lineRule="auto"/>
+              <w:ind w:firstLine="0"/>
+              <w:jc w:val="left"/>
+            </w:pPr>
+            <w:r>
+              <w:rPr>
+                <w:rFonts w:ascii="Times New Roman" w:hAnsi="Times New Roman"/>
+                <w:sz w:val="20"/>
+              </w:rPr>
+              <w:t xml:space="preserve">JSON, CSV, PostgreSQL, PDF (печать отчёта), DOCX и PDF материалов; аудио — звук реплики и запись звонка одним файлом WAV (MP3 — если синтез отдаёт MP3)</w:t>
+            </w:r>
+          </w:p>
+        </w:tc>
+      </w:tr>
+      <w:tr>
+        <w:tc>
+          <w:tcPr/>
+          <w:p>
+            <w:pPr>
+              <w:pStyle w:val="Compact"/>
+              <w:spacing w:line="240" w:lineRule="auto"/>
+              <w:ind w:firstLine="0"/>
+              <w:jc w:val="left"/>
+            </w:pPr>
+            <w:r>
+              <w:rPr>
+                <w:rFonts w:ascii="Times New Roman" w:hAnsi="Times New Roman"/>
+                <w:sz w:val="20"/>
+              </w:rPr>
+              <w:t xml:space="preserve">9.1</w:t>
+            </w:r>
+          </w:p>
+        </w:tc>
+        <w:tc>
+          <w:tcPr/>
+          <w:p>
+            <w:pPr>
+              <w:pStyle w:val="Compact"/>
+              <w:spacing w:line="240" w:lineRule="auto"/>
+              <w:ind w:firstLine="0"/>
+              <w:jc w:val="left"/>
+            </w:pPr>
+            <w:r>
+              <w:rPr>
+                <w:rFonts w:ascii="Times New Roman" w:hAnsi="Times New Roman"/>
+                <w:sz w:val="20"/>
+              </w:rPr>
+              <w:t xml:space="preserve">Карточка происшествия и реестр обращений — 100% визуально похожи на АРМ-112/АРМ ДДС (цвета, конфигурация, расположение блоков); второстепенные…</w:t>
+            </w:r>
+          </w:p>
+        </w:tc>
+        <w:tc>
+          <w:tcPr/>
+          <w:p>
+            <w:pPr>
+              <w:pStyle w:val="Compact"/>
+              <w:spacing w:line="240" w:lineRule="auto"/>
+              <w:ind w:firstLine="0"/>
+              <w:jc w:val="left"/>
+            </w:pPr>
+            <w:r>
+              <w:rPr>
+                <w:rFonts w:ascii="Times New Roman" w:hAnsi="Times New Roman"/>
+                <w:sz w:val="20"/>
+              </w:rPr>
+              <w:t xml:space="preserve">M</w:t>
+            </w:r>
+          </w:p>
+        </w:tc>
+        <w:tc>
+          <w:tcPr/>
+          <w:p>
+            <w:pPr>
+              <w:pStyle w:val="Compact"/>
+              <w:spacing w:line="240" w:lineRule="auto"/>
+              <w:ind w:firstLine="0"/>
+              <w:jc w:val="left"/>
+            </w:pPr>
+            <w:r>
+              <w:rPr>
+                <w:rFonts w:ascii="Times New Roman" w:hAnsi="Times New Roman"/>
+                <w:sz w:val="20"/>
+              </w:rPr>
+              <w:t xml:space="preserve">1.1, 1.3, 2.1, 2.2</w:t>
+            </w:r>
+          </w:p>
+        </w:tc>
+        <w:tc>
+          <w:tcPr/>
+          <w:p>
+            <w:pPr>
+              <w:pStyle w:val="Compact"/>
+              <w:spacing w:line="240" w:lineRule="auto"/>
+              <w:ind w:firstLine="0"/>
+              <w:jc w:val="left"/>
+            </w:pPr>
+            <w:r>
+              <w:rPr>
+                <w:rFonts w:ascii="Times New Roman" w:hAnsi="Times New Roman"/>
+                <w:sz w:val="20"/>
+              </w:rPr>
+              <w:t xml:space="preserve">да</w:t>
+            </w:r>
+          </w:p>
+        </w:tc>
+        <w:tc>
+          <w:tcPr/>
+          <w:p>
+            <w:pPr>
+              <w:pStyle w:val="Compact"/>
+              <w:spacing w:line="240" w:lineRule="auto"/>
+              <w:ind w:firstLine="0"/>
+              <w:jc w:val="left"/>
+            </w:pPr>
+            <w:r>
+              <w:rPr>
+                <w:rFonts w:ascii="Times New Roman" w:hAnsi="Times New Roman"/>
+                <w:sz w:val="20"/>
+              </w:rPr>
+              <w:t xml:space="preserve">карточка и журналы повторяют АРМ-112 и АРМ ДДС по скриншотам заказчика</w:t>
+            </w:r>
+          </w:p>
+        </w:tc>
+      </w:tr>
+      <w:tr>
+        <w:tc>
+          <w:tcPr/>
+          <w:p>
+            <w:pPr>
+              <w:pStyle w:val="Compact"/>
+              <w:spacing w:line="240" w:lineRule="auto"/>
+              <w:ind w:firstLine="0"/>
+              <w:jc w:val="left"/>
+            </w:pPr>
+            <w:r>
+              <w:rPr>
+                <w:rFonts w:ascii="Times New Roman" w:hAnsi="Times New Roman"/>
+                <w:sz w:val="20"/>
+              </w:rPr>
+              <w:t xml:space="preserve">9.2</w:t>
+            </w:r>
+          </w:p>
+        </w:tc>
+        <w:tc>
+          <w:tcPr/>
+          <w:p>
+            <w:pPr>
+              <w:pStyle w:val="Compact"/>
+              <w:spacing w:line="240" w:lineRule="auto"/>
+              <w:ind w:firstLine="0"/>
+              <w:jc w:val="left"/>
+            </w:pPr>
+            <w:r>
+              <w:rPr>
+                <w:rFonts w:ascii="Times New Roman" w:hAnsi="Times New Roman"/>
+                <w:sz w:val="20"/>
+              </w:rPr>
+              <w:t xml:space="preserve">Веб-интерфейс, русская локализация, единая стилистика, интуитивность; логически связанные блоки рядом</w:t>
+            </w:r>
+          </w:p>
+        </w:tc>
+        <w:tc>
+          <w:tcPr/>
+          <w:p>
+            <w:pPr>
+              <w:pStyle w:val="Compact"/>
+              <w:spacing w:line="240" w:lineRule="auto"/>
+              <w:ind w:firstLine="0"/>
+              <w:jc w:val="left"/>
+            </w:pPr>
+            <w:r>
+              <w:rPr>
+                <w:rFonts w:ascii="Times New Roman" w:hAnsi="Times New Roman"/>
+                <w:sz w:val="20"/>
+              </w:rPr>
+              <w:t xml:space="preserve">M</w:t>
+            </w:r>
+          </w:p>
+        </w:tc>
         <w:tc>
           <w:tcPr/>
           <w:p>
@@ -19991,7 +21135,943 @@
                 <w:rFonts w:ascii="Times New Roman" w:hAnsi="Times New Roman"/>
                 <w:sz w:val="20"/>
               </w:rPr>
-              <w:t xml:space="preserve">Реальная VoIP через локальный SIP-сервер, поддержка IP-телефона РТУ Т16Р (SIP 2.0, G.711/G.722/Opus, до 20 линий) и гарнитуры; задержка ≤150 мс</w:t>
+              <w:t xml:space="preserve">да</w:t>
+            </w:r>
+          </w:p>
+        </w:tc>
+        <w:tc>
+          <w:tcPr/>
+          <w:p>
+            <w:pPr>
+              <w:pStyle w:val="Compact"/>
+              <w:spacing w:line="240" w:lineRule="auto"/>
+              <w:ind w:firstLine="0"/>
+              <w:jc w:val="left"/>
+            </w:pPr>
+            <w:r>
+              <w:rPr>
+                <w:rFonts w:ascii="Times New Roman" w:hAnsi="Times New Roman"/>
+                <w:sz w:val="20"/>
+              </w:rPr>
+              <w:t xml:space="preserve">русский интерфейс и ошибки, единая стилистика, связанные блоки рядом</w:t>
+            </w:r>
+          </w:p>
+        </w:tc>
+      </w:tr>
+      <w:tr>
+        <w:tc>
+          <w:tcPr/>
+          <w:p>
+            <w:pPr>
+              <w:pStyle w:val="Compact"/>
+              <w:spacing w:line="240" w:lineRule="auto"/>
+              <w:ind w:firstLine="0"/>
+              <w:jc w:val="left"/>
+            </w:pPr>
+            <w:r>
+              <w:rPr>
+                <w:rFonts w:ascii="Times New Roman" w:hAnsi="Times New Roman"/>
+                <w:sz w:val="20"/>
+              </w:rPr>
+              <w:t xml:space="preserve">9.3</w:t>
+            </w:r>
+          </w:p>
+        </w:tc>
+        <w:tc>
+          <w:tcPr/>
+          <w:p>
+            <w:pPr>
+              <w:pStyle w:val="Compact"/>
+              <w:spacing w:line="240" w:lineRule="auto"/>
+              <w:ind w:firstLine="0"/>
+              <w:jc w:val="left"/>
+            </w:pPr>
+            <w:r>
+              <w:rPr>
+                <w:rFonts w:ascii="Times New Roman" w:hAnsi="Times New Roman"/>
+                <w:sz w:val="20"/>
+              </w:rPr>
+              <w:t xml:space="preserve">Адаптивность: десктоп и мобильная версия; планшеты — десктопная версия (в локальной сети)</w:t>
+            </w:r>
+          </w:p>
+        </w:tc>
+        <w:tc>
+          <w:tcPr/>
+          <w:p>
+            <w:pPr>
+              <w:pStyle w:val="Compact"/>
+              <w:spacing w:line="240" w:lineRule="auto"/>
+              <w:ind w:firstLine="0"/>
+              <w:jc w:val="left"/>
+            </w:pPr>
+            <w:r>
+              <w:rPr>
+                <w:rFonts w:ascii="Times New Roman" w:hAnsi="Times New Roman"/>
+                <w:sz w:val="20"/>
+              </w:rPr>
+              <w:t xml:space="preserve">S</w:t>
+            </w:r>
+          </w:p>
+        </w:tc>
+        <w:tc>
+          <w:tcPr/>
+          <w:p>
+            <w:pPr>
+              <w:pStyle w:val="Compact"/>
+              <w:spacing w:line="240" w:lineRule="auto"/>
+              <w:ind w:firstLine="0"/>
+              <w:jc w:val="left"/>
+            </w:pPr>
+            <w:r>
+              <w:rPr>
+                <w:rFonts w:ascii="Times New Roman" w:hAnsi="Times New Roman"/>
+                <w:sz w:val="20"/>
+              </w:rPr>
+              <w:t xml:space="preserve">6.3</w:t>
+            </w:r>
+          </w:p>
+        </w:tc>
+        <w:tc>
+          <w:tcPr/>
+          <w:p>
+            <w:pPr>
+              <w:pStyle w:val="Compact"/>
+              <w:spacing w:line="240" w:lineRule="auto"/>
+              <w:ind w:firstLine="0"/>
+              <w:jc w:val="left"/>
+            </w:pPr>
+            <w:r>
+              <w:rPr>
+                <w:rFonts w:ascii="Times New Roman" w:hAnsi="Times New Roman"/>
+                <w:sz w:val="20"/>
+              </w:rPr>
+              <w:t xml:space="preserve">да</w:t>
+            </w:r>
+          </w:p>
+        </w:tc>
+        <w:tc>
+          <w:tcPr/>
+          <w:p>
+            <w:pPr>
+              <w:pStyle w:val="Compact"/>
+              <w:spacing w:line="240" w:lineRule="auto"/>
+              <w:ind w:firstLine="0"/>
+              <w:jc w:val="left"/>
+            </w:pPr>
+            <w:r>
+              <w:rPr>
+                <w:rFonts w:ascii="Times New Roman" w:hAnsi="Times New Roman"/>
+                <w:sz w:val="20"/>
+              </w:rPr>
+              <w:t xml:space="preserve">кабинеты — телефон и планшет; эмулятор — от 1024 точек, на телефоне — объяснение и переход в кабинет</w:t>
+            </w:r>
+          </w:p>
+        </w:tc>
+      </w:tr>
+      <w:tr>
+        <w:tc>
+          <w:tcPr/>
+          <w:p>
+            <w:pPr>
+              <w:pStyle w:val="Compact"/>
+              <w:spacing w:line="240" w:lineRule="auto"/>
+              <w:ind w:firstLine="0"/>
+              <w:jc w:val="left"/>
+            </w:pPr>
+            <w:r>
+              <w:rPr>
+                <w:rFonts w:ascii="Times New Roman" w:hAnsi="Times New Roman"/>
+                <w:sz w:val="20"/>
+              </w:rPr>
+              <w:t xml:space="preserve">9.4</w:t>
+            </w:r>
+          </w:p>
+        </w:tc>
+        <w:tc>
+          <w:tcPr/>
+          <w:p>
+            <w:pPr>
+              <w:pStyle w:val="Compact"/>
+              <w:spacing w:line="240" w:lineRule="auto"/>
+              <w:ind w:firstLine="0"/>
+              <w:jc w:val="left"/>
+            </w:pPr>
+            <w:r>
+              <w:rPr>
+                <w:rFonts w:ascii="Times New Roman" w:hAnsi="Times New Roman"/>
+                <w:sz w:val="20"/>
+              </w:rPr>
+              <w:t xml:space="preserve">Таймер выполнения задания в интерфейсе обучающегося; очередь ожидающих карточек с таймерами</w:t>
+            </w:r>
+          </w:p>
+        </w:tc>
+        <w:tc>
+          <w:tcPr/>
+          <w:p>
+            <w:pPr>
+              <w:pStyle w:val="Compact"/>
+              <w:spacing w:line="240" w:lineRule="auto"/>
+              <w:ind w:firstLine="0"/>
+              <w:jc w:val="left"/>
+            </w:pPr>
+            <w:r>
+              <w:rPr>
+                <w:rFonts w:ascii="Times New Roman" w:hAnsi="Times New Roman"/>
+                <w:sz w:val="20"/>
+              </w:rPr>
+              <w:t xml:space="preserve">M</w:t>
+            </w:r>
+          </w:p>
+        </w:tc>
+        <w:tc>
+          <w:tcPr/>
+          <w:p>
+            <w:pPr>
+              <w:pStyle w:val="Compact"/>
+              <w:spacing w:line="240" w:lineRule="auto"/>
+              <w:ind w:firstLine="0"/>
+              <w:jc w:val="left"/>
+            </w:pPr>
+            <w:r>
+              <w:rPr>
+                <w:rFonts w:ascii="Times New Roman" w:hAnsi="Times New Roman"/>
+                <w:sz w:val="20"/>
+              </w:rPr>
+              <w:t xml:space="preserve">1.1, 2.1</w:t>
+            </w:r>
+          </w:p>
+        </w:tc>
+        <w:tc>
+          <w:tcPr/>
+          <w:p>
+            <w:pPr>
+              <w:pStyle w:val="Compact"/>
+              <w:spacing w:line="240" w:lineRule="auto"/>
+              <w:ind w:firstLine="0"/>
+              <w:jc w:val="left"/>
+            </w:pPr>
+            <w:r>
+              <w:rPr>
+                <w:rFonts w:ascii="Times New Roman" w:hAnsi="Times New Roman"/>
+                <w:sz w:val="20"/>
+              </w:rPr>
+              <w:t xml:space="preserve">да</w:t>
+            </w:r>
+          </w:p>
+        </w:tc>
+        <w:tc>
+          <w:tcPr/>
+          <w:p>
+            <w:pPr>
+              <w:pStyle w:val="Compact"/>
+              <w:spacing w:line="240" w:lineRule="auto"/>
+              <w:ind w:firstLine="0"/>
+              <w:jc w:val="left"/>
+            </w:pPr>
+            <w:r>
+              <w:rPr>
+                <w:rFonts w:ascii="Times New Roman" w:hAnsi="Times New Roman"/>
+                <w:sz w:val="20"/>
+              </w:rPr>
+              <w:t xml:space="preserve">таймер карточки, таймеры ожидания в очереди ДДС, часы занятия</w:t>
+            </w:r>
+          </w:p>
+        </w:tc>
+      </w:tr>
+      <w:tr>
+        <w:tc>
+          <w:tcPr/>
+          <w:p>
+            <w:pPr>
+              <w:pStyle w:val="Compact"/>
+              <w:spacing w:line="240" w:lineRule="auto"/>
+              <w:ind w:firstLine="0"/>
+              <w:jc w:val="left"/>
+            </w:pPr>
+            <w:r>
+              <w:rPr>
+                <w:rFonts w:ascii="Times New Roman" w:hAnsi="Times New Roman"/>
+                <w:sz w:val="20"/>
+              </w:rPr>
+              <w:t xml:space="preserve">9.5</w:t>
+            </w:r>
+          </w:p>
+        </w:tc>
+        <w:tc>
+          <w:tcPr/>
+          <w:p>
+            <w:pPr>
+              <w:pStyle w:val="Compact"/>
+              <w:spacing w:line="240" w:lineRule="auto"/>
+              <w:ind w:firstLine="0"/>
+              <w:jc w:val="left"/>
+            </w:pPr>
+            <w:r>
+              <w:rPr>
+                <w:rFonts w:ascii="Times New Roman" w:hAnsi="Times New Roman"/>
+                <w:sz w:val="20"/>
+              </w:rPr>
+              <w:t xml:space="preserve">Браузеры: актуальные Chrome, Firefox, Яндекс.Браузер; ОС клиентов Windows 10/11, Ubuntu 20.04+</w:t>
+            </w:r>
+          </w:p>
+        </w:tc>
+        <w:tc>
+          <w:tcPr/>
+          <w:p>
+            <w:pPr>
+              <w:pStyle w:val="Compact"/>
+              <w:spacing w:line="240" w:lineRule="auto"/>
+              <w:ind w:firstLine="0"/>
+              <w:jc w:val="left"/>
+            </w:pPr>
+            <w:r>
+              <w:rPr>
+                <w:rFonts w:ascii="Times New Roman" w:hAnsi="Times New Roman"/>
+                <w:sz w:val="20"/>
+              </w:rPr>
+              <w:t xml:space="preserve">M</w:t>
+            </w:r>
+          </w:p>
+        </w:tc>
+        <w:tc>
+          <w:tcPr/>
+          <w:p>
+            <w:pPr>
+              <w:pStyle w:val="Compact"/>
+              <w:spacing w:line="240" w:lineRule="auto"/>
+              <w:ind w:firstLine="0"/>
+              <w:jc w:val="left"/>
+            </w:pPr>
+            <w:r>
+              <w:rPr>
+                <w:rFonts w:ascii="Times New Roman" w:hAnsi="Times New Roman"/>
+                <w:sz w:val="20"/>
+              </w:rPr>
+              <w:t xml:space="preserve">6.3</w:t>
+            </w:r>
+          </w:p>
+        </w:tc>
+        <w:tc>
+          <w:tcPr/>
+          <w:p>
+            <w:pPr>
+              <w:pStyle w:val="Compact"/>
+              <w:spacing w:line="240" w:lineRule="auto"/>
+              <w:ind w:firstLine="0"/>
+              <w:jc w:val="left"/>
+            </w:pPr>
+            <w:r>
+              <w:rPr>
+                <w:rFonts w:ascii="Times New Roman" w:hAnsi="Times New Roman"/>
+                <w:sz w:val="20"/>
+              </w:rPr>
+              <w:t xml:space="preserve">да</w:t>
+            </w:r>
+          </w:p>
+        </w:tc>
+        <w:tc>
+          <w:tcPr/>
+          <w:p>
+            <w:pPr>
+              <w:pStyle w:val="Compact"/>
+              <w:spacing w:line="240" w:lineRule="auto"/>
+              <w:ind w:firstLine="0"/>
+              <w:jc w:val="left"/>
+            </w:pPr>
+            <w:r>
+              <w:rPr>
+                <w:rFonts w:ascii="Times New Roman" w:hAnsi="Times New Roman"/>
+                <w:sz w:val="20"/>
+              </w:rPr>
+              <w:t xml:space="preserve">проверено 29.09: Firefox 155 и Chrome 152 — 11 экранов, 5 ключевых действий, 0 ошибок JavaScript (docs/browsers, tools/browser_smoke.py); Яндекс.Браузер — движок Chromium; на Windows и Ubuntu отдельно не проверялось</w:t>
+            </w:r>
+          </w:p>
+        </w:tc>
+      </w:tr>
+      <w:tr>
+        <w:tc>
+          <w:tcPr/>
+          <w:p>
+            <w:pPr>
+              <w:pStyle w:val="Compact"/>
+              <w:spacing w:line="240" w:lineRule="auto"/>
+              <w:ind w:firstLine="0"/>
+              <w:jc w:val="left"/>
+            </w:pPr>
+            <w:r>
+              <w:rPr>
+                <w:rFonts w:ascii="Times New Roman" w:hAnsi="Times New Roman"/>
+                <w:sz w:val="20"/>
+              </w:rPr>
+              <w:t xml:space="preserve">10.1</w:t>
+            </w:r>
+          </w:p>
+        </w:tc>
+        <w:tc>
+          <w:tcPr/>
+          <w:p>
+            <w:pPr>
+              <w:pStyle w:val="Compact"/>
+              <w:spacing w:line="240" w:lineRule="auto"/>
+              <w:ind w:firstLine="0"/>
+              <w:jc w:val="left"/>
+            </w:pPr>
+            <w:r>
+              <w:rPr>
+                <w:rFonts w:ascii="Times New Roman" w:hAnsi="Times New Roman"/>
+                <w:sz w:val="20"/>
+              </w:rPr>
+              <w:t xml:space="preserve">Отклик UI ≤2 с при 100 пользователях; ≥20 одновременных сессий (вызовов/карточек); запись в БД ≥100 оп/с; отчёты ≤30 с</w:t>
+            </w:r>
+          </w:p>
+        </w:tc>
+        <w:tc>
+          <w:tcPr/>
+          <w:p>
+            <w:pPr>
+              <w:pStyle w:val="Compact"/>
+              <w:spacing w:line="240" w:lineRule="auto"/>
+              <w:ind w:firstLine="0"/>
+              <w:jc w:val="left"/>
+            </w:pPr>
+            <w:r>
+              <w:rPr>
+                <w:rFonts w:ascii="Times New Roman" w:hAnsi="Times New Roman"/>
+                <w:sz w:val="20"/>
+              </w:rPr>
+              <w:t xml:space="preserve">M</w:t>
+            </w:r>
+          </w:p>
+        </w:tc>
+        <w:tc>
+          <w:tcPr/>
+          <w:p>
+            <w:pPr>
+              <w:pStyle w:val="Compact"/>
+              <w:spacing w:line="240" w:lineRule="auto"/>
+              <w:ind w:firstLine="0"/>
+              <w:jc w:val="left"/>
+            </w:pPr>
+            <w:r>
+              <w:rPr>
+                <w:rFonts w:ascii="Times New Roman" w:hAnsi="Times New Roman"/>
+                <w:sz w:val="20"/>
+              </w:rPr>
+              <w:t xml:space="preserve">6.1</w:t>
+            </w:r>
+          </w:p>
+        </w:tc>
+        <w:tc>
+          <w:tcPr/>
+          <w:p>
+            <w:pPr>
+              <w:pStyle w:val="Compact"/>
+              <w:spacing w:line="240" w:lineRule="auto"/>
+              <w:ind w:firstLine="0"/>
+              <w:jc w:val="left"/>
+            </w:pPr>
+            <w:r>
+              <w:rPr>
+                <w:rFonts w:ascii="Times New Roman" w:hAnsi="Times New Roman"/>
+                <w:sz w:val="20"/>
+              </w:rPr>
+              <w:t xml:space="preserve">да</w:t>
+            </w:r>
+          </w:p>
+        </w:tc>
+        <w:tc>
+          <w:tcPr/>
+          <w:p>
+            <w:pPr>
+              <w:pStyle w:val="Compact"/>
+              <w:spacing w:line="240" w:lineRule="auto"/>
+              <w:ind w:firstLine="0"/>
+              <w:jc w:val="left"/>
+            </w:pPr>
+            <w:r>
+              <w:rPr>
+                <w:rFonts w:ascii="Times New Roman" w:hAnsi="Times New Roman"/>
+                <w:sz w:val="20"/>
+              </w:rPr>
+              <w:t xml:space="preserve">p95 16 мс при 100 пользователях, 253 записи/с, отчёт 4,1 с (SQLite)</w:t>
+            </w:r>
+          </w:p>
+        </w:tc>
+      </w:tr>
+      <w:tr>
+        <w:tc>
+          <w:tcPr/>
+          <w:p>
+            <w:pPr>
+              <w:pStyle w:val="Compact"/>
+              <w:spacing w:line="240" w:lineRule="auto"/>
+              <w:ind w:firstLine="0"/>
+              <w:jc w:val="left"/>
+            </w:pPr>
+            <w:r>
+              <w:rPr>
+                <w:rFonts w:ascii="Times New Roman" w:hAnsi="Times New Roman"/>
+                <w:sz w:val="20"/>
+              </w:rPr>
+              <w:t xml:space="preserve">10.2</w:t>
+            </w:r>
+          </w:p>
+        </w:tc>
+        <w:tc>
+          <w:tcPr/>
+          <w:p>
+            <w:pPr>
+              <w:pStyle w:val="Compact"/>
+              <w:spacing w:line="240" w:lineRule="auto"/>
+              <w:ind w:firstLine="0"/>
+              <w:jc w:val="left"/>
+            </w:pPr>
+            <w:r>
+              <w:rPr>
+                <w:rFonts w:ascii="Times New Roman" w:hAnsi="Times New Roman"/>
+                <w:sz w:val="20"/>
+              </w:rPr>
+              <w:t xml:space="preserve">Устойчивость к сбоям сети до 30 с с восстановлением сессии без потери данных; буферизация</w:t>
+            </w:r>
+          </w:p>
+        </w:tc>
+        <w:tc>
+          <w:tcPr/>
+          <w:p>
+            <w:pPr>
+              <w:pStyle w:val="Compact"/>
+              <w:spacing w:line="240" w:lineRule="auto"/>
+              <w:ind w:firstLine="0"/>
+              <w:jc w:val="left"/>
+            </w:pPr>
+            <w:r>
+              <w:rPr>
+                <w:rFonts w:ascii="Times New Roman" w:hAnsi="Times New Roman"/>
+                <w:sz w:val="20"/>
+              </w:rPr>
+              <w:t xml:space="preserve">S</w:t>
+            </w:r>
+          </w:p>
+        </w:tc>
+        <w:tc>
+          <w:tcPr/>
+          <w:p>
+            <w:pPr>
+              <w:pStyle w:val="Compact"/>
+              <w:spacing w:line="240" w:lineRule="auto"/>
+              <w:ind w:firstLine="0"/>
+              <w:jc w:val="left"/>
+            </w:pPr>
+            <w:r>
+              <w:rPr>
+                <w:rFonts w:ascii="Times New Roman" w:hAnsi="Times New Roman"/>
+                <w:sz w:val="20"/>
+              </w:rPr>
+              <w:t xml:space="preserve">6.1</w:t>
+            </w:r>
+          </w:p>
+        </w:tc>
+        <w:tc>
+          <w:tcPr/>
+          <w:p>
+            <w:pPr>
+              <w:pStyle w:val="Compact"/>
+              <w:spacing w:line="240" w:lineRule="auto"/>
+              <w:ind w:firstLine="0"/>
+              <w:jc w:val="left"/>
+            </w:pPr>
+            <w:r>
+              <w:rPr>
+                <w:rFonts w:ascii="Times New Roman" w:hAnsi="Times New Roman"/>
+                <w:sz w:val="20"/>
+              </w:rPr>
+              <w:t xml:space="preserve">да</w:t>
+            </w:r>
+          </w:p>
+        </w:tc>
+        <w:tc>
+          <w:tcPr/>
+          <w:p>
+            <w:pPr>
+              <w:pStyle w:val="Compact"/>
+              <w:spacing w:line="240" w:lineRule="auto"/>
+              <w:ind w:firstLine="0"/>
+              <w:jc w:val="left"/>
+            </w:pPr>
+            <w:r>
+              <w:rPr>
+                <w:rFonts w:ascii="Times New Roman" w:hAnsi="Times New Roman"/>
+                <w:sz w:val="20"/>
+              </w:rPr>
+              <w:t xml:space="preserve">черновик карточки в браузере, повтор сохранения, восстановление сессии</w:t>
+            </w:r>
+          </w:p>
+        </w:tc>
+      </w:tr>
+      <w:tr>
+        <w:tc>
+          <w:tcPr/>
+          <w:p>
+            <w:pPr>
+              <w:pStyle w:val="Compact"/>
+              <w:spacing w:line="240" w:lineRule="auto"/>
+              <w:ind w:firstLine="0"/>
+              <w:jc w:val="left"/>
+            </w:pPr>
+            <w:r>
+              <w:rPr>
+                <w:rFonts w:ascii="Times New Roman" w:hAnsi="Times New Roman"/>
+                <w:sz w:val="20"/>
+              </w:rPr>
+              <w:t xml:space="preserve">10.3</w:t>
+            </w:r>
+          </w:p>
+        </w:tc>
+        <w:tc>
+          <w:tcPr/>
+          <w:p>
+            <w:pPr>
+              <w:pStyle w:val="Compact"/>
+              <w:spacing w:line="240" w:lineRule="auto"/>
+              <w:ind w:firstLine="0"/>
+              <w:jc w:val="left"/>
+            </w:pPr>
+            <w:r>
+              <w:rPr>
+                <w:rFonts w:ascii="Times New Roman" w:hAnsi="Times New Roman"/>
+                <w:sz w:val="20"/>
+              </w:rPr>
+              <w:t xml:space="preserve">Аутентификация (многоуровневая в локальной сети), TLS внутри контура, RBAC, защита от НСД</w:t>
+            </w:r>
+          </w:p>
+        </w:tc>
+        <w:tc>
+          <w:tcPr/>
+          <w:p>
+            <w:pPr>
+              <w:pStyle w:val="Compact"/>
+              <w:spacing w:line="240" w:lineRule="auto"/>
+              <w:ind w:firstLine="0"/>
+              <w:jc w:val="left"/>
+            </w:pPr>
+            <w:r>
+              <w:rPr>
+                <w:rFonts w:ascii="Times New Roman" w:hAnsi="Times New Roman"/>
+                <w:sz w:val="20"/>
+              </w:rPr>
+              <w:t xml:space="preserve">M</w:t>
+            </w:r>
+          </w:p>
+        </w:tc>
+        <w:tc>
+          <w:tcPr/>
+          <w:p>
+            <w:pPr>
+              <w:pStyle w:val="Compact"/>
+              <w:spacing w:line="240" w:lineRule="auto"/>
+              <w:ind w:firstLine="0"/>
+              <w:jc w:val="left"/>
+            </w:pPr>
+            <w:r>
+              <w:rPr>
+                <w:rFonts w:ascii="Times New Roman" w:hAnsi="Times New Roman"/>
+                <w:sz w:val="20"/>
+              </w:rPr>
+              <w:t xml:space="preserve">0.3, 6.2</w:t>
+            </w:r>
+          </w:p>
+        </w:tc>
+        <w:tc>
+          <w:tcPr/>
+          <w:p>
+            <w:pPr>
+              <w:pStyle w:val="Compact"/>
+              <w:spacing w:line="240" w:lineRule="auto"/>
+              <w:ind w:firstLine="0"/>
+              <w:jc w:val="left"/>
+            </w:pPr>
+            <w:r>
+              <w:rPr>
+                <w:rFonts w:ascii="Times New Roman" w:hAnsi="Times New Roman"/>
+                <w:sz w:val="20"/>
+              </w:rPr>
+              <w:t xml:space="preserve">да</w:t>
+            </w:r>
+          </w:p>
+        </w:tc>
+        <w:tc>
+          <w:tcPr/>
+          <w:p>
+            <w:pPr>
+              <w:pStyle w:val="Compact"/>
+              <w:spacing w:line="240" w:lineRule="auto"/>
+              <w:ind w:firstLine="0"/>
+              <w:jc w:val="left"/>
+            </w:pPr>
+            <w:r>
+              <w:rPr>
+                <w:rFonts w:ascii="Times New Roman" w:hAnsi="Times New Roman"/>
+                <w:sz w:val="20"/>
+              </w:rPr>
+              <w:t xml:space="preserve">вход по паролю, TLS на входе, RBAC, блокировки подбора</w:t>
+            </w:r>
+          </w:p>
+        </w:tc>
+      </w:tr>
+      <w:tr>
+        <w:tc>
+          <w:tcPr/>
+          <w:p>
+            <w:pPr>
+              <w:pStyle w:val="Compact"/>
+              <w:spacing w:line="240" w:lineRule="auto"/>
+              <w:ind w:firstLine="0"/>
+              <w:jc w:val="left"/>
+            </w:pPr>
+            <w:r>
+              <w:rPr>
+                <w:rFonts w:ascii="Times New Roman" w:hAnsi="Times New Roman"/>
+                <w:sz w:val="20"/>
+              </w:rPr>
+              <w:t xml:space="preserve">10.4</w:t>
+            </w:r>
+          </w:p>
+        </w:tc>
+        <w:tc>
+          <w:tcPr/>
+          <w:p>
+            <w:pPr>
+              <w:pStyle w:val="Compact"/>
+              <w:spacing w:line="240" w:lineRule="auto"/>
+              <w:ind w:firstLine="0"/>
+              <w:jc w:val="left"/>
+            </w:pPr>
+            <w:r>
+              <w:rPr>
+                <w:rFonts w:ascii="Times New Roman" w:hAnsi="Times New Roman"/>
+                <w:sz w:val="20"/>
+              </w:rPr>
+              <w:t xml:space="preserve">Аудит всех действий пользователей; хранение журналов безопасности ≥6 месяцев</w:t>
+            </w:r>
+          </w:p>
+        </w:tc>
+        <w:tc>
+          <w:tcPr/>
+          <w:p>
+            <w:pPr>
+              <w:pStyle w:val="Compact"/>
+              <w:spacing w:line="240" w:lineRule="auto"/>
+              <w:ind w:firstLine="0"/>
+              <w:jc w:val="left"/>
+            </w:pPr>
+            <w:r>
+              <w:rPr>
+                <w:rFonts w:ascii="Times New Roman" w:hAnsi="Times New Roman"/>
+                <w:sz w:val="20"/>
+              </w:rPr>
+              <w:t xml:space="preserve">M</w:t>
+            </w:r>
+          </w:p>
+        </w:tc>
+        <w:tc>
+          <w:tcPr/>
+          <w:p>
+            <w:pPr>
+              <w:pStyle w:val="Compact"/>
+              <w:spacing w:line="240" w:lineRule="auto"/>
+              <w:ind w:firstLine="0"/>
+              <w:jc w:val="left"/>
+            </w:pPr>
+            <w:r>
+              <w:rPr>
+                <w:rFonts w:ascii="Times New Roman" w:hAnsi="Times New Roman"/>
+                <w:sz w:val="20"/>
+              </w:rPr>
+              <w:t xml:space="preserve">0.3, 6.2</w:t>
+            </w:r>
+          </w:p>
+        </w:tc>
+        <w:tc>
+          <w:tcPr/>
+          <w:p>
+            <w:pPr>
+              <w:pStyle w:val="Compact"/>
+              <w:spacing w:line="240" w:lineRule="auto"/>
+              <w:ind w:firstLine="0"/>
+              <w:jc w:val="left"/>
+            </w:pPr>
+            <w:r>
+              <w:rPr>
+                <w:rFonts w:ascii="Times New Roman" w:hAnsi="Times New Roman"/>
+                <w:sz w:val="20"/>
+              </w:rPr>
+              <w:t xml:space="preserve">да</w:t>
+            </w:r>
+          </w:p>
+        </w:tc>
+        <w:tc>
+          <w:tcPr/>
+          <w:p>
+            <w:pPr>
+              <w:pStyle w:val="Compact"/>
+              <w:spacing w:line="240" w:lineRule="auto"/>
+              <w:ind w:firstLine="0"/>
+              <w:jc w:val="left"/>
+            </w:pPr>
+            <w:r>
+              <w:rPr>
+                <w:rFonts w:ascii="Times New Roman" w:hAnsi="Times New Roman"/>
+                <w:sz w:val="20"/>
+              </w:rPr>
+              <w:t xml:space="preserve">аудит действий, срок хранения не меньше 183 дней</w:t>
+            </w:r>
+          </w:p>
+        </w:tc>
+      </w:tr>
+      <w:tr>
+        <w:tc>
+          <w:tcPr/>
+          <w:p>
+            <w:pPr>
+              <w:pStyle w:val="Compact"/>
+              <w:spacing w:line="240" w:lineRule="auto"/>
+              <w:ind w:firstLine="0"/>
+              <w:jc w:val="left"/>
+            </w:pPr>
+            <w:r>
+              <w:rPr>
+                <w:rFonts w:ascii="Times New Roman" w:hAnsi="Times New Roman"/>
+                <w:sz w:val="20"/>
+              </w:rPr>
+              <w:t xml:space="preserve">10.5</w:t>
+            </w:r>
+          </w:p>
+        </w:tc>
+        <w:tc>
+          <w:tcPr/>
+          <w:p>
+            <w:pPr>
+              <w:pStyle w:val="Compact"/>
+              <w:spacing w:line="240" w:lineRule="auto"/>
+              <w:ind w:firstLine="0"/>
+              <w:jc w:val="left"/>
+            </w:pPr>
+            <w:r>
+              <w:rPr>
+                <w:rFonts w:ascii="Times New Roman" w:hAnsi="Times New Roman"/>
+                <w:sz w:val="20"/>
+              </w:rPr>
+              <w:t xml:space="preserve">Резервное копирование ≥1 раз/сутки; процедуры восстановления</w:t>
+            </w:r>
+          </w:p>
+        </w:tc>
+        <w:tc>
+          <w:tcPr/>
+          <w:p>
+            <w:pPr>
+              <w:pStyle w:val="Compact"/>
+              <w:spacing w:line="240" w:lineRule="auto"/>
+              <w:ind w:firstLine="0"/>
+              <w:jc w:val="left"/>
+            </w:pPr>
+            <w:r>
+              <w:rPr>
+                <w:rFonts w:ascii="Times New Roman" w:hAnsi="Times New Roman"/>
+                <w:sz w:val="20"/>
+              </w:rPr>
+              <w:t xml:space="preserve">S</w:t>
+            </w:r>
+          </w:p>
+        </w:tc>
+        <w:tc>
+          <w:tcPr/>
+          <w:p>
+            <w:pPr>
+              <w:pStyle w:val="Compact"/>
+              <w:spacing w:line="240" w:lineRule="auto"/>
+              <w:ind w:firstLine="0"/>
+              <w:jc w:val="left"/>
+            </w:pPr>
+            <w:r>
+              <w:rPr>
+                <w:rFonts w:ascii="Times New Roman" w:hAnsi="Times New Roman"/>
+                <w:sz w:val="20"/>
+              </w:rPr>
+              <w:t xml:space="preserve">5.2</w:t>
+            </w:r>
+          </w:p>
+        </w:tc>
+        <w:tc>
+          <w:tcPr/>
+          <w:p>
+            <w:pPr>
+              <w:pStyle w:val="Compact"/>
+              <w:spacing w:line="240" w:lineRule="auto"/>
+              <w:ind w:firstLine="0"/>
+              <w:jc w:val="left"/>
+            </w:pPr>
+            <w:r>
+              <w:rPr>
+                <w:rFonts w:ascii="Times New Roman" w:hAnsi="Times New Roman"/>
+                <w:sz w:val="20"/>
+              </w:rPr>
+              <w:t xml:space="preserve">да</w:t>
+            </w:r>
+          </w:p>
+        </w:tc>
+        <w:tc>
+          <w:tcPr/>
+          <w:p>
+            <w:pPr>
+              <w:pStyle w:val="Compact"/>
+              <w:spacing w:line="240" w:lineRule="auto"/>
+              <w:ind w:firstLine="0"/>
+              <w:jc w:val="left"/>
+            </w:pPr>
+            <w:r>
+              <w:rPr>
+                <w:rFonts w:ascii="Times New Roman" w:hAnsi="Times New Roman"/>
+                <w:sz w:val="20"/>
+              </w:rPr>
+              <w:t xml:space="preserve">резервное копирование и восстановление; ежедневная копия встроенным планировщиком в заданный час (МСК), хранение N последних</w:t>
+            </w:r>
+          </w:p>
+        </w:tc>
+      </w:tr>
+      <w:tr>
+        <w:tc>
+          <w:tcPr/>
+          <w:p>
+            <w:pPr>
+              <w:pStyle w:val="Compact"/>
+              <w:spacing w:line="240" w:lineRule="auto"/>
+              <w:ind w:firstLine="0"/>
+              <w:jc w:val="left"/>
+            </w:pPr>
+            <w:r>
+              <w:rPr>
+                <w:rFonts w:ascii="Times New Roman" w:hAnsi="Times New Roman"/>
+                <w:sz w:val="20"/>
+              </w:rPr>
+              <w:t xml:space="preserve">10.6</w:t>
+            </w:r>
+          </w:p>
+        </w:tc>
+        <w:tc>
+          <w:tcPr/>
+          <w:p>
+            <w:pPr>
+              <w:pStyle w:val="Compact"/>
+              <w:spacing w:line="240" w:lineRule="auto"/>
+              <w:ind w:firstLine="0"/>
+              <w:jc w:val="left"/>
+            </w:pPr>
+            <w:r>
+              <w:rPr>
+                <w:rFonts w:ascii="Times New Roman" w:hAnsi="Times New Roman"/>
+                <w:sz w:val="20"/>
+              </w:rPr>
+              <w:t xml:space="preserve">Отказоустойчивость, автовосстановление сервисов, мониторинг, оповещение администратора; горизонтальное/вертикальное масштабирование</w:t>
             </w:r>
           </w:p>
         </w:tc>
@@ -20027,227 +22107,7 @@
                 <w:rFonts w:ascii="Times New Roman" w:hAnsi="Times New Roman"/>
                 <w:sz w:val="20"/>
               </w:rPr>
-              <w:t xml:space="preserve">2.3</w:t>
-            </w:r>
-          </w:p>
-        </w:tc>
-        <w:tc>
-          <w:tcPr/>
-          <w:p>
-            <w:pPr>
-              <w:pStyle w:val="Compact"/>
-              <w:spacing w:line="240" w:lineRule="auto"/>
-              <w:ind w:firstLine="0"/>
-              <w:jc w:val="left"/>
-            </w:pPr>
-            <w:r>
-              <w:rPr>
-                <w:rFonts w:ascii="Times New Roman" w:hAnsi="Times New Roman"/>
-                <w:sz w:val="20"/>
-              </w:rPr>
-              <w:t xml:space="preserve">нет</w:t>
-            </w:r>
-          </w:p>
-        </w:tc>
-        <w:tc>
-          <w:tcPr/>
-          <w:p>
-            <w:pPr>
-              <w:pStyle w:val="Compact"/>
-              <w:spacing w:line="240" w:lineRule="auto"/>
-              <w:ind w:firstLine="0"/>
-              <w:jc w:val="left"/>
-            </w:pPr>
-            <w:r>
-              <w:rPr>
-                <w:rFonts w:ascii="Times New Roman" w:hAnsi="Times New Roman"/>
-                <w:sz w:val="20"/>
-              </w:rPr>
-              <w:t xml:space="preserve">реальная SIP-телефония не реализована (приоритет C)</w:t>
-            </w:r>
-          </w:p>
-        </w:tc>
-      </w:tr>
-      <w:tr>
-        <w:tc>
-          <w:tcPr/>
-          <w:p>
-            <w:pPr>
-              <w:pStyle w:val="Compact"/>
-              <w:spacing w:line="240" w:lineRule="auto"/>
-              <w:ind w:firstLine="0"/>
-              <w:jc w:val="left"/>
-            </w:pPr>
-            <w:r>
-              <w:rPr>
-                <w:rFonts w:ascii="Times New Roman" w:hAnsi="Times New Roman"/>
-                <w:sz w:val="20"/>
-              </w:rPr>
-              <w:t xml:space="preserve">6.4</w:t>
-            </w:r>
-          </w:p>
-        </w:tc>
-        <w:tc>
-          <w:tcPr/>
-          <w:p>
-            <w:pPr>
-              <w:pStyle w:val="Compact"/>
-              <w:spacing w:line="240" w:lineRule="auto"/>
-              <w:ind w:firstLine="0"/>
-              <w:jc w:val="left"/>
-            </w:pPr>
-            <w:r>
-              <w:rPr>
-                <w:rFonts w:ascii="Times New Roman" w:hAnsi="Times New Roman"/>
-                <w:sz w:val="20"/>
-              </w:rPr>
-              <w:t xml:space="preserve">Настройки виртуальной IP-телефонии в админке</w:t>
-            </w:r>
-          </w:p>
-        </w:tc>
-        <w:tc>
-          <w:tcPr/>
-          <w:p>
-            <w:pPr>
-              <w:pStyle w:val="Compact"/>
-              <w:spacing w:line="240" w:lineRule="auto"/>
-              <w:ind w:firstLine="0"/>
-              <w:jc w:val="left"/>
-            </w:pPr>
-            <w:r>
-              <w:rPr>
-                <w:rFonts w:ascii="Times New Roman" w:hAnsi="Times New Roman"/>
-                <w:sz w:val="20"/>
-              </w:rPr>
-              <w:t xml:space="preserve">C</w:t>
-            </w:r>
-          </w:p>
-        </w:tc>
-        <w:tc>
-          <w:tcPr/>
-          <w:p>
-            <w:pPr>
-              <w:pStyle w:val="Compact"/>
-              <w:spacing w:line="240" w:lineRule="auto"/>
-              <w:ind w:firstLine="0"/>
-              <w:jc w:val="left"/>
-            </w:pPr>
-            <w:r>
-              <w:rPr>
-                <w:rFonts w:ascii="Times New Roman" w:hAnsi="Times New Roman"/>
-                <w:sz w:val="20"/>
-              </w:rPr>
-              <w:t xml:space="preserve">5.2</w:t>
-            </w:r>
-          </w:p>
-        </w:tc>
-        <w:tc>
-          <w:tcPr/>
-          <w:p>
-            <w:pPr>
-              <w:pStyle w:val="Compact"/>
-              <w:spacing w:line="240" w:lineRule="auto"/>
-              <w:ind w:firstLine="0"/>
-              <w:jc w:val="left"/>
-            </w:pPr>
-            <w:r>
-              <w:rPr>
-                <w:rFonts w:ascii="Times New Roman" w:hAnsi="Times New Roman"/>
-                <w:sz w:val="20"/>
-              </w:rPr>
-              <w:t xml:space="preserve">нет</w:t>
-            </w:r>
-          </w:p>
-        </w:tc>
-        <w:tc>
-          <w:tcPr/>
-          <w:p>
-            <w:pPr>
-              <w:pStyle w:val="Compact"/>
-              <w:spacing w:line="240" w:lineRule="auto"/>
-              <w:ind w:firstLine="0"/>
-              <w:jc w:val="left"/>
-            </w:pPr>
-            <w:r>
-              <w:rPr>
-                <w:rFonts w:ascii="Times New Roman" w:hAnsi="Times New Roman"/>
-                <w:sz w:val="20"/>
-              </w:rPr>
-              <w:t xml:space="preserve">настройки VoIP в панели администратора не реализованы (приоритет C)</w:t>
-            </w:r>
-          </w:p>
-        </w:tc>
-      </w:tr>
-      <w:tr>
-        <w:tc>
-          <w:tcPr/>
-          <w:p>
-            <w:pPr>
-              <w:pStyle w:val="Compact"/>
-              <w:spacing w:line="240" w:lineRule="auto"/>
-              <w:ind w:firstLine="0"/>
-              <w:jc w:val="left"/>
-            </w:pPr>
-            <w:r>
-              <w:rPr>
-                <w:rFonts w:ascii="Times New Roman" w:hAnsi="Times New Roman"/>
-                <w:sz w:val="20"/>
-              </w:rPr>
-              <w:t xml:space="preserve">7.1</w:t>
-            </w:r>
-          </w:p>
-        </w:tc>
-        <w:tc>
-          <w:tcPr/>
-          <w:p>
-            <w:pPr>
-              <w:pStyle w:val="Compact"/>
-              <w:spacing w:line="240" w:lineRule="auto"/>
-              <w:ind w:firstLine="0"/>
-              <w:jc w:val="left"/>
-            </w:pPr>
-            <w:r>
-              <w:rPr>
-                <w:rFonts w:ascii="Times New Roman" w:hAnsi="Times New Roman"/>
-                <w:sz w:val="20"/>
-              </w:rPr>
-              <w:t xml:space="preserve">Генерация сценариев/легенд по выбранным категориям классификатора и уровню сложности, формирование эталона</w:t>
-            </w:r>
-          </w:p>
-        </w:tc>
-        <w:tc>
-          <w:tcPr/>
-          <w:p>
-            <w:pPr>
-              <w:pStyle w:val="Compact"/>
-              <w:spacing w:line="240" w:lineRule="auto"/>
-              <w:ind w:firstLine="0"/>
-              <w:jc w:val="left"/>
-            </w:pPr>
-            <w:r>
-              <w:rPr>
-                <w:rFonts w:ascii="Times New Roman" w:hAnsi="Times New Roman"/>
-                <w:sz w:val="20"/>
-              </w:rPr>
-              <w:t xml:space="preserve">M</w:t>
-            </w:r>
-          </w:p>
-        </w:tc>
-        <w:tc>
-          <w:tcPr/>
-          <w:p>
-            <w:pPr>
-              <w:pStyle w:val="Compact"/>
-              <w:spacing w:line="240" w:lineRule="auto"/>
-              <w:ind w:firstLine="0"/>
-              <w:jc w:val="left"/>
-            </w:pPr>
-            <w:r>
-              <w:rPr>
-                <w:rFonts w:ascii="Times New Roman" w:hAnsi="Times New Roman"/>
-                <w:sz w:val="20"/>
-              </w:rPr>
-              <w:t xml:space="preserve">3.2</w:t>
+              <w:t xml:space="preserve">6.1, 5.2</w:t>
             </w:r>
           </w:p>
         </w:tc>
@@ -20283,2786 +22143,7 @@
                 <w:rFonts w:ascii="Times New Roman" w:hAnsi="Times New Roman"/>
                 <w:sz w:val="20"/>
               </w:rPr>
-              <w:t xml:space="preserve">генерация по категориям и сложности, structured output, банк сценариев</w:t>
-            </w:r>
-          </w:p>
-        </w:tc>
-      </w:tr>
-      <w:tr>
-        <w:tc>
-          <w:tcPr/>
-          <w:p>
-            <w:pPr>
-              <w:pStyle w:val="Compact"/>
-              <w:spacing w:line="240" w:lineRule="auto"/>
-              <w:ind w:firstLine="0"/>
-              <w:jc w:val="left"/>
-            </w:pPr>
-            <w:r>
-              <w:rPr>
-                <w:rFonts w:ascii="Times New Roman" w:hAnsi="Times New Roman"/>
-                <w:sz w:val="20"/>
-              </w:rPr>
-              <w:t xml:space="preserve">7.2</w:t>
-            </w:r>
-          </w:p>
-        </w:tc>
-        <w:tc>
-          <w:tcPr/>
-          <w:p>
-            <w:pPr>
-              <w:pStyle w:val="Compact"/>
-              <w:spacing w:line="240" w:lineRule="auto"/>
-              <w:ind w:firstLine="0"/>
-              <w:jc w:val="left"/>
-            </w:pPr>
-            <w:r>
-              <w:rPr>
-                <w:rFonts w:ascii="Times New Roman" w:hAnsi="Times New Roman"/>
-                <w:sz w:val="20"/>
-              </w:rPr>
-              <w:t xml:space="preserve">Автооценка действий обучающегося: сравнение с эталоном (поля карточки, тип, службы, статусы), проверка ручного текста (смысл, регламентные…</w:t>
-            </w:r>
-          </w:p>
-        </w:tc>
-        <w:tc>
-          <w:tcPr/>
-          <w:p>
-            <w:pPr>
-              <w:pStyle w:val="Compact"/>
-              <w:spacing w:line="240" w:lineRule="auto"/>
-              <w:ind w:firstLine="0"/>
-              <w:jc w:val="left"/>
-            </w:pPr>
-            <w:r>
-              <w:rPr>
-                <w:rFonts w:ascii="Times New Roman" w:hAnsi="Times New Roman"/>
-                <w:sz w:val="20"/>
-              </w:rPr>
-              <w:t xml:space="preserve">M</w:t>
-            </w:r>
-          </w:p>
-        </w:tc>
-        <w:tc>
-          <w:tcPr/>
-          <w:p>
-            <w:pPr>
-              <w:pStyle w:val="Compact"/>
-              <w:spacing w:line="240" w:lineRule="auto"/>
-              <w:ind w:firstLine="0"/>
-              <w:jc w:val="left"/>
-            </w:pPr>
-            <w:r>
-              <w:rPr>
-                <w:rFonts w:ascii="Times New Roman" w:hAnsi="Times New Roman"/>
-                <w:sz w:val="20"/>
-              </w:rPr>
-              <w:t xml:space="preserve">3.4</w:t>
-            </w:r>
-          </w:p>
-        </w:tc>
-        <w:tc>
-          <w:tcPr/>
-          <w:p>
-            <w:pPr>
-              <w:pStyle w:val="Compact"/>
-              <w:spacing w:line="240" w:lineRule="auto"/>
-              <w:ind w:firstLine="0"/>
-              <w:jc w:val="left"/>
-            </w:pPr>
-            <w:r>
-              <w:rPr>
-                <w:rFonts w:ascii="Times New Roman" w:hAnsi="Times New Roman"/>
-                <w:sz w:val="20"/>
-              </w:rPr>
-              <w:t xml:space="preserve">да</w:t>
-            </w:r>
-          </w:p>
-        </w:tc>
-        <w:tc>
-          <w:tcPr/>
-          <w:p>
-            <w:pPr>
-              <w:pStyle w:val="Compact"/>
-              <w:spacing w:line="240" w:lineRule="auto"/>
-              <w:ind w:firstLine="0"/>
-              <w:jc w:val="left"/>
-            </w:pPr>
-            <w:r>
-              <w:rPr>
-                <w:rFonts w:ascii="Times New Roman" w:hAnsi="Times New Roman"/>
-                <w:sz w:val="20"/>
-              </w:rPr>
-              <w:t xml:space="preserve">автооценка по эталону: правила и ИИ-судья</w:t>
-            </w:r>
-          </w:p>
-        </w:tc>
-      </w:tr>
-      <w:tr>
-        <w:tc>
-          <w:tcPr/>
-          <w:p>
-            <w:pPr>
-              <w:pStyle w:val="Compact"/>
-              <w:spacing w:line="240" w:lineRule="auto"/>
-              <w:ind w:firstLine="0"/>
-              <w:jc w:val="left"/>
-            </w:pPr>
-            <w:r>
-              <w:rPr>
-                <w:rFonts w:ascii="Times New Roman" w:hAnsi="Times New Roman"/>
-                <w:sz w:val="20"/>
-              </w:rPr>
-              <w:t xml:space="preserve">7.3</w:t>
-            </w:r>
-          </w:p>
-        </w:tc>
-        <w:tc>
-          <w:tcPr/>
-          <w:p>
-            <w:pPr>
-              <w:pStyle w:val="Compact"/>
-              <w:spacing w:line="240" w:lineRule="auto"/>
-              <w:ind w:firstLine="0"/>
-              <w:jc w:val="left"/>
-            </w:pPr>
-            <w:r>
-              <w:rPr>
-                <w:rFonts w:ascii="Times New Roman" w:hAnsi="Times New Roman"/>
-                <w:sz w:val="20"/>
-              </w:rPr>
-              <w:t xml:space="preserve">Рекомендации обучающемуся и инсайты преподавателю по типичным ошибкам</w:t>
-            </w:r>
-          </w:p>
-        </w:tc>
-        <w:tc>
-          <w:tcPr/>
-          <w:p>
-            <w:pPr>
-              <w:pStyle w:val="Compact"/>
-              <w:spacing w:line="240" w:lineRule="auto"/>
-              <w:ind w:firstLine="0"/>
-              <w:jc w:val="left"/>
-            </w:pPr>
-            <w:r>
-              <w:rPr>
-                <w:rFonts w:ascii="Times New Roman" w:hAnsi="Times New Roman"/>
-                <w:sz w:val="20"/>
-              </w:rPr>
-              <w:t xml:space="preserve">S</w:t>
-            </w:r>
-          </w:p>
-        </w:tc>
-        <w:tc>
-          <w:tcPr/>
-          <w:p>
-            <w:pPr>
-              <w:pStyle w:val="Compact"/>
-              <w:spacing w:line="240" w:lineRule="auto"/>
-              <w:ind w:firstLine="0"/>
-              <w:jc w:val="left"/>
-            </w:pPr>
-            <w:r>
-              <w:rPr>
-                <w:rFonts w:ascii="Times New Roman" w:hAnsi="Times New Roman"/>
-                <w:sz w:val="20"/>
-              </w:rPr>
-              <w:t xml:space="preserve">3.4, 5.1, 4.7</w:t>
-            </w:r>
-          </w:p>
-        </w:tc>
-        <w:tc>
-          <w:tcPr/>
-          <w:p>
-            <w:pPr>
-              <w:pStyle w:val="Compact"/>
-              <w:spacing w:line="240" w:lineRule="auto"/>
-              <w:ind w:firstLine="0"/>
-              <w:jc w:val="left"/>
-            </w:pPr>
-            <w:r>
-              <w:rPr>
-                <w:rFonts w:ascii="Times New Roman" w:hAnsi="Times New Roman"/>
-                <w:sz w:val="20"/>
-              </w:rPr>
-              <w:t xml:space="preserve">да</w:t>
-            </w:r>
-          </w:p>
-        </w:tc>
-        <w:tc>
-          <w:tcPr/>
-          <w:p>
-            <w:pPr>
-              <w:pStyle w:val="Compact"/>
-              <w:spacing w:line="240" w:lineRule="auto"/>
-              <w:ind w:firstLine="0"/>
-              <w:jc w:val="left"/>
-            </w:pPr>
-            <w:r>
-              <w:rPr>
-                <w:rFonts w:ascii="Times New Roman" w:hAnsi="Times New Roman"/>
-                <w:sz w:val="20"/>
-              </w:rPr>
-              <w:t xml:space="preserve">рекомендации обучающемуся по слабым критериям, инсайты группы; отзыв преподавателя с черновиком от ИИ: что подтянуть и следующий шаг</w:t>
-            </w:r>
-          </w:p>
-        </w:tc>
-      </w:tr>
-      <w:tr>
-        <w:tc>
-          <w:tcPr/>
-          <w:p>
-            <w:pPr>
-              <w:pStyle w:val="Compact"/>
-              <w:spacing w:line="240" w:lineRule="auto"/>
-              <w:ind w:firstLine="0"/>
-              <w:jc w:val="left"/>
-            </w:pPr>
-            <w:r>
-              <w:rPr>
-                <w:rFonts w:ascii="Times New Roman" w:hAnsi="Times New Roman"/>
-                <w:sz w:val="20"/>
-              </w:rPr>
-              <w:t xml:space="preserve">7.4</w:t>
-            </w:r>
-          </w:p>
-        </w:tc>
-        <w:tc>
-          <w:tcPr/>
-          <w:p>
-            <w:pPr>
-              <w:pStyle w:val="Compact"/>
-              <w:spacing w:line="240" w:lineRule="auto"/>
-              <w:ind w:firstLine="0"/>
-              <w:jc w:val="left"/>
-            </w:pPr>
-            <w:r>
-              <w:rPr>
-                <w:rFonts w:ascii="Times New Roman" w:hAnsi="Times New Roman"/>
-                <w:sz w:val="20"/>
-              </w:rPr>
-              <w:t xml:space="preserve">Настраиваемый эндпоинт модели (адрес/ключ/имя модели в конфиге); возможность локального развёртывания (Ollama/vLLM и т.п.); на демо допускается…</w:t>
-            </w:r>
-          </w:p>
-        </w:tc>
-        <w:tc>
-          <w:tcPr/>
-          <w:p>
-            <w:pPr>
-              <w:pStyle w:val="Compact"/>
-              <w:spacing w:line="240" w:lineRule="auto"/>
-              <w:ind w:firstLine="0"/>
-              <w:jc w:val="left"/>
-            </w:pPr>
-            <w:r>
-              <w:rPr>
-                <w:rFonts w:ascii="Times New Roman" w:hAnsi="Times New Roman"/>
-                <w:sz w:val="20"/>
-              </w:rPr>
-              <w:t xml:space="preserve">M</w:t>
-            </w:r>
-          </w:p>
-        </w:tc>
-        <w:tc>
-          <w:tcPr/>
-          <w:p>
-            <w:pPr>
-              <w:pStyle w:val="Compact"/>
-              <w:spacing w:line="240" w:lineRule="auto"/>
-              <w:ind w:firstLine="0"/>
-              <w:jc w:val="left"/>
-            </w:pPr>
-            <w:r>
-              <w:rPr>
-                <w:rFonts w:ascii="Times New Roman" w:hAnsi="Times New Roman"/>
-                <w:sz w:val="20"/>
-              </w:rPr>
-              <w:t xml:space="preserve">3.1</w:t>
-            </w:r>
-          </w:p>
-        </w:tc>
-        <w:tc>
-          <w:tcPr/>
-          <w:p>
-            <w:pPr>
-              <w:pStyle w:val="Compact"/>
-              <w:spacing w:line="240" w:lineRule="auto"/>
-              <w:ind w:firstLine="0"/>
-              <w:jc w:val="left"/>
-            </w:pPr>
-            <w:r>
-              <w:rPr>
-                <w:rFonts w:ascii="Times New Roman" w:hAnsi="Times New Roman"/>
-                <w:sz w:val="20"/>
-              </w:rPr>
-              <w:t xml:space="preserve">да</w:t>
-            </w:r>
-          </w:p>
-        </w:tc>
-        <w:tc>
-          <w:tcPr/>
-          <w:p>
-            <w:pPr>
-              <w:pStyle w:val="Compact"/>
-              <w:spacing w:line="240" w:lineRule="auto"/>
-              <w:ind w:firstLine="0"/>
-              <w:jc w:val="left"/>
-            </w:pPr>
-            <w:r>
-              <w:rPr>
-                <w:rFonts w:ascii="Times New Roman" w:hAnsi="Times New Roman"/>
-                <w:sz w:val="20"/>
-              </w:rPr>
-              <w:t xml:space="preserve">адрес, модель, ключ — в</w:t>
-            </w:r>
-            <w:r>
-              <w:rPr>
-                <w:rFonts w:ascii="Times New Roman" w:hAnsi="Times New Roman"/>
-                <w:sz w:val="20"/>
-              </w:rPr>
-              <w:t xml:space="preserve"> </w:t>
-            </w:r>
-            <w:r>
-              <w:rPr>
-                <w:rStyle w:val="VerbatimChar"/>
-                <w:rFonts w:ascii="Times New Roman" w:hAnsi="Times New Roman"/>
-                <w:sz w:val="20"/>
-              </w:rPr>
-              <w:t xml:space="preserve">config/ai.yaml</w:t>
-            </w:r>
-            <w:r>
-              <w:rPr>
-                <w:rFonts w:ascii="Times New Roman" w:hAnsi="Times New Roman"/>
-                <w:sz w:val="20"/>
-              </w:rPr>
-              <w:t xml:space="preserve"> </w:t>
-            </w:r>
-            <w:r>
-              <w:rPr>
-                <w:rFonts w:ascii="Times New Roman" w:hAnsi="Times New Roman"/>
-                <w:sz w:val="20"/>
-              </w:rPr>
-              <w:t xml:space="preserve">и переменных окружения; локальная модель — профиль docker compose</w:t>
-            </w:r>
-          </w:p>
-        </w:tc>
-      </w:tr>
-      <w:tr>
-        <w:tc>
-          <w:tcPr/>
-          <w:p>
-            <w:pPr>
-              <w:pStyle w:val="Compact"/>
-              <w:spacing w:line="240" w:lineRule="auto"/>
-              <w:ind w:firstLine="0"/>
-              <w:jc w:val="left"/>
-            </w:pPr>
-            <w:r>
-              <w:rPr>
-                <w:rFonts w:ascii="Times New Roman" w:hAnsi="Times New Roman"/>
-                <w:sz w:val="20"/>
-              </w:rPr>
-              <w:t xml:space="preserve">7.5</w:t>
-            </w:r>
-          </w:p>
-        </w:tc>
-        <w:tc>
-          <w:tcPr/>
-          <w:p>
-            <w:pPr>
-              <w:pStyle w:val="Compact"/>
-              <w:spacing w:line="240" w:lineRule="auto"/>
-              <w:ind w:firstLine="0"/>
-              <w:jc w:val="left"/>
-            </w:pPr>
-            <w:r>
-              <w:rPr>
-                <w:rFonts w:ascii="Times New Roman" w:hAnsi="Times New Roman"/>
-                <w:sz w:val="20"/>
-              </w:rPr>
-              <w:t xml:space="preserve">Внутренний API для расширения собственными модулями без внешних систем</w:t>
-            </w:r>
-          </w:p>
-        </w:tc>
-        <w:tc>
-          <w:tcPr/>
-          <w:p>
-            <w:pPr>
-              <w:pStyle w:val="Compact"/>
-              <w:spacing w:line="240" w:lineRule="auto"/>
-              <w:ind w:firstLine="0"/>
-              <w:jc w:val="left"/>
-            </w:pPr>
-            <w:r>
-              <w:rPr>
-                <w:rFonts w:ascii="Times New Roman" w:hAnsi="Times New Roman"/>
-                <w:sz w:val="20"/>
-              </w:rPr>
-              <w:t xml:space="preserve">S</w:t>
-            </w:r>
-          </w:p>
-        </w:tc>
-        <w:tc>
-          <w:tcPr/>
-          <w:p>
-            <w:pPr>
-              <w:pStyle w:val="Compact"/>
-              <w:spacing w:line="240" w:lineRule="auto"/>
-              <w:ind w:firstLine="0"/>
-              <w:jc w:val="left"/>
-            </w:pPr>
-            <w:r>
-              <w:rPr>
-                <w:rFonts w:ascii="Times New Roman" w:hAnsi="Times New Roman"/>
-                <w:sz w:val="20"/>
-              </w:rPr>
-              <w:t xml:space="preserve">0.1</w:t>
-            </w:r>
-          </w:p>
-        </w:tc>
-        <w:tc>
-          <w:tcPr/>
-          <w:p>
-            <w:pPr>
-              <w:pStyle w:val="Compact"/>
-              <w:spacing w:line="240" w:lineRule="auto"/>
-              <w:ind w:firstLine="0"/>
-              <w:jc w:val="left"/>
-            </w:pPr>
-            <w:r>
-              <w:rPr>
-                <w:rFonts w:ascii="Times New Roman" w:hAnsi="Times New Roman"/>
-                <w:sz w:val="20"/>
-              </w:rPr>
-              <w:t xml:space="preserve">да</w:t>
-            </w:r>
-          </w:p>
-        </w:tc>
-        <w:tc>
-          <w:tcPr/>
-          <w:p>
-            <w:pPr>
-              <w:pStyle w:val="Compact"/>
-              <w:spacing w:line="240" w:lineRule="auto"/>
-              <w:ind w:firstLine="0"/>
-              <w:jc w:val="left"/>
-            </w:pPr>
-            <w:r>
-              <w:rPr>
-                <w:rFonts w:ascii="Times New Roman" w:hAnsi="Times New Roman"/>
-                <w:sz w:val="20"/>
-              </w:rPr>
-              <w:t xml:space="preserve">модульная архитектура с портами; документированный REST API (OpenAPI)</w:t>
-            </w:r>
-          </w:p>
-        </w:tc>
-      </w:tr>
-      <w:tr>
-        <w:tc>
-          <w:tcPr/>
-          <w:p>
-            <w:pPr>
-              <w:pStyle w:val="Compact"/>
-              <w:spacing w:line="240" w:lineRule="auto"/>
-              <w:ind w:firstLine="0"/>
-              <w:jc w:val="left"/>
-            </w:pPr>
-            <w:r>
-              <w:rPr>
-                <w:rFonts w:ascii="Times New Roman" w:hAnsi="Times New Roman"/>
-                <w:sz w:val="20"/>
-              </w:rPr>
-              <w:t xml:space="preserve">7.6</w:t>
-            </w:r>
-          </w:p>
-        </w:tc>
-        <w:tc>
-          <w:tcPr/>
-          <w:p>
-            <w:pPr>
-              <w:pStyle w:val="Compact"/>
-              <w:spacing w:line="240" w:lineRule="auto"/>
-              <w:ind w:firstLine="0"/>
-              <w:jc w:val="left"/>
-            </w:pPr>
-            <w:r>
-              <w:rPr>
-                <w:rFonts w:ascii="Times New Roman" w:hAnsi="Times New Roman"/>
-                <w:sz w:val="20"/>
-              </w:rPr>
-              <w:t xml:space="preserve">Проверка достоверности ИИ-оценки: сравнение автооценки с экспертной, метрики точности классификации типа/служб против эталона (критерий экспертизы…</w:t>
-            </w:r>
-          </w:p>
-        </w:tc>
-        <w:tc>
-          <w:tcPr/>
-          <w:p>
-            <w:pPr>
-              <w:pStyle w:val="Compact"/>
-              <w:spacing w:line="240" w:lineRule="auto"/>
-              <w:ind w:firstLine="0"/>
-              <w:jc w:val="left"/>
-            </w:pPr>
-            <w:r>
-              <w:rPr>
-                <w:rFonts w:ascii="Times New Roman" w:hAnsi="Times New Roman"/>
-                <w:sz w:val="20"/>
-              </w:rPr>
-              <w:t xml:space="preserve">S</w:t>
-            </w:r>
-          </w:p>
-        </w:tc>
-        <w:tc>
-          <w:tcPr/>
-          <w:p>
-            <w:pPr>
-              <w:pStyle w:val="Compact"/>
-              <w:spacing w:line="240" w:lineRule="auto"/>
-              <w:ind w:firstLine="0"/>
-              <w:jc w:val="left"/>
-            </w:pPr>
-            <w:r>
-              <w:rPr>
-                <w:rFonts w:ascii="Times New Roman" w:hAnsi="Times New Roman"/>
-                <w:sz w:val="20"/>
-              </w:rPr>
-              <w:t xml:space="preserve">3.5</w:t>
-            </w:r>
-          </w:p>
-        </w:tc>
-        <w:tc>
-          <w:tcPr/>
-          <w:p>
-            <w:pPr>
-              <w:pStyle w:val="Compact"/>
-              <w:spacing w:line="240" w:lineRule="auto"/>
-              <w:ind w:firstLine="0"/>
-              <w:jc w:val="left"/>
-            </w:pPr>
-            <w:r>
-              <w:rPr>
-                <w:rFonts w:ascii="Times New Roman" w:hAnsi="Times New Roman"/>
-                <w:sz w:val="20"/>
-              </w:rPr>
-              <w:t xml:space="preserve">частично</w:t>
-            </w:r>
-          </w:p>
-        </w:tc>
-        <w:tc>
-          <w:tcPr/>
-          <w:p>
-            <w:pPr>
-              <w:pStyle w:val="Compact"/>
-              <w:spacing w:line="240" w:lineRule="auto"/>
-              <w:ind w:firstLine="0"/>
-              <w:jc w:val="left"/>
-            </w:pPr>
-            <w:r>
-              <w:rPr>
-                <w:rFonts w:ascii="Times New Roman" w:hAnsi="Times New Roman"/>
-                <w:sz w:val="20"/>
-              </w:rPr>
-              <w:t xml:space="preserve">бенчмарк 602 проверок на 30 сценариях: чувствительность и специфичность 100 %, κ = 1,0; согласие с экспертом (MAE, κ) считается по правкам на стенде; ИИ-судья — на модели</w:t>
-            </w:r>
-          </w:p>
-        </w:tc>
-      </w:tr>
-      <w:tr>
-        <w:tc>
-          <w:tcPr/>
-          <w:p>
-            <w:pPr>
-              <w:pStyle w:val="Compact"/>
-              <w:spacing w:line="240" w:lineRule="auto"/>
-              <w:ind w:firstLine="0"/>
-              <w:jc w:val="left"/>
-            </w:pPr>
-            <w:r>
-              <w:rPr>
-                <w:rFonts w:ascii="Times New Roman" w:hAnsi="Times New Roman"/>
-                <w:sz w:val="20"/>
-              </w:rPr>
-              <w:t xml:space="preserve">7.7</w:t>
-            </w:r>
-          </w:p>
-        </w:tc>
-        <w:tc>
-          <w:tcPr/>
-          <w:p>
-            <w:pPr>
-              <w:pStyle w:val="Compact"/>
-              <w:spacing w:line="240" w:lineRule="auto"/>
-              <w:ind w:firstLine="0"/>
-              <w:jc w:val="left"/>
-            </w:pPr>
-            <w:r>
-              <w:rPr>
-                <w:rFonts w:ascii="Times New Roman" w:hAnsi="Times New Roman"/>
-                <w:sz w:val="20"/>
-              </w:rPr>
-              <w:t xml:space="preserve">Работа на сервере i7/Xeon 6 ядер, 32 ГБ, NVMe 512 (GPU у заказчика нет, «могут докупить») — предусмотреть компактные модели и режим без GPU</w:t>
-            </w:r>
-          </w:p>
-        </w:tc>
-        <w:tc>
-          <w:tcPr/>
-          <w:p>
-            <w:pPr>
-              <w:pStyle w:val="Compact"/>
-              <w:spacing w:line="240" w:lineRule="auto"/>
-              <w:ind w:firstLine="0"/>
-              <w:jc w:val="left"/>
-            </w:pPr>
-            <w:r>
-              <w:rPr>
-                <w:rFonts w:ascii="Times New Roman" w:hAnsi="Times New Roman"/>
-                <w:sz w:val="20"/>
-              </w:rPr>
-              <w:t xml:space="preserve">S</w:t>
-            </w:r>
-          </w:p>
-        </w:tc>
-        <w:tc>
-          <w:tcPr/>
-          <w:p>
-            <w:pPr>
-              <w:pStyle w:val="Compact"/>
-              <w:spacing w:line="240" w:lineRule="auto"/>
-              <w:ind w:firstLine="0"/>
-              <w:jc w:val="left"/>
-            </w:pPr>
-            <w:r>
-              <w:rPr>
-                <w:rFonts w:ascii="Times New Roman" w:hAnsi="Times New Roman"/>
-                <w:sz w:val="20"/>
-              </w:rPr>
-              <w:t xml:space="preserve">3.1, 6.1</w:t>
-            </w:r>
-          </w:p>
-        </w:tc>
-        <w:tc>
-          <w:tcPr/>
-          <w:p>
-            <w:pPr>
-              <w:pStyle w:val="Compact"/>
-              <w:spacing w:line="240" w:lineRule="auto"/>
-              <w:ind w:firstLine="0"/>
-              <w:jc w:val="left"/>
-            </w:pPr>
-            <w:r>
-              <w:rPr>
-                <w:rFonts w:ascii="Times New Roman" w:hAnsi="Times New Roman"/>
-                <w:sz w:val="20"/>
-              </w:rPr>
-              <w:t xml:space="preserve">да</w:t>
-            </w:r>
-          </w:p>
-        </w:tc>
-        <w:tc>
-          <w:tcPr/>
-          <w:p>
-            <w:pPr>
-              <w:pStyle w:val="Compact"/>
-              <w:spacing w:line="240" w:lineRule="auto"/>
-              <w:ind w:firstLine="0"/>
-              <w:jc w:val="left"/>
-            </w:pPr>
-            <w:r>
-              <w:rPr>
-                <w:rFonts w:ascii="Times New Roman" w:hAnsi="Times New Roman"/>
-                <w:sz w:val="20"/>
-              </w:rPr>
-              <w:t xml:space="preserve">компактные модели для CPU, ограничение параллельных запросов, офлайн-режим</w:t>
-            </w:r>
-          </w:p>
-        </w:tc>
-      </w:tr>
-      <w:tr>
-        <w:tc>
-          <w:tcPr/>
-          <w:p>
-            <w:pPr>
-              <w:pStyle w:val="Compact"/>
-              <w:spacing w:line="240" w:lineRule="auto"/>
-              <w:ind w:firstLine="0"/>
-              <w:jc w:val="left"/>
-            </w:pPr>
-            <w:r>
-              <w:rPr>
-                <w:rFonts w:ascii="Times New Roman" w:hAnsi="Times New Roman"/>
-                <w:sz w:val="20"/>
-              </w:rPr>
-              <w:t xml:space="preserve">8.1</w:t>
-            </w:r>
-          </w:p>
-        </w:tc>
-        <w:tc>
-          <w:tcPr/>
-          <w:p>
-            <w:pPr>
-              <w:pStyle w:val="Compact"/>
-              <w:spacing w:line="240" w:lineRule="auto"/>
-              <w:ind w:firstLine="0"/>
-              <w:jc w:val="left"/>
-            </w:pPr>
-            <w:r>
-              <w:rPr>
-                <w:rFonts w:ascii="Times New Roman" w:hAnsi="Times New Roman"/>
-                <w:sz w:val="20"/>
-              </w:rPr>
-              <w:t xml:space="preserve">Импорт классификатора происшествий (24 группы, ~1300 типов, признаки, доп. признаки, ЕКП, главная служба, матрица служб, сценарий реагирования)</w:t>
-            </w:r>
-          </w:p>
-        </w:tc>
-        <w:tc>
-          <w:tcPr/>
-          <w:p>
-            <w:pPr>
-              <w:pStyle w:val="Compact"/>
-              <w:spacing w:line="240" w:lineRule="auto"/>
-              <w:ind w:firstLine="0"/>
-              <w:jc w:val="left"/>
-            </w:pPr>
-            <w:r>
-              <w:rPr>
-                <w:rFonts w:ascii="Times New Roman" w:hAnsi="Times New Roman"/>
-                <w:sz w:val="20"/>
-              </w:rPr>
-              <w:t xml:space="preserve">M</w:t>
-            </w:r>
-          </w:p>
-        </w:tc>
-        <w:tc>
-          <w:tcPr/>
-          <w:p>
-            <w:pPr>
-              <w:pStyle w:val="Compact"/>
-              <w:spacing w:line="240" w:lineRule="auto"/>
-              <w:ind w:firstLine="0"/>
-              <w:jc w:val="left"/>
-            </w:pPr>
-            <w:r>
-              <w:rPr>
-                <w:rFonts w:ascii="Times New Roman" w:hAnsi="Times New Roman"/>
-                <w:sz w:val="20"/>
-              </w:rPr>
-              <w:t xml:space="preserve">0.2</w:t>
-            </w:r>
-          </w:p>
-        </w:tc>
-        <w:tc>
-          <w:tcPr/>
-          <w:p>
-            <w:pPr>
-              <w:pStyle w:val="Compact"/>
-              <w:spacing w:line="240" w:lineRule="auto"/>
-              <w:ind w:firstLine="0"/>
-              <w:jc w:val="left"/>
-            </w:pPr>
-            <w:r>
-              <w:rPr>
-                <w:rFonts w:ascii="Times New Roman" w:hAnsi="Times New Roman"/>
-                <w:sz w:val="20"/>
-              </w:rPr>
-              <w:t xml:space="preserve">да</w:t>
-            </w:r>
-          </w:p>
-        </w:tc>
-        <w:tc>
-          <w:tcPr/>
-          <w:p>
-            <w:pPr>
-              <w:pStyle w:val="Compact"/>
-              <w:spacing w:line="240" w:lineRule="auto"/>
-              <w:ind w:firstLine="0"/>
-              <w:jc w:val="left"/>
-            </w:pPr>
-            <w:r>
-              <w:rPr>
-                <w:rFonts w:ascii="Times New Roman" w:hAnsi="Times New Roman"/>
-                <w:sz w:val="20"/>
-              </w:rPr>
-              <w:t xml:space="preserve">импорт классификатора: 24 группы, 1281 тип, признаки, матрица служб</w:t>
-            </w:r>
-          </w:p>
-        </w:tc>
-      </w:tr>
-      <w:tr>
-        <w:tc>
-          <w:tcPr/>
-          <w:p>
-            <w:pPr>
-              <w:pStyle w:val="Compact"/>
-              <w:spacing w:line="240" w:lineRule="auto"/>
-              <w:ind w:firstLine="0"/>
-              <w:jc w:val="left"/>
-            </w:pPr>
-            <w:r>
-              <w:rPr>
-                <w:rFonts w:ascii="Times New Roman" w:hAnsi="Times New Roman"/>
-                <w:sz w:val="20"/>
-              </w:rPr>
-              <w:t xml:space="preserve">8.2</w:t>
-            </w:r>
-          </w:p>
-        </w:tc>
-        <w:tc>
-          <w:tcPr/>
-          <w:p>
-            <w:pPr>
-              <w:pStyle w:val="Compact"/>
-              <w:spacing w:line="240" w:lineRule="auto"/>
-              <w:ind w:firstLine="0"/>
-              <w:jc w:val="left"/>
-            </w:pPr>
-            <w:r>
-              <w:rPr>
-                <w:rFonts w:ascii="Times New Roman" w:hAnsi="Times New Roman"/>
-                <w:sz w:val="20"/>
-              </w:rPr>
-              <w:t xml:space="preserve">Справочник служб/ДДС (центральные 01/02/03/04, городские организации, территориальные ДДС управ и округов) с телефонами для симулятора</w:t>
-            </w:r>
-          </w:p>
-        </w:tc>
-        <w:tc>
-          <w:tcPr/>
-          <w:p>
-            <w:pPr>
-              <w:pStyle w:val="Compact"/>
-              <w:spacing w:line="240" w:lineRule="auto"/>
-              <w:ind w:firstLine="0"/>
-              <w:jc w:val="left"/>
-            </w:pPr>
-            <w:r>
-              <w:rPr>
-                <w:rFonts w:ascii="Times New Roman" w:hAnsi="Times New Roman"/>
-                <w:sz w:val="20"/>
-              </w:rPr>
-              <w:t xml:space="preserve">M</w:t>
-            </w:r>
-          </w:p>
-        </w:tc>
-        <w:tc>
-          <w:tcPr/>
-          <w:p>
-            <w:pPr>
-              <w:pStyle w:val="Compact"/>
-              <w:spacing w:line="240" w:lineRule="auto"/>
-              <w:ind w:firstLine="0"/>
-              <w:jc w:val="left"/>
-            </w:pPr>
-            <w:r>
-              <w:rPr>
-                <w:rFonts w:ascii="Times New Roman" w:hAnsi="Times New Roman"/>
-                <w:sz w:val="20"/>
-              </w:rPr>
-              <w:t xml:space="preserve">0.2</w:t>
-            </w:r>
-          </w:p>
-        </w:tc>
-        <w:tc>
-          <w:tcPr/>
-          <w:p>
-            <w:pPr>
-              <w:pStyle w:val="Compact"/>
-              <w:spacing w:line="240" w:lineRule="auto"/>
-              <w:ind w:firstLine="0"/>
-              <w:jc w:val="left"/>
-            </w:pPr>
-            <w:r>
-              <w:rPr>
-                <w:rFonts w:ascii="Times New Roman" w:hAnsi="Times New Roman"/>
-                <w:sz w:val="20"/>
-              </w:rPr>
-              <w:t xml:space="preserve">да</w:t>
-            </w:r>
-          </w:p>
-        </w:tc>
-        <w:tc>
-          <w:tcPr/>
-          <w:p>
-            <w:pPr>
-              <w:pStyle w:val="Compact"/>
-              <w:spacing w:line="240" w:lineRule="auto"/>
-              <w:ind w:firstLine="0"/>
-              <w:jc w:val="left"/>
-            </w:pPr>
-            <w:r>
-              <w:rPr>
-                <w:rFonts w:ascii="Times New Roman" w:hAnsi="Times New Roman"/>
-                <w:sz w:val="20"/>
-              </w:rPr>
-              <w:t xml:space="preserve">221 служба и ДДС, телефоны учебные</w:t>
-            </w:r>
-          </w:p>
-        </w:tc>
-      </w:tr>
-      <w:tr>
-        <w:tc>
-          <w:tcPr/>
-          <w:p>
-            <w:pPr>
-              <w:pStyle w:val="Compact"/>
-              <w:spacing w:line="240" w:lineRule="auto"/>
-              <w:ind w:firstLine="0"/>
-              <w:jc w:val="left"/>
-            </w:pPr>
-            <w:r>
-              <w:rPr>
-                <w:rFonts w:ascii="Times New Roman" w:hAnsi="Times New Roman"/>
-                <w:sz w:val="20"/>
-              </w:rPr>
-              <w:t xml:space="preserve">8.3</w:t>
-            </w:r>
-          </w:p>
-        </w:tc>
-        <w:tc>
-          <w:tcPr/>
-          <w:p>
-            <w:pPr>
-              <w:pStyle w:val="Compact"/>
-              <w:spacing w:line="240" w:lineRule="auto"/>
-              <w:ind w:firstLine="0"/>
-              <w:jc w:val="left"/>
-            </w:pPr>
-            <w:r>
-              <w:rPr>
-                <w:rFonts w:ascii="Times New Roman" w:hAnsi="Times New Roman"/>
-                <w:sz w:val="20"/>
-              </w:rPr>
-              <w:t xml:space="preserve">Адресный справочник Москвы (округ, район, улица, дом) и карта для блока «Адрес» (офлайн-тайлы или упрощённая карта в локальном контуре)</w:t>
-            </w:r>
-          </w:p>
-        </w:tc>
-        <w:tc>
-          <w:tcPr/>
-          <w:p>
-            <w:pPr>
-              <w:pStyle w:val="Compact"/>
-              <w:spacing w:line="240" w:lineRule="auto"/>
-              <w:ind w:firstLine="0"/>
-              <w:jc w:val="left"/>
-            </w:pPr>
-            <w:r>
-              <w:rPr>
-                <w:rFonts w:ascii="Times New Roman" w:hAnsi="Times New Roman"/>
-                <w:sz w:val="20"/>
-              </w:rPr>
-              <w:t xml:space="preserve">M</w:t>
-            </w:r>
-          </w:p>
-        </w:tc>
-        <w:tc>
-          <w:tcPr/>
-          <w:p>
-            <w:pPr>
-              <w:pStyle w:val="Compact"/>
-              <w:spacing w:line="240" w:lineRule="auto"/>
-              <w:ind w:firstLine="0"/>
-              <w:jc w:val="left"/>
-            </w:pPr>
-            <w:r>
-              <w:rPr>
-                <w:rFonts w:ascii="Times New Roman" w:hAnsi="Times New Roman"/>
-                <w:sz w:val="20"/>
-              </w:rPr>
-              <w:t xml:space="preserve">1.2</w:t>
-            </w:r>
-          </w:p>
-        </w:tc>
-        <w:tc>
-          <w:tcPr/>
-          <w:p>
-            <w:pPr>
-              <w:pStyle w:val="Compact"/>
-              <w:spacing w:line="240" w:lineRule="auto"/>
-              <w:ind w:firstLine="0"/>
-              <w:jc w:val="left"/>
-            </w:pPr>
-            <w:r>
-              <w:rPr>
-                <w:rFonts w:ascii="Times New Roman" w:hAnsi="Times New Roman"/>
-                <w:sz w:val="20"/>
-              </w:rPr>
-              <w:t xml:space="preserve">да</w:t>
-            </w:r>
-          </w:p>
-        </w:tc>
-        <w:tc>
-          <w:tcPr/>
-          <w:p>
-            <w:pPr>
-              <w:pStyle w:val="Compact"/>
-              <w:spacing w:line="240" w:lineRule="auto"/>
-              <w:ind w:firstLine="0"/>
-              <w:jc w:val="left"/>
-            </w:pPr>
-            <w:r>
-              <w:rPr>
-                <w:rFonts w:ascii="Times New Roman" w:hAnsi="Times New Roman"/>
-                <w:sz w:val="20"/>
-              </w:rPr>
-              <w:t xml:space="preserve">адреса Москвы из OpenStreetMap, подсказка и карта без внешних тайлов</w:t>
-            </w:r>
-          </w:p>
-        </w:tc>
-      </w:tr>
-      <w:tr>
-        <w:tc>
-          <w:tcPr/>
-          <w:p>
-            <w:pPr>
-              <w:pStyle w:val="Compact"/>
-              <w:spacing w:line="240" w:lineRule="auto"/>
-              <w:ind w:firstLine="0"/>
-              <w:jc w:val="left"/>
-            </w:pPr>
-            <w:r>
-              <w:rPr>
-                <w:rFonts w:ascii="Times New Roman" w:hAnsi="Times New Roman"/>
-                <w:sz w:val="20"/>
-              </w:rPr>
-              <w:t xml:space="preserve">8.4</w:t>
-            </w:r>
-          </w:p>
-        </w:tc>
-        <w:tc>
-          <w:tcPr/>
-          <w:p>
-            <w:pPr>
-              <w:pStyle w:val="Compact"/>
-              <w:spacing w:line="240" w:lineRule="auto"/>
-              <w:ind w:firstLine="0"/>
-              <w:jc w:val="left"/>
-            </w:pPr>
-            <w:r>
-              <w:rPr>
-                <w:rFonts w:ascii="Times New Roman" w:hAnsi="Times New Roman"/>
-                <w:sz w:val="20"/>
-              </w:rPr>
-              <w:t xml:space="preserve">Справочник объектов/подчинённости (школы → Департамент образования и т.п.) для территориального подключения служб</w:t>
-            </w:r>
-          </w:p>
-        </w:tc>
-        <w:tc>
-          <w:tcPr/>
-          <w:p>
-            <w:pPr>
-              <w:pStyle w:val="Compact"/>
-              <w:spacing w:line="240" w:lineRule="auto"/>
-              <w:ind w:firstLine="0"/>
-              <w:jc w:val="left"/>
-            </w:pPr>
-            <w:r>
-              <w:rPr>
-                <w:rFonts w:ascii="Times New Roman" w:hAnsi="Times New Roman"/>
-                <w:sz w:val="20"/>
-              </w:rPr>
-              <w:t xml:space="preserve">S</w:t>
-            </w:r>
-          </w:p>
-        </w:tc>
-        <w:tc>
-          <w:tcPr/>
-          <w:p>
-            <w:pPr>
-              <w:pStyle w:val="Compact"/>
-              <w:spacing w:line="240" w:lineRule="auto"/>
-              <w:ind w:firstLine="0"/>
-              <w:jc w:val="left"/>
-            </w:pPr>
-            <w:r>
-              <w:rPr>
-                <w:rFonts w:ascii="Times New Roman" w:hAnsi="Times New Roman"/>
-                <w:sz w:val="20"/>
-              </w:rPr>
-              <w:t xml:space="preserve">1.5</w:t>
-            </w:r>
-          </w:p>
-        </w:tc>
-        <w:tc>
-          <w:tcPr/>
-          <w:p>
-            <w:pPr>
-              <w:pStyle w:val="Compact"/>
-              <w:spacing w:line="240" w:lineRule="auto"/>
-              <w:ind w:firstLine="0"/>
-              <w:jc w:val="left"/>
-            </w:pPr>
-            <w:r>
-              <w:rPr>
-                <w:rFonts w:ascii="Times New Roman" w:hAnsi="Times New Roman"/>
-                <w:sz w:val="20"/>
-              </w:rPr>
-              <w:t xml:space="preserve">частично</w:t>
-            </w:r>
-          </w:p>
-        </w:tc>
-        <w:tc>
-          <w:tcPr/>
-          <w:p>
-            <w:pPr>
-              <w:pStyle w:val="Compact"/>
-              <w:spacing w:line="240" w:lineRule="auto"/>
-              <w:ind w:firstLine="0"/>
-              <w:jc w:val="left"/>
-            </w:pPr>
-            <w:r>
-              <w:rPr>
-                <w:rFonts w:ascii="Times New Roman" w:hAnsi="Times New Roman"/>
-                <w:sz w:val="20"/>
-              </w:rPr>
-              <w:t xml:space="preserve">формат и загрузка справочника подчинённости готовы (data/dictionaries/subordination.yaml); данных заказчика нет — файл пустой</w:t>
-            </w:r>
-          </w:p>
-        </w:tc>
-      </w:tr>
-      <w:tr>
-        <w:tc>
-          <w:tcPr/>
-          <w:p>
-            <w:pPr>
-              <w:pStyle w:val="Compact"/>
-              <w:spacing w:line="240" w:lineRule="auto"/>
-              <w:ind w:firstLine="0"/>
-              <w:jc w:val="left"/>
-            </w:pPr>
-            <w:r>
-              <w:rPr>
-                <w:rFonts w:ascii="Times New Roman" w:hAnsi="Times New Roman"/>
-                <w:sz w:val="20"/>
-              </w:rPr>
-              <w:t xml:space="preserve">8.5</w:t>
-            </w:r>
-          </w:p>
-        </w:tc>
-        <w:tc>
-          <w:tcPr/>
-          <w:p>
-            <w:pPr>
-              <w:pStyle w:val="Compact"/>
-              <w:spacing w:line="240" w:lineRule="auto"/>
-              <w:ind w:firstLine="0"/>
-              <w:jc w:val="left"/>
-            </w:pPr>
-            <w:r>
-              <w:rPr>
-                <w:rFonts w:ascii="Times New Roman" w:hAnsi="Times New Roman"/>
-                <w:sz w:val="20"/>
-              </w:rPr>
-              <w:t xml:space="preserve">Учебные билеты и задачи из датасета платформы (96 билетов) как основа сценариев</w:t>
-            </w:r>
-          </w:p>
-        </w:tc>
-        <w:tc>
-          <w:tcPr/>
-          <w:p>
-            <w:pPr>
-              <w:pStyle w:val="Compact"/>
-              <w:spacing w:line="240" w:lineRule="auto"/>
-              <w:ind w:firstLine="0"/>
-              <w:jc w:val="left"/>
-            </w:pPr>
-            <w:r>
-              <w:rPr>
-                <w:rFonts w:ascii="Times New Roman" w:hAnsi="Times New Roman"/>
-                <w:sz w:val="20"/>
-              </w:rPr>
-              <w:t xml:space="preserve">S</w:t>
-            </w:r>
-          </w:p>
-        </w:tc>
-        <w:tc>
-          <w:tcPr/>
-          <w:p>
-            <w:pPr>
-              <w:pStyle w:val="Compact"/>
-              <w:spacing w:line="240" w:lineRule="auto"/>
-              <w:ind w:firstLine="0"/>
-              <w:jc w:val="left"/>
-            </w:pPr>
-            <w:r>
-              <w:rPr>
-                <w:rFonts w:ascii="Times New Roman" w:hAnsi="Times New Roman"/>
-                <w:sz w:val="20"/>
-              </w:rPr>
-              <w:t xml:space="preserve">3.2</w:t>
-            </w:r>
-          </w:p>
-        </w:tc>
-        <w:tc>
-          <w:tcPr/>
-          <w:p>
-            <w:pPr>
-              <w:pStyle w:val="Compact"/>
-              <w:spacing w:line="240" w:lineRule="auto"/>
-              <w:ind w:firstLine="0"/>
-              <w:jc w:val="left"/>
-            </w:pPr>
-            <w:r>
-              <w:rPr>
-                <w:rFonts w:ascii="Times New Roman" w:hAnsi="Times New Roman"/>
-                <w:sz w:val="20"/>
-              </w:rPr>
-              <w:t xml:space="preserve">нет</w:t>
-            </w:r>
-          </w:p>
-        </w:tc>
-        <w:tc>
-          <w:tcPr/>
-          <w:p>
-            <w:pPr>
-              <w:pStyle w:val="Compact"/>
-              <w:spacing w:line="240" w:lineRule="auto"/>
-              <w:ind w:firstLine="0"/>
-              <w:jc w:val="left"/>
-            </w:pPr>
-            <w:r>
-              <w:rPr>
-                <w:rFonts w:ascii="Times New Roman" w:hAnsi="Times New Roman"/>
-                <w:sz w:val="20"/>
-              </w:rPr>
-              <w:t xml:space="preserve">датасет учебных билетов не использовался; сценарии строятся по классификатору</w:t>
-            </w:r>
-          </w:p>
-        </w:tc>
-      </w:tr>
-      <w:tr>
-        <w:tc>
-          <w:tcPr/>
-          <w:p>
-            <w:pPr>
-              <w:pStyle w:val="Compact"/>
-              <w:spacing w:line="240" w:lineRule="auto"/>
-              <w:ind w:firstLine="0"/>
-              <w:jc w:val="left"/>
-            </w:pPr>
-            <w:r>
-              <w:rPr>
-                <w:rFonts w:ascii="Times New Roman" w:hAnsi="Times New Roman"/>
-                <w:sz w:val="20"/>
-              </w:rPr>
-              <w:t xml:space="preserve">8.6</w:t>
-            </w:r>
-          </w:p>
-        </w:tc>
-        <w:tc>
-          <w:tcPr/>
-          <w:p>
-            <w:pPr>
-              <w:pStyle w:val="Compact"/>
-              <w:spacing w:line="240" w:lineRule="auto"/>
-              <w:ind w:firstLine="0"/>
-              <w:jc w:val="left"/>
-            </w:pPr>
-            <w:r>
-              <w:rPr>
-                <w:rFonts w:ascii="Times New Roman" w:hAnsi="Times New Roman"/>
-                <w:sz w:val="20"/>
-              </w:rPr>
-              <w:t xml:space="preserve">Реальные записи звонков не предоставляются; аудио генерируется синтетически (TTS)</w:t>
-            </w:r>
-          </w:p>
-        </w:tc>
-        <w:tc>
-          <w:tcPr/>
-          <w:p>
-            <w:pPr>
-              <w:pStyle w:val="Compact"/>
-              <w:spacing w:line="240" w:lineRule="auto"/>
-              <w:ind w:firstLine="0"/>
-              <w:jc w:val="left"/>
-            </w:pPr>
-            <w:r>
-              <w:rPr>
-                <w:rFonts w:ascii="Times New Roman" w:hAnsi="Times New Roman"/>
-                <w:sz w:val="20"/>
-              </w:rPr>
-              <w:t xml:space="preserve">—</w:t>
-            </w:r>
-          </w:p>
-        </w:tc>
-        <w:tc>
-          <w:tcPr/>
-          <w:p>
-            <w:pPr>
-              <w:pStyle w:val="Compact"/>
-              <w:spacing w:line="240" w:lineRule="auto"/>
-              <w:ind w:firstLine="0"/>
-              <w:jc w:val="left"/>
-            </w:pPr>
-            <w:r>
-              <w:rPr>
-                <w:rFonts w:ascii="Times New Roman" w:hAnsi="Times New Roman"/>
-                <w:sz w:val="20"/>
-              </w:rPr>
-              <w:t xml:space="preserve">1.4</w:t>
-            </w:r>
-          </w:p>
-        </w:tc>
-        <w:tc>
-          <w:tcPr/>
-          <w:p>
-            <w:pPr>
-              <w:pStyle w:val="Compact"/>
-              <w:spacing w:line="240" w:lineRule="auto"/>
-              <w:ind w:firstLine="0"/>
-              <w:jc w:val="left"/>
-            </w:pPr>
-            <w:r>
-              <w:rPr>
-                <w:rFonts w:ascii="Times New Roman" w:hAnsi="Times New Roman"/>
-                <w:sz w:val="20"/>
-              </w:rPr>
-              <w:t xml:space="preserve">да</w:t>
-            </w:r>
-          </w:p>
-        </w:tc>
-        <w:tc>
-          <w:tcPr/>
-          <w:p>
-            <w:pPr>
-              <w:pStyle w:val="Compact"/>
-              <w:spacing w:line="240" w:lineRule="auto"/>
-              <w:ind w:firstLine="0"/>
-              <w:jc w:val="left"/>
-            </w:pPr>
-            <w:r>
-              <w:rPr>
-                <w:rFonts w:ascii="Times New Roman" w:hAnsi="Times New Roman"/>
-                <w:sz w:val="20"/>
-              </w:rPr>
-              <w:t xml:space="preserve">аудио синтезируется, реальных записей нет</w:t>
-            </w:r>
-          </w:p>
-        </w:tc>
-      </w:tr>
-      <w:tr>
-        <w:tc>
-          <w:tcPr/>
-          <w:p>
-            <w:pPr>
-              <w:pStyle w:val="Compact"/>
-              <w:spacing w:line="240" w:lineRule="auto"/>
-              <w:ind w:firstLine="0"/>
-              <w:jc w:val="left"/>
-            </w:pPr>
-            <w:r>
-              <w:rPr>
-                <w:rFonts w:ascii="Times New Roman" w:hAnsi="Times New Roman"/>
-                <w:sz w:val="20"/>
-              </w:rPr>
-              <w:t xml:space="preserve">8.7</w:t>
-            </w:r>
-          </w:p>
-        </w:tc>
-        <w:tc>
-          <w:tcPr/>
-          <w:p>
-            <w:pPr>
-              <w:pStyle w:val="Compact"/>
-              <w:spacing w:line="240" w:lineRule="auto"/>
-              <w:ind w:firstLine="0"/>
-              <w:jc w:val="left"/>
-            </w:pPr>
-            <w:r>
-              <w:rPr>
-                <w:rFonts w:ascii="Times New Roman" w:hAnsi="Times New Roman"/>
-                <w:sz w:val="20"/>
-              </w:rPr>
-              <w:t xml:space="preserve">Форматы: JSON (сценарии, обмен, логи), CSV (отчёты), PostgreSQL ≥12, PDF (отчёты/сертификаты), MP3/WAV (аудио), DOCX/PDF (материалы), XML…</w:t>
-            </w:r>
-          </w:p>
-        </w:tc>
-        <w:tc>
-          <w:tcPr/>
-          <w:p>
-            <w:pPr>
-              <w:pStyle w:val="Compact"/>
-              <w:spacing w:line="240" w:lineRule="auto"/>
-              <w:ind w:firstLine="0"/>
-              <w:jc w:val="left"/>
-            </w:pPr>
-            <w:r>
-              <w:rPr>
-                <w:rFonts w:ascii="Times New Roman" w:hAnsi="Times New Roman"/>
-                <w:sz w:val="20"/>
-              </w:rPr>
-              <w:t xml:space="preserve">M</w:t>
-            </w:r>
-          </w:p>
-        </w:tc>
-        <w:tc>
-          <w:tcPr/>
-          <w:p>
-            <w:pPr>
-              <w:pStyle w:val="Compact"/>
-              <w:spacing w:line="240" w:lineRule="auto"/>
-              <w:ind w:firstLine="0"/>
-              <w:jc w:val="left"/>
-            </w:pPr>
-            <w:r>
-              <w:rPr>
-                <w:rFonts w:ascii="Times New Roman" w:hAnsi="Times New Roman"/>
-                <w:sz w:val="20"/>
-              </w:rPr>
-              <w:t xml:space="preserve">0.2, 4.3, 4.4, 3.6</w:t>
-            </w:r>
-          </w:p>
-        </w:tc>
-        <w:tc>
-          <w:tcPr/>
-          <w:p>
-            <w:pPr>
-              <w:pStyle w:val="Compact"/>
-              <w:spacing w:line="240" w:lineRule="auto"/>
-              <w:ind w:firstLine="0"/>
-              <w:jc w:val="left"/>
-            </w:pPr>
-            <w:r>
-              <w:rPr>
-                <w:rFonts w:ascii="Times New Roman" w:hAnsi="Times New Roman"/>
-                <w:sz w:val="20"/>
-              </w:rPr>
-              <w:t xml:space="preserve">да</w:t>
-            </w:r>
-          </w:p>
-        </w:tc>
-        <w:tc>
-          <w:tcPr/>
-          <w:p>
-            <w:pPr>
-              <w:pStyle w:val="Compact"/>
-              <w:spacing w:line="240" w:lineRule="auto"/>
-              <w:ind w:firstLine="0"/>
-              <w:jc w:val="left"/>
-            </w:pPr>
-            <w:r>
-              <w:rPr>
-                <w:rFonts w:ascii="Times New Roman" w:hAnsi="Times New Roman"/>
-                <w:sz w:val="20"/>
-              </w:rPr>
-              <w:t xml:space="preserve">JSON, CSV, PostgreSQL, PDF (печать отчёта), DOCX и PDF материалов; аудио — звук реплики и запись звонка одним файлом WAV (MP3 — если синтез отдаёт MP3)</w:t>
-            </w:r>
-          </w:p>
-        </w:tc>
-      </w:tr>
-      <w:tr>
-        <w:tc>
-          <w:tcPr/>
-          <w:p>
-            <w:pPr>
-              <w:pStyle w:val="Compact"/>
-              <w:spacing w:line="240" w:lineRule="auto"/>
-              <w:ind w:firstLine="0"/>
-              <w:jc w:val="left"/>
-            </w:pPr>
-            <w:r>
-              <w:rPr>
-                <w:rFonts w:ascii="Times New Roman" w:hAnsi="Times New Roman"/>
-                <w:sz w:val="20"/>
-              </w:rPr>
-              <w:t xml:space="preserve">9.1</w:t>
-            </w:r>
-          </w:p>
-        </w:tc>
-        <w:tc>
-          <w:tcPr/>
-          <w:p>
-            <w:pPr>
-              <w:pStyle w:val="Compact"/>
-              <w:spacing w:line="240" w:lineRule="auto"/>
-              <w:ind w:firstLine="0"/>
-              <w:jc w:val="left"/>
-            </w:pPr>
-            <w:r>
-              <w:rPr>
-                <w:rFonts w:ascii="Times New Roman" w:hAnsi="Times New Roman"/>
-                <w:sz w:val="20"/>
-              </w:rPr>
-              <w:t xml:space="preserve">Карточка происшествия и реестр обращений — 100% визуально похожи на АРМ-112/АРМ ДДС (цвета, конфигурация, расположение блоков); второстепенные…</w:t>
-            </w:r>
-          </w:p>
-        </w:tc>
-        <w:tc>
-          <w:tcPr/>
-          <w:p>
-            <w:pPr>
-              <w:pStyle w:val="Compact"/>
-              <w:spacing w:line="240" w:lineRule="auto"/>
-              <w:ind w:firstLine="0"/>
-              <w:jc w:val="left"/>
-            </w:pPr>
-            <w:r>
-              <w:rPr>
-                <w:rFonts w:ascii="Times New Roman" w:hAnsi="Times New Roman"/>
-                <w:sz w:val="20"/>
-              </w:rPr>
-              <w:t xml:space="preserve">M</w:t>
-            </w:r>
-          </w:p>
-        </w:tc>
-        <w:tc>
-          <w:tcPr/>
-          <w:p>
-            <w:pPr>
-              <w:pStyle w:val="Compact"/>
-              <w:spacing w:line="240" w:lineRule="auto"/>
-              <w:ind w:firstLine="0"/>
-              <w:jc w:val="left"/>
-            </w:pPr>
-            <w:r>
-              <w:rPr>
-                <w:rFonts w:ascii="Times New Roman" w:hAnsi="Times New Roman"/>
-                <w:sz w:val="20"/>
-              </w:rPr>
-              <w:t xml:space="preserve">1.1, 1.3, 2.1, 2.2</w:t>
-            </w:r>
-          </w:p>
-        </w:tc>
-        <w:tc>
-          <w:tcPr/>
-          <w:p>
-            <w:pPr>
-              <w:pStyle w:val="Compact"/>
-              <w:spacing w:line="240" w:lineRule="auto"/>
-              <w:ind w:firstLine="0"/>
-              <w:jc w:val="left"/>
-            </w:pPr>
-            <w:r>
-              <w:rPr>
-                <w:rFonts w:ascii="Times New Roman" w:hAnsi="Times New Roman"/>
-                <w:sz w:val="20"/>
-              </w:rPr>
-              <w:t xml:space="preserve">да</w:t>
-            </w:r>
-          </w:p>
-        </w:tc>
-        <w:tc>
-          <w:tcPr/>
-          <w:p>
-            <w:pPr>
-              <w:pStyle w:val="Compact"/>
-              <w:spacing w:line="240" w:lineRule="auto"/>
-              <w:ind w:firstLine="0"/>
-              <w:jc w:val="left"/>
-            </w:pPr>
-            <w:r>
-              <w:rPr>
-                <w:rFonts w:ascii="Times New Roman" w:hAnsi="Times New Roman"/>
-                <w:sz w:val="20"/>
-              </w:rPr>
-              <w:t xml:space="preserve">карточка и журналы повторяют АРМ-112 и АРМ ДДС по скриншотам заказчика</w:t>
-            </w:r>
-          </w:p>
-        </w:tc>
-      </w:tr>
-      <w:tr>
-        <w:tc>
-          <w:tcPr/>
-          <w:p>
-            <w:pPr>
-              <w:pStyle w:val="Compact"/>
-              <w:spacing w:line="240" w:lineRule="auto"/>
-              <w:ind w:firstLine="0"/>
-              <w:jc w:val="left"/>
-            </w:pPr>
-            <w:r>
-              <w:rPr>
-                <w:rFonts w:ascii="Times New Roman" w:hAnsi="Times New Roman"/>
-                <w:sz w:val="20"/>
-              </w:rPr>
-              <w:t xml:space="preserve">9.2</w:t>
-            </w:r>
-          </w:p>
-        </w:tc>
-        <w:tc>
-          <w:tcPr/>
-          <w:p>
-            <w:pPr>
-              <w:pStyle w:val="Compact"/>
-              <w:spacing w:line="240" w:lineRule="auto"/>
-              <w:ind w:firstLine="0"/>
-              <w:jc w:val="left"/>
-            </w:pPr>
-            <w:r>
-              <w:rPr>
-                <w:rFonts w:ascii="Times New Roman" w:hAnsi="Times New Roman"/>
-                <w:sz w:val="20"/>
-              </w:rPr>
-              <w:t xml:space="preserve">Веб-интерфейс, русская локализация, единая стилистика, интуитивность; логически связанные блоки рядом</w:t>
-            </w:r>
-          </w:p>
-        </w:tc>
-        <w:tc>
-          <w:tcPr/>
-          <w:p>
-            <w:pPr>
-              <w:pStyle w:val="Compact"/>
-              <w:spacing w:line="240" w:lineRule="auto"/>
-              <w:ind w:firstLine="0"/>
-              <w:jc w:val="left"/>
-            </w:pPr>
-            <w:r>
-              <w:rPr>
-                <w:rFonts w:ascii="Times New Roman" w:hAnsi="Times New Roman"/>
-                <w:sz w:val="20"/>
-              </w:rPr>
-              <w:t xml:space="preserve">M</w:t>
-            </w:r>
-          </w:p>
-        </w:tc>
-        <w:tc>
-          <w:tcPr/>
-          <w:p>
-            <w:pPr>
-              <w:pStyle w:val="Compact"/>
-              <w:spacing w:line="240" w:lineRule="auto"/>
-              <w:ind w:firstLine="0"/>
-              <w:jc w:val="left"/>
-            </w:pPr>
-            <w:r>
-              <w:rPr>
-                <w:rFonts w:ascii="Times New Roman" w:hAnsi="Times New Roman"/>
-                <w:sz w:val="20"/>
-              </w:rPr>
-              <w:t xml:space="preserve">6.3</w:t>
-            </w:r>
-          </w:p>
-        </w:tc>
-        <w:tc>
-          <w:tcPr/>
-          <w:p>
-            <w:pPr>
-              <w:pStyle w:val="Compact"/>
-              <w:spacing w:line="240" w:lineRule="auto"/>
-              <w:ind w:firstLine="0"/>
-              <w:jc w:val="left"/>
-            </w:pPr>
-            <w:r>
-              <w:rPr>
-                <w:rFonts w:ascii="Times New Roman" w:hAnsi="Times New Roman"/>
-                <w:sz w:val="20"/>
-              </w:rPr>
-              <w:t xml:space="preserve">да</w:t>
-            </w:r>
-          </w:p>
-        </w:tc>
-        <w:tc>
-          <w:tcPr/>
-          <w:p>
-            <w:pPr>
-              <w:pStyle w:val="Compact"/>
-              <w:spacing w:line="240" w:lineRule="auto"/>
-              <w:ind w:firstLine="0"/>
-              <w:jc w:val="left"/>
-            </w:pPr>
-            <w:r>
-              <w:rPr>
-                <w:rFonts w:ascii="Times New Roman" w:hAnsi="Times New Roman"/>
-                <w:sz w:val="20"/>
-              </w:rPr>
-              <w:t xml:space="preserve">русский интерфейс и ошибки, единая стилистика, связанные блоки рядом</w:t>
-            </w:r>
-          </w:p>
-        </w:tc>
-      </w:tr>
-      <w:tr>
-        <w:tc>
-          <w:tcPr/>
-          <w:p>
-            <w:pPr>
-              <w:pStyle w:val="Compact"/>
-              <w:spacing w:line="240" w:lineRule="auto"/>
-              <w:ind w:firstLine="0"/>
-              <w:jc w:val="left"/>
-            </w:pPr>
-            <w:r>
-              <w:rPr>
-                <w:rFonts w:ascii="Times New Roman" w:hAnsi="Times New Roman"/>
-                <w:sz w:val="20"/>
-              </w:rPr>
-              <w:t xml:space="preserve">9.3</w:t>
-            </w:r>
-          </w:p>
-        </w:tc>
-        <w:tc>
-          <w:tcPr/>
-          <w:p>
-            <w:pPr>
-              <w:pStyle w:val="Compact"/>
-              <w:spacing w:line="240" w:lineRule="auto"/>
-              <w:ind w:firstLine="0"/>
-              <w:jc w:val="left"/>
-            </w:pPr>
-            <w:r>
-              <w:rPr>
-                <w:rFonts w:ascii="Times New Roman" w:hAnsi="Times New Roman"/>
-                <w:sz w:val="20"/>
-              </w:rPr>
-              <w:t xml:space="preserve">Адаптивность: десктоп и мобильная версия; планшеты — десктопная версия (в локальной сети)</w:t>
-            </w:r>
-          </w:p>
-        </w:tc>
-        <w:tc>
-          <w:tcPr/>
-          <w:p>
-            <w:pPr>
-              <w:pStyle w:val="Compact"/>
-              <w:spacing w:line="240" w:lineRule="auto"/>
-              <w:ind w:firstLine="0"/>
-              <w:jc w:val="left"/>
-            </w:pPr>
-            <w:r>
-              <w:rPr>
-                <w:rFonts w:ascii="Times New Roman" w:hAnsi="Times New Roman"/>
-                <w:sz w:val="20"/>
-              </w:rPr>
-              <w:t xml:space="preserve">S</w:t>
-            </w:r>
-          </w:p>
-        </w:tc>
-        <w:tc>
-          <w:tcPr/>
-          <w:p>
-            <w:pPr>
-              <w:pStyle w:val="Compact"/>
-              <w:spacing w:line="240" w:lineRule="auto"/>
-              <w:ind w:firstLine="0"/>
-              <w:jc w:val="left"/>
-            </w:pPr>
-            <w:r>
-              <w:rPr>
-                <w:rFonts w:ascii="Times New Roman" w:hAnsi="Times New Roman"/>
-                <w:sz w:val="20"/>
-              </w:rPr>
-              <w:t xml:space="preserve">6.3</w:t>
-            </w:r>
-          </w:p>
-        </w:tc>
-        <w:tc>
-          <w:tcPr/>
-          <w:p>
-            <w:pPr>
-              <w:pStyle w:val="Compact"/>
-              <w:spacing w:line="240" w:lineRule="auto"/>
-              <w:ind w:firstLine="0"/>
-              <w:jc w:val="left"/>
-            </w:pPr>
-            <w:r>
-              <w:rPr>
-                <w:rFonts w:ascii="Times New Roman" w:hAnsi="Times New Roman"/>
-                <w:sz w:val="20"/>
-              </w:rPr>
-              <w:t xml:space="preserve">да</w:t>
-            </w:r>
-          </w:p>
-        </w:tc>
-        <w:tc>
-          <w:tcPr/>
-          <w:p>
-            <w:pPr>
-              <w:pStyle w:val="Compact"/>
-              <w:spacing w:line="240" w:lineRule="auto"/>
-              <w:ind w:firstLine="0"/>
-              <w:jc w:val="left"/>
-            </w:pPr>
-            <w:r>
-              <w:rPr>
-                <w:rFonts w:ascii="Times New Roman" w:hAnsi="Times New Roman"/>
-                <w:sz w:val="20"/>
-              </w:rPr>
-              <w:t xml:space="preserve">кабинеты — телефон и планшет; эмулятор — от 1024 точек, на телефоне — объяснение и переход в кабинет</w:t>
-            </w:r>
-          </w:p>
-        </w:tc>
-      </w:tr>
-      <w:tr>
-        <w:tc>
-          <w:tcPr/>
-          <w:p>
-            <w:pPr>
-              <w:pStyle w:val="Compact"/>
-              <w:spacing w:line="240" w:lineRule="auto"/>
-              <w:ind w:firstLine="0"/>
-              <w:jc w:val="left"/>
-            </w:pPr>
-            <w:r>
-              <w:rPr>
-                <w:rFonts w:ascii="Times New Roman" w:hAnsi="Times New Roman"/>
-                <w:sz w:val="20"/>
-              </w:rPr>
-              <w:t xml:space="preserve">9.4</w:t>
-            </w:r>
-          </w:p>
-        </w:tc>
-        <w:tc>
-          <w:tcPr/>
-          <w:p>
-            <w:pPr>
-              <w:pStyle w:val="Compact"/>
-              <w:spacing w:line="240" w:lineRule="auto"/>
-              <w:ind w:firstLine="0"/>
-              <w:jc w:val="left"/>
-            </w:pPr>
-            <w:r>
-              <w:rPr>
-                <w:rFonts w:ascii="Times New Roman" w:hAnsi="Times New Roman"/>
-                <w:sz w:val="20"/>
-              </w:rPr>
-              <w:t xml:space="preserve">Таймер выполнения задания в интерфейсе обучающегося; очередь ожидающих карточек с таймерами</w:t>
-            </w:r>
-          </w:p>
-        </w:tc>
-        <w:tc>
-          <w:tcPr/>
-          <w:p>
-            <w:pPr>
-              <w:pStyle w:val="Compact"/>
-              <w:spacing w:line="240" w:lineRule="auto"/>
-              <w:ind w:firstLine="0"/>
-              <w:jc w:val="left"/>
-            </w:pPr>
-            <w:r>
-              <w:rPr>
-                <w:rFonts w:ascii="Times New Roman" w:hAnsi="Times New Roman"/>
-                <w:sz w:val="20"/>
-              </w:rPr>
-              <w:t xml:space="preserve">M</w:t>
-            </w:r>
-          </w:p>
-        </w:tc>
-        <w:tc>
-          <w:tcPr/>
-          <w:p>
-            <w:pPr>
-              <w:pStyle w:val="Compact"/>
-              <w:spacing w:line="240" w:lineRule="auto"/>
-              <w:ind w:firstLine="0"/>
-              <w:jc w:val="left"/>
-            </w:pPr>
-            <w:r>
-              <w:rPr>
-                <w:rFonts w:ascii="Times New Roman" w:hAnsi="Times New Roman"/>
-                <w:sz w:val="20"/>
-              </w:rPr>
-              <w:t xml:space="preserve">1.1, 2.1</w:t>
-            </w:r>
-          </w:p>
-        </w:tc>
-        <w:tc>
-          <w:tcPr/>
-          <w:p>
-            <w:pPr>
-              <w:pStyle w:val="Compact"/>
-              <w:spacing w:line="240" w:lineRule="auto"/>
-              <w:ind w:firstLine="0"/>
-              <w:jc w:val="left"/>
-            </w:pPr>
-            <w:r>
-              <w:rPr>
-                <w:rFonts w:ascii="Times New Roman" w:hAnsi="Times New Roman"/>
-                <w:sz w:val="20"/>
-              </w:rPr>
-              <w:t xml:space="preserve">да</w:t>
-            </w:r>
-          </w:p>
-        </w:tc>
-        <w:tc>
-          <w:tcPr/>
-          <w:p>
-            <w:pPr>
-              <w:pStyle w:val="Compact"/>
-              <w:spacing w:line="240" w:lineRule="auto"/>
-              <w:ind w:firstLine="0"/>
-              <w:jc w:val="left"/>
-            </w:pPr>
-            <w:r>
-              <w:rPr>
-                <w:rFonts w:ascii="Times New Roman" w:hAnsi="Times New Roman"/>
-                <w:sz w:val="20"/>
-              </w:rPr>
-              <w:t xml:space="preserve">таймер карточки, таймеры ожидания в очереди ДДС, часы занятия</w:t>
-            </w:r>
-          </w:p>
-        </w:tc>
-      </w:tr>
-      <w:tr>
-        <w:tc>
-          <w:tcPr/>
-          <w:p>
-            <w:pPr>
-              <w:pStyle w:val="Compact"/>
-              <w:spacing w:line="240" w:lineRule="auto"/>
-              <w:ind w:firstLine="0"/>
-              <w:jc w:val="left"/>
-            </w:pPr>
-            <w:r>
-              <w:rPr>
-                <w:rFonts w:ascii="Times New Roman" w:hAnsi="Times New Roman"/>
-                <w:sz w:val="20"/>
-              </w:rPr>
-              <w:t xml:space="preserve">9.5</w:t>
-            </w:r>
-          </w:p>
-        </w:tc>
-        <w:tc>
-          <w:tcPr/>
-          <w:p>
-            <w:pPr>
-              <w:pStyle w:val="Compact"/>
-              <w:spacing w:line="240" w:lineRule="auto"/>
-              <w:ind w:firstLine="0"/>
-              <w:jc w:val="left"/>
-            </w:pPr>
-            <w:r>
-              <w:rPr>
-                <w:rFonts w:ascii="Times New Roman" w:hAnsi="Times New Roman"/>
-                <w:sz w:val="20"/>
-              </w:rPr>
-              <w:t xml:space="preserve">Браузеры: актуальные Chrome, Firefox, Яндекс.Браузер; ОС клиентов Windows 10/11, Ubuntu 20.04+</w:t>
-            </w:r>
-          </w:p>
-        </w:tc>
-        <w:tc>
-          <w:tcPr/>
-          <w:p>
-            <w:pPr>
-              <w:pStyle w:val="Compact"/>
-              <w:spacing w:line="240" w:lineRule="auto"/>
-              <w:ind w:firstLine="0"/>
-              <w:jc w:val="left"/>
-            </w:pPr>
-            <w:r>
-              <w:rPr>
-                <w:rFonts w:ascii="Times New Roman" w:hAnsi="Times New Roman"/>
-                <w:sz w:val="20"/>
-              </w:rPr>
-              <w:t xml:space="preserve">M</w:t>
-            </w:r>
-          </w:p>
-        </w:tc>
-        <w:tc>
-          <w:tcPr/>
-          <w:p>
-            <w:pPr>
-              <w:pStyle w:val="Compact"/>
-              <w:spacing w:line="240" w:lineRule="auto"/>
-              <w:ind w:firstLine="0"/>
-              <w:jc w:val="left"/>
-            </w:pPr>
-            <w:r>
-              <w:rPr>
-                <w:rFonts w:ascii="Times New Roman" w:hAnsi="Times New Roman"/>
-                <w:sz w:val="20"/>
-              </w:rPr>
-              <w:t xml:space="preserve">6.3</w:t>
-            </w:r>
-          </w:p>
-        </w:tc>
-        <w:tc>
-          <w:tcPr/>
-          <w:p>
-            <w:pPr>
-              <w:pStyle w:val="Compact"/>
-              <w:spacing w:line="240" w:lineRule="auto"/>
-              <w:ind w:firstLine="0"/>
-              <w:jc w:val="left"/>
-            </w:pPr>
-            <w:r>
-              <w:rPr>
-                <w:rFonts w:ascii="Times New Roman" w:hAnsi="Times New Roman"/>
-                <w:sz w:val="20"/>
-              </w:rPr>
-              <w:t xml:space="preserve">да</w:t>
-            </w:r>
-          </w:p>
-        </w:tc>
-        <w:tc>
-          <w:tcPr/>
-          <w:p>
-            <w:pPr>
-              <w:pStyle w:val="Compact"/>
-              <w:spacing w:line="240" w:lineRule="auto"/>
-              <w:ind w:firstLine="0"/>
-              <w:jc w:val="left"/>
-            </w:pPr>
-            <w:r>
-              <w:rPr>
-                <w:rFonts w:ascii="Times New Roman" w:hAnsi="Times New Roman"/>
-                <w:sz w:val="20"/>
-              </w:rPr>
-              <w:t xml:space="preserve">проверено 29.09: Firefox 155 и Chrome 152 — 11 экранов, 5 ключевых действий, 0 ошибок JavaScript (docs/browsers, tools/browser_smoke.py); Яндекс.Браузер — движок Chromium; на Windows и Ubuntu отдельно не проверялось</w:t>
-            </w:r>
-          </w:p>
-        </w:tc>
-      </w:tr>
-      <w:tr>
-        <w:tc>
-          <w:tcPr/>
-          <w:p>
-            <w:pPr>
-              <w:pStyle w:val="Compact"/>
-              <w:spacing w:line="240" w:lineRule="auto"/>
-              <w:ind w:firstLine="0"/>
-              <w:jc w:val="left"/>
-            </w:pPr>
-            <w:r>
-              <w:rPr>
-                <w:rFonts w:ascii="Times New Roman" w:hAnsi="Times New Roman"/>
-                <w:sz w:val="20"/>
-              </w:rPr>
-              <w:t xml:space="preserve">10.1</w:t>
-            </w:r>
-          </w:p>
-        </w:tc>
-        <w:tc>
-          <w:tcPr/>
-          <w:p>
-            <w:pPr>
-              <w:pStyle w:val="Compact"/>
-              <w:spacing w:line="240" w:lineRule="auto"/>
-              <w:ind w:firstLine="0"/>
-              <w:jc w:val="left"/>
-            </w:pPr>
-            <w:r>
-              <w:rPr>
-                <w:rFonts w:ascii="Times New Roman" w:hAnsi="Times New Roman"/>
-                <w:sz w:val="20"/>
-              </w:rPr>
-              <w:t xml:space="preserve">Отклик UI ≤2 с при 100 пользователях; ≥20 одновременных сессий (вызовов/карточек); запись в БД ≥100 оп/с; отчёты ≤30 с</w:t>
-            </w:r>
-          </w:p>
-        </w:tc>
-        <w:tc>
-          <w:tcPr/>
-          <w:p>
-            <w:pPr>
-              <w:pStyle w:val="Compact"/>
-              <w:spacing w:line="240" w:lineRule="auto"/>
-              <w:ind w:firstLine="0"/>
-              <w:jc w:val="left"/>
-            </w:pPr>
-            <w:r>
-              <w:rPr>
-                <w:rFonts w:ascii="Times New Roman" w:hAnsi="Times New Roman"/>
-                <w:sz w:val="20"/>
-              </w:rPr>
-              <w:t xml:space="preserve">M</w:t>
-            </w:r>
-          </w:p>
-        </w:tc>
-        <w:tc>
-          <w:tcPr/>
-          <w:p>
-            <w:pPr>
-              <w:pStyle w:val="Compact"/>
-              <w:spacing w:line="240" w:lineRule="auto"/>
-              <w:ind w:firstLine="0"/>
-              <w:jc w:val="left"/>
-            </w:pPr>
-            <w:r>
-              <w:rPr>
-                <w:rFonts w:ascii="Times New Roman" w:hAnsi="Times New Roman"/>
-                <w:sz w:val="20"/>
-              </w:rPr>
-              <w:t xml:space="preserve">6.1</w:t>
-            </w:r>
-          </w:p>
-        </w:tc>
-        <w:tc>
-          <w:tcPr/>
-          <w:p>
-            <w:pPr>
-              <w:pStyle w:val="Compact"/>
-              <w:spacing w:line="240" w:lineRule="auto"/>
-              <w:ind w:firstLine="0"/>
-              <w:jc w:val="left"/>
-            </w:pPr>
-            <w:r>
-              <w:rPr>
-                <w:rFonts w:ascii="Times New Roman" w:hAnsi="Times New Roman"/>
-                <w:sz w:val="20"/>
-              </w:rPr>
-              <w:t xml:space="preserve">да</w:t>
-            </w:r>
-          </w:p>
-        </w:tc>
-        <w:tc>
-          <w:tcPr/>
-          <w:p>
-            <w:pPr>
-              <w:pStyle w:val="Compact"/>
-              <w:spacing w:line="240" w:lineRule="auto"/>
-              <w:ind w:firstLine="0"/>
-              <w:jc w:val="left"/>
-            </w:pPr>
-            <w:r>
-              <w:rPr>
-                <w:rFonts w:ascii="Times New Roman" w:hAnsi="Times New Roman"/>
-                <w:sz w:val="20"/>
-              </w:rPr>
-              <w:t xml:space="preserve">p95 16 мс при 100 пользователях, 253 записи/с, отчёт 4,1 с (SQLite)</w:t>
-            </w:r>
-          </w:p>
-        </w:tc>
-      </w:tr>
-      <w:tr>
-        <w:tc>
-          <w:tcPr/>
-          <w:p>
-            <w:pPr>
-              <w:pStyle w:val="Compact"/>
-              <w:spacing w:line="240" w:lineRule="auto"/>
-              <w:ind w:firstLine="0"/>
-              <w:jc w:val="left"/>
-            </w:pPr>
-            <w:r>
-              <w:rPr>
-                <w:rFonts w:ascii="Times New Roman" w:hAnsi="Times New Roman"/>
-                <w:sz w:val="20"/>
-              </w:rPr>
-              <w:t xml:space="preserve">10.2</w:t>
-            </w:r>
-          </w:p>
-        </w:tc>
-        <w:tc>
-          <w:tcPr/>
-          <w:p>
-            <w:pPr>
-              <w:pStyle w:val="Compact"/>
-              <w:spacing w:line="240" w:lineRule="auto"/>
-              <w:ind w:firstLine="0"/>
-              <w:jc w:val="left"/>
-            </w:pPr>
-            <w:r>
-              <w:rPr>
-                <w:rFonts w:ascii="Times New Roman" w:hAnsi="Times New Roman"/>
-                <w:sz w:val="20"/>
-              </w:rPr>
-              <w:t xml:space="preserve">Устойчивость к сбоям сети до 30 с с восстановлением сессии без потери данных; буферизация</w:t>
-            </w:r>
-          </w:p>
-        </w:tc>
-        <w:tc>
-          <w:tcPr/>
-          <w:p>
-            <w:pPr>
-              <w:pStyle w:val="Compact"/>
-              <w:spacing w:line="240" w:lineRule="auto"/>
-              <w:ind w:firstLine="0"/>
-              <w:jc w:val="left"/>
-            </w:pPr>
-            <w:r>
-              <w:rPr>
-                <w:rFonts w:ascii="Times New Roman" w:hAnsi="Times New Roman"/>
-                <w:sz w:val="20"/>
-              </w:rPr>
-              <w:t xml:space="preserve">S</w:t>
-            </w:r>
-          </w:p>
-        </w:tc>
-        <w:tc>
-          <w:tcPr/>
-          <w:p>
-            <w:pPr>
-              <w:pStyle w:val="Compact"/>
-              <w:spacing w:line="240" w:lineRule="auto"/>
-              <w:ind w:firstLine="0"/>
-              <w:jc w:val="left"/>
-            </w:pPr>
-            <w:r>
-              <w:rPr>
-                <w:rFonts w:ascii="Times New Roman" w:hAnsi="Times New Roman"/>
-                <w:sz w:val="20"/>
-              </w:rPr>
-              <w:t xml:space="preserve">6.1</w:t>
-            </w:r>
-          </w:p>
-        </w:tc>
-        <w:tc>
-          <w:tcPr/>
-          <w:p>
-            <w:pPr>
-              <w:pStyle w:val="Compact"/>
-              <w:spacing w:line="240" w:lineRule="auto"/>
-              <w:ind w:firstLine="0"/>
-              <w:jc w:val="left"/>
-            </w:pPr>
-            <w:r>
-              <w:rPr>
-                <w:rFonts w:ascii="Times New Roman" w:hAnsi="Times New Roman"/>
-                <w:sz w:val="20"/>
-              </w:rPr>
-              <w:t xml:space="preserve">да</w:t>
-            </w:r>
-          </w:p>
-        </w:tc>
-        <w:tc>
-          <w:tcPr/>
-          <w:p>
-            <w:pPr>
-              <w:pStyle w:val="Compact"/>
-              <w:spacing w:line="240" w:lineRule="auto"/>
-              <w:ind w:firstLine="0"/>
-              <w:jc w:val="left"/>
-            </w:pPr>
-            <w:r>
-              <w:rPr>
-                <w:rFonts w:ascii="Times New Roman" w:hAnsi="Times New Roman"/>
-                <w:sz w:val="20"/>
-              </w:rPr>
-              <w:t xml:space="preserve">черновик карточки в браузере, повтор сохранения, восстановление сессии</w:t>
-            </w:r>
-          </w:p>
-        </w:tc>
-      </w:tr>
-      <w:tr>
-        <w:tc>
-          <w:tcPr/>
-          <w:p>
-            <w:pPr>
-              <w:pStyle w:val="Compact"/>
-              <w:spacing w:line="240" w:lineRule="auto"/>
-              <w:ind w:firstLine="0"/>
-              <w:jc w:val="left"/>
-            </w:pPr>
-            <w:r>
-              <w:rPr>
-                <w:rFonts w:ascii="Times New Roman" w:hAnsi="Times New Roman"/>
-                <w:sz w:val="20"/>
-              </w:rPr>
-              <w:t xml:space="preserve">10.3</w:t>
-            </w:r>
-          </w:p>
-        </w:tc>
-        <w:tc>
-          <w:tcPr/>
-          <w:p>
-            <w:pPr>
-              <w:pStyle w:val="Compact"/>
-              <w:spacing w:line="240" w:lineRule="auto"/>
-              <w:ind w:firstLine="0"/>
-              <w:jc w:val="left"/>
-            </w:pPr>
-            <w:r>
-              <w:rPr>
-                <w:rFonts w:ascii="Times New Roman" w:hAnsi="Times New Roman"/>
-                <w:sz w:val="20"/>
-              </w:rPr>
-              <w:t xml:space="preserve">Аутентификация (многоуровневая в локальной сети), TLS внутри контура, RBAC, защита от НСД</w:t>
-            </w:r>
-          </w:p>
-        </w:tc>
-        <w:tc>
-          <w:tcPr/>
-          <w:p>
-            <w:pPr>
-              <w:pStyle w:val="Compact"/>
-              <w:spacing w:line="240" w:lineRule="auto"/>
-              <w:ind w:firstLine="0"/>
-              <w:jc w:val="left"/>
-            </w:pPr>
-            <w:r>
-              <w:rPr>
-                <w:rFonts w:ascii="Times New Roman" w:hAnsi="Times New Roman"/>
-                <w:sz w:val="20"/>
-              </w:rPr>
-              <w:t xml:space="preserve">M</w:t>
-            </w:r>
-          </w:p>
-        </w:tc>
-        <w:tc>
-          <w:tcPr/>
-          <w:p>
-            <w:pPr>
-              <w:pStyle w:val="Compact"/>
-              <w:spacing w:line="240" w:lineRule="auto"/>
-              <w:ind w:firstLine="0"/>
-              <w:jc w:val="left"/>
-            </w:pPr>
-            <w:r>
-              <w:rPr>
-                <w:rFonts w:ascii="Times New Roman" w:hAnsi="Times New Roman"/>
-                <w:sz w:val="20"/>
-              </w:rPr>
-              <w:t xml:space="preserve">0.3, 6.2</w:t>
-            </w:r>
-          </w:p>
-        </w:tc>
-        <w:tc>
-          <w:tcPr/>
-          <w:p>
-            <w:pPr>
-              <w:pStyle w:val="Compact"/>
-              <w:spacing w:line="240" w:lineRule="auto"/>
-              <w:ind w:firstLine="0"/>
-              <w:jc w:val="left"/>
-            </w:pPr>
-            <w:r>
-              <w:rPr>
-                <w:rFonts w:ascii="Times New Roman" w:hAnsi="Times New Roman"/>
-                <w:sz w:val="20"/>
-              </w:rPr>
-              <w:t xml:space="preserve">да</w:t>
-            </w:r>
-          </w:p>
-        </w:tc>
-        <w:tc>
-          <w:tcPr/>
-          <w:p>
-            <w:pPr>
-              <w:pStyle w:val="Compact"/>
-              <w:spacing w:line="240" w:lineRule="auto"/>
-              <w:ind w:firstLine="0"/>
-              <w:jc w:val="left"/>
-            </w:pPr>
-            <w:r>
-              <w:rPr>
-                <w:rFonts w:ascii="Times New Roman" w:hAnsi="Times New Roman"/>
-                <w:sz w:val="20"/>
-              </w:rPr>
-              <w:t xml:space="preserve">вход по паролю, TLS на входе, RBAC, блокировки подбора</w:t>
-            </w:r>
-          </w:p>
-        </w:tc>
-      </w:tr>
-      <w:tr>
-        <w:tc>
-          <w:tcPr/>
-          <w:p>
-            <w:pPr>
-              <w:pStyle w:val="Compact"/>
-              <w:spacing w:line="240" w:lineRule="auto"/>
-              <w:ind w:firstLine="0"/>
-              <w:jc w:val="left"/>
-            </w:pPr>
-            <w:r>
-              <w:rPr>
-                <w:rFonts w:ascii="Times New Roman" w:hAnsi="Times New Roman"/>
-                <w:sz w:val="20"/>
-              </w:rPr>
-              <w:t xml:space="preserve">10.4</w:t>
-            </w:r>
-          </w:p>
-        </w:tc>
-        <w:tc>
-          <w:tcPr/>
-          <w:p>
-            <w:pPr>
-              <w:pStyle w:val="Compact"/>
-              <w:spacing w:line="240" w:lineRule="auto"/>
-              <w:ind w:firstLine="0"/>
-              <w:jc w:val="left"/>
-            </w:pPr>
-            <w:r>
-              <w:rPr>
-                <w:rFonts w:ascii="Times New Roman" w:hAnsi="Times New Roman"/>
-                <w:sz w:val="20"/>
-              </w:rPr>
-              <w:t xml:space="preserve">Аудит всех действий пользователей; хранение журналов безопасности ≥6 месяцев</w:t>
-            </w:r>
-          </w:p>
-        </w:tc>
-        <w:tc>
-          <w:tcPr/>
-          <w:p>
-            <w:pPr>
-              <w:pStyle w:val="Compact"/>
-              <w:spacing w:line="240" w:lineRule="auto"/>
-              <w:ind w:firstLine="0"/>
-              <w:jc w:val="left"/>
-            </w:pPr>
-            <w:r>
-              <w:rPr>
-                <w:rFonts w:ascii="Times New Roman" w:hAnsi="Times New Roman"/>
-                <w:sz w:val="20"/>
-              </w:rPr>
-              <w:t xml:space="preserve">M</w:t>
-            </w:r>
-          </w:p>
-        </w:tc>
-        <w:tc>
-          <w:tcPr/>
-          <w:p>
-            <w:pPr>
-              <w:pStyle w:val="Compact"/>
-              <w:spacing w:line="240" w:lineRule="auto"/>
-              <w:ind w:firstLine="0"/>
-              <w:jc w:val="left"/>
-            </w:pPr>
-            <w:r>
-              <w:rPr>
-                <w:rFonts w:ascii="Times New Roman" w:hAnsi="Times New Roman"/>
-                <w:sz w:val="20"/>
-              </w:rPr>
-              <w:t xml:space="preserve">0.3, 6.2</w:t>
-            </w:r>
-          </w:p>
-        </w:tc>
-        <w:tc>
-          <w:tcPr/>
-          <w:p>
-            <w:pPr>
-              <w:pStyle w:val="Compact"/>
-              <w:spacing w:line="240" w:lineRule="auto"/>
-              <w:ind w:firstLine="0"/>
-              <w:jc w:val="left"/>
-            </w:pPr>
-            <w:r>
-              <w:rPr>
-                <w:rFonts w:ascii="Times New Roman" w:hAnsi="Times New Roman"/>
-                <w:sz w:val="20"/>
-              </w:rPr>
-              <w:t xml:space="preserve">да</w:t>
-            </w:r>
-          </w:p>
-        </w:tc>
-        <w:tc>
-          <w:tcPr/>
-          <w:p>
-            <w:pPr>
-              <w:pStyle w:val="Compact"/>
-              <w:spacing w:line="240" w:lineRule="auto"/>
-              <w:ind w:firstLine="0"/>
-              <w:jc w:val="left"/>
-            </w:pPr>
-            <w:r>
-              <w:rPr>
-                <w:rFonts w:ascii="Times New Roman" w:hAnsi="Times New Roman"/>
-                <w:sz w:val="20"/>
-              </w:rPr>
-              <w:t xml:space="preserve">аудит действий, срок хранения не меньше 183 дней</w:t>
-            </w:r>
-          </w:p>
-        </w:tc>
-      </w:tr>
-      <w:tr>
-        <w:tc>
-          <w:tcPr/>
-          <w:p>
-            <w:pPr>
-              <w:pStyle w:val="Compact"/>
-              <w:spacing w:line="240" w:lineRule="auto"/>
-              <w:ind w:firstLine="0"/>
-              <w:jc w:val="left"/>
-            </w:pPr>
-            <w:r>
-              <w:rPr>
-                <w:rFonts w:ascii="Times New Roman" w:hAnsi="Times New Roman"/>
-                <w:sz w:val="20"/>
-              </w:rPr>
-              <w:t xml:space="preserve">10.5</w:t>
-            </w:r>
-          </w:p>
-        </w:tc>
-        <w:tc>
-          <w:tcPr/>
-          <w:p>
-            <w:pPr>
-              <w:pStyle w:val="Compact"/>
-              <w:spacing w:line="240" w:lineRule="auto"/>
-              <w:ind w:firstLine="0"/>
-              <w:jc w:val="left"/>
-            </w:pPr>
-            <w:r>
-              <w:rPr>
-                <w:rFonts w:ascii="Times New Roman" w:hAnsi="Times New Roman"/>
-                <w:sz w:val="20"/>
-              </w:rPr>
-              <w:t xml:space="preserve">Резервное копирование ≥1 раз/сутки; процедуры восстановления</w:t>
-            </w:r>
-          </w:p>
-        </w:tc>
-        <w:tc>
-          <w:tcPr/>
-          <w:p>
-            <w:pPr>
-              <w:pStyle w:val="Compact"/>
-              <w:spacing w:line="240" w:lineRule="auto"/>
-              <w:ind w:firstLine="0"/>
-              <w:jc w:val="left"/>
-            </w:pPr>
-            <w:r>
-              <w:rPr>
-                <w:rFonts w:ascii="Times New Roman" w:hAnsi="Times New Roman"/>
-                <w:sz w:val="20"/>
-              </w:rPr>
-              <w:t xml:space="preserve">S</w:t>
-            </w:r>
-          </w:p>
-        </w:tc>
-        <w:tc>
-          <w:tcPr/>
-          <w:p>
-            <w:pPr>
-              <w:pStyle w:val="Compact"/>
-              <w:spacing w:line="240" w:lineRule="auto"/>
-              <w:ind w:firstLine="0"/>
-              <w:jc w:val="left"/>
-            </w:pPr>
-            <w:r>
-              <w:rPr>
-                <w:rFonts w:ascii="Times New Roman" w:hAnsi="Times New Roman"/>
-                <w:sz w:val="20"/>
-              </w:rPr>
-              <w:t xml:space="preserve">5.2</w:t>
-            </w:r>
-          </w:p>
-        </w:tc>
-        <w:tc>
-          <w:tcPr/>
-          <w:p>
-            <w:pPr>
-              <w:pStyle w:val="Compact"/>
-              <w:spacing w:line="240" w:lineRule="auto"/>
-              <w:ind w:firstLine="0"/>
-              <w:jc w:val="left"/>
-            </w:pPr>
-            <w:r>
-              <w:rPr>
-                <w:rFonts w:ascii="Times New Roman" w:hAnsi="Times New Roman"/>
-                <w:sz w:val="20"/>
-              </w:rPr>
-              <w:t xml:space="preserve">да</w:t>
-            </w:r>
-          </w:p>
-        </w:tc>
-        <w:tc>
-          <w:tcPr/>
-          <w:p>
-            <w:pPr>
-              <w:pStyle w:val="Compact"/>
-              <w:spacing w:line="240" w:lineRule="auto"/>
-              <w:ind w:firstLine="0"/>
-              <w:jc w:val="left"/>
-            </w:pPr>
-            <w:r>
-              <w:rPr>
-                <w:rFonts w:ascii="Times New Roman" w:hAnsi="Times New Roman"/>
-                <w:sz w:val="20"/>
-              </w:rPr>
-              <w:t xml:space="preserve">резервное копирование и восстановление; ежедневная копия встроенным планировщиком в заданный час (МСК), хранение N последних</w:t>
-            </w:r>
-          </w:p>
-        </w:tc>
-      </w:tr>
-      <w:tr>
-        <w:tc>
-          <w:tcPr/>
-          <w:p>
-            <w:pPr>
-              <w:pStyle w:val="Compact"/>
-              <w:spacing w:line="240" w:lineRule="auto"/>
-              <w:ind w:firstLine="0"/>
-              <w:jc w:val="left"/>
-            </w:pPr>
-            <w:r>
-              <w:rPr>
-                <w:rFonts w:ascii="Times New Roman" w:hAnsi="Times New Roman"/>
-                <w:sz w:val="20"/>
-              </w:rPr>
-              <w:t xml:space="preserve">10.6</w:t>
-            </w:r>
-          </w:p>
-        </w:tc>
-        <w:tc>
-          <w:tcPr/>
-          <w:p>
-            <w:pPr>
-              <w:pStyle w:val="Compact"/>
-              <w:spacing w:line="240" w:lineRule="auto"/>
-              <w:ind w:firstLine="0"/>
-              <w:jc w:val="left"/>
-            </w:pPr>
-            <w:r>
-              <w:rPr>
-                <w:rFonts w:ascii="Times New Roman" w:hAnsi="Times New Roman"/>
-                <w:sz w:val="20"/>
-              </w:rPr>
-              <w:t xml:space="preserve">Отказоустойчивость, автовосстановление сервисов, мониторинг, оповещение администратора; горизонтальное/вертикальное масштабирование</w:t>
-            </w:r>
-          </w:p>
-        </w:tc>
-        <w:tc>
-          <w:tcPr/>
-          <w:p>
-            <w:pPr>
-              <w:pStyle w:val="Compact"/>
-              <w:spacing w:line="240" w:lineRule="auto"/>
-              <w:ind w:firstLine="0"/>
-              <w:jc w:val="left"/>
-            </w:pPr>
-            <w:r>
-              <w:rPr>
-                <w:rFonts w:ascii="Times New Roman" w:hAnsi="Times New Roman"/>
-                <w:sz w:val="20"/>
-              </w:rPr>
-              <w:t xml:space="preserve">C</w:t>
-            </w:r>
-          </w:p>
-        </w:tc>
-        <w:tc>
-          <w:tcPr/>
-          <w:p>
-            <w:pPr>
-              <w:pStyle w:val="Compact"/>
-              <w:spacing w:line="240" w:lineRule="auto"/>
-              <w:ind w:firstLine="0"/>
-              <w:jc w:val="left"/>
-            </w:pPr>
-            <w:r>
-              <w:rPr>
-                <w:rFonts w:ascii="Times New Roman" w:hAnsi="Times New Roman"/>
-                <w:sz w:val="20"/>
-              </w:rPr>
-              <w:t xml:space="preserve">6.1, 5.2</w:t>
-            </w:r>
-          </w:p>
-        </w:tc>
-        <w:tc>
-          <w:tcPr/>
-          <w:p>
-            <w:pPr>
-              <w:pStyle w:val="Compact"/>
-              <w:spacing w:line="240" w:lineRule="auto"/>
-              <w:ind w:firstLine="0"/>
-              <w:jc w:val="left"/>
-            </w:pPr>
-            <w:r>
-              <w:rPr>
-                <w:rFonts w:ascii="Times New Roman" w:hAnsi="Times New Roman"/>
-                <w:sz w:val="20"/>
-              </w:rPr>
-              <w:t xml:space="preserve">да</w:t>
-            </w:r>
-          </w:p>
-        </w:tc>
-        <w:tc>
-          <w:tcPr/>
-          <w:p>
-            <w:pPr>
-              <w:pStyle w:val="Compact"/>
-              <w:spacing w:line="240" w:lineRule="auto"/>
-              <w:ind w:firstLine="0"/>
-              <w:jc w:val="left"/>
-            </w:pPr>
-            <w:r>
-              <w:rPr>
-                <w:rFonts w:ascii="Times New Roman" w:hAnsi="Times New Roman"/>
-                <w:sz w:val="20"/>
-              </w:rPr>
               <w:t xml:space="preserve">автоперезапуск контейнеров, проверки /health, панель состояния; оповещения администратора о сбоях — баннер и счётчик в меню (сервисы не в норме, ошибки лога за час), опрос раз в 30 с</w:t>
-            </w:r>
-          </w:p>
-        </w:tc>
-      </w:tr>
-      <w:tr>
-        <w:tc>
-          <w:tcPr/>
-          <w:p>
-            <w:pPr>
-              <w:pStyle w:val="Compact"/>
-              <w:spacing w:line="240" w:lineRule="auto"/>
-              <w:ind w:firstLine="0"/>
-              <w:jc w:val="left"/>
-            </w:pPr>
-            <w:r>
-              <w:rPr>
-                <w:rFonts w:ascii="Times New Roman" w:hAnsi="Times New Roman"/>
-                <w:sz w:val="20"/>
-              </w:rPr>
-              <w:t xml:space="preserve">10.7</w:t>
-            </w:r>
-          </w:p>
-        </w:tc>
-        <w:tc>
-          <w:tcPr/>
-          <w:p>
-            <w:pPr>
-              <w:pStyle w:val="Compact"/>
-              <w:spacing w:line="240" w:lineRule="auto"/>
-              <w:ind w:firstLine="0"/>
-              <w:jc w:val="left"/>
-            </w:pPr>
-            <w:r>
-              <w:rPr>
-                <w:rFonts w:ascii="Times New Roman" w:hAnsi="Times New Roman"/>
-                <w:sz w:val="20"/>
-              </w:rPr>
-              <w:t xml:space="preserve">Интеграция с локальной системой управления доступом (LDAP/AD) и локальным мониторингом</w:t>
-            </w:r>
-          </w:p>
-        </w:tc>
-        <w:tc>
-          <w:tcPr/>
-          <w:p>
-            <w:pPr>
-              <w:pStyle w:val="Compact"/>
-              <w:spacing w:line="240" w:lineRule="auto"/>
-              <w:ind w:firstLine="0"/>
-              <w:jc w:val="left"/>
-            </w:pPr>
-            <w:r>
-              <w:rPr>
-                <w:rFonts w:ascii="Times New Roman" w:hAnsi="Times New Roman"/>
-                <w:sz w:val="20"/>
-              </w:rPr>
-              <w:t xml:space="preserve">C</w:t>
-            </w:r>
-          </w:p>
-        </w:tc>
-        <w:tc>
-          <w:tcPr/>
-          <w:p>
-            <w:pPr>
-              <w:pStyle w:val="Compact"/>
-              <w:spacing w:line="240" w:lineRule="auto"/>
-              <w:ind w:firstLine="0"/>
-              <w:jc w:val="left"/>
-            </w:pPr>
-            <w:r>
-              <w:rPr>
-                <w:rFonts w:ascii="Times New Roman" w:hAnsi="Times New Roman"/>
-                <w:sz w:val="20"/>
-              </w:rPr>
-              <w:t xml:space="preserve">—</w:t>
-            </w:r>
-          </w:p>
-        </w:tc>
-        <w:tc>
-          <w:tcPr/>
-          <w:p>
-            <w:pPr>
-              <w:pStyle w:val="Compact"/>
-              <w:spacing w:line="240" w:lineRule="auto"/>
-              <w:ind w:firstLine="0"/>
-              <w:jc w:val="left"/>
-            </w:pPr>
-            <w:r>
-              <w:rPr>
-                <w:rFonts w:ascii="Times New Roman" w:hAnsi="Times New Roman"/>
-                <w:sz w:val="20"/>
-              </w:rPr>
-              <w:t xml:space="preserve">нет</w:t>
-            </w:r>
-          </w:p>
-        </w:tc>
-        <w:tc>
-          <w:tcPr/>
-          <w:p>
-            <w:pPr>
-              <w:pStyle w:val="Compact"/>
-              <w:spacing w:line="240" w:lineRule="auto"/>
-              <w:ind w:firstLine="0"/>
-              <w:jc w:val="left"/>
-            </w:pPr>
-            <w:r>
-              <w:rPr>
-                <w:rFonts w:ascii="Times New Roman" w:hAnsi="Times New Roman"/>
-                <w:sz w:val="20"/>
-              </w:rPr>
-              <w:t xml:space="preserve">интеграция с LDAP/AD и внешним мониторингом не реализована (приоритет C)</w:t>
             </w:r>
           </w:p>
         </w:tc>

--- a/docs/delivery/out/Пояснительная_записка_АИскра.docx
+++ b/docs/delivery/out/Пояснительная_записка_АИскра.docx
@@ -1986,6 +1986,44 @@
       </w:r>
       <w:r>
         <w:t xml:space="preserve">Пользователи и роли</w:t>
+      </w:r>
+    </w:p>
+    <w:p>
+      <w:pPr>
+        <w:pStyle w:val="FirstParagraph"/>
+      </w:pPr>
+      <w:r>
+        <w:t xml:space="preserve">Руководства пользователя по ролям со скриншотами поставляются с системой:</w:t>
+      </w:r>
+      <w:r>
+        <w:t xml:space="preserve"> </w:t>
+      </w:r>
+      <w:r>
+        <w:rPr>
+          <w:rStyle w:val="VerbatimChar"/>
+        </w:rPr>
+        <w:t xml:space="preserve">Руководство_пользователя_Преподаватель.pdf</w:t>
+      </w:r>
+      <w:r>
+        <w:t xml:space="preserve"> </w:t>
+      </w:r>
+      <w:r>
+        <w:t xml:space="preserve">и</w:t>
+      </w:r>
+      <w:r>
+        <w:t xml:space="preserve"> </w:t>
+      </w:r>
+      <w:r>
+        <w:rPr>
+          <w:rStyle w:val="VerbatimChar"/>
+        </w:rPr>
+        <w:t xml:space="preserve">Руководство_пользователя_Обучающийся.pdf</w:t>
+      </w:r>
+      <w:r>
+        <w:t xml:space="preserve"> </w:t>
+      </w:r>
+      <w:r>
+        <w:t xml:space="preserve">в корне репозитория (оператор 112 и диспетчер ДДС). Для администратора — раздел «Сборка, установка, настройка и восстановление» этого документа.</w:t>
       </w:r>
     </w:p>
     <w:tbl>
@@ -14245,7 +14283,36 @@
                 <w:rFonts w:ascii="Times New Roman" w:hAnsi="Times New Roman"/>
                 <w:sz w:val="20"/>
               </w:rPr>
-              <w:t xml:space="preserve">разговор без рук работает по готовым фразам (распознавание Whisper, синтез по запросу); потоковое аудио и потоковые ответы модели — следующий этап голоса (V5). Контракт модификатора для такого адаптера готов: задержка ответа и перебивание на входе, параметры голоса на выходе</w:t>
+              <w:t xml:space="preserve">в тренажёре разговор без рук работает по готовым фразам (Whisper, синтез по запросу). Полнодуплексный режим с потоковым ответом модели и эмоциональным синтезом — отдельный прототип</w:t>
+            </w:r>
+            <w:r>
+              <w:rPr>
+                <w:rFonts w:ascii="Times New Roman" w:hAnsi="Times New Roman"/>
+                <w:sz w:val="20"/>
+              </w:rPr>
+              <w:t xml:space="preserve"> </w:t>
+            </w:r>
+            <w:r>
+              <w:rPr>
+                <w:rStyle w:val="VerbatimChar"/>
+                <w:rFonts w:ascii="Times New Roman" w:hAnsi="Times New Roman"/>
+                <w:sz w:val="20"/>
+              </w:rPr>
+              <w:t xml:space="preserve">prototypes/emotional-voice-duplex</w:t>
+            </w:r>
+            <w:r>
+              <w:rPr>
+                <w:rFonts w:ascii="Times New Roman" w:hAnsi="Times New Roman"/>
+                <w:sz w:val="20"/>
+              </w:rPr>
+              <w:t xml:space="preserve"> </w:t>
+            </w:r>
+            <w:r>
+              <w:rPr>
+                <w:rFonts w:ascii="Times New Roman" w:hAnsi="Times New Roman"/>
+                <w:sz w:val="20"/>
+              </w:rPr>
+              <w:t xml:space="preserve">(Node.js, OpenRouter); подключение к тренажёру — через готовый контракт модификатора: задержка ответа и перебивание на входе, параметры голоса на выходе</w:t>
             </w:r>
           </w:p>
         </w:tc>
@@ -14501,7 +14568,7 @@
         <w:pStyle w:val="BodyText"/>
       </w:pPr>
       <w:r>
-        <w:t xml:space="preserve">Итог: реализовано — 72, частично — 1, не относится к функциональности — 3 из 76. Из требований с приоритетом M реализовано полностью 47 из 48, остальные — частично: 4.4.</w:t>
+        <w:t xml:space="preserve">Итог: реализовано — 73, частично — 1, не относится к функциональности — 3 из 77. Из требований с приоритетом M реализовано полностью 47 из 48, остальные — частично: 4.4.</w:t>
       </w:r>
     </w:p>
     <w:tbl>
@@ -19695,6 +19762,116 @@
                 <w:sz w:val="20"/>
               </w:rPr>
               <w:t xml:space="preserve">входящий вызов, ответ, разговор, завершение, журнал звонков по карточке</w:t>
+            </w:r>
+          </w:p>
+        </w:tc>
+      </w:tr>
+      <w:tr>
+        <w:tc>
+          <w:tcPr/>
+          <w:p>
+            <w:pPr>
+              <w:pStyle w:val="Compact"/>
+              <w:spacing w:line="240" w:lineRule="auto"/>
+              <w:ind w:firstLine="0"/>
+              <w:jc w:val="left"/>
+            </w:pPr>
+            <w:r>
+              <w:rPr>
+                <w:rFonts w:ascii="Times New Roman" w:hAnsi="Times New Roman"/>
+                <w:sz w:val="20"/>
+              </w:rPr>
+              <w:t xml:space="preserve">6.2</w:t>
+            </w:r>
+          </w:p>
+        </w:tc>
+        <w:tc>
+          <w:tcPr/>
+          <w:p>
+            <w:pPr>
+              <w:pStyle w:val="Compact"/>
+              <w:spacing w:line="240" w:lineRule="auto"/>
+              <w:ind w:firstLine="0"/>
+              <w:jc w:val="left"/>
+            </w:pPr>
+            <w:r>
+              <w:rPr>
+                <w:rFonts w:ascii="Times New Roman" w:hAnsi="Times New Roman"/>
+                <w:sz w:val="20"/>
+              </w:rPr>
+              <w:t xml:space="preserve">Голос «участника событий»/старшего группы через TTS, распознавание речи обучающегося (STT) для оценки голосового ответа</w:t>
+            </w:r>
+          </w:p>
+        </w:tc>
+        <w:tc>
+          <w:tcPr/>
+          <w:p>
+            <w:pPr>
+              <w:pStyle w:val="Compact"/>
+              <w:spacing w:line="240" w:lineRule="auto"/>
+              <w:ind w:firstLine="0"/>
+              <w:jc w:val="left"/>
+            </w:pPr>
+            <w:r>
+              <w:rPr>
+                <w:rFonts w:ascii="Times New Roman" w:hAnsi="Times New Roman"/>
+                <w:sz w:val="20"/>
+              </w:rPr>
+              <w:t xml:space="preserve">S</w:t>
+            </w:r>
+          </w:p>
+        </w:tc>
+        <w:tc>
+          <w:tcPr/>
+          <w:p>
+            <w:pPr>
+              <w:pStyle w:val="Compact"/>
+              <w:spacing w:line="240" w:lineRule="auto"/>
+              <w:ind w:firstLine="0"/>
+              <w:jc w:val="left"/>
+            </w:pPr>
+            <w:r>
+              <w:rPr>
+                <w:rFonts w:ascii="Times New Roman" w:hAnsi="Times New Roman"/>
+                <w:sz w:val="20"/>
+              </w:rPr>
+              <w:t xml:space="preserve">1.4, 3.6</w:t>
+            </w:r>
+          </w:p>
+        </w:tc>
+        <w:tc>
+          <w:tcPr/>
+          <w:p>
+            <w:pPr>
+              <w:pStyle w:val="Compact"/>
+              <w:spacing w:line="240" w:lineRule="auto"/>
+              <w:ind w:firstLine="0"/>
+              <w:jc w:val="left"/>
+            </w:pPr>
+            <w:r>
+              <w:rPr>
+                <w:rFonts w:ascii="Times New Roman" w:hAnsi="Times New Roman"/>
+                <w:sz w:val="20"/>
+              </w:rPr>
+              <w:t xml:space="preserve">да</w:t>
+            </w:r>
+          </w:p>
+        </w:tc>
+        <w:tc>
+          <w:tcPr/>
+          <w:p>
+            <w:pPr>
+              <w:pStyle w:val="Compact"/>
+              <w:spacing w:line="240" w:lineRule="auto"/>
+              <w:ind w:firstLine="0"/>
+              <w:jc w:val="left"/>
+            </w:pPr>
+            <w:r>
+              <w:rPr>
+                <w:rFonts w:ascii="Times New Roman" w:hAnsi="Times New Roman"/>
+                <w:sz w:val="20"/>
+              </w:rPr>
+              <w:t xml:space="preserve">голос участника событий и старшего группы — серверный синтез голосом роли с эмоцией (Gemini TTS на демо, Piper в контуре) или синтез браузера; распознавание речи обучающегося — Whisper (локально или API), кнопкой или без рук с перебиванием; голосовой ответ оценивается по распознанному тексту против карточки (#642); полнодуплексный прототип — prototypes/emotional-voice-duplex</w:t>
             </w:r>
           </w:p>
         </w:tc>

--- a/docs/delivery/out/Пояснительная_записка_АИскра.docx
+++ b/docs/delivery/out/Пояснительная_записка_АИскра.docx
@@ -14283,14 +14283,7 @@
                 <w:rFonts w:ascii="Times New Roman" w:hAnsi="Times New Roman"/>
                 <w:sz w:val="20"/>
               </w:rPr>
-              <w:t xml:space="preserve">в тренажёре разговор без рук работает по готовым фразам (Whisper, синтез по запросу). Полнодуплексный режим с потоковым ответом модели и эмоциональным синтезом — отдельный прототип</w:t>
-            </w:r>
-            <w:r>
-              <w:rPr>
-                <w:rFonts w:ascii="Times New Roman" w:hAnsi="Times New Roman"/>
-                <w:sz w:val="20"/>
-              </w:rPr>
-              <w:t xml:space="preserve"> </w:t>
+              <w:t xml:space="preserve">в звонке тренажёра разговор без рук работает по готовым фразам (Whisper, синтез по запросу). Голосовой полигон в кабинете (</w:t>
             </w:r>
             <w:r>
               <w:rPr>
@@ -14298,21 +14291,29 @@
                 <w:rFonts w:ascii="Times New Roman" w:hAnsi="Times New Roman"/>
                 <w:sz w:val="20"/>
               </w:rPr>
-              <w:t xml:space="preserve">prototypes/emotional-voice-duplex</w:t>
-            </w:r>
-            <w:r>
-              <w:rPr>
-                <w:rFonts w:ascii="Times New Roman" w:hAnsi="Times New Roman"/>
-                <w:sz w:val="20"/>
-              </w:rPr>
-              <w:t xml:space="preserve"> </w:t>
-            </w:r>
-            <w:r>
-              <w:rPr>
-                <w:rFonts w:ascii="Times New Roman" w:hAnsi="Times New Roman"/>
-                <w:sz w:val="20"/>
-              </w:rPr>
-              <w:t xml:space="preserve">(Node.js, OpenRouter); подключение к тренажёру — через готовый контракт модификатора: задержка ответа и перебивание на входе, параметры голоса на выходе</w:t>
+              <w:t xml:space="preserve">/voice-lab/</w:t>
+            </w:r>
+            <w:r>
+              <w:rPr>
+                <w:rFonts w:ascii="Times New Roman" w:hAnsi="Times New Roman"/>
+                <w:sz w:val="20"/>
+              </w:rPr>
+              <w:t xml:space="preserve">) даёт свободный разговор с эмоциональным заявителем: распознавание, реплика и синтез идут через ИИ-порты тренажёра (</w:t>
+            </w:r>
+            <w:r>
+              <w:rPr>
+                <w:rStyle w:val="VerbatimChar"/>
+                <w:rFonts w:ascii="Times New Roman" w:hAnsi="Times New Roman"/>
+                <w:sz w:val="20"/>
+              </w:rPr>
+              <w:t xml:space="preserve">/api/v1/training/voice-lab/*</w:t>
+            </w:r>
+            <w:r>
+              <w:rPr>
+                <w:rFonts w:ascii="Times New Roman" w:hAnsi="Times New Roman"/>
+                <w:sz w:val="20"/>
+              </w:rPr>
+              <w:t xml:space="preserve">), ответ приходит потоком фраз, заявителя можно перебить. Потоковая генерация токенов моделью — следующий этап</w:t>
             </w:r>
           </w:p>
         </w:tc>
@@ -25879,7 +25880,7 @@
         <w:pStyle w:val="FirstParagraph"/>
       </w:pPr>
       <w:r>
-        <w:t xml:space="preserve">Всего операций: 122. Спецификация — файл</w:t>
+        <w:t xml:space="preserve">Всего операций: 125. Спецификация — файл</w:t>
       </w:r>
       <w:r>
         <w:t xml:space="preserve"> </w:t>
@@ -29112,9 +29113,9 @@
         </w:tblBorders>
       </w:tblPr>
       <w:tblGrid>
-        <w:gridCol w:w="1156"/>
-        <w:gridCol w:w="3292"/>
-        <w:gridCol w:w="3470"/>
+        <w:gridCol w:w="1144"/>
+        <w:gridCol w:w="3256"/>
+        <w:gridCol w:w="3520"/>
       </w:tblGrid>
       <w:tr>
         <w:trPr>
@@ -31394,6 +31395,177 @@
                 <w:sz w:val="20"/>
               </w:rPr>
               <w:t xml:space="preserve">Обучающиеся для назначения на занятие</w:t>
+            </w:r>
+          </w:p>
+        </w:tc>
+      </w:tr>
+      <w:tr>
+        <w:tc>
+          <w:tcPr/>
+          <w:p>
+            <w:pPr>
+              <w:pStyle w:val="Compact"/>
+              <w:spacing w:line="240" w:lineRule="auto"/>
+              <w:ind w:firstLine="0"/>
+              <w:jc w:val="left"/>
+            </w:pPr>
+            <w:r>
+              <w:rPr>
+                <w:rFonts w:ascii="Times New Roman" w:hAnsi="Times New Roman"/>
+                <w:sz w:val="20"/>
+              </w:rPr>
+              <w:t xml:space="preserve">POST</w:t>
+            </w:r>
+          </w:p>
+        </w:tc>
+        <w:tc>
+          <w:tcPr/>
+          <w:p>
+            <w:pPr>
+              <w:pStyle w:val="Compact"/>
+              <w:spacing w:line="240" w:lineRule="auto"/>
+              <w:ind w:firstLine="0"/>
+              <w:jc w:val="left"/>
+            </w:pPr>
+            <w:r>
+              <w:rPr>
+                <w:rStyle w:val="VerbatimChar"/>
+                <w:rFonts w:ascii="Times New Roman" w:hAnsi="Times New Roman"/>
+                <w:sz w:val="20"/>
+              </w:rPr>
+              <w:t xml:space="preserve">/api/v1/training/voice-lab/chat</w:t>
+            </w:r>
+          </w:p>
+        </w:tc>
+        <w:tc>
+          <w:tcPr/>
+          <w:p>
+            <w:pPr>
+              <w:pStyle w:val="Compact"/>
+              <w:spacing w:line="240" w:lineRule="auto"/>
+              <w:ind w:firstLine="0"/>
+              <w:jc w:val="left"/>
+            </w:pPr>
+            <w:r>
+              <w:rPr>
+                <w:rFonts w:ascii="Times New Roman" w:hAnsi="Times New Roman"/>
+                <w:sz w:val="20"/>
+              </w:rPr>
+              <w:t xml:space="preserve">Голосовой полигон: ответ заявителя потоком SSE (п. 3.6)</w:t>
+            </w:r>
+          </w:p>
+        </w:tc>
+      </w:tr>
+      <w:tr>
+        <w:tc>
+          <w:tcPr/>
+          <w:p>
+            <w:pPr>
+              <w:pStyle w:val="Compact"/>
+              <w:spacing w:line="240" w:lineRule="auto"/>
+              <w:ind w:firstLine="0"/>
+              <w:jc w:val="left"/>
+            </w:pPr>
+            <w:r>
+              <w:rPr>
+                <w:rFonts w:ascii="Times New Roman" w:hAnsi="Times New Roman"/>
+                <w:sz w:val="20"/>
+              </w:rPr>
+              <w:t xml:space="preserve">POST</w:t>
+            </w:r>
+          </w:p>
+        </w:tc>
+        <w:tc>
+          <w:tcPr/>
+          <w:p>
+            <w:pPr>
+              <w:pStyle w:val="Compact"/>
+              <w:spacing w:line="240" w:lineRule="auto"/>
+              <w:ind w:firstLine="0"/>
+              <w:jc w:val="left"/>
+            </w:pPr>
+            <w:r>
+              <w:rPr>
+                <w:rStyle w:val="VerbatimChar"/>
+                <w:rFonts w:ascii="Times New Roman" w:hAnsi="Times New Roman"/>
+                <w:sz w:val="20"/>
+              </w:rPr>
+              <w:t xml:space="preserve">/api/v1/training/voice-lab/stt</w:t>
+            </w:r>
+          </w:p>
+        </w:tc>
+        <w:tc>
+          <w:tcPr/>
+          <w:p>
+            <w:pPr>
+              <w:pStyle w:val="Compact"/>
+              <w:spacing w:line="240" w:lineRule="auto"/>
+              <w:ind w:firstLine="0"/>
+              <w:jc w:val="left"/>
+            </w:pPr>
+            <w:r>
+              <w:rPr>
+                <w:rFonts w:ascii="Times New Roman" w:hAnsi="Times New Roman"/>
+                <w:sz w:val="20"/>
+              </w:rPr>
+              <w:t xml:space="preserve">Голосовой полигон: распознать фразу (п. 3.6)</w:t>
+            </w:r>
+          </w:p>
+        </w:tc>
+      </w:tr>
+      <w:tr>
+        <w:tc>
+          <w:tcPr/>
+          <w:p>
+            <w:pPr>
+              <w:pStyle w:val="Compact"/>
+              <w:spacing w:line="240" w:lineRule="auto"/>
+              <w:ind w:firstLine="0"/>
+              <w:jc w:val="left"/>
+            </w:pPr>
+            <w:r>
+              <w:rPr>
+                <w:rFonts w:ascii="Times New Roman" w:hAnsi="Times New Roman"/>
+                <w:sz w:val="20"/>
+              </w:rPr>
+              <w:t xml:space="preserve">POST</w:t>
+            </w:r>
+          </w:p>
+        </w:tc>
+        <w:tc>
+          <w:tcPr/>
+          <w:p>
+            <w:pPr>
+              <w:pStyle w:val="Compact"/>
+              <w:spacing w:line="240" w:lineRule="auto"/>
+              <w:ind w:firstLine="0"/>
+              <w:jc w:val="left"/>
+            </w:pPr>
+            <w:r>
+              <w:rPr>
+                <w:rStyle w:val="VerbatimChar"/>
+                <w:rFonts w:ascii="Times New Roman" w:hAnsi="Times New Roman"/>
+                <w:sz w:val="20"/>
+              </w:rPr>
+              <w:t xml:space="preserve">/api/v1/training/voice-lab/tts</w:t>
+            </w:r>
+          </w:p>
+        </w:tc>
+        <w:tc>
+          <w:tcPr/>
+          <w:p>
+            <w:pPr>
+              <w:pStyle w:val="Compact"/>
+              <w:spacing w:line="240" w:lineRule="auto"/>
+              <w:ind w:firstLine="0"/>
+              <w:jc w:val="left"/>
+            </w:pPr>
+            <w:r>
+              <w:rPr>
+                <w:rFonts w:ascii="Times New Roman" w:hAnsi="Times New Roman"/>
+                <w:sz w:val="20"/>
+              </w:rPr>
+              <w:t xml:space="preserve">Голосовой полигон: озвучить реплику с эмоцией (п. 3.6)</w:t>
             </w:r>
           </w:p>
         </w:tc>

--- a/docs/delivery/out/Пояснительная_записка_АИскра.docx
+++ b/docs/delivery/out/Пояснительная_записка_АИскра.docx
@@ -97,7 +97,7 @@
           <w:b w:val="0"/>
           <w:sz w:val="24"/>
         </w:rPr>
-        <w:t>Москва, 29.09.2026</w:t>
+        <w:t>Москва, 19.10.2026</w:t>
       </w:r>
     </w:p>
     <w:p>
@@ -25880,7 +25880,7 @@
         <w:pStyle w:val="FirstParagraph"/>
       </w:pPr>
       <w:r>
-        <w:t xml:space="preserve">Всего операций: 125. Спецификация — файл</w:t>
+        <w:t xml:space="preserve">Всего операций: 131. Спецификация — файл</w:t>
       </w:r>
       <w:r>
         <w:t xml:space="preserve"> </w:t>
@@ -25922,9 +25922,9 @@
         </w:tblBorders>
       </w:tblPr>
       <w:tblGrid>
-        <w:gridCol w:w="1105"/>
-        <w:gridCol w:w="3315"/>
-        <w:gridCol w:w="3499"/>
+        <w:gridCol w:w="1080"/>
+        <w:gridCol w:w="3240"/>
+        <w:gridCol w:w="3600"/>
       </w:tblGrid>
       <w:tr>
         <w:trPr>
@@ -25981,6 +25981,120 @@
                 <w:sz w:val="20"/>
               </w:rPr>
               <w:t xml:space="preserve">Назначение</w:t>
+            </w:r>
+          </w:p>
+        </w:tc>
+      </w:tr>
+      <w:tr>
+        <w:tc>
+          <w:tcPr/>
+          <w:p>
+            <w:pPr>
+              <w:pStyle w:val="Compact"/>
+              <w:spacing w:line="240" w:lineRule="auto"/>
+              <w:ind w:firstLine="0"/>
+              <w:jc w:val="left"/>
+            </w:pPr>
+            <w:r>
+              <w:rPr>
+                <w:rFonts w:ascii="Times New Roman" w:hAnsi="Times New Roman"/>
+                <w:sz w:val="20"/>
+              </w:rPr>
+              <w:t xml:space="preserve">GET</w:t>
+            </w:r>
+          </w:p>
+        </w:tc>
+        <w:tc>
+          <w:tcPr/>
+          <w:p>
+            <w:pPr>
+              <w:pStyle w:val="Compact"/>
+              <w:spacing w:line="240" w:lineRule="auto"/>
+              <w:ind w:firstLine="0"/>
+              <w:jc w:val="left"/>
+            </w:pPr>
+            <w:r>
+              <w:rPr>
+                <w:rStyle w:val="VerbatimChar"/>
+                <w:rFonts w:ascii="Times New Roman" w:hAnsi="Times New Roman"/>
+                <w:sz w:val="20"/>
+              </w:rPr>
+              <w:t xml:space="preserve">/api/v1/auth/demo-accounts</w:t>
+            </w:r>
+          </w:p>
+        </w:tc>
+        <w:tc>
+          <w:tcPr/>
+          <w:p>
+            <w:pPr>
+              <w:pStyle w:val="Compact"/>
+              <w:spacing w:line="240" w:lineRule="auto"/>
+              <w:ind w:firstLine="0"/>
+              <w:jc w:val="left"/>
+            </w:pPr>
+            <w:r>
+              <w:rPr>
+                <w:rFonts w:ascii="Times New Roman" w:hAnsi="Times New Roman"/>
+                <w:sz w:val="20"/>
+              </w:rPr>
+              <w:t xml:space="preserve">Демо-учётки для страницы входа (публичный; только режимы demo и dev, F2)</w:t>
+            </w:r>
+          </w:p>
+        </w:tc>
+      </w:tr>
+      <w:tr>
+        <w:tc>
+          <w:tcPr/>
+          <w:p>
+            <w:pPr>
+              <w:pStyle w:val="Compact"/>
+              <w:spacing w:line="240" w:lineRule="auto"/>
+              <w:ind w:firstLine="0"/>
+              <w:jc w:val="left"/>
+            </w:pPr>
+            <w:r>
+              <w:rPr>
+                <w:rFonts w:ascii="Times New Roman" w:hAnsi="Times New Roman"/>
+                <w:sz w:val="20"/>
+              </w:rPr>
+              <w:t xml:space="preserve">POST</w:t>
+            </w:r>
+          </w:p>
+        </w:tc>
+        <w:tc>
+          <w:tcPr/>
+          <w:p>
+            <w:pPr>
+              <w:pStyle w:val="Compact"/>
+              <w:spacing w:line="240" w:lineRule="auto"/>
+              <w:ind w:firstLine="0"/>
+              <w:jc w:val="left"/>
+            </w:pPr>
+            <w:r>
+              <w:rPr>
+                <w:rStyle w:val="VerbatimChar"/>
+                <w:rFonts w:ascii="Times New Roman" w:hAnsi="Times New Roman"/>
+                <w:sz w:val="20"/>
+              </w:rPr>
+              <w:t xml:space="preserve">/api/v1/auth/demo-login</w:t>
+            </w:r>
+          </w:p>
+        </w:tc>
+        <w:tc>
+          <w:tcPr/>
+          <w:p>
+            <w:pPr>
+              <w:pStyle w:val="Compact"/>
+              <w:spacing w:line="240" w:lineRule="auto"/>
+              <w:ind w:firstLine="0"/>
+              <w:jc w:val="left"/>
+            </w:pPr>
+            <w:r>
+              <w:rPr>
+                <w:rFonts w:ascii="Times New Roman" w:hAnsi="Times New Roman"/>
+                <w:sz w:val="20"/>
+              </w:rPr>
+              <w:t xml:space="preserve">Демо-вход одной кнопкой без пароля (публичный; только режимы demo и dev, F2)</w:t>
             </w:r>
           </w:p>
         </w:tc>
@@ -29704,6 +29818,63 @@
                 <w:rFonts w:ascii="Times New Roman" w:hAnsi="Times New Roman"/>
                 <w:sz w:val="20"/>
               </w:rPr>
+              <w:t xml:space="preserve">POST</w:t>
+            </w:r>
+          </w:p>
+        </w:tc>
+        <w:tc>
+          <w:tcPr/>
+          <w:p>
+            <w:pPr>
+              <w:pStyle w:val="Compact"/>
+              <w:spacing w:line="240" w:lineRule="auto"/>
+              <w:ind w:firstLine="0"/>
+              <w:jc w:val="left"/>
+            </w:pPr>
+            <w:r>
+              <w:rPr>
+                <w:rStyle w:val="VerbatimChar"/>
+                <w:rFonts w:ascii="Times New Roman" w:hAnsi="Times New Roman"/>
+                <w:sz w:val="20"/>
+              </w:rPr>
+              <w:t xml:space="preserve">/api/v1/training/calls/{call_id}/replicas/stream</w:t>
+            </w:r>
+          </w:p>
+        </w:tc>
+        <w:tc>
+          <w:tcPr/>
+          <w:p>
+            <w:pPr>
+              <w:pStyle w:val="Compact"/>
+              <w:spacing w:line="240" w:lineRule="auto"/>
+              <w:ind w:firstLine="0"/>
+              <w:jc w:val="left"/>
+            </w:pPr>
+            <w:r>
+              <w:rPr>
+                <w:rFonts w:ascii="Times New Roman" w:hAnsi="Times New Roman"/>
+                <w:sz w:val="20"/>
+              </w:rPr>
+              <w:t xml:space="preserve">Реплика оператора → ответ ИИ-собеседника потоком SSE (F1)</w:t>
+            </w:r>
+          </w:p>
+        </w:tc>
+      </w:tr>
+      <w:tr>
+        <w:tc>
+          <w:tcPr/>
+          <w:p>
+            <w:pPr>
+              <w:pStyle w:val="Compact"/>
+              <w:spacing w:line="240" w:lineRule="auto"/>
+              <w:ind w:firstLine="0"/>
+              <w:jc w:val="left"/>
+            </w:pPr>
+            <w:r>
+              <w:rPr>
+                <w:rFonts w:ascii="Times New Roman" w:hAnsi="Times New Roman"/>
+                <w:sz w:val="20"/>
+              </w:rPr>
               <w:t xml:space="preserve">GET</w:t>
             </w:r>
           </w:p>
@@ -29723,6 +29894,63 @@
                 <w:rFonts w:ascii="Times New Roman" w:hAnsi="Times New Roman"/>
                 <w:sz w:val="20"/>
               </w:rPr>
+              <w:t xml:space="preserve">/api/v1/training/calls/{call_id}/speak</w:t>
+            </w:r>
+          </w:p>
+        </w:tc>
+        <w:tc>
+          <w:tcPr/>
+          <w:p>
+            <w:pPr>
+              <w:pStyle w:val="Compact"/>
+              <w:spacing w:line="240" w:lineRule="auto"/>
+              <w:ind w:firstLine="0"/>
+              <w:jc w:val="left"/>
+            </w:pPr>
+            <w:r>
+              <w:rPr>
+                <w:rFonts w:ascii="Times New Roman" w:hAnsi="Times New Roman"/>
+                <w:sz w:val="20"/>
+              </w:rPr>
+              <w:t xml:space="preserve">Озвучить фразу потокового ответа голосом собеседника (F1)</w:t>
+            </w:r>
+          </w:p>
+        </w:tc>
+      </w:tr>
+      <w:tr>
+        <w:tc>
+          <w:tcPr/>
+          <w:p>
+            <w:pPr>
+              <w:pStyle w:val="Compact"/>
+              <w:spacing w:line="240" w:lineRule="auto"/>
+              <w:ind w:firstLine="0"/>
+              <w:jc w:val="left"/>
+            </w:pPr>
+            <w:r>
+              <w:rPr>
+                <w:rFonts w:ascii="Times New Roman" w:hAnsi="Times New Roman"/>
+                <w:sz w:val="20"/>
+              </w:rPr>
+              <w:t xml:space="preserve">GET</w:t>
+            </w:r>
+          </w:p>
+        </w:tc>
+        <w:tc>
+          <w:tcPr/>
+          <w:p>
+            <w:pPr>
+              <w:pStyle w:val="Compact"/>
+              <w:spacing w:line="240" w:lineRule="auto"/>
+              <w:ind w:firstLine="0"/>
+              <w:jc w:val="left"/>
+            </w:pPr>
+            <w:r>
+              <w:rPr>
+                <w:rStyle w:val="VerbatimChar"/>
+                <w:rFonts w:ascii="Times New Roman" w:hAnsi="Times New Roman"/>
+                <w:sz w:val="20"/>
+              </w:rPr>
               <w:t xml:space="preserve">/api/v1/training/cards/{card_id}/calls</w:t>
             </w:r>
           </w:p>
@@ -30084,6 +30312,63 @@
                 <w:sz w:val="20"/>
               </w:rPr>
               <w:t xml:space="preserve">Файл материала (PDF открывается в браузере)</w:t>
+            </w:r>
+          </w:p>
+        </w:tc>
+      </w:tr>
+      <w:tr>
+        <w:tc>
+          <w:tcPr/>
+          <w:p>
+            <w:pPr>
+              <w:pStyle w:val="Compact"/>
+              <w:spacing w:line="240" w:lineRule="auto"/>
+              <w:ind w:firstLine="0"/>
+              <w:jc w:val="left"/>
+            </w:pPr>
+            <w:r>
+              <w:rPr>
+                <w:rFonts w:ascii="Times New Roman" w:hAnsi="Times New Roman"/>
+                <w:sz w:val="20"/>
+              </w:rPr>
+              <w:t xml:space="preserve">GET</w:t>
+            </w:r>
+          </w:p>
+        </w:tc>
+        <w:tc>
+          <w:tcPr/>
+          <w:p>
+            <w:pPr>
+              <w:pStyle w:val="Compact"/>
+              <w:spacing w:line="240" w:lineRule="auto"/>
+              <w:ind w:firstLine="0"/>
+              <w:jc w:val="left"/>
+            </w:pPr>
+            <w:r>
+              <w:rPr>
+                <w:rStyle w:val="VerbatimChar"/>
+                <w:rFonts w:ascii="Times New Roman" w:hAnsi="Times New Roman"/>
+                <w:sz w:val="20"/>
+              </w:rPr>
+              <w:t xml:space="preserve">/api/v1/training/psy/methodology</w:t>
+            </w:r>
+          </w:p>
+        </w:tc>
+        <w:tc>
+          <w:tcPr/>
+          <w:p>
+            <w:pPr>
+              <w:pStyle w:val="Compact"/>
+              <w:spacing w:line="240" w:lineRule="auto"/>
+              <w:ind w:firstLine="0"/>
+              <w:jc w:val="left"/>
+            </w:pPr>
+            <w:r>
+              <w:rPr>
+                <w:rFonts w:ascii="Times New Roman" w:hAnsi="Times New Roman"/>
+                <w:sz w:val="20"/>
+              </w:rPr>
+              <w:t xml:space="preserve">Методика модификатора: научно-методическая основа и профили карточками (F4)</w:t>
             </w:r>
           </w:p>
         </w:tc>
@@ -32227,6 +32512,63 @@
                 <w:sz w:val="20"/>
               </w:rPr>
               <w:t xml:space="preserve">Мой прогресс: динамика баллов и слабые места</w:t>
+            </w:r>
+          </w:p>
+        </w:tc>
+      </w:tr>
+      <w:tr>
+        <w:tc>
+          <w:tcPr/>
+          <w:p>
+            <w:pPr>
+              <w:pStyle w:val="Compact"/>
+              <w:spacing w:line="240" w:lineRule="auto"/>
+              <w:ind w:firstLine="0"/>
+              <w:jc w:val="left"/>
+            </w:pPr>
+            <w:r>
+              <w:rPr>
+                <w:rFonts w:ascii="Times New Roman" w:hAnsi="Times New Roman"/>
+                <w:sz w:val="20"/>
+              </w:rPr>
+              <w:t xml:space="preserve">GET</w:t>
+            </w:r>
+          </w:p>
+        </w:tc>
+        <w:tc>
+          <w:tcPr/>
+          <w:p>
+            <w:pPr>
+              <w:pStyle w:val="Compact"/>
+              <w:spacing w:line="240" w:lineRule="auto"/>
+              <w:ind w:firstLine="0"/>
+              <w:jc w:val="left"/>
+            </w:pPr>
+            <w:r>
+              <w:rPr>
+                <w:rStyle w:val="VerbatimChar"/>
+                <w:rFonts w:ascii="Times New Roman" w:hAnsi="Times New Roman"/>
+                <w:sz w:val="20"/>
+              </w:rPr>
+              <w:t xml:space="preserve">/api/v1/assessment/psy/basis</w:t>
+            </w:r>
+          </w:p>
+        </w:tc>
+        <w:tc>
+          <w:tcPr/>
+          <w:p>
+            <w:pPr>
+              <w:pStyle w:val="Compact"/>
+              <w:spacing w:line="240" w:lineRule="auto"/>
+              <w:ind w:firstLine="0"/>
+              <w:jc w:val="left"/>
+            </w:pPr>
+            <w:r>
+              <w:rPr>
+                <w:rFonts w:ascii="Times New Roman" w:hAnsi="Times New Roman"/>
+                <w:sz w:val="20"/>
+              </w:rPr>
+              <w:t xml:space="preserve">Блок «Работа с заявителем»: почему важен каждый критерий и источники запретов (F4)</w:t>
             </w:r>
           </w:p>
         </w:tc>

--- a/docs/delivery/out/Пояснительная_записка_АИскра.docx
+++ b/docs/delivery/out/Пояснительная_записка_АИскра.docx
@@ -11839,228 +11839,228 @@
                 <w:rFonts w:ascii="Times New Roman" w:hAnsi="Times New Roman"/>
                 <w:sz w:val="20"/>
               </w:rPr>
+              <w:t xml:space="preserve">20</w:t>
+            </w:r>
+          </w:p>
+        </w:tc>
+        <w:tc>
+          <w:tcPr/>
+          <w:p>
+            <w:pPr>
+              <w:pStyle w:val="Compact"/>
+              <w:spacing w:line="240" w:lineRule="auto"/>
+              <w:ind w:firstLine="0"/>
+              <w:jc w:val="left"/>
+            </w:pPr>
+            <w:r>
+              <w:rPr>
+                <w:rFonts w:ascii="Times New Roman" w:hAnsi="Times New Roman"/>
+                <w:sz w:val="20"/>
+              </w:rPr>
+              <w:t xml:space="preserve">Сценарий: легенда заявителя + эталон карточки 112 + эталонные действия ДДС (specs/0.2 §5).</w:t>
+            </w:r>
+          </w:p>
+        </w:tc>
+      </w:tr>
+      <w:tr>
+        <w:tc>
+          <w:tcPr/>
+          <w:p>
+            <w:pPr>
+              <w:pStyle w:val="Compact"/>
+              <w:spacing w:line="240" w:lineRule="auto"/>
+              <w:ind w:firstLine="0"/>
+              <w:jc w:val="left"/>
+            </w:pPr>
+            <w:r>
+              <w:rPr>
+                <w:rStyle w:val="VerbatimChar"/>
+                <w:rFonts w:ascii="Times New Roman" w:hAnsi="Times New Roman"/>
+                <w:sz w:val="20"/>
+              </w:rPr>
+              <w:t xml:space="preserve">system_settings</w:t>
+            </w:r>
+          </w:p>
+        </w:tc>
+        <w:tc>
+          <w:tcPr/>
+          <w:p>
+            <w:pPr>
+              <w:pStyle w:val="Compact"/>
+              <w:spacing w:line="240" w:lineRule="auto"/>
+              <w:ind w:firstLine="0"/>
+              <w:jc w:val="left"/>
+            </w:pPr>
+            <w:r>
+              <w:rPr>
+                <w:rFonts w:ascii="Times New Roman" w:hAnsi="Times New Roman"/>
+                <w:sz w:val="20"/>
+              </w:rPr>
+              <w:t xml:space="preserve">4</w:t>
+            </w:r>
+          </w:p>
+        </w:tc>
+        <w:tc>
+          <w:tcPr/>
+          <w:p>
+            <w:pPr>
+              <w:pStyle w:val="Compact"/>
+              <w:spacing w:line="240" w:lineRule="auto"/>
+              <w:ind w:firstLine="0"/>
+              <w:jc w:val="left"/>
+            </w:pPr>
+            <w:r>
+              <w:rPr>
+                <w:rFonts w:ascii="Times New Roman" w:hAnsi="Times New Roman"/>
+                <w:sz w:val="20"/>
+              </w:rPr>
+              <w:t xml:space="preserve">настройки системы</w:t>
+            </w:r>
+          </w:p>
+        </w:tc>
+      </w:tr>
+      <w:tr>
+        <w:tc>
+          <w:tcPr/>
+          <w:p>
+            <w:pPr>
+              <w:pStyle w:val="Compact"/>
+              <w:spacing w:line="240" w:lineRule="auto"/>
+              <w:ind w:firstLine="0"/>
+              <w:jc w:val="left"/>
+            </w:pPr>
+            <w:r>
+              <w:rPr>
+                <w:rStyle w:val="VerbatimChar"/>
+                <w:rFonts w:ascii="Times New Roman" w:hAnsi="Times New Roman"/>
+                <w:sz w:val="20"/>
+              </w:rPr>
+              <w:t xml:space="preserve">teacher_feedback</w:t>
+            </w:r>
+          </w:p>
+        </w:tc>
+        <w:tc>
+          <w:tcPr/>
+          <w:p>
+            <w:pPr>
+              <w:pStyle w:val="Compact"/>
+              <w:spacing w:line="240" w:lineRule="auto"/>
+              <w:ind w:firstLine="0"/>
+              <w:jc w:val="left"/>
+            </w:pPr>
+            <w:r>
+              <w:rPr>
+                <w:rFonts w:ascii="Times New Roman" w:hAnsi="Times New Roman"/>
+                <w:sz w:val="20"/>
+              </w:rPr>
+              <w:t xml:space="preserve">10</w:t>
+            </w:r>
+          </w:p>
+        </w:tc>
+        <w:tc>
+          <w:tcPr/>
+          <w:p>
+            <w:pPr>
+              <w:pStyle w:val="Compact"/>
+              <w:spacing w:line="240" w:lineRule="auto"/>
+              <w:ind w:firstLine="0"/>
+              <w:jc w:val="left"/>
+            </w:pPr>
+            <w:r>
+              <w:rPr>
+                <w:rFonts w:ascii="Times New Roman" w:hAnsi="Times New Roman"/>
+                <w:sz w:val="20"/>
+              </w:rPr>
+              <w:t xml:space="preserve">Отзыв преподавателя по занятию (п. 4.7): один на пару «занятие + обучающийся»; изменения — в аудите.</w:t>
+            </w:r>
+          </w:p>
+        </w:tc>
+      </w:tr>
+      <w:tr>
+        <w:tc>
+          <w:tcPr/>
+          <w:p>
+            <w:pPr>
+              <w:pStyle w:val="Compact"/>
+              <w:spacing w:line="240" w:lineRule="auto"/>
+              <w:ind w:firstLine="0"/>
+              <w:jc w:val="left"/>
+            </w:pPr>
+            <w:r>
+              <w:rPr>
+                <w:rStyle w:val="VerbatimChar"/>
+                <w:rFonts w:ascii="Times New Roman" w:hAnsi="Times New Roman"/>
+                <w:sz w:val="20"/>
+              </w:rPr>
+              <w:t xml:space="preserve">training_call_messages</w:t>
+            </w:r>
+          </w:p>
+        </w:tc>
+        <w:tc>
+          <w:tcPr/>
+          <w:p>
+            <w:pPr>
+              <w:pStyle w:val="Compact"/>
+              <w:spacing w:line="240" w:lineRule="auto"/>
+              <w:ind w:firstLine="0"/>
+              <w:jc w:val="left"/>
+            </w:pPr>
+            <w:r>
+              <w:rPr>
+                <w:rFonts w:ascii="Times New Roman" w:hAnsi="Times New Roman"/>
+                <w:sz w:val="20"/>
+              </w:rPr>
+              <w:t xml:space="preserve">8</w:t>
+            </w:r>
+          </w:p>
+        </w:tc>
+        <w:tc>
+          <w:tcPr/>
+          <w:p>
+            <w:pPr>
+              <w:pStyle w:val="Compact"/>
+              <w:spacing w:line="240" w:lineRule="auto"/>
+              <w:ind w:firstLine="0"/>
+              <w:jc w:val="left"/>
+            </w:pPr>
+          </w:p>
+        </w:tc>
+      </w:tr>
+      <w:tr>
+        <w:tc>
+          <w:tcPr/>
+          <w:p>
+            <w:pPr>
+              <w:pStyle w:val="Compact"/>
+              <w:spacing w:line="240" w:lineRule="auto"/>
+              <w:ind w:firstLine="0"/>
+              <w:jc w:val="left"/>
+            </w:pPr>
+            <w:r>
+              <w:rPr>
+                <w:rStyle w:val="VerbatimChar"/>
+                <w:rFonts w:ascii="Times New Roman" w:hAnsi="Times New Roman"/>
+                <w:sz w:val="20"/>
+              </w:rPr>
+              <w:t xml:space="preserve">training_calls</w:t>
+            </w:r>
+          </w:p>
+        </w:tc>
+        <w:tc>
+          <w:tcPr/>
+          <w:p>
+            <w:pPr>
+              <w:pStyle w:val="Compact"/>
+              <w:spacing w:line="240" w:lineRule="auto"/>
+              <w:ind w:firstLine="0"/>
+              <w:jc w:val="left"/>
+            </w:pPr>
+            <w:r>
+              <w:rPr>
+                <w:rFonts w:ascii="Times New Roman" w:hAnsi="Times New Roman"/>
+                <w:sz w:val="20"/>
+              </w:rPr>
               <w:t xml:space="preserve">19</w:t>
-            </w:r>
-          </w:p>
-        </w:tc>
-        <w:tc>
-          <w:tcPr/>
-          <w:p>
-            <w:pPr>
-              <w:pStyle w:val="Compact"/>
-              <w:spacing w:line="240" w:lineRule="auto"/>
-              <w:ind w:firstLine="0"/>
-              <w:jc w:val="left"/>
-            </w:pPr>
-            <w:r>
-              <w:rPr>
-                <w:rFonts w:ascii="Times New Roman" w:hAnsi="Times New Roman"/>
-                <w:sz w:val="20"/>
-              </w:rPr>
-              <w:t xml:space="preserve">Сценарий: легенда заявителя + эталон карточки 112 + эталонные действия ДДС (specs/0.2 §5).</w:t>
-            </w:r>
-          </w:p>
-        </w:tc>
-      </w:tr>
-      <w:tr>
-        <w:tc>
-          <w:tcPr/>
-          <w:p>
-            <w:pPr>
-              <w:pStyle w:val="Compact"/>
-              <w:spacing w:line="240" w:lineRule="auto"/>
-              <w:ind w:firstLine="0"/>
-              <w:jc w:val="left"/>
-            </w:pPr>
-            <w:r>
-              <w:rPr>
-                <w:rStyle w:val="VerbatimChar"/>
-                <w:rFonts w:ascii="Times New Roman" w:hAnsi="Times New Roman"/>
-                <w:sz w:val="20"/>
-              </w:rPr>
-              <w:t xml:space="preserve">system_settings</w:t>
-            </w:r>
-          </w:p>
-        </w:tc>
-        <w:tc>
-          <w:tcPr/>
-          <w:p>
-            <w:pPr>
-              <w:pStyle w:val="Compact"/>
-              <w:spacing w:line="240" w:lineRule="auto"/>
-              <w:ind w:firstLine="0"/>
-              <w:jc w:val="left"/>
-            </w:pPr>
-            <w:r>
-              <w:rPr>
-                <w:rFonts w:ascii="Times New Roman" w:hAnsi="Times New Roman"/>
-                <w:sz w:val="20"/>
-              </w:rPr>
-              <w:t xml:space="preserve">4</w:t>
-            </w:r>
-          </w:p>
-        </w:tc>
-        <w:tc>
-          <w:tcPr/>
-          <w:p>
-            <w:pPr>
-              <w:pStyle w:val="Compact"/>
-              <w:spacing w:line="240" w:lineRule="auto"/>
-              <w:ind w:firstLine="0"/>
-              <w:jc w:val="left"/>
-            </w:pPr>
-            <w:r>
-              <w:rPr>
-                <w:rFonts w:ascii="Times New Roman" w:hAnsi="Times New Roman"/>
-                <w:sz w:val="20"/>
-              </w:rPr>
-              <w:t xml:space="preserve">настройки системы</w:t>
-            </w:r>
-          </w:p>
-        </w:tc>
-      </w:tr>
-      <w:tr>
-        <w:tc>
-          <w:tcPr/>
-          <w:p>
-            <w:pPr>
-              <w:pStyle w:val="Compact"/>
-              <w:spacing w:line="240" w:lineRule="auto"/>
-              <w:ind w:firstLine="0"/>
-              <w:jc w:val="left"/>
-            </w:pPr>
-            <w:r>
-              <w:rPr>
-                <w:rStyle w:val="VerbatimChar"/>
-                <w:rFonts w:ascii="Times New Roman" w:hAnsi="Times New Roman"/>
-                <w:sz w:val="20"/>
-              </w:rPr>
-              <w:t xml:space="preserve">teacher_feedback</w:t>
-            </w:r>
-          </w:p>
-        </w:tc>
-        <w:tc>
-          <w:tcPr/>
-          <w:p>
-            <w:pPr>
-              <w:pStyle w:val="Compact"/>
-              <w:spacing w:line="240" w:lineRule="auto"/>
-              <w:ind w:firstLine="0"/>
-              <w:jc w:val="left"/>
-            </w:pPr>
-            <w:r>
-              <w:rPr>
-                <w:rFonts w:ascii="Times New Roman" w:hAnsi="Times New Roman"/>
-                <w:sz w:val="20"/>
-              </w:rPr>
-              <w:t xml:space="preserve">10</w:t>
-            </w:r>
-          </w:p>
-        </w:tc>
-        <w:tc>
-          <w:tcPr/>
-          <w:p>
-            <w:pPr>
-              <w:pStyle w:val="Compact"/>
-              <w:spacing w:line="240" w:lineRule="auto"/>
-              <w:ind w:firstLine="0"/>
-              <w:jc w:val="left"/>
-            </w:pPr>
-            <w:r>
-              <w:rPr>
-                <w:rFonts w:ascii="Times New Roman" w:hAnsi="Times New Roman"/>
-                <w:sz w:val="20"/>
-              </w:rPr>
-              <w:t xml:space="preserve">Отзыв преподавателя по занятию (п. 4.7): один на пару «занятие + обучающийся»; изменения — в аудите.</w:t>
-            </w:r>
-          </w:p>
-        </w:tc>
-      </w:tr>
-      <w:tr>
-        <w:tc>
-          <w:tcPr/>
-          <w:p>
-            <w:pPr>
-              <w:pStyle w:val="Compact"/>
-              <w:spacing w:line="240" w:lineRule="auto"/>
-              <w:ind w:firstLine="0"/>
-              <w:jc w:val="left"/>
-            </w:pPr>
-            <w:r>
-              <w:rPr>
-                <w:rStyle w:val="VerbatimChar"/>
-                <w:rFonts w:ascii="Times New Roman" w:hAnsi="Times New Roman"/>
-                <w:sz w:val="20"/>
-              </w:rPr>
-              <w:t xml:space="preserve">training_call_messages</w:t>
-            </w:r>
-          </w:p>
-        </w:tc>
-        <w:tc>
-          <w:tcPr/>
-          <w:p>
-            <w:pPr>
-              <w:pStyle w:val="Compact"/>
-              <w:spacing w:line="240" w:lineRule="auto"/>
-              <w:ind w:firstLine="0"/>
-              <w:jc w:val="left"/>
-            </w:pPr>
-            <w:r>
-              <w:rPr>
-                <w:rFonts w:ascii="Times New Roman" w:hAnsi="Times New Roman"/>
-                <w:sz w:val="20"/>
-              </w:rPr>
-              <w:t xml:space="preserve">8</w:t>
-            </w:r>
-          </w:p>
-        </w:tc>
-        <w:tc>
-          <w:tcPr/>
-          <w:p>
-            <w:pPr>
-              <w:pStyle w:val="Compact"/>
-              <w:spacing w:line="240" w:lineRule="auto"/>
-              <w:ind w:firstLine="0"/>
-              <w:jc w:val="left"/>
-            </w:pPr>
-          </w:p>
-        </w:tc>
-      </w:tr>
-      <w:tr>
-        <w:tc>
-          <w:tcPr/>
-          <w:p>
-            <w:pPr>
-              <w:pStyle w:val="Compact"/>
-              <w:spacing w:line="240" w:lineRule="auto"/>
-              <w:ind w:firstLine="0"/>
-              <w:jc w:val="left"/>
-            </w:pPr>
-            <w:r>
-              <w:rPr>
-                <w:rStyle w:val="VerbatimChar"/>
-                <w:rFonts w:ascii="Times New Roman" w:hAnsi="Times New Roman"/>
-                <w:sz w:val="20"/>
-              </w:rPr>
-              <w:t xml:space="preserve">training_calls</w:t>
-            </w:r>
-          </w:p>
-        </w:tc>
-        <w:tc>
-          <w:tcPr/>
-          <w:p>
-            <w:pPr>
-              <w:pStyle w:val="Compact"/>
-              <w:spacing w:line="240" w:lineRule="auto"/>
-              <w:ind w:firstLine="0"/>
-              <w:jc w:val="left"/>
-            </w:pPr>
-            <w:r>
-              <w:rPr>
-                <w:rFonts w:ascii="Times New Roman" w:hAnsi="Times New Roman"/>
-                <w:sz w:val="20"/>
-              </w:rPr>
-              <w:t xml:space="preserve">18</w:t>
             </w:r>
           </w:p>
         </w:tc>
@@ -25880,7 +25880,7 @@
         <w:pStyle w:val="FirstParagraph"/>
       </w:pPr>
       <w:r>
-        <w:t xml:space="preserve">Всего операций: 131. Спецификация — файл</w:t>
+        <w:t xml:space="preserve">Всего операций: 133. Спецификация — файл</w:t>
       </w:r>
       <w:r>
         <w:t xml:space="preserve"> </w:t>
@@ -29305,6 +29305,63 @@
                 <w:rFonts w:ascii="Times New Roman" w:hAnsi="Times New Roman"/>
                 <w:sz w:val="20"/>
               </w:rPr>
+              <w:t xml:space="preserve">GET</w:t>
+            </w:r>
+          </w:p>
+        </w:tc>
+        <w:tc>
+          <w:tcPr/>
+          <w:p>
+            <w:pPr>
+              <w:pStyle w:val="Compact"/>
+              <w:spacing w:line="240" w:lineRule="auto"/>
+              <w:ind w:firstLine="0"/>
+              <w:jc w:val="left"/>
+            </w:pPr>
+            <w:r>
+              <w:rPr>
+                <w:rStyle w:val="VerbatimChar"/>
+                <w:rFonts w:ascii="Times New Roman" w:hAnsi="Times New Roman"/>
+                <w:sz w:val="20"/>
+              </w:rPr>
+              <w:t xml:space="preserve">/api/v1/training/branch-templates</w:t>
+            </w:r>
+          </w:p>
+        </w:tc>
+        <w:tc>
+          <w:tcPr/>
+          <w:p>
+            <w:pPr>
+              <w:pStyle w:val="Compact"/>
+              <w:spacing w:line="240" w:lineRule="auto"/>
+              <w:ind w:firstLine="0"/>
+              <w:jc w:val="left"/>
+            </w:pPr>
+            <w:r>
+              <w:rPr>
+                <w:rFonts w:ascii="Times New Roman" w:hAnsi="Times New Roman"/>
+                <w:sz w:val="20"/>
+              </w:rPr>
+              <w:t xml:space="preserve">Шаблоны ветвящихся сценариев (F5): ситуация развивается по решениям оператора</w:t>
+            </w:r>
+          </w:p>
+        </w:tc>
+      </w:tr>
+      <w:tr>
+        <w:tc>
+          <w:tcPr/>
+          <w:p>
+            <w:pPr>
+              <w:pStyle w:val="Compact"/>
+              <w:spacing w:line="240" w:lineRule="auto"/>
+              <w:ind w:firstLine="0"/>
+              <w:jc w:val="left"/>
+            </w:pPr>
+            <w:r>
+              <w:rPr>
+                <w:rFonts w:ascii="Times New Roman" w:hAnsi="Times New Roman"/>
+                <w:sz w:val="20"/>
+              </w:rPr>
               <w:t xml:space="preserve">POST</w:t>
             </w:r>
           </w:p>
@@ -29913,6 +29970,63 @@
                 <w:sz w:val="20"/>
               </w:rPr>
               <w:t xml:space="preserve">Озвучить фразу потокового ответа голосом собеседника (F1)</w:t>
+            </w:r>
+          </w:p>
+        </w:tc>
+      </w:tr>
+      <w:tr>
+        <w:tc>
+          <w:tcPr/>
+          <w:p>
+            <w:pPr>
+              <w:pStyle w:val="Compact"/>
+              <w:spacing w:line="240" w:lineRule="auto"/>
+              <w:ind w:firstLine="0"/>
+              <w:jc w:val="left"/>
+            </w:pPr>
+            <w:r>
+              <w:rPr>
+                <w:rFonts w:ascii="Times New Roman" w:hAnsi="Times New Roman"/>
+                <w:sz w:val="20"/>
+              </w:rPr>
+              <w:t xml:space="preserve">POST</w:t>
+            </w:r>
+          </w:p>
+        </w:tc>
+        <w:tc>
+          <w:tcPr/>
+          <w:p>
+            <w:pPr>
+              <w:pStyle w:val="Compact"/>
+              <w:spacing w:line="240" w:lineRule="auto"/>
+              <w:ind w:firstLine="0"/>
+              <w:jc w:val="left"/>
+            </w:pPr>
+            <w:r>
+              <w:rPr>
+                <w:rStyle w:val="VerbatimChar"/>
+                <w:rFonts w:ascii="Times New Roman" w:hAnsi="Times New Roman"/>
+                <w:sz w:val="20"/>
+              </w:rPr>
+              <w:t xml:space="preserve">/api/v1/training/calls/{call_id}/tick</w:t>
+            </w:r>
+          </w:p>
+        </w:tc>
+        <w:tc>
+          <w:tcPr/>
+          <w:p>
+            <w:pPr>
+              <w:pStyle w:val="Compact"/>
+              <w:spacing w:line="240" w:lineRule="auto"/>
+              <w:ind w:firstLine="0"/>
+              <w:jc w:val="left"/>
+            </w:pPr>
+            <w:r>
+              <w:rPr>
+                <w:rFonts w:ascii="Times New Roman" w:hAnsi="Times New Roman"/>
+                <w:sz w:val="20"/>
+              </w:rPr>
+              <w:t xml:space="preserve">F5: таймер ситуации — реплики-события, если ситуация изменилась сама (раз в 5 с, пока звонок идёт)</w:t>
             </w:r>
           </w:p>
         </w:tc>

--- a/docs/delivery/out/Пояснительная_записка_АИскра.docx
+++ b/docs/delivery/out/Пояснительная_записка_АИскра.docx
@@ -97,7 +97,7 @@
           <w:b w:val="0"/>
           <w:sz w:val="24"/>
         </w:rPr>
-        <w:t>Москва, 19.10.2026</w:t>
+        <w:t>Москва, 20.10.2026</w:t>
       </w:r>
     </w:p>
     <w:p>
@@ -11668,7 +11668,7 @@
                 <w:rFonts w:ascii="Times New Roman" w:hAnsi="Times New Roman"/>
                 <w:sz w:val="20"/>
               </w:rPr>
-              <w:t xml:space="preserve">32</w:t>
+              <w:t xml:space="preserve">33</w:t>
             </w:r>
           </w:p>
         </w:tc>
@@ -12060,7 +12060,7 @@
                 <w:rFonts w:ascii="Times New Roman" w:hAnsi="Times New Roman"/>
                 <w:sz w:val="20"/>
               </w:rPr>
-              <w:t xml:space="preserve">19</w:t>
+              <w:t xml:space="preserve">22</w:t>
             </w:r>
           </w:p>
         </w:tc>
@@ -15582,7 +15582,7 @@
                 <w:rFonts w:ascii="Times New Roman" w:hAnsi="Times New Roman"/>
                 <w:sz w:val="20"/>
               </w:rPr>
-              <w:t xml:space="preserve">учётные записи, блокировка, журналы, аудит, состояние сервисов, резервные копии, логи, оповещения; запуск и остановка подсистем тренажёра (поток учебных вызовов 112, выдача карточек ДДС) и настройки — в панели администратора; контейнеры — docker compose</w:t>
+              <w:t xml:space="preserve">учётные записи, блокировка, журналы, аудит, состояние сервисов, резервные копии, логи, оповещения; запуск и остановка подсистем тренажёра (поток учебных вызовов 112, выдача карточек ДДС); настройки IP-телефонии (удержание) и уровня журнала (применяется сразу); параметры БД — в состоянии сервисов, адрес и пароль — в окружении; контейнеры — docker compose</w:t>
             </w:r>
           </w:p>
         </w:tc>
@@ -16682,7 +16682,7 @@
                 <w:rFonts w:ascii="Times New Roman" w:hAnsi="Times New Roman"/>
                 <w:sz w:val="20"/>
               </w:rPr>
-              <w:t xml:space="preserve">перегенерация речи заявителя по комментарию (при подключённой модели)</w:t>
+              <w:t xml:space="preserve">перегенерация речи заявителя по комментарию (при подключённой модели); в прогоне — переписать один ответ заявителя: по комментарию моделью или вручную без модели, факты легенды проверяются, сценарий снова на проверке</w:t>
             </w:r>
           </w:p>
         </w:tc>
@@ -17672,7 +17672,7 @@
                 <w:rFonts w:ascii="Times New Roman" w:hAnsi="Times New Roman"/>
                 <w:sz w:val="20"/>
               </w:rPr>
-              <w:t xml:space="preserve">история и прогресс обучающегося, инсайты по группе; профиль обучающегося, норматив / факт, разбор занятия, подбор задания по слабым местам, готовность к допуску и протокол</w:t>
+              <w:t xml:space="preserve">история и прогресс обучающегося; инсайты по группе — цифры и выводы ИИ (задача insights; без модели — правила): что слабее всего и что отработать на следующем занятии; профиль обучающегося, норматив / факт, разбор занятия, подбор задания по слабым местам, готовность к допуску и протокол</w:t>
             </w:r>
           </w:p>
         </w:tc>
@@ -18332,7 +18332,7 @@
                 <w:rFonts w:ascii="Times New Roman" w:hAnsi="Times New Roman"/>
                 <w:sz w:val="20"/>
               </w:rPr>
-              <w:t xml:space="preserve">автооценка карточки по эталону: тип, службы, адрес, признаки, заявитель, пострадавшие, описание, время</w:t>
+              <w:t xml:space="preserve">автооценка карточки по эталону: тип, службы, адрес, признаки, заявитель, пострадавшие, описание, время; грамотность — ИИ-судья, без модели — правила (повторы, латиница, пробелы, скобки, частые ошибки)</w:t>
             </w:r>
           </w:p>
         </w:tc>
@@ -18406,7 +18406,7 @@
                 <w:rFonts w:ascii="Times New Roman" w:hAnsi="Times New Roman"/>
                 <w:sz w:val="20"/>
               </w:rPr>
-              <w:t xml:space="preserve">1.3</w:t>
+              <w:t xml:space="preserve">1.3, 1.6</w:t>
             </w:r>
           </w:p>
         </w:tc>
@@ -18442,7 +18442,7 @@
                 <w:rFonts w:ascii="Times New Roman" w:hAnsi="Times New Roman"/>
                 <w:sz w:val="20"/>
               </w:rPr>
-              <w:t xml:space="preserve">передача в ДДС при сохранении, отработки, «отработана», «проверена», «на доработку», дополнение</w:t>
+              <w:t xml:space="preserve">передача в ДДС при сохранении, отработки, «отработана», «проверена», «на доработку», дополнение; повторные обращения — «Есть карточка с заявителем по этому номеру» и «совпадение» по адресу, привязка к главной, окно связей; учебный повторный звонок (доля — настройка занятия) и критерий «привязка к карточке» в оценке</w:t>
             </w:r>
           </w:p>
         </w:tc>
@@ -19652,7 +19652,7 @@
                 <w:rFonts w:ascii="Times New Roman" w:hAnsi="Times New Roman"/>
                 <w:sz w:val="20"/>
               </w:rPr>
-              <w:t xml:space="preserve">решение, время реакции, порядок и полнота статусов, наряд, комментарии, звонки, регламентность и грамотность</w:t>
+              <w:t xml:space="preserve">решение, время реакции по карточке (ожидание в очереди и разбор) и по очереди в отчёте занятия, порядок и полнота статусов, наряд, комментарии, факт и порядок звонков относительно статусов, регламентность (ИИ) и грамотность (ИИ или правила)</w:t>
             </w:r>
           </w:p>
         </w:tc>
@@ -19762,7 +19762,7 @@
                 <w:rFonts w:ascii="Times New Roman" w:hAnsi="Times New Roman"/>
                 <w:sz w:val="20"/>
               </w:rPr>
-              <w:t xml:space="preserve">входящий вызов, ответ, разговор, завершение, журнал звонков по карточке</w:t>
+              <w:t xml:space="preserve">входящий вызов, ответ, разговор, удержание (заявитель кладёт трубку после времени из настроек), завершение, журнал звонков по карточке</w:t>
             </w:r>
           </w:p>
         </w:tc>
@@ -20202,7 +20202,7 @@
                 <w:rFonts w:ascii="Times New Roman" w:hAnsi="Times New Roman"/>
                 <w:sz w:val="20"/>
               </w:rPr>
-              <w:t xml:space="preserve">рекомендации обучающемуся по слабым критериям, инсайты группы; отзыв преподавателя с черновиком от ИИ: что подтянуть и следующий шаг</w:t>
+              <w:t xml:space="preserve">рекомендации обучающемуся по слабым критериям; инсайты группы — выводы ИИ по типичным ошибкам и действия на следующее занятие (без модели — правила); отзыв преподавателя с черновиком от ИИ: что подтянуть и следующий шаг</w:t>
             </w:r>
           </w:p>
         </w:tc>
@@ -25880,7 +25880,7 @@
         <w:pStyle w:val="FirstParagraph"/>
       </w:pPr>
       <w:r>
-        <w:t xml:space="preserve">Всего операций: 133. Спецификация — файл</w:t>
+        <w:t xml:space="preserve">Всего операций: 139. Спецификация — файл</w:t>
       </w:r>
       <w:r>
         <w:t xml:space="preserve"> </w:t>
@@ -28492,6 +28492,120 @@
                 <w:rFonts w:ascii="Times New Roman" w:hAnsi="Times New Roman"/>
                 <w:sz w:val="20"/>
               </w:rPr>
+              <w:t xml:space="preserve">/api/v1/incidents/cards/{card_id}/link</w:t>
+            </w:r>
+          </w:p>
+        </w:tc>
+        <w:tc>
+          <w:tcPr/>
+          <w:p>
+            <w:pPr>
+              <w:pStyle w:val="Compact"/>
+              <w:spacing w:line="240" w:lineRule="auto"/>
+              <w:ind w:firstLine="0"/>
+              <w:jc w:val="left"/>
+            </w:pPr>
+            <w:r>
+              <w:rPr>
+                <w:rFonts w:ascii="Times New Roman" w:hAnsi="Times New Roman"/>
+                <w:sz w:val="20"/>
+              </w:rPr>
+              <w:t xml:space="preserve">«привязать» к главной карточке (main_id) или «отвязать» (main_id = null)</w:t>
+            </w:r>
+          </w:p>
+        </w:tc>
+      </w:tr>
+      <w:tr>
+        <w:tc>
+          <w:tcPr/>
+          <w:p>
+            <w:pPr>
+              <w:pStyle w:val="Compact"/>
+              <w:spacing w:line="240" w:lineRule="auto"/>
+              <w:ind w:firstLine="0"/>
+              <w:jc w:val="left"/>
+            </w:pPr>
+            <w:r>
+              <w:rPr>
+                <w:rFonts w:ascii="Times New Roman" w:hAnsi="Times New Roman"/>
+                <w:sz w:val="20"/>
+              </w:rPr>
+              <w:t xml:space="preserve">GET</w:t>
+            </w:r>
+          </w:p>
+        </w:tc>
+        <w:tc>
+          <w:tcPr/>
+          <w:p>
+            <w:pPr>
+              <w:pStyle w:val="Compact"/>
+              <w:spacing w:line="240" w:lineRule="auto"/>
+              <w:ind w:firstLine="0"/>
+              <w:jc w:val="left"/>
+            </w:pPr>
+            <w:r>
+              <w:rPr>
+                <w:rStyle w:val="VerbatimChar"/>
+                <w:rFonts w:ascii="Times New Roman" w:hAnsi="Times New Roman"/>
+                <w:sz w:val="20"/>
+              </w:rPr>
+              <w:t xml:space="preserve">/api/v1/incidents/cards/{card_id}/links</w:t>
+            </w:r>
+          </w:p>
+        </w:tc>
+        <w:tc>
+          <w:tcPr/>
+          <w:p>
+            <w:pPr>
+              <w:pStyle w:val="Compact"/>
+              <w:spacing w:line="240" w:lineRule="auto"/>
+              <w:ind w:firstLine="0"/>
+              <w:jc w:val="left"/>
+            </w:pPr>
+            <w:r>
+              <w:rPr>
+                <w:rFonts w:ascii="Times New Roman" w:hAnsi="Times New Roman"/>
+                <w:sz w:val="20"/>
+              </w:rPr>
+              <w:t xml:space="preserve">Окно связей: главная и подчинённые</w:t>
+            </w:r>
+          </w:p>
+        </w:tc>
+      </w:tr>
+      <w:tr>
+        <w:tc>
+          <w:tcPr/>
+          <w:p>
+            <w:pPr>
+              <w:pStyle w:val="Compact"/>
+              <w:spacing w:line="240" w:lineRule="auto"/>
+              <w:ind w:firstLine="0"/>
+              <w:jc w:val="left"/>
+            </w:pPr>
+            <w:r>
+              <w:rPr>
+                <w:rFonts w:ascii="Times New Roman" w:hAnsi="Times New Roman"/>
+                <w:sz w:val="20"/>
+              </w:rPr>
+              <w:t xml:space="preserve">POST</w:t>
+            </w:r>
+          </w:p>
+        </w:tc>
+        <w:tc>
+          <w:tcPr/>
+          <w:p>
+            <w:pPr>
+              <w:pStyle w:val="Compact"/>
+              <w:spacing w:line="240" w:lineRule="auto"/>
+              <w:ind w:firstLine="0"/>
+              <w:jc w:val="left"/>
+            </w:pPr>
+            <w:r>
+              <w:rPr>
+                <w:rStyle w:val="VerbatimChar"/>
+                <w:rFonts w:ascii="Times New Roman" w:hAnsi="Times New Roman"/>
+                <w:sz w:val="20"/>
+              </w:rPr>
               <w:t xml:space="preserve">/api/v1/incidents/cards/{card_id}/returned</w:t>
             </w:r>
           </w:p>
@@ -29195,6 +29309,63 @@
                 <w:sz w:val="20"/>
               </w:rPr>
               <w:t xml:space="preserve">«Список происшествий»: свои — обучающемуся, все — преподавателю</w:t>
+            </w:r>
+          </w:p>
+        </w:tc>
+      </w:tr>
+      <w:tr>
+        <w:tc>
+          <w:tcPr/>
+          <w:p>
+            <w:pPr>
+              <w:pStyle w:val="Compact"/>
+              <w:spacing w:line="240" w:lineRule="auto"/>
+              <w:ind w:firstLine="0"/>
+              <w:jc w:val="left"/>
+            </w:pPr>
+            <w:r>
+              <w:rPr>
+                <w:rFonts w:ascii="Times New Roman" w:hAnsi="Times New Roman"/>
+                <w:sz w:val="20"/>
+              </w:rPr>
+              <w:t xml:space="preserve">GET</w:t>
+            </w:r>
+          </w:p>
+        </w:tc>
+        <w:tc>
+          <w:tcPr/>
+          <w:p>
+            <w:pPr>
+              <w:pStyle w:val="Compact"/>
+              <w:spacing w:line="240" w:lineRule="auto"/>
+              <w:ind w:firstLine="0"/>
+              <w:jc w:val="left"/>
+            </w:pPr>
+            <w:r>
+              <w:rPr>
+                <w:rStyle w:val="VerbatimChar"/>
+                <w:rFonts w:ascii="Times New Roman" w:hAnsi="Times New Roman"/>
+                <w:sz w:val="20"/>
+              </w:rPr>
+              <w:t xml:space="preserve">/api/v1/incidents/matches</w:t>
+            </w:r>
+          </w:p>
+        </w:tc>
+        <w:tc>
+          <w:tcPr/>
+          <w:p>
+            <w:pPr>
+              <w:pStyle w:val="Compact"/>
+              <w:spacing w:line="240" w:lineRule="auto"/>
+              <w:ind w:firstLine="0"/>
+              <w:jc w:val="left"/>
+            </w:pPr>
+            <w:r>
+              <w:rPr>
+                <w:rFonts w:ascii="Times New Roman" w:hAnsi="Times New Roman"/>
+                <w:sz w:val="20"/>
+              </w:rPr>
+              <w:t xml:space="preserve">Недавние карточки с тем же телефоном или адресом — «Есть карточка с заявителем по этому номеру»</w:t>
             </w:r>
           </w:p>
         </w:tc>
@@ -29647,6 +29818,63 @@
                 <w:rFonts w:ascii="Times New Roman" w:hAnsi="Times New Roman"/>
                 <w:sz w:val="20"/>
               </w:rPr>
+              <w:t xml:space="preserve">POST</w:t>
+            </w:r>
+          </w:p>
+        </w:tc>
+        <w:tc>
+          <w:tcPr/>
+          <w:p>
+            <w:pPr>
+              <w:pStyle w:val="Compact"/>
+              <w:spacing w:line="240" w:lineRule="auto"/>
+              <w:ind w:firstLine="0"/>
+              <w:jc w:val="left"/>
+            </w:pPr>
+            <w:r>
+              <w:rPr>
+                <w:rStyle w:val="VerbatimChar"/>
+                <w:rFonts w:ascii="Times New Roman" w:hAnsi="Times New Roman"/>
+                <w:sz w:val="20"/>
+              </w:rPr>
+              <w:t xml:space="preserve">/api/v1/training/calls/{call_id}/hold</w:t>
+            </w:r>
+          </w:p>
+        </w:tc>
+        <w:tc>
+          <w:tcPr/>
+          <w:p>
+            <w:pPr>
+              <w:pStyle w:val="Compact"/>
+              <w:spacing w:line="240" w:lineRule="auto"/>
+              <w:ind w:firstLine="0"/>
+              <w:jc w:val="left"/>
+            </w:pPr>
+            <w:r>
+              <w:rPr>
+                <w:rFonts w:ascii="Times New Roman" w:hAnsi="Times New Roman"/>
+                <w:sz w:val="20"/>
+              </w:rPr>
+              <w:t xml:space="preserve">Поставить звонок на удержание (ТЗ 6.1)</w:t>
+            </w:r>
+          </w:p>
+        </w:tc>
+      </w:tr>
+      <w:tr>
+        <w:tc>
+          <w:tcPr/>
+          <w:p>
+            <w:pPr>
+              <w:pStyle w:val="Compact"/>
+              <w:spacing w:line="240" w:lineRule="auto"/>
+              <w:ind w:firstLine="0"/>
+              <w:jc w:val="left"/>
+            </w:pPr>
+            <w:r>
+              <w:rPr>
+                <w:rFonts w:ascii="Times New Roman" w:hAnsi="Times New Roman"/>
+                <w:sz w:val="20"/>
+              </w:rPr>
               <w:t xml:space="preserve">GET</w:t>
             </w:r>
           </w:p>
@@ -29932,6 +30160,63 @@
                 <w:rFonts w:ascii="Times New Roman" w:hAnsi="Times New Roman"/>
                 <w:sz w:val="20"/>
               </w:rPr>
+              <w:t xml:space="preserve">POST</w:t>
+            </w:r>
+          </w:p>
+        </w:tc>
+        <w:tc>
+          <w:tcPr/>
+          <w:p>
+            <w:pPr>
+              <w:pStyle w:val="Compact"/>
+              <w:spacing w:line="240" w:lineRule="auto"/>
+              <w:ind w:firstLine="0"/>
+              <w:jc w:val="left"/>
+            </w:pPr>
+            <w:r>
+              <w:rPr>
+                <w:rStyle w:val="VerbatimChar"/>
+                <w:rFonts w:ascii="Times New Roman" w:hAnsi="Times New Roman"/>
+                <w:sz w:val="20"/>
+              </w:rPr>
+              <w:t xml:space="preserve">/api/v1/training/calls/{call_id}/resume</w:t>
+            </w:r>
+          </w:p>
+        </w:tc>
+        <w:tc>
+          <w:tcPr/>
+          <w:p>
+            <w:pPr>
+              <w:pStyle w:val="Compact"/>
+              <w:spacing w:line="240" w:lineRule="auto"/>
+              <w:ind w:firstLine="0"/>
+              <w:jc w:val="left"/>
+            </w:pPr>
+            <w:r>
+              <w:rPr>
+                <w:rFonts w:ascii="Times New Roman" w:hAnsi="Times New Roman"/>
+                <w:sz w:val="20"/>
+              </w:rPr>
+              <w:t xml:space="preserve">Снять звонок с удержания (ТЗ 6.1)</w:t>
+            </w:r>
+          </w:p>
+        </w:tc>
+      </w:tr>
+      <w:tr>
+        <w:tc>
+          <w:tcPr/>
+          <w:p>
+            <w:pPr>
+              <w:pStyle w:val="Compact"/>
+              <w:spacing w:line="240" w:lineRule="auto"/>
+              <w:ind w:firstLine="0"/>
+              <w:jc w:val="left"/>
+            </w:pPr>
+            <w:r>
+              <w:rPr>
+                <w:rFonts w:ascii="Times New Roman" w:hAnsi="Times New Roman"/>
+                <w:sz w:val="20"/>
+              </w:rPr>
               <w:t xml:space="preserve">GET</w:t>
             </w:r>
           </w:p>
@@ -30768,6 +31053,63 @@
                 <w:sz w:val="20"/>
               </w:rPr>
               <w:t xml:space="preserve">Правка сценария (возвращает в черновики) с проверкой грамотности</w:t>
+            </w:r>
+          </w:p>
+        </w:tc>
+      </w:tr>
+      <w:tr>
+        <w:tc>
+          <w:tcPr/>
+          <w:p>
+            <w:pPr>
+              <w:pStyle w:val="Compact"/>
+              <w:spacing w:line="240" w:lineRule="auto"/>
+              <w:ind w:firstLine="0"/>
+              <w:jc w:val="left"/>
+            </w:pPr>
+            <w:r>
+              <w:rPr>
+                <w:rFonts w:ascii="Times New Roman" w:hAnsi="Times New Roman"/>
+                <w:sz w:val="20"/>
+              </w:rPr>
+              <w:t xml:space="preserve">PUT</w:t>
+            </w:r>
+          </w:p>
+        </w:tc>
+        <w:tc>
+          <w:tcPr/>
+          <w:p>
+            <w:pPr>
+              <w:pStyle w:val="Compact"/>
+              <w:spacing w:line="240" w:lineRule="auto"/>
+              <w:ind w:firstLine="0"/>
+              <w:jc w:val="left"/>
+            </w:pPr>
+            <w:r>
+              <w:rPr>
+                <w:rStyle w:val="VerbatimChar"/>
+                <w:rFonts w:ascii="Times New Roman" w:hAnsi="Times New Roman"/>
+                <w:sz w:val="20"/>
+              </w:rPr>
+              <w:t xml:space="preserve">/api/v1/training/scenarios/{scenario_id}/answers/{topic}</w:t>
+            </w:r>
+          </w:p>
+        </w:tc>
+        <w:tc>
+          <w:tcPr/>
+          <w:p>
+            <w:pPr>
+              <w:pStyle w:val="Compact"/>
+              <w:spacing w:line="240" w:lineRule="auto"/>
+              <w:ind w:firstLine="0"/>
+              <w:jc w:val="left"/>
+            </w:pPr>
+            <w:r>
+              <w:rPr>
+                <w:rFonts w:ascii="Times New Roman" w:hAnsi="Times New Roman"/>
+                <w:sz w:val="20"/>
+              </w:rPr>
+              <w:t xml:space="preserve">Один ответ заявителя из прогона: вручную или по комментарию моделью (ТЗ 3.4); сценарий — в черновики</w:t>
             </w:r>
           </w:p>
         </w:tc>

--- a/docs/delivery/out/Пояснительная_записка_АИскра.docx
+++ b/docs/delivery/out/Пояснительная_записка_АИскра.docx
@@ -16242,7 +16242,7 @@
                 <w:rFonts w:ascii="Times New Roman" w:hAnsi="Times New Roman"/>
                 <w:sz w:val="20"/>
               </w:rPr>
-              <w:t xml:space="preserve">журнал ДДС обучающегося — только служба, назначенная ему на идущем занятии, и карточки этого занятия; преподаватель видит любую службу</w:t>
+              <w:t xml:space="preserve">журнал ДДС диспетчера на занятии — только его служба и карточки этого занятия; вне занятия — свободная практика по карточкам вне занятий; преподаватель видит любую службу</w:t>
             </w:r>
           </w:p>
         </w:tc>

--- a/docs/delivery/out/Пояснительная_записка_АИскра.docx
+++ b/docs/delivery/out/Пояснительная_записка_АИскра.docx
@@ -23339,6 +23339,80 @@
                 <w:sz w:val="20"/>
               </w:rPr>
               <w:t xml:space="preserve">Назначение</w:t>
+            </w:r>
+          </w:p>
+        </w:tc>
+      </w:tr>
+      <w:tr>
+        <w:tc>
+          <w:tcPr/>
+          <w:p>
+            <w:pPr>
+              <w:pStyle w:val="Compact"/>
+              <w:spacing w:line="240" w:lineRule="auto"/>
+              <w:ind w:firstLine="0"/>
+              <w:jc w:val="left"/>
+            </w:pPr>
+            <w:r>
+              <w:rPr>
+                <w:rFonts w:ascii="Times New Roman" w:hAnsi="Times New Roman"/>
+                <w:sz w:val="20"/>
+              </w:rPr>
+              <w:t xml:space="preserve">aiosqlite</w:t>
+            </w:r>
+          </w:p>
+        </w:tc>
+        <w:tc>
+          <w:tcPr/>
+          <w:p>
+            <w:pPr>
+              <w:pStyle w:val="Compact"/>
+              <w:spacing w:line="240" w:lineRule="auto"/>
+              <w:ind w:firstLine="0"/>
+              <w:jc w:val="left"/>
+            </w:pPr>
+            <w:r>
+              <w:rPr>
+                <w:rFonts w:ascii="Times New Roman" w:hAnsi="Times New Roman"/>
+                <w:sz w:val="20"/>
+              </w:rPr>
+              <w:t xml:space="preserve">0.22.1</w:t>
+            </w:r>
+          </w:p>
+        </w:tc>
+        <w:tc>
+          <w:tcPr/>
+          <w:p>
+            <w:pPr>
+              <w:pStyle w:val="Compact"/>
+              <w:spacing w:line="240" w:lineRule="auto"/>
+              <w:ind w:firstLine="0"/>
+              <w:jc w:val="left"/>
+            </w:pPr>
+            <w:r>
+              <w:rPr>
+                <w:rFonts w:ascii="Times New Roman" w:hAnsi="Times New Roman"/>
+                <w:sz w:val="20"/>
+              </w:rPr>
+              <w:t xml:space="preserve">MIT</w:t>
+            </w:r>
+          </w:p>
+        </w:tc>
+        <w:tc>
+          <w:tcPr/>
+          <w:p>
+            <w:pPr>
+              <w:pStyle w:val="Compact"/>
+              <w:spacing w:line="240" w:lineRule="auto"/>
+              <w:ind w:firstLine="0"/>
+              <w:jc w:val="left"/>
+            </w:pPr>
+            <w:r>
+              <w:rPr>
+                <w:rFonts w:ascii="Times New Roman" w:hAnsi="Times New Roman"/>
+                <w:sz w:val="20"/>
+              </w:rPr>
+              <w:t xml:space="preserve">драйвер SQLite (тесты, стенд без Docker)</w:t>
             </w:r>
           </w:p>
         </w:tc>

--- a/docs/delivery/out/Пояснительная_записка_АИскра.docx
+++ b/docs/delivery/out/Пояснительная_записка_АИскра.docx
@@ -724,7 +724,7 @@
         </w:rPr>
         <w:t>7 Описание программного интерфейса</w:t>
         <w:tab/>
-        <w:t>28</w:t>
+        <w:t>29</w:t>
       </w:r>
     </w:p>
     <w:p>
@@ -743,7 +743,7 @@
         </w:rPr>
         <w:t>8 Сборка, установка, настройка и восстановление</w:t>
         <w:tab/>
-        <w:t>29</w:t>
+        <w:t>30</w:t>
       </w:r>
     </w:p>
     <w:p>
@@ -762,7 +762,7 @@
         </w:rPr>
         <w:t>8.1 Требования к окружению</w:t>
         <w:tab/>
-        <w:t>29</w:t>
+        <w:t>30</w:t>
       </w:r>
     </w:p>
     <w:p>
@@ -781,7 +781,7 @@
         </w:rPr>
         <w:t>8.2 Сборка и установка</w:t>
         <w:tab/>
-        <w:t>29</w:t>
+        <w:t>30</w:t>
       </w:r>
     </w:p>
     <w:p>
@@ -800,7 +800,7 @@
         </w:rPr>
         <w:t>8.3 Настройка</w:t>
         <w:tab/>
-        <w:t>29</w:t>
+        <w:t>30</w:t>
       </w:r>
     </w:p>
     <w:p>
@@ -819,7 +819,7 @@
         </w:rPr>
         <w:t>8.4 Резервное копирование и восстановление</w:t>
         <w:tab/>
-        <w:t>29</w:t>
+        <w:t>30</w:t>
       </w:r>
     </w:p>
     <w:p>
@@ -838,7 +838,7 @@
         </w:rPr>
         <w:t>8.5 Обслуживание</w:t>
         <w:tab/>
-        <w:t>30</w:t>
+        <w:t>31</w:t>
       </w:r>
     </w:p>
     <w:p>
@@ -857,7 +857,7 @@
         </w:rPr>
         <w:t>9 Информационная безопасность</w:t>
         <w:tab/>
-        <w:t>31</w:t>
+        <w:t>32</w:t>
       </w:r>
     </w:p>
     <w:p>
@@ -876,7 +876,7 @@
         </w:rPr>
         <w:t>10 Условия и ограничения</w:t>
         <w:tab/>
-        <w:t>32</w:t>
+        <w:t>33</w:t>
       </w:r>
     </w:p>
     <w:p>
@@ -895,7 +895,7 @@
         </w:rPr>
         <w:t>10.1 Производительность</w:t>
         <w:tab/>
-        <w:t>32</w:t>
+        <w:t>33</w:t>
       </w:r>
     </w:p>
     <w:p>
@@ -914,7 +914,7 @@
         </w:rPr>
         <w:t>10.2 Условия эксплуатации</w:t>
         <w:tab/>
-        <w:t>32</w:t>
+        <w:t>33</w:t>
       </w:r>
     </w:p>
     <w:p>
@@ -933,7 +933,7 @@
         </w:rPr>
         <w:t>10.3 Ограничения прототипа</w:t>
         <w:tab/>
-        <w:t>32</w:t>
+        <w:t>33</w:t>
       </w:r>
     </w:p>
     <w:p>
@@ -952,7 +952,7 @@
         </w:rPr>
         <w:t>11 Соответствие требованиям технического задания</w:t>
         <w:tab/>
-        <w:t>34</w:t>
+        <w:t>35</w:t>
       </w:r>
     </w:p>
     <w:p>
@@ -971,7 +971,7 @@
         </w:rPr>
         <w:t>12 Перечень используемых библиотек</w:t>
         <w:tab/>
-        <w:t>44</w:t>
+        <w:t>45</w:t>
       </w:r>
     </w:p>
     <w:p>
@@ -990,7 +990,7 @@
         </w:rPr>
         <w:t>13 Приложение А. Перечень операций программного интерфейса</w:t>
         <w:tab/>
-        <w:t>46</w:t>
+        <w:t>47</w:t>
       </w:r>
     </w:p>
     <w:p>
@@ -11422,6 +11422,63 @@
                 <w:rFonts w:ascii="Times New Roman" w:hAnsi="Times New Roman"/>
                 <w:sz w:val="20"/>
               </w:rPr>
+              <w:t xml:space="preserve">dds_phonebooks</w:t>
+            </w:r>
+          </w:p>
+        </w:tc>
+        <w:tc>
+          <w:tcPr/>
+          <w:p>
+            <w:pPr>
+              <w:pStyle w:val="Compact"/>
+              <w:spacing w:line="240" w:lineRule="auto"/>
+              <w:ind w:firstLine="0"/>
+              <w:jc w:val="left"/>
+            </w:pPr>
+            <w:r>
+              <w:rPr>
+                <w:rFonts w:ascii="Times New Roman" w:hAnsi="Times New Roman"/>
+                <w:sz w:val="20"/>
+              </w:rPr>
+              <w:t xml:space="preserve">4</w:t>
+            </w:r>
+          </w:p>
+        </w:tc>
+        <w:tc>
+          <w:tcPr/>
+          <w:p>
+            <w:pPr>
+              <w:pStyle w:val="Compact"/>
+              <w:spacing w:line="240" w:lineRule="auto"/>
+              <w:ind w:firstLine="0"/>
+              <w:jc w:val="left"/>
+            </w:pPr>
+            <w:r>
+              <w:rPr>
+                <w:rFonts w:ascii="Times New Roman" w:hAnsi="Times New Roman"/>
+                <w:sz w:val="20"/>
+              </w:rPr>
+              <w:t xml:space="preserve">Телефонная книга ДДС (п. 2.3, рекомендация экспертов): до 10 абонентов IP-телефона службы.</w:t>
+            </w:r>
+          </w:p>
+        </w:tc>
+      </w:tr>
+      <w:tr>
+        <w:tc>
+          <w:tcPr/>
+          <w:p>
+            <w:pPr>
+              <w:pStyle w:val="Compact"/>
+              <w:spacing w:line="240" w:lineRule="auto"/>
+              <w:ind w:firstLine="0"/>
+              <w:jc w:val="left"/>
+            </w:pPr>
+            <w:r>
+              <w:rPr>
+                <w:rStyle w:val="VerbatimChar"/>
+                <w:rFonts w:ascii="Times New Roman" w:hAnsi="Times New Roman"/>
+                <w:sz w:val="20"/>
+              </w:rPr>
               <w:t xml:space="preserve">dds_queue_items</w:t>
             </w:r>
           </w:p>
@@ -12060,7 +12117,7 @@
                 <w:rFonts w:ascii="Times New Roman" w:hAnsi="Times New Roman"/>
                 <w:sz w:val="20"/>
               </w:rPr>
-              <w:t xml:space="preserve">22</w:t>
+              <w:t xml:space="preserve">23</w:t>
             </w:r>
           </w:p>
         </w:tc>
@@ -17232,7 +17289,7 @@
                 <w:rFonts w:ascii="Times New Roman" w:hAnsi="Times New Roman"/>
                 <w:sz w:val="20"/>
               </w:rPr>
-              <w:t xml:space="preserve">занятие «Действия ДДС»: источник карточек — система, операторы занятия, смешанный</w:t>
+              <w:t xml:space="preserve">занятие «Действия ДДС»: источник карточек — система, операторы занятия, смешанный; вне занятия — самостоятельная тренировка: ИИ сам выдаёт обучающемуся учебную карточку его службы (у каждого своя, без преподавателя)</w:t>
             </w:r>
           </w:p>
         </w:tc>
@@ -19212,7 +19269,7 @@
                 <w:rFonts w:ascii="Times New Roman" w:hAnsi="Times New Roman"/>
                 <w:sz w:val="20"/>
               </w:rPr>
-              <w:t xml:space="preserve">имитация: старший группы, заявитель, другие службы; реальная SIP-телефония — нет</w:t>
+              <w:t xml:space="preserve">имитация: старший группы, заявитель, другие службы; телефонная книга ДДС от преподавателя (до 10 абонентов службы: руководитель организации, начальник отдела реагирования, начальник и специалист аварийной бригады; заявитель — только если включён в книгу), номеронабиратель — номер не из книги не обслуживается; реальная SIP-телефония — нет</w:t>
             </w:r>
           </w:p>
         </w:tc>
@@ -20056,7 +20113,7 @@
                 <w:rFonts w:ascii="Times New Roman" w:hAnsi="Times New Roman"/>
                 <w:sz w:val="20"/>
               </w:rPr>
-              <w:t xml:space="preserve">3.4</w:t>
+              <w:t xml:space="preserve">3.4, 2.1</w:t>
             </w:r>
           </w:p>
         </w:tc>
@@ -20092,7 +20149,7 @@
                 <w:rFonts w:ascii="Times New Roman" w:hAnsi="Times New Roman"/>
                 <w:sz w:val="20"/>
               </w:rPr>
-              <w:t xml:space="preserve">автооценка по эталону: правила и ИИ-судья</w:t>
+              <w:t xml:space="preserve">автооценка по эталону: правила и ИИ-судья; в самостоятельной тренировке ДДС — сразу после окончательного статуса, с рекомендациями по слабым критериям</w:t>
             </w:r>
           </w:p>
         </w:tc>
@@ -25954,7 +26011,7 @@
         <w:pStyle w:val="FirstParagraph"/>
       </w:pPr>
       <w:r>
-        <w:t xml:space="preserve">Всего операций: 139. Спецификация — файл</w:t>
+        <w:t xml:space="preserve">Всего операций: 142. Спецификация — файл</w:t>
       </w:r>
       <w:r>
         <w:t xml:space="preserve"> </w:t>
@@ -29472,9 +29529,9 @@
         </w:tblBorders>
       </w:tblPr>
       <w:tblGrid>
-        <w:gridCol w:w="1144"/>
-        <w:gridCol w:w="3256"/>
-        <w:gridCol w:w="3520"/>
+        <w:gridCol w:w="1131"/>
+        <w:gridCol w:w="3307"/>
+        <w:gridCol w:w="3481"/>
       </w:tblGrid>
       <w:tr>
         <w:trPr>
@@ -30481,6 +30538,120 @@
                 <w:rFonts w:ascii="Times New Roman" w:hAnsi="Times New Roman"/>
                 <w:sz w:val="20"/>
               </w:rPr>
+              <w:t xml:space="preserve">/api/v1/training/dds-phonebook/{service_code}</w:t>
+            </w:r>
+          </w:p>
+        </w:tc>
+        <w:tc>
+          <w:tcPr/>
+          <w:p>
+            <w:pPr>
+              <w:pStyle w:val="Compact"/>
+              <w:spacing w:line="240" w:lineRule="auto"/>
+              <w:ind w:firstLine="0"/>
+              <w:jc w:val="left"/>
+            </w:pPr>
+            <w:r>
+              <w:rPr>
+                <w:rFonts w:ascii="Times New Roman" w:hAnsi="Times New Roman"/>
+                <w:sz w:val="20"/>
+              </w:rPr>
+              <w:t xml:space="preserve">Телефонная книга ДДС: абоненты IP-телефона службы (п. 2.3)</w:t>
+            </w:r>
+          </w:p>
+        </w:tc>
+      </w:tr>
+      <w:tr>
+        <w:tc>
+          <w:tcPr/>
+          <w:p>
+            <w:pPr>
+              <w:pStyle w:val="Compact"/>
+              <w:spacing w:line="240" w:lineRule="auto"/>
+              <w:ind w:firstLine="0"/>
+              <w:jc w:val="left"/>
+            </w:pPr>
+            <w:r>
+              <w:rPr>
+                <w:rFonts w:ascii="Times New Roman" w:hAnsi="Times New Roman"/>
+                <w:sz w:val="20"/>
+              </w:rPr>
+              <w:t xml:space="preserve">PUT</w:t>
+            </w:r>
+          </w:p>
+        </w:tc>
+        <w:tc>
+          <w:tcPr/>
+          <w:p>
+            <w:pPr>
+              <w:pStyle w:val="Compact"/>
+              <w:spacing w:line="240" w:lineRule="auto"/>
+              <w:ind w:firstLine="0"/>
+              <w:jc w:val="left"/>
+            </w:pPr>
+            <w:r>
+              <w:rPr>
+                <w:rStyle w:val="VerbatimChar"/>
+                <w:rFonts w:ascii="Times New Roman" w:hAnsi="Times New Roman"/>
+                <w:sz w:val="20"/>
+              </w:rPr>
+              <w:t xml:space="preserve">/api/v1/training/dds-phonebook/{service_code}</w:t>
+            </w:r>
+          </w:p>
+        </w:tc>
+        <w:tc>
+          <w:tcPr/>
+          <w:p>
+            <w:pPr>
+              <w:pStyle w:val="Compact"/>
+              <w:spacing w:line="240" w:lineRule="auto"/>
+              <w:ind w:firstLine="0"/>
+              <w:jc w:val="left"/>
+            </w:pPr>
+            <w:r>
+              <w:rPr>
+                <w:rFonts w:ascii="Times New Roman" w:hAnsi="Times New Roman"/>
+                <w:sz w:val="20"/>
+              </w:rPr>
+              <w:t xml:space="preserve">Задать телефонную книгу ДДС целиком: не больше 10 абонентов, номера не повторяются</w:t>
+            </w:r>
+          </w:p>
+        </w:tc>
+      </w:tr>
+      <w:tr>
+        <w:tc>
+          <w:tcPr/>
+          <w:p>
+            <w:pPr>
+              <w:pStyle w:val="Compact"/>
+              <w:spacing w:line="240" w:lineRule="auto"/>
+              <w:ind w:firstLine="0"/>
+              <w:jc w:val="left"/>
+            </w:pPr>
+            <w:r>
+              <w:rPr>
+                <w:rFonts w:ascii="Times New Roman" w:hAnsi="Times New Roman"/>
+                <w:sz w:val="20"/>
+              </w:rPr>
+              <w:t xml:space="preserve">GET</w:t>
+            </w:r>
+          </w:p>
+        </w:tc>
+        <w:tc>
+          <w:tcPr/>
+          <w:p>
+            <w:pPr>
+              <w:pStyle w:val="Compact"/>
+              <w:spacing w:line="240" w:lineRule="auto"/>
+              <w:ind w:firstLine="0"/>
+              <w:jc w:val="left"/>
+            </w:pPr>
+            <w:r>
+              <w:rPr>
+                <w:rStyle w:val="VerbatimChar"/>
+                <w:rFonts w:ascii="Times New Roman" w:hAnsi="Times New Roman"/>
+                <w:sz w:val="20"/>
+              </w:rPr>
               <w:t xml:space="preserve">/api/v1/training/materials</w:t>
             </w:r>
           </w:p>
@@ -31469,6 +31640,63 @@
                 <w:sz w:val="20"/>
               </w:rPr>
               <w:t xml:space="preserve">Частичное утверждение эталона (п. 3.3): разделы «принят» / «на доработку»; все приняты — утверждён</w:t>
+            </w:r>
+          </w:p>
+        </w:tc>
+      </w:tr>
+      <w:tr>
+        <w:tc>
+          <w:tcPr/>
+          <w:p>
+            <w:pPr>
+              <w:pStyle w:val="Compact"/>
+              <w:spacing w:line="240" w:lineRule="auto"/>
+              <w:ind w:firstLine="0"/>
+              <w:jc w:val="left"/>
+            </w:pPr>
+            <w:r>
+              <w:rPr>
+                <w:rFonts w:ascii="Times New Roman" w:hAnsi="Times New Roman"/>
+                <w:sz w:val="20"/>
+              </w:rPr>
+              <w:t xml:space="preserve">POST</w:t>
+            </w:r>
+          </w:p>
+        </w:tc>
+        <w:tc>
+          <w:tcPr/>
+          <w:p>
+            <w:pPr>
+              <w:pStyle w:val="Compact"/>
+              <w:spacing w:line="240" w:lineRule="auto"/>
+              <w:ind w:firstLine="0"/>
+              <w:jc w:val="left"/>
+            </w:pPr>
+            <w:r>
+              <w:rPr>
+                <w:rStyle w:val="VerbatimChar"/>
+                <w:rFonts w:ascii="Times New Roman" w:hAnsi="Times New Roman"/>
+                <w:sz w:val="20"/>
+              </w:rPr>
+              <w:t xml:space="preserve">/api/v1/training/self-training/dds</w:t>
+            </w:r>
+          </w:p>
+        </w:tc>
+        <w:tc>
+          <w:tcPr/>
+          <w:p>
+            <w:pPr>
+              <w:pStyle w:val="Compact"/>
+              <w:spacing w:line="240" w:lineRule="auto"/>
+              <w:ind w:firstLine="0"/>
+              <w:jc w:val="left"/>
+            </w:pPr>
+            <w:r>
+              <w:rPr>
+                <w:rFonts w:ascii="Times New Roman" w:hAnsi="Times New Roman"/>
+                <w:sz w:val="20"/>
+              </w:rPr>
+              <w:t xml:space="preserve">Самостоятельная тренировка ДДС: учебная карточка вне занятия для своей службы</w:t>
             </w:r>
           </w:p>
         </w:tc>
